--- a/manuscript/dvm.manuscript.08252023.HB.docx
+++ b/manuscript/dvm.manuscript.08252023.HB.docx
@@ -734,7 +734,24 @@
           <w:sz w:val="24"/>
           <w:szCs w:val="24"/>
         </w:rPr>
-        <w:t xml:space="preserve">). This phenomena can also occur in fine scale patches of lentic habitat within a river floodplain. For example, thermally stratified cold-water alcoves often present a temperature-oxygen squeeze, effectively confining cold-adapted fish to &lt;20% of the water column (Barrett et al. 2023). </w:t>
+        <w:t xml:space="preserve">). This phenomena can also occur in fine scale patches of lentic habitat within a river floodplain. For example, thermally stratified cold-water alcoves often present a temperature-oxygen squeeze, effectively confining cold-adapted fish to &lt;20% of the water column (Barrett et al. </w:t>
+      </w:r>
+      <w:r>
+        <w:rPr>
+          <w:rFonts w:ascii="Times New Roman" w:hAnsi="Times New Roman" w:cs="Times New Roman"/>
+          <w:i/>
+          <w:sz w:val="24"/>
+          <w:szCs w:val="24"/>
+        </w:rPr>
+        <w:t>in review</w:t>
+      </w:r>
+      <w:r>
+        <w:rPr>
+          <w:rFonts w:ascii="Times New Roman" w:hAnsi="Times New Roman" w:cs="Times New Roman"/>
+          <w:sz w:val="24"/>
+          <w:szCs w:val="24"/>
+        </w:rPr>
+        <w:t xml:space="preserve">). </w:t>
       </w:r>
       <w:r>
         <w:rPr>
@@ -864,7 +881,16 @@
           <w:sz w:val="24"/>
           <w:szCs w:val="24"/>
         </w:rPr>
-        <w:t xml:space="preserve"> Diel vertical migration (DVM) is among the most widespread movement behaviors in aquatic systems, occurring in all sizes of water bodies and across multiple trophic levels.  Nocturnal ascent DVM is most commonly studied in zooplankton as anti-predat</w:t>
+        <w:t xml:space="preserve"> Diel vertical migration (DVM) is among the most widespread movement behaviors in aquatic systems, occurring in all sizes of water bodies and across multiple trophic levels.  Nocturnal </w:t>
+      </w:r>
+      <w:r>
+        <w:rPr>
+          <w:rFonts w:ascii="Times New Roman" w:hAnsi="Times New Roman" w:cs="Times New Roman"/>
+          <w:sz w:val="24"/>
+          <w:szCs w:val="24"/>
+        </w:rPr>
+        <w:lastRenderedPageBreak/>
+        <w:t>ascent DVM is most commonly studied in zooplankton as anti-predat</w:t>
       </w:r>
       <w:r>
         <w:rPr>
@@ -1447,7 +1473,16 @@
           <w:sz w:val="24"/>
           <w:szCs w:val="24"/>
         </w:rPr>
-        <w:t>) and excessively warm (&gt;18℃) water, and these habitats</w:t>
+        <w:t xml:space="preserve">) and </w:t>
+      </w:r>
+      <w:r>
+        <w:rPr>
+          <w:rFonts w:ascii="Times New Roman" w:hAnsi="Times New Roman" w:cs="Times New Roman"/>
+          <w:sz w:val="24"/>
+          <w:szCs w:val="24"/>
+        </w:rPr>
+        <w:lastRenderedPageBreak/>
+        <w:t>excessively warm (&gt;18℃) water, and these habitats</w:t>
       </w:r>
       <w:r>
         <w:rPr>
@@ -1784,7 +1819,16 @@
           <w:sz w:val="24"/>
           <w:szCs w:val="24"/>
         </w:rPr>
-        <w:t xml:space="preserve">This study was comprised of four primary components. First, we collected continuous vertical profiles of temperature and DO to characterize how these conditions varied both spatially and temporally in select cold-water alcoves during summer. We then used a subset of our data to simulate how a fish might respond to temperature and oxygen variation given three alternate behavioral responses. Next, we collected empirical data on fine scale vertical movement in </w:t>
+        <w:t xml:space="preserve">This study was comprised of four primary components. First, we collected continuous vertical profiles of temperature and DO to characterize how these conditions varied both spatially and temporally in select cold-water alcoves during summer. We then used a subset of our data to simulate how a fish might respond to temperature and oxygen variation given three alternate </w:t>
+      </w:r>
+      <w:r>
+        <w:rPr>
+          <w:rFonts w:ascii="Times New Roman" w:hAnsi="Times New Roman" w:cs="Times New Roman"/>
+          <w:sz w:val="24"/>
+          <w:szCs w:val="24"/>
+        </w:rPr>
+        <w:lastRenderedPageBreak/>
+        <w:t xml:space="preserve">behavioral responses. Next, we collected empirical data on fine scale vertical movement in </w:t>
       </w:r>
       <w:commentRangeStart w:id="0"/>
       <w:r>
@@ -1928,7 +1972,16 @@
           <w:sz w:val="24"/>
           <w:szCs w:val="24"/>
         </w:rPr>
-        <w:t>In 2020, we collected data on temperature and DO within six known cold-water alcoves on the Upper Willamette River to determine whether these habitats were vertically stratified, and to quantify whether these habitats displayed spatiotemporal variation in temperature and DO. During the summer, we instrumented each of these alcoves with two separate temperature-DO arrays deployed laterally (</w:t>
+        <w:t xml:space="preserve">In 2020, we collected data on temperature and DO within six known cold-water alcoves on the Upper Willamette River to determine whether these habitats were vertically stratified, and to quantify whether these habitats displayed spatiotemporal variation in temperature and DO. </w:t>
+      </w:r>
+      <w:r>
+        <w:rPr>
+          <w:rFonts w:ascii="Times New Roman" w:hAnsi="Times New Roman" w:cs="Times New Roman"/>
+          <w:sz w:val="24"/>
+          <w:szCs w:val="24"/>
+        </w:rPr>
+        <w:lastRenderedPageBreak/>
+        <w:t>During the summer, we instrumented each of these alcoves with two separate temperature-DO arrays deployed laterally (</w:t>
       </w:r>
       <w:r>
         <w:rPr>
@@ -2291,7 +2344,16 @@
           <w:sz w:val="24"/>
           <w:szCs w:val="24"/>
         </w:rPr>
-        <w:t xml:space="preserve">Currently, depth sensing tags lack adequate resolution to accurately determine fish depth selection in shallow environments. This led us to develop a study where we used externally mounted temperature recording iButtons, coupled with temporally continuous recordings of temperature and oxygen at known depths, in order to calculate fish depth over time. This allowed us to determine whether fish were displaying fine scale diel vertical movements in response to fluctuating temperature and oxygen. </w:t>
+        <w:t xml:space="preserve">Currently, depth sensing tags lack adequate resolution to accurately determine fish depth selection in shallow environments. This led us to develop a study where we used externally mounted temperature recording iButtons, coupled with temporally continuous recordings of </w:t>
+      </w:r>
+      <w:r>
+        <w:rPr>
+          <w:rFonts w:ascii="Times New Roman" w:hAnsi="Times New Roman" w:cs="Times New Roman"/>
+          <w:sz w:val="24"/>
+          <w:szCs w:val="24"/>
+        </w:rPr>
+        <w:lastRenderedPageBreak/>
+        <w:t xml:space="preserve">temperature and oxygen at known depths, in order to calculate fish depth over time. This allowed us to determine whether fish were displaying fine scale diel vertical movements in response to fluctuating temperature and oxygen. </w:t>
       </w:r>
     </w:p>
     <w:p>
@@ -2553,6 +2615,7 @@
           <w:sz w:val="24"/>
           <w:szCs w:val="24"/>
         </w:rPr>
+        <w:lastRenderedPageBreak/>
         <w:t>We tagged a total of 11-</w:t>
       </w:r>
       <w:r>
@@ -3011,7 +3074,7 @@
         </w:rPr>
         <w:t xml:space="preserve">cm below the </w:t>
       </w:r>
-      <w:commentRangeStart w:id="4"/>
+      <w:commentRangeStart w:id="5"/>
       <w:r>
         <w:rPr>
           <w:rFonts w:ascii="Times New Roman" w:hAnsi="Times New Roman" w:cs="Times New Roman"/>
@@ -3020,12 +3083,12 @@
         </w:rPr>
         <w:t>surface</w:t>
       </w:r>
-      <w:commentRangeEnd w:id="4"/>
+      <w:commentRangeEnd w:id="5"/>
       <w:r>
         <w:rPr>
           <w:rStyle w:val="CommentReference"/>
         </w:rPr>
-        <w:commentReference w:id="4"/>
+        <w:commentReference w:id="5"/>
       </w:r>
       <w:r>
         <w:rPr>
@@ -3137,7 +3200,16 @@
           <w:sz w:val="24"/>
           <w:szCs w:val="24"/>
         </w:rPr>
-        <w:t xml:space="preserve">. Logger membranes were also wiped clean during this maintenance. </w:t>
+        <w:t xml:space="preserve">. Logger membranes were also wiped </w:t>
+      </w:r>
+      <w:r>
+        <w:rPr>
+          <w:rFonts w:ascii="Times New Roman" w:hAnsi="Times New Roman" w:cs="Times New Roman"/>
+          <w:sz w:val="24"/>
+          <w:szCs w:val="24"/>
+        </w:rPr>
+        <w:lastRenderedPageBreak/>
+        <w:t xml:space="preserve">clean during this maintenance. </w:t>
       </w:r>
       <w:r>
         <w:rPr>
@@ -3405,9 +3477,46 @@
           <w:sz w:val="24"/>
           <w:szCs w:val="24"/>
         </w:rPr>
-        <w:t xml:space="preserve">). Two of the dissolved oxygen and temperature loggers at the site-4 net pen array (loggers at 1.55m and 0.5m depth) became fouled with algae during the study and frequently recorded excessively high and low DO concentrations (despite weekly cleaning of the sensors). The site-5 logger array (closest to the terminus of the alcove; Supplemental Figure 1), however, was within 10m of the site-4 net pen array and </w:t>
-      </w:r>
-      <w:commentRangeStart w:id="5"/>
+        <w:t xml:space="preserve">). Two of the </w:t>
+      </w:r>
+      <w:del w:id="6" w:author="Barrett, Hannah" w:date="2023-10-02T10:40:00Z">
+        <w:r>
+          <w:rPr>
+            <w:rFonts w:ascii="Times New Roman" w:hAnsi="Times New Roman" w:cs="Times New Roman"/>
+            <w:sz w:val="24"/>
+            <w:szCs w:val="24"/>
+          </w:rPr>
+          <w:delText>dissolved oxygen and temperature loggers</w:delText>
+        </w:r>
+      </w:del>
+      <w:ins w:id="7" w:author="Barrett, Hannah" w:date="2023-10-02T10:40:00Z">
+        <w:r>
+          <w:rPr>
+            <w:rFonts w:ascii="Times New Roman" w:hAnsi="Times New Roman" w:cs="Times New Roman"/>
+            <w:sz w:val="24"/>
+            <w:szCs w:val="24"/>
+          </w:rPr>
+          <w:t>temperature-DO loggers</w:t>
+        </w:r>
+      </w:ins>
+      <w:r>
+        <w:rPr>
+          <w:rFonts w:ascii="Times New Roman" w:hAnsi="Times New Roman" w:cs="Times New Roman"/>
+          <w:sz w:val="24"/>
+          <w:szCs w:val="24"/>
+        </w:rPr>
+        <w:t xml:space="preserve"> at the site-4 net pen array (loggers at 1.55m and 0.5m depth) became fouled with algae during the study and frequently recorded excessively high and low DO concentrations (despite weekly cleaning of the sensors). The site-5 logger array (closest to the terminus of the alcove; Supplemental Figure 1), </w:t>
+      </w:r>
+      <w:r>
+        <w:rPr>
+          <w:rFonts w:ascii="Times New Roman" w:hAnsi="Times New Roman" w:cs="Times New Roman"/>
+          <w:sz w:val="24"/>
+          <w:szCs w:val="24"/>
+        </w:rPr>
+        <w:lastRenderedPageBreak/>
+        <w:t xml:space="preserve">however, was within 10m of the site-4 net pen array and </w:t>
+      </w:r>
+      <w:commentRangeStart w:id="8"/>
       <w:r>
         <w:rPr>
           <w:rFonts w:ascii="Times New Roman" w:hAnsi="Times New Roman" w:cs="Times New Roman"/>
@@ -3416,12 +3525,12 @@
         </w:rPr>
         <w:t xml:space="preserve">comparison of logger data </w:t>
       </w:r>
-      <w:commentRangeEnd w:id="5"/>
+      <w:commentRangeEnd w:id="8"/>
       <w:r>
         <w:rPr>
           <w:rStyle w:val="CommentReference"/>
         </w:rPr>
-        <w:commentReference w:id="5"/>
+        <w:commentReference w:id="8"/>
       </w:r>
       <w:r>
         <w:rPr>
@@ -3462,7 +3571,35 @@
           <w:sz w:val="24"/>
           <w:szCs w:val="24"/>
         </w:rPr>
-        <w:t>). We opted to remove the DO recordings from the two fouled loggers at the site-4 net pen array and to incorporate the DO data from the site-5 array recorded by the loggers at the closest aligning depths (loggers at 1.35 and 0.4m depth respectively). This new dataset was used for the depth selection simulation, to quantify fish DO selection from our enclosure study, and for the habitat selection function.</w:t>
+        <w:t>). We opted to remove the DO recordings from the two fouled loggers at the site-4 net pen array and to incorporate the DO data from the site-5 array recorded by the loggers at the closest aligning depths (loggers at 1.35 and 0.4m depth respectively). This new dataset was used for the depth selection simulation, to quantify fish DO selection from our enclosure study, and for the habitat selection function</w:t>
+      </w:r>
+      <w:ins w:id="9" w:author="Barrett, Hannah" w:date="2023-10-02T10:40:00Z">
+        <w:r>
+          <w:rPr>
+            <w:rFonts w:ascii="Times New Roman" w:hAnsi="Times New Roman" w:cs="Times New Roman"/>
+            <w:sz w:val="24"/>
+            <w:szCs w:val="24"/>
+          </w:rPr>
+          <w:t xml:space="preserve"> </w:t>
+        </w:r>
+      </w:ins>
+      <w:ins w:id="10" w:author="Barrett, Hannah" w:date="2023-10-02T10:41:00Z">
+        <w:r>
+          <w:rPr>
+            <w:rFonts w:ascii="Times New Roman" w:hAnsi="Times New Roman" w:cs="Times New Roman"/>
+            <w:sz w:val="24"/>
+            <w:szCs w:val="24"/>
+          </w:rPr>
+          <w:t>(in further detail below)</w:t>
+        </w:r>
+      </w:ins>
+      <w:r>
+        <w:rPr>
+          <w:rFonts w:ascii="Times New Roman" w:hAnsi="Times New Roman" w:cs="Times New Roman"/>
+          <w:sz w:val="24"/>
+          <w:szCs w:val="24"/>
+        </w:rPr>
+        <w:t>.</w:t>
       </w:r>
     </w:p>
     <w:p>
@@ -3575,13 +3712,33 @@
       </w:pPr>
       <m:oMathPara>
         <m:oMath>
+          <m:r>
+            <w:del w:id="11" w:author="Barrett, Hannah" w:date="2023-10-02T10:41:00Z">
+              <w:rPr>
+                <w:rFonts w:ascii="Cambria Math" w:hAnsi="Cambria Math" w:cs="Times New Roman"/>
+                <w:sz w:val="24"/>
+                <w:szCs w:val="24"/>
+              </w:rPr>
+              <m:t>x</m:t>
+            </w:del>
+          </m:r>
+          <m:r>
+            <w:ins w:id="12" w:author="Barrett, Hannah" w:date="2023-10-02T10:41:00Z">
+              <w:rPr>
+                <w:rFonts w:ascii="Cambria Math" w:hAnsi="Cambria Math" w:cs="Times New Roman"/>
+                <w:sz w:val="24"/>
+                <w:szCs w:val="24"/>
+              </w:rPr>
+              <m:t>TE</m:t>
+            </w:ins>
+          </m:r>
           <m:r>
             <w:rPr>
               <w:rFonts w:ascii="Cambria Math" w:hAnsi="Cambria Math" w:cs="Times New Roman"/>
               <w:sz w:val="24"/>
               <w:szCs w:val="24"/>
             </w:rPr>
-            <m:t>x=(</m:t>
+            <m:t>=(</m:t>
           </m:r>
           <m:d>
             <m:dPr>
@@ -3670,7 +3827,27 @@
             <w:sz w:val="24"/>
             <w:szCs w:val="24"/>
           </w:rPr>
-          <m:t xml:space="preserve"> x</m:t>
+          <m:t xml:space="preserve"> </m:t>
+        </m:r>
+        <m:r>
+          <w:del w:id="13" w:author="Barrett, Hannah" w:date="2023-10-02T10:42:00Z">
+            <w:rPr>
+              <w:rFonts w:ascii="Cambria Math" w:hAnsi="Cambria Math" w:cs="Times New Roman"/>
+              <w:sz w:val="24"/>
+              <w:szCs w:val="24"/>
+            </w:rPr>
+            <m:t>x</m:t>
+          </w:del>
+        </m:r>
+        <m:r>
+          <w:ins w:id="14" w:author="Barrett, Hannah" w:date="2023-10-02T10:42:00Z">
+            <w:rPr>
+              <w:rFonts w:ascii="Cambria Math" w:hAnsi="Cambria Math" w:cs="Times New Roman"/>
+              <w:sz w:val="24"/>
+              <w:szCs w:val="24"/>
+            </w:rPr>
+            <m:t>TE</m:t>
+          </w:ins>
         </m:r>
       </m:oMath>
       <w:r>
@@ -3837,10 +4014,19 @@
           <w:sz w:val="24"/>
           <w:szCs w:val="24"/>
         </w:rPr>
-        <w:t>First, the highest and lowest DO concentrations recorded over the 24-hour period were ranked as most optimal (1) and least optimal (0), respectively. The lowest and highest recorded temperatures were similarly ranked (with the lowest temperature as most optimal</w:t>
-      </w:r>
-      <w:commentRangeStart w:id="6"/>
-      <w:commentRangeStart w:id="7"/>
+        <w:t xml:space="preserve">First, the highest and lowest DO concentrations recorded over the 24-hour period were ranked as most optimal (1) and least optimal (0), respectively. The lowest and highest recorded </w:t>
+      </w:r>
+      <w:r>
+        <w:rPr>
+          <w:rFonts w:ascii="Times New Roman" w:hAnsi="Times New Roman" w:cs="Times New Roman"/>
+          <w:sz w:val="24"/>
+          <w:szCs w:val="24"/>
+        </w:rPr>
+        <w:lastRenderedPageBreak/>
+        <w:t>temperatures were similarly ranked (with the lowest temperature as most optimal</w:t>
+      </w:r>
+      <w:commentRangeStart w:id="15"/>
+      <w:commentRangeStart w:id="16"/>
       <w:r>
         <w:rPr>
           <w:rFonts w:ascii="Times New Roman" w:hAnsi="Times New Roman" w:cs="Times New Roman"/>
@@ -3849,19 +4035,19 @@
         </w:rPr>
         <w:t xml:space="preserve">). We then used linear regression to calculate the slope and intercept values between these two indices in order to determine the index values for the full range of temperature and oxygen values recorded over this </w:t>
       </w:r>
-      <w:commentRangeEnd w:id="6"/>
+      <w:commentRangeEnd w:id="15"/>
       <w:r>
         <w:rPr>
           <w:rStyle w:val="CommentReference"/>
         </w:rPr>
-        <w:commentReference w:id="6"/>
-      </w:r>
-      <w:commentRangeEnd w:id="7"/>
+        <w:commentReference w:id="15"/>
+      </w:r>
+      <w:commentRangeEnd w:id="16"/>
       <w:r>
         <w:rPr>
           <w:rStyle w:val="CommentReference"/>
         </w:rPr>
-        <w:commentReference w:id="7"/>
+        <w:commentReference w:id="16"/>
       </w:r>
       <w:r>
         <w:rPr>
@@ -4189,7 +4375,31 @@
           <w:sz w:val="24"/>
           <w:szCs w:val="24"/>
         </w:rPr>
-        <w:t xml:space="preserve"> and used linear interpolation to gain resolution in our fish-depth estimates (Barrett et al. in review). </w:t>
+        <w:t xml:space="preserve"> and used linear interpolation to gain resolution in our fish-depth estimates (Barrett et al. </w:t>
+      </w:r>
+      <w:r>
+        <w:rPr>
+          <w:rFonts w:ascii="Times New Roman" w:hAnsi="Times New Roman" w:cs="Times New Roman"/>
+          <w:i/>
+          <w:sz w:val="24"/>
+          <w:szCs w:val="24"/>
+          <w:rPrChange w:id="17" w:author="Barrett, Hannah" w:date="2023-10-02T10:43:00Z">
+            <w:rPr>
+              <w:rFonts w:ascii="Times New Roman" w:hAnsi="Times New Roman" w:cs="Times New Roman"/>
+              <w:sz w:val="24"/>
+              <w:szCs w:val="24"/>
+            </w:rPr>
+          </w:rPrChange>
+        </w:rPr>
+        <w:t>in review</w:t>
+      </w:r>
+      <w:r>
+        <w:rPr>
+          <w:rFonts w:ascii="Times New Roman" w:hAnsi="Times New Roman" w:cs="Times New Roman"/>
+          <w:sz w:val="24"/>
+          <w:szCs w:val="24"/>
+        </w:rPr>
+        <w:t xml:space="preserve">). </w:t>
       </w:r>
       <w:r>
         <w:rPr>
@@ -4244,7 +4454,52 @@
           <w:sz w:val="24"/>
           <w:szCs w:val="24"/>
         </w:rPr>
-        <w:t>We used discrete choice models to test for temporal patterns in fish habitat selection. Analyses were performed on the two-hour periods of lowest and highest DO in Blue Ruin and Norwood alcoves and comprised 1-week of data (July 30 to August 6, commencing 5-days after fish were released into net pens). First, we used linear interpolation to estimate temperature and DO at a finer vertical resolution. For each time-step, 10-depths were randomly selected from a uniform distribution that spanned the full depth of the water column (0.1m precision), and temperature and DO were estimated for each depth. Temperature and DO measurements were standardized to facilitate comparison and to improve model fit. We used these temperature-DO profile sets to calculate the relative probability of selection, given the range of temperature and DO available. As described by</w:t>
+        <w:t xml:space="preserve">We used discrete choice models to test for temporal patterns in fish habitat selection. Analyses were performed </w:t>
+      </w:r>
+      <w:del w:id="18" w:author="Barrett, Hannah" w:date="2023-10-02T10:43:00Z">
+        <w:r>
+          <w:rPr>
+            <w:rFonts w:ascii="Times New Roman" w:hAnsi="Times New Roman" w:cs="Times New Roman"/>
+            <w:sz w:val="24"/>
+            <w:szCs w:val="24"/>
+          </w:rPr>
+          <w:delText xml:space="preserve">on </w:delText>
+        </w:r>
+      </w:del>
+      <w:ins w:id="19" w:author="Barrett, Hannah" w:date="2023-10-02T10:43:00Z">
+        <w:r>
+          <w:rPr>
+            <w:rFonts w:ascii="Times New Roman" w:hAnsi="Times New Roman" w:cs="Times New Roman"/>
+            <w:sz w:val="24"/>
+            <w:szCs w:val="24"/>
+          </w:rPr>
+          <w:t>for</w:t>
+        </w:r>
+        <w:r>
+          <w:rPr>
+            <w:rFonts w:ascii="Times New Roman" w:hAnsi="Times New Roman" w:cs="Times New Roman"/>
+            <w:sz w:val="24"/>
+            <w:szCs w:val="24"/>
+          </w:rPr>
+          <w:t xml:space="preserve"> </w:t>
+        </w:r>
+      </w:ins>
+      <w:r>
+        <w:rPr>
+          <w:rFonts w:ascii="Times New Roman" w:hAnsi="Times New Roman" w:cs="Times New Roman"/>
+          <w:sz w:val="24"/>
+          <w:szCs w:val="24"/>
+        </w:rPr>
+        <w:t xml:space="preserve">the two-hour periods of lowest and highest DO in Blue Ruin and </w:t>
+      </w:r>
+      <w:r>
+        <w:rPr>
+          <w:rFonts w:ascii="Times New Roman" w:hAnsi="Times New Roman" w:cs="Times New Roman"/>
+          <w:sz w:val="24"/>
+          <w:szCs w:val="24"/>
+        </w:rPr>
+        <w:lastRenderedPageBreak/>
+        <w:t>Norwood alcoves and comprised 1-week of data (July 30 to August 6, commencing 5-days after fish were released into net pens). First, we used linear interpolation to estimate temperature and DO at a finer vertical resolution. For each time-step, 10-depths were randomly selected from a uniform distribution that spanned the full depth of the water column (0.1m precision), and temperature and DO were estimated for each depth. Temperature and DO measurements were standardized to facilitate comparison and to improve model fit. We used these temperature-DO profile sets to calculate the relative probability of selection, given the range of temperature and DO available. As described by</w:t>
       </w:r>
       <w:r>
         <w:rPr>
@@ -4922,6 +5177,15 @@
               <m:sty m:val="p"/>
             </m:rPr>
             <w:rPr>
+              <w:rStyle w:val="CommentReference"/>
+            </w:rPr>
+            <w:commentReference w:id="20"/>
+          </m:r>
+          <m:r>
+            <m:rPr>
+              <m:sty m:val="p"/>
+            </m:rPr>
+            <w:rPr>
               <w:rFonts w:ascii="Times New Roman" w:eastAsiaTheme="minorEastAsia" w:hAnsi="Times New Roman" w:cs="Times New Roman"/>
               <w:sz w:val="24"/>
               <w:szCs w:val="24"/>
@@ -5137,11 +5401,6 @@
     <w:p>
       <w:pPr>
         <w:spacing w:line="480" w:lineRule="auto"/>
-        <w:rPr>
-          <w:rFonts w:ascii="Times New Roman" w:hAnsi="Times New Roman" w:cs="Times New Roman"/>
-          <w:sz w:val="24"/>
-          <w:szCs w:val="24"/>
-        </w:rPr>
       </w:pPr>
       <w:r>
         <w:rPr>
@@ -5150,673 +5409,762 @@
           <w:szCs w:val="24"/>
         </w:rPr>
         <w:t xml:space="preserve">We then created prediction data frames where temperature was allowed to vary across the full range of values recorded, while DO was held constant at the average DO recorded in the hypolimnion during the given 2-hour measurement window. Finally, we plotted selection predictions and their 95% confidence intervals, given the span of temperature-DO combinations provided.  </w:t>
+      </w:r>
+    </w:p>
+    <w:p>
+      <w:pPr>
+        <w:spacing w:line="480" w:lineRule="auto"/>
+        <w:rPr>
+          <w:rFonts w:ascii="Times New Roman" w:hAnsi="Times New Roman" w:cs="Times New Roman"/>
+          <w:b/>
+          <w:sz w:val="24"/>
+          <w:szCs w:val="24"/>
+        </w:rPr>
+      </w:pPr>
+      <w:r>
+        <w:rPr>
+          <w:rFonts w:ascii="Times New Roman" w:hAnsi="Times New Roman" w:cs="Times New Roman"/>
+          <w:b/>
+          <w:sz w:val="24"/>
+          <w:szCs w:val="24"/>
+        </w:rPr>
+        <w:t>Results</w:t>
+      </w:r>
+    </w:p>
+    <w:p>
+      <w:pPr>
+        <w:spacing w:line="480" w:lineRule="auto"/>
+        <w:rPr>
+          <w:rFonts w:ascii="Times New Roman" w:hAnsi="Times New Roman" w:cs="Times New Roman"/>
+          <w:i/>
+          <w:sz w:val="24"/>
+          <w:szCs w:val="24"/>
+        </w:rPr>
+      </w:pPr>
+      <w:r>
+        <w:rPr>
+          <w:rFonts w:ascii="Times New Roman" w:hAnsi="Times New Roman" w:cs="Times New Roman"/>
+          <w:i/>
+          <w:sz w:val="24"/>
+          <w:szCs w:val="24"/>
+        </w:rPr>
+        <w:t>Vertical stratification and diel variation in habitat conditions</w:t>
+      </w:r>
+    </w:p>
+    <w:p>
+      <w:pPr>
+        <w:spacing w:line="480" w:lineRule="auto"/>
+        <w:rPr>
+          <w:rFonts w:ascii="Times New Roman" w:hAnsi="Times New Roman" w:cs="Times New Roman"/>
+          <w:sz w:val="24"/>
+          <w:szCs w:val="24"/>
+        </w:rPr>
+      </w:pPr>
+      <w:r>
+        <w:rPr>
+          <w:rFonts w:ascii="Times New Roman" w:hAnsi="Times New Roman" w:cs="Times New Roman"/>
+          <w:sz w:val="24"/>
+          <w:szCs w:val="24"/>
+        </w:rPr>
+        <w:lastRenderedPageBreak/>
+        <w:t>Profiles of temperature and DO in Blue Ruin alcove show pronounced vertical stratification (Figure 1). Surface temperatures increased from 17.7℃ to 22.8℃ between early morning and late afternoon, and surface DO concentrations increased from 3.9mg•L</w:t>
+      </w:r>
+      <w:r>
+        <w:rPr>
+          <w:rFonts w:ascii="Times New Roman" w:hAnsi="Times New Roman" w:cs="Times New Roman"/>
+          <w:sz w:val="24"/>
+          <w:szCs w:val="24"/>
+          <w:vertAlign w:val="superscript"/>
+        </w:rPr>
+        <w:t>-1</w:t>
+      </w:r>
+      <w:r>
+        <w:rPr>
+          <w:rFonts w:ascii="Times New Roman" w:hAnsi="Times New Roman" w:cs="Times New Roman"/>
+          <w:sz w:val="24"/>
+          <w:szCs w:val="24"/>
+        </w:rPr>
+        <w:t xml:space="preserve"> to 9.1mg•L</w:t>
+      </w:r>
+      <w:r>
+        <w:rPr>
+          <w:rFonts w:ascii="Times New Roman" w:hAnsi="Times New Roman" w:cs="Times New Roman"/>
+          <w:sz w:val="24"/>
+          <w:szCs w:val="24"/>
+          <w:vertAlign w:val="superscript"/>
+        </w:rPr>
+        <w:t>-1</w:t>
+      </w:r>
+      <w:r>
+        <w:rPr>
+          <w:rFonts w:ascii="Times New Roman" w:hAnsi="Times New Roman" w:cs="Times New Roman"/>
+          <w:sz w:val="24"/>
+          <w:szCs w:val="24"/>
+        </w:rPr>
+        <w:t>, respectively. Conversely, hypolimnetic temperature and DO remained fairly consistent between the two measurement periods. Both Blue Ruin and Norwood cold-water alcoves display</w:t>
+      </w:r>
+      <w:ins w:id="21" w:author="Barrett, Hannah" w:date="2023-10-02T10:45:00Z">
+        <w:r>
+          <w:rPr>
+            <w:rFonts w:ascii="Times New Roman" w:hAnsi="Times New Roman" w:cs="Times New Roman"/>
+            <w:sz w:val="24"/>
+            <w:szCs w:val="24"/>
+          </w:rPr>
+          <w:t>ed</w:t>
+        </w:r>
+      </w:ins>
+      <w:r>
+        <w:rPr>
+          <w:rFonts w:ascii="Times New Roman" w:hAnsi="Times New Roman" w:cs="Times New Roman"/>
+          <w:sz w:val="24"/>
+          <w:szCs w:val="24"/>
+        </w:rPr>
+        <w:t xml:space="preserve"> distinct diel cycling of DO and temperature (Figure 2, Table 1, Supplemental Figure 2 &amp; 3). In both alcoves, a DO minima and maxima occurred during the early morning and early evening, respectively. However, the </w:t>
+      </w:r>
+      <w:r>
+        <w:rPr>
+          <w:rFonts w:ascii="Times New Roman" w:hAnsi="Times New Roman" w:cs="Times New Roman"/>
+          <w:sz w:val="24"/>
+          <w:szCs w:val="24"/>
+        </w:rPr>
+        <w:t>2-hour periods of high and low DO occurred at slightly shifted windows of time (5:00-7:00 &amp; 17:00-19:00 for Blue Ruin, 6:00-8:00 &amp; 18:00-20:00 for Norwood), likely due to differing alcove orientation and solar exposure.</w:t>
+      </w:r>
+    </w:p>
+    <w:p>
+      <w:pPr>
+        <w:spacing w:line="480" w:lineRule="auto"/>
+        <w:rPr>
+          <w:rFonts w:ascii="Times New Roman" w:hAnsi="Times New Roman" w:cs="Times New Roman"/>
+          <w:sz w:val="24"/>
+          <w:szCs w:val="24"/>
+        </w:rPr>
+      </w:pPr>
+      <w:r>
+        <w:rPr>
+          <w:rFonts w:ascii="Times New Roman" w:hAnsi="Times New Roman" w:cs="Times New Roman"/>
+          <w:sz w:val="24"/>
+          <w:szCs w:val="24"/>
+        </w:rPr>
+        <w:t xml:space="preserve">Results from linear models comparing the 2-hour windows of DO-minima and DO-maxima at Blue Ruin and Norwood alcoves all show a clear positive relationship (Figure 3, Table 2). Similarly, results from a linear mixed model comparing all six alcoves maintains this strong positive relationship. The severity of the slope, however, varies amongst alcoves. </w:t>
+      </w:r>
+    </w:p>
+    <w:p>
+      <w:pPr>
+        <w:spacing w:line="480" w:lineRule="auto"/>
+        <w:rPr>
+          <w:rFonts w:ascii="Times New Roman" w:hAnsi="Times New Roman" w:cs="Times New Roman"/>
+          <w:i/>
+          <w:sz w:val="24"/>
+          <w:szCs w:val="24"/>
+        </w:rPr>
+      </w:pPr>
+      <w:r>
+        <w:rPr>
+          <w:rFonts w:ascii="Times New Roman" w:hAnsi="Times New Roman" w:cs="Times New Roman"/>
+          <w:i/>
+          <w:sz w:val="24"/>
+          <w:szCs w:val="24"/>
+        </w:rPr>
+        <w:t xml:space="preserve">Alternative behavioral responses and variation in simulated habitat selection </w:t>
+      </w:r>
+    </w:p>
+    <w:p>
+      <w:pPr>
+        <w:spacing w:line="480" w:lineRule="auto"/>
+        <w:rPr>
+          <w:rFonts w:ascii="Times New Roman" w:hAnsi="Times New Roman" w:cs="Times New Roman"/>
+          <w:sz w:val="24"/>
+          <w:szCs w:val="24"/>
+        </w:rPr>
+      </w:pPr>
+      <w:r>
+        <w:rPr>
+          <w:rFonts w:ascii="Times New Roman" w:hAnsi="Times New Roman" w:cs="Times New Roman"/>
+          <w:sz w:val="24"/>
+          <w:szCs w:val="24"/>
+        </w:rPr>
+        <w:t xml:space="preserve">Our habitat simulation yielded three distinct depth selection responses (Figure 4a). </w:t>
+      </w:r>
+      <w:r>
+        <w:rPr>
+          <w:rFonts w:ascii="Times New Roman" w:hAnsi="Times New Roman" w:cs="Times New Roman"/>
+          <w:sz w:val="24"/>
+          <w:szCs w:val="24"/>
+        </w:rPr>
+        <w:t xml:space="preserve">A fish that </w:t>
+      </w:r>
+      <w:r>
+        <w:rPr>
+          <w:rFonts w:ascii="Times New Roman" w:hAnsi="Times New Roman" w:cs="Times New Roman"/>
+          <w:sz w:val="24"/>
+          <w:szCs w:val="24"/>
+        </w:rPr>
+        <w:t>maximized</w:t>
+      </w:r>
+      <w:r>
+        <w:rPr>
+          <w:rFonts w:ascii="Times New Roman" w:hAnsi="Times New Roman" w:cs="Times New Roman"/>
+          <w:sz w:val="24"/>
+          <w:szCs w:val="24"/>
+        </w:rPr>
+        <w:t xml:space="preserve"> </w:t>
+      </w:r>
+      <w:r>
+        <w:rPr>
+          <w:rFonts w:ascii="Times New Roman" w:hAnsi="Times New Roman" w:cs="Times New Roman"/>
+          <w:sz w:val="24"/>
+          <w:szCs w:val="24"/>
+        </w:rPr>
+        <w:t>dissolved oxygen</w:t>
+      </w:r>
+      <w:r>
+        <w:rPr>
+          <w:rFonts w:ascii="Times New Roman" w:hAnsi="Times New Roman" w:cs="Times New Roman"/>
+          <w:sz w:val="24"/>
+          <w:szCs w:val="24"/>
+        </w:rPr>
+        <w:t xml:space="preserve"> </w:t>
+      </w:r>
+      <w:r>
+        <w:rPr>
+          <w:rFonts w:ascii="Times New Roman" w:hAnsi="Times New Roman" w:cs="Times New Roman"/>
+          <w:sz w:val="24"/>
+          <w:szCs w:val="24"/>
+        </w:rPr>
+        <w:t>(DO</w:t>
+      </w:r>
+      <w:r>
+        <w:rPr>
+          <w:rFonts w:ascii="Times New Roman" w:hAnsi="Times New Roman" w:cs="Times New Roman"/>
+          <w:sz w:val="24"/>
+          <w:szCs w:val="24"/>
+          <w:vertAlign w:val="subscript"/>
+        </w:rPr>
+        <w:t>max</w:t>
+      </w:r>
+      <w:r>
+        <w:rPr>
+          <w:rFonts w:ascii="Times New Roman" w:hAnsi="Times New Roman" w:cs="Times New Roman"/>
+          <w:sz w:val="24"/>
+          <w:szCs w:val="24"/>
+        </w:rPr>
+        <w:t>) was simulated to respond by holding</w:t>
+      </w:r>
+      <w:r>
+        <w:rPr>
+          <w:rFonts w:ascii="Times New Roman" w:hAnsi="Times New Roman" w:cs="Times New Roman"/>
+          <w:sz w:val="24"/>
+          <w:szCs w:val="24"/>
+        </w:rPr>
+        <w:t xml:space="preserve"> </w:t>
+      </w:r>
+      <w:r>
+        <w:rPr>
+          <w:rFonts w:ascii="Times New Roman" w:hAnsi="Times New Roman" w:cs="Times New Roman"/>
+          <w:sz w:val="24"/>
+          <w:szCs w:val="24"/>
+        </w:rPr>
+        <w:t>near the water’s surface,</w:t>
+      </w:r>
+      <w:r>
+        <w:rPr>
+          <w:rFonts w:ascii="Times New Roman" w:hAnsi="Times New Roman" w:cs="Times New Roman"/>
+          <w:sz w:val="24"/>
+          <w:szCs w:val="24"/>
+        </w:rPr>
+        <w:t xml:space="preserve"> </w:t>
+      </w:r>
+      <w:r>
+        <w:rPr>
+          <w:rFonts w:ascii="Times New Roman" w:hAnsi="Times New Roman" w:cs="Times New Roman"/>
+          <w:sz w:val="24"/>
+          <w:szCs w:val="24"/>
+        </w:rPr>
+        <w:t>where oxygen was consistently the highest. A</w:t>
+      </w:r>
+      <w:r>
+        <w:rPr>
+          <w:rFonts w:ascii="Times New Roman" w:hAnsi="Times New Roman" w:cs="Times New Roman"/>
+          <w:sz w:val="24"/>
+          <w:szCs w:val="24"/>
+        </w:rPr>
+        <w:t xml:space="preserve"> fish </w:t>
+      </w:r>
+      <w:r>
+        <w:rPr>
+          <w:rFonts w:ascii="Times New Roman" w:hAnsi="Times New Roman" w:cs="Times New Roman"/>
+          <w:sz w:val="24"/>
+          <w:szCs w:val="24"/>
+        </w:rPr>
+        <w:t>that minimized</w:t>
+      </w:r>
+      <w:r>
+        <w:rPr>
+          <w:rFonts w:ascii="Times New Roman" w:hAnsi="Times New Roman" w:cs="Times New Roman"/>
+          <w:sz w:val="24"/>
+          <w:szCs w:val="24"/>
+        </w:rPr>
+        <w:t xml:space="preserve"> temp</w:t>
+      </w:r>
+      <w:r>
+        <w:rPr>
+          <w:rFonts w:ascii="Times New Roman" w:hAnsi="Times New Roman" w:cs="Times New Roman"/>
+          <w:sz w:val="24"/>
+          <w:szCs w:val="24"/>
+        </w:rPr>
+        <w:t>erature</w:t>
+      </w:r>
+      <w:r>
+        <w:rPr>
+          <w:rFonts w:ascii="Times New Roman" w:hAnsi="Times New Roman" w:cs="Times New Roman"/>
+          <w:sz w:val="24"/>
+          <w:szCs w:val="24"/>
+        </w:rPr>
+        <w:t xml:space="preserve"> </w:t>
+      </w:r>
+      <w:r>
+        <w:rPr>
+          <w:rFonts w:ascii="Times New Roman" w:hAnsi="Times New Roman" w:cs="Times New Roman"/>
+          <w:sz w:val="24"/>
+          <w:szCs w:val="24"/>
+        </w:rPr>
+        <w:t>(T</w:t>
+      </w:r>
+      <w:r>
+        <w:rPr>
+          <w:rFonts w:ascii="Times New Roman" w:hAnsi="Times New Roman" w:cs="Times New Roman"/>
+          <w:sz w:val="24"/>
+          <w:szCs w:val="24"/>
+          <w:vertAlign w:val="subscript"/>
+        </w:rPr>
+        <w:t>min</w:t>
+      </w:r>
+      <w:r>
+        <w:rPr>
+          <w:rFonts w:ascii="Times New Roman" w:hAnsi="Times New Roman" w:cs="Times New Roman"/>
+          <w:sz w:val="24"/>
+          <w:szCs w:val="24"/>
+        </w:rPr>
+        <w:t>) was simulated to hold at maximum depth, where temperature was consistently coolest. A fish that considered both temperature and oxygen (TDO</w:t>
+      </w:r>
+      <w:r>
+        <w:rPr>
+          <w:rFonts w:ascii="Times New Roman" w:hAnsi="Times New Roman" w:cs="Times New Roman"/>
+          <w:sz w:val="24"/>
+          <w:szCs w:val="24"/>
+          <w:vertAlign w:val="subscript"/>
+        </w:rPr>
+        <w:t>opt</w:t>
+      </w:r>
+      <w:r>
+        <w:rPr>
+          <w:rFonts w:ascii="Times New Roman" w:hAnsi="Times New Roman" w:cs="Times New Roman"/>
+          <w:sz w:val="24"/>
+          <w:szCs w:val="24"/>
+        </w:rPr>
+        <w:t xml:space="preserve">), however, was simulated to display diel vertical movements over a 24-hour timeframe; shifting towards the surface during the late night and early morning when DO at depth became limiting, then moving deeper during the day when DO was high but surface temperatures were overly warm. </w:t>
+      </w:r>
+    </w:p>
+    <w:p>
+      <w:pPr>
+        <w:spacing w:line="480" w:lineRule="auto"/>
+        <w:rPr>
+          <w:rFonts w:ascii="Times New Roman" w:hAnsi="Times New Roman" w:cs="Times New Roman"/>
+          <w:i/>
+          <w:sz w:val="24"/>
+          <w:szCs w:val="24"/>
+        </w:rPr>
+      </w:pPr>
+      <w:r>
+        <w:rPr>
+          <w:rFonts w:ascii="Times New Roman" w:hAnsi="Times New Roman" w:cs="Times New Roman"/>
+          <w:i/>
+          <w:sz w:val="24"/>
+          <w:szCs w:val="24"/>
+        </w:rPr>
+        <w:lastRenderedPageBreak/>
+        <w:t>Fine scale diel vertical movements in captive fish</w:t>
+      </w:r>
+    </w:p>
+    <w:p>
+      <w:pPr>
+        <w:spacing w:line="480" w:lineRule="auto"/>
+        <w:rPr>
+          <w:rFonts w:ascii="Times New Roman" w:hAnsi="Times New Roman" w:cs="Times New Roman"/>
+          <w:sz w:val="24"/>
+          <w:szCs w:val="24"/>
+        </w:rPr>
+      </w:pPr>
+      <w:r>
+        <w:rPr>
+          <w:rFonts w:ascii="Times New Roman" w:hAnsi="Times New Roman" w:cs="Times New Roman"/>
+          <w:sz w:val="24"/>
+          <w:szCs w:val="24"/>
+        </w:rPr>
+        <w:t xml:space="preserve">Fish clearly displayed </w:t>
+      </w:r>
+      <w:r>
+        <w:rPr>
+          <w:rFonts w:ascii="Times New Roman" w:hAnsi="Times New Roman" w:cs="Times New Roman"/>
+          <w:sz w:val="24"/>
+          <w:szCs w:val="24"/>
+        </w:rPr>
+        <w:t>fine scale</w:t>
+      </w:r>
+      <w:r>
+        <w:rPr>
+          <w:rFonts w:ascii="Times New Roman" w:hAnsi="Times New Roman" w:cs="Times New Roman"/>
+          <w:sz w:val="24"/>
+          <w:szCs w:val="24"/>
+        </w:rPr>
+        <w:t xml:space="preserve"> diel</w:t>
+      </w:r>
+      <w:r>
+        <w:rPr>
+          <w:rFonts w:ascii="Times New Roman" w:hAnsi="Times New Roman" w:cs="Times New Roman"/>
+          <w:sz w:val="24"/>
+          <w:szCs w:val="24"/>
+        </w:rPr>
+        <w:t xml:space="preserve"> vertical m</w:t>
+      </w:r>
+      <w:r>
+        <w:rPr>
+          <w:rFonts w:ascii="Times New Roman" w:hAnsi="Times New Roman" w:cs="Times New Roman"/>
+          <w:sz w:val="24"/>
+          <w:szCs w:val="24"/>
+        </w:rPr>
+        <w:t>ovements</w:t>
+      </w:r>
+      <w:r>
+        <w:rPr>
+          <w:rFonts w:ascii="Times New Roman" w:hAnsi="Times New Roman" w:cs="Times New Roman"/>
+          <w:sz w:val="24"/>
+          <w:szCs w:val="24"/>
+        </w:rPr>
+        <w:t xml:space="preserve"> in order to escape the alternating stressors of hypoxia and high temperatures</w:t>
+      </w:r>
+      <w:r>
+        <w:rPr>
+          <w:rFonts w:ascii="Times New Roman" w:hAnsi="Times New Roman" w:cs="Times New Roman"/>
+          <w:sz w:val="24"/>
+          <w:szCs w:val="24"/>
+        </w:rPr>
+        <w:t xml:space="preserve"> (Figure 4b). Tagged fish exhibited individual and intra-individual level variation in movement patterns (Supplemental Figure 4), h</w:t>
+      </w:r>
+      <w:r>
+        <w:rPr>
+          <w:rFonts w:ascii="Times New Roman" w:hAnsi="Times New Roman" w:cs="Times New Roman"/>
+          <w:sz w:val="24"/>
+          <w:szCs w:val="24"/>
+        </w:rPr>
+        <w:t>owever even with this variation, a smoothed fit of fis</w:t>
+      </w:r>
+      <w:r>
+        <w:rPr>
+          <w:rFonts w:ascii="Times New Roman" w:hAnsi="Times New Roman" w:cs="Times New Roman"/>
+          <w:sz w:val="24"/>
+          <w:szCs w:val="24"/>
+        </w:rPr>
+        <w:t xml:space="preserve">h depth across time with all </w:t>
+      </w:r>
+      <w:r>
+        <w:rPr>
+          <w:rFonts w:ascii="Times New Roman" w:hAnsi="Times New Roman" w:cs="Times New Roman"/>
+          <w:sz w:val="24"/>
+          <w:szCs w:val="24"/>
+        </w:rPr>
+        <w:t xml:space="preserve">individuals </w:t>
+      </w:r>
+      <w:r>
+        <w:rPr>
+          <w:rFonts w:ascii="Times New Roman" w:hAnsi="Times New Roman" w:cs="Times New Roman"/>
+          <w:sz w:val="24"/>
+          <w:szCs w:val="24"/>
+        </w:rPr>
+        <w:t xml:space="preserve">yielded a distinct vertical movement pattern (Figure 4c). Fish shifted deeper in the water column at dawn (~6:00), and held at depth until early evening (~18:00). In total, we collected data from 13-fish in Blue Ruin alcove, and 8-fish in Norwood alcove; 9-fish escaped the net pens during the study, and two of the iButtons recovered from Blue Ruin were corrupted and only contained 3-days of useable data. </w:t>
+      </w:r>
+    </w:p>
+    <w:p>
+      <w:pPr>
+        <w:spacing w:line="480" w:lineRule="auto"/>
+        <w:rPr>
+          <w:rFonts w:ascii="Times New Roman" w:hAnsi="Times New Roman" w:cs="Times New Roman"/>
+          <w:i/>
+          <w:sz w:val="24"/>
+          <w:szCs w:val="24"/>
+        </w:rPr>
+      </w:pPr>
+      <w:r>
+        <w:rPr>
+          <w:rFonts w:ascii="Times New Roman" w:hAnsi="Times New Roman" w:cs="Times New Roman"/>
+          <w:i/>
+          <w:sz w:val="24"/>
+          <w:szCs w:val="24"/>
+        </w:rPr>
+        <w:t>Shifting selection probability as temperature and oxygen fluctuate</w:t>
+      </w:r>
+    </w:p>
+    <w:p>
+      <w:pPr>
+        <w:spacing w:line="480" w:lineRule="auto"/>
+      </w:pPr>
+      <w:r>
+        <w:rPr>
+          <w:rFonts w:ascii="Times New Roman" w:hAnsi="Times New Roman" w:cs="Times New Roman"/>
+          <w:sz w:val="24"/>
+          <w:szCs w:val="24"/>
+        </w:rPr>
+        <w:t>Our discrete-choice models supported shifting habitat selection between the windows of maximum and minimum DO. Tagged fish showed strong avoidance of cool temperatures during the DO-minima that shifted to a high probability of selecting cool temperatures during the DO-maxima (Figure 6, Table 3). As cool temperatures were consistently reflective of the hypolimnion, these results also confirm a shifting selection probability between the bottom and surface layers of the water column, consistent with diel vertical migration. The significance of the covariates included in the four model sets varied between time window and alcove habitat. There was high correlation between the temperature and DO covariates (≥ 0.8), however this level of correlation was unavoidable as these two variables fluctuate in rough synchrony.</w:t>
       </w:r>
     </w:p>
     <w:p>
       <w:pPr>
         <w:pStyle w:val="Default"/>
         <w:spacing w:line="480" w:lineRule="auto"/>
-      </w:pPr>
-    </w:p>
-    <w:p>
-      <w:pPr>
-        <w:spacing w:line="480" w:lineRule="auto"/>
-        <w:rPr>
-          <w:rFonts w:ascii="Times New Roman" w:hAnsi="Times New Roman" w:cs="Times New Roman"/>
+        <w:rPr>
           <w:b/>
-          <w:sz w:val="24"/>
-          <w:szCs w:val="24"/>
-        </w:rPr>
-      </w:pPr>
-      <w:r>
-        <w:rPr>
-          <w:rFonts w:ascii="Times New Roman" w:hAnsi="Times New Roman" w:cs="Times New Roman"/>
+        </w:rPr>
+      </w:pPr>
+      <w:r>
+        <w:rPr>
           <w:b/>
-          <w:sz w:val="24"/>
-          <w:szCs w:val="24"/>
-        </w:rPr>
-        <w:t>Results</w:t>
-      </w:r>
-    </w:p>
-    <w:p>
-      <w:pPr>
-        <w:spacing w:line="480" w:lineRule="auto"/>
-        <w:rPr>
-          <w:rFonts w:ascii="Times New Roman" w:hAnsi="Times New Roman" w:cs="Times New Roman"/>
-          <w:i/>
-          <w:sz w:val="24"/>
-          <w:szCs w:val="24"/>
-        </w:rPr>
-      </w:pPr>
-      <w:r>
-        <w:rPr>
-          <w:rFonts w:ascii="Times New Roman" w:hAnsi="Times New Roman" w:cs="Times New Roman"/>
-          <w:i/>
-          <w:sz w:val="24"/>
-          <w:szCs w:val="24"/>
-        </w:rPr>
-        <w:t>Vertical stratification and diel variation in habitat conditions</w:t>
-      </w:r>
-    </w:p>
-    <w:p>
-      <w:pPr>
-        <w:spacing w:line="480" w:lineRule="auto"/>
-        <w:rPr>
-          <w:rFonts w:ascii="Times New Roman" w:hAnsi="Times New Roman" w:cs="Times New Roman"/>
-          <w:sz w:val="24"/>
-          <w:szCs w:val="24"/>
-        </w:rPr>
-      </w:pPr>
-      <w:r>
-        <w:rPr>
-          <w:rFonts w:ascii="Times New Roman" w:hAnsi="Times New Roman" w:cs="Times New Roman"/>
-          <w:sz w:val="24"/>
-          <w:szCs w:val="24"/>
-        </w:rPr>
-        <w:t>Profiles of temperature and DO in Blue Ruin alcove show pronounced vertical stratification (Figure 1). Surface temperatures increased from 17.7℃ to 22.8℃ between early morning and late afternoon, and surface DO concentrations increased from 3.9mg•L</w:t>
-      </w:r>
-      <w:r>
-        <w:rPr>
-          <w:rFonts w:ascii="Times New Roman" w:hAnsi="Times New Roman" w:cs="Times New Roman"/>
-          <w:sz w:val="24"/>
-          <w:szCs w:val="24"/>
-          <w:vertAlign w:val="superscript"/>
-        </w:rPr>
-        <w:t>-1</w:t>
-      </w:r>
-      <w:r>
-        <w:rPr>
-          <w:rFonts w:ascii="Times New Roman" w:hAnsi="Times New Roman" w:cs="Times New Roman"/>
-          <w:sz w:val="24"/>
-          <w:szCs w:val="24"/>
-        </w:rPr>
-        <w:t xml:space="preserve"> to 9.1mg•L</w:t>
-      </w:r>
-      <w:r>
-        <w:rPr>
-          <w:rFonts w:ascii="Times New Roman" w:hAnsi="Times New Roman" w:cs="Times New Roman"/>
-          <w:sz w:val="24"/>
-          <w:szCs w:val="24"/>
-          <w:vertAlign w:val="superscript"/>
-        </w:rPr>
-        <w:t>-1</w:t>
-      </w:r>
-      <w:r>
-        <w:rPr>
-          <w:rFonts w:ascii="Times New Roman" w:hAnsi="Times New Roman" w:cs="Times New Roman"/>
-          <w:sz w:val="24"/>
-          <w:szCs w:val="24"/>
-        </w:rPr>
-        <w:t xml:space="preserve">, respectively. Conversely, hypolimnetic temperature and DO remained fairly consistent between the two measurement periods. Both Blue Ruin and Norwood cold-water alcoves display distinct diel cycling of DO and temperature (Figure 2, Table 1, Supplemental Figure 2 &amp; 3). In both alcoves, a DO minima and maxima occurred during the early morning and early evening, respectively. However, the </w:t>
-      </w:r>
-      <w:r>
-        <w:rPr>
-          <w:rFonts w:ascii="Times New Roman" w:hAnsi="Times New Roman" w:cs="Times New Roman"/>
-          <w:sz w:val="24"/>
-          <w:szCs w:val="24"/>
-        </w:rPr>
-        <w:t>2-hour periods of high and low DO occurred at slightly shifted windows of time (5:00-7:00 &amp; 17:00-19:00 for Blue Ruin, 6:00-8:00 &amp; 18:00-20:00 for Norwood), likely due to differing alcove orientation and solar exposure.</w:t>
-      </w:r>
-    </w:p>
-    <w:p>
-      <w:pPr>
-        <w:spacing w:line="480" w:lineRule="auto"/>
-        <w:rPr>
-          <w:rFonts w:ascii="Times New Roman" w:hAnsi="Times New Roman" w:cs="Times New Roman"/>
-          <w:sz w:val="24"/>
-          <w:szCs w:val="24"/>
-        </w:rPr>
-      </w:pPr>
-      <w:r>
-        <w:rPr>
-          <w:rFonts w:ascii="Times New Roman" w:hAnsi="Times New Roman" w:cs="Times New Roman"/>
-          <w:sz w:val="24"/>
-          <w:szCs w:val="24"/>
-        </w:rPr>
-        <w:t xml:space="preserve">Results from linear models comparing the 2-hour windows of DO-minima and DO-maxima at Blue Ruin and Norwood alcoves all show a clear positive relationship (Figure 3, Table 2). Similarly, results from a linear mixed model comparing all six alcoves maintains this strong positive relationship. The severity of the slope, however, varies amongst alcoves. </w:t>
-      </w:r>
-    </w:p>
-    <w:p>
-      <w:pPr>
-        <w:spacing w:line="480" w:lineRule="auto"/>
-        <w:rPr>
-          <w:rFonts w:ascii="Times New Roman" w:hAnsi="Times New Roman" w:cs="Times New Roman"/>
-          <w:i/>
-          <w:sz w:val="24"/>
-          <w:szCs w:val="24"/>
-        </w:rPr>
-      </w:pPr>
-      <w:r>
-        <w:rPr>
-          <w:rFonts w:ascii="Times New Roman" w:hAnsi="Times New Roman" w:cs="Times New Roman"/>
-          <w:i/>
-          <w:sz w:val="24"/>
-          <w:szCs w:val="24"/>
-        </w:rPr>
-        <w:t xml:space="preserve">Alternative behavioral responses and variation in simulated habitat selection </w:t>
-      </w:r>
-    </w:p>
-    <w:p>
-      <w:pPr>
-        <w:spacing w:line="480" w:lineRule="auto"/>
-        <w:rPr>
-          <w:rFonts w:ascii="Times New Roman" w:hAnsi="Times New Roman" w:cs="Times New Roman"/>
-          <w:sz w:val="24"/>
-          <w:szCs w:val="24"/>
-        </w:rPr>
-      </w:pPr>
-      <w:r>
-        <w:rPr>
-          <w:rFonts w:ascii="Times New Roman" w:hAnsi="Times New Roman" w:cs="Times New Roman"/>
-          <w:sz w:val="24"/>
-          <w:szCs w:val="24"/>
-        </w:rPr>
-        <w:t xml:space="preserve">Our habitat simulation yielded three distinct depth selection responses (Figure 4a). </w:t>
-      </w:r>
-      <w:r>
-        <w:rPr>
-          <w:rFonts w:ascii="Times New Roman" w:hAnsi="Times New Roman" w:cs="Times New Roman"/>
-          <w:sz w:val="24"/>
-          <w:szCs w:val="24"/>
-        </w:rPr>
-        <w:t xml:space="preserve">A fish that </w:t>
-      </w:r>
-      <w:r>
-        <w:rPr>
-          <w:rFonts w:ascii="Times New Roman" w:hAnsi="Times New Roman" w:cs="Times New Roman"/>
-          <w:sz w:val="24"/>
-          <w:szCs w:val="24"/>
-        </w:rPr>
-        <w:t>maximized</w:t>
-      </w:r>
-      <w:r>
-        <w:rPr>
-          <w:rFonts w:ascii="Times New Roman" w:hAnsi="Times New Roman" w:cs="Times New Roman"/>
-          <w:sz w:val="24"/>
-          <w:szCs w:val="24"/>
-        </w:rPr>
-        <w:t xml:space="preserve"> </w:t>
-      </w:r>
-      <w:r>
-        <w:rPr>
-          <w:rFonts w:ascii="Times New Roman" w:hAnsi="Times New Roman" w:cs="Times New Roman"/>
-          <w:sz w:val="24"/>
-          <w:szCs w:val="24"/>
-        </w:rPr>
-        <w:t>dissolved oxygen</w:t>
-      </w:r>
-      <w:r>
-        <w:rPr>
-          <w:rFonts w:ascii="Times New Roman" w:hAnsi="Times New Roman" w:cs="Times New Roman"/>
-          <w:sz w:val="24"/>
-          <w:szCs w:val="24"/>
-        </w:rPr>
-        <w:t xml:space="preserve"> </w:t>
-      </w:r>
-      <w:r>
-        <w:rPr>
-          <w:rFonts w:ascii="Times New Roman" w:hAnsi="Times New Roman" w:cs="Times New Roman"/>
-          <w:sz w:val="24"/>
-          <w:szCs w:val="24"/>
-        </w:rPr>
-        <w:t>(DO</w:t>
-      </w:r>
-      <w:r>
-        <w:rPr>
-          <w:rFonts w:ascii="Times New Roman" w:hAnsi="Times New Roman" w:cs="Times New Roman"/>
-          <w:sz w:val="24"/>
-          <w:szCs w:val="24"/>
-          <w:vertAlign w:val="subscript"/>
-        </w:rPr>
-        <w:t>max</w:t>
-      </w:r>
-      <w:r>
-        <w:rPr>
-          <w:rFonts w:ascii="Times New Roman" w:hAnsi="Times New Roman" w:cs="Times New Roman"/>
-          <w:sz w:val="24"/>
-          <w:szCs w:val="24"/>
-        </w:rPr>
-        <w:t>) was simulated to respond by holding</w:t>
-      </w:r>
-      <w:r>
-        <w:rPr>
-          <w:rFonts w:ascii="Times New Roman" w:hAnsi="Times New Roman" w:cs="Times New Roman"/>
-          <w:sz w:val="24"/>
-          <w:szCs w:val="24"/>
-        </w:rPr>
-        <w:t xml:space="preserve"> </w:t>
-      </w:r>
-      <w:r>
-        <w:rPr>
-          <w:rFonts w:ascii="Times New Roman" w:hAnsi="Times New Roman" w:cs="Times New Roman"/>
-          <w:sz w:val="24"/>
-          <w:szCs w:val="24"/>
-        </w:rPr>
-        <w:t>near the water’s surface,</w:t>
-      </w:r>
-      <w:r>
-        <w:rPr>
-          <w:rFonts w:ascii="Times New Roman" w:hAnsi="Times New Roman" w:cs="Times New Roman"/>
-          <w:sz w:val="24"/>
-          <w:szCs w:val="24"/>
-        </w:rPr>
-        <w:t xml:space="preserve"> </w:t>
-      </w:r>
-      <w:r>
-        <w:rPr>
-          <w:rFonts w:ascii="Times New Roman" w:hAnsi="Times New Roman" w:cs="Times New Roman"/>
-          <w:sz w:val="24"/>
-          <w:szCs w:val="24"/>
-        </w:rPr>
-        <w:t>where oxygen was consistently the highest. A</w:t>
-      </w:r>
-      <w:r>
-        <w:rPr>
-          <w:rFonts w:ascii="Times New Roman" w:hAnsi="Times New Roman" w:cs="Times New Roman"/>
-          <w:sz w:val="24"/>
-          <w:szCs w:val="24"/>
-        </w:rPr>
-        <w:t xml:space="preserve"> fish </w:t>
-      </w:r>
-      <w:r>
-        <w:rPr>
-          <w:rFonts w:ascii="Times New Roman" w:hAnsi="Times New Roman" w:cs="Times New Roman"/>
-          <w:sz w:val="24"/>
-          <w:szCs w:val="24"/>
-        </w:rPr>
-        <w:t>that minimized</w:t>
-      </w:r>
-      <w:r>
-        <w:rPr>
-          <w:rFonts w:ascii="Times New Roman" w:hAnsi="Times New Roman" w:cs="Times New Roman"/>
-          <w:sz w:val="24"/>
-          <w:szCs w:val="24"/>
-        </w:rPr>
-        <w:t xml:space="preserve"> temp</w:t>
-      </w:r>
-      <w:r>
-        <w:rPr>
-          <w:rFonts w:ascii="Times New Roman" w:hAnsi="Times New Roman" w:cs="Times New Roman"/>
-          <w:sz w:val="24"/>
-          <w:szCs w:val="24"/>
-        </w:rPr>
-        <w:t>erature</w:t>
-      </w:r>
-      <w:r>
-        <w:rPr>
-          <w:rFonts w:ascii="Times New Roman" w:hAnsi="Times New Roman" w:cs="Times New Roman"/>
-          <w:sz w:val="24"/>
-          <w:szCs w:val="24"/>
-        </w:rPr>
-        <w:t xml:space="preserve"> </w:t>
-      </w:r>
-      <w:r>
-        <w:rPr>
-          <w:rFonts w:ascii="Times New Roman" w:hAnsi="Times New Roman" w:cs="Times New Roman"/>
-          <w:sz w:val="24"/>
-          <w:szCs w:val="24"/>
-        </w:rPr>
-        <w:t>(T</w:t>
-      </w:r>
-      <w:r>
-        <w:rPr>
-          <w:rFonts w:ascii="Times New Roman" w:hAnsi="Times New Roman" w:cs="Times New Roman"/>
-          <w:sz w:val="24"/>
-          <w:szCs w:val="24"/>
-          <w:vertAlign w:val="subscript"/>
-        </w:rPr>
-        <w:t>min</w:t>
-      </w:r>
-      <w:r>
-        <w:rPr>
-          <w:rFonts w:ascii="Times New Roman" w:hAnsi="Times New Roman" w:cs="Times New Roman"/>
-          <w:sz w:val="24"/>
-          <w:szCs w:val="24"/>
-        </w:rPr>
-        <w:t>) was simulated to hold at maximum depth, where temperature was consistently coolest. A fish that considered both temperature and oxygen (TDO</w:t>
-      </w:r>
-      <w:r>
-        <w:rPr>
-          <w:rFonts w:ascii="Times New Roman" w:hAnsi="Times New Roman" w:cs="Times New Roman"/>
-          <w:sz w:val="24"/>
-          <w:szCs w:val="24"/>
-          <w:vertAlign w:val="subscript"/>
-        </w:rPr>
-        <w:t>opt</w:t>
-      </w:r>
-      <w:r>
-        <w:rPr>
-          <w:rFonts w:ascii="Times New Roman" w:hAnsi="Times New Roman" w:cs="Times New Roman"/>
-          <w:sz w:val="24"/>
-          <w:szCs w:val="24"/>
-        </w:rPr>
-        <w:t xml:space="preserve">), however, was simulated to display diel vertical movements over a 24-hour timeframe; shifting towards the surface during the late night and early morning when DO at depth became limiting, then moving deeper during the day when DO was high but surface temperatures were overly warm. </w:t>
-      </w:r>
-    </w:p>
-    <w:p>
-      <w:pPr>
-        <w:spacing w:line="480" w:lineRule="auto"/>
-        <w:rPr>
-          <w:rFonts w:ascii="Times New Roman" w:hAnsi="Times New Roman" w:cs="Times New Roman"/>
-          <w:i/>
-          <w:sz w:val="24"/>
-          <w:szCs w:val="24"/>
-        </w:rPr>
-      </w:pPr>
-      <w:r>
-        <w:rPr>
-          <w:rFonts w:ascii="Times New Roman" w:hAnsi="Times New Roman" w:cs="Times New Roman"/>
-          <w:i/>
-          <w:sz w:val="24"/>
-          <w:szCs w:val="24"/>
-        </w:rPr>
-        <w:t>Fine scale diel vertical movements in captive fish</w:t>
-      </w:r>
-    </w:p>
-    <w:p>
-      <w:pPr>
-        <w:spacing w:line="480" w:lineRule="auto"/>
-        <w:rPr>
-          <w:rFonts w:ascii="Times New Roman" w:hAnsi="Times New Roman" w:cs="Times New Roman"/>
-          <w:sz w:val="24"/>
-          <w:szCs w:val="24"/>
-        </w:rPr>
-      </w:pPr>
-      <w:r>
-        <w:rPr>
-          <w:rFonts w:ascii="Times New Roman" w:hAnsi="Times New Roman" w:cs="Times New Roman"/>
-          <w:sz w:val="24"/>
-          <w:szCs w:val="24"/>
-        </w:rPr>
-        <w:t xml:space="preserve">Fish clearly displayed </w:t>
-      </w:r>
-      <w:r>
-        <w:rPr>
-          <w:rFonts w:ascii="Times New Roman" w:hAnsi="Times New Roman" w:cs="Times New Roman"/>
-          <w:sz w:val="24"/>
-          <w:szCs w:val="24"/>
-        </w:rPr>
-        <w:t>fine scale</w:t>
-      </w:r>
-      <w:r>
-        <w:rPr>
-          <w:rFonts w:ascii="Times New Roman" w:hAnsi="Times New Roman" w:cs="Times New Roman"/>
-          <w:sz w:val="24"/>
-          <w:szCs w:val="24"/>
-        </w:rPr>
-        <w:t xml:space="preserve"> diel</w:t>
-      </w:r>
-      <w:r>
-        <w:rPr>
-          <w:rFonts w:ascii="Times New Roman" w:hAnsi="Times New Roman" w:cs="Times New Roman"/>
-          <w:sz w:val="24"/>
-          <w:szCs w:val="24"/>
-        </w:rPr>
-        <w:t xml:space="preserve"> vertical m</w:t>
-      </w:r>
-      <w:r>
-        <w:rPr>
-          <w:rFonts w:ascii="Times New Roman" w:hAnsi="Times New Roman" w:cs="Times New Roman"/>
-          <w:sz w:val="24"/>
-          <w:szCs w:val="24"/>
-        </w:rPr>
-        <w:t>ovements</w:t>
-      </w:r>
-      <w:r>
-        <w:rPr>
-          <w:rFonts w:ascii="Times New Roman" w:hAnsi="Times New Roman" w:cs="Times New Roman"/>
-          <w:sz w:val="24"/>
-          <w:szCs w:val="24"/>
-        </w:rPr>
-        <w:t xml:space="preserve"> in order to escape the alternating stressors of hypoxia and high temperatures</w:t>
-      </w:r>
-      <w:r>
-        <w:rPr>
-          <w:rFonts w:ascii="Times New Roman" w:hAnsi="Times New Roman" w:cs="Times New Roman"/>
-          <w:sz w:val="24"/>
-          <w:szCs w:val="24"/>
-        </w:rPr>
-        <w:t xml:space="preserve"> (Figure 4b). Tagged fish exhibited individual and intra-individual level variation in movement patterns (Supplemental Figure 4), h</w:t>
-      </w:r>
-      <w:r>
-        <w:rPr>
-          <w:rFonts w:ascii="Times New Roman" w:hAnsi="Times New Roman" w:cs="Times New Roman"/>
-          <w:sz w:val="24"/>
-          <w:szCs w:val="24"/>
-        </w:rPr>
-        <w:t>owever even with this variation, a smoothed fit of fis</w:t>
-      </w:r>
-      <w:r>
-        <w:rPr>
-          <w:rFonts w:ascii="Times New Roman" w:hAnsi="Times New Roman" w:cs="Times New Roman"/>
-          <w:sz w:val="24"/>
-          <w:szCs w:val="24"/>
-        </w:rPr>
-        <w:t xml:space="preserve">h depth across time with all </w:t>
-      </w:r>
-      <w:r>
-        <w:rPr>
-          <w:rFonts w:ascii="Times New Roman" w:hAnsi="Times New Roman" w:cs="Times New Roman"/>
-          <w:sz w:val="24"/>
-          <w:szCs w:val="24"/>
-        </w:rPr>
-        <w:t xml:space="preserve">individuals </w:t>
-      </w:r>
-      <w:r>
-        <w:rPr>
-          <w:rFonts w:ascii="Times New Roman" w:hAnsi="Times New Roman" w:cs="Times New Roman"/>
-          <w:sz w:val="24"/>
-          <w:szCs w:val="24"/>
-        </w:rPr>
-        <w:t xml:space="preserve">yielded a distinct vertical movement pattern (Figure 4c). Fish shifted deeper in the water column at dawn (~6:00), and held at depth until early evening (~18:00). In total, we collected data from 13-fish in Blue Ruin alcove, and 8-fish in Norwood alcove; 9-fish escaped the net pens during the study, and two of the iButtons recovered from Blue Ruin were corrupted and only contained 3-days of useable data. </w:t>
-      </w:r>
-    </w:p>
-    <w:p>
-      <w:pPr>
-        <w:spacing w:line="480" w:lineRule="auto"/>
-        <w:rPr>
-          <w:rFonts w:ascii="Times New Roman" w:hAnsi="Times New Roman" w:cs="Times New Roman"/>
-          <w:i/>
-          <w:sz w:val="24"/>
-          <w:szCs w:val="24"/>
-        </w:rPr>
-      </w:pPr>
-      <w:r>
-        <w:rPr>
-          <w:rFonts w:ascii="Times New Roman" w:hAnsi="Times New Roman" w:cs="Times New Roman"/>
-          <w:i/>
-          <w:sz w:val="24"/>
-          <w:szCs w:val="24"/>
-        </w:rPr>
-        <w:t>Shifting selection probability as temperature and oxygen fluctuate</w:t>
-      </w:r>
-    </w:p>
-    <w:p>
-      <w:pPr>
-        <w:spacing w:line="480" w:lineRule="auto"/>
-      </w:pPr>
-      <w:r>
-        <w:rPr>
-          <w:rFonts w:ascii="Times New Roman" w:hAnsi="Times New Roman" w:cs="Times New Roman"/>
-          <w:sz w:val="24"/>
-          <w:szCs w:val="24"/>
-        </w:rPr>
-        <w:t>Our discrete-choice models supported shifting habitat selection between the windows of maximum and minimum DO. Tagged fish showed strong avoidance of cool temperatures during the DO-minima that shifted to a high probability of selecting cool temperatures during the DO-maxima (Figure 6, Table 3). As cool temperatures were consistently reflective of the hypolimnion, these results also confirm a shifting selection probability between the bottom and surface layers of the water column, consistent with diel vertical migration. The significance of the covariates included in the four model sets varied between time window and alcove habitat. There was high correlation between the temperature and DO covariates (≥ 0.8), however this level of correlation was unavoidable as these two variables fluctuate in rough synchrony.</w:t>
+        </w:rPr>
+        <w:t>Discussion</w:t>
       </w:r>
     </w:p>
     <w:p>
       <w:pPr>
         <w:pStyle w:val="Default"/>
         <w:spacing w:line="480" w:lineRule="auto"/>
-        <w:rPr>
-          <w:b/>
-        </w:rPr>
-      </w:pPr>
-      <w:r>
-        <w:rPr>
-          <w:b/>
-        </w:rPr>
-        <w:t>Discussion</w:t>
+        <w:ind w:firstLine="720"/>
+        <w:pPrChange w:id="22" w:author="Barrett, Hannah" w:date="2023-10-02T11:45:00Z">
+          <w:pPr>
+            <w:pStyle w:val="Default"/>
+            <w:spacing w:line="480" w:lineRule="auto"/>
+          </w:pPr>
+        </w:pPrChange>
+      </w:pPr>
+      <w:r>
+        <w:lastRenderedPageBreak/>
+        <w:t xml:space="preserve">Fish have been shown to continually track favorable temperatures in dynamic riverscapes where the locations of optimal temperatures shift over timescales of days, months, and years. However, little has been done to understand fish movement in response to fluctuation in both temperature and oxygen. Our previous research produced strong evidence of vertical habitat compression across several floodplain thermal refuge habitats, where a persistent thermocline and oxycline caused fish to hold in a narrow lens of the water column (Barrett et al. </w:t>
+      </w:r>
+      <w:r>
+        <w:rPr>
+          <w:i/>
+          <w:rPrChange w:id="23" w:author="Barrett, Hannah" w:date="2023-10-02T11:34:00Z">
+            <w:rPr/>
+          </w:rPrChange>
+        </w:rPr>
+        <w:t>in review</w:t>
+      </w:r>
+      <w:r>
+        <w:t>). These samples were all recorded during daylight hours, however. Pronounced vertical stratification in oxygen from hypoxic hyporheic inputs, coupled with diel oxygen cycling and varied solar exposure, has the potential to create a vertically shifting oxygen and temperature profile in floodplain thermal refuges</w:t>
+      </w:r>
+      <w:r>
+        <w:t>, and such</w:t>
+      </w:r>
+      <w:r>
+        <w:t xml:space="preserve"> variation likely forces fish to perform fine-scale diel vertical movements to track a zone of more optimal conditions. Here we used a novel approach combining temperature logging technologies to document fine-scale habitat use in a vertically stratified floodplain thermal refuge habitat. We conducted this study in two known cold-water alcoves used by cutthroat trout during peak summer conditions to determine how fish navigate the potential tradeoffs between DO and temperature.</w:t>
       </w:r>
     </w:p>
     <w:p>
       <w:pPr>
         <w:pStyle w:val="Default"/>
         <w:spacing w:line="480" w:lineRule="auto"/>
-      </w:pPr>
-      <w:r>
-        <w:t>Fish have been shown to continually track favorable temperatures in dynamic riverscapes where the locations of optimal temperatures shift over timescales of days, months, and years. However, little has been done to understand fish movement in response to fluctuation in both temperature and oxygen. Our previous research produced strong evidence of vertical habitat compression across several floodplain thermal refuge habitats, where a persistent thermocline and oxycline caused fish to hold in a narrow lens of the water column (Barrett et al. in review). These samples were all recorded during daylight hours, however. Pronounced vertical stratification in oxygen from hypoxic hyporheic inputs, coupled with diel oxygen cycling and varied solar exposure, has the potential to create a vertically shifting oxygen and temperature profile in floodplain thermal refuges. Such variation likely forces fish to perform fine-scale diel vertical movements to track a zone of more optimal conditions. Here we used a novel approach combining temperature logging technologies to document fine-scale habitat use in a vertically stratified floodplain thermal refuge habitat. We conducted this study in two known cold-water alcoves used by cutthroat trout during peak summer conditions to determine how fish navigate the potential tradeoffs between DO and temperature.</w:t>
+        <w:ind w:firstLine="720"/>
+        <w:rPr>
+          <w:ins w:id="24" w:author="Barrett, Hannah" w:date="2023-10-02T11:43:00Z"/>
+        </w:rPr>
+        <w:pPrChange w:id="25" w:author="Barrett, Hannah" w:date="2023-10-02T11:45:00Z">
+          <w:pPr>
+            <w:pStyle w:val="Default"/>
+            <w:spacing w:line="480" w:lineRule="auto"/>
+          </w:pPr>
+        </w:pPrChange>
+      </w:pPr>
+      <w:r>
+        <w:t>Our study yielded clear evidence of fine scale diel vertical movements to track preferred temperature and DO in a thermally stratified floodplain thermal refuge (Figure 3). Fish did display high individual and intra-individual variation in movement patterns, however the central tendency was consistent with a vertically cycling movement pattern. As these are shallow lentic environments (e.g. 2-3m), a meaningful shift in depth was on the scale of 10s of centimeters.</w:t>
       </w:r>
     </w:p>
     <w:p>
       <w:pPr>
         <w:pStyle w:val="Default"/>
         <w:spacing w:line="480" w:lineRule="auto"/>
-        <w:rPr>
-          <w:ins w:id="8" w:author="Barrett, Hannah" w:date="2023-09-26T10:33:00Z"/>
-        </w:rPr>
-      </w:pPr>
-      <w:r>
-        <w:t xml:space="preserve">Both cold-water alcove habitats in this study displayed pronounced diel variation in temperature and dissolved oxygen (Figure 2). While this variation occurred in rough synchrony, there was a mismatch in ideal conditions as it pertains to fish. Cooler temperatures found at night were concurrent with low oxygen conditions, and enhanced oxygen concentrations were characterized by increased temperatures. </w:t>
+        <w:ind w:firstLine="720"/>
+        <w:pPrChange w:id="26" w:author="Barrett, Hannah" w:date="2023-10-02T11:45:00Z">
+          <w:pPr>
+            <w:pStyle w:val="Default"/>
+            <w:spacing w:line="480" w:lineRule="auto"/>
+          </w:pPr>
+        </w:pPrChange>
+      </w:pPr>
+      <w:del w:id="27" w:author="Barrett, Hannah" w:date="2023-10-02T11:45:00Z">
+        <w:r>
+          <w:delText xml:space="preserve"> </w:delText>
+        </w:r>
+      </w:del>
+      <w:r>
+        <w:t xml:space="preserve">To determine fish vertical use of alcoves, we coupled the use of externally attached iButtons with high-resolution temperature-DO logger arrays to infer fine scale vertical movement within these habitats. Internal radio tags or iButtons estimate body temperature, which </w:t>
+      </w:r>
+      <w:r>
+        <w:lastRenderedPageBreak/>
+        <w:t>will reflect the temporal integration of habitat use (Pepino et al. 2015). For this study we used external tags so we could get point measurements in time with the fish’s thermal environment</w:t>
+      </w:r>
+      <w:r>
+        <w:t xml:space="preserve">. </w:t>
+      </w:r>
+      <w:r>
+        <w:t xml:space="preserve">Inferring fish depth and DO from temperature required that we know the vertical temperature-DO profile at the fish’s location, which meant it could not be free ranging in a heterogeneous alcove. The solution was to constrain fish to an area with a known profile using enclosures. This process allowed us to track fish temperature and DO selection at a timescale of minutes to hours during peak summer conditions. </w:t>
       </w:r>
     </w:p>
     <w:p>
       <w:pPr>
         <w:pStyle w:val="Default"/>
         <w:spacing w:line="480" w:lineRule="auto"/>
-        <w:rPr>
-          <w:ins w:id="9" w:author="Barrett, Hannah" w:date="2023-09-26T10:33:00Z"/>
-        </w:rPr>
-      </w:pPr>
-      <w:ins w:id="10" w:author="Barrett, Hannah" w:date="2023-09-26T10:34:00Z">
+        <w:ind w:firstLine="720"/>
+        <w:rPr>
+          <w:ins w:id="28" w:author="Barrett, Hannah" w:date="2023-10-02T11:33:00Z"/>
+        </w:rPr>
+        <w:pPrChange w:id="29" w:author="Barrett, Hannah" w:date="2023-10-02T11:46:00Z">
+          <w:pPr>
+            <w:pStyle w:val="Default"/>
+            <w:spacing w:line="480" w:lineRule="auto"/>
+          </w:pPr>
+        </w:pPrChange>
+      </w:pPr>
+      <w:r>
+        <w:t>Fish ration size affects optimal temperature for growth and could influence habitat selection by fish (Mac 1985, Sogard &amp; Olla 1996). However, previous data collected in these alcoves (Barrett unpublished data) suggest that fish in alcoves barely feed and do not meet energetic demands, so captive fish (which likely had reduced access to food or may cease feeding due to captivity) likely did not have substantially lower energy intake compared to fish in the wild, and thus should have similar thermal habitat selection in the context of ration.</w:t>
+      </w:r>
+    </w:p>
+    <w:p>
+      <w:pPr>
+        <w:pStyle w:val="Default"/>
+        <w:spacing w:line="480" w:lineRule="auto"/>
+        <w:ind w:firstLine="720"/>
+      </w:pPr>
+      <w:r>
+        <w:t>The c</w:t>
+      </w:r>
+      <w:r>
+        <w:t xml:space="preserve">old-water alcove habitats in this study </w:t>
+      </w:r>
+      <w:ins w:id="30" w:author="Barrett, Hannah" w:date="2023-10-02T11:46:00Z">
         <w:r>
-          <w:t xml:space="preserve">Comparing 2-hour windows of minimum and maximum DO in our two focal alcoves, as well as across six known alcoves, shows </w:t>
+          <w:t xml:space="preserve">all </w:t>
         </w:r>
       </w:ins>
-      <w:ins w:id="11" w:author="Barrett, Hannah" w:date="2023-09-26T10:35:00Z">
+      <w:r>
+        <w:t xml:space="preserve">displayed pronounced </w:t>
+      </w:r>
+      <w:ins w:id="31" w:author="Barrett, Hannah" w:date="2023-10-02T11:46:00Z">
         <w:r>
-          <w:t>consistent positive relationship</w:t>
+          <w:t xml:space="preserve">and consistent </w:t>
         </w:r>
       </w:ins>
-      <w:ins w:id="12" w:author="Barrett, Hannah" w:date="2023-09-26T10:38:00Z">
-        <w:r>
-          <w:t xml:space="preserve"> between DO and temperature,</w:t>
-        </w:r>
-      </w:ins>
-      <w:ins w:id="13" w:author="Barrett, Hannah" w:date="2023-09-26T10:35:00Z">
-        <w:r>
-          <w:t xml:space="preserve"> with varying slope severity. </w:t>
-        </w:r>
-      </w:ins>
-      <w:ins w:id="14" w:author="Barrett, Hannah" w:date="2023-09-26T10:38:00Z">
-        <w:r>
-          <w:t>Across most alcoves, the relationship</w:t>
-        </w:r>
-      </w:ins>
-      <w:ins w:id="15" w:author="Barrett, Hannah" w:date="2023-09-26T10:35:00Z">
-        <w:r>
-          <w:t xml:space="preserve"> becomes more severe </w:t>
-        </w:r>
-      </w:ins>
-      <w:ins w:id="16" w:author="Barrett, Hannah" w:date="2023-09-26T10:36:00Z">
-        <w:r>
-          <w:t>(</w:t>
-        </w:r>
-      </w:ins>
-      <w:ins w:id="17" w:author="Barrett, Hannah" w:date="2023-09-26T10:38:00Z">
-        <w:r>
-          <w:t xml:space="preserve">steeper </w:t>
-        </w:r>
-      </w:ins>
-      <w:ins w:id="18" w:author="Barrett, Hannah" w:date="2023-09-26T10:36:00Z">
-        <w:r>
-          <w:t xml:space="preserve">slope) during the window of DO minima, however </w:t>
-        </w:r>
-      </w:ins>
-      <w:ins w:id="19" w:author="Barrett, Hannah" w:date="2023-09-26T10:39:00Z">
-        <w:r>
-          <w:t>this relationship is not consistent for</w:t>
-        </w:r>
-      </w:ins>
-      <w:ins w:id="20" w:author="Barrett, Hannah" w:date="2023-09-26T10:36:00Z">
-        <w:r>
-          <w:t xml:space="preserve"> Blue Ruin </w:t>
-        </w:r>
-      </w:ins>
-      <w:ins w:id="21" w:author="Barrett, Hannah" w:date="2023-09-26T10:39:00Z">
-        <w:r>
-          <w:t>alcove</w:t>
-        </w:r>
-      </w:ins>
-      <w:ins w:id="22" w:author="Barrett, Hannah" w:date="2023-09-26T10:37:00Z">
-        <w:r>
-          <w:t xml:space="preserve">. </w:t>
-        </w:r>
-      </w:ins>
-      <w:ins w:id="23" w:author="Barrett, Hannah" w:date="2023-09-26T10:39:00Z">
-        <w:r>
-          <w:t xml:space="preserve">Here, </w:t>
-        </w:r>
-      </w:ins>
-      <w:ins w:id="24" w:author="Barrett, Hannah" w:date="2023-09-26T10:37:00Z">
-        <w:r>
-          <w:t xml:space="preserve">DO does not appear to be as severely reduced, as compared to Norwood where DO was recorded as low as </w:t>
-        </w:r>
-      </w:ins>
-      <w:ins w:id="25" w:author="Barrett, Hannah" w:date="2023-09-26T10:38:00Z">
-        <w:r>
-          <w:t>XX.</w:t>
-        </w:r>
-      </w:ins>
+      <w:r>
+        <w:t xml:space="preserve">diel variation in temperature and </w:t>
+      </w:r>
+      <w:r>
+        <w:t>DO</w:t>
+      </w:r>
+      <w:r>
+        <w:t xml:space="preserve"> (Figure 2). While this variation occurred in rough synchrony, there was a mismatch in ideal conditions as it pertains to fish. Cooler temperatures found at night were concurrent with low oxygen conditions, and enhanced oxygen concentrations were characterized by increased temperatures. </w:t>
+      </w:r>
+      <w:r>
+        <w:t xml:space="preserve">A simulation of potential behavioral responses to these conditions yielded three distinct strategies (Figure 3). </w:t>
+      </w:r>
+      <w:r>
+        <w:t xml:space="preserve">The strategy employed by a fish that considered both temperature and dissolved oxygen was reflective of movement patterns we observed in our captive fish.  </w:t>
+      </w:r>
     </w:p>
     <w:p>
       <w:pPr>
         <w:pStyle w:val="Default"/>
         <w:spacing w:line="480" w:lineRule="auto"/>
-        <w:rPr>
-          <w:ins w:id="26" w:author="Barrett, Hannah" w:date="2023-09-26T10:33:00Z"/>
-        </w:rPr>
-      </w:pPr>
+        <w:ind w:firstLine="720"/>
+      </w:pPr>
+      <w:r>
+        <w:t>Comparing 2-hour windows of minimum and maximum DO in our two focal alcoves, as well as across six known alcoves, shows consistent positive relationship</w:t>
+      </w:r>
+      <w:r>
+        <w:t xml:space="preserve"> between DO and </w:t>
+      </w:r>
+      <w:r>
+        <w:lastRenderedPageBreak/>
+        <w:t>temperature,</w:t>
+      </w:r>
+      <w:r>
+        <w:t xml:space="preserve"> with varying slope severity. </w:t>
+      </w:r>
+      <w:r>
+        <w:t>Across most alcoves, the relationship</w:t>
+      </w:r>
+      <w:r>
+        <w:t xml:space="preserve"> becomes more severe (</w:t>
+      </w:r>
+      <w:r>
+        <w:t xml:space="preserve">steeper </w:t>
+      </w:r>
+      <w:r>
+        <w:t xml:space="preserve">slope) during the window of DO minima, however </w:t>
+      </w:r>
+      <w:r>
+        <w:t>this relationship is not consistent for</w:t>
+      </w:r>
+      <w:r>
+        <w:t xml:space="preserve"> Blue Ruin </w:t>
+      </w:r>
+      <w:r>
+        <w:t>alcove</w:t>
+      </w:r>
+      <w:r>
+        <w:t xml:space="preserve">. </w:t>
+      </w:r>
+      <w:r>
+        <w:t>There was also v</w:t>
+      </w:r>
+      <w:r>
+        <w:t xml:space="preserve">ariation in </w:t>
+      </w:r>
+      <w:r>
+        <w:t xml:space="preserve">the </w:t>
+      </w:r>
+      <w:r>
+        <w:t xml:space="preserve">minimum oxygen </w:t>
+      </w:r>
+      <w:r>
+        <w:t xml:space="preserve">recorded </w:t>
+      </w:r>
+      <w:r>
+        <w:t>across cold water refuge habitats. For example, all alcoves had hyporheic do as &lt;1mg/L at</w:t>
+      </w:r>
+      <w:r>
+        <w:t xml:space="preserve"> one or more locations</w:t>
+      </w:r>
+      <w:r>
+        <w:t xml:space="preserve"> during the oxygen minima, but during the oxygen maxima, minimum DO levels ranged from &lt;1mg/L to &gt;4 mg/L across sites. This can be a meaningful difference for fish, when preferred cooler temperatures may co-occur with either adequate or severely hypoxic conditions. </w:t>
+      </w:r>
     </w:p>
     <w:p>
       <w:pPr>
         <w:pStyle w:val="Default"/>
         <w:spacing w:line="480" w:lineRule="auto"/>
-        <w:rPr>
-          <w:ins w:id="27" w:author="Barrett, Hannah" w:date="2023-09-26T10:33:00Z"/>
-        </w:rPr>
       </w:pPr>
     </w:p>
     <w:p>
       <w:pPr>
         <w:pStyle w:val="Default"/>
         <w:spacing w:line="480" w:lineRule="auto"/>
-        <w:rPr>
-          <w:ins w:id="28" w:author="Barrett, Hannah" w:date="2023-09-26T10:33:00Z"/>
-        </w:rPr>
-      </w:pPr>
+      </w:pPr>
+      <w:r>
+        <w:t>DISCUSS HSF</w:t>
+      </w:r>
     </w:p>
     <w:p>
       <w:pPr>
         <w:pStyle w:val="Default"/>
         <w:spacing w:line="480" w:lineRule="auto"/>
       </w:pPr>
-      <w:r>
-        <w:t>A simulation of potential behavioral responses to these condition</w:t>
-      </w:r>
-      <w:ins w:id="29" w:author="Barrett, Hannah" w:date="2023-09-26T10:39:00Z">
-        <w:r>
-          <w:t xml:space="preserve"> recorded in Blue Ruin alcove</w:t>
-        </w:r>
-      </w:ins>
-      <w:del w:id="30" w:author="Barrett, Hannah" w:date="2023-09-26T10:39:00Z">
-        <w:r>
-          <w:delText xml:space="preserve">s </w:delText>
-        </w:r>
-      </w:del>
-      <w:r>
-        <w:t xml:space="preserve">varying yielded three distinct strategies (Figure 3). A fish selecting depth based only on minimizing temperature or maximizing oxygen was simulated to hold at a consistent depth near the bottom or surface of the water column, respectively. A fish that considered both temperature and DO equally, however, was simulated to display diel vertical movement patterns, moving deeper during the day when surface temperatures and DO were high, then moving towards the surface when temperature and oxygen decreased. </w:t>
-      </w:r>
     </w:p>
     <w:p>
       <w:pPr>
@@ -5824,7 +6172,13 @@
         <w:spacing w:line="480" w:lineRule="auto"/>
       </w:pPr>
       <w:r>
-        <w:t xml:space="preserve">Our study yielded clear evidence of fine scale diel vertical movements to track preferred temperature and DO in a thermally stratified floodplain thermal refuge (Figure 3). Fish did display high individual and intra-individual variation in movement patterns, however the central tendency was consistent with a vertically cycling movement pattern. As these are shallow lentic environments (e.g. 2-3m), a meaningful shift in depth was on the scale of 10s of centimeters. To determine fish vertical use of alcoves, we coupled the use of externally attached iButtons with high-resolution temperature-DO logger arrays to infer fine scale vertical movement within these habitats. Internal radio tags or iButtons estimate body temperature, which will reflect the temporal integration of habitat use (Pepino et al. 2015). For this study we used external tags so we could get point measurements in time with the fish’s thermal environment, which would tell us if fish were holding in a thermal layer or moving across them to spatially integrate thermal heterogeneity. Inferring fish depth and DO from temperature required that we know the vertical temperature-DO profile at the fish’s location, which meant it could not be free ranging in a heterogeneous alcove. The solution was to constrain fish to an area with a known profile using cylindrical enclosures. This process allowed us to track fish temperature and DO selection at a timescale of minutes to hours during peak summer conditions. </w:t>
+        <w:t xml:space="preserve">While patches of cooler water can provide respite from an otherwise stressfully warm environment, the functionality of refuges, i.e., their ability to support fish during periods of stress, may </w:t>
+      </w:r>
+      <w:r>
+        <w:t>be negatively impacted by trade-offs between low temperature and adequate DO. This study provides some clarification around what factors might impact refuge capa</w:t>
+      </w:r>
+      <w:r>
+        <w:t>city to support cold-water fish in a warmer future.</w:t>
       </w:r>
     </w:p>
     <w:p>
@@ -5832,29 +6186,12 @@
         <w:pStyle w:val="Default"/>
         <w:spacing w:line="480" w:lineRule="auto"/>
       </w:pPr>
-      <w:r>
-        <w:t>Fish ration size affects optimal temperature for growth and could influence habitat selection by fish (Mac 1985, Sogard &amp; Olla 1996). However, previous data collected in these alcoves (Barrett unpublished data) suggest that fish in alcoves barely feed and do not meet energetic demands, so captive fish (which likely had reduced access to food or may cease feeding due to captivity) likely did not have substantially lower energy intake compared to fish in the wild, and thus should have similar thermal habitat selection in the context of ration.</w:t>
-      </w:r>
     </w:p>
     <w:p>
       <w:pPr>
         <w:pStyle w:val="Default"/>
         <w:spacing w:line="480" w:lineRule="auto"/>
       </w:pPr>
-    </w:p>
-    <w:p>
-      <w:pPr>
-        <w:pStyle w:val="Default"/>
-        <w:spacing w:line="480" w:lineRule="auto"/>
-      </w:pPr>
-    </w:p>
-    <w:p>
-      <w:pPr>
-        <w:pStyle w:val="Default"/>
-        <w:spacing w:line="480" w:lineRule="auto"/>
-      </w:pPr>
-      <w:bookmarkStart w:id="31" w:name="_GoBack"/>
-      <w:bookmarkEnd w:id="31"/>
     </w:p>
     <w:sectPr>
       <w:pgSz w:w="12240" w:h="15840"/>
@@ -5942,6 +6279,7 @@
       <w:pPr>
         <w:pStyle w:val="CommentText"/>
       </w:pPr>
+      <w:bookmarkStart w:id="4" w:name="_GoBack"/>
       <w:r>
         <w:rPr>
           <w:rStyle w:val="CommentReference"/>
@@ -5952,8 +6290,9 @@
         <w:t>Cant find stats just % decrease of alcoves and side channels over time</w:t>
       </w:r>
     </w:p>
+    <w:bookmarkEnd w:id="4"/>
   </w:comment>
-  <w:comment w:id="4" w:author="Barrett, Hannah" w:date="2023-09-11T13:43:00Z" w:initials="BH">
+  <w:comment w:id="5" w:author="Barrett, Hannah" w:date="2023-09-11T13:43:00Z" w:initials="BH">
     <w:p>
       <w:pPr>
         <w:pStyle w:val="CommentText"/>
@@ -6038,7 +6377,7 @@
       </w:r>
     </w:p>
   </w:comment>
-  <w:comment w:id="5" w:author="Microsoft Office User" w:date="2023-09-13T10:38:00Z" w:initials="MOU">
+  <w:comment w:id="8" w:author="Microsoft Office User" w:date="2023-09-13T10:38:00Z" w:initials="MOU">
     <w:p>
       <w:pPr>
         <w:pStyle w:val="CommentText"/>
@@ -6054,7 +6393,7 @@
       </w:r>
     </w:p>
   </w:comment>
-  <w:comment w:id="6" w:author="Microsoft Office User" w:date="2023-09-13T10:42:00Z" w:initials="MOU">
+  <w:comment w:id="15" w:author="Microsoft Office User" w:date="2023-09-13T10:42:00Z" w:initials="MOU">
     <w:p>
       <w:pPr>
         <w:pStyle w:val="CommentText"/>
@@ -6070,7 +6409,7 @@
       </w:r>
     </w:p>
   </w:comment>
-  <w:comment w:id="7" w:author="Barrett, Hannah" w:date="2023-09-19T10:38:00Z" w:initials="BH">
+  <w:comment w:id="16" w:author="Barrett, Hannah" w:date="2023-09-19T10:38:00Z" w:initials="BH">
     <w:p>
       <w:pPr>
         <w:pStyle w:val="CommentText"/>
@@ -6083,6 +6422,22 @@
       </w:r>
       <w:r>
         <w:t>Not sure how to phrase, but essentially we have to calculate the slope and intercept between the highest and lowest temp so we can get the index values for the temps between the highest/lowest values (so imagine x/y coordinates are 1, 12 and 0, 22 and we need to calculate the index values (between 0 and 1) for all recorded temp values between 12 and 22).</w:t>
+      </w:r>
+    </w:p>
+  </w:comment>
+  <w:comment w:id="20" w:author="Barrett, Hannah" w:date="2023-10-02T10:46:00Z" w:initials="BH">
+    <w:p>
+      <w:pPr>
+        <w:pStyle w:val="CommentText"/>
+      </w:pPr>
+      <w:r>
+        <w:rPr>
+          <w:rStyle w:val="CommentReference"/>
+        </w:rPr>
+        <w:annotationRef/>
+      </w:r>
+      <w:r>
+        <w:t>B3xi1xi2 interaction term?</w:t>
       </w:r>
     </w:p>
   </w:comment>
@@ -6099,6 +6454,7 @@
   <w15:commentEx w15:paraId="73456066" w15:done="1"/>
   <w15:commentEx w15:paraId="47902044" w15:done="0"/>
   <w15:commentEx w15:paraId="7F32AA3D" w15:paraIdParent="47902044" w15:done="0"/>
+  <w15:commentEx w15:paraId="5584008A" w15:done="0"/>
 </w15:commentsEx>
 </file>
 

--- a/manuscript/dvm.manuscript.08252023.HB.docx
+++ b/manuscript/dvm.manuscript.08252023.HB.docx
@@ -1130,7 +1130,7 @@
           <w:sz w:val="24"/>
           <w:szCs w:val="24"/>
         </w:rPr>
-        <w:t xml:space="preserve">, which is a critically relevant to understanding </w:t>
+        <w:t xml:space="preserve">, which is critically relevant to understanding </w:t>
       </w:r>
       <w:r>
         <w:rPr>
@@ -3074,7 +3074,7 @@
         </w:rPr>
         <w:t xml:space="preserve">cm below the </w:t>
       </w:r>
-      <w:commentRangeStart w:id="5"/>
+      <w:commentRangeStart w:id="4"/>
       <w:r>
         <w:rPr>
           <w:rFonts w:ascii="Times New Roman" w:hAnsi="Times New Roman" w:cs="Times New Roman"/>
@@ -3083,12 +3083,12 @@
         </w:rPr>
         <w:t>surface</w:t>
       </w:r>
-      <w:commentRangeEnd w:id="5"/>
+      <w:commentRangeEnd w:id="4"/>
       <w:r>
         <w:rPr>
           <w:rStyle w:val="CommentReference"/>
         </w:rPr>
-        <w:commentReference w:id="5"/>
+        <w:commentReference w:id="4"/>
       </w:r>
       <w:r>
         <w:rPr>
@@ -3426,7 +3426,25 @@
           <w:sz w:val="24"/>
           <w:szCs w:val="24"/>
         </w:rPr>
-        <w:t>; a fish that tracks preferred dissolved oxygen (DO</w:t>
+        <w:t xml:space="preserve">; a fish that tracks </w:t>
+      </w:r>
+      <w:bookmarkStart w:id="5" w:name="_GoBack"/>
+      <w:r>
+        <w:rPr>
+          <w:rFonts w:ascii="Times New Roman" w:hAnsi="Times New Roman" w:cs="Times New Roman"/>
+          <w:sz w:val="24"/>
+          <w:szCs w:val="24"/>
+        </w:rPr>
+        <w:t>prefer</w:t>
+      </w:r>
+      <w:bookmarkEnd w:id="5"/>
+      <w:r>
+        <w:rPr>
+          <w:rFonts w:ascii="Times New Roman" w:hAnsi="Times New Roman" w:cs="Times New Roman"/>
+          <w:sz w:val="24"/>
+          <w:szCs w:val="24"/>
+        </w:rPr>
+        <w:t>red dissolved oxygen (DO</w:t>
       </w:r>
       <w:r>
         <w:rPr>
@@ -4473,15 +4491,7 @@
             <w:sz w:val="24"/>
             <w:szCs w:val="24"/>
           </w:rPr>
-          <w:t>for</w:t>
-        </w:r>
-        <w:r>
-          <w:rPr>
-            <w:rFonts w:ascii="Times New Roman" w:hAnsi="Times New Roman" w:cs="Times New Roman"/>
-            <w:sz w:val="24"/>
-            <w:szCs w:val="24"/>
-          </w:rPr>
-          <w:t xml:space="preserve"> </w:t>
+          <w:t xml:space="preserve">for </w:t>
         </w:r>
       </w:ins>
       <w:r>
@@ -6172,10 +6182,7 @@
         <w:spacing w:line="480" w:lineRule="auto"/>
       </w:pPr>
       <w:r>
-        <w:t xml:space="preserve">While patches of cooler water can provide respite from an otherwise stressfully warm environment, the functionality of refuges, i.e., their ability to support fish during periods of stress, may </w:t>
-      </w:r>
-      <w:r>
-        <w:t>be negatively impacted by trade-offs between low temperature and adequate DO. This study provides some clarification around what factors might impact refuge capa</w:t>
+        <w:t>While patches of cooler water can provide respite from an otherwise stressfully warm environment, the functionality of refuges, i.e., their ability to support fish during periods of stress, may be negatively impacted by trade-offs between low temperature and adequate DO. This study provides some clarification around what factors might impact refuge capa</w:t>
       </w:r>
       <w:r>
         <w:t>city to support cold-water fish in a warmer future.</w:t>
@@ -6279,7 +6286,6 @@
       <w:pPr>
         <w:pStyle w:val="CommentText"/>
       </w:pPr>
-      <w:bookmarkStart w:id="4" w:name="_GoBack"/>
       <w:r>
         <w:rPr>
           <w:rStyle w:val="CommentReference"/>
@@ -6290,9 +6296,8 @@
         <w:t>Cant find stats just % decrease of alcoves and side channels over time</w:t>
       </w:r>
     </w:p>
-    <w:bookmarkEnd w:id="4"/>
   </w:comment>
-  <w:comment w:id="5" w:author="Barrett, Hannah" w:date="2023-09-11T13:43:00Z" w:initials="BH">
+  <w:comment w:id="4" w:author="Barrett, Hannah" w:date="2023-09-11T13:43:00Z" w:initials="BH">
     <w:p>
       <w:pPr>
         <w:pStyle w:val="CommentText"/>

--- a/manuscript/dvm.manuscript.08252023.HB.docx
+++ b/manuscript/dvm.manuscript.08252023.HB.docx
@@ -61,6 +61,7 @@
     <w:p>
       <w:pPr>
         <w:spacing w:line="480" w:lineRule="auto"/>
+        <w:ind w:firstLine="720"/>
         <w:rPr>
           <w:rFonts w:ascii="Times New Roman" w:hAnsi="Times New Roman" w:cs="Times New Roman"/>
           <w:sz w:val="24"/>
@@ -327,6 +328,7 @@
     <w:p>
       <w:pPr>
         <w:spacing w:line="480" w:lineRule="auto"/>
+        <w:ind w:firstLine="720"/>
         <w:rPr>
           <w:rFonts w:ascii="Times New Roman" w:hAnsi="Times New Roman" w:cs="Times New Roman"/>
           <w:sz w:val="24"/>
@@ -626,6 +628,7 @@
     <w:p>
       <w:pPr>
         <w:spacing w:line="480" w:lineRule="auto"/>
+        <w:ind w:firstLine="720"/>
         <w:rPr>
           <w:rFonts w:ascii="Times New Roman" w:hAnsi="Times New Roman" w:cs="Times New Roman"/>
           <w:sz w:val="24"/>
@@ -829,6 +832,7 @@
     <w:p>
       <w:pPr>
         <w:spacing w:line="480" w:lineRule="auto"/>
+        <w:ind w:firstLine="720"/>
         <w:rPr>
           <w:rFonts w:ascii="Times New Roman" w:hAnsi="Times New Roman" w:cs="Times New Roman"/>
           <w:sz w:val="24"/>
@@ -881,7 +885,7 @@
           <w:sz w:val="24"/>
           <w:szCs w:val="24"/>
         </w:rPr>
-        <w:t xml:space="preserve"> Diel vertical migration (DVM) is among the most widespread movement behaviors in aquatic systems, occurring in all sizes of water bodies and across multiple trophic levels.  Nocturnal </w:t>
+        <w:t xml:space="preserve"> Diel vertical migration (DVM) is among the most widespread movement behaviors in aquatic systems, occurring in all sizes of water bodies and across multiple trophic levels.  </w:t>
       </w:r>
       <w:r>
         <w:rPr>
@@ -890,7 +894,7 @@
           <w:szCs w:val="24"/>
         </w:rPr>
         <w:lastRenderedPageBreak/>
-        <w:t>ascent DVM is most commonly studied in zooplankton as anti-predat</w:t>
+        <w:t>Nocturnal ascent DVM is most commonly studied in zooplankton as anti-predat</w:t>
       </w:r>
       <w:r>
         <w:rPr>
@@ -1152,6 +1156,7 @@
     <w:p>
       <w:pPr>
         <w:spacing w:line="480" w:lineRule="auto"/>
+        <w:ind w:firstLine="720"/>
         <w:rPr>
           <w:rFonts w:ascii="Times New Roman" w:hAnsi="Times New Roman" w:cs="Times New Roman"/>
           <w:sz w:val="24"/>
@@ -1473,7 +1478,7 @@
           <w:sz w:val="24"/>
           <w:szCs w:val="24"/>
         </w:rPr>
-        <w:t xml:space="preserve">) and </w:t>
+        <w:t xml:space="preserve">) </w:t>
       </w:r>
       <w:r>
         <w:rPr>
@@ -1482,7 +1487,7 @@
           <w:szCs w:val="24"/>
         </w:rPr>
         <w:lastRenderedPageBreak/>
-        <w:t>excessively warm (&gt;18℃) water, and these habitats</w:t>
+        <w:t>and excessively warm (&gt;18℃) water, and these habitats</w:t>
       </w:r>
       <w:r>
         <w:rPr>
@@ -1648,10 +1653,7 @@
     <w:p>
       <w:pPr>
         <w:spacing w:line="480" w:lineRule="auto"/>
-        <w:rPr>
-          <w:rFonts w:ascii="Times New Roman" w:hAnsi="Times New Roman" w:cs="Times New Roman"/>
-          <w:sz w:val="24"/>
-        </w:rPr>
+        <w:ind w:firstLine="720"/>
       </w:pPr>
       <w:r>
         <w:rPr>
@@ -1755,12 +1757,23 @@
     </w:p>
     <w:p>
       <w:pPr>
-        <w:pStyle w:val="Default"/>
         <w:spacing w:line="480" w:lineRule="auto"/>
         <w:rPr>
-          <w:sz w:val="28"/>
-        </w:rPr>
-      </w:pPr>
+          <w:rFonts w:ascii="Times New Roman" w:hAnsi="Times New Roman" w:cs="Times New Roman"/>
+          <w:b/>
+          <w:sz w:val="24"/>
+          <w:szCs w:val="24"/>
+        </w:rPr>
+      </w:pPr>
+      <w:r>
+        <w:rPr>
+          <w:rFonts w:ascii="Times New Roman" w:hAnsi="Times New Roman" w:cs="Times New Roman"/>
+          <w:b/>
+          <w:sz w:val="24"/>
+          <w:szCs w:val="24"/>
+        </w:rPr>
+        <w:t>Methods</w:t>
+      </w:r>
     </w:p>
     <w:p>
       <w:pPr>
@@ -1768,6 +1781,7 @@
         <w:rPr>
           <w:rFonts w:ascii="Times New Roman" w:hAnsi="Times New Roman" w:cs="Times New Roman"/>
           <w:b/>
+          <w:i/>
           <w:sz w:val="24"/>
           <w:szCs w:val="24"/>
         </w:rPr>
@@ -1776,15 +1790,84 @@
         <w:rPr>
           <w:rFonts w:ascii="Times New Roman" w:hAnsi="Times New Roman" w:cs="Times New Roman"/>
           <w:b/>
-          <w:sz w:val="24"/>
-          <w:szCs w:val="24"/>
-        </w:rPr>
-        <w:t>Methods</w:t>
+          <w:i/>
+          <w:sz w:val="24"/>
+          <w:szCs w:val="24"/>
+        </w:rPr>
+        <w:t>Overview</w:t>
       </w:r>
     </w:p>
     <w:p>
       <w:pPr>
         <w:spacing w:line="480" w:lineRule="auto"/>
+        <w:ind w:firstLine="720"/>
+        <w:rPr>
+          <w:rFonts w:ascii="Times New Roman" w:hAnsi="Times New Roman" w:cs="Times New Roman"/>
+          <w:sz w:val="24"/>
+          <w:szCs w:val="24"/>
+        </w:rPr>
+      </w:pPr>
+      <w:r>
+        <w:rPr>
+          <w:rFonts w:ascii="Times New Roman" w:hAnsi="Times New Roman" w:cs="Times New Roman"/>
+          <w:sz w:val="24"/>
+          <w:szCs w:val="24"/>
+        </w:rPr>
+        <w:t xml:space="preserve">This study was comprised of four primary components. First, we collected continuous vertical profiles of temperature and DO to characterize how these conditions varied both spatially and temporally in select cold-water alcoves during summer. We then used a subset of our data to simulate how a fish might respond to temperature and oxygen variation given three alternate behavioral responses. Next, we collected empirical data on fine scale vertical movement </w:t>
+      </w:r>
+      <w:r>
+        <w:rPr>
+          <w:rFonts w:ascii="Times New Roman" w:hAnsi="Times New Roman" w:cs="Times New Roman"/>
+          <w:sz w:val="24"/>
+          <w:szCs w:val="24"/>
+        </w:rPr>
+        <w:lastRenderedPageBreak/>
+        <w:t xml:space="preserve">in </w:t>
+      </w:r>
+      <w:commentRangeStart w:id="0"/>
+      <w:r>
+        <w:rPr>
+          <w:rFonts w:ascii="Times New Roman" w:hAnsi="Times New Roman" w:cs="Times New Roman"/>
+          <w:sz w:val="24"/>
+          <w:szCs w:val="24"/>
+        </w:rPr>
+        <w:t xml:space="preserve">alcoves. </w:t>
+      </w:r>
+      <w:commentRangeEnd w:id="0"/>
+      <w:r>
+        <w:rPr>
+          <w:rStyle w:val="CommentReference"/>
+        </w:rPr>
+        <w:commentReference w:id="0"/>
+      </w:r>
+      <w:r>
+        <w:rPr>
+          <w:rFonts w:ascii="Times New Roman" w:hAnsi="Times New Roman" w:cs="Times New Roman"/>
+          <w:sz w:val="24"/>
+          <w:szCs w:val="24"/>
+        </w:rPr>
+        <w:t xml:space="preserve">Finally, we used a habitat selection function to quantify whether fish preference for temperature or oxygen shifts as these variables </w:t>
+      </w:r>
+      <w:commentRangeStart w:id="1"/>
+      <w:r>
+        <w:rPr>
+          <w:rFonts w:ascii="Times New Roman" w:hAnsi="Times New Roman" w:cs="Times New Roman"/>
+          <w:sz w:val="24"/>
+          <w:szCs w:val="24"/>
+        </w:rPr>
+        <w:t xml:space="preserve">fluctuate over time. </w:t>
+      </w:r>
+      <w:commentRangeEnd w:id="1"/>
+      <w:r>
+        <w:rPr>
+          <w:rStyle w:val="CommentReference"/>
+        </w:rPr>
+        <w:commentReference w:id="1"/>
+      </w:r>
+    </w:p>
+    <w:p>
+      <w:pPr>
+        <w:spacing w:line="480" w:lineRule="auto"/>
         <w:rPr>
           <w:rFonts w:ascii="Times New Roman" w:hAnsi="Times New Roman" w:cs="Times New Roman"/>
           <w:b/>
@@ -1801,66 +1884,58 @@
           <w:sz w:val="24"/>
           <w:szCs w:val="24"/>
         </w:rPr>
-        <w:t>Overview</w:t>
+        <w:t>Study location</w:t>
       </w:r>
     </w:p>
     <w:p>
       <w:pPr>
         <w:spacing w:line="480" w:lineRule="auto"/>
-        <w:rPr>
-          <w:rFonts w:ascii="Times New Roman" w:hAnsi="Times New Roman" w:cs="Times New Roman"/>
-          <w:sz w:val="24"/>
-          <w:szCs w:val="24"/>
-        </w:rPr>
-      </w:pPr>
-      <w:r>
-        <w:rPr>
-          <w:rFonts w:ascii="Times New Roman" w:hAnsi="Times New Roman" w:cs="Times New Roman"/>
-          <w:sz w:val="24"/>
-          <w:szCs w:val="24"/>
-        </w:rPr>
-        <w:t xml:space="preserve">This study was comprised of four primary components. First, we collected continuous vertical profiles of temperature and DO to characterize how these conditions varied both spatially and temporally in select cold-water alcoves during summer. We then used a subset of our data to simulate how a fish might respond to temperature and oxygen variation given three alternate </w:t>
-      </w:r>
-      <w:r>
-        <w:rPr>
-          <w:rFonts w:ascii="Times New Roman" w:hAnsi="Times New Roman" w:cs="Times New Roman"/>
-          <w:sz w:val="24"/>
-          <w:szCs w:val="24"/>
-        </w:rPr>
-        <w:lastRenderedPageBreak/>
-        <w:t xml:space="preserve">behavioral responses. Next, we collected empirical data on fine scale vertical movement in </w:t>
-      </w:r>
-      <w:commentRangeStart w:id="0"/>
-      <w:r>
-        <w:rPr>
-          <w:rFonts w:ascii="Times New Roman" w:hAnsi="Times New Roman" w:cs="Times New Roman"/>
-          <w:sz w:val="24"/>
-          <w:szCs w:val="24"/>
-        </w:rPr>
-        <w:t xml:space="preserve">alcoves. </w:t>
-      </w:r>
-      <w:commentRangeEnd w:id="0"/>
+        <w:ind w:firstLine="720"/>
+        <w:rPr>
+          <w:rFonts w:ascii="Times New Roman" w:hAnsi="Times New Roman" w:cs="Times New Roman"/>
+          <w:sz w:val="24"/>
+          <w:szCs w:val="24"/>
+        </w:rPr>
+      </w:pPr>
+      <w:r>
+        <w:rPr>
+          <w:rFonts w:ascii="Times New Roman" w:hAnsi="Times New Roman" w:cs="Times New Roman"/>
+          <w:sz w:val="24"/>
+          <w:szCs w:val="24"/>
+        </w:rPr>
+        <w:t xml:space="preserve">The Willamette River basin lies between the Cascade and Coastal Mountain ranges of Western Oregon. Historically the Upper Willamette River (between Eugene and Salem) was a laterally dynamic and meandering gravel bed river with side channels, islands, and gravel beds (Wallick et al. 2013, Flitcroft et al. 2023). These features can still be found, but have been severely reduced since Euro-American settlement (Baker et al. 2004, Gregory et al. 2019). This portion of the river also contains numerous alcoves, </w:t>
+      </w:r>
+      <w:commentRangeStart w:id="2"/>
+      <w:commentRangeStart w:id="3"/>
+      <w:r>
+        <w:rPr>
+          <w:rFonts w:ascii="Times New Roman" w:hAnsi="Times New Roman" w:cs="Times New Roman"/>
+          <w:sz w:val="24"/>
+          <w:szCs w:val="24"/>
+        </w:rPr>
+        <w:t>floodplain</w:t>
+      </w:r>
+      <w:commentRangeEnd w:id="2"/>
       <w:r>
         <w:rPr>
           <w:rStyle w:val="CommentReference"/>
         </w:rPr>
-        <w:commentReference w:id="0"/>
-      </w:r>
-      <w:commentRangeStart w:id="1"/>
-      <w:r>
-        <w:rPr>
-          <w:rFonts w:ascii="Times New Roman" w:hAnsi="Times New Roman" w:cs="Times New Roman"/>
-          <w:sz w:val="24"/>
-          <w:szCs w:val="24"/>
-        </w:rPr>
-        <w:t xml:space="preserve">Finally, we used a habitat selection function to quantify whether fish preference for temperature or oxygen shifts as these variables fluctuate over time. </w:t>
-      </w:r>
-      <w:commentRangeEnd w:id="1"/>
+        <w:commentReference w:id="2"/>
+      </w:r>
+      <w:commentRangeEnd w:id="3"/>
       <w:r>
         <w:rPr>
           <w:rStyle w:val="CommentReference"/>
         </w:rPr>
-        <w:commentReference w:id="1"/>
+        <w:commentReference w:id="3"/>
+      </w:r>
+      <w:r>
+        <w:rPr>
+          <w:rFonts w:ascii="Times New Roman" w:hAnsi="Times New Roman" w:cs="Times New Roman"/>
+          <w:sz w:val="24"/>
+          <w:szCs w:val="24"/>
+        </w:rPr>
+        <w:t xml:space="preserve"> features with only a downstream connection to the mainstem river. A subset of these waterbodies function as cold-water refuges, providing water at least 2℃ cooler than the adjacent mainstem river. Often, these cold-water habitats are seasonally exploited by cold-water fishes. Our research has focused on two such alcoves, Norwood and Blue Ruin, which frequently contain dense aggregations of coastal cutthroat trout, a fluvial cold-water fish, during peak summer conditions. While we have primarily focused on these two cold-water alcoves, we have documented cutthroat trout in all of the cold-water alcoves we have studied thus far, and many likely contain high numbers of these fish during summer. </w:t>
       </w:r>
     </w:p>
     <w:p>
@@ -1882,62 +1957,364 @@
           <w:sz w:val="24"/>
           <w:szCs w:val="24"/>
         </w:rPr>
-        <w:t>Study location</w:t>
+        <w:t xml:space="preserve">Spatiotemporal patterning of temperature and oxygen </w:t>
       </w:r>
     </w:p>
     <w:p>
       <w:pPr>
         <w:spacing w:line="480" w:lineRule="auto"/>
-        <w:rPr>
-          <w:rFonts w:ascii="Times New Roman" w:hAnsi="Times New Roman" w:cs="Times New Roman"/>
-          <w:sz w:val="24"/>
-          <w:szCs w:val="24"/>
-        </w:rPr>
-      </w:pPr>
-      <w:r>
-        <w:rPr>
-          <w:rFonts w:ascii="Times New Roman" w:hAnsi="Times New Roman" w:cs="Times New Roman"/>
-          <w:sz w:val="24"/>
-          <w:szCs w:val="24"/>
-        </w:rPr>
-        <w:t xml:space="preserve">The Willamette River basin lies between the Cascade and Coastal Mountain ranges of Western Oregon. Historically the Upper Willamette River (between Eugene and Salem) was a laterally dynamic and meandering gravel bed river with side channels, islands, and gravel beds (Wallick et al. 2013, Flitcroft et al. 2023). These features can still be found, but have been severely reduced since Euro-American settlement (Baker et al. 2004, Gregory et al. 2019). This portion of the river also contains numerous alcoves, </w:t>
-      </w:r>
-      <w:commentRangeStart w:id="2"/>
-      <w:commentRangeStart w:id="3"/>
-      <w:r>
-        <w:rPr>
-          <w:rFonts w:ascii="Times New Roman" w:hAnsi="Times New Roman" w:cs="Times New Roman"/>
-          <w:sz w:val="24"/>
-          <w:szCs w:val="24"/>
-        </w:rPr>
-        <w:t>floodplain</w:t>
-      </w:r>
-      <w:commentRangeEnd w:id="2"/>
-      <w:r>
-        <w:rPr>
-          <w:rStyle w:val="CommentReference"/>
-        </w:rPr>
-        <w:commentReference w:id="2"/>
-      </w:r>
-      <w:commentRangeEnd w:id="3"/>
-      <w:r>
-        <w:rPr>
-          <w:rStyle w:val="CommentReference"/>
-        </w:rPr>
-        <w:commentReference w:id="3"/>
-      </w:r>
-      <w:r>
-        <w:rPr>
-          <w:rFonts w:ascii="Times New Roman" w:hAnsi="Times New Roman" w:cs="Times New Roman"/>
-          <w:sz w:val="24"/>
-          <w:szCs w:val="24"/>
-        </w:rPr>
-        <w:t xml:space="preserve"> features with only a downstream connection to the mainstem river. A subset of these waterbodies function as cold-water refuges, providing water at least 2℃ cooler than the adjacent mainstem river. Often, these cold-water habitats are seasonally exploited by cold-water fishes. Our research has focused on two such alcoves, Norwood and Blue Ruin, which frequently contain dense aggregations of coastal cutthroat trout, a fluvial cold-water fish, during peak summer conditions. While we have primarily focused on these two cold-water alcoves, we have documented cutthroat trout in all of the cold-water alcoves we have studied thus far, and many likely contain high numbers of these fish during summer. </w:t>
+        <w:ind w:firstLine="720"/>
+        <w:rPr>
+          <w:rFonts w:ascii="Times New Roman" w:hAnsi="Times New Roman" w:cs="Times New Roman"/>
+          <w:sz w:val="24"/>
+          <w:szCs w:val="24"/>
+        </w:rPr>
+      </w:pPr>
+      <w:r>
+        <w:rPr>
+          <w:rFonts w:ascii="Times New Roman" w:hAnsi="Times New Roman" w:cs="Times New Roman"/>
+          <w:sz w:val="24"/>
+          <w:szCs w:val="24"/>
+        </w:rPr>
+        <w:t xml:space="preserve">In 2020, we collected data on temperature and DO within six known cold-water alcoves on the Upper Willamette River to determine whether these habitats were vertically stratified, and to quantify whether these habitats displayed spatiotemporal variation in temperature and DO. During the summer, we instrumented each of these alcoves with two separate temperature-DO </w:t>
+      </w:r>
+      <w:r>
+        <w:rPr>
+          <w:rFonts w:ascii="Times New Roman" w:hAnsi="Times New Roman" w:cs="Times New Roman"/>
+          <w:sz w:val="24"/>
+          <w:szCs w:val="24"/>
+        </w:rPr>
+        <w:lastRenderedPageBreak/>
+        <w:t>arrays deployed laterally (</w:t>
+      </w:r>
+      <w:r>
+        <w:rPr>
+          <w:rFonts w:ascii="Times New Roman" w:hAnsi="Times New Roman" w:cs="Times New Roman"/>
+          <w:sz w:val="24"/>
+          <w:szCs w:val="24"/>
+        </w:rPr>
+        <w:t>i.e. along the length of the alcove)</w:t>
+      </w:r>
+      <w:r>
+        <w:rPr>
+          <w:rFonts w:ascii="Times New Roman" w:hAnsi="Times New Roman" w:cs="Times New Roman"/>
+          <w:sz w:val="24"/>
+          <w:szCs w:val="24"/>
+        </w:rPr>
+        <w:t xml:space="preserve"> near its mid-point and its terminus. Each array was comprised of three temperature-DO loggers (</w:t>
+      </w:r>
+      <w:r>
+        <w:rPr>
+          <w:rFonts w:ascii="Times New Roman" w:hAnsi="Times New Roman" w:cs="Times New Roman"/>
+          <w:sz w:val="24"/>
+          <w:szCs w:val="24"/>
+        </w:rPr>
+        <w:t>Onset HOBO® U26-001 Dissolved Oxygen Data Logger</w:t>
+      </w:r>
+      <w:r>
+        <w:rPr>
+          <w:rFonts w:ascii="Times New Roman" w:hAnsi="Times New Roman" w:cs="Times New Roman"/>
+          <w:sz w:val="24"/>
+          <w:szCs w:val="24"/>
+        </w:rPr>
+        <w:t>;</w:t>
+      </w:r>
+      <w:r>
+        <w:rPr>
+          <w:rFonts w:ascii="Times New Roman" w:hAnsi="Times New Roman" w:cs="Times New Roman"/>
+          <w:sz w:val="24"/>
+          <w:szCs w:val="24"/>
+        </w:rPr>
+        <w:t xml:space="preserve"> </w:t>
+      </w:r>
+      <w:r>
+        <w:rPr>
+          <w:rFonts w:ascii="Times New Roman" w:hAnsi="Times New Roman" w:cs="Times New Roman"/>
+          <w:sz w:val="24"/>
+          <w:szCs w:val="24"/>
+        </w:rPr>
+        <w:t>DO</w:t>
+      </w:r>
+      <w:r>
+        <w:rPr>
+          <w:rFonts w:ascii="Times New Roman" w:hAnsi="Times New Roman" w:cs="Times New Roman"/>
+          <w:sz w:val="24"/>
+          <w:szCs w:val="24"/>
+        </w:rPr>
+        <w:t xml:space="preserve"> accuracy to </w:t>
+      </w:r>
+      <w:r>
+        <w:rPr>
+          <w:rFonts w:ascii="Times New Roman" w:hAnsi="Times New Roman" w:cs="Times New Roman"/>
+          <w:sz w:val="24"/>
+          <w:szCs w:val="24"/>
+        </w:rPr>
+        <w:t xml:space="preserve">± </w:t>
+      </w:r>
+      <w:r>
+        <w:rPr>
+          <w:rFonts w:ascii="Times New Roman" w:hAnsi="Times New Roman" w:cs="Times New Roman"/>
+          <w:sz w:val="24"/>
+          <w:szCs w:val="24"/>
+        </w:rPr>
+        <w:t>0.2mg</w:t>
+      </w:r>
+      <w:r>
+        <w:rPr>
+          <w:rFonts w:ascii="Times New Roman" w:hAnsi="Times New Roman" w:cs="Times New Roman"/>
+          <w:sz w:val="24"/>
+          <w:szCs w:val="24"/>
+        </w:rPr>
+        <w:t>•</w:t>
+      </w:r>
+      <w:r>
+        <w:rPr>
+          <w:rFonts w:ascii="Times New Roman" w:hAnsi="Times New Roman" w:cs="Times New Roman"/>
+          <w:sz w:val="24"/>
+          <w:szCs w:val="24"/>
+        </w:rPr>
+        <w:t>L</w:t>
+      </w:r>
+      <w:r>
+        <w:rPr>
+          <w:rFonts w:ascii="Times New Roman" w:hAnsi="Times New Roman" w:cs="Times New Roman"/>
+          <w:sz w:val="24"/>
+          <w:szCs w:val="24"/>
+          <w:vertAlign w:val="superscript"/>
+        </w:rPr>
+        <w:t>-1</w:t>
+      </w:r>
+      <w:r>
+        <w:rPr>
+          <w:rFonts w:ascii="Times New Roman" w:hAnsi="Times New Roman" w:cs="Times New Roman"/>
+          <w:sz w:val="24"/>
+          <w:szCs w:val="24"/>
+        </w:rPr>
+        <w:t>, and</w:t>
+      </w:r>
+      <w:r>
+        <w:rPr>
+          <w:rFonts w:ascii="Times New Roman" w:hAnsi="Times New Roman" w:cs="Times New Roman"/>
+          <w:sz w:val="24"/>
+          <w:szCs w:val="24"/>
+        </w:rPr>
+        <w:t xml:space="preserve"> temperature to ± 0.2℃) set to record at 10-minute intervals at the surface, mid-, and bottom of the water column. Arrays were deployed in each alcove for a total of 3-4 days.  </w:t>
       </w:r>
     </w:p>
     <w:p>
       <w:pPr>
         <w:spacing w:line="480" w:lineRule="auto"/>
+        <w:ind w:firstLine="720"/>
+        <w:rPr>
+          <w:rFonts w:ascii="Times New Roman" w:hAnsi="Times New Roman" w:cs="Times New Roman"/>
+          <w:sz w:val="24"/>
+          <w:szCs w:val="24"/>
+        </w:rPr>
+      </w:pPr>
+      <w:r>
+        <w:rPr>
+          <w:rFonts w:ascii="Times New Roman" w:hAnsi="Times New Roman" w:cs="Times New Roman"/>
+          <w:sz w:val="24"/>
+          <w:szCs w:val="24"/>
+        </w:rPr>
+        <w:t xml:space="preserve">In 2021, </w:t>
+      </w:r>
+      <w:r>
+        <w:rPr>
+          <w:rFonts w:ascii="Times New Roman" w:hAnsi="Times New Roman" w:cs="Times New Roman"/>
+          <w:sz w:val="24"/>
+          <w:szCs w:val="24"/>
+        </w:rPr>
+        <w:t xml:space="preserve">we continuously monitored </w:t>
+      </w:r>
+      <w:r>
+        <w:rPr>
+          <w:rFonts w:ascii="Times New Roman" w:hAnsi="Times New Roman" w:cs="Times New Roman"/>
+          <w:sz w:val="24"/>
+          <w:szCs w:val="24"/>
+        </w:rPr>
+        <w:t>two of these alcoves</w:t>
+      </w:r>
+      <w:r>
+        <w:rPr>
+          <w:rFonts w:ascii="Times New Roman" w:hAnsi="Times New Roman" w:cs="Times New Roman"/>
+          <w:sz w:val="24"/>
+          <w:szCs w:val="24"/>
+        </w:rPr>
+        <w:t xml:space="preserve">, </w:t>
+      </w:r>
+      <w:r>
+        <w:rPr>
+          <w:rFonts w:ascii="Times New Roman" w:hAnsi="Times New Roman" w:cs="Times New Roman"/>
+          <w:sz w:val="24"/>
+          <w:szCs w:val="24"/>
+        </w:rPr>
+        <w:t>Blue Ruin and Norwood</w:t>
+      </w:r>
+      <w:r>
+        <w:rPr>
+          <w:rFonts w:ascii="Times New Roman" w:hAnsi="Times New Roman" w:cs="Times New Roman"/>
+          <w:sz w:val="24"/>
+          <w:szCs w:val="24"/>
+        </w:rPr>
+        <w:t>,</w:t>
+      </w:r>
+      <w:r>
+        <w:rPr>
+          <w:rFonts w:ascii="Times New Roman" w:hAnsi="Times New Roman" w:cs="Times New Roman"/>
+          <w:sz w:val="24"/>
+          <w:szCs w:val="24"/>
+        </w:rPr>
+        <w:t xml:space="preserve"> for </w:t>
+      </w:r>
+      <w:r>
+        <w:rPr>
+          <w:rFonts w:ascii="Times New Roman" w:hAnsi="Times New Roman" w:cs="Times New Roman"/>
+          <w:sz w:val="24"/>
+          <w:szCs w:val="24"/>
+        </w:rPr>
+        <w:t>DO</w:t>
+      </w:r>
+      <w:r>
+        <w:rPr>
+          <w:rFonts w:ascii="Times New Roman" w:hAnsi="Times New Roman" w:cs="Times New Roman"/>
+          <w:sz w:val="24"/>
+          <w:szCs w:val="24"/>
+        </w:rPr>
+        <w:t xml:space="preserve"> and temperature over a ~3 week t</w:t>
+      </w:r>
+      <w:r>
+        <w:rPr>
+          <w:rFonts w:ascii="Times New Roman" w:hAnsi="Times New Roman" w:cs="Times New Roman"/>
+          <w:sz w:val="24"/>
+          <w:szCs w:val="24"/>
+        </w:rPr>
+        <w:t>ime period during peak summer. In Blue Ruin alcove, we deployed f</w:t>
+      </w:r>
+      <w:r>
+        <w:rPr>
+          <w:rFonts w:ascii="Times New Roman" w:hAnsi="Times New Roman" w:cs="Times New Roman"/>
+          <w:sz w:val="24"/>
+          <w:szCs w:val="24"/>
+        </w:rPr>
+        <w:t xml:space="preserve">ive </w:t>
+      </w:r>
+      <w:r>
+        <w:rPr>
+          <w:rFonts w:ascii="Times New Roman" w:hAnsi="Times New Roman" w:cs="Times New Roman"/>
+          <w:sz w:val="24"/>
+          <w:szCs w:val="24"/>
+        </w:rPr>
+        <w:t>logger arrays</w:t>
+      </w:r>
+      <w:r>
+        <w:rPr>
+          <w:rFonts w:ascii="Times New Roman" w:hAnsi="Times New Roman" w:cs="Times New Roman"/>
+          <w:sz w:val="24"/>
+          <w:szCs w:val="24"/>
+        </w:rPr>
+        <w:t xml:space="preserve"> </w:t>
+      </w:r>
+      <w:r>
+        <w:rPr>
+          <w:rFonts w:ascii="Times New Roman" w:hAnsi="Times New Roman" w:cs="Times New Roman"/>
+          <w:sz w:val="24"/>
+          <w:szCs w:val="24"/>
+        </w:rPr>
+        <w:t xml:space="preserve">laterally along the deepest portions of the alcove </w:t>
+      </w:r>
+      <w:r>
+        <w:rPr>
+          <w:rFonts w:ascii="Times New Roman" w:hAnsi="Times New Roman" w:cs="Times New Roman"/>
+          <w:sz w:val="24"/>
+          <w:szCs w:val="24"/>
+        </w:rPr>
+        <w:t>to characterize spatiotemporal heterogeneity in conditions</w:t>
+      </w:r>
+      <w:r>
+        <w:rPr>
+          <w:rFonts w:ascii="Times New Roman" w:hAnsi="Times New Roman" w:cs="Times New Roman"/>
+          <w:sz w:val="24"/>
+          <w:szCs w:val="24"/>
+        </w:rPr>
+        <w:t xml:space="preserve"> (Supplemental Figure 1). Due to limited supplies, these arrays were instrumented with fewer data loggers, however at a minimum the arrays contained at least two temperature-DO loggers set to record at the epilimnion and hypolimnion. One of the arrays in Blue Ruin (the site-4 array), as well as the array deployed in Norwood alcove, were associated with our fish enclosure study, which is described in greater detail below. These arrays were more heavily instrumented to obtain profile data at a finer resolution. Loggers on all arrays were all set to record at 5-minute intervals. We also recorded ve</w:t>
+      </w:r>
+      <w:r>
+        <w:rPr>
+          <w:rFonts w:ascii="Times New Roman" w:hAnsi="Times New Roman" w:cs="Times New Roman"/>
+          <w:sz w:val="24"/>
+          <w:szCs w:val="24"/>
+        </w:rPr>
+        <w:t xml:space="preserve">rtical profiles of </w:t>
+      </w:r>
+      <w:r>
+        <w:rPr>
+          <w:rFonts w:ascii="Times New Roman" w:hAnsi="Times New Roman" w:cs="Times New Roman"/>
+          <w:sz w:val="24"/>
+          <w:szCs w:val="24"/>
+        </w:rPr>
+        <w:t xml:space="preserve"> temperature and DO</w:t>
+      </w:r>
+      <w:r>
+        <w:rPr>
+          <w:rFonts w:ascii="Times New Roman" w:hAnsi="Times New Roman" w:cs="Times New Roman"/>
+          <w:sz w:val="24"/>
+          <w:szCs w:val="24"/>
+        </w:rPr>
+        <w:t xml:space="preserve"> </w:t>
+      </w:r>
+      <w:r>
+        <w:rPr>
+          <w:rFonts w:ascii="Times New Roman" w:hAnsi="Times New Roman" w:cs="Times New Roman"/>
+          <w:sz w:val="24"/>
+          <w:szCs w:val="24"/>
+        </w:rPr>
+        <w:t>at</w:t>
+      </w:r>
+      <w:r>
+        <w:rPr>
+          <w:rFonts w:ascii="Times New Roman" w:hAnsi="Times New Roman" w:cs="Times New Roman"/>
+          <w:sz w:val="24"/>
+          <w:szCs w:val="24"/>
+        </w:rPr>
+        <w:t xml:space="preserve"> Blue Ruin alcove in 2021 during the early morning and </w:t>
+      </w:r>
+      <w:r>
+        <w:rPr>
+          <w:rFonts w:ascii="Times New Roman" w:hAnsi="Times New Roman" w:cs="Times New Roman"/>
+          <w:sz w:val="24"/>
+          <w:szCs w:val="24"/>
+        </w:rPr>
+        <w:t>evening</w:t>
+      </w:r>
+      <w:r>
+        <w:rPr>
+          <w:rFonts w:ascii="Times New Roman" w:hAnsi="Times New Roman" w:cs="Times New Roman"/>
+          <w:sz w:val="24"/>
+          <w:szCs w:val="24"/>
+        </w:rPr>
+        <w:t xml:space="preserve"> to understand how these vertical gradients vary between low oxygen periods (early morning) and peak oxygen periods (</w:t>
+      </w:r>
+      <w:r>
+        <w:rPr>
+          <w:rFonts w:ascii="Times New Roman" w:hAnsi="Times New Roman" w:cs="Times New Roman"/>
+          <w:sz w:val="24"/>
+          <w:szCs w:val="24"/>
+        </w:rPr>
+        <w:t>early evening</w:t>
+      </w:r>
+      <w:r>
+        <w:rPr>
+          <w:rFonts w:ascii="Times New Roman" w:hAnsi="Times New Roman" w:cs="Times New Roman"/>
+          <w:sz w:val="24"/>
+          <w:szCs w:val="24"/>
+        </w:rPr>
+        <w:t>).</w:t>
+      </w:r>
+    </w:p>
+    <w:p>
+      <w:pPr>
+        <w:spacing w:line="480" w:lineRule="auto"/>
         <w:rPr>
           <w:rFonts w:ascii="Times New Roman" w:hAnsi="Times New Roman" w:cs="Times New Roman"/>
           <w:b/>
@@ -1954,25 +2331,26 @@
           <w:sz w:val="24"/>
           <w:szCs w:val="24"/>
         </w:rPr>
-        <w:t xml:space="preserve">Spatiotemporal patterning of temperature and oxygen </w:t>
+        <w:t xml:space="preserve">Quantifying movement patterns </w:t>
       </w:r>
     </w:p>
     <w:p>
       <w:pPr>
         <w:spacing w:line="480" w:lineRule="auto"/>
-        <w:rPr>
-          <w:rFonts w:ascii="Times New Roman" w:hAnsi="Times New Roman" w:cs="Times New Roman"/>
-          <w:sz w:val="24"/>
-          <w:szCs w:val="24"/>
-        </w:rPr>
-      </w:pPr>
-      <w:r>
-        <w:rPr>
-          <w:rFonts w:ascii="Times New Roman" w:hAnsi="Times New Roman" w:cs="Times New Roman"/>
-          <w:sz w:val="24"/>
-          <w:szCs w:val="24"/>
-        </w:rPr>
-        <w:t xml:space="preserve">In 2020, we collected data on temperature and DO within six known cold-water alcoves on the Upper Willamette River to determine whether these habitats were vertically stratified, and to quantify whether these habitats displayed spatiotemporal variation in temperature and DO. </w:t>
+        <w:ind w:firstLine="720"/>
+        <w:rPr>
+          <w:rFonts w:ascii="Times New Roman" w:hAnsi="Times New Roman" w:cs="Times New Roman"/>
+          <w:sz w:val="24"/>
+          <w:szCs w:val="24"/>
+        </w:rPr>
+      </w:pPr>
+      <w:r>
+        <w:rPr>
+          <w:rFonts w:ascii="Times New Roman" w:hAnsi="Times New Roman" w:cs="Times New Roman"/>
+          <w:sz w:val="24"/>
+          <w:szCs w:val="24"/>
+        </w:rPr>
+        <w:t xml:space="preserve">Currently, depth sensing tags lack adequate resolution to accurately determine fish depth selection in shallow environments. This led us to develop a study where we used externally mounted temperature recording iButtons, coupled with temporally continuous recordings of temperature and oxygen at known depths, in order to calculate fish depth over time. This allowed </w:t>
       </w:r>
       <w:r>
         <w:rPr>
@@ -1981,226 +2359,42 @@
           <w:szCs w:val="24"/>
         </w:rPr>
         <w:lastRenderedPageBreak/>
-        <w:t>During the summer, we instrumented each of these alcoves with two separate temperature-DO arrays deployed laterally (</w:t>
-      </w:r>
-      <w:r>
-        <w:rPr>
-          <w:rFonts w:ascii="Times New Roman" w:hAnsi="Times New Roman" w:cs="Times New Roman"/>
-          <w:sz w:val="24"/>
-          <w:szCs w:val="24"/>
-        </w:rPr>
-        <w:t>i.e. along the length of the alcove)</w:t>
-      </w:r>
-      <w:r>
-        <w:rPr>
-          <w:rFonts w:ascii="Times New Roman" w:hAnsi="Times New Roman" w:cs="Times New Roman"/>
-          <w:sz w:val="24"/>
-          <w:szCs w:val="24"/>
-        </w:rPr>
-        <w:t xml:space="preserve"> near its mid-point and its terminus. Each array was comprised of three temperature-DO loggers (</w:t>
-      </w:r>
-      <w:r>
-        <w:rPr>
-          <w:rFonts w:ascii="Times New Roman" w:hAnsi="Times New Roman" w:cs="Times New Roman"/>
-          <w:sz w:val="24"/>
-          <w:szCs w:val="24"/>
-        </w:rPr>
-        <w:t>Onset HOBO® U26-001 Dissolved Oxygen Data Logger</w:t>
-      </w:r>
-      <w:r>
-        <w:rPr>
-          <w:rFonts w:ascii="Times New Roman" w:hAnsi="Times New Roman" w:cs="Times New Roman"/>
-          <w:sz w:val="24"/>
-          <w:szCs w:val="24"/>
-        </w:rPr>
-        <w:t>;</w:t>
-      </w:r>
-      <w:r>
-        <w:rPr>
-          <w:rFonts w:ascii="Times New Roman" w:hAnsi="Times New Roman" w:cs="Times New Roman"/>
-          <w:sz w:val="24"/>
-          <w:szCs w:val="24"/>
-        </w:rPr>
-        <w:t xml:space="preserve"> </w:t>
-      </w:r>
-      <w:r>
-        <w:rPr>
-          <w:rFonts w:ascii="Times New Roman" w:hAnsi="Times New Roman" w:cs="Times New Roman"/>
-          <w:sz w:val="24"/>
-          <w:szCs w:val="24"/>
-        </w:rPr>
-        <w:t>DO</w:t>
-      </w:r>
-      <w:r>
-        <w:rPr>
-          <w:rFonts w:ascii="Times New Roman" w:hAnsi="Times New Roman" w:cs="Times New Roman"/>
-          <w:sz w:val="24"/>
-          <w:szCs w:val="24"/>
-        </w:rPr>
-        <w:t xml:space="preserve"> accuracy to </w:t>
-      </w:r>
-      <w:r>
-        <w:rPr>
-          <w:rFonts w:ascii="Times New Roman" w:hAnsi="Times New Roman" w:cs="Times New Roman"/>
-          <w:sz w:val="24"/>
-          <w:szCs w:val="24"/>
-        </w:rPr>
-        <w:t xml:space="preserve">± </w:t>
-      </w:r>
-      <w:r>
-        <w:rPr>
-          <w:rFonts w:ascii="Times New Roman" w:hAnsi="Times New Roman" w:cs="Times New Roman"/>
-          <w:sz w:val="24"/>
-          <w:szCs w:val="24"/>
-        </w:rPr>
-        <w:t>0.2mg</w:t>
-      </w:r>
-      <w:r>
-        <w:rPr>
-          <w:rFonts w:ascii="Times New Roman" w:hAnsi="Times New Roman" w:cs="Times New Roman"/>
-          <w:sz w:val="24"/>
-          <w:szCs w:val="24"/>
-        </w:rPr>
-        <w:t>•</w:t>
-      </w:r>
-      <w:r>
-        <w:rPr>
-          <w:rFonts w:ascii="Times New Roman" w:hAnsi="Times New Roman" w:cs="Times New Roman"/>
-          <w:sz w:val="24"/>
-          <w:szCs w:val="24"/>
-        </w:rPr>
-        <w:t>L</w:t>
-      </w:r>
-      <w:r>
-        <w:rPr>
-          <w:rFonts w:ascii="Times New Roman" w:hAnsi="Times New Roman" w:cs="Times New Roman"/>
-          <w:sz w:val="24"/>
-          <w:szCs w:val="24"/>
-          <w:vertAlign w:val="superscript"/>
-        </w:rPr>
-        <w:t>-1</w:t>
-      </w:r>
-      <w:r>
-        <w:rPr>
-          <w:rFonts w:ascii="Times New Roman" w:hAnsi="Times New Roman" w:cs="Times New Roman"/>
-          <w:sz w:val="24"/>
-          <w:szCs w:val="24"/>
-        </w:rPr>
-        <w:t>, and</w:t>
-      </w:r>
-      <w:r>
-        <w:rPr>
-          <w:rFonts w:ascii="Times New Roman" w:hAnsi="Times New Roman" w:cs="Times New Roman"/>
-          <w:sz w:val="24"/>
-          <w:szCs w:val="24"/>
-        </w:rPr>
-        <w:t xml:space="preserve"> temperature to ± 0.2℃) set to record at 10-minute intervals at the surface, mid-, and bottom of the water column. Arrays were deployed in each alcove for a total of 3-4 days.  </w:t>
+        <w:t xml:space="preserve">us to determine whether fish were displaying fine scale diel vertical movements in response to fluctuating temperature and oxygen. </w:t>
       </w:r>
     </w:p>
     <w:p>
       <w:pPr>
         <w:spacing w:line="480" w:lineRule="auto"/>
-        <w:rPr>
-          <w:rFonts w:ascii="Times New Roman" w:hAnsi="Times New Roman" w:cs="Times New Roman"/>
-          <w:sz w:val="24"/>
-          <w:szCs w:val="24"/>
-        </w:rPr>
-      </w:pPr>
-      <w:r>
-        <w:rPr>
-          <w:rFonts w:ascii="Times New Roman" w:hAnsi="Times New Roman" w:cs="Times New Roman"/>
-          <w:sz w:val="24"/>
-          <w:szCs w:val="24"/>
-        </w:rPr>
-        <w:t xml:space="preserve">In 2021, </w:t>
-      </w:r>
-      <w:r>
-        <w:rPr>
-          <w:rFonts w:ascii="Times New Roman" w:hAnsi="Times New Roman" w:cs="Times New Roman"/>
-          <w:sz w:val="24"/>
-          <w:szCs w:val="24"/>
-        </w:rPr>
-        <w:t xml:space="preserve">we continuously monitored </w:t>
-      </w:r>
-      <w:r>
-        <w:rPr>
-          <w:rFonts w:ascii="Times New Roman" w:hAnsi="Times New Roman" w:cs="Times New Roman"/>
-          <w:sz w:val="24"/>
-          <w:szCs w:val="24"/>
-        </w:rPr>
-        <w:t>two of these alcoves</w:t>
-      </w:r>
-      <w:r>
-        <w:rPr>
-          <w:rFonts w:ascii="Times New Roman" w:hAnsi="Times New Roman" w:cs="Times New Roman"/>
-          <w:sz w:val="24"/>
-          <w:szCs w:val="24"/>
-        </w:rPr>
-        <w:t xml:space="preserve">, </w:t>
-      </w:r>
-      <w:r>
-        <w:rPr>
-          <w:rFonts w:ascii="Times New Roman" w:hAnsi="Times New Roman" w:cs="Times New Roman"/>
-          <w:sz w:val="24"/>
-          <w:szCs w:val="24"/>
-        </w:rPr>
-        <w:t>Blue Ruin and Norwood</w:t>
-      </w:r>
-      <w:r>
-        <w:rPr>
-          <w:rFonts w:ascii="Times New Roman" w:hAnsi="Times New Roman" w:cs="Times New Roman"/>
-          <w:sz w:val="24"/>
-          <w:szCs w:val="24"/>
-        </w:rPr>
-        <w:t>,</w:t>
-      </w:r>
-      <w:r>
-        <w:rPr>
-          <w:rFonts w:ascii="Times New Roman" w:hAnsi="Times New Roman" w:cs="Times New Roman"/>
-          <w:sz w:val="24"/>
-          <w:szCs w:val="24"/>
-        </w:rPr>
-        <w:t xml:space="preserve"> for </w:t>
-      </w:r>
-      <w:r>
-        <w:rPr>
-          <w:rFonts w:ascii="Times New Roman" w:hAnsi="Times New Roman" w:cs="Times New Roman"/>
-          <w:sz w:val="24"/>
-          <w:szCs w:val="24"/>
-        </w:rPr>
-        <w:t>DO</w:t>
-      </w:r>
-      <w:r>
-        <w:rPr>
-          <w:rFonts w:ascii="Times New Roman" w:hAnsi="Times New Roman" w:cs="Times New Roman"/>
-          <w:sz w:val="24"/>
-          <w:szCs w:val="24"/>
-        </w:rPr>
-        <w:t xml:space="preserve"> and temperature over a ~3 week t</w:t>
-      </w:r>
-      <w:r>
-        <w:rPr>
-          <w:rFonts w:ascii="Times New Roman" w:hAnsi="Times New Roman" w:cs="Times New Roman"/>
-          <w:sz w:val="24"/>
-          <w:szCs w:val="24"/>
-        </w:rPr>
-        <w:t>ime period during peak summer. In Blue Ruin alcove, we deployed f</w:t>
-      </w:r>
-      <w:r>
-        <w:rPr>
-          <w:rFonts w:ascii="Times New Roman" w:hAnsi="Times New Roman" w:cs="Times New Roman"/>
-          <w:sz w:val="24"/>
-          <w:szCs w:val="24"/>
-        </w:rPr>
-        <w:t xml:space="preserve">ive </w:t>
-      </w:r>
-      <w:r>
-        <w:rPr>
-          <w:rFonts w:ascii="Times New Roman" w:hAnsi="Times New Roman" w:cs="Times New Roman"/>
-          <w:sz w:val="24"/>
-          <w:szCs w:val="24"/>
-        </w:rPr>
-        <w:t>logger arrays</w:t>
+        <w:ind w:firstLine="720"/>
+        <w:rPr>
+          <w:rFonts w:ascii="Times New Roman" w:hAnsi="Times New Roman" w:cs="Times New Roman"/>
+          <w:sz w:val="24"/>
+          <w:szCs w:val="24"/>
+        </w:rPr>
+      </w:pPr>
+      <w:r>
+        <w:rPr>
+          <w:rFonts w:ascii="Times New Roman" w:hAnsi="Times New Roman" w:cs="Times New Roman"/>
+          <w:sz w:val="24"/>
+          <w:szCs w:val="24"/>
+        </w:rPr>
+        <w:t>In the summer o</w:t>
+      </w:r>
+      <w:r>
+        <w:rPr>
+          <w:rFonts w:ascii="Times New Roman" w:hAnsi="Times New Roman" w:cs="Times New Roman"/>
+          <w:sz w:val="24"/>
+          <w:szCs w:val="24"/>
+        </w:rPr>
+        <w:t>f 2022, we externally tagged 31-</w:t>
+      </w:r>
+      <w:r>
+        <w:rPr>
+          <w:rFonts w:ascii="Times New Roman" w:hAnsi="Times New Roman" w:cs="Times New Roman"/>
+          <w:sz w:val="24"/>
+          <w:szCs w:val="24"/>
+        </w:rPr>
+        <w:t>cutthroat trout with waterproofed Thermocron high-resolution iButtons (DS1922L-F5#, temperature accuracy ±</w:t>
       </w:r>
       <w:r>
         <w:rPr>
@@ -2216,100 +2410,829 @@
           <w:sz w:val="24"/>
           <w:szCs w:val="24"/>
         </w:rPr>
-        <w:t xml:space="preserve">laterally along the deepest portions of the alcove </w:t>
-      </w:r>
-      <w:r>
-        <w:rPr>
-          <w:rFonts w:ascii="Times New Roman" w:hAnsi="Times New Roman" w:cs="Times New Roman"/>
-          <w:sz w:val="24"/>
-          <w:szCs w:val="24"/>
-        </w:rPr>
-        <w:t>to characterize spatiotemporal heterogeneity in conditions</w:t>
-      </w:r>
-      <w:r>
-        <w:rPr>
-          <w:rFonts w:ascii="Times New Roman" w:hAnsi="Times New Roman" w:cs="Times New Roman"/>
-          <w:sz w:val="24"/>
-          <w:szCs w:val="24"/>
-        </w:rPr>
-        <w:t xml:space="preserve"> (Supplemental Figure 1). Due to limited supplies, these arrays were instrumented with fewer data loggers, however at a minimum the arrays contained at least two temperature-DO loggers set to record at the epilimnion and hypolimnion (Supplemental Table 1). One of the arrays in Blue Ruin (the site-4 array), as well as the array deployed in Norwood alcove, were associated with our fish enclosure study, which is described in greater detail below. These arrays were more heavily instrumented to obtain profile data at a finer resolution. Loggers on all arrays were all set to record at 5-minute intervals. We also recorded ve</w:t>
-      </w:r>
-      <w:r>
-        <w:rPr>
-          <w:rFonts w:ascii="Times New Roman" w:hAnsi="Times New Roman" w:cs="Times New Roman"/>
-          <w:sz w:val="24"/>
-          <w:szCs w:val="24"/>
-        </w:rPr>
-        <w:t xml:space="preserve">rtical profiles of </w:t>
-      </w:r>
-      <w:r>
-        <w:rPr>
-          <w:rFonts w:ascii="Times New Roman" w:hAnsi="Times New Roman" w:cs="Times New Roman"/>
-          <w:sz w:val="24"/>
-          <w:szCs w:val="24"/>
-        </w:rPr>
-        <w:t xml:space="preserve"> temperature and DO</w:t>
-      </w:r>
-      <w:r>
-        <w:rPr>
-          <w:rFonts w:ascii="Times New Roman" w:hAnsi="Times New Roman" w:cs="Times New Roman"/>
-          <w:sz w:val="24"/>
-          <w:szCs w:val="24"/>
-        </w:rPr>
-        <w:t xml:space="preserve"> </w:t>
-      </w:r>
-      <w:r>
-        <w:rPr>
-          <w:rFonts w:ascii="Times New Roman" w:hAnsi="Times New Roman" w:cs="Times New Roman"/>
-          <w:sz w:val="24"/>
-          <w:szCs w:val="24"/>
-        </w:rPr>
-        <w:t>at</w:t>
-      </w:r>
-      <w:r>
-        <w:rPr>
-          <w:rFonts w:ascii="Times New Roman" w:hAnsi="Times New Roman" w:cs="Times New Roman"/>
-          <w:sz w:val="24"/>
-          <w:szCs w:val="24"/>
-        </w:rPr>
-        <w:t xml:space="preserve"> Blue Ruin alcove in 2021 during the early morning and </w:t>
-      </w:r>
-      <w:r>
-        <w:rPr>
-          <w:rFonts w:ascii="Times New Roman" w:hAnsi="Times New Roman" w:cs="Times New Roman"/>
-          <w:sz w:val="24"/>
-          <w:szCs w:val="24"/>
-        </w:rPr>
-        <w:t>evening</w:t>
-      </w:r>
-      <w:r>
-        <w:rPr>
-          <w:rFonts w:ascii="Times New Roman" w:hAnsi="Times New Roman" w:cs="Times New Roman"/>
-          <w:sz w:val="24"/>
-          <w:szCs w:val="24"/>
-        </w:rPr>
-        <w:t xml:space="preserve"> to understand how these vertical gradients vary between low oxygen periods (early morning) and peak oxygen periods (</w:t>
-      </w:r>
-      <w:r>
-        <w:rPr>
-          <w:rFonts w:ascii="Times New Roman" w:hAnsi="Times New Roman" w:cs="Times New Roman"/>
-          <w:sz w:val="24"/>
-          <w:szCs w:val="24"/>
-        </w:rPr>
-        <w:t>early evening</w:t>
-      </w:r>
-      <w:r>
-        <w:rPr>
-          <w:rFonts w:ascii="Times New Roman" w:hAnsi="Times New Roman" w:cs="Times New Roman"/>
-          <w:sz w:val="24"/>
-          <w:szCs w:val="24"/>
-        </w:rPr>
-        <w:t>).</w:t>
+        <w:t>0.5°C). iButtons were modified to reduce weight following methods outlined by Lovegrove (2009)</w:t>
+      </w:r>
+      <w:r>
+        <w:rPr>
+          <w:rFonts w:ascii="Times New Roman" w:hAnsi="Times New Roman" w:cs="Times New Roman"/>
+          <w:sz w:val="24"/>
+          <w:szCs w:val="24"/>
+        </w:rPr>
+        <w:t xml:space="preserve"> and </w:t>
+      </w:r>
+      <w:r>
+        <w:rPr>
+          <w:rFonts w:ascii="Times New Roman" w:hAnsi="Times New Roman" w:cs="Times New Roman"/>
+          <w:sz w:val="24"/>
+          <w:szCs w:val="24"/>
+        </w:rPr>
+        <w:t>were set to record temperature at 12-minute intervals to maximize data resolution while also ensuring adequate battery life and data storage capacity. Each modified iButton was mounted to a dark green 2.5cm Peterson disc using marine grade epoxy (JB MarineWeld™ syringe two part adhesive). The Peterson discs had two small gauge holes drilled 3mm apart and 3mm in from t</w:t>
+      </w:r>
+      <w:r>
+        <w:rPr>
+          <w:rFonts w:ascii="Times New Roman" w:hAnsi="Times New Roman" w:cs="Times New Roman"/>
+          <w:sz w:val="24"/>
+          <w:szCs w:val="24"/>
+        </w:rPr>
+        <w:t>he disk’s outer margin</w:t>
+      </w:r>
+      <w:r>
+        <w:rPr>
+          <w:rFonts w:ascii="Times New Roman" w:hAnsi="Times New Roman" w:cs="Times New Roman"/>
+          <w:sz w:val="24"/>
+          <w:szCs w:val="24"/>
+        </w:rPr>
+        <w:t>, which were used to suture the mounted iButton to each fish through the</w:t>
+      </w:r>
+      <w:r>
+        <w:rPr>
+          <w:rFonts w:ascii="Times New Roman" w:hAnsi="Times New Roman" w:cs="Times New Roman"/>
+          <w:sz w:val="24"/>
+          <w:szCs w:val="24"/>
+        </w:rPr>
+        <w:t>ir anterior dorsal musculature</w:t>
+      </w:r>
+      <w:r>
+        <w:rPr>
+          <w:rFonts w:ascii="Times New Roman" w:hAnsi="Times New Roman" w:cs="Times New Roman"/>
+          <w:sz w:val="24"/>
+          <w:szCs w:val="24"/>
+        </w:rPr>
+        <w:t>. Tag weights spanned from 3.4g to 5.3g (4.1g ± 0.4, mean ± SD) and did not exceed 3.8% of fish body mass</w:t>
+      </w:r>
+      <w:r>
+        <w:rPr>
+          <w:rFonts w:ascii="Times New Roman" w:hAnsi="Times New Roman" w:cs="Times New Roman"/>
+          <w:sz w:val="24"/>
+          <w:szCs w:val="24"/>
+        </w:rPr>
+        <w:t xml:space="preserve"> (recent work shows that a 2% tag-burden is arbitrary and overly conservative; Brownscombe et al. 2019)</w:t>
+      </w:r>
+      <w:r>
+        <w:rPr>
+          <w:rFonts w:ascii="Times New Roman" w:hAnsi="Times New Roman" w:cs="Times New Roman"/>
+          <w:sz w:val="24"/>
+          <w:szCs w:val="24"/>
+        </w:rPr>
+        <w:t>.</w:t>
       </w:r>
     </w:p>
     <w:p>
       <w:pPr>
         <w:spacing w:line="480" w:lineRule="auto"/>
+        <w:ind w:firstLine="720"/>
+        <w:rPr>
+          <w:rFonts w:ascii="Times New Roman" w:hAnsi="Times New Roman" w:cs="Times New Roman"/>
+          <w:sz w:val="24"/>
+          <w:szCs w:val="24"/>
+        </w:rPr>
+      </w:pPr>
+      <w:r>
+        <w:rPr>
+          <w:rFonts w:ascii="Times New Roman" w:hAnsi="Times New Roman" w:cs="Times New Roman"/>
+          <w:sz w:val="24"/>
+          <w:szCs w:val="24"/>
+        </w:rPr>
+        <w:t xml:space="preserve">We deployed </w:t>
+      </w:r>
+      <w:r>
+        <w:rPr>
+          <w:rFonts w:ascii="Times New Roman" w:hAnsi="Times New Roman" w:cs="Times New Roman"/>
+          <w:sz w:val="24"/>
+          <w:szCs w:val="24"/>
+        </w:rPr>
+        <w:t>three temporary net pens</w:t>
+      </w:r>
+      <w:r>
+        <w:rPr>
+          <w:rFonts w:ascii="Times New Roman" w:hAnsi="Times New Roman" w:cs="Times New Roman"/>
+          <w:sz w:val="24"/>
+          <w:szCs w:val="24"/>
+        </w:rPr>
+        <w:t>, two in</w:t>
+      </w:r>
+      <w:r>
+        <w:rPr>
+          <w:rFonts w:ascii="Times New Roman" w:hAnsi="Times New Roman" w:cs="Times New Roman"/>
+          <w:sz w:val="24"/>
+          <w:szCs w:val="24"/>
+        </w:rPr>
+        <w:t xml:space="preserve"> </w:t>
+      </w:r>
+      <w:r>
+        <w:rPr>
+          <w:rFonts w:ascii="Times New Roman" w:hAnsi="Times New Roman" w:cs="Times New Roman"/>
+          <w:sz w:val="24"/>
+          <w:szCs w:val="24"/>
+        </w:rPr>
+        <w:t xml:space="preserve">Blue Ruin </w:t>
+      </w:r>
+      <w:r>
+        <w:rPr>
+          <w:rFonts w:ascii="Times New Roman" w:hAnsi="Times New Roman" w:cs="Times New Roman"/>
+          <w:sz w:val="24"/>
+          <w:szCs w:val="24"/>
+        </w:rPr>
+        <w:t xml:space="preserve">alcove </w:t>
+      </w:r>
+      <w:r>
+        <w:rPr>
+          <w:rFonts w:ascii="Times New Roman" w:hAnsi="Times New Roman" w:cs="Times New Roman"/>
+          <w:sz w:val="24"/>
+          <w:szCs w:val="24"/>
+        </w:rPr>
+        <w:t xml:space="preserve">and one in </w:t>
+      </w:r>
+      <w:r>
+        <w:rPr>
+          <w:rFonts w:ascii="Times New Roman" w:hAnsi="Times New Roman" w:cs="Times New Roman"/>
+          <w:sz w:val="24"/>
+          <w:szCs w:val="24"/>
+        </w:rPr>
+        <w:t>Norwood alcove</w:t>
+      </w:r>
+      <w:r>
+        <w:rPr>
+          <w:rFonts w:ascii="Times New Roman" w:hAnsi="Times New Roman" w:cs="Times New Roman"/>
+          <w:sz w:val="24"/>
+          <w:szCs w:val="24"/>
+        </w:rPr>
+        <w:t xml:space="preserve">. This was only feasible in shallower parts of </w:t>
+      </w:r>
+      <w:r>
+        <w:rPr>
+          <w:rFonts w:ascii="Times New Roman" w:hAnsi="Times New Roman" w:cs="Times New Roman"/>
+          <w:sz w:val="24"/>
+          <w:szCs w:val="24"/>
+        </w:rPr>
+        <w:t>each</w:t>
+      </w:r>
+      <w:r>
+        <w:rPr>
+          <w:rFonts w:ascii="Times New Roman" w:hAnsi="Times New Roman" w:cs="Times New Roman"/>
+          <w:sz w:val="24"/>
+          <w:szCs w:val="24"/>
+        </w:rPr>
+        <w:t xml:space="preserve"> alcove (~1.8-2.5m) where we had previously visually observed fish throughout the day and at dawn during the oxygen minimum</w:t>
+      </w:r>
+      <w:r>
+        <w:rPr>
+          <w:rFonts w:ascii="Times New Roman" w:hAnsi="Times New Roman" w:cs="Times New Roman"/>
+          <w:sz w:val="24"/>
+          <w:szCs w:val="24"/>
+        </w:rPr>
+        <w:t>.</w:t>
+      </w:r>
+      <w:r>
+        <w:rPr>
+          <w:rFonts w:ascii="Times New Roman" w:hAnsi="Times New Roman" w:cs="Times New Roman"/>
+          <w:sz w:val="24"/>
+          <w:szCs w:val="24"/>
+        </w:rPr>
+        <w:t xml:space="preserve"> Net pens were comprised of </w:t>
+      </w:r>
+      <w:r>
+        <w:rPr>
+          <w:rFonts w:ascii="Times New Roman" w:hAnsi="Times New Roman" w:cs="Times New Roman"/>
+          <w:sz w:val="24"/>
+          <w:szCs w:val="24"/>
+        </w:rPr>
+        <w:t>plastic mesh (1.27cm x 1.27cm</w:t>
+      </w:r>
+      <w:r>
+        <w:rPr>
+          <w:rFonts w:ascii="Times New Roman" w:hAnsi="Times New Roman" w:cs="Times New Roman"/>
+          <w:sz w:val="24"/>
+          <w:szCs w:val="24"/>
+        </w:rPr>
+        <w:t>) formed into a 1.68m diameter cylinder that extended the full length of the water column. The bottom of the pen was weighted to the benthos and sewn closed with a panel of mesh. The surface of the pen extended ~0.45m above the water’s surface and was also capped with mesh. Floats were attached around the upper margins of the pen. This design allowed for a semi-rigid and secured cylindrical pen that extended the full depth of the water column.</w:t>
+      </w:r>
+    </w:p>
+    <w:p>
+      <w:pPr>
+        <w:spacing w:line="480" w:lineRule="auto"/>
+        <w:ind w:firstLine="720"/>
+        <w:rPr>
+          <w:rFonts w:ascii="Times New Roman" w:hAnsi="Times New Roman" w:cs="Times New Roman"/>
+          <w:sz w:val="24"/>
+          <w:szCs w:val="24"/>
+        </w:rPr>
+      </w:pPr>
+      <w:r>
+        <w:rPr>
+          <w:rFonts w:ascii="Times New Roman" w:hAnsi="Times New Roman" w:cs="Times New Roman"/>
+          <w:sz w:val="24"/>
+          <w:szCs w:val="24"/>
+        </w:rPr>
+        <w:lastRenderedPageBreak/>
+        <w:t>We tagged a total of 11-</w:t>
+      </w:r>
+      <w:r>
+        <w:rPr>
+          <w:rFonts w:ascii="Times New Roman" w:hAnsi="Times New Roman" w:cs="Times New Roman"/>
+          <w:sz w:val="24"/>
+          <w:szCs w:val="24"/>
+        </w:rPr>
+        <w:t>fish in Norwood alcove, and 20 in Blue Ruin. Cutthroat were captured via electrofishing on July 22 and 23, 2021. Anesthetization, handling, and recovery procedures followed Leidke et al. (2012). Tags were attached through the anterior dorsal musculature of each fish approximately 5mm ventral and 5mm posterior of the first fin ray using a PDS® Plus 4-0 violet-dyed suture with a ½ circle 26</w:t>
+      </w:r>
+      <w:r>
+        <w:rPr>
+          <w:rFonts w:ascii="Times New Roman" w:hAnsi="Times New Roman" w:cs="Times New Roman"/>
+          <w:sz w:val="24"/>
+          <w:szCs w:val="24"/>
+        </w:rPr>
+        <w:t>-</w:t>
+      </w:r>
+      <w:r>
+        <w:rPr>
+          <w:rFonts w:ascii="Times New Roman" w:hAnsi="Times New Roman" w:cs="Times New Roman"/>
+          <w:sz w:val="24"/>
+          <w:szCs w:val="24"/>
+        </w:rPr>
+        <w:t>mm needle. After fish were recovered fully they were transferred to net pens</w:t>
+      </w:r>
+      <w:r>
+        <w:rPr>
+          <w:rFonts w:ascii="Times New Roman" w:hAnsi="Times New Roman" w:cs="Times New Roman"/>
+          <w:sz w:val="24"/>
+          <w:szCs w:val="24"/>
+        </w:rPr>
+        <w:t xml:space="preserve"> </w:t>
+      </w:r>
+      <w:r>
+        <w:rPr>
+          <w:rFonts w:ascii="Times New Roman" w:hAnsi="Times New Roman" w:cs="Times New Roman"/>
+          <w:sz w:val="24"/>
+          <w:szCs w:val="24"/>
+        </w:rPr>
+        <w:t>(fish in Blue Ruin were evenly distributed between t</w:t>
+      </w:r>
+      <w:r>
+        <w:rPr>
+          <w:rFonts w:ascii="Times New Roman" w:hAnsi="Times New Roman" w:cs="Times New Roman"/>
+          <w:sz w:val="24"/>
+          <w:szCs w:val="24"/>
+        </w:rPr>
+        <w:t>he t</w:t>
+      </w:r>
+      <w:r>
+        <w:rPr>
+          <w:rFonts w:ascii="Times New Roman" w:hAnsi="Times New Roman" w:cs="Times New Roman"/>
+          <w:sz w:val="24"/>
+          <w:szCs w:val="24"/>
+        </w:rPr>
+        <w:t>wo pens). Stocking den</w:t>
+      </w:r>
+      <w:r>
+        <w:rPr>
+          <w:rFonts w:ascii="Times New Roman" w:hAnsi="Times New Roman" w:cs="Times New Roman"/>
+          <w:sz w:val="24"/>
+          <w:szCs w:val="24"/>
+        </w:rPr>
+        <w:t>sities ranged from 0.8 – 0.87kg/m</w:t>
+      </w:r>
+      <w:r>
+        <w:rPr>
+          <w:rFonts w:ascii="Times New Roman" w:hAnsi="Times New Roman" w:cs="Times New Roman"/>
+          <w:sz w:val="24"/>
+          <w:szCs w:val="24"/>
+          <w:vertAlign w:val="superscript"/>
+        </w:rPr>
+        <w:t>3</w:t>
+      </w:r>
+      <w:r>
+        <w:rPr>
+          <w:rFonts w:ascii="Times New Roman" w:hAnsi="Times New Roman" w:cs="Times New Roman"/>
+          <w:sz w:val="24"/>
+          <w:szCs w:val="24"/>
+        </w:rPr>
+        <w:t xml:space="preserve"> to reduce fish stress and maintain welfare – research on stocking densities in caged Atlantic salmon (</w:t>
+      </w:r>
+      <w:r>
+        <w:rPr>
+          <w:rFonts w:ascii="Times New Roman" w:hAnsi="Times New Roman" w:cs="Times New Roman"/>
+          <w:i/>
+          <w:sz w:val="24"/>
+          <w:szCs w:val="24"/>
+        </w:rPr>
+        <w:t>Salmo salar</w:t>
+      </w:r>
+      <w:r>
+        <w:rPr>
+          <w:rFonts w:ascii="Times New Roman" w:hAnsi="Times New Roman" w:cs="Times New Roman"/>
+          <w:sz w:val="24"/>
+          <w:szCs w:val="24"/>
+        </w:rPr>
+        <w:t>) found that fish welfare (determined by blood glucose, cortisol, and body condition) began to d</w:t>
+      </w:r>
+      <w:r>
+        <w:rPr>
+          <w:rFonts w:ascii="Times New Roman" w:hAnsi="Times New Roman" w:cs="Times New Roman"/>
+          <w:sz w:val="24"/>
+          <w:szCs w:val="24"/>
+        </w:rPr>
+        <w:t>ecrease at densities above 22kg•m</w:t>
+      </w:r>
+      <w:r>
+        <w:rPr>
+          <w:rFonts w:ascii="Times New Roman" w:hAnsi="Times New Roman" w:cs="Times New Roman"/>
+          <w:sz w:val="24"/>
+          <w:szCs w:val="24"/>
+          <w:vertAlign w:val="superscript"/>
+        </w:rPr>
+        <w:t>-3</w:t>
+      </w:r>
+      <w:r>
+        <w:rPr>
+          <w:rFonts w:ascii="Times New Roman" w:hAnsi="Times New Roman" w:cs="Times New Roman"/>
+          <w:sz w:val="24"/>
+          <w:szCs w:val="24"/>
+          <w:vertAlign w:val="superscript"/>
+        </w:rPr>
+        <w:t xml:space="preserve"> </w:t>
+      </w:r>
+      <w:r>
+        <w:rPr>
+          <w:rFonts w:ascii="Times New Roman" w:hAnsi="Times New Roman" w:cs="Times New Roman"/>
+          <w:sz w:val="24"/>
+          <w:szCs w:val="24"/>
+        </w:rPr>
+        <w:t>(Turnbull et al. 2005).</w:t>
+      </w:r>
+    </w:p>
+    <w:p>
+      <w:pPr>
+        <w:spacing w:line="480" w:lineRule="auto"/>
+        <w:ind w:firstLine="720"/>
+        <w:rPr>
+          <w:rFonts w:ascii="Times New Roman" w:hAnsi="Times New Roman" w:cs="Times New Roman"/>
+          <w:sz w:val="24"/>
+          <w:szCs w:val="24"/>
+        </w:rPr>
+      </w:pPr>
+      <w:r>
+        <w:rPr>
+          <w:rFonts w:ascii="Times New Roman" w:hAnsi="Times New Roman" w:cs="Times New Roman"/>
+          <w:sz w:val="24"/>
+          <w:szCs w:val="24"/>
+        </w:rPr>
+        <w:t xml:space="preserve">To characterize temporal shifts in the vertical distribution of temperature and </w:t>
+      </w:r>
+      <w:r>
+        <w:rPr>
+          <w:rFonts w:ascii="Times New Roman" w:hAnsi="Times New Roman" w:cs="Times New Roman"/>
+          <w:sz w:val="24"/>
+          <w:szCs w:val="24"/>
+        </w:rPr>
+        <w:t>DO</w:t>
+      </w:r>
+      <w:r>
+        <w:rPr>
+          <w:rFonts w:ascii="Times New Roman" w:hAnsi="Times New Roman" w:cs="Times New Roman"/>
+          <w:sz w:val="24"/>
+          <w:szCs w:val="24"/>
+        </w:rPr>
+        <w:t xml:space="preserve">, we deployed a vertical array of </w:t>
+      </w:r>
+      <w:r>
+        <w:rPr>
+          <w:rFonts w:ascii="Times New Roman" w:hAnsi="Times New Roman" w:cs="Times New Roman"/>
+          <w:sz w:val="24"/>
+          <w:szCs w:val="24"/>
+        </w:rPr>
+        <w:t>DO</w:t>
+      </w:r>
+      <w:r>
+        <w:rPr>
+          <w:rFonts w:ascii="Times New Roman" w:hAnsi="Times New Roman" w:cs="Times New Roman"/>
+          <w:sz w:val="24"/>
+          <w:szCs w:val="24"/>
+        </w:rPr>
+        <w:t xml:space="preserve"> and temperature </w:t>
+      </w:r>
+      <w:r>
+        <w:rPr>
+          <w:rFonts w:ascii="Times New Roman" w:hAnsi="Times New Roman" w:cs="Times New Roman"/>
+          <w:sz w:val="24"/>
+          <w:szCs w:val="24"/>
+        </w:rPr>
+        <w:t>loggers</w:t>
+      </w:r>
+      <w:r>
+        <w:rPr>
+          <w:rFonts w:ascii="Times New Roman" w:hAnsi="Times New Roman" w:cs="Times New Roman"/>
+          <w:sz w:val="24"/>
+          <w:szCs w:val="24"/>
+        </w:rPr>
+        <w:t xml:space="preserve"> </w:t>
+      </w:r>
+      <w:r>
+        <w:rPr>
+          <w:rFonts w:ascii="Times New Roman" w:hAnsi="Times New Roman" w:cs="Times New Roman"/>
+          <w:sz w:val="24"/>
+          <w:szCs w:val="24"/>
+        </w:rPr>
+        <w:t>outside of the net pen, within 1-meter. A temperature-DO</w:t>
+      </w:r>
+      <w:r>
+        <w:rPr>
+          <w:rFonts w:ascii="Times New Roman" w:hAnsi="Times New Roman" w:cs="Times New Roman"/>
+          <w:sz w:val="24"/>
+          <w:szCs w:val="24"/>
+        </w:rPr>
+        <w:t xml:space="preserve"> profile was first taken using a handheld YSI </w:t>
+      </w:r>
+      <w:r>
+        <w:rPr>
+          <w:rFonts w:ascii="Times New Roman" w:hAnsi="Times New Roman" w:cs="Times New Roman"/>
+          <w:sz w:val="24"/>
+          <w:szCs w:val="24"/>
+        </w:rPr>
+        <w:t>(P</w:t>
+      </w:r>
+      <w:r>
+        <w:rPr>
+          <w:rFonts w:ascii="Times New Roman" w:hAnsi="Times New Roman" w:cs="Times New Roman"/>
+          <w:sz w:val="24"/>
+          <w:szCs w:val="24"/>
+        </w:rPr>
+        <w:t>ro</w:t>
+      </w:r>
+      <w:r>
+        <w:rPr>
+          <w:rFonts w:ascii="Times New Roman" w:hAnsi="Times New Roman" w:cs="Times New Roman"/>
+          <w:sz w:val="24"/>
+          <w:szCs w:val="24"/>
+        </w:rPr>
+        <w:t>Solo Digital handheld sonde</w:t>
+      </w:r>
+      <w:r>
+        <w:rPr>
+          <w:rFonts w:ascii="Times New Roman" w:hAnsi="Times New Roman" w:cs="Times New Roman"/>
+          <w:sz w:val="24"/>
+          <w:szCs w:val="24"/>
+        </w:rPr>
+        <w:t>,</w:t>
+      </w:r>
+      <w:r>
+        <w:rPr>
+          <w:rFonts w:ascii="Times New Roman" w:hAnsi="Times New Roman" w:cs="Times New Roman"/>
+          <w:sz w:val="24"/>
+          <w:szCs w:val="24"/>
+        </w:rPr>
+        <w:t xml:space="preserve"> </w:t>
+      </w:r>
+      <w:r>
+        <w:rPr>
+          <w:rFonts w:ascii="Times New Roman" w:hAnsi="Times New Roman" w:cs="Times New Roman"/>
+          <w:sz w:val="24"/>
+          <w:szCs w:val="24"/>
+        </w:rPr>
+        <w:t>Yellow Springs, OH, USA; calibrated daily)</w:t>
+      </w:r>
+      <w:r>
+        <w:rPr>
+          <w:rFonts w:ascii="Times New Roman" w:hAnsi="Times New Roman" w:cs="Times New Roman"/>
+          <w:sz w:val="24"/>
+          <w:szCs w:val="24"/>
+        </w:rPr>
+        <w:t xml:space="preserve"> </w:t>
+      </w:r>
+      <w:r>
+        <w:rPr>
+          <w:rFonts w:ascii="Times New Roman" w:hAnsi="Times New Roman" w:cs="Times New Roman"/>
+          <w:sz w:val="24"/>
+          <w:szCs w:val="24"/>
+        </w:rPr>
+        <w:t xml:space="preserve">to determine depth of </w:t>
+      </w:r>
+      <w:r>
+        <w:rPr>
+          <w:rFonts w:ascii="Times New Roman" w:hAnsi="Times New Roman" w:cs="Times New Roman"/>
+          <w:sz w:val="24"/>
+          <w:szCs w:val="24"/>
+        </w:rPr>
+        <w:t>the thermocline at 12:00 noon.</w:t>
+      </w:r>
+      <w:r>
+        <w:rPr>
+          <w:rFonts w:ascii="Times New Roman" w:hAnsi="Times New Roman" w:cs="Times New Roman"/>
+          <w:sz w:val="24"/>
+          <w:szCs w:val="24"/>
+        </w:rPr>
+        <w:t xml:space="preserve"> </w:t>
+      </w:r>
+      <w:r>
+        <w:rPr>
+          <w:rFonts w:ascii="Times New Roman" w:hAnsi="Times New Roman" w:cs="Times New Roman"/>
+          <w:sz w:val="24"/>
+          <w:szCs w:val="24"/>
+        </w:rPr>
+        <w:t xml:space="preserve">Temperature-DO loggers </w:t>
+      </w:r>
+      <w:r>
+        <w:rPr>
+          <w:rFonts w:ascii="Times New Roman" w:hAnsi="Times New Roman" w:cs="Times New Roman"/>
+          <w:sz w:val="24"/>
+          <w:szCs w:val="24"/>
+        </w:rPr>
+        <w:t xml:space="preserve">(MiniDOT® Logger, dissolved oxygen accuracy to </w:t>
+      </w:r>
+      <w:r>
+        <w:rPr>
+          <w:rFonts w:ascii="Times New Roman" w:hAnsi="Times New Roman" w:cs="Times New Roman"/>
+          <w:sz w:val="24"/>
+          <w:szCs w:val="24"/>
+        </w:rPr>
+        <w:t xml:space="preserve">± </w:t>
+      </w:r>
+      <w:r>
+        <w:rPr>
+          <w:rFonts w:ascii="Times New Roman" w:hAnsi="Times New Roman" w:cs="Times New Roman"/>
+          <w:sz w:val="24"/>
+          <w:szCs w:val="24"/>
+        </w:rPr>
+        <w:t>0.1mg</w:t>
+      </w:r>
+      <w:r>
+        <w:rPr>
+          <w:rFonts w:ascii="Times New Roman" w:hAnsi="Times New Roman" w:cs="Times New Roman"/>
+          <w:sz w:val="24"/>
+          <w:szCs w:val="24"/>
+        </w:rPr>
+        <w:t>•</w:t>
+      </w:r>
+      <w:r>
+        <w:rPr>
+          <w:rFonts w:ascii="Times New Roman" w:hAnsi="Times New Roman" w:cs="Times New Roman"/>
+          <w:sz w:val="24"/>
+          <w:szCs w:val="24"/>
+        </w:rPr>
+        <w:t>L</w:t>
+      </w:r>
+      <w:r>
+        <w:rPr>
+          <w:rFonts w:ascii="Times New Roman" w:hAnsi="Times New Roman" w:cs="Times New Roman"/>
+          <w:sz w:val="24"/>
+          <w:szCs w:val="24"/>
+          <w:vertAlign w:val="superscript"/>
+        </w:rPr>
+        <w:t xml:space="preserve">-1 </w:t>
+      </w:r>
+      <w:r>
+        <w:rPr>
+          <w:rFonts w:ascii="Times New Roman" w:hAnsi="Times New Roman" w:cs="Times New Roman"/>
+          <w:sz w:val="24"/>
+          <w:szCs w:val="24"/>
+        </w:rPr>
+        <w:t xml:space="preserve">and temperature to </w:t>
+      </w:r>
+      <w:r>
+        <w:rPr>
+          <w:rFonts w:ascii="Times New Roman" w:hAnsi="Times New Roman" w:cs="Times New Roman"/>
+          <w:sz w:val="24"/>
+          <w:szCs w:val="24"/>
+        </w:rPr>
+        <w:t>±</w:t>
+      </w:r>
+      <w:r>
+        <w:rPr>
+          <w:rFonts w:ascii="Times New Roman" w:hAnsi="Times New Roman" w:cs="Times New Roman"/>
+          <w:sz w:val="24"/>
+          <w:szCs w:val="24"/>
+        </w:rPr>
+        <w:t xml:space="preserve"> 0.1℃, or Onset HOBO® U26-001 Dissolved Oxygen Data Logger dissolved oxygen accuracy to </w:t>
+      </w:r>
+      <w:r>
+        <w:rPr>
+          <w:rFonts w:ascii="Times New Roman" w:hAnsi="Times New Roman" w:cs="Times New Roman"/>
+          <w:sz w:val="24"/>
+          <w:szCs w:val="24"/>
+        </w:rPr>
+        <w:t xml:space="preserve">± </w:t>
+      </w:r>
+      <w:r>
+        <w:rPr>
+          <w:rFonts w:ascii="Times New Roman" w:hAnsi="Times New Roman" w:cs="Times New Roman"/>
+          <w:sz w:val="24"/>
+          <w:szCs w:val="24"/>
+        </w:rPr>
+        <w:t>0.2mg</w:t>
+      </w:r>
+      <w:r>
+        <w:rPr>
+          <w:rFonts w:ascii="Times New Roman" w:hAnsi="Times New Roman" w:cs="Times New Roman"/>
+          <w:sz w:val="24"/>
+          <w:szCs w:val="24"/>
+        </w:rPr>
+        <w:t>•</w:t>
+      </w:r>
+      <w:r>
+        <w:rPr>
+          <w:rFonts w:ascii="Times New Roman" w:hAnsi="Times New Roman" w:cs="Times New Roman"/>
+          <w:sz w:val="24"/>
+          <w:szCs w:val="24"/>
+        </w:rPr>
+        <w:t>L</w:t>
+      </w:r>
+      <w:r>
+        <w:rPr>
+          <w:rFonts w:ascii="Times New Roman" w:hAnsi="Times New Roman" w:cs="Times New Roman"/>
+          <w:sz w:val="24"/>
+          <w:szCs w:val="24"/>
+          <w:vertAlign w:val="superscript"/>
+        </w:rPr>
+        <w:t>-1</w:t>
+      </w:r>
+      <w:r>
+        <w:rPr>
+          <w:rFonts w:ascii="Times New Roman" w:hAnsi="Times New Roman" w:cs="Times New Roman"/>
+          <w:sz w:val="24"/>
+          <w:szCs w:val="24"/>
+        </w:rPr>
+        <w:t>, and</w:t>
+      </w:r>
+      <w:r>
+        <w:rPr>
+          <w:rFonts w:ascii="Times New Roman" w:hAnsi="Times New Roman" w:cs="Times New Roman"/>
+          <w:sz w:val="24"/>
+          <w:szCs w:val="24"/>
+        </w:rPr>
+        <w:t xml:space="preserve"> temperature to ± 0.2℃</w:t>
+      </w:r>
+      <w:r>
+        <w:rPr>
+          <w:rFonts w:ascii="Times New Roman" w:hAnsi="Times New Roman" w:cs="Times New Roman"/>
+          <w:sz w:val="24"/>
+          <w:szCs w:val="24"/>
+        </w:rPr>
+        <w:t>) were set to read at 25</w:t>
+      </w:r>
+      <w:r>
+        <w:rPr>
+          <w:rFonts w:ascii="Times New Roman" w:hAnsi="Times New Roman" w:cs="Times New Roman"/>
+          <w:sz w:val="24"/>
+          <w:szCs w:val="24"/>
+        </w:rPr>
+        <w:t>-</w:t>
+      </w:r>
+      <w:r>
+        <w:rPr>
+          <w:rFonts w:ascii="Times New Roman" w:hAnsi="Times New Roman" w:cs="Times New Roman"/>
+          <w:sz w:val="24"/>
+          <w:szCs w:val="24"/>
+        </w:rPr>
+        <w:t xml:space="preserve">cm below the </w:t>
+      </w:r>
+      <w:commentRangeStart w:id="4"/>
+      <w:r>
+        <w:rPr>
+          <w:rFonts w:ascii="Times New Roman" w:hAnsi="Times New Roman" w:cs="Times New Roman"/>
+          <w:sz w:val="24"/>
+          <w:szCs w:val="24"/>
+        </w:rPr>
+        <w:t>surface</w:t>
+      </w:r>
+      <w:commentRangeEnd w:id="4"/>
+      <w:r>
+        <w:rPr>
+          <w:rStyle w:val="CommentReference"/>
+        </w:rPr>
+        <w:commentReference w:id="4"/>
+      </w:r>
+      <w:r>
+        <w:rPr>
+          <w:rFonts w:ascii="Times New Roman" w:hAnsi="Times New Roman" w:cs="Times New Roman"/>
+          <w:sz w:val="24"/>
+          <w:szCs w:val="24"/>
+        </w:rPr>
+        <w:t xml:space="preserve">, at the thermocline, and </w:t>
+      </w:r>
+      <w:r>
+        <w:rPr>
+          <w:rFonts w:ascii="Times New Roman" w:hAnsi="Times New Roman" w:cs="Times New Roman"/>
+          <w:sz w:val="24"/>
+          <w:szCs w:val="24"/>
+        </w:rPr>
+        <w:t xml:space="preserve">at the </w:t>
+      </w:r>
+      <w:r>
+        <w:rPr>
+          <w:rFonts w:ascii="Times New Roman" w:hAnsi="Times New Roman" w:cs="Times New Roman"/>
+          <w:sz w:val="24"/>
+          <w:szCs w:val="24"/>
+        </w:rPr>
+        <w:t xml:space="preserve">hypolimnion. Additional </w:t>
+      </w:r>
+      <w:r>
+        <w:rPr>
+          <w:rFonts w:ascii="Times New Roman" w:hAnsi="Times New Roman" w:cs="Times New Roman"/>
+          <w:sz w:val="24"/>
+          <w:szCs w:val="24"/>
+        </w:rPr>
+        <w:t>temperature</w:t>
+      </w:r>
+      <w:r>
+        <w:rPr>
+          <w:rFonts w:ascii="Times New Roman" w:hAnsi="Times New Roman" w:cs="Times New Roman"/>
+          <w:sz w:val="24"/>
+          <w:szCs w:val="24"/>
+        </w:rPr>
+        <w:t xml:space="preserve"> loggers (HOBO Water Temperature Pro v2 Data Logger, temperature accuracy to ±</w:t>
+      </w:r>
+      <w:r>
+        <w:rPr>
+          <w:rFonts w:ascii="Times New Roman" w:hAnsi="Times New Roman" w:cs="Times New Roman"/>
+          <w:sz w:val="24"/>
+          <w:szCs w:val="24"/>
+        </w:rPr>
+        <w:t xml:space="preserve"> </w:t>
+      </w:r>
+      <w:r>
+        <w:rPr>
+          <w:rFonts w:ascii="Times New Roman" w:hAnsi="Times New Roman" w:cs="Times New Roman"/>
+          <w:sz w:val="24"/>
+          <w:szCs w:val="24"/>
+        </w:rPr>
+        <w:t xml:space="preserve">0.2°C) were affixed to the </w:t>
+      </w:r>
+      <w:r>
+        <w:rPr>
+          <w:rFonts w:ascii="Times New Roman" w:hAnsi="Times New Roman" w:cs="Times New Roman"/>
+          <w:sz w:val="24"/>
+          <w:szCs w:val="24"/>
+        </w:rPr>
+        <w:t xml:space="preserve">line between the bottom and mid-dissolved oxygen </w:t>
+      </w:r>
+      <w:r>
+        <w:rPr>
+          <w:rFonts w:ascii="Times New Roman" w:hAnsi="Times New Roman" w:cs="Times New Roman"/>
+          <w:sz w:val="24"/>
+          <w:szCs w:val="24"/>
+        </w:rPr>
+        <w:t xml:space="preserve">logger, between the mid and surface </w:t>
+      </w:r>
+      <w:r>
+        <w:rPr>
+          <w:rFonts w:ascii="Times New Roman" w:hAnsi="Times New Roman" w:cs="Times New Roman"/>
+          <w:sz w:val="24"/>
+          <w:szCs w:val="24"/>
+        </w:rPr>
+        <w:t>dissolved oxygen</w:t>
+      </w:r>
+      <w:r>
+        <w:rPr>
+          <w:rFonts w:ascii="Times New Roman" w:hAnsi="Times New Roman" w:cs="Times New Roman"/>
+          <w:sz w:val="24"/>
+          <w:szCs w:val="24"/>
+        </w:rPr>
+        <w:t xml:space="preserve"> log</w:t>
+      </w:r>
+      <w:r>
+        <w:rPr>
+          <w:rFonts w:ascii="Times New Roman" w:hAnsi="Times New Roman" w:cs="Times New Roman"/>
+          <w:sz w:val="24"/>
+          <w:szCs w:val="24"/>
+        </w:rPr>
+        <w:t xml:space="preserve">ger, and at the water’s surface. </w:t>
+      </w:r>
+      <w:r>
+        <w:rPr>
+          <w:rFonts w:ascii="Times New Roman" w:hAnsi="Times New Roman" w:cs="Times New Roman"/>
+          <w:sz w:val="24"/>
+          <w:szCs w:val="24"/>
+        </w:rPr>
+        <w:t>Net pens were cleared of any debris or buildup twice weekly, but were otherwise left undisturbed</w:t>
+      </w:r>
+      <w:r>
+        <w:rPr>
+          <w:rFonts w:ascii="Times New Roman" w:hAnsi="Times New Roman" w:cs="Times New Roman"/>
+          <w:sz w:val="24"/>
+          <w:szCs w:val="24"/>
+        </w:rPr>
+        <w:t xml:space="preserve">. Logger membranes were also wiped </w:t>
+      </w:r>
+      <w:r>
+        <w:rPr>
+          <w:rFonts w:ascii="Times New Roman" w:hAnsi="Times New Roman" w:cs="Times New Roman"/>
+          <w:sz w:val="24"/>
+          <w:szCs w:val="24"/>
+        </w:rPr>
+        <w:lastRenderedPageBreak/>
+        <w:t xml:space="preserve">clean during this maintenance. </w:t>
+      </w:r>
+      <w:r>
+        <w:rPr>
+          <w:rFonts w:ascii="Times New Roman" w:hAnsi="Times New Roman" w:cs="Times New Roman"/>
+          <w:sz w:val="24"/>
+          <w:szCs w:val="24"/>
+        </w:rPr>
+        <w:t xml:space="preserve"> At the end of the study, fish were removed from the pen, temperature loggers were removed, and fish were released back into the alcove. </w:t>
+      </w:r>
+    </w:p>
+    <w:p>
+      <w:pPr>
+        <w:spacing w:line="480" w:lineRule="auto"/>
         <w:rPr>
           <w:rFonts w:ascii="Times New Roman" w:hAnsi="Times New Roman" w:cs="Times New Roman"/>
           <w:b/>
@@ -2326,7 +3249,7 @@
           <w:sz w:val="24"/>
           <w:szCs w:val="24"/>
         </w:rPr>
-        <w:t xml:space="preserve">Quantifying movement patterns </w:t>
+        <w:t>Analysis</w:t>
       </w:r>
     </w:p>
     <w:p>
@@ -2341,53 +3264,118 @@
       <w:r>
         <w:rPr>
           <w:rFonts w:ascii="Times New Roman" w:hAnsi="Times New Roman" w:cs="Times New Roman"/>
-          <w:sz w:val="24"/>
-          <w:szCs w:val="24"/>
-        </w:rPr>
-        <w:t xml:space="preserve">Currently, depth sensing tags lack adequate resolution to accurately determine fish depth selection in shallow environments. This led us to develop a study where we used externally mounted temperature recording iButtons, coupled with temporally continuous recordings of </w:t>
-      </w:r>
-      <w:r>
-        <w:rPr>
-          <w:rFonts w:ascii="Times New Roman" w:hAnsi="Times New Roman" w:cs="Times New Roman"/>
-          <w:sz w:val="24"/>
-          <w:szCs w:val="24"/>
-        </w:rPr>
-        <w:lastRenderedPageBreak/>
-        <w:t xml:space="preserve">temperature and oxygen at known depths, in order to calculate fish depth over time. This allowed us to determine whether fish were displaying fine scale diel vertical movements in response to fluctuating temperature and oxygen. </w:t>
+          <w:i/>
+          <w:sz w:val="24"/>
+          <w:szCs w:val="24"/>
+        </w:rPr>
+        <w:t>Quantifying variation in temperature and oxygen</w:t>
       </w:r>
     </w:p>
     <w:p>
       <w:pPr>
         <w:spacing w:line="480" w:lineRule="auto"/>
-        <w:rPr>
-          <w:rFonts w:ascii="Times New Roman" w:hAnsi="Times New Roman" w:cs="Times New Roman"/>
-          <w:sz w:val="24"/>
-          <w:szCs w:val="24"/>
-        </w:rPr>
-      </w:pPr>
-      <w:r>
-        <w:rPr>
-          <w:rFonts w:ascii="Times New Roman" w:hAnsi="Times New Roman" w:cs="Times New Roman"/>
-          <w:sz w:val="24"/>
-          <w:szCs w:val="24"/>
-        </w:rPr>
-        <w:t>In the summer o</w:t>
-      </w:r>
-      <w:r>
-        <w:rPr>
-          <w:rFonts w:ascii="Times New Roman" w:hAnsi="Times New Roman" w:cs="Times New Roman"/>
-          <w:sz w:val="24"/>
-          <w:szCs w:val="24"/>
-        </w:rPr>
-        <w:t>f 2022, we externally tagged 31-</w:t>
-      </w:r>
-      <w:r>
-        <w:rPr>
-          <w:rFonts w:ascii="Times New Roman" w:hAnsi="Times New Roman" w:cs="Times New Roman"/>
-          <w:sz w:val="24"/>
-          <w:szCs w:val="24"/>
-        </w:rPr>
-        <w:t>cutthroat trout with waterproofed Thermocron high-resolution iButtons (DS1922L-F5#, temperature accuracy ±</w:t>
+        <w:ind w:firstLine="720"/>
+        <w:rPr>
+          <w:rFonts w:ascii="Times New Roman" w:hAnsi="Times New Roman" w:cs="Times New Roman"/>
+          <w:sz w:val="24"/>
+          <w:szCs w:val="24"/>
+        </w:rPr>
+      </w:pPr>
+      <w:r>
+        <w:rPr>
+          <w:rFonts w:ascii="Times New Roman" w:hAnsi="Times New Roman" w:cs="Times New Roman"/>
+          <w:sz w:val="24"/>
+          <w:szCs w:val="24"/>
+        </w:rPr>
+        <w:t xml:space="preserve">First, we reviewed data from the logger arrays to remove any outliers. We then pooled all array data from the summers of 2020 and 2021. Across all alcoves, we roughly determined the best overlapping two-hour windows of minimum and maximum DO; ~6:00-8:00 and ~18:00-20:00 respectively. </w:t>
+      </w:r>
+      <w:r>
+        <w:rPr>
+          <w:rFonts w:ascii="Times New Roman" w:hAnsi="Times New Roman" w:cs="Times New Roman"/>
+          <w:sz w:val="24"/>
+          <w:szCs w:val="24"/>
+        </w:rPr>
+        <w:t xml:space="preserve">To characterize trade-offs between temperature and </w:t>
+      </w:r>
+      <w:r>
+        <w:rPr>
+          <w:rFonts w:ascii="Times New Roman" w:hAnsi="Times New Roman" w:cs="Times New Roman"/>
+          <w:sz w:val="24"/>
+          <w:szCs w:val="24"/>
+        </w:rPr>
+        <w:t>DO</w:t>
+      </w:r>
+      <w:r>
+        <w:rPr>
+          <w:rFonts w:ascii="Times New Roman" w:hAnsi="Times New Roman" w:cs="Times New Roman"/>
+          <w:sz w:val="24"/>
+          <w:szCs w:val="24"/>
+        </w:rPr>
+        <w:t>, and how they varied among alcoves</w:t>
+      </w:r>
+      <w:r>
+        <w:rPr>
+          <w:rFonts w:ascii="Times New Roman" w:hAnsi="Times New Roman" w:cs="Times New Roman"/>
+          <w:sz w:val="24"/>
+          <w:szCs w:val="24"/>
+        </w:rPr>
+        <w:t xml:space="preserve"> and between the windows of oxygen minima and maxima</w:t>
+      </w:r>
+      <w:r>
+        <w:rPr>
+          <w:rFonts w:ascii="Times New Roman" w:hAnsi="Times New Roman" w:cs="Times New Roman"/>
+          <w:sz w:val="24"/>
+          <w:szCs w:val="24"/>
+        </w:rPr>
+        <w:t>, we used linear mixed effect models. To account for ra</w:t>
+      </w:r>
+      <w:r>
+        <w:rPr>
+          <w:rFonts w:ascii="Times New Roman" w:hAnsi="Times New Roman" w:cs="Times New Roman"/>
+          <w:sz w:val="24"/>
+          <w:szCs w:val="24"/>
+        </w:rPr>
+        <w:t xml:space="preserve">ndom variation from sample site, </w:t>
+      </w:r>
+      <w:r>
+        <w:rPr>
+          <w:rFonts w:ascii="Times New Roman" w:hAnsi="Times New Roman" w:cs="Times New Roman"/>
+          <w:sz w:val="24"/>
+          <w:szCs w:val="24"/>
+        </w:rPr>
+        <w:t xml:space="preserve">we included alcove location as </w:t>
+      </w:r>
+      <w:r>
+        <w:rPr>
+          <w:rFonts w:ascii="Times New Roman" w:hAnsi="Times New Roman" w:cs="Times New Roman"/>
+          <w:sz w:val="24"/>
+          <w:szCs w:val="24"/>
+        </w:rPr>
+        <w:t xml:space="preserve">a </w:t>
+      </w:r>
+      <w:r>
+        <w:rPr>
+          <w:rFonts w:ascii="Times New Roman" w:hAnsi="Times New Roman" w:cs="Times New Roman"/>
+          <w:sz w:val="24"/>
+          <w:szCs w:val="24"/>
+        </w:rPr>
+        <w:t xml:space="preserve">random intercept. </w:t>
+      </w:r>
+      <w:r>
+        <w:rPr>
+          <w:rFonts w:ascii="Times New Roman" w:hAnsi="Times New Roman" w:cs="Times New Roman"/>
+          <w:sz w:val="24"/>
+          <w:szCs w:val="24"/>
+        </w:rPr>
+        <w:t>We also fit separate linear models to the data collected at our two focal alcoves, Blue Ruin and Norwood. All models were fit</w:t>
+      </w:r>
+      <w:r>
+        <w:rPr>
+          <w:rFonts w:ascii="Times New Roman" w:hAnsi="Times New Roman" w:cs="Times New Roman"/>
+          <w:sz w:val="24"/>
+          <w:szCs w:val="24"/>
+        </w:rPr>
+        <w:t xml:space="preserve"> using the lme4 package (Bates et al., 2014).</w:t>
       </w:r>
       <w:r>
         <w:rPr>
@@ -2396,78 +3384,6 @@
           <w:szCs w:val="24"/>
         </w:rPr>
         <w:t xml:space="preserve"> </w:t>
-      </w:r>
-      <w:r>
-        <w:rPr>
-          <w:rFonts w:ascii="Times New Roman" w:hAnsi="Times New Roman" w:cs="Times New Roman"/>
-          <w:sz w:val="24"/>
-          <w:szCs w:val="24"/>
-        </w:rPr>
-        <w:t>0.5°C). iButtons were modified to reduce weight following methods outlined by Lovegrove (2009)</w:t>
-      </w:r>
-      <w:r>
-        <w:rPr>
-          <w:rFonts w:ascii="Times New Roman" w:hAnsi="Times New Roman" w:cs="Times New Roman"/>
-          <w:sz w:val="24"/>
-          <w:szCs w:val="24"/>
-        </w:rPr>
-        <w:t xml:space="preserve"> and </w:t>
-      </w:r>
-      <w:r>
-        <w:rPr>
-          <w:rFonts w:ascii="Times New Roman" w:hAnsi="Times New Roman" w:cs="Times New Roman"/>
-          <w:sz w:val="24"/>
-          <w:szCs w:val="24"/>
-        </w:rPr>
-        <w:t>were set to record temperature at 12-minute intervals to maximize data resolution while also ensuring adequate battery life and data storage capacity. Each modified iButton was mounted to a dark green 2.5cm Peterson disc using marine grade epoxy (JB MarineWeld™ syringe two part adhesive). The Peterson discs had two small gauge holes drilled 3mm apart and 3mm in from t</w:t>
-      </w:r>
-      <w:r>
-        <w:rPr>
-          <w:rFonts w:ascii="Times New Roman" w:hAnsi="Times New Roman" w:cs="Times New Roman"/>
-          <w:sz w:val="24"/>
-          <w:szCs w:val="24"/>
-        </w:rPr>
-        <w:t>he disk’s outer margin</w:t>
-      </w:r>
-      <w:r>
-        <w:rPr>
-          <w:rFonts w:ascii="Times New Roman" w:hAnsi="Times New Roman" w:cs="Times New Roman"/>
-          <w:sz w:val="24"/>
-          <w:szCs w:val="24"/>
-        </w:rPr>
-        <w:t>, which were used to suture the mounted iButton to each fish through the</w:t>
-      </w:r>
-      <w:r>
-        <w:rPr>
-          <w:rFonts w:ascii="Times New Roman" w:hAnsi="Times New Roman" w:cs="Times New Roman"/>
-          <w:sz w:val="24"/>
-          <w:szCs w:val="24"/>
-        </w:rPr>
-        <w:t>ir anterior dorsal musculature</w:t>
-      </w:r>
-      <w:r>
-        <w:rPr>
-          <w:rFonts w:ascii="Times New Roman" w:hAnsi="Times New Roman" w:cs="Times New Roman"/>
-          <w:sz w:val="24"/>
-          <w:szCs w:val="24"/>
-        </w:rPr>
-        <w:t>. Tag weights spanned from 3.4g to 5.3g (4.1g ± 0.4, mean ± SD) and did not exceed 3.8% of fish body mass</w:t>
-      </w:r>
-      <w:r>
-        <w:rPr>
-          <w:rFonts w:ascii="Times New Roman" w:hAnsi="Times New Roman" w:cs="Times New Roman"/>
-          <w:sz w:val="24"/>
-          <w:szCs w:val="24"/>
-        </w:rPr>
-        <w:t xml:space="preserve"> (recent work shows that a 2% tag-burden is arbitrary and overly conservative; Brownscombe et al. 2019)</w:t>
-      </w:r>
-      <w:r>
-        <w:rPr>
-          <w:rFonts w:ascii="Times New Roman" w:hAnsi="Times New Roman" w:cs="Times New Roman"/>
-          <w:sz w:val="24"/>
-          <w:szCs w:val="24"/>
-        </w:rPr>
-        <w:t>.</w:t>
       </w:r>
     </w:p>
     <w:p>
@@ -2475,140 +3391,122 @@
         <w:spacing w:line="480" w:lineRule="auto"/>
         <w:rPr>
           <w:rFonts w:ascii="Times New Roman" w:hAnsi="Times New Roman" w:cs="Times New Roman"/>
-          <w:sz w:val="24"/>
-          <w:szCs w:val="24"/>
-        </w:rPr>
-      </w:pPr>
-      <w:r>
-        <w:rPr>
-          <w:rFonts w:ascii="Times New Roman" w:hAnsi="Times New Roman" w:cs="Times New Roman"/>
-          <w:sz w:val="24"/>
-          <w:szCs w:val="24"/>
-        </w:rPr>
-        <w:t xml:space="preserve">We deployed </w:t>
-      </w:r>
-      <w:r>
-        <w:rPr>
-          <w:rFonts w:ascii="Times New Roman" w:hAnsi="Times New Roman" w:cs="Times New Roman"/>
-          <w:sz w:val="24"/>
-          <w:szCs w:val="24"/>
-        </w:rPr>
-        <w:t>three temporary net pens</w:t>
-      </w:r>
-      <w:r>
-        <w:rPr>
-          <w:rFonts w:ascii="Times New Roman" w:hAnsi="Times New Roman" w:cs="Times New Roman"/>
-          <w:sz w:val="24"/>
-          <w:szCs w:val="24"/>
-        </w:rPr>
-        <w:t>, two in</w:t>
-      </w:r>
-      <w:r>
-        <w:rPr>
-          <w:rFonts w:ascii="Times New Roman" w:hAnsi="Times New Roman" w:cs="Times New Roman"/>
-          <w:sz w:val="24"/>
-          <w:szCs w:val="24"/>
-        </w:rPr>
-        <w:t xml:space="preserve"> </w:t>
-      </w:r>
-      <w:r>
-        <w:rPr>
-          <w:rFonts w:ascii="Times New Roman" w:hAnsi="Times New Roman" w:cs="Times New Roman"/>
-          <w:sz w:val="24"/>
-          <w:szCs w:val="24"/>
-        </w:rPr>
-        <w:t xml:space="preserve">Blue Ruin </w:t>
-      </w:r>
-      <w:r>
-        <w:rPr>
-          <w:rFonts w:ascii="Times New Roman" w:hAnsi="Times New Roman" w:cs="Times New Roman"/>
-          <w:sz w:val="24"/>
-          <w:szCs w:val="24"/>
-        </w:rPr>
-        <w:t xml:space="preserve">alcove </w:t>
-      </w:r>
-      <w:r>
-        <w:rPr>
-          <w:rFonts w:ascii="Times New Roman" w:hAnsi="Times New Roman" w:cs="Times New Roman"/>
-          <w:sz w:val="24"/>
-          <w:szCs w:val="24"/>
-        </w:rPr>
-        <w:t xml:space="preserve">and one in </w:t>
-      </w:r>
-      <w:r>
-        <w:rPr>
-          <w:rFonts w:ascii="Times New Roman" w:hAnsi="Times New Roman" w:cs="Times New Roman"/>
-          <w:sz w:val="24"/>
-          <w:szCs w:val="24"/>
-        </w:rPr>
-        <w:t>Norwood alcove</w:t>
-      </w:r>
-      <w:r>
-        <w:rPr>
-          <w:rFonts w:ascii="Times New Roman" w:hAnsi="Times New Roman" w:cs="Times New Roman"/>
-          <w:sz w:val="24"/>
-          <w:szCs w:val="24"/>
-        </w:rPr>
-        <w:t xml:space="preserve">. This was only feasible in shallower parts of </w:t>
-      </w:r>
-      <w:r>
-        <w:rPr>
-          <w:rFonts w:ascii="Times New Roman" w:hAnsi="Times New Roman" w:cs="Times New Roman"/>
-          <w:sz w:val="24"/>
-          <w:szCs w:val="24"/>
-        </w:rPr>
-        <w:t>each</w:t>
-      </w:r>
-      <w:r>
-        <w:rPr>
-          <w:rFonts w:ascii="Times New Roman" w:hAnsi="Times New Roman" w:cs="Times New Roman"/>
-          <w:sz w:val="24"/>
-          <w:szCs w:val="24"/>
-        </w:rPr>
-        <w:t xml:space="preserve"> alcove (~1.8-2.5m) where we had previously visually observed fish throughout the day and at dawn during the oxygen minimum</w:t>
-      </w:r>
-      <w:r>
-        <w:rPr>
-          <w:rFonts w:ascii="Times New Roman" w:hAnsi="Times New Roman" w:cs="Times New Roman"/>
-          <w:sz w:val="24"/>
-          <w:szCs w:val="24"/>
-        </w:rPr>
-        <w:t>.</w:t>
-      </w:r>
-      <w:r>
-        <w:rPr>
-          <w:rFonts w:ascii="Times New Roman" w:hAnsi="Times New Roman" w:cs="Times New Roman"/>
-          <w:sz w:val="24"/>
-          <w:szCs w:val="24"/>
-        </w:rPr>
-        <w:t xml:space="preserve"> Net pens were comprised of </w:t>
-      </w:r>
-      <w:r>
-        <w:rPr>
-          <w:rFonts w:ascii="Times New Roman" w:hAnsi="Times New Roman" w:cs="Times New Roman"/>
-          <w:sz w:val="24"/>
-          <w:szCs w:val="24"/>
-        </w:rPr>
-        <w:t>plastic mesh (1.27cm x 1.27cm</w:t>
-      </w:r>
-      <w:r>
-        <w:rPr>
-          <w:rFonts w:ascii="Times New Roman" w:hAnsi="Times New Roman" w:cs="Times New Roman"/>
-          <w:sz w:val="24"/>
-          <w:szCs w:val="24"/>
-        </w:rPr>
-        <w:t>) formed into a 1.68m diameter cylinder that extended the full length of the water column. The bottom of the pen was weighted to the benthos and sewn closed with a panel of mesh. The surface of the pen extended ~0.45m above the water’s surface and was also capped with mesh. Floats were attached around the upper margins of the pen. This design allowed for a semi-rigid and secured cylindrical pen that extended the full depth of the water column.</w:t>
+          <w:i/>
+          <w:sz w:val="24"/>
+          <w:szCs w:val="24"/>
+        </w:rPr>
+      </w:pPr>
+      <w:r>
+        <w:rPr>
+          <w:rFonts w:ascii="Times New Roman" w:hAnsi="Times New Roman" w:cs="Times New Roman"/>
+          <w:i/>
+          <w:sz w:val="24"/>
+          <w:szCs w:val="24"/>
+        </w:rPr>
+        <w:t>Simulation of fish depth selection under alternative behavioral responses</w:t>
       </w:r>
     </w:p>
     <w:p>
       <w:pPr>
         <w:spacing w:line="480" w:lineRule="auto"/>
-        <w:rPr>
-          <w:rFonts w:ascii="Times New Roman" w:hAnsi="Times New Roman" w:cs="Times New Roman"/>
-          <w:sz w:val="24"/>
-          <w:szCs w:val="24"/>
-        </w:rPr>
-      </w:pPr>
+        <w:ind w:firstLine="720"/>
+        <w:rPr>
+          <w:rFonts w:ascii="Times New Roman" w:hAnsi="Times New Roman" w:cs="Times New Roman"/>
+          <w:sz w:val="24"/>
+          <w:szCs w:val="24"/>
+        </w:rPr>
+      </w:pPr>
+      <w:r>
+        <w:rPr>
+          <w:rFonts w:ascii="Times New Roman" w:hAnsi="Times New Roman" w:cs="Times New Roman"/>
+          <w:sz w:val="24"/>
+          <w:szCs w:val="24"/>
+        </w:rPr>
+        <w:t>We used the temperature and oxygen data from the 2021 Blue Ruin site-4 net pen array to simulate how hypothesized fish depth should change over a 24-</w:t>
+      </w:r>
+      <w:r>
+        <w:rPr>
+          <w:rFonts w:ascii="Times New Roman" w:hAnsi="Times New Roman" w:cs="Times New Roman"/>
+          <w:sz w:val="24"/>
+          <w:szCs w:val="24"/>
+        </w:rPr>
+        <w:t>hour cycle under three different strategies</w:t>
+      </w:r>
+      <w:r>
+        <w:rPr>
+          <w:rFonts w:ascii="Times New Roman" w:hAnsi="Times New Roman" w:cs="Times New Roman"/>
+          <w:sz w:val="24"/>
+          <w:szCs w:val="24"/>
+        </w:rPr>
+        <w:t>; a fish that tracks preferred dissolved oxygen (DO</w:t>
+      </w:r>
+      <w:r>
+        <w:rPr>
+          <w:rFonts w:ascii="Times New Roman" w:hAnsi="Times New Roman" w:cs="Times New Roman"/>
+          <w:sz w:val="24"/>
+          <w:szCs w:val="24"/>
+          <w:vertAlign w:val="subscript"/>
+        </w:rPr>
+        <w:t>max</w:t>
+      </w:r>
+      <w:r>
+        <w:rPr>
+          <w:rFonts w:ascii="Times New Roman" w:hAnsi="Times New Roman" w:cs="Times New Roman"/>
+          <w:sz w:val="24"/>
+          <w:szCs w:val="24"/>
+        </w:rPr>
+        <w:t>), a fish that tracks preferred temperature (T</w:t>
+      </w:r>
+      <w:r>
+        <w:rPr>
+          <w:rFonts w:ascii="Times New Roman" w:hAnsi="Times New Roman" w:cs="Times New Roman"/>
+          <w:sz w:val="24"/>
+          <w:szCs w:val="24"/>
+          <w:vertAlign w:val="subscript"/>
+        </w:rPr>
+        <w:t>min</w:t>
+      </w:r>
+      <w:r>
+        <w:rPr>
+          <w:rFonts w:ascii="Times New Roman" w:hAnsi="Times New Roman" w:cs="Times New Roman"/>
+          <w:sz w:val="24"/>
+          <w:szCs w:val="24"/>
+        </w:rPr>
+        <w:t>), and a fish that tracks both temperature and oxygen concurrently (TDO</w:t>
+      </w:r>
+      <w:r>
+        <w:rPr>
+          <w:rFonts w:ascii="Times New Roman" w:hAnsi="Times New Roman" w:cs="Times New Roman"/>
+          <w:sz w:val="24"/>
+          <w:szCs w:val="24"/>
+          <w:vertAlign w:val="subscript"/>
+        </w:rPr>
+        <w:t>opt</w:t>
+      </w:r>
+      <w:r>
+        <w:rPr>
+          <w:rFonts w:ascii="Times New Roman" w:hAnsi="Times New Roman" w:cs="Times New Roman"/>
+          <w:sz w:val="24"/>
+          <w:szCs w:val="24"/>
+        </w:rPr>
+        <w:t xml:space="preserve">). Two of the </w:t>
+      </w:r>
+      <w:r>
+        <w:rPr>
+          <w:rFonts w:ascii="Times New Roman" w:hAnsi="Times New Roman" w:cs="Times New Roman"/>
+          <w:sz w:val="24"/>
+          <w:szCs w:val="24"/>
+        </w:rPr>
+        <w:t>temperature-DO loggers</w:t>
+      </w:r>
+      <w:r>
+        <w:rPr>
+          <w:rFonts w:ascii="Times New Roman" w:hAnsi="Times New Roman" w:cs="Times New Roman"/>
+          <w:sz w:val="24"/>
+          <w:szCs w:val="24"/>
+        </w:rPr>
+        <w:t xml:space="preserve"> at the site-4 net pen array (loggers at 1.55m and 0.5m depth) became fouled with algae during the study and frequently recorded excessively high and low DO concentrations (despite weekly cleaning of the sensors). The site-5 logger array (closest to the terminus of the alcove; Supplemental Figure 1), however, was within 10m of the site-4 net pen </w:t>
+      </w:r>
       <w:r>
         <w:rPr>
           <w:rFonts w:ascii="Times New Roman" w:hAnsi="Times New Roman" w:cs="Times New Roman"/>
@@ -2616,31 +3514,7 @@
           <w:szCs w:val="24"/>
         </w:rPr>
         <w:lastRenderedPageBreak/>
-        <w:t>We tagged a total of 11-</w:t>
-      </w:r>
-      <w:r>
-        <w:rPr>
-          <w:rFonts w:ascii="Times New Roman" w:hAnsi="Times New Roman" w:cs="Times New Roman"/>
-          <w:sz w:val="24"/>
-          <w:szCs w:val="24"/>
-        </w:rPr>
-        <w:t>fish in Norwood alcove, and 20 in Blue Ruin. Cutthroat were captured via electrofishing on July 22 and 23, 2021. Anesthetization, handling, and recovery procedures followed Leidke et al. (2012). Tags were attached through the anterior dorsal musculature of each fish approximately 5mm ventral and 5mm posterior of the first fin ray using a PDS® Plus 4-0 violet-dyed suture with a ½ circle 26</w:t>
-      </w:r>
-      <w:r>
-        <w:rPr>
-          <w:rFonts w:ascii="Times New Roman" w:hAnsi="Times New Roman" w:cs="Times New Roman"/>
-          <w:sz w:val="24"/>
-          <w:szCs w:val="24"/>
-        </w:rPr>
-        <w:t>-</w:t>
-      </w:r>
-      <w:r>
-        <w:rPr>
-          <w:rFonts w:ascii="Times New Roman" w:hAnsi="Times New Roman" w:cs="Times New Roman"/>
-          <w:sz w:val="24"/>
-          <w:szCs w:val="24"/>
-        </w:rPr>
-        <w:t>mm needle. After fish were recovered fully they were transferred to net pens</w:t>
+        <w:t>array and comparison of logger data between these two sites, as well as profile data from both locations, showed that recordings of temperature and oxygen were quite comparable throughout the vertical profile (depth and time-matched DO measurements were within ≤ 0.3</w:t>
       </w:r>
       <w:r>
         <w:rPr>
@@ -2656,31 +3530,7 @@
           <w:sz w:val="24"/>
           <w:szCs w:val="24"/>
         </w:rPr>
-        <w:t>(fish in Blue Ruin were evenly distributed between t</w:t>
-      </w:r>
-      <w:r>
-        <w:rPr>
-          <w:rFonts w:ascii="Times New Roman" w:hAnsi="Times New Roman" w:cs="Times New Roman"/>
-          <w:sz w:val="24"/>
-          <w:szCs w:val="24"/>
-        </w:rPr>
-        <w:t>he t</w:t>
-      </w:r>
-      <w:r>
-        <w:rPr>
-          <w:rFonts w:ascii="Times New Roman" w:hAnsi="Times New Roman" w:cs="Times New Roman"/>
-          <w:sz w:val="24"/>
-          <w:szCs w:val="24"/>
-        </w:rPr>
-        <w:t>wo pens). Stocking den</w:t>
-      </w:r>
-      <w:r>
-        <w:rPr>
-          <w:rFonts w:ascii="Times New Roman" w:hAnsi="Times New Roman" w:cs="Times New Roman"/>
-          <w:sz w:val="24"/>
-          <w:szCs w:val="24"/>
-        </w:rPr>
-        <w:t>sities ranged from 0.8 – 0.87kg/m</w:t>
+        <w:t>mg•L</w:t>
       </w:r>
       <w:r>
         <w:rPr>
@@ -2689,1038 +3539,143 @@
           <w:szCs w:val="24"/>
           <w:vertAlign w:val="superscript"/>
         </w:rPr>
-        <w:t>3</w:t>
-      </w:r>
-      <w:r>
-        <w:rPr>
-          <w:rFonts w:ascii="Times New Roman" w:hAnsi="Times New Roman" w:cs="Times New Roman"/>
-          <w:sz w:val="24"/>
-          <w:szCs w:val="24"/>
-        </w:rPr>
-        <w:t xml:space="preserve"> to reduce fish stress and maintain welfare – research on stocking densities in caged Atlantic salmon (</w:t>
-      </w:r>
-      <w:r>
-        <w:rPr>
-          <w:rFonts w:ascii="Times New Roman" w:hAnsi="Times New Roman" w:cs="Times New Roman"/>
-          <w:i/>
-          <w:sz w:val="24"/>
-          <w:szCs w:val="24"/>
-        </w:rPr>
-        <w:t>Salmo salar</w:t>
-      </w:r>
-      <w:r>
-        <w:rPr>
-          <w:rFonts w:ascii="Times New Roman" w:hAnsi="Times New Roman" w:cs="Times New Roman"/>
-          <w:sz w:val="24"/>
-          <w:szCs w:val="24"/>
-        </w:rPr>
-        <w:t>) found that fish welfare (determined by blood glucose, cortisol, and body condition) began to d</w:t>
-      </w:r>
-      <w:r>
-        <w:rPr>
-          <w:rFonts w:ascii="Times New Roman" w:hAnsi="Times New Roman" w:cs="Times New Roman"/>
-          <w:sz w:val="24"/>
-          <w:szCs w:val="24"/>
-        </w:rPr>
-        <w:t>ecrease at densities above 22kg•m</w:t>
-      </w:r>
-      <w:r>
-        <w:rPr>
-          <w:rFonts w:ascii="Times New Roman" w:hAnsi="Times New Roman" w:cs="Times New Roman"/>
-          <w:sz w:val="24"/>
-          <w:szCs w:val="24"/>
-          <w:vertAlign w:val="superscript"/>
-        </w:rPr>
-        <w:t>-3</w:t>
-      </w:r>
-      <w:r>
-        <w:rPr>
-          <w:rFonts w:ascii="Times New Roman" w:hAnsi="Times New Roman" w:cs="Times New Roman"/>
-          <w:sz w:val="24"/>
-          <w:szCs w:val="24"/>
-          <w:vertAlign w:val="superscript"/>
-        </w:rPr>
-        <w:t xml:space="preserve"> </w:t>
-      </w:r>
-      <w:r>
-        <w:rPr>
-          <w:rFonts w:ascii="Times New Roman" w:hAnsi="Times New Roman" w:cs="Times New Roman"/>
-          <w:sz w:val="24"/>
-          <w:szCs w:val="24"/>
-        </w:rPr>
-        <w:t>(Turnbull et al. 2005).</w:t>
+        <w:t>-1</w:t>
+      </w:r>
+      <w:r>
+        <w:rPr>
+          <w:rFonts w:ascii="Times New Roman" w:hAnsi="Times New Roman" w:cs="Times New Roman"/>
+          <w:sz w:val="24"/>
+          <w:szCs w:val="24"/>
+        </w:rPr>
+        <w:t>). We opted to remove the DO recordings from the two fouled loggers at the site-4 net pen array and to incorporate the DO data from the site-5 array recorded by the loggers at the closest aligning depths (loggers at 1.35 and 0.4m depth respectively). This new dataset was used for the depth selection simulation, to quantify fish DO selection from our enclosure study, and for the habitat selection function</w:t>
+      </w:r>
+      <w:r>
+        <w:rPr>
+          <w:rFonts w:ascii="Times New Roman" w:hAnsi="Times New Roman" w:cs="Times New Roman"/>
+          <w:sz w:val="24"/>
+          <w:szCs w:val="24"/>
+        </w:rPr>
+        <w:t xml:space="preserve">, described </w:t>
+      </w:r>
+      <w:r>
+        <w:rPr>
+          <w:rFonts w:ascii="Times New Roman" w:hAnsi="Times New Roman" w:cs="Times New Roman"/>
+          <w:sz w:val="24"/>
+          <w:szCs w:val="24"/>
+        </w:rPr>
+        <w:t>in further detail below</w:t>
+      </w:r>
+      <w:r>
+        <w:rPr>
+          <w:rFonts w:ascii="Times New Roman" w:hAnsi="Times New Roman" w:cs="Times New Roman"/>
+          <w:sz w:val="24"/>
+          <w:szCs w:val="24"/>
+        </w:rPr>
+        <w:t>.</w:t>
       </w:r>
     </w:p>
     <w:p>
       <w:pPr>
         <w:spacing w:line="480" w:lineRule="auto"/>
-        <w:rPr>
-          <w:rFonts w:ascii="Times New Roman" w:hAnsi="Times New Roman" w:cs="Times New Roman"/>
-          <w:sz w:val="24"/>
-          <w:szCs w:val="24"/>
-        </w:rPr>
-      </w:pPr>
-      <w:r>
-        <w:rPr>
-          <w:rFonts w:ascii="Times New Roman" w:hAnsi="Times New Roman" w:cs="Times New Roman"/>
-          <w:sz w:val="24"/>
-          <w:szCs w:val="24"/>
-        </w:rPr>
-        <w:t xml:space="preserve">To characterize temporal shifts in the vertical distribution of temperature and </w:t>
-      </w:r>
-      <w:r>
-        <w:rPr>
-          <w:rFonts w:ascii="Times New Roman" w:hAnsi="Times New Roman" w:cs="Times New Roman"/>
-          <w:sz w:val="24"/>
-          <w:szCs w:val="24"/>
-        </w:rPr>
-        <w:t>DO</w:t>
-      </w:r>
-      <w:r>
-        <w:rPr>
-          <w:rFonts w:ascii="Times New Roman" w:hAnsi="Times New Roman" w:cs="Times New Roman"/>
-          <w:sz w:val="24"/>
-          <w:szCs w:val="24"/>
-        </w:rPr>
-        <w:t xml:space="preserve">, we deployed a vertical array of </w:t>
-      </w:r>
-      <w:r>
-        <w:rPr>
-          <w:rFonts w:ascii="Times New Roman" w:hAnsi="Times New Roman" w:cs="Times New Roman"/>
-          <w:sz w:val="24"/>
-          <w:szCs w:val="24"/>
-        </w:rPr>
-        <w:t>DO</w:t>
-      </w:r>
-      <w:r>
-        <w:rPr>
-          <w:rFonts w:ascii="Times New Roman" w:hAnsi="Times New Roman" w:cs="Times New Roman"/>
-          <w:sz w:val="24"/>
-          <w:szCs w:val="24"/>
-        </w:rPr>
-        <w:t xml:space="preserve"> and temperature </w:t>
-      </w:r>
-      <w:r>
-        <w:rPr>
-          <w:rFonts w:ascii="Times New Roman" w:hAnsi="Times New Roman" w:cs="Times New Roman"/>
-          <w:sz w:val="24"/>
-          <w:szCs w:val="24"/>
-        </w:rPr>
-        <w:t>loggers</w:t>
-      </w:r>
-      <w:r>
-        <w:rPr>
-          <w:rFonts w:ascii="Times New Roman" w:hAnsi="Times New Roman" w:cs="Times New Roman"/>
-          <w:sz w:val="24"/>
-          <w:szCs w:val="24"/>
-        </w:rPr>
-        <w:t xml:space="preserve"> </w:t>
-      </w:r>
-      <w:r>
-        <w:rPr>
-          <w:rFonts w:ascii="Times New Roman" w:hAnsi="Times New Roman" w:cs="Times New Roman"/>
-          <w:sz w:val="24"/>
-          <w:szCs w:val="24"/>
-        </w:rPr>
-        <w:t>outside of the net pen, within 1-meter. A temperature-DO</w:t>
-      </w:r>
-      <w:r>
-        <w:rPr>
-          <w:rFonts w:ascii="Times New Roman" w:hAnsi="Times New Roman" w:cs="Times New Roman"/>
-          <w:sz w:val="24"/>
-          <w:szCs w:val="24"/>
-        </w:rPr>
-        <w:t xml:space="preserve"> profile was first taken using a handheld YSI </w:t>
-      </w:r>
-      <w:r>
-        <w:rPr>
-          <w:rFonts w:ascii="Times New Roman" w:hAnsi="Times New Roman" w:cs="Times New Roman"/>
-          <w:sz w:val="24"/>
-          <w:szCs w:val="24"/>
-        </w:rPr>
-        <w:t>(P</w:t>
-      </w:r>
-      <w:r>
-        <w:rPr>
-          <w:rFonts w:ascii="Times New Roman" w:hAnsi="Times New Roman" w:cs="Times New Roman"/>
-          <w:sz w:val="24"/>
-          <w:szCs w:val="24"/>
-        </w:rPr>
-        <w:t>ro</w:t>
-      </w:r>
-      <w:r>
-        <w:rPr>
-          <w:rFonts w:ascii="Times New Roman" w:hAnsi="Times New Roman" w:cs="Times New Roman"/>
-          <w:sz w:val="24"/>
-          <w:szCs w:val="24"/>
-        </w:rPr>
-        <w:t>Solo Digital handheld sonde</w:t>
-      </w:r>
-      <w:r>
-        <w:rPr>
-          <w:rFonts w:ascii="Times New Roman" w:hAnsi="Times New Roman" w:cs="Times New Roman"/>
-          <w:sz w:val="24"/>
-          <w:szCs w:val="24"/>
-        </w:rPr>
-        <w:t>,</w:t>
-      </w:r>
-      <w:r>
-        <w:rPr>
-          <w:rFonts w:ascii="Times New Roman" w:hAnsi="Times New Roman" w:cs="Times New Roman"/>
-          <w:sz w:val="24"/>
-          <w:szCs w:val="24"/>
-        </w:rPr>
-        <w:t xml:space="preserve"> </w:t>
-      </w:r>
-      <w:r>
-        <w:rPr>
-          <w:rFonts w:ascii="Times New Roman" w:hAnsi="Times New Roman" w:cs="Times New Roman"/>
-          <w:sz w:val="24"/>
-          <w:szCs w:val="24"/>
-        </w:rPr>
-        <w:t>Yellow Springs, OH, USA; calibrated daily)</w:t>
-      </w:r>
-      <w:r>
-        <w:rPr>
-          <w:rFonts w:ascii="Times New Roman" w:hAnsi="Times New Roman" w:cs="Times New Roman"/>
-          <w:sz w:val="24"/>
-          <w:szCs w:val="24"/>
-        </w:rPr>
-        <w:t xml:space="preserve"> </w:t>
-      </w:r>
-      <w:r>
-        <w:rPr>
-          <w:rFonts w:ascii="Times New Roman" w:hAnsi="Times New Roman" w:cs="Times New Roman"/>
-          <w:sz w:val="24"/>
-          <w:szCs w:val="24"/>
-        </w:rPr>
-        <w:t xml:space="preserve">to determine depth of </w:t>
-      </w:r>
-      <w:r>
-        <w:rPr>
-          <w:rFonts w:ascii="Times New Roman" w:hAnsi="Times New Roman" w:cs="Times New Roman"/>
-          <w:sz w:val="24"/>
-          <w:szCs w:val="24"/>
-        </w:rPr>
-        <w:t>the thermocline at 12:00 noon.</w:t>
-      </w:r>
-      <w:r>
-        <w:rPr>
-          <w:rFonts w:ascii="Times New Roman" w:hAnsi="Times New Roman" w:cs="Times New Roman"/>
-          <w:sz w:val="24"/>
-          <w:szCs w:val="24"/>
-        </w:rPr>
-        <w:t xml:space="preserve"> </w:t>
-      </w:r>
-      <w:r>
-        <w:rPr>
-          <w:rFonts w:ascii="Times New Roman" w:hAnsi="Times New Roman" w:cs="Times New Roman"/>
-          <w:sz w:val="24"/>
-          <w:szCs w:val="24"/>
-        </w:rPr>
-        <w:t xml:space="preserve">Temperature-DO loggers </w:t>
-      </w:r>
-      <w:r>
-        <w:rPr>
-          <w:rFonts w:ascii="Times New Roman" w:hAnsi="Times New Roman" w:cs="Times New Roman"/>
-          <w:sz w:val="24"/>
-          <w:szCs w:val="24"/>
-        </w:rPr>
-        <w:t xml:space="preserve">(MiniDOT® Logger, dissolved oxygen accuracy to </w:t>
-      </w:r>
-      <w:r>
-        <w:rPr>
-          <w:rFonts w:ascii="Times New Roman" w:hAnsi="Times New Roman" w:cs="Times New Roman"/>
-          <w:sz w:val="24"/>
-          <w:szCs w:val="24"/>
-        </w:rPr>
-        <w:t xml:space="preserve">± </w:t>
-      </w:r>
-      <w:r>
-        <w:rPr>
-          <w:rFonts w:ascii="Times New Roman" w:hAnsi="Times New Roman" w:cs="Times New Roman"/>
-          <w:sz w:val="24"/>
-          <w:szCs w:val="24"/>
-        </w:rPr>
-        <w:t>0.1mg</w:t>
-      </w:r>
-      <w:r>
-        <w:rPr>
-          <w:rFonts w:ascii="Times New Roman" w:hAnsi="Times New Roman" w:cs="Times New Roman"/>
-          <w:sz w:val="24"/>
-          <w:szCs w:val="24"/>
-        </w:rPr>
-        <w:t>•</w:t>
-      </w:r>
-      <w:r>
-        <w:rPr>
-          <w:rFonts w:ascii="Times New Roman" w:hAnsi="Times New Roman" w:cs="Times New Roman"/>
-          <w:sz w:val="24"/>
-          <w:szCs w:val="24"/>
-        </w:rPr>
-        <w:t>L</w:t>
-      </w:r>
-      <w:r>
-        <w:rPr>
-          <w:rFonts w:ascii="Times New Roman" w:hAnsi="Times New Roman" w:cs="Times New Roman"/>
-          <w:sz w:val="24"/>
-          <w:szCs w:val="24"/>
-          <w:vertAlign w:val="superscript"/>
-        </w:rPr>
-        <w:t xml:space="preserve">-1 </w:t>
-      </w:r>
-      <w:r>
-        <w:rPr>
-          <w:rFonts w:ascii="Times New Roman" w:hAnsi="Times New Roman" w:cs="Times New Roman"/>
-          <w:sz w:val="24"/>
-          <w:szCs w:val="24"/>
-        </w:rPr>
-        <w:t xml:space="preserve">and temperature to </w:t>
-      </w:r>
-      <w:r>
-        <w:rPr>
-          <w:rFonts w:ascii="Times New Roman" w:hAnsi="Times New Roman" w:cs="Times New Roman"/>
-          <w:sz w:val="24"/>
-          <w:szCs w:val="24"/>
-        </w:rPr>
-        <w:t>±</w:t>
-      </w:r>
-      <w:r>
-        <w:rPr>
-          <w:rFonts w:ascii="Times New Roman" w:hAnsi="Times New Roman" w:cs="Times New Roman"/>
-          <w:sz w:val="24"/>
-          <w:szCs w:val="24"/>
-        </w:rPr>
-        <w:t xml:space="preserve"> 0.1℃, or Onset HOBO® U26-001 Dissolved Oxygen Data Logger dissolved oxygen accuracy to </w:t>
-      </w:r>
-      <w:r>
-        <w:rPr>
-          <w:rFonts w:ascii="Times New Roman" w:hAnsi="Times New Roman" w:cs="Times New Roman"/>
-          <w:sz w:val="24"/>
-          <w:szCs w:val="24"/>
-        </w:rPr>
-        <w:t xml:space="preserve">± </w:t>
-      </w:r>
-      <w:r>
-        <w:rPr>
-          <w:rFonts w:ascii="Times New Roman" w:hAnsi="Times New Roman" w:cs="Times New Roman"/>
-          <w:sz w:val="24"/>
-          <w:szCs w:val="24"/>
-        </w:rPr>
-        <w:t>0.2mg</w:t>
-      </w:r>
-      <w:r>
-        <w:rPr>
-          <w:rFonts w:ascii="Times New Roman" w:hAnsi="Times New Roman" w:cs="Times New Roman"/>
-          <w:sz w:val="24"/>
-          <w:szCs w:val="24"/>
-        </w:rPr>
-        <w:t>•</w:t>
-      </w:r>
-      <w:r>
-        <w:rPr>
-          <w:rFonts w:ascii="Times New Roman" w:hAnsi="Times New Roman" w:cs="Times New Roman"/>
-          <w:sz w:val="24"/>
-          <w:szCs w:val="24"/>
-        </w:rPr>
-        <w:t>L</w:t>
-      </w:r>
-      <w:r>
-        <w:rPr>
-          <w:rFonts w:ascii="Times New Roman" w:hAnsi="Times New Roman" w:cs="Times New Roman"/>
-          <w:sz w:val="24"/>
-          <w:szCs w:val="24"/>
-          <w:vertAlign w:val="superscript"/>
-        </w:rPr>
-        <w:t>-1</w:t>
-      </w:r>
-      <w:r>
-        <w:rPr>
-          <w:rFonts w:ascii="Times New Roman" w:hAnsi="Times New Roman" w:cs="Times New Roman"/>
-          <w:sz w:val="24"/>
-          <w:szCs w:val="24"/>
-        </w:rPr>
-        <w:t>, and</w:t>
-      </w:r>
-      <w:r>
-        <w:rPr>
-          <w:rFonts w:ascii="Times New Roman" w:hAnsi="Times New Roman" w:cs="Times New Roman"/>
-          <w:sz w:val="24"/>
-          <w:szCs w:val="24"/>
-        </w:rPr>
-        <w:t xml:space="preserve"> temperature to ± 0.2℃</w:t>
-      </w:r>
-      <w:r>
-        <w:rPr>
-          <w:rFonts w:ascii="Times New Roman" w:hAnsi="Times New Roman" w:cs="Times New Roman"/>
-          <w:sz w:val="24"/>
-          <w:szCs w:val="24"/>
-        </w:rPr>
-        <w:t>) were set to read at 25</w:t>
-      </w:r>
-      <w:r>
-        <w:rPr>
-          <w:rFonts w:ascii="Times New Roman" w:hAnsi="Times New Roman" w:cs="Times New Roman"/>
-          <w:sz w:val="24"/>
-          <w:szCs w:val="24"/>
-        </w:rPr>
-        <w:t>-</w:t>
-      </w:r>
-      <w:r>
-        <w:rPr>
-          <w:rFonts w:ascii="Times New Roman" w:hAnsi="Times New Roman" w:cs="Times New Roman"/>
-          <w:sz w:val="24"/>
-          <w:szCs w:val="24"/>
-        </w:rPr>
-        <w:t xml:space="preserve">cm below the </w:t>
-      </w:r>
-      <w:commentRangeStart w:id="4"/>
-      <w:r>
-        <w:rPr>
-          <w:rFonts w:ascii="Times New Roman" w:hAnsi="Times New Roman" w:cs="Times New Roman"/>
-          <w:sz w:val="24"/>
-          <w:szCs w:val="24"/>
-        </w:rPr>
-        <w:t>surface</w:t>
-      </w:r>
-      <w:commentRangeEnd w:id="4"/>
-      <w:r>
-        <w:rPr>
-          <w:rStyle w:val="CommentReference"/>
-        </w:rPr>
-        <w:commentReference w:id="4"/>
-      </w:r>
-      <w:r>
-        <w:rPr>
-          <w:rFonts w:ascii="Times New Roman" w:hAnsi="Times New Roman" w:cs="Times New Roman"/>
-          <w:sz w:val="24"/>
-          <w:szCs w:val="24"/>
-        </w:rPr>
-        <w:t xml:space="preserve">, at the thermocline, and </w:t>
-      </w:r>
-      <w:r>
-        <w:rPr>
-          <w:rFonts w:ascii="Times New Roman" w:hAnsi="Times New Roman" w:cs="Times New Roman"/>
-          <w:sz w:val="24"/>
-          <w:szCs w:val="24"/>
-        </w:rPr>
-        <w:t xml:space="preserve">at the </w:t>
-      </w:r>
-      <w:r>
-        <w:rPr>
-          <w:rFonts w:ascii="Times New Roman" w:hAnsi="Times New Roman" w:cs="Times New Roman"/>
-          <w:sz w:val="24"/>
-          <w:szCs w:val="24"/>
-        </w:rPr>
-        <w:t xml:space="preserve">hypolimnion. Additional </w:t>
-      </w:r>
-      <w:r>
-        <w:rPr>
-          <w:rFonts w:ascii="Times New Roman" w:hAnsi="Times New Roman" w:cs="Times New Roman"/>
-          <w:sz w:val="24"/>
-          <w:szCs w:val="24"/>
-        </w:rPr>
-        <w:t>temperature</w:t>
-      </w:r>
-      <w:r>
-        <w:rPr>
-          <w:rFonts w:ascii="Times New Roman" w:hAnsi="Times New Roman" w:cs="Times New Roman"/>
-          <w:sz w:val="24"/>
-          <w:szCs w:val="24"/>
-        </w:rPr>
-        <w:t xml:space="preserve"> loggers (HOBO Water Temperature Pro v2 Data Logger, temperature accuracy to ±</w:t>
-      </w:r>
-      <w:r>
-        <w:rPr>
-          <w:rFonts w:ascii="Times New Roman" w:hAnsi="Times New Roman" w:cs="Times New Roman"/>
-          <w:sz w:val="24"/>
-          <w:szCs w:val="24"/>
-        </w:rPr>
-        <w:t xml:space="preserve"> </w:t>
-      </w:r>
-      <w:r>
-        <w:rPr>
-          <w:rFonts w:ascii="Times New Roman" w:hAnsi="Times New Roman" w:cs="Times New Roman"/>
-          <w:sz w:val="24"/>
-          <w:szCs w:val="24"/>
-        </w:rPr>
-        <w:t xml:space="preserve">0.2°C) were affixed to the </w:t>
-      </w:r>
-      <w:r>
-        <w:rPr>
-          <w:rFonts w:ascii="Times New Roman" w:hAnsi="Times New Roman" w:cs="Times New Roman"/>
-          <w:sz w:val="24"/>
-          <w:szCs w:val="24"/>
-        </w:rPr>
-        <w:t xml:space="preserve">line between the bottom and mid-dissolved oxygen </w:t>
-      </w:r>
-      <w:r>
-        <w:rPr>
-          <w:rFonts w:ascii="Times New Roman" w:hAnsi="Times New Roman" w:cs="Times New Roman"/>
-          <w:sz w:val="24"/>
-          <w:szCs w:val="24"/>
-        </w:rPr>
-        <w:t xml:space="preserve">logger, between the mid and surface </w:t>
-      </w:r>
-      <w:r>
-        <w:rPr>
-          <w:rFonts w:ascii="Times New Roman" w:hAnsi="Times New Roman" w:cs="Times New Roman"/>
-          <w:sz w:val="24"/>
-          <w:szCs w:val="24"/>
-        </w:rPr>
-        <w:t>dissolved oxygen</w:t>
-      </w:r>
-      <w:r>
-        <w:rPr>
-          <w:rFonts w:ascii="Times New Roman" w:hAnsi="Times New Roman" w:cs="Times New Roman"/>
-          <w:sz w:val="24"/>
-          <w:szCs w:val="24"/>
-        </w:rPr>
-        <w:t xml:space="preserve"> log</w:t>
-      </w:r>
-      <w:r>
-        <w:rPr>
-          <w:rFonts w:ascii="Times New Roman" w:hAnsi="Times New Roman" w:cs="Times New Roman"/>
-          <w:sz w:val="24"/>
-          <w:szCs w:val="24"/>
-        </w:rPr>
-        <w:t xml:space="preserve">ger, and at the water’s surface. </w:t>
-      </w:r>
-      <w:r>
-        <w:rPr>
-          <w:rFonts w:ascii="Times New Roman" w:hAnsi="Times New Roman" w:cs="Times New Roman"/>
-          <w:sz w:val="24"/>
-          <w:szCs w:val="24"/>
-        </w:rPr>
-        <w:t>Net pens were cleared of any debris or buildup twice weekly, but were otherwise left undisturbed</w:t>
-      </w:r>
-      <w:r>
-        <w:rPr>
-          <w:rFonts w:ascii="Times New Roman" w:hAnsi="Times New Roman" w:cs="Times New Roman"/>
-          <w:sz w:val="24"/>
-          <w:szCs w:val="24"/>
-        </w:rPr>
-        <w:t xml:space="preserve">. Logger membranes were also wiped </w:t>
-      </w:r>
-      <w:r>
-        <w:rPr>
-          <w:rFonts w:ascii="Times New Roman" w:hAnsi="Times New Roman" w:cs="Times New Roman"/>
-          <w:sz w:val="24"/>
-          <w:szCs w:val="24"/>
-        </w:rPr>
-        <w:lastRenderedPageBreak/>
-        <w:t xml:space="preserve">clean during this maintenance. </w:t>
-      </w:r>
-      <w:r>
-        <w:rPr>
-          <w:rFonts w:ascii="Times New Roman" w:hAnsi="Times New Roman" w:cs="Times New Roman"/>
-          <w:sz w:val="24"/>
-          <w:szCs w:val="24"/>
-        </w:rPr>
-        <w:t xml:space="preserve"> At the end of the study, fish were removed from the pen, temperature loggers were removed, and fish were released back into the alcove. </w:t>
+        <w:ind w:firstLine="720"/>
+        <w:rPr>
+          <w:rFonts w:ascii="Times New Roman" w:hAnsi="Times New Roman" w:cs="Times New Roman"/>
+          <w:sz w:val="24"/>
+          <w:szCs w:val="24"/>
+        </w:rPr>
+      </w:pPr>
+      <w:r>
+        <w:rPr>
+          <w:rFonts w:ascii="Times New Roman" w:hAnsi="Times New Roman" w:cs="Times New Roman"/>
+          <w:sz w:val="24"/>
+          <w:szCs w:val="24"/>
+        </w:rPr>
+        <w:t>We first selected a 24-hour period (July 29) that was representative of typical summertime conditions at this location. W</w:t>
+      </w:r>
+      <w:r>
+        <w:rPr>
+          <w:rFonts w:ascii="Times New Roman" w:hAnsi="Times New Roman" w:cs="Times New Roman"/>
+          <w:sz w:val="24"/>
+          <w:szCs w:val="24"/>
+        </w:rPr>
+        <w:t>e</w:t>
+      </w:r>
+      <w:r>
+        <w:rPr>
+          <w:rFonts w:ascii="Times New Roman" w:hAnsi="Times New Roman" w:cs="Times New Roman"/>
+          <w:sz w:val="24"/>
+          <w:szCs w:val="24"/>
+        </w:rPr>
+        <w:t xml:space="preserve"> then</w:t>
+      </w:r>
+      <w:r>
+        <w:rPr>
+          <w:rFonts w:ascii="Times New Roman" w:hAnsi="Times New Roman" w:cs="Times New Roman"/>
+          <w:sz w:val="24"/>
+          <w:szCs w:val="24"/>
+        </w:rPr>
+        <w:t xml:space="preserve"> interpolated between loggers to create</w:t>
+      </w:r>
+      <w:r>
+        <w:rPr>
+          <w:rFonts w:ascii="Times New Roman" w:hAnsi="Times New Roman" w:cs="Times New Roman"/>
+          <w:sz w:val="24"/>
+          <w:szCs w:val="24"/>
+        </w:rPr>
+        <w:t xml:space="preserve"> a</w:t>
+      </w:r>
+      <w:r>
+        <w:rPr>
+          <w:rFonts w:ascii="Times New Roman" w:hAnsi="Times New Roman" w:cs="Times New Roman"/>
+          <w:sz w:val="24"/>
+          <w:szCs w:val="24"/>
+        </w:rPr>
+        <w:t xml:space="preserve"> more continuous prediction (</w:t>
+      </w:r>
+      <w:r>
+        <w:rPr>
+          <w:rFonts w:ascii="Times New Roman" w:hAnsi="Times New Roman" w:cs="Times New Roman"/>
+          <w:sz w:val="24"/>
+          <w:szCs w:val="24"/>
+        </w:rPr>
+        <w:t xml:space="preserve">i.e. </w:t>
+      </w:r>
+      <w:r>
+        <w:rPr>
+          <w:rFonts w:ascii="Times New Roman" w:hAnsi="Times New Roman" w:cs="Times New Roman"/>
+          <w:sz w:val="24"/>
+          <w:szCs w:val="24"/>
+        </w:rPr>
+        <w:t>finer resolution)</w:t>
+      </w:r>
+      <w:r>
+        <w:rPr>
+          <w:rFonts w:ascii="Times New Roman" w:hAnsi="Times New Roman" w:cs="Times New Roman"/>
+          <w:sz w:val="24"/>
+          <w:szCs w:val="24"/>
+        </w:rPr>
+        <w:t xml:space="preserve"> of estimated temperatures set at every 0.2m and spanning the entire depth of the water column</w:t>
+      </w:r>
+      <w:r>
+        <w:rPr>
+          <w:rFonts w:ascii="Times New Roman" w:hAnsi="Times New Roman" w:cs="Times New Roman"/>
+          <w:sz w:val="24"/>
+          <w:szCs w:val="24"/>
+        </w:rPr>
+        <w:t>.</w:t>
+      </w:r>
+      <w:r>
+        <w:rPr>
+          <w:rFonts w:ascii="Times New Roman" w:hAnsi="Times New Roman" w:cs="Times New Roman"/>
+          <w:sz w:val="24"/>
+          <w:szCs w:val="24"/>
+        </w:rPr>
+        <w:t xml:space="preserve"> Estimates were calculated using a modified slope equation:</w:t>
       </w:r>
     </w:p>
     <w:p>
       <w:pPr>
         <w:spacing w:line="480" w:lineRule="auto"/>
-        <w:rPr>
-          <w:rFonts w:ascii="Times New Roman" w:hAnsi="Times New Roman" w:cs="Times New Roman"/>
-          <w:b/>
-          <w:i/>
-          <w:sz w:val="24"/>
-          <w:szCs w:val="24"/>
-        </w:rPr>
-      </w:pPr>
-      <w:r>
-        <w:rPr>
-          <w:rFonts w:ascii="Times New Roman" w:hAnsi="Times New Roman" w:cs="Times New Roman"/>
-          <w:b/>
-          <w:i/>
-          <w:sz w:val="24"/>
-          <w:szCs w:val="24"/>
-        </w:rPr>
-        <w:t>Analysis</w:t>
-      </w:r>
-    </w:p>
-    <w:p>
-      <w:pPr>
-        <w:spacing w:line="480" w:lineRule="auto"/>
-        <w:rPr>
-          <w:rFonts w:ascii="Times New Roman" w:hAnsi="Times New Roman" w:cs="Times New Roman"/>
-          <w:sz w:val="24"/>
-          <w:szCs w:val="24"/>
-        </w:rPr>
-      </w:pPr>
-      <w:r>
-        <w:rPr>
-          <w:rFonts w:ascii="Times New Roman" w:hAnsi="Times New Roman" w:cs="Times New Roman"/>
-          <w:i/>
-          <w:sz w:val="24"/>
-          <w:szCs w:val="24"/>
-        </w:rPr>
-        <w:t>Quantifying variation in temperature and oxygen</w:t>
-      </w:r>
-    </w:p>
-    <w:p>
-      <w:pPr>
-        <w:spacing w:line="480" w:lineRule="auto"/>
-        <w:rPr>
-          <w:rFonts w:ascii="Times New Roman" w:hAnsi="Times New Roman" w:cs="Times New Roman"/>
-          <w:sz w:val="24"/>
-          <w:szCs w:val="24"/>
-        </w:rPr>
-      </w:pPr>
-      <w:r>
-        <w:rPr>
-          <w:rFonts w:ascii="Times New Roman" w:hAnsi="Times New Roman" w:cs="Times New Roman"/>
-          <w:sz w:val="24"/>
-          <w:szCs w:val="24"/>
-        </w:rPr>
-        <w:t xml:space="preserve">First, we reviewed data from the logger arrays to remove any outliers. We then pooled all array data from the summers of 2020 and 2021. Across all alcoves, we roughly determined the best overlapping two-hour windows of minimum and maximum DO; ~6:00-8:00 and ~18:00-20:00 respectively. </w:t>
-      </w:r>
-      <w:r>
-        <w:rPr>
-          <w:rFonts w:ascii="Times New Roman" w:hAnsi="Times New Roman" w:cs="Times New Roman"/>
-          <w:sz w:val="24"/>
-          <w:szCs w:val="24"/>
-        </w:rPr>
-        <w:t xml:space="preserve">To characterize trade-offs between temperature and </w:t>
-      </w:r>
-      <w:r>
-        <w:rPr>
-          <w:rFonts w:ascii="Times New Roman" w:hAnsi="Times New Roman" w:cs="Times New Roman"/>
-          <w:sz w:val="24"/>
-          <w:szCs w:val="24"/>
-        </w:rPr>
-        <w:t>DO</w:t>
-      </w:r>
-      <w:r>
-        <w:rPr>
-          <w:rFonts w:ascii="Times New Roman" w:hAnsi="Times New Roman" w:cs="Times New Roman"/>
-          <w:sz w:val="24"/>
-          <w:szCs w:val="24"/>
-        </w:rPr>
-        <w:t>, and how they varied among alcoves</w:t>
-      </w:r>
-      <w:r>
-        <w:rPr>
-          <w:rFonts w:ascii="Times New Roman" w:hAnsi="Times New Roman" w:cs="Times New Roman"/>
-          <w:sz w:val="24"/>
-          <w:szCs w:val="24"/>
-        </w:rPr>
-        <w:t xml:space="preserve"> and between the windows of oxygen minima and maxima</w:t>
-      </w:r>
-      <w:r>
-        <w:rPr>
-          <w:rFonts w:ascii="Times New Roman" w:hAnsi="Times New Roman" w:cs="Times New Roman"/>
-          <w:sz w:val="24"/>
-          <w:szCs w:val="24"/>
-        </w:rPr>
-        <w:t>, we used linear mixed effect models. To account for ra</w:t>
-      </w:r>
-      <w:r>
-        <w:rPr>
-          <w:rFonts w:ascii="Times New Roman" w:hAnsi="Times New Roman" w:cs="Times New Roman"/>
-          <w:sz w:val="24"/>
-          <w:szCs w:val="24"/>
-        </w:rPr>
-        <w:t xml:space="preserve">ndom variation from sample site, </w:t>
-      </w:r>
-      <w:r>
-        <w:rPr>
-          <w:rFonts w:ascii="Times New Roman" w:hAnsi="Times New Roman" w:cs="Times New Roman"/>
-          <w:sz w:val="24"/>
-          <w:szCs w:val="24"/>
-        </w:rPr>
-        <w:t xml:space="preserve">we included alcove location as </w:t>
-      </w:r>
-      <w:r>
-        <w:rPr>
-          <w:rFonts w:ascii="Times New Roman" w:hAnsi="Times New Roman" w:cs="Times New Roman"/>
-          <w:sz w:val="24"/>
-          <w:szCs w:val="24"/>
-        </w:rPr>
-        <w:t xml:space="preserve">a </w:t>
-      </w:r>
-      <w:r>
-        <w:rPr>
-          <w:rFonts w:ascii="Times New Roman" w:hAnsi="Times New Roman" w:cs="Times New Roman"/>
-          <w:sz w:val="24"/>
-          <w:szCs w:val="24"/>
-        </w:rPr>
-        <w:t xml:space="preserve">random intercept. </w:t>
-      </w:r>
-      <w:r>
-        <w:rPr>
-          <w:rFonts w:ascii="Times New Roman" w:hAnsi="Times New Roman" w:cs="Times New Roman"/>
-          <w:sz w:val="24"/>
-          <w:szCs w:val="24"/>
-        </w:rPr>
-        <w:t>We also fit separate linear models to the data collected at our two focal alcoves, Blue Ruin and Norwood. All models were fit</w:t>
-      </w:r>
-      <w:r>
-        <w:rPr>
-          <w:rFonts w:ascii="Times New Roman" w:hAnsi="Times New Roman" w:cs="Times New Roman"/>
-          <w:sz w:val="24"/>
-          <w:szCs w:val="24"/>
-        </w:rPr>
-        <w:t xml:space="preserve"> using the lme4 package (Bates et al., 2014).</w:t>
-      </w:r>
-      <w:r>
-        <w:rPr>
-          <w:rFonts w:ascii="Times New Roman" w:hAnsi="Times New Roman" w:cs="Times New Roman"/>
-          <w:sz w:val="24"/>
-          <w:szCs w:val="24"/>
-        </w:rPr>
-        <w:t xml:space="preserve"> </w:t>
-      </w:r>
-    </w:p>
-    <w:p>
-      <w:pPr>
-        <w:spacing w:line="480" w:lineRule="auto"/>
-        <w:rPr>
-          <w:rFonts w:ascii="Times New Roman" w:hAnsi="Times New Roman" w:cs="Times New Roman"/>
-          <w:i/>
-          <w:sz w:val="24"/>
-          <w:szCs w:val="24"/>
-        </w:rPr>
-      </w:pPr>
-      <w:r>
-        <w:rPr>
-          <w:rFonts w:ascii="Times New Roman" w:hAnsi="Times New Roman" w:cs="Times New Roman"/>
-          <w:i/>
-          <w:sz w:val="24"/>
-          <w:szCs w:val="24"/>
-        </w:rPr>
-        <w:t>Simulation of fish depth selection under alternative behavioral responses</w:t>
-      </w:r>
-    </w:p>
-    <w:p>
-      <w:pPr>
-        <w:spacing w:line="480" w:lineRule="auto"/>
-        <w:rPr>
-          <w:rFonts w:ascii="Times New Roman" w:hAnsi="Times New Roman" w:cs="Times New Roman"/>
-          <w:sz w:val="24"/>
-          <w:szCs w:val="24"/>
-        </w:rPr>
-      </w:pPr>
-      <w:r>
-        <w:rPr>
-          <w:rFonts w:ascii="Times New Roman" w:hAnsi="Times New Roman" w:cs="Times New Roman"/>
-          <w:sz w:val="24"/>
-          <w:szCs w:val="24"/>
-        </w:rPr>
-        <w:t>We used the temperature and oxygen data from the 2021 Blue Ruin site-4 net pen array to simulate how hypothesized fish depth should change over a 24-</w:t>
-      </w:r>
-      <w:r>
-        <w:rPr>
-          <w:rFonts w:ascii="Times New Roman" w:hAnsi="Times New Roman" w:cs="Times New Roman"/>
-          <w:sz w:val="24"/>
-          <w:szCs w:val="24"/>
-        </w:rPr>
-        <w:t>hour cycle under three different strategies</w:t>
-      </w:r>
-      <w:r>
-        <w:rPr>
-          <w:rFonts w:ascii="Times New Roman" w:hAnsi="Times New Roman" w:cs="Times New Roman"/>
-          <w:sz w:val="24"/>
-          <w:szCs w:val="24"/>
-        </w:rPr>
-        <w:t xml:space="preserve">; a fish that tracks </w:t>
-      </w:r>
-      <w:bookmarkStart w:id="5" w:name="_GoBack"/>
-      <w:r>
-        <w:rPr>
-          <w:rFonts w:ascii="Times New Roman" w:hAnsi="Times New Roman" w:cs="Times New Roman"/>
-          <w:sz w:val="24"/>
-          <w:szCs w:val="24"/>
-        </w:rPr>
-        <w:t>prefer</w:t>
-      </w:r>
-      <w:bookmarkEnd w:id="5"/>
-      <w:r>
-        <w:rPr>
-          <w:rFonts w:ascii="Times New Roman" w:hAnsi="Times New Roman" w:cs="Times New Roman"/>
-          <w:sz w:val="24"/>
-          <w:szCs w:val="24"/>
-        </w:rPr>
-        <w:t>red dissolved oxygen (DO</w:t>
-      </w:r>
-      <w:r>
-        <w:rPr>
-          <w:rFonts w:ascii="Times New Roman" w:hAnsi="Times New Roman" w:cs="Times New Roman"/>
-          <w:sz w:val="24"/>
-          <w:szCs w:val="24"/>
-          <w:vertAlign w:val="subscript"/>
-        </w:rPr>
-        <w:t>max</w:t>
-      </w:r>
-      <w:r>
-        <w:rPr>
-          <w:rFonts w:ascii="Times New Roman" w:hAnsi="Times New Roman" w:cs="Times New Roman"/>
-          <w:sz w:val="24"/>
-          <w:szCs w:val="24"/>
-        </w:rPr>
-        <w:t>), a fish that tracks preferred temperature (T</w:t>
-      </w:r>
-      <w:r>
-        <w:rPr>
-          <w:rFonts w:ascii="Times New Roman" w:hAnsi="Times New Roman" w:cs="Times New Roman"/>
-          <w:sz w:val="24"/>
-          <w:szCs w:val="24"/>
-          <w:vertAlign w:val="subscript"/>
-        </w:rPr>
-        <w:t>min</w:t>
-      </w:r>
-      <w:r>
-        <w:rPr>
-          <w:rFonts w:ascii="Times New Roman" w:hAnsi="Times New Roman" w:cs="Times New Roman"/>
-          <w:sz w:val="24"/>
-          <w:szCs w:val="24"/>
-        </w:rPr>
-        <w:t>), and a fish that tracks both temperature and oxygen concurrently (TDO</w:t>
-      </w:r>
-      <w:r>
-        <w:rPr>
-          <w:rFonts w:ascii="Times New Roman" w:hAnsi="Times New Roman" w:cs="Times New Roman"/>
-          <w:sz w:val="24"/>
-          <w:szCs w:val="24"/>
-          <w:vertAlign w:val="subscript"/>
-        </w:rPr>
-        <w:t>opt</w:t>
-      </w:r>
-      <w:r>
-        <w:rPr>
-          <w:rFonts w:ascii="Times New Roman" w:hAnsi="Times New Roman" w:cs="Times New Roman"/>
-          <w:sz w:val="24"/>
-          <w:szCs w:val="24"/>
-        </w:rPr>
-        <w:t xml:space="preserve">). Two of the </w:t>
-      </w:r>
-      <w:del w:id="6" w:author="Barrett, Hannah" w:date="2023-10-02T10:40:00Z">
-        <w:r>
-          <w:rPr>
-            <w:rFonts w:ascii="Times New Roman" w:hAnsi="Times New Roman" w:cs="Times New Roman"/>
-            <w:sz w:val="24"/>
-            <w:szCs w:val="24"/>
-          </w:rPr>
-          <w:delText>dissolved oxygen and temperature loggers</w:delText>
-        </w:r>
-      </w:del>
-      <w:ins w:id="7" w:author="Barrett, Hannah" w:date="2023-10-02T10:40:00Z">
-        <w:r>
-          <w:rPr>
-            <w:rFonts w:ascii="Times New Roman" w:hAnsi="Times New Roman" w:cs="Times New Roman"/>
-            <w:sz w:val="24"/>
-            <w:szCs w:val="24"/>
-          </w:rPr>
-          <w:t>temperature-DO loggers</w:t>
-        </w:r>
-      </w:ins>
-      <w:r>
-        <w:rPr>
-          <w:rFonts w:ascii="Times New Roman" w:hAnsi="Times New Roman" w:cs="Times New Roman"/>
-          <w:sz w:val="24"/>
-          <w:szCs w:val="24"/>
-        </w:rPr>
-        <w:t xml:space="preserve"> at the site-4 net pen array (loggers at 1.55m and 0.5m depth) became fouled with algae during the study and frequently recorded excessively high and low DO concentrations (despite weekly cleaning of the sensors). The site-5 logger array (closest to the terminus of the alcove; Supplemental Figure 1), </w:t>
-      </w:r>
-      <w:r>
-        <w:rPr>
-          <w:rFonts w:ascii="Times New Roman" w:hAnsi="Times New Roman" w:cs="Times New Roman"/>
-          <w:sz w:val="24"/>
-          <w:szCs w:val="24"/>
-        </w:rPr>
-        <w:lastRenderedPageBreak/>
-        <w:t xml:space="preserve">however, was within 10m of the site-4 net pen array and </w:t>
-      </w:r>
-      <w:commentRangeStart w:id="8"/>
-      <w:r>
-        <w:rPr>
-          <w:rFonts w:ascii="Times New Roman" w:hAnsi="Times New Roman" w:cs="Times New Roman"/>
-          <w:sz w:val="24"/>
-          <w:szCs w:val="24"/>
-        </w:rPr>
-        <w:t xml:space="preserve">comparison of logger data </w:t>
-      </w:r>
-      <w:commentRangeEnd w:id="8"/>
-      <w:r>
-        <w:rPr>
-          <w:rStyle w:val="CommentReference"/>
-        </w:rPr>
-        <w:commentReference w:id="8"/>
-      </w:r>
-      <w:r>
-        <w:rPr>
-          <w:rFonts w:ascii="Times New Roman" w:hAnsi="Times New Roman" w:cs="Times New Roman"/>
-          <w:sz w:val="24"/>
-          <w:szCs w:val="24"/>
-        </w:rPr>
-        <w:t>between these two sites, as well as profile data from both locations, showed that recordings of temperature and oxygen were quite comparable throughout the vertical profile (depth and time-matched DO measurements were within ≤ 0.3</w:t>
-      </w:r>
-      <w:r>
-        <w:rPr>
-          <w:rFonts w:ascii="Times New Roman" w:hAnsi="Times New Roman" w:cs="Times New Roman"/>
-          <w:sz w:val="24"/>
-          <w:szCs w:val="24"/>
-        </w:rPr>
-        <w:t xml:space="preserve"> </w:t>
-      </w:r>
-      <w:r>
-        <w:rPr>
-          <w:rFonts w:ascii="Times New Roman" w:hAnsi="Times New Roman" w:cs="Times New Roman"/>
-          <w:sz w:val="24"/>
-          <w:szCs w:val="24"/>
-        </w:rPr>
-        <w:t>mg•L</w:t>
-      </w:r>
-      <w:r>
-        <w:rPr>
-          <w:rFonts w:ascii="Times New Roman" w:hAnsi="Times New Roman" w:cs="Times New Roman"/>
-          <w:sz w:val="24"/>
-          <w:szCs w:val="24"/>
-          <w:vertAlign w:val="superscript"/>
-        </w:rPr>
-        <w:t>-1</w:t>
-      </w:r>
-      <w:r>
-        <w:rPr>
-          <w:rFonts w:ascii="Times New Roman" w:hAnsi="Times New Roman" w:cs="Times New Roman"/>
-          <w:sz w:val="24"/>
-          <w:szCs w:val="24"/>
-        </w:rPr>
-        <w:t>). We opted to remove the DO recordings from the two fouled loggers at the site-4 net pen array and to incorporate the DO data from the site-5 array recorded by the loggers at the closest aligning depths (loggers at 1.35 and 0.4m depth respectively). This new dataset was used for the depth selection simulation, to quantify fish DO selection from our enclosure study, and for the habitat selection function</w:t>
-      </w:r>
-      <w:ins w:id="9" w:author="Barrett, Hannah" w:date="2023-10-02T10:40:00Z">
-        <w:r>
-          <w:rPr>
-            <w:rFonts w:ascii="Times New Roman" w:hAnsi="Times New Roman" w:cs="Times New Roman"/>
-            <w:sz w:val="24"/>
-            <w:szCs w:val="24"/>
-          </w:rPr>
-          <w:t xml:space="preserve"> </w:t>
-        </w:r>
-      </w:ins>
-      <w:ins w:id="10" w:author="Barrett, Hannah" w:date="2023-10-02T10:41:00Z">
-        <w:r>
-          <w:rPr>
-            <w:rFonts w:ascii="Times New Roman" w:hAnsi="Times New Roman" w:cs="Times New Roman"/>
-            <w:sz w:val="24"/>
-            <w:szCs w:val="24"/>
-          </w:rPr>
-          <w:t>(in further detail below)</w:t>
-        </w:r>
-      </w:ins>
-      <w:r>
-        <w:rPr>
-          <w:rFonts w:ascii="Times New Roman" w:hAnsi="Times New Roman" w:cs="Times New Roman"/>
-          <w:sz w:val="24"/>
-          <w:szCs w:val="24"/>
-        </w:rPr>
-        <w:t>.</w:t>
-      </w:r>
-    </w:p>
-    <w:p>
-      <w:pPr>
-        <w:spacing w:line="480" w:lineRule="auto"/>
-        <w:rPr>
-          <w:rFonts w:ascii="Times New Roman" w:hAnsi="Times New Roman" w:cs="Times New Roman"/>
-          <w:sz w:val="24"/>
-          <w:szCs w:val="24"/>
-        </w:rPr>
-      </w:pPr>
-      <w:r>
-        <w:rPr>
-          <w:rFonts w:ascii="Times New Roman" w:hAnsi="Times New Roman" w:cs="Times New Roman"/>
-          <w:sz w:val="24"/>
-          <w:szCs w:val="24"/>
-        </w:rPr>
-        <w:t>We first selected a 24-hour period (July 29) that was representative of typical summertime conditions at this location. W</w:t>
-      </w:r>
-      <w:r>
-        <w:rPr>
-          <w:rFonts w:ascii="Times New Roman" w:hAnsi="Times New Roman" w:cs="Times New Roman"/>
-          <w:sz w:val="24"/>
-          <w:szCs w:val="24"/>
-        </w:rPr>
-        <w:t>e</w:t>
-      </w:r>
-      <w:r>
-        <w:rPr>
-          <w:rFonts w:ascii="Times New Roman" w:hAnsi="Times New Roman" w:cs="Times New Roman"/>
-          <w:sz w:val="24"/>
-          <w:szCs w:val="24"/>
-        </w:rPr>
-        <w:t xml:space="preserve"> then</w:t>
-      </w:r>
-      <w:r>
-        <w:rPr>
-          <w:rFonts w:ascii="Times New Roman" w:hAnsi="Times New Roman" w:cs="Times New Roman"/>
-          <w:sz w:val="24"/>
-          <w:szCs w:val="24"/>
-        </w:rPr>
-        <w:t xml:space="preserve"> interpolated between loggers to create</w:t>
-      </w:r>
-      <w:r>
-        <w:rPr>
-          <w:rFonts w:ascii="Times New Roman" w:hAnsi="Times New Roman" w:cs="Times New Roman"/>
-          <w:sz w:val="24"/>
-          <w:szCs w:val="24"/>
-        </w:rPr>
-        <w:t xml:space="preserve"> a</w:t>
-      </w:r>
-      <w:r>
-        <w:rPr>
-          <w:rFonts w:ascii="Times New Roman" w:hAnsi="Times New Roman" w:cs="Times New Roman"/>
-          <w:sz w:val="24"/>
-          <w:szCs w:val="24"/>
-        </w:rPr>
-        <w:t xml:space="preserve"> more continuous prediction (</w:t>
-      </w:r>
-      <w:r>
-        <w:rPr>
-          <w:rFonts w:ascii="Times New Roman" w:hAnsi="Times New Roman" w:cs="Times New Roman"/>
-          <w:sz w:val="24"/>
-          <w:szCs w:val="24"/>
-        </w:rPr>
-        <w:t xml:space="preserve">i.e. </w:t>
-      </w:r>
-      <w:r>
-        <w:rPr>
-          <w:rFonts w:ascii="Times New Roman" w:hAnsi="Times New Roman" w:cs="Times New Roman"/>
-          <w:sz w:val="24"/>
-          <w:szCs w:val="24"/>
-        </w:rPr>
-        <w:t>finer resolution)</w:t>
-      </w:r>
-      <w:r>
-        <w:rPr>
-          <w:rFonts w:ascii="Times New Roman" w:hAnsi="Times New Roman" w:cs="Times New Roman"/>
-          <w:sz w:val="24"/>
-          <w:szCs w:val="24"/>
-        </w:rPr>
-        <w:t xml:space="preserve"> of estimated temperatures set at every 0.2m and spanning the entire depth of the water column</w:t>
-      </w:r>
-      <w:r>
-        <w:rPr>
-          <w:rFonts w:ascii="Times New Roman" w:hAnsi="Times New Roman" w:cs="Times New Roman"/>
-          <w:sz w:val="24"/>
-          <w:szCs w:val="24"/>
-        </w:rPr>
-        <w:t>.</w:t>
-      </w:r>
-      <w:r>
-        <w:rPr>
-          <w:rFonts w:ascii="Times New Roman" w:hAnsi="Times New Roman" w:cs="Times New Roman"/>
-          <w:sz w:val="24"/>
-          <w:szCs w:val="24"/>
-        </w:rPr>
-        <w:t xml:space="preserve"> Estimates were calculated using a modified slope equation:</w:t>
-      </w:r>
-    </w:p>
-    <w:p>
-      <w:pPr>
-        <w:spacing w:line="480" w:lineRule="auto"/>
         <w:jc w:val="center"/>
         <w:rPr>
           <w:rFonts w:ascii="Times New Roman" w:eastAsiaTheme="minorEastAsia" w:hAnsi="Times New Roman" w:cs="Times New Roman"/>
@@ -3730,33 +3685,13 @@
       </w:pPr>
       <m:oMathPara>
         <m:oMath>
-          <m:r>
-            <w:del w:id="11" w:author="Barrett, Hannah" w:date="2023-10-02T10:41:00Z">
-              <w:rPr>
-                <w:rFonts w:ascii="Cambria Math" w:hAnsi="Cambria Math" w:cs="Times New Roman"/>
-                <w:sz w:val="24"/>
-                <w:szCs w:val="24"/>
-              </w:rPr>
-              <m:t>x</m:t>
-            </w:del>
-          </m:r>
-          <m:r>
-            <w:ins w:id="12" w:author="Barrett, Hannah" w:date="2023-10-02T10:41:00Z">
-              <w:rPr>
-                <w:rFonts w:ascii="Cambria Math" w:hAnsi="Cambria Math" w:cs="Times New Roman"/>
-                <w:sz w:val="24"/>
-                <w:szCs w:val="24"/>
-              </w:rPr>
-              <m:t>TE</m:t>
-            </w:ins>
-          </m:r>
           <m:r>
             <w:rPr>
               <w:rFonts w:ascii="Cambria Math" w:hAnsi="Cambria Math" w:cs="Times New Roman"/>
               <w:sz w:val="24"/>
               <w:szCs w:val="24"/>
             </w:rPr>
-            <m:t>=(</m:t>
+            <m:t>TE=(</m:t>
           </m:r>
           <m:d>
             <m:dPr>
@@ -3845,27 +3780,7 @@
             <w:sz w:val="24"/>
             <w:szCs w:val="24"/>
           </w:rPr>
-          <m:t xml:space="preserve"> </m:t>
-        </m:r>
-        <m:r>
-          <w:del w:id="13" w:author="Barrett, Hannah" w:date="2023-10-02T10:42:00Z">
-            <w:rPr>
-              <w:rFonts w:ascii="Cambria Math" w:hAnsi="Cambria Math" w:cs="Times New Roman"/>
-              <w:sz w:val="24"/>
-              <w:szCs w:val="24"/>
-            </w:rPr>
-            <m:t>x</m:t>
-          </w:del>
-        </m:r>
-        <m:r>
-          <w:ins w:id="14" w:author="Barrett, Hannah" w:date="2023-10-02T10:42:00Z">
-            <w:rPr>
-              <w:rFonts w:ascii="Cambria Math" w:hAnsi="Cambria Math" w:cs="Times New Roman"/>
-              <w:sz w:val="24"/>
-              <w:szCs w:val="24"/>
-            </w:rPr>
-            <m:t>TE</m:t>
-          </w:ins>
+          <m:t xml:space="preserve"> TE</m:t>
         </m:r>
       </m:oMath>
       <w:r>
@@ -3970,6 +3885,7 @@
     <w:p>
       <w:pPr>
         <w:spacing w:line="480" w:lineRule="auto"/>
+        <w:ind w:firstLine="720"/>
         <w:rPr>
           <w:rFonts w:ascii="Times New Roman" w:hAnsi="Times New Roman" w:cs="Times New Roman"/>
           <w:sz w:val="24"/>
@@ -4032,7 +3948,7 @@
           <w:sz w:val="24"/>
           <w:szCs w:val="24"/>
         </w:rPr>
-        <w:t xml:space="preserve">First, the highest and lowest DO concentrations recorded over the 24-hour period were ranked as most optimal (1) and least optimal (0), respectively. The lowest and highest recorded </w:t>
+        <w:t xml:space="preserve">First, the highest and lowest DO concentrations recorded over the 24-hour period were ranked as most optimal (1) and least optimal (0), respectively. The lowest and </w:t>
       </w:r>
       <w:r>
         <w:rPr>
@@ -4041,10 +3957,10 @@
           <w:szCs w:val="24"/>
         </w:rPr>
         <w:lastRenderedPageBreak/>
-        <w:t>temperatures were similarly ranked (with the lowest temperature as most optimal</w:t>
-      </w:r>
-      <w:commentRangeStart w:id="15"/>
-      <w:commentRangeStart w:id="16"/>
+        <w:t>highest recorded temperatures were similarly ranked (with the lowest temperature as most optimal</w:t>
+      </w:r>
+      <w:commentRangeStart w:id="5"/>
+      <w:commentRangeStart w:id="6"/>
       <w:r>
         <w:rPr>
           <w:rFonts w:ascii="Times New Roman" w:hAnsi="Times New Roman" w:cs="Times New Roman"/>
@@ -4053,19 +3969,19 @@
         </w:rPr>
         <w:t xml:space="preserve">). We then used linear regression to calculate the slope and intercept values between these two indices in order to determine the index values for the full range of temperature and oxygen values recorded over this </w:t>
       </w:r>
-      <w:commentRangeEnd w:id="15"/>
+      <w:commentRangeEnd w:id="5"/>
       <w:r>
         <w:rPr>
           <w:rStyle w:val="CommentReference"/>
         </w:rPr>
-        <w:commentReference w:id="15"/>
-      </w:r>
-      <w:commentRangeEnd w:id="16"/>
+        <w:commentReference w:id="5"/>
+      </w:r>
+      <w:commentRangeEnd w:id="6"/>
       <w:r>
         <w:rPr>
           <w:rStyle w:val="CommentReference"/>
         </w:rPr>
-        <w:commentReference w:id="16"/>
+        <w:commentReference w:id="6"/>
       </w:r>
       <w:r>
         <w:rPr>
@@ -4079,6 +3995,7 @@
     <w:p>
       <w:pPr>
         <w:spacing w:line="480" w:lineRule="auto"/>
+        <w:ind w:firstLine="720"/>
         <w:rPr>
           <w:rFonts w:ascii="Times New Roman" w:hAnsi="Times New Roman" w:cs="Times New Roman"/>
           <w:sz w:val="24"/>
@@ -4127,7 +4044,7 @@
           <w:sz w:val="24"/>
           <w:szCs w:val="24"/>
         </w:rPr>
-        <w:t xml:space="preserve">Equation 2: </w:t>
+        <w:t xml:space="preserve"> </w:t>
       </w:r>
       <m:oMath>
         <m:r>
@@ -4301,6 +4218,7 @@
     <w:p>
       <w:pPr>
         <w:spacing w:line="480" w:lineRule="auto"/>
+        <w:ind w:firstLine="720"/>
         <w:rPr>
           <w:rFonts w:ascii="Times New Roman" w:eastAsiaTheme="minorEastAsia" w:hAnsi="Times New Roman" w:cs="Times New Roman"/>
           <w:sz w:val="24"/>
@@ -4401,13 +4319,6 @@
           <w:i/>
           <w:sz w:val="24"/>
           <w:szCs w:val="24"/>
-          <w:rPrChange w:id="17" w:author="Barrett, Hannah" w:date="2023-10-02T10:43:00Z">
-            <w:rPr>
-              <w:rFonts w:ascii="Times New Roman" w:hAnsi="Times New Roman" w:cs="Times New Roman"/>
-              <w:sz w:val="24"/>
-              <w:szCs w:val="24"/>
-            </w:rPr>
-          </w:rPrChange>
         </w:rPr>
         <w:t>in review</w:t>
       </w:r>
@@ -4460,6 +4371,7 @@
     <w:p>
       <w:pPr>
         <w:spacing w:line="480" w:lineRule="auto"/>
+        <w:ind w:firstLine="720"/>
         <w:rPr>
           <w:rFonts w:ascii="Times New Roman" w:hAnsi="Times New Roman" w:cs="Times New Roman"/>
           <w:sz w:val="24"/>
@@ -4474,26 +4386,14 @@
         </w:rPr>
         <w:t xml:space="preserve">We used discrete choice models to test for temporal patterns in fish habitat selection. Analyses were performed </w:t>
       </w:r>
-      <w:del w:id="18" w:author="Barrett, Hannah" w:date="2023-10-02T10:43:00Z">
-        <w:r>
-          <w:rPr>
-            <w:rFonts w:ascii="Times New Roman" w:hAnsi="Times New Roman" w:cs="Times New Roman"/>
-            <w:sz w:val="24"/>
-            <w:szCs w:val="24"/>
-          </w:rPr>
-          <w:delText xml:space="preserve">on </w:delText>
-        </w:r>
-      </w:del>
-      <w:ins w:id="19" w:author="Barrett, Hannah" w:date="2023-10-02T10:43:00Z">
-        <w:r>
-          <w:rPr>
-            <w:rFonts w:ascii="Times New Roman" w:hAnsi="Times New Roman" w:cs="Times New Roman"/>
-            <w:sz w:val="24"/>
-            <w:szCs w:val="24"/>
-          </w:rPr>
-          <w:t xml:space="preserve">for </w:t>
-        </w:r>
-      </w:ins>
+      <w:r>
+        <w:rPr>
+          <w:rFonts w:ascii="Times New Roman" w:hAnsi="Times New Roman" w:cs="Times New Roman"/>
+          <w:sz w:val="24"/>
+          <w:szCs w:val="24"/>
+        </w:rPr>
+        <w:t xml:space="preserve">for </w:t>
+      </w:r>
       <w:r>
         <w:rPr>
           <w:rFonts w:ascii="Times New Roman" w:hAnsi="Times New Roman" w:cs="Times New Roman"/>
@@ -4509,7 +4409,23 @@
           <w:szCs w:val="24"/>
         </w:rPr>
         <w:lastRenderedPageBreak/>
-        <w:t>Norwood alcoves and comprised 1-week of data (July 30 to August 6, commencing 5-days after fish were released into net pens). First, we used linear interpolation to estimate temperature and DO at a finer vertical resolution. For each time-step, 10-depths were randomly selected from a uniform distribution that spanned the full depth of the water column (0.1m precision), and temperature and DO were estimated for each depth. Temperature and DO measurements were standardized to facilitate comparison and to improve model fit. We used these temperature-DO profile sets to calculate the relative probability of selection, given the range of temperature and DO available. As described by</w:t>
+        <w:t>Norwood alcoves</w:t>
+      </w:r>
+      <w:r>
+        <w:rPr>
+          <w:rFonts w:ascii="Times New Roman" w:hAnsi="Times New Roman" w:cs="Times New Roman"/>
+          <w:sz w:val="24"/>
+          <w:szCs w:val="24"/>
+        </w:rPr>
+        <w:t>,</w:t>
+      </w:r>
+      <w:r>
+        <w:rPr>
+          <w:rFonts w:ascii="Times New Roman" w:hAnsi="Times New Roman" w:cs="Times New Roman"/>
+          <w:sz w:val="24"/>
+          <w:szCs w:val="24"/>
+        </w:rPr>
+        <w:t xml:space="preserve"> and comprised 1-week of data (July 30 to August 6, commencing 5-days after fish were released into net pens). First, we used linear interpolation to estimate temperature and DO at a finer vertical resolution. For each time-step, 10-depths were randomly selected from a uniform distribution that spanned the full depth of the water column (0.1m precision), and temperature and DO were estimated for each depth. Temperature and DO measurements were standardized to facilitate comparison and to improve model fit. We used these temperature-DO profile sets to calculate the relative probability of selection, given the range of temperature and DO available. As described by</w:t>
       </w:r>
       <w:r>
         <w:rPr>
@@ -5189,7 +5105,7 @@
             <w:rPr>
               <w:rStyle w:val="CommentReference"/>
             </w:rPr>
-            <w:commentReference w:id="20"/>
+            <w:commentReference w:id="7"/>
           </m:r>
           <m:r>
             <m:rPr>
@@ -5411,14 +5327,39 @@
     <w:p>
       <w:pPr>
         <w:spacing w:line="480" w:lineRule="auto"/>
-      </w:pPr>
-      <w:r>
-        <w:rPr>
-          <w:rFonts w:ascii="Times New Roman" w:hAnsi="Times New Roman" w:cs="Times New Roman"/>
-          <w:sz w:val="24"/>
-          <w:szCs w:val="24"/>
-        </w:rPr>
-        <w:t xml:space="preserve">We then created prediction data frames where temperature was allowed to vary across the full range of values recorded, while DO was held constant at the average DO recorded in the hypolimnion during the given 2-hour measurement window. Finally, we plotted selection predictions and their 95% confidence intervals, given the span of temperature-DO combinations provided.  </w:t>
+        <w:ind w:firstLine="720"/>
+      </w:pPr>
+      <w:r>
+        <w:rPr>
+          <w:rFonts w:ascii="Times New Roman" w:hAnsi="Times New Roman" w:cs="Times New Roman"/>
+          <w:sz w:val="24"/>
+          <w:szCs w:val="24"/>
+        </w:rPr>
+        <w:t xml:space="preserve">We then created prediction data frames where temperature was allowed to vary across the full range of values recorded, while DO was held constant at </w:t>
+      </w:r>
+      <w:commentRangeStart w:id="8"/>
+      <w:r>
+        <w:rPr>
+          <w:rFonts w:ascii="Times New Roman" w:hAnsi="Times New Roman" w:cs="Times New Roman"/>
+          <w:sz w:val="24"/>
+          <w:szCs w:val="24"/>
+        </w:rPr>
+        <w:t>the average DO recorded in the hypolimnion during the given 2-hour measurement window</w:t>
+      </w:r>
+      <w:commentRangeEnd w:id="8"/>
+      <w:r>
+        <w:rPr>
+          <w:rStyle w:val="CommentReference"/>
+        </w:rPr>
+        <w:commentReference w:id="8"/>
+      </w:r>
+      <w:r>
+        <w:rPr>
+          <w:rFonts w:ascii="Times New Roman" w:hAnsi="Times New Roman" w:cs="Times New Roman"/>
+          <w:sz w:val="24"/>
+          <w:szCs w:val="24"/>
+        </w:rPr>
+        <w:t xml:space="preserve">. Finally, we plotted selection predictions and their 95% confidence intervals, given the span of temperature-DO combinations provided.  </w:t>
       </w:r>
     </w:p>
     <w:p>
@@ -5464,6 +5405,7 @@
     <w:p>
       <w:pPr>
         <w:spacing w:line="480" w:lineRule="auto"/>
+        <w:ind w:firstLine="720"/>
         <w:rPr>
           <w:rFonts w:ascii="Times New Roman" w:hAnsi="Times New Roman" w:cs="Times New Roman"/>
           <w:sz w:val="24"/>
@@ -5513,16 +5455,14 @@
         </w:rPr>
         <w:t>, respectively. Conversely, hypolimnetic temperature and DO remained fairly consistent between the two measurement periods. Both Blue Ruin and Norwood cold-water alcoves display</w:t>
       </w:r>
-      <w:ins w:id="21" w:author="Barrett, Hannah" w:date="2023-10-02T10:45:00Z">
-        <w:r>
-          <w:rPr>
-            <w:rFonts w:ascii="Times New Roman" w:hAnsi="Times New Roman" w:cs="Times New Roman"/>
-            <w:sz w:val="24"/>
-            <w:szCs w:val="24"/>
-          </w:rPr>
-          <w:t>ed</w:t>
-        </w:r>
-      </w:ins>
+      <w:r>
+        <w:rPr>
+          <w:rFonts w:ascii="Times New Roman" w:hAnsi="Times New Roman" w:cs="Times New Roman"/>
+          <w:sz w:val="24"/>
+          <w:szCs w:val="24"/>
+        </w:rPr>
+        <w:t>ed</w:t>
+      </w:r>
       <w:r>
         <w:rPr>
           <w:rFonts w:ascii="Times New Roman" w:hAnsi="Times New Roman" w:cs="Times New Roman"/>
@@ -5543,6 +5483,7 @@
     <w:p>
       <w:pPr>
         <w:spacing w:line="480" w:lineRule="auto"/>
+        <w:ind w:firstLine="720"/>
         <w:rPr>
           <w:rFonts w:ascii="Times New Roman" w:hAnsi="Times New Roman" w:cs="Times New Roman"/>
           <w:sz w:val="24"/>
@@ -5581,6 +5522,7 @@
     <w:p>
       <w:pPr>
         <w:spacing w:line="480" w:lineRule="auto"/>
+        <w:ind w:firstLine="720"/>
         <w:rPr>
           <w:rFonts w:ascii="Times New Roman" w:hAnsi="Times New Roman" w:cs="Times New Roman"/>
           <w:sz w:val="24"/>
@@ -5799,6 +5741,7 @@
     <w:p>
       <w:pPr>
         <w:spacing w:line="480" w:lineRule="auto"/>
+        <w:ind w:firstLine="720"/>
         <w:rPr>
           <w:rFonts w:ascii="Times New Roman" w:hAnsi="Times New Roman" w:cs="Times New Roman"/>
           <w:sz w:val="24"/>
@@ -5917,14 +5860,47 @@
     <w:p>
       <w:pPr>
         <w:spacing w:line="480" w:lineRule="auto"/>
-      </w:pPr>
-      <w:r>
-        <w:rPr>
-          <w:rFonts w:ascii="Times New Roman" w:hAnsi="Times New Roman" w:cs="Times New Roman"/>
-          <w:sz w:val="24"/>
-          <w:szCs w:val="24"/>
-        </w:rPr>
-        <w:t>Our discrete-choice models supported shifting habitat selection between the windows of maximum and minimum DO. Tagged fish showed strong avoidance of cool temperatures during the DO-minima that shifted to a high probability of selecting cool temperatures during the DO-maxima (Figure 6, Table 3). As cool temperatures were consistently reflective of the hypolimnion, these results also confirm a shifting selection probability between the bottom and surface layers of the water column, consistent with diel vertical migration. The significance of the covariates included in the four model sets varied between time window and alcove habitat. There was high correlation between the temperature and DO covariates (≥ 0.8), however this level of correlation was unavoidable as these two variables fluctuate in rough synchrony.</w:t>
+        <w:ind w:firstLine="720"/>
+      </w:pPr>
+      <w:r>
+        <w:rPr>
+          <w:rFonts w:ascii="Times New Roman" w:hAnsi="Times New Roman" w:cs="Times New Roman"/>
+          <w:sz w:val="24"/>
+          <w:szCs w:val="24"/>
+        </w:rPr>
+        <w:t xml:space="preserve">Our discrete-choice models supported shifting habitat selection between the windows of maximum and minimum DO. </w:t>
+      </w:r>
+      <w:r>
+        <w:rPr>
+          <w:rFonts w:ascii="Times New Roman" w:hAnsi="Times New Roman" w:cs="Times New Roman"/>
+          <w:sz w:val="24"/>
+          <w:szCs w:val="24"/>
+        </w:rPr>
+        <w:t>In Norwood alcove, t</w:t>
+      </w:r>
+      <w:r>
+        <w:rPr>
+          <w:rFonts w:ascii="Times New Roman" w:hAnsi="Times New Roman" w:cs="Times New Roman"/>
+          <w:sz w:val="24"/>
+          <w:szCs w:val="24"/>
+        </w:rPr>
+        <w:t xml:space="preserve">agged fish showed strong avoidance of cool temperatures during the DO-minima that shifted to a high probability of selecting cool temperatures during the DO-maxima (Figure 6, Table 3). </w:t>
+      </w:r>
+      <w:r>
+        <w:rPr>
+          <w:rFonts w:ascii="Times New Roman" w:hAnsi="Times New Roman" w:cs="Times New Roman"/>
+          <w:sz w:val="24"/>
+          <w:szCs w:val="24"/>
+        </w:rPr>
+        <w:t xml:space="preserve">In Blue Ruin alcove, there was no apparent selection preference during the window of minimum DO, however selection probability was heavily skewed towards cold temperature during the window of maximum DO. </w:t>
+      </w:r>
+      <w:r>
+        <w:rPr>
+          <w:rFonts w:ascii="Times New Roman" w:hAnsi="Times New Roman" w:cs="Times New Roman"/>
+          <w:sz w:val="24"/>
+          <w:szCs w:val="24"/>
+        </w:rPr>
+        <w:t>As cool temperatures were consistently reflective of the hypolimnion, these results also confirm a shifting selection probability between the bottom and surface layers of the water column, consistent with diel vertical migration. The significance of the covariates included in the four model sets varied between time window and alcove habitat. There was high correlation between the temperature and DO covariates (≥ 0.8), however this level of correlation was unavoidable as these two variables fluctuate in rough synchrony.</w:t>
       </w:r>
     </w:p>
     <w:p>
@@ -5939,6 +5915,7 @@
         <w:rPr>
           <w:b/>
         </w:rPr>
+        <w:lastRenderedPageBreak/>
         <w:t>Discussion</w:t>
       </w:r>
     </w:p>
@@ -5947,7 +5924,200 @@
         <w:pStyle w:val="Default"/>
         <w:spacing w:line="480" w:lineRule="auto"/>
         <w:ind w:firstLine="720"/>
-        <w:pPrChange w:id="22" w:author="Barrett, Hannah" w:date="2023-10-02T11:45:00Z">
+        <w:rPr>
+          <w:ins w:id="9" w:author="Barrett, Hannah" w:date="2023-10-13T15:19:00Z"/>
+        </w:rPr>
+      </w:pPr>
+      <w:r>
+        <w:t xml:space="preserve">Fish have been shown to continually track favorable temperatures in dynamic riverscapes where the locations of optimal temperatures shift over timescales of days, months, and years. However, little has been done to understand fish movement in response to fluctuation in both temperature and oxygen. </w:t>
+      </w:r>
+      <w:r>
+        <w:t xml:space="preserve">Here, we provide evidence that cold water fish in vertically stratified </w:t>
+      </w:r>
+      <w:r>
+        <w:t>floodplain thermal refuge</w:t>
+      </w:r>
+      <w:r>
+        <w:t xml:space="preserve"> habitats display fine scale diel vertical movements to track preferred temperature and DO.</w:t>
+      </w:r>
+      <w:r>
+        <w:t xml:space="preserve"> </w:t>
+      </w:r>
+      <w:r>
+        <w:t xml:space="preserve">As these are shallow lentic environments (e.g. 2-3m), a meaningful shift in depth was on the scale of 10s of centimeters. </w:t>
+      </w:r>
+      <w:r>
+        <w:t>The cold-water alcove habitats in this study all displayed pronounced</w:t>
+      </w:r>
+      <w:r>
+        <w:t xml:space="preserve"> vertical stratification in temperature and DO, which shifted cyclically over a diel timeframe. </w:t>
+      </w:r>
+      <w:r>
+        <w:t xml:space="preserve">While this variation occurred in rough synchrony, there was a mismatch in ideal conditions as it pertains to fish. Cooler temperatures found at night were concurrent with low oxygen conditions, and </w:t>
+      </w:r>
+      <w:r>
+        <w:t xml:space="preserve">high </w:t>
+      </w:r>
+      <w:r>
+        <w:t xml:space="preserve">oxygen concentrations were characterized by increased temperatures. </w:t>
+      </w:r>
+      <w:r>
+        <w:t>While patches of cooler water can provide respite from an otherwise stressfully warm environment, the functionality of refuges, i.e., their ability to support fish during periods of stress, may be negatively impacted by trade-offs between low temperature and adequate DO. Our results suggest that pronounced vertical stratification in oxygen from hypoxic hyporheic inputs, coupled with diel oxygen cycling and varied solar exposure, creates a vertically shifting oxygen and temperature profile in floodplain thermal refuges</w:t>
+      </w:r>
+      <w:r>
+        <w:t>, and such</w:t>
+      </w:r>
+      <w:r>
+        <w:t xml:space="preserve"> variation forces fish to perform fine-scale diel vertical movements to track a zone of more optimal conditions. </w:t>
+      </w:r>
+      <w:r>
+        <w:t xml:space="preserve">These constraints on habitat use </w:t>
+      </w:r>
+      <w:r>
+        <w:t xml:space="preserve">will likely </w:t>
+      </w:r>
+      <w:r>
+        <w:t>impact refuge capacity to support cold-water fish in a warmer future.</w:t>
+      </w:r>
+      <w:r>
+        <w:tab/>
+      </w:r>
+      <w:r>
+        <w:t xml:space="preserve">To determine fish vertical use of alcoves, we coupled the use of externally attached iButtons with high-resolution temperature-DO logger arrays to infer fine scale vertical movement within these habitats. Internal radio tags or iButtons estimate body temperature, which </w:t>
+      </w:r>
+      <w:r>
+        <w:lastRenderedPageBreak/>
+        <w:t>will reflect the temporal integration of habitat use (Pepino et al. 2015). For this study we used external tags so we could get point measurements in time with the fish’s thermal environment. Inferring fish depth and DO from temperature required that we know the vertical temperature-DO profile at the fish’s location, which meant it could not be free ranging in a heterogeneous alcove. The solution was to constrain fish to an area with a known profile using enclosures. This process allowed us to track fish temperature and DO selection at a timescale of minutes to hours during peak summer conditions.</w:t>
+      </w:r>
+      <w:r>
+        <w:t xml:space="preserve"> </w:t>
+      </w:r>
+      <w:r>
+        <w:t xml:space="preserve">We acknowledge that free swimming fish may be able to more effectively exploit both lateral and vertical heterogeneity in habitat conditions. However, we have found that the regions of these </w:t>
+      </w:r>
+      <w:r>
+        <w:t>habitats</w:t>
+      </w:r>
+      <w:r>
+        <w:t xml:space="preserve"> that </w:t>
+      </w:r>
+      <w:r>
+        <w:t xml:space="preserve">contain </w:t>
+      </w:r>
+      <w:r>
+        <w:t xml:space="preserve">the coldest water </w:t>
+      </w:r>
+      <w:r>
+        <w:t xml:space="preserve">also </w:t>
+      </w:r>
+      <w:r>
+        <w:t xml:space="preserve">consistently </w:t>
+      </w:r>
+      <w:r>
+        <w:t xml:space="preserve">comprise </w:t>
+      </w:r>
+      <w:r>
+        <w:t>the lowest dissolved oxygen.</w:t>
+      </w:r>
+      <w:r>
+        <w:t xml:space="preserve"> These </w:t>
+      </w:r>
+      <w:r>
+        <w:t xml:space="preserve">cool and low DO </w:t>
+      </w:r>
+      <w:r>
+        <w:t>regions also consistently contain dense aggregations of cold water fish.</w:t>
+      </w:r>
+      <w:r>
+        <w:t xml:space="preserve"> </w:t>
+      </w:r>
+      <w:commentRangeStart w:id="10"/>
+      <w:r>
+        <w:t xml:space="preserve">Therefore, we </w:t>
+      </w:r>
+      <w:r>
+        <w:t>anticipate that a fish which is trying to minimize energetic costs via thermoregulation will also concurrently interact with diminished dissolved oxygen</w:t>
+      </w:r>
+      <w:r>
+        <w:t>, whereas lateral movements would allow fish to avoid low dissolved oxygen, but would also remove fish from habitat regions with lower temperatures</w:t>
+      </w:r>
+      <w:r>
+        <w:t xml:space="preserve">.  </w:t>
+      </w:r>
+      <w:commentRangeEnd w:id="10"/>
+      <w:r>
+        <w:rPr>
+          <w:rStyle w:val="CommentReference"/>
+          <w:rFonts w:asciiTheme="minorHAnsi" w:hAnsiTheme="minorHAnsi" w:cstheme="minorBidi"/>
+          <w:color w:val="auto"/>
+        </w:rPr>
+        <w:commentReference w:id="10"/>
+      </w:r>
+      <w:r>
+        <w:t xml:space="preserve"> A simulation of potential behavioral responses to these </w:t>
+      </w:r>
+      <w:r>
+        <w:t xml:space="preserve">shifting </w:t>
+      </w:r>
+      <w:r>
+        <w:t>conditions also provided support for diel vertical movement patterns when a fish considered both temperature and dissolved oxygen</w:t>
+      </w:r>
+      <w:r>
+        <w:t>.</w:t>
+      </w:r>
+      <w:r>
+        <w:t xml:space="preserve"> </w:t>
+      </w:r>
+    </w:p>
+    <w:p>
+      <w:pPr>
+        <w:pStyle w:val="Default"/>
+        <w:spacing w:line="480" w:lineRule="auto"/>
+        <w:ind w:firstLine="720"/>
+      </w:pPr>
+      <w:r>
+        <w:t>Tagged fish</w:t>
+      </w:r>
+      <w:r>
+        <w:t xml:space="preserve"> </w:t>
+      </w:r>
+      <w:r>
+        <w:t>display</w:t>
+      </w:r>
+      <w:r>
+        <w:t>ed</w:t>
+      </w:r>
+      <w:r>
+        <w:t xml:space="preserve"> high individual</w:t>
+      </w:r>
+      <w:bookmarkStart w:id="11" w:name="_GoBack"/>
+      <w:bookmarkEnd w:id="11"/>
+      <w:r>
+        <w:t xml:space="preserve"> and intra-individual variation in movement patterns</w:t>
+      </w:r>
+      <w:r>
+        <w:t>. Individual lens of thermal tolerance via life history, energy reserves, etc. H</w:t>
+      </w:r>
+      <w:r>
+        <w:t>owever the central tendency was consistent with a vertically cycling movement pattern.</w:t>
+      </w:r>
+    </w:p>
+    <w:p>
+      <w:pPr>
+        <w:pStyle w:val="Default"/>
+        <w:spacing w:line="480" w:lineRule="auto"/>
+        <w:ind w:firstLine="720"/>
+      </w:pPr>
+    </w:p>
+    <w:p>
+      <w:pPr>
+        <w:pStyle w:val="Default"/>
+        <w:spacing w:line="480" w:lineRule="auto"/>
+        <w:ind w:firstLine="720"/>
+        <w:rPr>
+          <w:ins w:id="12" w:author="Barrett, Hannah" w:date="2023-10-13T10:48:00Z"/>
+        </w:rPr>
+        <w:pPrChange w:id="13" w:author="Barrett, Hannah" w:date="2023-10-13T13:13:00Z">
           <w:pPr>
             <w:pStyle w:val="Default"/>
             <w:spacing w:line="480" w:lineRule="auto"/>
@@ -5955,27 +6125,29 @@
         </w:pPrChange>
       </w:pPr>
       <w:r>
+        <w:t xml:space="preserve">Fish ration size affects optimal temperature for growth and could influence habitat selection by fish (Mac 1985, Sogard &amp; Olla 1996). However, previous data collected in these alcoves (Barrett unpublished data) suggest that fish in alcoves barely feed and do not meet </w:t>
+      </w:r>
+      <w:r>
         <w:lastRenderedPageBreak/>
-        <w:t xml:space="preserve">Fish have been shown to continually track favorable temperatures in dynamic riverscapes where the locations of optimal temperatures shift over timescales of days, months, and years. However, little has been done to understand fish movement in response to fluctuation in both temperature and oxygen. Our previous research produced strong evidence of vertical habitat compression across several floodplain thermal refuge habitats, where a persistent thermocline and oxycline caused fish to hold in a narrow lens of the water column (Barrett et al. </w:t>
-      </w:r>
-      <w:r>
-        <w:rPr>
-          <w:i/>
-          <w:rPrChange w:id="23" w:author="Barrett, Hannah" w:date="2023-10-02T11:34:00Z">
-            <w:rPr/>
-          </w:rPrChange>
-        </w:rPr>
-        <w:t>in review</w:t>
-      </w:r>
-      <w:r>
-        <w:t>). These samples were all recorded during daylight hours, however. Pronounced vertical stratification in oxygen from hypoxic hyporheic inputs, coupled with diel oxygen cycling and varied solar exposure, has the potential to create a vertically shifting oxygen and temperature profile in floodplain thermal refuges</w:t>
-      </w:r>
-      <w:r>
-        <w:t>, and such</w:t>
-      </w:r>
-      <w:r>
-        <w:t xml:space="preserve"> variation likely forces fish to perform fine-scale diel vertical movements to track a zone of more optimal conditions. Here we used a novel approach combining temperature logging technologies to document fine-scale habitat use in a vertically stratified floodplain thermal refuge habitat. We conducted this study in two known cold-water alcoves used by cutthroat trout during peak summer conditions to determine how fish navigate the potential tradeoffs between DO and temperature.</w:t>
-      </w:r>
+        <w:t>energetic demands, so captive fish (which likely had reduced access to food or may cease feeding due to captivity) likely did not have substantially lower energy intake compared to fish in the wild, and thus should have similar thermal habitat selection in the context of ration.</w:t>
+      </w:r>
+      <w:r>
+        <w:t xml:space="preserve"> </w:t>
+      </w:r>
+      <w:r>
+        <w:t>We also limited our analysis to data collected 5-days post fish capture so fish str</w:t>
+      </w:r>
+      <w:r>
+        <w:t>ess and potential impact</w:t>
+      </w:r>
+      <w:r>
+        <w:t xml:space="preserve"> to activity was minimized </w:t>
+      </w:r>
+      <w:ins w:id="14" w:author="Barrett, Hannah" w:date="2023-10-13T10:59:00Z">
+        <w:r>
+          <w:t>(pub on recovery time cortisol levels post handling).</w:t>
+        </w:r>
+      </w:ins>
     </w:p>
     <w:p>
       <w:pPr>
@@ -5983,68 +6155,98 @@
         <w:spacing w:line="480" w:lineRule="auto"/>
         <w:ind w:firstLine="720"/>
         <w:rPr>
-          <w:ins w:id="24" w:author="Barrett, Hannah" w:date="2023-10-02T11:43:00Z"/>
-        </w:rPr>
-        <w:pPrChange w:id="25" w:author="Barrett, Hannah" w:date="2023-10-02T11:45:00Z">
-          <w:pPr>
-            <w:pStyle w:val="Default"/>
-            <w:spacing w:line="480" w:lineRule="auto"/>
-          </w:pPr>
-        </w:pPrChange>
-      </w:pPr>
-      <w:r>
-        <w:t>Our study yielded clear evidence of fine scale diel vertical movements to track preferred temperature and DO in a thermally stratified floodplain thermal refuge (Figure 3). Fish did display high individual and intra-individual variation in movement patterns, however the central tendency was consistent with a vertically cycling movement pattern. As these are shallow lentic environments (e.g. 2-3m), a meaningful shift in depth was on the scale of 10s of centimeters.</w:t>
-      </w:r>
+          <w:ins w:id="15" w:author="Barrett, Hannah" w:date="2023-10-13T13:18:00Z"/>
+        </w:rPr>
+      </w:pPr>
+      <w:r>
+        <w:t>By comparing the 2-hour windows of minimum and maximum DO across six cold-water alcoves, we were able to quantify the how the relationship between temperature and oxygen changes over time. We found a consistent positive relationship between DO and temperature across habitats</w:t>
+      </w:r>
+      <w:r>
+        <w:t xml:space="preserve">. </w:t>
+      </w:r>
+      <w:r>
+        <w:t>Across alcoves, th</w:t>
+      </w:r>
+      <w:r>
+        <w:t>is</w:t>
+      </w:r>
+      <w:r>
+        <w:t xml:space="preserve"> relationship </w:t>
+      </w:r>
+      <w:r>
+        <w:t xml:space="preserve">became </w:t>
+      </w:r>
+      <w:r>
+        <w:t>more severe (steeper slope) during the window of DO minima, however this was not consistent for Blue Ruin alcove. There was also variation in the minimum oxygen recorded across cold water refuge habitats. For example, all alcoves had hyporheic do as &lt;1mg/L at one or more locations during the oxygen minima, but during the oxygen maxima, minimum DO levels ranged from &lt;1mg/L to &gt;4 mg/L across sites. This can be a meaningful difference for fish, when preferred cooler temperatures may co-occur with either adequate or severely hypoxic conditions.</w:t>
+      </w:r>
+      <w:ins w:id="16" w:author="Barrett, Hannah" w:date="2023-10-13T10:59:00Z">
+        <w:r>
+          <w:t xml:space="preserve"> The variation in the severity of hypoxia may also explain variation in </w:t>
+        </w:r>
+      </w:ins>
+      <w:ins w:id="17" w:author="Barrett, Hannah" w:date="2023-10-13T12:04:00Z">
+        <w:r>
+          <w:t xml:space="preserve">selection probability </w:t>
+        </w:r>
+      </w:ins>
+      <w:ins w:id="18" w:author="Barrett, Hannah" w:date="2023-10-13T12:05:00Z">
+        <w:r>
+          <w:t>found in habitat selection function.</w:t>
+        </w:r>
+      </w:ins>
+      <w:ins w:id="19" w:author="Barrett, Hannah" w:date="2023-10-13T12:08:00Z">
+        <w:r>
+          <w:t xml:space="preserve"> </w:t>
+        </w:r>
+      </w:ins>
+      <w:ins w:id="20" w:author="Barrett, Hannah" w:date="2023-10-13T13:18:00Z">
+        <w:r>
+          <w:t xml:space="preserve">Blue Ruin alcove </w:t>
+        </w:r>
+      </w:ins>
+      <w:ins w:id="21" w:author="Barrett, Hannah" w:date="2023-10-13T15:18:00Z">
+        <w:r>
+          <w:t xml:space="preserve">is </w:t>
+        </w:r>
+      </w:ins>
+      <w:ins w:id="22" w:author="Barrett, Hannah" w:date="2023-10-13T13:18:00Z">
+        <w:r>
+          <w:t>less hypoxic during the window of low DO, so fish may have less selection pressure to</w:t>
+        </w:r>
+        <w:r>
+          <w:t xml:space="preserve">wards surface water with warmer and </w:t>
+        </w:r>
+        <w:r>
+          <w:t xml:space="preserve">higher </w:t>
+        </w:r>
+      </w:ins>
+      <w:ins w:id="23" w:author="Barrett, Hannah" w:date="2023-10-13T13:19:00Z">
+        <w:r>
+          <w:t>DO conditions.</w:t>
+        </w:r>
+      </w:ins>
     </w:p>
     <w:p>
       <w:pPr>
         <w:pStyle w:val="Default"/>
         <w:spacing w:line="480" w:lineRule="auto"/>
         <w:ind w:firstLine="720"/>
-        <w:pPrChange w:id="26" w:author="Barrett, Hannah" w:date="2023-10-02T11:45:00Z">
-          <w:pPr>
-            <w:pStyle w:val="Default"/>
-            <w:spacing w:line="480" w:lineRule="auto"/>
-          </w:pPr>
-        </w:pPrChange>
-      </w:pPr>
-      <w:del w:id="27" w:author="Barrett, Hannah" w:date="2023-10-02T11:45:00Z">
+        <w:rPr>
+          <w:ins w:id="24" w:author="Barrett, Hannah" w:date="2023-10-13T15:18:00Z"/>
+        </w:rPr>
+      </w:pPr>
+      <w:ins w:id="25" w:author="Barrett, Hannah" w:date="2023-10-13T12:08:00Z">
         <w:r>
-          <w:delText xml:space="preserve"> </w:delText>
+          <w:t>DISCUSS HSF RESULTS</w:t>
         </w:r>
-      </w:del>
-      <w:r>
-        <w:t xml:space="preserve">To determine fish vertical use of alcoves, we coupled the use of externally attached iButtons with high-resolution temperature-DO logger arrays to infer fine scale vertical movement within these habitats. Internal radio tags or iButtons estimate body temperature, which </w:t>
-      </w:r>
-      <w:r>
-        <w:lastRenderedPageBreak/>
-        <w:t>will reflect the temporal integration of habitat use (Pepino et al. 2015). For this study we used external tags so we could get point measurements in time with the fish’s thermal environment</w:t>
-      </w:r>
-      <w:r>
-        <w:t xml:space="preserve">. </w:t>
-      </w:r>
-      <w:r>
-        <w:t xml:space="preserve">Inferring fish depth and DO from temperature required that we know the vertical temperature-DO profile at the fish’s location, which meant it could not be free ranging in a heterogeneous alcove. The solution was to constrain fish to an area with a known profile using enclosures. This process allowed us to track fish temperature and DO selection at a timescale of minutes to hours during peak summer conditions. </w:t>
-      </w:r>
+      </w:ins>
     </w:p>
     <w:p>
       <w:pPr>
         <w:pStyle w:val="Default"/>
         <w:spacing w:line="480" w:lineRule="auto"/>
         <w:ind w:firstLine="720"/>
-        <w:rPr>
-          <w:ins w:id="28" w:author="Barrett, Hannah" w:date="2023-10-02T11:33:00Z"/>
-        </w:rPr>
-        <w:pPrChange w:id="29" w:author="Barrett, Hannah" w:date="2023-10-02T11:46:00Z">
-          <w:pPr>
-            <w:pStyle w:val="Default"/>
-            <w:spacing w:line="480" w:lineRule="auto"/>
-          </w:pPr>
-        </w:pPrChange>
-      </w:pPr>
-      <w:r>
-        <w:t>Fish ration size affects optimal temperature for growth and could influence habitat selection by fish (Mac 1985, Sogard &amp; Olla 1996). However, previous data collected in these alcoves (Barrett unpublished data) suggest that fish in alcoves barely feed and do not meet energetic demands, so captive fish (which likely had reduced access to food or may cease feeding due to captivity) likely did not have substantially lower energy intake compared to fish in the wild, and thus should have similar thermal habitat selection in the context of ration.</w:t>
-      </w:r>
+      </w:pPr>
     </w:p>
     <w:p>
       <w:pPr>
@@ -6053,146 +6255,33 @@
         <w:ind w:firstLine="720"/>
       </w:pPr>
       <w:r>
-        <w:t>The c</w:t>
-      </w:r>
-      <w:r>
-        <w:t xml:space="preserve">old-water alcove habitats in this study </w:t>
-      </w:r>
-      <w:ins w:id="30" w:author="Barrett, Hannah" w:date="2023-10-02T11:46:00Z">
-        <w:r>
-          <w:t xml:space="preserve">all </w:t>
-        </w:r>
-      </w:ins>
-      <w:r>
-        <w:t xml:space="preserve">displayed pronounced </w:t>
-      </w:r>
-      <w:ins w:id="31" w:author="Barrett, Hannah" w:date="2023-10-02T11:46:00Z">
-        <w:r>
-          <w:t xml:space="preserve">and consistent </w:t>
-        </w:r>
-      </w:ins>
-      <w:r>
-        <w:t xml:space="preserve">diel variation in temperature and </w:t>
-      </w:r>
-      <w:r>
-        <w:t>DO</w:t>
-      </w:r>
-      <w:r>
-        <w:t xml:space="preserve"> (Figure 2). While this variation occurred in rough synchrony, there was a mismatch in ideal conditions as it pertains to fish. Cooler temperatures found at night were concurrent with low oxygen conditions, and enhanced oxygen concentrations were characterized by increased temperatures. </w:t>
-      </w:r>
-      <w:r>
-        <w:t xml:space="preserve">A simulation of potential behavioral responses to these conditions yielded three distinct strategies (Figure 3). </w:t>
-      </w:r>
-      <w:r>
-        <w:t xml:space="preserve">The strategy employed by a fish that considered both temperature and dissolved oxygen was reflective of movement patterns we observed in our captive fish.  </w:t>
-      </w:r>
-    </w:p>
-    <w:p>
-      <w:pPr>
-        <w:pStyle w:val="Default"/>
-        <w:spacing w:line="480" w:lineRule="auto"/>
-        <w:ind w:firstLine="720"/>
-      </w:pPr>
-      <w:r>
-        <w:t>Comparing 2-hour windows of minimum and maximum DO in our two focal alcoves, as well as across six known alcoves, shows consistent positive relationship</w:t>
-      </w:r>
-      <w:r>
-        <w:t xml:space="preserve"> between DO and </w:t>
+        <w:t xml:space="preserve">Our previous research produced strong evidence of vertical habitat compression across several floodplain thermal refuge habitats, where a persistent thermocline and oxycline caused fish to hold in a narrow lens of the water column (Barrett et al. </w:t>
+      </w:r>
+      <w:r>
+        <w:rPr>
+          <w:i/>
+        </w:rPr>
+        <w:t>in review</w:t>
+      </w:r>
+      <w:r>
+        <w:t xml:space="preserve">). </w:t>
+      </w:r>
+      <w:r>
+        <w:t xml:space="preserve">However, studies are </w:t>
       </w:r>
       <w:r>
         <w:lastRenderedPageBreak/>
-        <w:t>temperature,</w:t>
-      </w:r>
-      <w:r>
-        <w:t xml:space="preserve"> with varying slope severity. </w:t>
-      </w:r>
-      <w:r>
-        <w:t>Across most alcoves, the relationship</w:t>
-      </w:r>
-      <w:r>
-        <w:t xml:space="preserve"> becomes more severe (</w:t>
-      </w:r>
-      <w:r>
-        <w:t xml:space="preserve">steeper </w:t>
-      </w:r>
-      <w:r>
-        <w:t xml:space="preserve">slope) during the window of DO minima, however </w:t>
-      </w:r>
-      <w:r>
-        <w:t>this relationship is not consistent for</w:t>
-      </w:r>
-      <w:r>
-        <w:t xml:space="preserve"> Blue Ruin </w:t>
-      </w:r>
-      <w:r>
-        <w:t>alcove</w:t>
-      </w:r>
-      <w:r>
-        <w:t xml:space="preserve">. </w:t>
-      </w:r>
-      <w:r>
-        <w:t>There was also v</w:t>
-      </w:r>
-      <w:r>
-        <w:t xml:space="preserve">ariation in </w:t>
-      </w:r>
-      <w:r>
-        <w:t xml:space="preserve">the </w:t>
-      </w:r>
-      <w:r>
-        <w:t xml:space="preserve">minimum oxygen </w:t>
-      </w:r>
-      <w:r>
-        <w:t xml:space="preserve">recorded </w:t>
-      </w:r>
-      <w:r>
-        <w:t>across cold water refuge habitats. For example, all alcoves had hyporheic do as &lt;1mg/L at</w:t>
-      </w:r>
-      <w:r>
-        <w:t xml:space="preserve"> one or more locations</w:t>
-      </w:r>
-      <w:r>
-        <w:t xml:space="preserve"> during the oxygen minima, but during the oxygen maxima, minimum DO levels ranged from &lt;1mg/L to &gt;4 mg/L across sites. This can be a meaningful difference for fish, when preferred cooler temperatures may co-occur with either adequate or severely hypoxic conditions. </w:t>
-      </w:r>
-    </w:p>
-    <w:p>
-      <w:pPr>
-        <w:pStyle w:val="Default"/>
-        <w:spacing w:line="480" w:lineRule="auto"/>
-      </w:pPr>
-    </w:p>
-    <w:p>
-      <w:pPr>
-        <w:pStyle w:val="Default"/>
-        <w:spacing w:line="480" w:lineRule="auto"/>
-      </w:pPr>
-      <w:r>
-        <w:t>DISCUSS HSF</w:t>
-      </w:r>
-    </w:p>
-    <w:p>
-      <w:pPr>
-        <w:pStyle w:val="Default"/>
-        <w:spacing w:line="480" w:lineRule="auto"/>
-      </w:pPr>
-    </w:p>
-    <w:p>
-      <w:pPr>
-        <w:pStyle w:val="Default"/>
-        <w:spacing w:line="480" w:lineRule="auto"/>
-      </w:pPr>
-      <w:r>
-        <w:t>While patches of cooler water can provide respite from an otherwise stressfully warm environment, the functionality of refuges, i.e., their ability to support fish during periods of stress, may be negatively impacted by trade-offs between low temperature and adequate DO. This study provides some clarification around what factors might impact refuge capa</w:t>
-      </w:r>
-      <w:r>
-        <w:t>city to support cold-water fish in a warmer future.</w:t>
-      </w:r>
-    </w:p>
-    <w:p>
-      <w:pPr>
-        <w:pStyle w:val="Default"/>
-        <w:spacing w:line="480" w:lineRule="auto"/>
-      </w:pPr>
+        <w:t xml:space="preserve">often performed during daylight hours, when oxygen is not a limiting factor. Here, we used </w:t>
+      </w:r>
+      <w:r>
+        <w:t xml:space="preserve">a novel </w:t>
+      </w:r>
+      <w:r>
+        <w:t>continuous monitoring</w:t>
+      </w:r>
+      <w:r>
+        <w:t xml:space="preserve"> approach to determine how diel variability in habitat conditions can cause trade-offs that drive cyclical habitat use in a floodplain thermal refuge habitat.  </w:t>
+      </w:r>
     </w:p>
     <w:p>
       <w:pPr>
@@ -6249,7 +6338,7 @@
       </w:r>
     </w:p>
   </w:comment>
-  <w:comment w:id="1" w:author="Barrett, Hannah" w:date="2023-09-25T11:43:00Z" w:initials="BH">
+  <w:comment w:id="1" w:author="Barrett, Hannah" w:date="2023-10-12T10:09:00Z" w:initials="BH">
     <w:p>
       <w:pPr>
         <w:pStyle w:val="CommentText"/>
@@ -6261,7 +6350,10 @@
         <w:annotationRef/>
       </w:r>
       <w:r>
-        <w:t>Change this, cannot determine this from hsf</w:t>
+        <w:t xml:space="preserve">Need to talk to Joel and Taal, can we actually state this from the model? </w:t>
+      </w:r>
+      <w:r>
+        <w:t>See hsf figures</w:t>
       </w:r>
     </w:p>
   </w:comment>
@@ -6382,7 +6474,7 @@
       </w:r>
     </w:p>
   </w:comment>
-  <w:comment w:id="8" w:author="Microsoft Office User" w:date="2023-09-13T10:38:00Z" w:initials="MOU">
+  <w:comment w:id="5" w:author="Microsoft Office User" w:date="2023-09-13T10:42:00Z" w:initials="MOU">
     <w:p>
       <w:pPr>
         <w:pStyle w:val="CommentText"/>
@@ -6394,11 +6486,11 @@
         <w:annotationRef/>
       </w:r>
       <w:r>
-        <w:t>Prob need a stat on how similar they were when the fouled logger wasn’t giving outlier values</w:t>
+        <w:t>I didn’t follow why you needed a slope and intercept – is this only for the T-DOopt? Or for the others too?</w:t>
       </w:r>
     </w:p>
   </w:comment>
-  <w:comment w:id="15" w:author="Microsoft Office User" w:date="2023-09-13T10:42:00Z" w:initials="MOU">
+  <w:comment w:id="6" w:author="Barrett, Hannah" w:date="2023-09-19T10:38:00Z" w:initials="BH">
     <w:p>
       <w:pPr>
         <w:pStyle w:val="CommentText"/>
@@ -6410,11 +6502,11 @@
         <w:annotationRef/>
       </w:r>
       <w:r>
-        <w:t>I didn’t follow why you needed a slope and intercept – is this only for the T-DOopt? Or for the others too?</w:t>
+        <w:t>Not sure how to phrase, but essentially we have to calculate the slope and intercept between the highest and lowest temp so we can get the index values for the temps between the highest/lowest values (so imagine x/y coordinates are 1, 12 and 0, 22 and we need to calculate the index values (between 0 and 1) for all recorded temp values between 12 and 22).</w:t>
       </w:r>
     </w:p>
   </w:comment>
-  <w:comment w:id="16" w:author="Barrett, Hannah" w:date="2023-09-19T10:38:00Z" w:initials="BH">
+  <w:comment w:id="7" w:author="Barrett, Hannah" w:date="2023-10-02T10:46:00Z" w:initials="BH">
     <w:p>
       <w:pPr>
         <w:pStyle w:val="CommentText"/>
@@ -6426,11 +6518,11 @@
         <w:annotationRef/>
       </w:r>
       <w:r>
-        <w:t>Not sure how to phrase, but essentially we have to calculate the slope and intercept between the highest and lowest temp so we can get the index values for the temps between the highest/lowest values (so imagine x/y coordinates are 1, 12 and 0, 22 and we need to calculate the index values (between 0 and 1) for all recorded temp values between 12 and 22).</w:t>
+        <w:t>B3xi1xi2 interaction term?</w:t>
       </w:r>
     </w:p>
   </w:comment>
-  <w:comment w:id="20" w:author="Barrett, Hannah" w:date="2023-10-02T10:46:00Z" w:initials="BH">
+  <w:comment w:id="8" w:author="Barrett, Hannah" w:date="2023-10-12T14:06:00Z" w:initials="BH">
     <w:p>
       <w:pPr>
         <w:pStyle w:val="CommentText"/>
@@ -6442,7 +6534,23 @@
         <w:annotationRef/>
       </w:r>
       <w:r>
-        <w:t>B3xi1xi2 interaction term?</w:t>
+        <w:t>4mg/L, a cutoff representing the EPA 24-hour minimum DO criteria for cold water fish (DO below this becomes stressful)</w:t>
+      </w:r>
+    </w:p>
+  </w:comment>
+  <w:comment w:id="10" w:author="Barrett, Hannah" w:date="2023-10-13T10:42:00Z" w:initials="BH">
+    <w:p>
+      <w:pPr>
+        <w:pStyle w:val="CommentText"/>
+      </w:pPr>
+      <w:r>
+        <w:rPr>
+          <w:rStyle w:val="CommentReference"/>
+        </w:rPr>
+        <w:annotationRef/>
+      </w:r>
+      <w:r>
+        <w:t>What am I trying to say here? That the net pen approach is valid because any area that contains cold water also contains low do, such that vertically shifting movements will remain a prevalent tactic… lateral movement would cause fish to exit both low DO and low temp environments</w:t>
       </w:r>
     </w:p>
   </w:comment>
@@ -6452,14 +6560,15 @@
 <file path=word/commentsExtended.xml><?xml version="1.0" encoding="utf-8"?>
 <w15:commentsEx xmlns:wpc="http://schemas.microsoft.com/office/word/2010/wordprocessingCanvas" xmlns:cx="http://schemas.microsoft.com/office/drawing/2014/chartex" xmlns:cx1="http://schemas.microsoft.com/office/drawing/2015/9/8/chartex" xmlns:mc="http://schemas.openxmlformats.org/markup-compatibility/2006" xmlns:o="urn:schemas-microsoft-com:office:office" xmlns:r="http://schemas.openxmlformats.org/officeDocument/2006/relationships" xmlns:m="http://schemas.openxmlformats.org/officeDocument/2006/math" xmlns:v="urn:schemas-microsoft-com:vml" xmlns:wp14="http://schemas.microsoft.com/office/word/2010/wordprocessingDrawing" xmlns:wp="http://schemas.openxmlformats.org/drawingml/2006/wordprocessingDrawing" xmlns:w10="urn:schemas-microsoft-com:office:word" xmlns:w="http://schemas.openxmlformats.org/wordprocessingml/2006/main" xmlns:w14="http://schemas.microsoft.com/office/word/2010/wordml" xmlns:w15="http://schemas.microsoft.com/office/word/2012/wordml" xmlns:w16se="http://schemas.microsoft.com/office/word/2015/wordml/symex" xmlns:wpg="http://schemas.microsoft.com/office/word/2010/wordprocessingGroup" xmlns:wpi="http://schemas.microsoft.com/office/word/2010/wordprocessingInk" xmlns:wne="http://schemas.microsoft.com/office/word/2006/wordml" xmlns:wps="http://schemas.microsoft.com/office/word/2010/wordprocessingShape" mc:Ignorable="w14 w15 w16se wp14">
   <w15:commentEx w15:paraId="372B8ADE" w15:done="0"/>
-  <w15:commentEx w15:paraId="1C7B4343" w15:done="0"/>
+  <w15:commentEx w15:paraId="7898CFC4" w15:done="0"/>
   <w15:commentEx w15:paraId="3FD0284C" w15:done="0"/>
   <w15:commentEx w15:paraId="2FA6C5F9" w15:paraIdParent="3FD0284C" w15:done="0"/>
   <w15:commentEx w15:paraId="2C05BD8C" w15:done="1"/>
-  <w15:commentEx w15:paraId="73456066" w15:done="1"/>
   <w15:commentEx w15:paraId="47902044" w15:done="0"/>
   <w15:commentEx w15:paraId="7F32AA3D" w15:paraIdParent="47902044" w15:done="0"/>
   <w15:commentEx w15:paraId="5584008A" w15:done="0"/>
+  <w15:commentEx w15:paraId="09C13A48" w15:done="0"/>
+  <w15:commentEx w15:paraId="2F95B1E2" w15:done="0"/>
 </w15:commentsEx>
 </file>
 

--- a/manuscript/dvm.manuscript.08252023.HB.docx
+++ b/manuscript/dvm.manuscript.08252023.HB.docx
@@ -343,6 +343,16 @@
         </w:rPr>
         <w:t xml:space="preserve">While research often quantifies behavioral avoidance of single stressors (e.g., </w:t>
       </w:r>
+      <w:ins w:id="0" w:author="Barrett, Hannah" w:date="2023-11-21T10:36:00Z">
+        <w:r>
+          <w:rPr>
+            <w:rFonts w:ascii="Times New Roman" w:hAnsi="Times New Roman" w:cs="Times New Roman"/>
+            <w:sz w:val="24"/>
+            <w:szCs w:val="24"/>
+          </w:rPr>
+          <w:t xml:space="preserve">predation; Stich et al. 1981, </w:t>
+        </w:r>
+      </w:ins>
       <w:r>
         <w:rPr>
           <w:rFonts w:ascii="Times New Roman" w:hAnsi="Times New Roman" w:cs="Times New Roman"/>
@@ -357,7 +367,25 @@
           <w:sz w:val="24"/>
           <w:szCs w:val="24"/>
         </w:rPr>
-        <w:t>Rhodes et al. 2001</w:t>
+        <w:t>Rhode</w:t>
+      </w:r>
+      <w:del w:id="1" w:author="Barrett, Hannah" w:date="2023-11-21T10:35:00Z">
+        <w:r>
+          <w:rPr>
+            <w:rFonts w:ascii="Times New Roman" w:hAnsi="Times New Roman" w:cs="Times New Roman"/>
+            <w:sz w:val="24"/>
+            <w:szCs w:val="24"/>
+          </w:rPr>
+          <w:delText>s</w:delText>
+        </w:r>
+      </w:del>
+      <w:r>
+        <w:rPr>
+          <w:rFonts w:ascii="Times New Roman" w:hAnsi="Times New Roman" w:cs="Times New Roman"/>
+          <w:sz w:val="24"/>
+          <w:szCs w:val="24"/>
+        </w:rPr>
+        <w:t xml:space="preserve"> et al. 2001</w:t>
       </w:r>
       <w:r>
         <w:rPr>
@@ -501,7 +529,71 @@
           <w:sz w:val="24"/>
           <w:szCs w:val="24"/>
         </w:rPr>
-        <w:t xml:space="preserve"> (Houston et al. 1993, Krause et al. 1998, </w:t>
+        <w:t xml:space="preserve"> (Houston et al. 1993, Krause et al. 1998, Orrick et al 2013)</w:t>
+      </w:r>
+      <w:r>
+        <w:rPr>
+          <w:rFonts w:ascii="Times New Roman" w:hAnsi="Times New Roman" w:cs="Times New Roman"/>
+          <w:sz w:val="24"/>
+          <w:szCs w:val="24"/>
+        </w:rPr>
+        <w:t xml:space="preserve">. </w:t>
+      </w:r>
+      <w:r>
+        <w:rPr>
+          <w:rFonts w:ascii="Times New Roman" w:hAnsi="Times New Roman" w:cs="Times New Roman"/>
+          <w:sz w:val="24"/>
+          <w:szCs w:val="24"/>
+        </w:rPr>
+        <w:t xml:space="preserve">Similarly, </w:t>
+      </w:r>
+      <w:r>
+        <w:rPr>
+          <w:rFonts w:ascii="Times New Roman" w:hAnsi="Times New Roman" w:cs="Times New Roman"/>
+          <w:sz w:val="24"/>
+          <w:szCs w:val="24"/>
+        </w:rPr>
+        <w:t>fish movement to</w:t>
+      </w:r>
+      <w:r>
+        <w:rPr>
+          <w:rFonts w:ascii="Times New Roman" w:hAnsi="Times New Roman" w:cs="Times New Roman"/>
+          <w:sz w:val="24"/>
+          <w:szCs w:val="24"/>
+        </w:rPr>
+        <w:t xml:space="preserve"> cold</w:t>
+      </w:r>
+      <w:r>
+        <w:rPr>
+          <w:rFonts w:ascii="Times New Roman" w:hAnsi="Times New Roman" w:cs="Times New Roman"/>
+          <w:sz w:val="24"/>
+          <w:szCs w:val="24"/>
+        </w:rPr>
+        <w:t>-</w:t>
+      </w:r>
+      <w:r>
+        <w:rPr>
+          <w:rFonts w:ascii="Times New Roman" w:hAnsi="Times New Roman" w:cs="Times New Roman"/>
+          <w:sz w:val="24"/>
+          <w:szCs w:val="24"/>
+        </w:rPr>
+        <w:t>water refuge</w:t>
+      </w:r>
+      <w:r>
+        <w:rPr>
+          <w:rFonts w:ascii="Times New Roman" w:hAnsi="Times New Roman" w:cs="Times New Roman"/>
+          <w:sz w:val="24"/>
+          <w:szCs w:val="24"/>
+        </w:rPr>
+        <w:t>s</w:t>
+      </w:r>
+      <w:r>
+        <w:rPr>
+          <w:rFonts w:ascii="Times New Roman" w:hAnsi="Times New Roman" w:cs="Times New Roman"/>
+          <w:sz w:val="24"/>
+          <w:szCs w:val="24"/>
+        </w:rPr>
+        <w:t xml:space="preserve"> may </w:t>
       </w:r>
       <w:r>
         <w:rPr>
@@ -510,71 +602,7 @@
           <w:szCs w:val="24"/>
         </w:rPr>
         <w:lastRenderedPageBreak/>
-        <w:t>Orrick et al 2013)</w:t>
-      </w:r>
-      <w:r>
-        <w:rPr>
-          <w:rFonts w:ascii="Times New Roman" w:hAnsi="Times New Roman" w:cs="Times New Roman"/>
-          <w:sz w:val="24"/>
-          <w:szCs w:val="24"/>
-        </w:rPr>
-        <w:t xml:space="preserve">. </w:t>
-      </w:r>
-      <w:r>
-        <w:rPr>
-          <w:rFonts w:ascii="Times New Roman" w:hAnsi="Times New Roman" w:cs="Times New Roman"/>
-          <w:sz w:val="24"/>
-          <w:szCs w:val="24"/>
-        </w:rPr>
-        <w:t xml:space="preserve">Similarly, </w:t>
-      </w:r>
-      <w:r>
-        <w:rPr>
-          <w:rFonts w:ascii="Times New Roman" w:hAnsi="Times New Roman" w:cs="Times New Roman"/>
-          <w:sz w:val="24"/>
-          <w:szCs w:val="24"/>
-        </w:rPr>
-        <w:t>fish movement to</w:t>
-      </w:r>
-      <w:r>
-        <w:rPr>
-          <w:rFonts w:ascii="Times New Roman" w:hAnsi="Times New Roman" w:cs="Times New Roman"/>
-          <w:sz w:val="24"/>
-          <w:szCs w:val="24"/>
-        </w:rPr>
-        <w:t xml:space="preserve"> cold</w:t>
-      </w:r>
-      <w:r>
-        <w:rPr>
-          <w:rFonts w:ascii="Times New Roman" w:hAnsi="Times New Roman" w:cs="Times New Roman"/>
-          <w:sz w:val="24"/>
-          <w:szCs w:val="24"/>
-        </w:rPr>
-        <w:t>-</w:t>
-      </w:r>
-      <w:r>
-        <w:rPr>
-          <w:rFonts w:ascii="Times New Roman" w:hAnsi="Times New Roman" w:cs="Times New Roman"/>
-          <w:sz w:val="24"/>
-          <w:szCs w:val="24"/>
-        </w:rPr>
-        <w:t>water refuge</w:t>
-      </w:r>
-      <w:r>
-        <w:rPr>
-          <w:rFonts w:ascii="Times New Roman" w:hAnsi="Times New Roman" w:cs="Times New Roman"/>
-          <w:sz w:val="24"/>
-          <w:szCs w:val="24"/>
-        </w:rPr>
-        <w:t>s</w:t>
-      </w:r>
-      <w:r>
-        <w:rPr>
-          <w:rFonts w:ascii="Times New Roman" w:hAnsi="Times New Roman" w:cs="Times New Roman"/>
-          <w:sz w:val="24"/>
-          <w:szCs w:val="24"/>
-        </w:rPr>
-        <w:t xml:space="preserve"> may present a conflict between </w:t>
+        <w:t xml:space="preserve">present a conflict between </w:t>
       </w:r>
       <w:r>
         <w:rPr>
@@ -721,7 +749,89 @@
           <w:sz w:val="24"/>
           <w:szCs w:val="24"/>
         </w:rPr>
-        <w:t>Pelagic and lentic habitats can present a pronounced thermocline and oxycline (known as vertical fronts in pelagic research; Logan et al. 2023). In a tropical marine environments, excessively cold and hypoxic waters create hypoxia based habitat constriction, causing fish to primarily hold at and above the thermocline (Brill et al. 1998, Logan et al. 2023). In temperate lotic and lentic environments, warm surface temperatures can exceed physiological optima, and hypoxic conditions at depth can limit fish vertical distribution, creating a vertically compressed habitat known as a temperature-oxygen squeeze (Coutant</w:t>
+        <w:t>Pelagic and lentic habitats can present a pronounced thermocline and oxycline (</w:t>
+      </w:r>
+      <w:ins w:id="2" w:author="Barrett, Hannah" w:date="2023-11-21T10:38:00Z">
+        <w:r>
+          <w:rPr>
+            <w:rFonts w:ascii="Times New Roman" w:hAnsi="Times New Roman" w:cs="Times New Roman"/>
+            <w:sz w:val="24"/>
+            <w:szCs w:val="24"/>
+          </w:rPr>
+          <w:t xml:space="preserve">also </w:t>
+        </w:r>
+      </w:ins>
+      <w:del w:id="3" w:author="Barrett, Hannah" w:date="2023-11-21T10:39:00Z">
+        <w:r>
+          <w:rPr>
+            <w:rFonts w:ascii="Times New Roman" w:hAnsi="Times New Roman" w:cs="Times New Roman"/>
+            <w:sz w:val="24"/>
+            <w:szCs w:val="24"/>
+          </w:rPr>
+          <w:delText xml:space="preserve">known </w:delText>
+        </w:r>
+      </w:del>
+      <w:ins w:id="4" w:author="Barrett, Hannah" w:date="2023-11-21T10:39:00Z">
+        <w:r>
+          <w:rPr>
+            <w:rFonts w:ascii="Times New Roman" w:hAnsi="Times New Roman" w:cs="Times New Roman"/>
+            <w:sz w:val="24"/>
+            <w:szCs w:val="24"/>
+          </w:rPr>
+          <w:t>referred to</w:t>
+        </w:r>
+        <w:r>
+          <w:rPr>
+            <w:rFonts w:ascii="Times New Roman" w:hAnsi="Times New Roman" w:cs="Times New Roman"/>
+            <w:sz w:val="24"/>
+            <w:szCs w:val="24"/>
+          </w:rPr>
+          <w:t xml:space="preserve"> </w:t>
+        </w:r>
+      </w:ins>
+      <w:r>
+        <w:rPr>
+          <w:rFonts w:ascii="Times New Roman" w:hAnsi="Times New Roman" w:cs="Times New Roman"/>
+          <w:sz w:val="24"/>
+          <w:szCs w:val="24"/>
+        </w:rPr>
+        <w:t>as vertical fronts</w:t>
+      </w:r>
+      <w:del w:id="5" w:author="Barrett, Hannah" w:date="2023-11-21T10:39:00Z">
+        <w:r>
+          <w:rPr>
+            <w:rFonts w:ascii="Times New Roman" w:hAnsi="Times New Roman" w:cs="Times New Roman"/>
+            <w:sz w:val="24"/>
+            <w:szCs w:val="24"/>
+          </w:rPr>
+          <w:delText xml:space="preserve"> in pelagic research</w:delText>
+        </w:r>
+      </w:del>
+      <w:r>
+        <w:rPr>
+          <w:rFonts w:ascii="Times New Roman" w:hAnsi="Times New Roman" w:cs="Times New Roman"/>
+          <w:sz w:val="24"/>
+          <w:szCs w:val="24"/>
+        </w:rPr>
+        <w:t>; Logan et al. 2023). In</w:t>
+      </w:r>
+      <w:del w:id="6" w:author="Barrett, Hannah" w:date="2023-11-21T10:39:00Z">
+        <w:r>
+          <w:rPr>
+            <w:rFonts w:ascii="Times New Roman" w:hAnsi="Times New Roman" w:cs="Times New Roman"/>
+            <w:sz w:val="24"/>
+            <w:szCs w:val="24"/>
+          </w:rPr>
+          <w:delText xml:space="preserve"> a</w:delText>
+        </w:r>
+      </w:del>
+      <w:r>
+        <w:rPr>
+          <w:rFonts w:ascii="Times New Roman" w:hAnsi="Times New Roman" w:cs="Times New Roman"/>
+          <w:sz w:val="24"/>
+          <w:szCs w:val="24"/>
+        </w:rPr>
+        <w:t xml:space="preserve"> tropical marine environments, excessively cold and hypoxic waters create hypoxia based habitat constriction, causing fish to primarily hold at and above the thermocline (Brill et al. 1998, Logan et al. 2023). In temperate lotic and lentic environments, warm surface temperatures can exceed physiological optima, and hypoxic conditions at depth can limit fish vertical distribution, creating a vertically compressed habitat known as a temperature-oxygen squeeze (Coutant</w:t>
       </w:r>
       <w:r>
         <w:rPr>
@@ -1824,7 +1934,7 @@
         <w:lastRenderedPageBreak/>
         <w:t xml:space="preserve">in </w:t>
       </w:r>
-      <w:commentRangeStart w:id="0"/>
+      <w:commentRangeStart w:id="7"/>
       <w:r>
         <w:rPr>
           <w:rFonts w:ascii="Times New Roman" w:hAnsi="Times New Roman" w:cs="Times New Roman"/>
@@ -1833,36 +1943,36 @@
         </w:rPr>
         <w:t xml:space="preserve">alcoves. </w:t>
       </w:r>
-      <w:commentRangeEnd w:id="0"/>
+      <w:commentRangeEnd w:id="7"/>
       <w:r>
         <w:rPr>
           <w:rStyle w:val="CommentReference"/>
         </w:rPr>
-        <w:commentReference w:id="0"/>
-      </w:r>
-      <w:r>
-        <w:rPr>
-          <w:rFonts w:ascii="Times New Roman" w:hAnsi="Times New Roman" w:cs="Times New Roman"/>
-          <w:sz w:val="24"/>
-          <w:szCs w:val="24"/>
-        </w:rPr>
-        <w:t xml:space="preserve">Finally, we used a habitat selection function to quantify whether fish preference for temperature or oxygen shifts as these variables </w:t>
-      </w:r>
-      <w:commentRangeStart w:id="1"/>
-      <w:r>
-        <w:rPr>
-          <w:rFonts w:ascii="Times New Roman" w:hAnsi="Times New Roman" w:cs="Times New Roman"/>
-          <w:sz w:val="24"/>
-          <w:szCs w:val="24"/>
-        </w:rPr>
-        <w:t xml:space="preserve">fluctuate over time. </w:t>
-      </w:r>
-      <w:commentRangeEnd w:id="1"/>
-      <w:r>
-        <w:rPr>
-          <w:rStyle w:val="CommentReference"/>
-        </w:rPr>
-        <w:commentReference w:id="1"/>
+        <w:commentReference w:id="7"/>
+      </w:r>
+      <w:r>
+        <w:rPr>
+          <w:rFonts w:ascii="Times New Roman" w:hAnsi="Times New Roman" w:cs="Times New Roman"/>
+          <w:sz w:val="24"/>
+          <w:szCs w:val="24"/>
+        </w:rPr>
+        <w:t>Finally, we used</w:t>
+      </w:r>
+      <w:r>
+        <w:rPr>
+          <w:rFonts w:ascii="Times New Roman" w:hAnsi="Times New Roman" w:cs="Times New Roman"/>
+          <w:sz w:val="24"/>
+          <w:szCs w:val="24"/>
+        </w:rPr>
+        <w:t xml:space="preserve"> Cox proportional hazards modelling </w:t>
+      </w:r>
+      <w:r>
+        <w:rPr>
+          <w:rFonts w:ascii="Times New Roman" w:hAnsi="Times New Roman" w:cs="Times New Roman"/>
+          <w:sz w:val="24"/>
+          <w:szCs w:val="24"/>
+        </w:rPr>
+        <w:t xml:space="preserve">to quantify whether fish preference for temperature or oxygen shifts as these variables fluctuate over time. </w:t>
       </w:r>
     </w:p>
     <w:p>
@@ -1903,39 +2013,7 @@
           <w:sz w:val="24"/>
           <w:szCs w:val="24"/>
         </w:rPr>
-        <w:t xml:space="preserve">The Willamette River basin lies between the Cascade and Coastal Mountain ranges of Western Oregon. Historically the Upper Willamette River (between Eugene and Salem) was a laterally dynamic and meandering gravel bed river with side channels, islands, and gravel beds (Wallick et al. 2013, Flitcroft et al. 2023). These features can still be found, but have been severely reduced since Euro-American settlement (Baker et al. 2004, Gregory et al. 2019). This portion of the river also contains numerous alcoves, </w:t>
-      </w:r>
-      <w:commentRangeStart w:id="2"/>
-      <w:commentRangeStart w:id="3"/>
-      <w:r>
-        <w:rPr>
-          <w:rFonts w:ascii="Times New Roman" w:hAnsi="Times New Roman" w:cs="Times New Roman"/>
-          <w:sz w:val="24"/>
-          <w:szCs w:val="24"/>
-        </w:rPr>
-        <w:t>floodplain</w:t>
-      </w:r>
-      <w:commentRangeEnd w:id="2"/>
-      <w:r>
-        <w:rPr>
-          <w:rStyle w:val="CommentReference"/>
-        </w:rPr>
-        <w:commentReference w:id="2"/>
-      </w:r>
-      <w:commentRangeEnd w:id="3"/>
-      <w:r>
-        <w:rPr>
-          <w:rStyle w:val="CommentReference"/>
-        </w:rPr>
-        <w:commentReference w:id="3"/>
-      </w:r>
-      <w:r>
-        <w:rPr>
-          <w:rFonts w:ascii="Times New Roman" w:hAnsi="Times New Roman" w:cs="Times New Roman"/>
-          <w:sz w:val="24"/>
-          <w:szCs w:val="24"/>
-        </w:rPr>
-        <w:t xml:space="preserve"> features with only a downstream connection to the mainstem river. A subset of these waterbodies function as cold-water refuges, providing water at least 2℃ cooler than the adjacent mainstem river. Often, these cold-water habitats are seasonally exploited by cold-water fishes. Our research has focused on two such alcoves, Norwood and Blue Ruin, which frequently contain dense aggregations of coastal cutthroat trout, a fluvial cold-water fish, during peak summer conditions. While we have primarily focused on these two cold-water alcoves, we have documented cutthroat trout in all of the cold-water alcoves we have studied thus far, and many likely contain high numbers of these fish during summer. </w:t>
+        <w:t xml:space="preserve">The Willamette River basin lies between the Cascade and Coastal Mountain ranges of Western Oregon. Historically the Upper Willamette River (between Eugene and Salem) was a laterally dynamic and meandering gravel bed river with side channels, islands, and gravel beds (Wallick et al. 2013, Flitcroft et al. 2023). These features can still be found, but have been severely reduced since Euro-American settlement (Baker et al. 2004, Gregory et al. 2019). This portion of the river also contains numerous alcoves, floodplain features with only a downstream connection to the mainstem river. A subset of these waterbodies function as cold-water refuges, providing water at least 2℃ cooler than the adjacent mainstem river. Often, these cold-water habitats are seasonally exploited by cold-water fishes. Our research has focused on two such alcoves, Norwood and Blue Ruin, which frequently contain dense aggregations of coastal cutthroat trout, a fluvial cold-water fish, during peak summer conditions. While we have primarily focused on these two cold-water alcoves, we have documented cutthroat trout in all of the cold-water alcoves we have studied thus far, and many likely contain high numbers of these fish during summer. </w:t>
       </w:r>
     </w:p>
     <w:p>
@@ -2759,6 +2837,14 @@
         </w:rPr>
         <w:t>(Turnbull et al. 2005).</w:t>
       </w:r>
+      <w:r>
+        <w:rPr>
+          <w:rFonts w:ascii="Times New Roman" w:hAnsi="Times New Roman" w:cs="Times New Roman"/>
+          <w:sz w:val="24"/>
+          <w:szCs w:val="24"/>
+        </w:rPr>
+        <w:t xml:space="preserve">  In total, we collected data from 13-fish in Blue Ruin alcove, and 8-fish in Norwood alcove; 9-fish escaped the net pens during the study, and two of the iButtons recovered from Blue Ruin were corrupted and only contained 3-days of useable data. </w:t>
+      </w:r>
     </w:p>
     <w:p>
       <w:pPr>
@@ -3084,7 +3170,7 @@
         </w:rPr>
         <w:t xml:space="preserve">cm below the </w:t>
       </w:r>
-      <w:commentRangeStart w:id="4"/>
+      <w:commentRangeStart w:id="8"/>
       <w:r>
         <w:rPr>
           <w:rFonts w:ascii="Times New Roman" w:hAnsi="Times New Roman" w:cs="Times New Roman"/>
@@ -3093,12 +3179,12 @@
         </w:rPr>
         <w:t>surface</w:t>
       </w:r>
-      <w:commentRangeEnd w:id="4"/>
+      <w:commentRangeEnd w:id="8"/>
       <w:r>
         <w:rPr>
           <w:rStyle w:val="CommentReference"/>
         </w:rPr>
-        <w:commentReference w:id="4"/>
+        <w:commentReference w:id="8"/>
       </w:r>
       <w:r>
         <w:rPr>
@@ -3178,6 +3264,7 @@
           <w:sz w:val="24"/>
           <w:szCs w:val="24"/>
         </w:rPr>
+        <w:lastRenderedPageBreak/>
         <w:t>dissolved oxygen</w:t>
       </w:r>
       <w:r>
@@ -3210,16 +3297,7 @@
           <w:sz w:val="24"/>
           <w:szCs w:val="24"/>
         </w:rPr>
-        <w:t xml:space="preserve">. Logger membranes were also wiped </w:t>
-      </w:r>
-      <w:r>
-        <w:rPr>
-          <w:rFonts w:ascii="Times New Roman" w:hAnsi="Times New Roman" w:cs="Times New Roman"/>
-          <w:sz w:val="24"/>
-          <w:szCs w:val="24"/>
-        </w:rPr>
-        <w:lastRenderedPageBreak/>
-        <w:t xml:space="preserve">clean during this maintenance. </w:t>
+        <w:t xml:space="preserve">. Logger membranes were also wiped clean during this maintenance. </w:t>
       </w:r>
       <w:r>
         <w:rPr>
@@ -3422,7 +3500,23 @@
           <w:sz w:val="24"/>
           <w:szCs w:val="24"/>
         </w:rPr>
-        <w:t>We used the temperature and oxygen data from the 2021 Blue Ruin site-4 net pen array to simulate how hypothesized fish depth should change over a 24-</w:t>
+        <w:t xml:space="preserve">We used the temperature and oxygen data from the 2021 </w:t>
+      </w:r>
+      <w:r>
+        <w:rPr>
+          <w:rFonts w:ascii="Times New Roman" w:hAnsi="Times New Roman" w:cs="Times New Roman"/>
+          <w:sz w:val="24"/>
+          <w:szCs w:val="24"/>
+        </w:rPr>
+        <w:t>Norwood</w:t>
+      </w:r>
+      <w:r>
+        <w:rPr>
+          <w:rFonts w:ascii="Times New Roman" w:hAnsi="Times New Roman" w:cs="Times New Roman"/>
+          <w:sz w:val="24"/>
+          <w:szCs w:val="24"/>
+        </w:rPr>
+        <w:t xml:space="preserve"> net pen array to simulate how hypothesized fish depth should change over a 24-</w:t>
       </w:r>
       <w:r>
         <w:rPr>
@@ -3489,23 +3583,47 @@
           <w:sz w:val="24"/>
           <w:szCs w:val="24"/>
         </w:rPr>
-        <w:t xml:space="preserve">). Two of the </w:t>
-      </w:r>
-      <w:r>
-        <w:rPr>
-          <w:rFonts w:ascii="Times New Roman" w:hAnsi="Times New Roman" w:cs="Times New Roman"/>
-          <w:sz w:val="24"/>
-          <w:szCs w:val="24"/>
-        </w:rPr>
-        <w:t>temperature-DO loggers</w:t>
-      </w:r>
-      <w:r>
-        <w:rPr>
-          <w:rFonts w:ascii="Times New Roman" w:hAnsi="Times New Roman" w:cs="Times New Roman"/>
-          <w:sz w:val="24"/>
-          <w:szCs w:val="24"/>
-        </w:rPr>
-        <w:t xml:space="preserve"> at the site-4 net pen array (loggers at 1.55m and 0.5m depth) became fouled with algae during the study and frequently recorded excessively high and low DO concentrations (despite weekly cleaning of the sensors). The site-5 logger array (closest to the terminus of the alcove; Supplemental Figure 1), however, was within 10m of the site-4 net pen </w:t>
+        <w:t>). We first selected a 24-hour period (July 29) that was representative of typical summertime conditions at this location. W</w:t>
+      </w:r>
+      <w:r>
+        <w:rPr>
+          <w:rFonts w:ascii="Times New Roman" w:hAnsi="Times New Roman" w:cs="Times New Roman"/>
+          <w:sz w:val="24"/>
+          <w:szCs w:val="24"/>
+        </w:rPr>
+        <w:t>e</w:t>
+      </w:r>
+      <w:r>
+        <w:rPr>
+          <w:rFonts w:ascii="Times New Roman" w:hAnsi="Times New Roman" w:cs="Times New Roman"/>
+          <w:sz w:val="24"/>
+          <w:szCs w:val="24"/>
+        </w:rPr>
+        <w:t xml:space="preserve"> then</w:t>
+      </w:r>
+      <w:r>
+        <w:rPr>
+          <w:rFonts w:ascii="Times New Roman" w:hAnsi="Times New Roman" w:cs="Times New Roman"/>
+          <w:sz w:val="24"/>
+          <w:szCs w:val="24"/>
+        </w:rPr>
+        <w:t xml:space="preserve"> interpolated between loggers to create</w:t>
+      </w:r>
+      <w:r>
+        <w:rPr>
+          <w:rFonts w:ascii="Times New Roman" w:hAnsi="Times New Roman" w:cs="Times New Roman"/>
+          <w:sz w:val="24"/>
+          <w:szCs w:val="24"/>
+        </w:rPr>
+        <w:t xml:space="preserve"> a</w:t>
+      </w:r>
+      <w:r>
+        <w:rPr>
+          <w:rFonts w:ascii="Times New Roman" w:hAnsi="Times New Roman" w:cs="Times New Roman"/>
+          <w:sz w:val="24"/>
+          <w:szCs w:val="24"/>
+        </w:rPr>
+        <w:t xml:space="preserve"> more continuous </w:t>
       </w:r>
       <w:r>
         <w:rPr>
@@ -3514,123 +3632,7 @@
           <w:szCs w:val="24"/>
         </w:rPr>
         <w:lastRenderedPageBreak/>
-        <w:t>array and comparison of logger data between these two sites, as well as profile data from both locations, showed that recordings of temperature and oxygen were quite comparable throughout the vertical profile (depth and time-matched DO measurements were within ≤ 0.3</w:t>
-      </w:r>
-      <w:r>
-        <w:rPr>
-          <w:rFonts w:ascii="Times New Roman" w:hAnsi="Times New Roman" w:cs="Times New Roman"/>
-          <w:sz w:val="24"/>
-          <w:szCs w:val="24"/>
-        </w:rPr>
-        <w:t xml:space="preserve"> </w:t>
-      </w:r>
-      <w:r>
-        <w:rPr>
-          <w:rFonts w:ascii="Times New Roman" w:hAnsi="Times New Roman" w:cs="Times New Roman"/>
-          <w:sz w:val="24"/>
-          <w:szCs w:val="24"/>
-        </w:rPr>
-        <w:t>mg•L</w:t>
-      </w:r>
-      <w:r>
-        <w:rPr>
-          <w:rFonts w:ascii="Times New Roman" w:hAnsi="Times New Roman" w:cs="Times New Roman"/>
-          <w:sz w:val="24"/>
-          <w:szCs w:val="24"/>
-          <w:vertAlign w:val="superscript"/>
-        </w:rPr>
-        <w:t>-1</w:t>
-      </w:r>
-      <w:r>
-        <w:rPr>
-          <w:rFonts w:ascii="Times New Roman" w:hAnsi="Times New Roman" w:cs="Times New Roman"/>
-          <w:sz w:val="24"/>
-          <w:szCs w:val="24"/>
-        </w:rPr>
-        <w:t>). We opted to remove the DO recordings from the two fouled loggers at the site-4 net pen array and to incorporate the DO data from the site-5 array recorded by the loggers at the closest aligning depths (loggers at 1.35 and 0.4m depth respectively). This new dataset was used for the depth selection simulation, to quantify fish DO selection from our enclosure study, and for the habitat selection function</w:t>
-      </w:r>
-      <w:r>
-        <w:rPr>
-          <w:rFonts w:ascii="Times New Roman" w:hAnsi="Times New Roman" w:cs="Times New Roman"/>
-          <w:sz w:val="24"/>
-          <w:szCs w:val="24"/>
-        </w:rPr>
-        <w:t xml:space="preserve">, described </w:t>
-      </w:r>
-      <w:r>
-        <w:rPr>
-          <w:rFonts w:ascii="Times New Roman" w:hAnsi="Times New Roman" w:cs="Times New Roman"/>
-          <w:sz w:val="24"/>
-          <w:szCs w:val="24"/>
-        </w:rPr>
-        <w:t>in further detail below</w:t>
-      </w:r>
-      <w:r>
-        <w:rPr>
-          <w:rFonts w:ascii="Times New Roman" w:hAnsi="Times New Roman" w:cs="Times New Roman"/>
-          <w:sz w:val="24"/>
-          <w:szCs w:val="24"/>
-        </w:rPr>
-        <w:t>.</w:t>
-      </w:r>
-    </w:p>
-    <w:p>
-      <w:pPr>
-        <w:spacing w:line="480" w:lineRule="auto"/>
-        <w:ind w:firstLine="720"/>
-        <w:rPr>
-          <w:rFonts w:ascii="Times New Roman" w:hAnsi="Times New Roman" w:cs="Times New Roman"/>
-          <w:sz w:val="24"/>
-          <w:szCs w:val="24"/>
-        </w:rPr>
-      </w:pPr>
-      <w:r>
-        <w:rPr>
-          <w:rFonts w:ascii="Times New Roman" w:hAnsi="Times New Roman" w:cs="Times New Roman"/>
-          <w:sz w:val="24"/>
-          <w:szCs w:val="24"/>
-        </w:rPr>
-        <w:t>We first selected a 24-hour period (July 29) that was representative of typical summertime conditions at this location. W</w:t>
-      </w:r>
-      <w:r>
-        <w:rPr>
-          <w:rFonts w:ascii="Times New Roman" w:hAnsi="Times New Roman" w:cs="Times New Roman"/>
-          <w:sz w:val="24"/>
-          <w:szCs w:val="24"/>
-        </w:rPr>
-        <w:t>e</w:t>
-      </w:r>
-      <w:r>
-        <w:rPr>
-          <w:rFonts w:ascii="Times New Roman" w:hAnsi="Times New Roman" w:cs="Times New Roman"/>
-          <w:sz w:val="24"/>
-          <w:szCs w:val="24"/>
-        </w:rPr>
-        <w:t xml:space="preserve"> then</w:t>
-      </w:r>
-      <w:r>
-        <w:rPr>
-          <w:rFonts w:ascii="Times New Roman" w:hAnsi="Times New Roman" w:cs="Times New Roman"/>
-          <w:sz w:val="24"/>
-          <w:szCs w:val="24"/>
-        </w:rPr>
-        <w:t xml:space="preserve"> interpolated between loggers to create</w:t>
-      </w:r>
-      <w:r>
-        <w:rPr>
-          <w:rFonts w:ascii="Times New Roman" w:hAnsi="Times New Roman" w:cs="Times New Roman"/>
-          <w:sz w:val="24"/>
-          <w:szCs w:val="24"/>
-        </w:rPr>
-        <w:t xml:space="preserve"> a</w:t>
-      </w:r>
-      <w:r>
-        <w:rPr>
-          <w:rFonts w:ascii="Times New Roman" w:hAnsi="Times New Roman" w:cs="Times New Roman"/>
-          <w:sz w:val="24"/>
-          <w:szCs w:val="24"/>
-        </w:rPr>
-        <w:t xml:space="preserve"> more continuous prediction (</w:t>
+        <w:t>prediction (</w:t>
       </w:r>
       <w:r>
         <w:rPr>
@@ -3654,7 +3656,23 @@
           <w:sz w:val="24"/>
           <w:szCs w:val="24"/>
         </w:rPr>
-        <w:t xml:space="preserve"> of estimated temperatures set at every 0.2m and spanning the entire depth of the water column</w:t>
+        <w:t xml:space="preserve"> of estimated temperatures set at every 0.</w:t>
+      </w:r>
+      <w:r>
+        <w:rPr>
+          <w:rFonts w:ascii="Times New Roman" w:hAnsi="Times New Roman" w:cs="Times New Roman"/>
+          <w:sz w:val="24"/>
+          <w:szCs w:val="24"/>
+        </w:rPr>
+        <w:t xml:space="preserve">1m </w:t>
+      </w:r>
+      <w:r>
+        <w:rPr>
+          <w:rFonts w:ascii="Times New Roman" w:hAnsi="Times New Roman" w:cs="Times New Roman"/>
+          <w:sz w:val="24"/>
+          <w:szCs w:val="24"/>
+        </w:rPr>
+        <w:t>and spanning the entire depth of the water column</w:t>
       </w:r>
       <w:r>
         <w:rPr>
@@ -3879,7 +3897,7 @@
           <w:sz w:val="24"/>
           <w:szCs w:val="24"/>
         </w:rPr>
-        <w:t xml:space="preserve"> are the temperatures recorded at these bounding sensors. This same equation was used to estimate DO per each depth, using oxygen recorded at the bounding sensors rather than temperature. </w:t>
+        <w:t xml:space="preserve"> are the temperatures recorded at the bounding sensors. This same equation was used to estimate DO per each depth, using oxygen recorded at the bounding sensors rather than temperature. </w:t>
       </w:r>
     </w:p>
     <w:p>
@@ -3948,19 +3966,10 @@
           <w:sz w:val="24"/>
           <w:szCs w:val="24"/>
         </w:rPr>
-        <w:t xml:space="preserve">First, the highest and lowest DO concentrations recorded over the 24-hour period were ranked as most optimal (1) and least optimal (0), respectively. The lowest and </w:t>
-      </w:r>
-      <w:r>
-        <w:rPr>
-          <w:rFonts w:ascii="Times New Roman" w:hAnsi="Times New Roman" w:cs="Times New Roman"/>
-          <w:sz w:val="24"/>
-          <w:szCs w:val="24"/>
-        </w:rPr>
-        <w:lastRenderedPageBreak/>
-        <w:t>highest recorded temperatures were similarly ranked (with the lowest temperature as most optimal</w:t>
-      </w:r>
-      <w:commentRangeStart w:id="5"/>
-      <w:commentRangeStart w:id="6"/>
+        <w:t>First, the highest and lowest DO concentrations recorded over the 24-hour period were ranked as most optimal (1) and least optimal (0), respectively. The lowest and highest recorded temperatures were similarly ranked (with the lowest temperature as most optimal</w:t>
+      </w:r>
+      <w:commentRangeStart w:id="9"/>
+      <w:commentRangeStart w:id="10"/>
       <w:r>
         <w:rPr>
           <w:rFonts w:ascii="Times New Roman" w:hAnsi="Times New Roman" w:cs="Times New Roman"/>
@@ -3969,19 +3978,19 @@
         </w:rPr>
         <w:t xml:space="preserve">). We then used linear regression to calculate the slope and intercept values between these two indices in order to determine the index values for the full range of temperature and oxygen values recorded over this </w:t>
       </w:r>
-      <w:commentRangeEnd w:id="5"/>
+      <w:commentRangeEnd w:id="9"/>
       <w:r>
         <w:rPr>
           <w:rStyle w:val="CommentReference"/>
         </w:rPr>
-        <w:commentReference w:id="5"/>
-      </w:r>
-      <w:commentRangeEnd w:id="6"/>
+        <w:commentReference w:id="9"/>
+      </w:r>
+      <w:commentRangeEnd w:id="10"/>
       <w:r>
         <w:rPr>
           <w:rStyle w:val="CommentReference"/>
         </w:rPr>
-        <w:commentReference w:id="6"/>
+        <w:commentReference w:id="10"/>
       </w:r>
       <w:r>
         <w:rPr>
@@ -4181,6 +4190,7 @@
       <w:pPr>
         <w:spacing w:line="480" w:lineRule="auto"/>
         <w:rPr>
+          <w:ins w:id="11" w:author="Barrett, Hannah" w:date="2023-11-13T13:44:00Z"/>
           <w:rFonts w:ascii="Times New Roman" w:hAnsi="Times New Roman" w:cs="Times New Roman"/>
           <w:sz w:val="24"/>
           <w:szCs w:val="24"/>
@@ -4193,26 +4203,6 @@
           <w:szCs w:val="24"/>
         </w:rPr>
         <w:t xml:space="preserve">These three indexes were then used to predict fish depth over the 24-hour time period. For each strategy, we determined the highest index value at each time step and found its correlated depth. We then plotted these depths, per strategy, over a 24-hour timeframe. </w:t>
-      </w:r>
-    </w:p>
-    <w:p>
-      <w:pPr>
-        <w:spacing w:line="480" w:lineRule="auto"/>
-        <w:rPr>
-          <w:rFonts w:ascii="Times New Roman" w:hAnsi="Times New Roman" w:cs="Times New Roman"/>
-          <w:i/>
-          <w:sz w:val="24"/>
-          <w:szCs w:val="24"/>
-        </w:rPr>
-      </w:pPr>
-      <w:r>
-        <w:rPr>
-          <w:rFonts w:ascii="Times New Roman" w:hAnsi="Times New Roman" w:cs="Times New Roman"/>
-          <w:i/>
-          <w:sz w:val="24"/>
-          <w:szCs w:val="24"/>
-        </w:rPr>
-        <w:t>Quantifying movement patterns</w:t>
       </w:r>
     </w:p>
     <w:p>
@@ -4220,7 +4210,7 @@
         <w:spacing w:line="480" w:lineRule="auto"/>
         <w:ind w:firstLine="720"/>
         <w:rPr>
-          <w:rFonts w:ascii="Times New Roman" w:eastAsiaTheme="minorEastAsia" w:hAnsi="Times New Roman" w:cs="Times New Roman"/>
+          <w:rFonts w:ascii="Times New Roman" w:hAnsi="Times New Roman" w:cs="Times New Roman"/>
           <w:sz w:val="24"/>
           <w:szCs w:val="24"/>
         </w:rPr>
@@ -4231,112 +4221,121 @@
           <w:sz w:val="24"/>
           <w:szCs w:val="24"/>
         </w:rPr>
-        <w:t>Fish with externally mounted iButtons often</w:t>
-      </w:r>
-      <w:r>
-        <w:rPr>
-          <w:rFonts w:ascii="Times New Roman" w:hAnsi="Times New Roman" w:cs="Times New Roman"/>
-          <w:sz w:val="24"/>
-          <w:szCs w:val="24"/>
-        </w:rPr>
-        <w:t xml:space="preserve"> exhibited temperatures that fell in between </w:t>
-      </w:r>
-      <w:r>
-        <w:rPr>
-          <w:rFonts w:ascii="Times New Roman" w:hAnsi="Times New Roman" w:cs="Times New Roman"/>
-          <w:sz w:val="24"/>
-          <w:szCs w:val="24"/>
-        </w:rPr>
-        <w:t xml:space="preserve">the temperatures recorded at the net pen associated logger arrays. Here, we once again used linear interpolation to create a more continuous estimation of temperature and DO (0.2m increments) for both net pen associated arrays. We then </w:t>
-      </w:r>
-      <w:r>
-        <w:rPr>
-          <w:rFonts w:ascii="Times New Roman" w:hAnsi="Times New Roman" w:cs="Times New Roman"/>
-          <w:sz w:val="24"/>
-          <w:szCs w:val="24"/>
-        </w:rPr>
-        <w:t>mat</w:t>
-      </w:r>
-      <w:r>
-        <w:rPr>
-          <w:rFonts w:ascii="Times New Roman" w:hAnsi="Times New Roman" w:cs="Times New Roman"/>
-          <w:sz w:val="24"/>
-          <w:szCs w:val="24"/>
-        </w:rPr>
-        <w:t>ched</w:t>
-      </w:r>
-      <w:r>
-        <w:rPr>
-          <w:rFonts w:ascii="Times New Roman" w:hAnsi="Times New Roman" w:cs="Times New Roman"/>
-          <w:sz w:val="24"/>
-          <w:szCs w:val="24"/>
-        </w:rPr>
-        <w:t xml:space="preserve"> fish i</w:t>
-      </w:r>
-      <w:r>
-        <w:rPr>
-          <w:rFonts w:ascii="Times New Roman" w:hAnsi="Times New Roman" w:cs="Times New Roman"/>
-          <w:sz w:val="24"/>
-          <w:szCs w:val="24"/>
-        </w:rPr>
-        <w:t>Button</w:t>
-      </w:r>
-      <w:r>
-        <w:rPr>
-          <w:rFonts w:ascii="Times New Roman" w:hAnsi="Times New Roman" w:cs="Times New Roman"/>
-          <w:sz w:val="24"/>
-          <w:szCs w:val="24"/>
-        </w:rPr>
-        <w:t xml:space="preserve"> temperatures to the closest bounding</w:t>
-      </w:r>
-      <w:r>
-        <w:rPr>
-          <w:rFonts w:ascii="Times New Roman" w:hAnsi="Times New Roman" w:cs="Times New Roman"/>
-          <w:sz w:val="24"/>
-          <w:szCs w:val="24"/>
-        </w:rPr>
-        <w:t xml:space="preserve"> profile </w:t>
-      </w:r>
-      <w:r>
-        <w:rPr>
-          <w:rFonts w:ascii="Times New Roman" w:hAnsi="Times New Roman" w:cs="Times New Roman"/>
-          <w:sz w:val="24"/>
-          <w:szCs w:val="24"/>
-        </w:rPr>
-        <w:t>temperatures for each time step</w:t>
-      </w:r>
-      <w:r>
-        <w:rPr>
-          <w:rFonts w:ascii="Times New Roman" w:hAnsi="Times New Roman" w:cs="Times New Roman"/>
-          <w:sz w:val="24"/>
-          <w:szCs w:val="24"/>
-        </w:rPr>
-        <w:t xml:space="preserve"> and used linear interpolation to gain resolution in our fish-depth estimates (Barrett et al. </w:t>
-      </w:r>
-      <w:r>
-        <w:rPr>
-          <w:rFonts w:ascii="Times New Roman" w:hAnsi="Times New Roman" w:cs="Times New Roman"/>
-          <w:i/>
-          <w:sz w:val="24"/>
-          <w:szCs w:val="24"/>
-        </w:rPr>
-        <w:t>in review</w:t>
-      </w:r>
-      <w:r>
-        <w:rPr>
-          <w:rFonts w:ascii="Times New Roman" w:hAnsi="Times New Roman" w:cs="Times New Roman"/>
-          <w:sz w:val="24"/>
-          <w:szCs w:val="24"/>
-        </w:rPr>
-        <w:t xml:space="preserve">). </w:t>
-      </w:r>
-      <w:r>
-        <w:rPr>
-          <w:rFonts w:ascii="Times New Roman" w:eastAsiaTheme="minorEastAsia" w:hAnsi="Times New Roman" w:cs="Times New Roman"/>
-          <w:sz w:val="24"/>
-          <w:szCs w:val="24"/>
-        </w:rPr>
-        <w:t xml:space="preserve">We used this same equation to estimate the DO concentration for each calculated fish depth. </w:t>
+        <w:lastRenderedPageBreak/>
+        <w:t xml:space="preserve">Next, we ran this simulation across the 7-day </w:t>
+      </w:r>
+      <w:r>
+        <w:rPr>
+          <w:rFonts w:ascii="Times New Roman" w:hAnsi="Times New Roman" w:cs="Times New Roman"/>
+          <w:sz w:val="24"/>
+          <w:szCs w:val="24"/>
+        </w:rPr>
+        <w:t xml:space="preserve">captive fish </w:t>
+      </w:r>
+      <w:r>
+        <w:rPr>
+          <w:rFonts w:ascii="Times New Roman" w:hAnsi="Times New Roman" w:cs="Times New Roman"/>
+          <w:sz w:val="24"/>
+          <w:szCs w:val="24"/>
+        </w:rPr>
+        <w:t xml:space="preserve">study window </w:t>
+      </w:r>
+      <w:r>
+        <w:rPr>
+          <w:rFonts w:ascii="Times New Roman" w:hAnsi="Times New Roman" w:cs="Times New Roman"/>
+          <w:sz w:val="24"/>
+          <w:szCs w:val="24"/>
+        </w:rPr>
+        <w:t>for</w:t>
+      </w:r>
+      <w:r>
+        <w:rPr>
+          <w:rFonts w:ascii="Times New Roman" w:hAnsi="Times New Roman" w:cs="Times New Roman"/>
+          <w:sz w:val="24"/>
+          <w:szCs w:val="24"/>
+        </w:rPr>
+        <w:t xml:space="preserve"> both alcove habitats. We once again interpolated between logger depths to create a more fine-resolution prediction of temperature and DO across the full depth of the water column. Two of the temperature-DO loggers at the Blue Ruin site-4 net pen array (loggers at 1.55m and 0.5m depth) became fouled with algae during the study and frequently recorded excessively high and low DO concentrations (despite weekly cleaning of the sensors). The site-5 logger array (closest to the terminus of the alcove; Supplemental Figure 1), however, was within 10m of the site-4 net pen array and comparison of logger data between these two sites, as well as profile data from both locations, showed that recordings of temperature and oxygen were quite comparable throughout the vertical profile (depth and time-matched DO measurements were within ≤ 0.3</w:t>
+      </w:r>
+      <w:r>
+        <w:rPr>
+          <w:rFonts w:ascii="Times New Roman" w:hAnsi="Times New Roman" w:cs="Times New Roman"/>
+          <w:sz w:val="24"/>
+          <w:szCs w:val="24"/>
+        </w:rPr>
+        <w:t xml:space="preserve"> </w:t>
+      </w:r>
+      <w:r>
+        <w:rPr>
+          <w:rFonts w:ascii="Times New Roman" w:hAnsi="Times New Roman" w:cs="Times New Roman"/>
+          <w:sz w:val="24"/>
+          <w:szCs w:val="24"/>
+        </w:rPr>
+        <w:t>mg•L</w:t>
+      </w:r>
+      <w:r>
+        <w:rPr>
+          <w:rFonts w:ascii="Times New Roman" w:hAnsi="Times New Roman" w:cs="Times New Roman"/>
+          <w:sz w:val="24"/>
+          <w:szCs w:val="24"/>
+          <w:vertAlign w:val="superscript"/>
+        </w:rPr>
+        <w:t>-1</w:t>
+      </w:r>
+      <w:r>
+        <w:rPr>
+          <w:rFonts w:ascii="Times New Roman" w:hAnsi="Times New Roman" w:cs="Times New Roman"/>
+          <w:sz w:val="24"/>
+          <w:szCs w:val="24"/>
+        </w:rPr>
+        <w:t xml:space="preserve">). We opted to remove the DO recordings from the two fouled loggers at the site-4 net pen array and to incorporate the DO data from the site-5 array recorded by the loggers at the closest aligning depths (loggers at 1.35 and 0.4m depth respectively). This new dataset was used for the depth selection simulation, to quantify fish DO selection from our enclosure study, and for the habitat selection function, described in further detail below. These data were used to determine the maximum daily temperature and minimum daily DO encountered by simulated fish under </w:t>
+      </w:r>
+      <w:r>
+        <w:rPr>
+          <w:rFonts w:ascii="Times New Roman" w:hAnsi="Times New Roman" w:cs="Times New Roman"/>
+          <w:sz w:val="24"/>
+          <w:szCs w:val="24"/>
+        </w:rPr>
+        <w:t xml:space="preserve">the </w:t>
+      </w:r>
+      <w:r>
+        <w:rPr>
+          <w:rFonts w:ascii="Times New Roman" w:hAnsi="Times New Roman" w:cs="Times New Roman"/>
+          <w:sz w:val="24"/>
+          <w:szCs w:val="24"/>
+        </w:rPr>
+        <w:t xml:space="preserve">three different </w:t>
+      </w:r>
+      <w:r>
+        <w:rPr>
+          <w:rFonts w:ascii="Times New Roman" w:hAnsi="Times New Roman" w:cs="Times New Roman"/>
+          <w:sz w:val="24"/>
+          <w:szCs w:val="24"/>
+        </w:rPr>
+        <w:t xml:space="preserve">behavioral </w:t>
+      </w:r>
+      <w:r>
+        <w:rPr>
+          <w:rFonts w:ascii="Times New Roman" w:hAnsi="Times New Roman" w:cs="Times New Roman"/>
+          <w:sz w:val="24"/>
+          <w:szCs w:val="24"/>
+        </w:rPr>
+        <w:t>strategies</w:t>
+      </w:r>
+      <w:r>
+        <w:rPr>
+          <w:rFonts w:ascii="Times New Roman" w:hAnsi="Times New Roman" w:cs="Times New Roman"/>
+          <w:sz w:val="24"/>
+          <w:szCs w:val="24"/>
+        </w:rPr>
+        <w:t>, which we plotted using boxplots</w:t>
+      </w:r>
+      <w:r>
+        <w:rPr>
+          <w:rFonts w:ascii="Times New Roman" w:hAnsi="Times New Roman" w:cs="Times New Roman"/>
+          <w:sz w:val="24"/>
+          <w:szCs w:val="24"/>
+        </w:rPr>
+        <w:t>.</w:t>
       </w:r>
     </w:p>
     <w:p>
@@ -4356,16 +4355,7 @@
           <w:sz w:val="24"/>
           <w:szCs w:val="24"/>
         </w:rPr>
-        <w:t xml:space="preserve">Habitat selection </w:t>
-      </w:r>
-      <w:r>
-        <w:rPr>
-          <w:rFonts w:ascii="Times New Roman" w:hAnsi="Times New Roman" w:cs="Times New Roman"/>
-          <w:i/>
-          <w:sz w:val="24"/>
-          <w:szCs w:val="24"/>
-        </w:rPr>
-        <w:t>function</w:t>
+        <w:t>Quantifying movement patterns</w:t>
       </w:r>
     </w:p>
     <w:p>
@@ -4373,7 +4363,7 @@
         <w:spacing w:line="480" w:lineRule="auto"/>
         <w:ind w:firstLine="720"/>
         <w:rPr>
-          <w:rFonts w:ascii="Times New Roman" w:hAnsi="Times New Roman" w:cs="Times New Roman"/>
+          <w:rFonts w:ascii="Times New Roman" w:eastAsiaTheme="minorEastAsia" w:hAnsi="Times New Roman" w:cs="Times New Roman"/>
           <w:sz w:val="24"/>
           <w:szCs w:val="24"/>
         </w:rPr>
@@ -4384,7 +4374,279 @@
           <w:sz w:val="24"/>
           <w:szCs w:val="24"/>
         </w:rPr>
-        <w:t xml:space="preserve">We used discrete choice models to test for temporal patterns in fish habitat selection. Analyses were performed </w:t>
+        <w:t>Fish with externally mounted iButtons often</w:t>
+      </w:r>
+      <w:r>
+        <w:rPr>
+          <w:rFonts w:ascii="Times New Roman" w:hAnsi="Times New Roman" w:cs="Times New Roman"/>
+          <w:sz w:val="24"/>
+          <w:szCs w:val="24"/>
+        </w:rPr>
+        <w:t xml:space="preserve"> exhibited temperatures that fell in between </w:t>
+      </w:r>
+      <w:r>
+        <w:rPr>
+          <w:rFonts w:ascii="Times New Roman" w:hAnsi="Times New Roman" w:cs="Times New Roman"/>
+          <w:sz w:val="24"/>
+          <w:szCs w:val="24"/>
+        </w:rPr>
+        <w:t xml:space="preserve">the temperatures recorded at the net pen associated logger arrays. </w:t>
+      </w:r>
+      <w:ins w:id="12" w:author="Barrett, Hannah" w:date="2023-11-19T12:59:00Z">
+        <w:r>
+          <w:rPr>
+            <w:rFonts w:ascii="Times New Roman" w:hAnsi="Times New Roman" w:cs="Times New Roman"/>
+            <w:sz w:val="24"/>
+            <w:szCs w:val="24"/>
+          </w:rPr>
+          <w:t>A</w:t>
+        </w:r>
+      </w:ins>
+      <w:del w:id="13" w:author="Barrett, Hannah" w:date="2023-11-19T12:59:00Z">
+        <w:r>
+          <w:rPr>
+            <w:rFonts w:ascii="Times New Roman" w:hAnsi="Times New Roman" w:cs="Times New Roman"/>
+            <w:sz w:val="24"/>
+            <w:szCs w:val="24"/>
+          </w:rPr>
+          <w:delText>Here, a</w:delText>
+        </w:r>
+      </w:del>
+      <w:r>
+        <w:rPr>
+          <w:rFonts w:ascii="Times New Roman" w:hAnsi="Times New Roman" w:cs="Times New Roman"/>
+          <w:sz w:val="24"/>
+          <w:szCs w:val="24"/>
+        </w:rPr>
+        <w:t xml:space="preserve">gain </w:t>
+      </w:r>
+      <w:ins w:id="14" w:author="Barrett, Hannah" w:date="2023-11-19T12:59:00Z">
+        <w:r>
+          <w:rPr>
+            <w:rFonts w:ascii="Times New Roman" w:hAnsi="Times New Roman" w:cs="Times New Roman"/>
+            <w:sz w:val="24"/>
+            <w:szCs w:val="24"/>
+          </w:rPr>
+          <w:t xml:space="preserve">we </w:t>
+        </w:r>
+      </w:ins>
+      <w:r>
+        <w:rPr>
+          <w:rFonts w:ascii="Times New Roman" w:hAnsi="Times New Roman" w:cs="Times New Roman"/>
+          <w:sz w:val="24"/>
+          <w:szCs w:val="24"/>
+        </w:rPr>
+        <w:t xml:space="preserve">used linear interpolation to create a more continuous estimation of temperature and DO (0.2m increments) for both net pen associated arrays. We then </w:t>
+      </w:r>
+      <w:r>
+        <w:rPr>
+          <w:rFonts w:ascii="Times New Roman" w:hAnsi="Times New Roman" w:cs="Times New Roman"/>
+          <w:sz w:val="24"/>
+          <w:szCs w:val="24"/>
+        </w:rPr>
+        <w:t>mat</w:t>
+      </w:r>
+      <w:r>
+        <w:rPr>
+          <w:rFonts w:ascii="Times New Roman" w:hAnsi="Times New Roman" w:cs="Times New Roman"/>
+          <w:sz w:val="24"/>
+          <w:szCs w:val="24"/>
+        </w:rPr>
+        <w:t>ched</w:t>
+      </w:r>
+      <w:r>
+        <w:rPr>
+          <w:rFonts w:ascii="Times New Roman" w:hAnsi="Times New Roman" w:cs="Times New Roman"/>
+          <w:sz w:val="24"/>
+          <w:szCs w:val="24"/>
+        </w:rPr>
+        <w:t xml:space="preserve"> fish i</w:t>
+      </w:r>
+      <w:r>
+        <w:rPr>
+          <w:rFonts w:ascii="Times New Roman" w:hAnsi="Times New Roman" w:cs="Times New Roman"/>
+          <w:sz w:val="24"/>
+          <w:szCs w:val="24"/>
+        </w:rPr>
+        <w:t>Button</w:t>
+      </w:r>
+      <w:r>
+        <w:rPr>
+          <w:rFonts w:ascii="Times New Roman" w:hAnsi="Times New Roman" w:cs="Times New Roman"/>
+          <w:sz w:val="24"/>
+          <w:szCs w:val="24"/>
+        </w:rPr>
+        <w:t xml:space="preserve"> temperatures to the closest bounding</w:t>
+      </w:r>
+      <w:r>
+        <w:rPr>
+          <w:rFonts w:ascii="Times New Roman" w:hAnsi="Times New Roman" w:cs="Times New Roman"/>
+          <w:sz w:val="24"/>
+          <w:szCs w:val="24"/>
+        </w:rPr>
+        <w:t xml:space="preserve"> profile </w:t>
+      </w:r>
+      <w:r>
+        <w:rPr>
+          <w:rFonts w:ascii="Times New Roman" w:hAnsi="Times New Roman" w:cs="Times New Roman"/>
+          <w:sz w:val="24"/>
+          <w:szCs w:val="24"/>
+        </w:rPr>
+        <w:t>temperatures for each time step</w:t>
+      </w:r>
+      <w:r>
+        <w:rPr>
+          <w:rFonts w:ascii="Times New Roman" w:hAnsi="Times New Roman" w:cs="Times New Roman"/>
+          <w:sz w:val="24"/>
+          <w:szCs w:val="24"/>
+        </w:rPr>
+        <w:t xml:space="preserve"> and used linear interpolation to gain resolution </w:t>
+      </w:r>
+      <w:r>
+        <w:rPr>
+          <w:rFonts w:ascii="Times New Roman" w:hAnsi="Times New Roman" w:cs="Times New Roman"/>
+          <w:sz w:val="24"/>
+          <w:szCs w:val="24"/>
+        </w:rPr>
+        <w:lastRenderedPageBreak/>
+        <w:t xml:space="preserve">in our fish-depth estimates (Barrett et al. </w:t>
+      </w:r>
+      <w:r>
+        <w:rPr>
+          <w:rFonts w:ascii="Times New Roman" w:hAnsi="Times New Roman" w:cs="Times New Roman"/>
+          <w:i/>
+          <w:sz w:val="24"/>
+          <w:szCs w:val="24"/>
+        </w:rPr>
+        <w:t>in review</w:t>
+      </w:r>
+      <w:r>
+        <w:rPr>
+          <w:rFonts w:ascii="Times New Roman" w:hAnsi="Times New Roman" w:cs="Times New Roman"/>
+          <w:sz w:val="24"/>
+          <w:szCs w:val="24"/>
+        </w:rPr>
+        <w:t xml:space="preserve">). </w:t>
+      </w:r>
+      <w:r>
+        <w:rPr>
+          <w:rFonts w:ascii="Times New Roman" w:eastAsiaTheme="minorEastAsia" w:hAnsi="Times New Roman" w:cs="Times New Roman"/>
+          <w:sz w:val="24"/>
+          <w:szCs w:val="24"/>
+        </w:rPr>
+        <w:t xml:space="preserve">We used this same equation to estimate the DO concentration for each calculated fish depth. </w:t>
+      </w:r>
+      <w:r>
+        <w:rPr>
+          <w:rFonts w:ascii="Times New Roman" w:eastAsiaTheme="minorEastAsia" w:hAnsi="Times New Roman" w:cs="Times New Roman"/>
+          <w:sz w:val="24"/>
+          <w:szCs w:val="24"/>
+        </w:rPr>
+        <w:t>We used these data to</w:t>
+      </w:r>
+      <w:r>
+        <w:rPr>
+          <w:rFonts w:ascii="Times New Roman" w:eastAsiaTheme="minorEastAsia" w:hAnsi="Times New Roman" w:cs="Times New Roman"/>
+          <w:sz w:val="24"/>
+          <w:szCs w:val="24"/>
+        </w:rPr>
+        <w:t xml:space="preserve"> determine the maximum daily temperature and minimum daily DO encountered by tagged fish in each cold-water alcove habitat</w:t>
+      </w:r>
+      <w:r>
+        <w:rPr>
+          <w:rFonts w:ascii="Times New Roman" w:eastAsiaTheme="minorEastAsia" w:hAnsi="Times New Roman" w:cs="Times New Roman"/>
+          <w:sz w:val="24"/>
+          <w:szCs w:val="24"/>
+        </w:rPr>
+        <w:t>, which were plotted using boxplots</w:t>
+      </w:r>
+      <w:r>
+        <w:rPr>
+          <w:rFonts w:ascii="Times New Roman" w:eastAsiaTheme="minorEastAsia" w:hAnsi="Times New Roman" w:cs="Times New Roman"/>
+          <w:sz w:val="24"/>
+          <w:szCs w:val="24"/>
+        </w:rPr>
+        <w:t xml:space="preserve">. </w:t>
+      </w:r>
+    </w:p>
+    <w:p>
+      <w:pPr>
+        <w:spacing w:line="480" w:lineRule="auto"/>
+        <w:rPr>
+          <w:rFonts w:ascii="Times New Roman" w:hAnsi="Times New Roman" w:cs="Times New Roman"/>
+          <w:i/>
+          <w:sz w:val="24"/>
+          <w:szCs w:val="24"/>
+        </w:rPr>
+      </w:pPr>
+      <w:r>
+        <w:rPr>
+          <w:rFonts w:ascii="Times New Roman" w:hAnsi="Times New Roman" w:cs="Times New Roman"/>
+          <w:i/>
+          <w:sz w:val="24"/>
+          <w:szCs w:val="24"/>
+        </w:rPr>
+        <w:t xml:space="preserve">Habitat selection </w:t>
+      </w:r>
+      <w:r>
+        <w:rPr>
+          <w:rFonts w:ascii="Times New Roman" w:hAnsi="Times New Roman" w:cs="Times New Roman"/>
+          <w:i/>
+          <w:sz w:val="24"/>
+          <w:szCs w:val="24"/>
+        </w:rPr>
+        <w:t>function</w:t>
+      </w:r>
+    </w:p>
+    <w:p>
+      <w:pPr>
+        <w:spacing w:line="480" w:lineRule="auto"/>
+        <w:ind w:firstLine="720"/>
+        <w:rPr>
+          <w:rFonts w:ascii="Times New Roman" w:hAnsi="Times New Roman" w:cs="Times New Roman"/>
+          <w:sz w:val="24"/>
+          <w:szCs w:val="24"/>
+        </w:rPr>
+      </w:pPr>
+      <w:r>
+        <w:rPr>
+          <w:rFonts w:ascii="Times New Roman" w:hAnsi="Times New Roman" w:cs="Times New Roman"/>
+          <w:sz w:val="24"/>
+          <w:szCs w:val="24"/>
+        </w:rPr>
+        <w:t xml:space="preserve">We </w:t>
+      </w:r>
+      <w:r>
+        <w:rPr>
+          <w:rFonts w:ascii="Times New Roman" w:hAnsi="Times New Roman" w:cs="Times New Roman"/>
+          <w:sz w:val="24"/>
+          <w:szCs w:val="24"/>
+        </w:rPr>
+        <w:t xml:space="preserve">then </w:t>
+      </w:r>
+      <w:r>
+        <w:rPr>
+          <w:rFonts w:ascii="Times New Roman" w:hAnsi="Times New Roman" w:cs="Times New Roman"/>
+          <w:sz w:val="24"/>
+          <w:szCs w:val="24"/>
+        </w:rPr>
+        <w:t xml:space="preserve">used </w:t>
+      </w:r>
+      <w:r>
+        <w:rPr>
+          <w:rFonts w:ascii="Times New Roman" w:hAnsi="Times New Roman" w:cs="Times New Roman"/>
+          <w:sz w:val="24"/>
+          <w:szCs w:val="24"/>
+        </w:rPr>
+        <w:t xml:space="preserve">Cox proportional hazards models to </w:t>
+      </w:r>
+      <w:r>
+        <w:rPr>
+          <w:rFonts w:ascii="Times New Roman" w:hAnsi="Times New Roman" w:cs="Times New Roman"/>
+          <w:sz w:val="24"/>
+          <w:szCs w:val="24"/>
+        </w:rPr>
+        <w:t xml:space="preserve">test for temporal patterns in fish habitat selection. Analyses were performed </w:t>
       </w:r>
       <w:r>
         <w:rPr>
@@ -4400,16 +4662,7 @@
           <w:sz w:val="24"/>
           <w:szCs w:val="24"/>
         </w:rPr>
-        <w:t xml:space="preserve">the two-hour periods of lowest and highest DO in Blue Ruin and </w:t>
-      </w:r>
-      <w:r>
-        <w:rPr>
-          <w:rFonts w:ascii="Times New Roman" w:hAnsi="Times New Roman" w:cs="Times New Roman"/>
-          <w:sz w:val="24"/>
-          <w:szCs w:val="24"/>
-        </w:rPr>
-        <w:lastRenderedPageBreak/>
-        <w:t>Norwood alcoves</w:t>
+        <w:t>the two-hour periods of lowest and highest DO in Blue Ruin and Norwood alcoves</w:t>
       </w:r>
       <w:r>
         <w:rPr>
@@ -4676,106 +4929,126 @@
                 </m:sub>
               </m:sSub>
               <m:r>
-                <w:rPr>
-                  <w:rFonts w:ascii="Cambria Math" w:hAnsi="Cambria Math" w:cs="Times New Roman"/>
-                  <w:sz w:val="24"/>
-                  <w:szCs w:val="24"/>
-                </w:rPr>
-                <m:t>+</m:t>
+                <w:del w:id="15" w:author="Barrett, Hannah" w:date="2023-11-19T12:39:00Z">
+                  <w:rPr>
+                    <w:rFonts w:ascii="Cambria Math" w:hAnsi="Cambria Math" w:cs="Times New Roman"/>
+                    <w:sz w:val="24"/>
+                    <w:szCs w:val="24"/>
+                  </w:rPr>
+                  <m:t>+</m:t>
+                </w:del>
               </m:r>
               <m:sSub>
                 <m:sSubPr>
                   <m:ctrlPr>
-                    <w:rPr>
-                      <w:rFonts w:ascii="Cambria Math" w:hAnsi="Cambria Math" w:cs="Times New Roman"/>
-                      <w:i/>
-                      <w:sz w:val="24"/>
-                      <w:szCs w:val="24"/>
-                    </w:rPr>
+                    <w:del w:id="16" w:author="Barrett, Hannah" w:date="2023-11-19T12:39:00Z">
+                      <w:rPr>
+                        <w:rFonts w:ascii="Cambria Math" w:hAnsi="Cambria Math" w:cs="Times New Roman"/>
+                        <w:i/>
+                        <w:sz w:val="24"/>
+                        <w:szCs w:val="24"/>
+                      </w:rPr>
+                    </w:del>
                   </m:ctrlPr>
                 </m:sSubPr>
                 <m:e>
                   <m:r>
-                    <w:rPr>
-                      <w:rFonts w:ascii="Cambria Math" w:hAnsi="Cambria Math" w:cs="Times New Roman"/>
-                      <w:sz w:val="24"/>
-                      <w:szCs w:val="24"/>
-                    </w:rPr>
-                    <m:t>β</m:t>
+                    <w:del w:id="17" w:author="Barrett, Hannah" w:date="2023-11-19T12:39:00Z">
+                      <w:rPr>
+                        <w:rFonts w:ascii="Cambria Math" w:hAnsi="Cambria Math" w:cs="Times New Roman"/>
+                        <w:sz w:val="24"/>
+                        <w:szCs w:val="24"/>
+                      </w:rPr>
+                      <m:t>β</m:t>
+                    </w:del>
                   </m:r>
                 </m:e>
                 <m:sub>
                   <m:r>
-                    <w:rPr>
-                      <w:rFonts w:ascii="Cambria Math" w:hAnsi="Cambria Math" w:cs="Times New Roman"/>
-                      <w:sz w:val="24"/>
-                      <w:szCs w:val="24"/>
-                    </w:rPr>
-                    <m:t>3</m:t>
+                    <w:del w:id="18" w:author="Barrett, Hannah" w:date="2023-11-19T12:39:00Z">
+                      <w:rPr>
+                        <w:rFonts w:ascii="Cambria Math" w:hAnsi="Cambria Math" w:cs="Times New Roman"/>
+                        <w:sz w:val="24"/>
+                        <w:szCs w:val="24"/>
+                      </w:rPr>
+                      <m:t>3</m:t>
+                    </w:del>
                   </m:r>
                 </m:sub>
               </m:sSub>
               <m:sSub>
                 <m:sSubPr>
                   <m:ctrlPr>
-                    <w:rPr>
-                      <w:rFonts w:ascii="Cambria Math" w:hAnsi="Cambria Math" w:cs="Times New Roman"/>
-                      <w:i/>
-                      <w:sz w:val="24"/>
-                      <w:szCs w:val="24"/>
-                    </w:rPr>
+                    <w:del w:id="19" w:author="Barrett, Hannah" w:date="2023-11-19T12:39:00Z">
+                      <w:rPr>
+                        <w:rFonts w:ascii="Cambria Math" w:hAnsi="Cambria Math" w:cs="Times New Roman"/>
+                        <w:i/>
+                        <w:sz w:val="24"/>
+                        <w:szCs w:val="24"/>
+                      </w:rPr>
+                    </w:del>
                   </m:ctrlPr>
                 </m:sSubPr>
                 <m:e>
                   <m:r>
-                    <w:rPr>
-                      <w:rFonts w:ascii="Cambria Math" w:hAnsi="Cambria Math" w:cs="Times New Roman"/>
-                      <w:sz w:val="24"/>
-                      <w:szCs w:val="24"/>
-                    </w:rPr>
-                    <m:t>x</m:t>
+                    <w:del w:id="20" w:author="Barrett, Hannah" w:date="2023-11-19T12:39:00Z">
+                      <w:rPr>
+                        <w:rFonts w:ascii="Cambria Math" w:hAnsi="Cambria Math" w:cs="Times New Roman"/>
+                        <w:sz w:val="24"/>
+                        <w:szCs w:val="24"/>
+                      </w:rPr>
+                      <m:t>x</m:t>
+                    </w:del>
                   </m:r>
                 </m:e>
                 <m:sub>
                   <m:r>
-                    <w:rPr>
-                      <w:rFonts w:ascii="Cambria Math" w:hAnsi="Cambria Math" w:cs="Times New Roman"/>
-                      <w:sz w:val="24"/>
-                      <w:szCs w:val="24"/>
-                    </w:rPr>
-                    <m:t>i1</m:t>
+                    <w:del w:id="21" w:author="Barrett, Hannah" w:date="2023-11-19T12:39:00Z">
+                      <w:rPr>
+                        <w:rFonts w:ascii="Cambria Math" w:hAnsi="Cambria Math" w:cs="Times New Roman"/>
+                        <w:sz w:val="24"/>
+                        <w:szCs w:val="24"/>
+                      </w:rPr>
+                      <m:t>i1</m:t>
+                    </w:del>
                   </m:r>
                 </m:sub>
               </m:sSub>
               <m:sSub>
                 <m:sSubPr>
                   <m:ctrlPr>
-                    <w:rPr>
-                      <w:rFonts w:ascii="Cambria Math" w:hAnsi="Cambria Math" w:cs="Times New Roman"/>
-                      <w:i/>
-                      <w:sz w:val="24"/>
-                      <w:szCs w:val="24"/>
-                    </w:rPr>
+                    <w:del w:id="22" w:author="Barrett, Hannah" w:date="2023-11-19T12:39:00Z">
+                      <w:rPr>
+                        <w:rFonts w:ascii="Cambria Math" w:hAnsi="Cambria Math" w:cs="Times New Roman"/>
+                        <w:i/>
+                        <w:sz w:val="24"/>
+                        <w:szCs w:val="24"/>
+                      </w:rPr>
+                    </w:del>
                   </m:ctrlPr>
                 </m:sSubPr>
                 <m:e>
                   <m:r>
-                    <w:rPr>
-                      <w:rFonts w:ascii="Cambria Math" w:hAnsi="Cambria Math" w:cs="Times New Roman"/>
-                      <w:sz w:val="24"/>
-                      <w:szCs w:val="24"/>
-                    </w:rPr>
-                    <m:t>x</m:t>
+                    <w:del w:id="23" w:author="Barrett, Hannah" w:date="2023-11-19T12:39:00Z">
+                      <w:rPr>
+                        <w:rFonts w:ascii="Cambria Math" w:hAnsi="Cambria Math" w:cs="Times New Roman"/>
+                        <w:sz w:val="24"/>
+                        <w:szCs w:val="24"/>
+                      </w:rPr>
+                      <m:t>x</m:t>
+                    </w:del>
                   </m:r>
                 </m:e>
                 <m:sub>
                   <m:r>
-                    <w:rPr>
-                      <w:rFonts w:ascii="Cambria Math" w:hAnsi="Cambria Math" w:cs="Times New Roman"/>
-                      <w:sz w:val="24"/>
-                      <w:szCs w:val="24"/>
-                    </w:rPr>
-                    <m:t>i2</m:t>
+                    <w:del w:id="24" w:author="Barrett, Hannah" w:date="2023-11-19T12:39:00Z">
+                      <w:rPr>
+                        <w:rFonts w:ascii="Cambria Math" w:hAnsi="Cambria Math" w:cs="Times New Roman"/>
+                        <w:sz w:val="24"/>
+                        <w:szCs w:val="24"/>
+                      </w:rPr>
+                      <m:t>i2</m:t>
+                    </w:del>
                   </m:r>
                 </m:sub>
               </m:sSub>
@@ -4983,106 +5256,126 @@
                     </m:sub>
                   </m:sSub>
                   <m:r>
-                    <w:rPr>
-                      <w:rFonts w:ascii="Cambria Math" w:hAnsi="Cambria Math" w:cs="Times New Roman"/>
-                      <w:sz w:val="24"/>
-                      <w:szCs w:val="24"/>
-                    </w:rPr>
-                    <m:t>+</m:t>
+                    <w:del w:id="25" w:author="Barrett, Hannah" w:date="2023-11-19T12:39:00Z">
+                      <w:rPr>
+                        <w:rFonts w:ascii="Cambria Math" w:hAnsi="Cambria Math" w:cs="Times New Roman"/>
+                        <w:sz w:val="24"/>
+                        <w:szCs w:val="24"/>
+                      </w:rPr>
+                      <m:t>+</m:t>
+                    </w:del>
                   </m:r>
                   <m:sSub>
                     <m:sSubPr>
                       <m:ctrlPr>
-                        <w:rPr>
-                          <w:rFonts w:ascii="Cambria Math" w:hAnsi="Cambria Math" w:cs="Times New Roman"/>
-                          <w:i/>
-                          <w:sz w:val="24"/>
-                          <w:szCs w:val="24"/>
-                        </w:rPr>
+                        <w:del w:id="26" w:author="Barrett, Hannah" w:date="2023-11-19T12:39:00Z">
+                          <w:rPr>
+                            <w:rFonts w:ascii="Cambria Math" w:hAnsi="Cambria Math" w:cs="Times New Roman"/>
+                            <w:i/>
+                            <w:sz w:val="24"/>
+                            <w:szCs w:val="24"/>
+                          </w:rPr>
+                        </w:del>
                       </m:ctrlPr>
                     </m:sSubPr>
                     <m:e>
                       <m:r>
-                        <w:rPr>
-                          <w:rFonts w:ascii="Cambria Math" w:hAnsi="Cambria Math" w:cs="Times New Roman"/>
-                          <w:sz w:val="24"/>
-                          <w:szCs w:val="24"/>
-                        </w:rPr>
-                        <m:t>β</m:t>
+                        <w:del w:id="27" w:author="Barrett, Hannah" w:date="2023-11-19T12:39:00Z">
+                          <w:rPr>
+                            <w:rFonts w:ascii="Cambria Math" w:hAnsi="Cambria Math" w:cs="Times New Roman"/>
+                            <w:sz w:val="24"/>
+                            <w:szCs w:val="24"/>
+                          </w:rPr>
+                          <m:t>β</m:t>
+                        </w:del>
                       </m:r>
                     </m:e>
                     <m:sub>
                       <m:r>
-                        <w:rPr>
-                          <w:rFonts w:ascii="Cambria Math" w:hAnsi="Cambria Math" w:cs="Times New Roman"/>
-                          <w:sz w:val="24"/>
-                          <w:szCs w:val="24"/>
-                        </w:rPr>
-                        <m:t>3</m:t>
+                        <w:del w:id="28" w:author="Barrett, Hannah" w:date="2023-11-19T12:39:00Z">
+                          <w:rPr>
+                            <w:rFonts w:ascii="Cambria Math" w:hAnsi="Cambria Math" w:cs="Times New Roman"/>
+                            <w:sz w:val="24"/>
+                            <w:szCs w:val="24"/>
+                          </w:rPr>
+                          <m:t>3</m:t>
+                        </w:del>
                       </m:r>
                     </m:sub>
                   </m:sSub>
                   <m:sSub>
                     <m:sSubPr>
                       <m:ctrlPr>
-                        <w:rPr>
-                          <w:rFonts w:ascii="Cambria Math" w:hAnsi="Cambria Math" w:cs="Times New Roman"/>
-                          <w:i/>
-                          <w:sz w:val="24"/>
-                          <w:szCs w:val="24"/>
-                        </w:rPr>
+                        <w:del w:id="29" w:author="Barrett, Hannah" w:date="2023-11-19T12:39:00Z">
+                          <w:rPr>
+                            <w:rFonts w:ascii="Cambria Math" w:hAnsi="Cambria Math" w:cs="Times New Roman"/>
+                            <w:i/>
+                            <w:sz w:val="24"/>
+                            <w:szCs w:val="24"/>
+                          </w:rPr>
+                        </w:del>
                       </m:ctrlPr>
                     </m:sSubPr>
                     <m:e>
                       <m:r>
-                        <w:rPr>
-                          <w:rFonts w:ascii="Cambria Math" w:hAnsi="Cambria Math" w:cs="Times New Roman"/>
-                          <w:sz w:val="24"/>
-                          <w:szCs w:val="24"/>
-                        </w:rPr>
-                        <m:t>x</m:t>
+                        <w:del w:id="30" w:author="Barrett, Hannah" w:date="2023-11-19T12:39:00Z">
+                          <w:rPr>
+                            <w:rFonts w:ascii="Cambria Math" w:hAnsi="Cambria Math" w:cs="Times New Roman"/>
+                            <w:sz w:val="24"/>
+                            <w:szCs w:val="24"/>
+                          </w:rPr>
+                          <m:t>x</m:t>
+                        </w:del>
                       </m:r>
                     </m:e>
                     <m:sub>
                       <m:r>
-                        <w:rPr>
-                          <w:rFonts w:ascii="Cambria Math" w:hAnsi="Cambria Math" w:cs="Times New Roman"/>
-                          <w:sz w:val="24"/>
-                          <w:szCs w:val="24"/>
-                        </w:rPr>
-                        <m:t>i1</m:t>
+                        <w:del w:id="31" w:author="Barrett, Hannah" w:date="2023-11-19T12:39:00Z">
+                          <w:rPr>
+                            <w:rFonts w:ascii="Cambria Math" w:hAnsi="Cambria Math" w:cs="Times New Roman"/>
+                            <w:sz w:val="24"/>
+                            <w:szCs w:val="24"/>
+                          </w:rPr>
+                          <m:t>i1</m:t>
+                        </w:del>
                       </m:r>
                     </m:sub>
                   </m:sSub>
                   <m:sSub>
                     <m:sSubPr>
                       <m:ctrlPr>
-                        <w:rPr>
-                          <w:rFonts w:ascii="Cambria Math" w:hAnsi="Cambria Math" w:cs="Times New Roman"/>
-                          <w:i/>
-                          <w:sz w:val="24"/>
-                          <w:szCs w:val="24"/>
-                        </w:rPr>
+                        <w:del w:id="32" w:author="Barrett, Hannah" w:date="2023-11-19T12:39:00Z">
+                          <w:rPr>
+                            <w:rFonts w:ascii="Cambria Math" w:hAnsi="Cambria Math" w:cs="Times New Roman"/>
+                            <w:i/>
+                            <w:sz w:val="24"/>
+                            <w:szCs w:val="24"/>
+                          </w:rPr>
+                        </w:del>
                       </m:ctrlPr>
                     </m:sSubPr>
                     <m:e>
                       <m:r>
-                        <w:rPr>
-                          <w:rFonts w:ascii="Cambria Math" w:hAnsi="Cambria Math" w:cs="Times New Roman"/>
-                          <w:sz w:val="24"/>
-                          <w:szCs w:val="24"/>
-                        </w:rPr>
-                        <m:t>x</m:t>
+                        <w:del w:id="33" w:author="Barrett, Hannah" w:date="2023-11-19T12:39:00Z">
+                          <w:rPr>
+                            <w:rFonts w:ascii="Cambria Math" w:hAnsi="Cambria Math" w:cs="Times New Roman"/>
+                            <w:sz w:val="24"/>
+                            <w:szCs w:val="24"/>
+                          </w:rPr>
+                          <m:t>x</m:t>
+                        </w:del>
                       </m:r>
                     </m:e>
                     <m:sub>
                       <m:r>
-                        <w:rPr>
-                          <w:rFonts w:ascii="Cambria Math" w:hAnsi="Cambria Math" w:cs="Times New Roman"/>
-                          <w:sz w:val="24"/>
-                          <w:szCs w:val="24"/>
-                        </w:rPr>
-                        <m:t>i2</m:t>
+                        <w:del w:id="34" w:author="Barrett, Hannah" w:date="2023-11-19T12:39:00Z">
+                          <w:rPr>
+                            <w:rFonts w:ascii="Cambria Math" w:hAnsi="Cambria Math" w:cs="Times New Roman"/>
+                            <w:sz w:val="24"/>
+                            <w:szCs w:val="24"/>
+                          </w:rPr>
+                          <m:t>i2</m:t>
+                        </w:del>
                       </m:r>
                     </m:sub>
                   </m:sSub>
@@ -5105,7 +5398,7 @@
             <w:rPr>
               <w:rStyle w:val="CommentReference"/>
             </w:rPr>
-            <w:commentReference w:id="7"/>
+            <w:commentReference w:id="35"/>
           </m:r>
           <m:r>
             <m:rPr>
@@ -5315,13 +5608,47 @@
         </w:rPr>
         <w:t xml:space="preserve">). </w:t>
       </w:r>
-      <w:r>
-        <w:rPr>
-          <w:rFonts w:ascii="Times New Roman" w:hAnsi="Times New Roman" w:cs="Times New Roman"/>
-          <w:sz w:val="24"/>
-          <w:szCs w:val="24"/>
-        </w:rPr>
-        <w:t xml:space="preserve">All models included an interaction between the temperature and DO covariates. The result was four model sets, one for each data subset. </w:t>
+      <w:commentRangeStart w:id="36"/>
+      <w:del w:id="37" w:author="Barrett, Hannah" w:date="2023-11-19T12:39:00Z">
+        <w:r>
+          <w:rPr>
+            <w:rFonts w:ascii="Times New Roman" w:hAnsi="Times New Roman" w:cs="Times New Roman"/>
+            <w:sz w:val="24"/>
+            <w:szCs w:val="24"/>
+          </w:rPr>
+          <w:delText xml:space="preserve">All models included an interaction between the temperature and DO covariates. </w:delText>
+        </w:r>
+        <w:commentRangeEnd w:id="36"/>
+        <w:r>
+          <w:rPr>
+            <w:rStyle w:val="CommentReference"/>
+          </w:rPr>
+          <w:commentReference w:id="36"/>
+        </w:r>
+      </w:del>
+      <w:r>
+        <w:rPr>
+          <w:rFonts w:ascii="Times New Roman" w:hAnsi="Times New Roman" w:cs="Times New Roman"/>
+          <w:sz w:val="24"/>
+          <w:szCs w:val="24"/>
+        </w:rPr>
+        <w:t xml:space="preserve">The result was four model sets, one for each data subset. </w:t>
+      </w:r>
+      <w:r>
+        <w:rPr>
+          <w:rFonts w:ascii="Times New Roman" w:hAnsi="Times New Roman" w:cs="Times New Roman"/>
+          <w:sz w:val="24"/>
+          <w:szCs w:val="24"/>
+        </w:rPr>
+        <w:t>Models were fit using the mgcv package (</w:t>
+      </w:r>
+      <w:r>
+        <w:rPr>
+          <w:rFonts w:ascii="Times New Roman" w:hAnsi="Times New Roman" w:cs="Times New Roman"/>
+          <w:sz w:val="24"/>
+          <w:szCs w:val="24"/>
+        </w:rPr>
+        <w:t xml:space="preserve">Wood 2023) using REML estimated smoothing parameters (Wood 2004). </w:t>
       </w:r>
     </w:p>
     <w:p>
@@ -5335,31 +5662,149 @@
           <w:sz w:val="24"/>
           <w:szCs w:val="24"/>
         </w:rPr>
+        <w:lastRenderedPageBreak/>
         <w:t xml:space="preserve">We then created prediction data frames where temperature was allowed to vary across the full range of values recorded, while DO was held constant at </w:t>
       </w:r>
-      <w:commentRangeStart w:id="8"/>
-      <w:r>
-        <w:rPr>
-          <w:rFonts w:ascii="Times New Roman" w:hAnsi="Times New Roman" w:cs="Times New Roman"/>
-          <w:sz w:val="24"/>
-          <w:szCs w:val="24"/>
-        </w:rPr>
-        <w:t>the average DO recorded in the hypolimnion during the given 2-hour measurement window</w:t>
-      </w:r>
-      <w:commentRangeEnd w:id="8"/>
-      <w:r>
-        <w:rPr>
-          <w:rStyle w:val="CommentReference"/>
-        </w:rPr>
-        <w:commentReference w:id="8"/>
-      </w:r>
-      <w:r>
-        <w:rPr>
-          <w:rFonts w:ascii="Times New Roman" w:hAnsi="Times New Roman" w:cs="Times New Roman"/>
-          <w:sz w:val="24"/>
-          <w:szCs w:val="24"/>
-        </w:rPr>
-        <w:t xml:space="preserve">. Finally, we plotted selection predictions and their 95% confidence intervals, given the span of temperature-DO combinations provided.  </w:t>
+      <w:r>
+        <w:rPr>
+          <w:rFonts w:ascii="Times New Roman" w:hAnsi="Times New Roman" w:cs="Times New Roman"/>
+          <w:sz w:val="24"/>
+          <w:szCs w:val="24"/>
+        </w:rPr>
+        <w:t>4</w:t>
+      </w:r>
+      <w:r>
+        <w:rPr>
+          <w:rFonts w:ascii="Times New Roman" w:hAnsi="Times New Roman" w:cs="Times New Roman"/>
+          <w:sz w:val="24"/>
+          <w:szCs w:val="24"/>
+        </w:rPr>
+        <w:t>mg•L</w:t>
+      </w:r>
+      <w:r>
+        <w:rPr>
+          <w:rFonts w:ascii="Times New Roman" w:hAnsi="Times New Roman" w:cs="Times New Roman"/>
+          <w:sz w:val="24"/>
+          <w:szCs w:val="24"/>
+          <w:vertAlign w:val="superscript"/>
+        </w:rPr>
+        <w:t>-1</w:t>
+      </w:r>
+      <w:r>
+        <w:rPr>
+          <w:rFonts w:ascii="Times New Roman" w:hAnsi="Times New Roman" w:cs="Times New Roman"/>
+          <w:sz w:val="24"/>
+          <w:szCs w:val="24"/>
+        </w:rPr>
+        <w:t xml:space="preserve">, a cutoff representing the EPA 24-hour minimum DO criteria for cold water fish (DO below this </w:t>
+      </w:r>
+      <w:r>
+        <w:rPr>
+          <w:rFonts w:ascii="Times New Roman" w:hAnsi="Times New Roman" w:cs="Times New Roman"/>
+          <w:sz w:val="24"/>
+          <w:szCs w:val="24"/>
+        </w:rPr>
+        <w:t xml:space="preserve">threshold </w:t>
+      </w:r>
+      <w:r>
+        <w:rPr>
+          <w:rFonts w:ascii="Times New Roman" w:hAnsi="Times New Roman" w:cs="Times New Roman"/>
+          <w:sz w:val="24"/>
+          <w:szCs w:val="24"/>
+        </w:rPr>
+        <w:t>becomes stressful</w:t>
+      </w:r>
+      <w:r>
+        <w:rPr>
+          <w:rFonts w:ascii="Times New Roman" w:hAnsi="Times New Roman" w:cs="Times New Roman"/>
+          <w:sz w:val="24"/>
+          <w:szCs w:val="24"/>
+        </w:rPr>
+        <w:t xml:space="preserve">; </w:t>
+      </w:r>
+      <w:r>
+        <w:rPr>
+          <w:rFonts w:ascii="Times New Roman" w:hAnsi="Times New Roman" w:cs="Times New Roman"/>
+          <w:color w:val="000000"/>
+          <w:sz w:val="24"/>
+          <w:szCs w:val="24"/>
+        </w:rPr>
+        <w:t xml:space="preserve">US EPA </w:t>
+      </w:r>
+      <w:r>
+        <w:rPr>
+          <w:rFonts w:ascii="Times New Roman" w:hAnsi="Times New Roman" w:cs="Times New Roman"/>
+          <w:color w:val="000000"/>
+          <w:sz w:val="24"/>
+          <w:szCs w:val="24"/>
+        </w:rPr>
+        <w:t>1986</w:t>
+      </w:r>
+      <w:r>
+        <w:rPr>
+          <w:rFonts w:ascii="Times New Roman" w:hAnsi="Times New Roman" w:cs="Times New Roman"/>
+          <w:sz w:val="24"/>
+          <w:szCs w:val="24"/>
+        </w:rPr>
+        <w:t>)</w:t>
+      </w:r>
+      <w:r>
+        <w:rPr>
+          <w:rFonts w:ascii="Times New Roman" w:hAnsi="Times New Roman" w:cs="Times New Roman"/>
+          <w:sz w:val="24"/>
+          <w:szCs w:val="24"/>
+        </w:rPr>
+        <w:t>. Finally, we plotted selection predictions and their 95% confidence intervals</w:t>
+      </w:r>
+      <w:r>
+        <w:rPr>
+          <w:rFonts w:ascii="Times New Roman" w:hAnsi="Times New Roman" w:cs="Times New Roman"/>
+          <w:sz w:val="24"/>
+          <w:szCs w:val="24"/>
+        </w:rPr>
+        <w:t xml:space="preserve"> </w:t>
+      </w:r>
+      <w:r>
+        <w:rPr>
+          <w:rFonts w:ascii="Times New Roman" w:hAnsi="Times New Roman" w:cs="Times New Roman"/>
+          <w:sz w:val="24"/>
+          <w:szCs w:val="24"/>
+        </w:rPr>
+        <w:t>across the s</w:t>
+      </w:r>
+      <w:r>
+        <w:rPr>
+          <w:rFonts w:ascii="Times New Roman" w:hAnsi="Times New Roman" w:cs="Times New Roman"/>
+          <w:sz w:val="24"/>
+          <w:szCs w:val="24"/>
+        </w:rPr>
+        <w:t>pan of temperature-DO combinations</w:t>
+      </w:r>
+      <w:ins w:id="38" w:author="Barrett, Hannah" w:date="2023-11-19T13:04:00Z">
+        <w:r>
+          <w:rPr>
+            <w:rFonts w:ascii="Times New Roman" w:hAnsi="Times New Roman" w:cs="Times New Roman"/>
+            <w:sz w:val="24"/>
+            <w:szCs w:val="24"/>
+          </w:rPr>
+          <w:t xml:space="preserve"> </w:t>
+        </w:r>
+      </w:ins>
+      <w:r>
+        <w:rPr>
+          <w:rFonts w:ascii="Times New Roman" w:hAnsi="Times New Roman" w:cs="Times New Roman"/>
+          <w:sz w:val="24"/>
+          <w:szCs w:val="24"/>
+        </w:rPr>
+        <w:t>selected by tagged fish.</w:t>
+      </w:r>
+      <w:r>
+        <w:rPr>
+          <w:rFonts w:ascii="Times New Roman" w:hAnsi="Times New Roman" w:cs="Times New Roman"/>
+          <w:sz w:val="24"/>
+          <w:szCs w:val="24"/>
+        </w:rPr>
+        <w:t xml:space="preserve"> </w:t>
       </w:r>
     </w:p>
     <w:p>
@@ -5399,7 +5844,339 @@
           <w:sz w:val="24"/>
           <w:szCs w:val="24"/>
         </w:rPr>
-        <w:t>Vertical stratification and diel variation in habitat conditions</w:t>
+        <w:t>Vertical stratification and diel variation in temperature and DO</w:t>
+      </w:r>
+    </w:p>
+    <w:p>
+      <w:pPr>
+        <w:pStyle w:val="CommentText"/>
+        <w:spacing w:line="480" w:lineRule="auto"/>
+        <w:ind w:firstLine="720"/>
+      </w:pPr>
+      <w:r>
+        <w:rPr>
+          <w:rFonts w:ascii="Times New Roman" w:hAnsi="Times New Roman" w:cs="Times New Roman"/>
+          <w:sz w:val="24"/>
+          <w:szCs w:val="24"/>
+        </w:rPr>
+        <w:t xml:space="preserve">The stressors of low DO and high temperature varied asynchronously within these cold-water habitats. Profiles of temperature and DO in Blue Ruin alcove showed pronounced vertical stratification (Figure 1), with higher contrasts between layers during daytime. </w:t>
+      </w:r>
+      <w:r>
+        <w:rPr>
+          <w:rStyle w:val="CommentReference"/>
+        </w:rPr>
+        <w:annotationRef/>
+      </w:r>
+      <w:r>
+        <w:rPr>
+          <w:rFonts w:ascii="Times New Roman" w:hAnsi="Times New Roman" w:cs="Times New Roman"/>
+          <w:sz w:val="24"/>
+          <w:szCs w:val="24"/>
+        </w:rPr>
+        <w:t>During early-morning, water temperatures at the Blue Ruin alcove terminus remained cool and within a relatively narrow range. The range of DO was also narrow and constrained to concentrations &lt;4</w:t>
+      </w:r>
+      <w:r>
+        <w:rPr>
+          <w:rFonts w:ascii="Times New Roman" w:hAnsi="Times New Roman" w:cs="Times New Roman"/>
+          <w:sz w:val="24"/>
+          <w:szCs w:val="24"/>
+        </w:rPr>
+        <w:t>mg</w:t>
+      </w:r>
+      <w:r>
+        <w:rPr>
+          <w:rFonts w:ascii="Times New Roman" w:hAnsi="Times New Roman" w:cs="Times New Roman"/>
+          <w:sz w:val="24"/>
+          <w:szCs w:val="24"/>
+        </w:rPr>
+        <w:t>•</w:t>
+      </w:r>
+      <w:r>
+        <w:rPr>
+          <w:rFonts w:ascii="Times New Roman" w:hAnsi="Times New Roman" w:cs="Times New Roman"/>
+          <w:sz w:val="24"/>
+          <w:szCs w:val="24"/>
+        </w:rPr>
+        <w:t>L</w:t>
+      </w:r>
+      <w:r>
+        <w:rPr>
+          <w:rFonts w:ascii="Times New Roman" w:hAnsi="Times New Roman" w:cs="Times New Roman"/>
+          <w:sz w:val="24"/>
+          <w:szCs w:val="24"/>
+          <w:vertAlign w:val="superscript"/>
+        </w:rPr>
+        <w:t xml:space="preserve">-1 </w:t>
+      </w:r>
+      <w:r>
+        <w:rPr>
+          <w:rFonts w:ascii="Times New Roman" w:hAnsi="Times New Roman" w:cs="Times New Roman"/>
+          <w:sz w:val="24"/>
+          <w:szCs w:val="24"/>
+        </w:rPr>
+        <w:t>throughout the vertical profile, and ~2</w:t>
+      </w:r>
+      <w:r>
+        <w:rPr>
+          <w:rFonts w:ascii="Times New Roman" w:hAnsi="Times New Roman" w:cs="Times New Roman"/>
+          <w:sz w:val="24"/>
+          <w:szCs w:val="24"/>
+        </w:rPr>
+        <w:t>mg</w:t>
+      </w:r>
+      <w:r>
+        <w:rPr>
+          <w:rFonts w:ascii="Times New Roman" w:hAnsi="Times New Roman" w:cs="Times New Roman"/>
+          <w:sz w:val="24"/>
+          <w:szCs w:val="24"/>
+        </w:rPr>
+        <w:t>•</w:t>
+      </w:r>
+      <w:r>
+        <w:rPr>
+          <w:rFonts w:ascii="Times New Roman" w:hAnsi="Times New Roman" w:cs="Times New Roman"/>
+          <w:sz w:val="24"/>
+          <w:szCs w:val="24"/>
+        </w:rPr>
+        <w:t>L</w:t>
+      </w:r>
+      <w:r>
+        <w:rPr>
+          <w:rFonts w:ascii="Times New Roman" w:hAnsi="Times New Roman" w:cs="Times New Roman"/>
+          <w:sz w:val="24"/>
+          <w:szCs w:val="24"/>
+          <w:vertAlign w:val="superscript"/>
+        </w:rPr>
+        <w:t xml:space="preserve">-1 </w:t>
+      </w:r>
+      <w:r>
+        <w:rPr>
+          <w:rFonts w:ascii="Times New Roman" w:hAnsi="Times New Roman" w:cs="Times New Roman"/>
+          <w:sz w:val="24"/>
+          <w:szCs w:val="24"/>
+        </w:rPr>
+        <w:t>in the hypolimnion. In the afternoon, the range of temperature and DO was much greater, with values as high as 21℃ and 9.2</w:t>
+      </w:r>
+      <w:r>
+        <w:rPr>
+          <w:rFonts w:ascii="Times New Roman" w:hAnsi="Times New Roman" w:cs="Times New Roman"/>
+          <w:sz w:val="24"/>
+          <w:szCs w:val="24"/>
+        </w:rPr>
+        <w:t>mg</w:t>
+      </w:r>
+      <w:r>
+        <w:rPr>
+          <w:rFonts w:ascii="Times New Roman" w:hAnsi="Times New Roman" w:cs="Times New Roman"/>
+          <w:sz w:val="24"/>
+          <w:szCs w:val="24"/>
+        </w:rPr>
+        <w:t>•</w:t>
+      </w:r>
+      <w:r>
+        <w:rPr>
+          <w:rFonts w:ascii="Times New Roman" w:hAnsi="Times New Roman" w:cs="Times New Roman"/>
+          <w:sz w:val="24"/>
+          <w:szCs w:val="24"/>
+        </w:rPr>
+        <w:t>L</w:t>
+      </w:r>
+      <w:r>
+        <w:rPr>
+          <w:rFonts w:ascii="Times New Roman" w:hAnsi="Times New Roman" w:cs="Times New Roman"/>
+          <w:sz w:val="24"/>
+          <w:szCs w:val="24"/>
+          <w:vertAlign w:val="superscript"/>
+        </w:rPr>
+        <w:t xml:space="preserve">-1 </w:t>
+      </w:r>
+      <w:r>
+        <w:rPr>
+          <w:rFonts w:ascii="Times New Roman" w:hAnsi="Times New Roman" w:cs="Times New Roman"/>
+          <w:sz w:val="24"/>
+          <w:szCs w:val="24"/>
+        </w:rPr>
+        <w:t xml:space="preserve">in the epilimnion, and as low as 13.3 and 4.9 in the hypolimnion. </w:t>
+      </w:r>
+      <w:r>
+        <w:rPr>
+          <w:rFonts w:ascii="Times New Roman" w:hAnsi="Times New Roman" w:cs="Times New Roman"/>
+          <w:sz w:val="24"/>
+          <w:szCs w:val="24"/>
+        </w:rPr>
+        <w:t xml:space="preserve">Morning and late afternoon measurements taken along the alcove thalweg consistently yielded similar thermal profiles to those </w:t>
+      </w:r>
+      <w:r>
+        <w:rPr>
+          <w:rFonts w:ascii="Times New Roman" w:hAnsi="Times New Roman" w:cs="Times New Roman"/>
+          <w:sz w:val="24"/>
+          <w:szCs w:val="24"/>
+        </w:rPr>
+        <w:t>recorded at the alcove terminus</w:t>
+      </w:r>
+      <w:r>
+        <w:rPr>
+          <w:rFonts w:ascii="Times New Roman" w:hAnsi="Times New Roman" w:cs="Times New Roman"/>
+          <w:sz w:val="24"/>
+          <w:szCs w:val="24"/>
+        </w:rPr>
+        <w:t xml:space="preserve">, however measurements of DO across the alcove were more varied. </w:t>
+      </w:r>
+      <w:r>
+        <w:rPr>
+          <w:rFonts w:ascii="Times New Roman" w:hAnsi="Times New Roman" w:cs="Times New Roman"/>
+          <w:sz w:val="24"/>
+          <w:szCs w:val="24"/>
+        </w:rPr>
+        <w:t>I</w:t>
+      </w:r>
+      <w:r>
+        <w:rPr>
+          <w:rFonts w:ascii="Times New Roman" w:hAnsi="Times New Roman" w:cs="Times New Roman"/>
+          <w:sz w:val="24"/>
+          <w:szCs w:val="24"/>
+        </w:rPr>
+        <w:t>n the ear</w:t>
+      </w:r>
+      <w:r>
+        <w:rPr>
+          <w:rFonts w:ascii="Times New Roman" w:hAnsi="Times New Roman" w:cs="Times New Roman"/>
+          <w:sz w:val="24"/>
+          <w:szCs w:val="24"/>
+        </w:rPr>
+        <w:t>ly morning, for example,</w:t>
+      </w:r>
+      <w:r>
+        <w:rPr>
+          <w:rFonts w:ascii="Times New Roman" w:hAnsi="Times New Roman" w:cs="Times New Roman"/>
+          <w:sz w:val="24"/>
+          <w:szCs w:val="24"/>
+        </w:rPr>
+        <w:t xml:space="preserve"> maximum epilimnetic DO ranged between 3.7 – 6.7</w:t>
+      </w:r>
+      <w:r>
+        <w:rPr>
+          <w:rFonts w:ascii="Times New Roman" w:hAnsi="Times New Roman" w:cs="Times New Roman"/>
+          <w:sz w:val="24"/>
+          <w:szCs w:val="24"/>
+        </w:rPr>
+        <w:t xml:space="preserve"> </w:t>
+      </w:r>
+      <w:r>
+        <w:rPr>
+          <w:rFonts w:ascii="Times New Roman" w:hAnsi="Times New Roman" w:cs="Times New Roman"/>
+          <w:sz w:val="24"/>
+          <w:szCs w:val="24"/>
+        </w:rPr>
+        <w:t>mg</w:t>
+      </w:r>
+      <w:r>
+        <w:rPr>
+          <w:rFonts w:ascii="Times New Roman" w:hAnsi="Times New Roman" w:cs="Times New Roman"/>
+          <w:sz w:val="24"/>
+          <w:szCs w:val="24"/>
+        </w:rPr>
+        <w:t>•</w:t>
+      </w:r>
+      <w:r>
+        <w:rPr>
+          <w:rFonts w:ascii="Times New Roman" w:hAnsi="Times New Roman" w:cs="Times New Roman"/>
+          <w:sz w:val="24"/>
+          <w:szCs w:val="24"/>
+        </w:rPr>
+        <w:t>L</w:t>
+      </w:r>
+      <w:r>
+        <w:rPr>
+          <w:rFonts w:ascii="Times New Roman" w:hAnsi="Times New Roman" w:cs="Times New Roman"/>
+          <w:sz w:val="24"/>
+          <w:szCs w:val="24"/>
+          <w:vertAlign w:val="superscript"/>
+        </w:rPr>
+        <w:t>-1</w:t>
+      </w:r>
+      <w:r>
+        <w:rPr>
+          <w:rFonts w:ascii="Times New Roman" w:hAnsi="Times New Roman" w:cs="Times New Roman"/>
+          <w:sz w:val="24"/>
+          <w:szCs w:val="24"/>
+        </w:rPr>
+        <w:t>, whereas minimum hypolimnetic DO was as low as 0.3</w:t>
+      </w:r>
+      <w:r>
+        <w:rPr>
+          <w:rFonts w:ascii="Times New Roman" w:hAnsi="Times New Roman" w:cs="Times New Roman"/>
+          <w:sz w:val="24"/>
+          <w:szCs w:val="24"/>
+        </w:rPr>
+        <w:t>mg</w:t>
+      </w:r>
+      <w:r>
+        <w:rPr>
+          <w:rFonts w:ascii="Times New Roman" w:hAnsi="Times New Roman" w:cs="Times New Roman"/>
+          <w:sz w:val="24"/>
+          <w:szCs w:val="24"/>
+        </w:rPr>
+        <w:t>•</w:t>
+      </w:r>
+      <w:r>
+        <w:rPr>
+          <w:rFonts w:ascii="Times New Roman" w:hAnsi="Times New Roman" w:cs="Times New Roman"/>
+          <w:sz w:val="24"/>
+          <w:szCs w:val="24"/>
+        </w:rPr>
+        <w:t>L</w:t>
+      </w:r>
+      <w:r>
+        <w:rPr>
+          <w:rFonts w:ascii="Times New Roman" w:hAnsi="Times New Roman" w:cs="Times New Roman"/>
+          <w:sz w:val="24"/>
+          <w:szCs w:val="24"/>
+          <w:vertAlign w:val="superscript"/>
+        </w:rPr>
+        <w:t>-1</w:t>
+      </w:r>
+      <w:r>
+        <w:rPr>
+          <w:rFonts w:ascii="Times New Roman" w:hAnsi="Times New Roman" w:cs="Times New Roman"/>
+          <w:sz w:val="24"/>
+          <w:szCs w:val="24"/>
+          <w:vertAlign w:val="superscript"/>
+        </w:rPr>
+        <w:t xml:space="preserve"> </w:t>
+      </w:r>
+      <w:r>
+        <w:rPr>
+          <w:rFonts w:ascii="Times New Roman" w:hAnsi="Times New Roman" w:cs="Times New Roman"/>
+          <w:sz w:val="24"/>
+          <w:szCs w:val="24"/>
+        </w:rPr>
+        <w:t>in some</w:t>
+      </w:r>
+      <w:r>
+        <w:rPr>
+          <w:rFonts w:ascii="Times New Roman" w:hAnsi="Times New Roman" w:cs="Times New Roman"/>
+          <w:sz w:val="24"/>
+          <w:szCs w:val="24"/>
+          <w:vertAlign w:val="superscript"/>
+        </w:rPr>
+        <w:t xml:space="preserve"> </w:t>
+      </w:r>
+      <w:r>
+        <w:rPr>
+          <w:rFonts w:ascii="Times New Roman" w:hAnsi="Times New Roman" w:cs="Times New Roman"/>
+          <w:sz w:val="24"/>
+          <w:szCs w:val="24"/>
+        </w:rPr>
+        <w:t>locations</w:t>
+      </w:r>
+      <w:r>
+        <w:rPr>
+          <w:rFonts w:ascii="Times New Roman" w:hAnsi="Times New Roman" w:cs="Times New Roman"/>
+          <w:sz w:val="24"/>
+          <w:szCs w:val="24"/>
+        </w:rPr>
+        <w:t>.</w:t>
       </w:r>
     </w:p>
     <w:p>
@@ -5418,66 +6195,24 @@
           <w:sz w:val="24"/>
           <w:szCs w:val="24"/>
         </w:rPr>
+        <w:t xml:space="preserve">Both Blue Ruin and Norwood cold-water alcoves displayed distinct diel cycling of DO and temperature (Figure 2, Table 1, Supplemental Figure 2 &amp; 3). In both alcoves, a DO minima and maxima occurred during the early morning and early evening, respectively. However, the </w:t>
+      </w:r>
+      <w:r>
+        <w:rPr>
+          <w:rFonts w:ascii="Times New Roman" w:hAnsi="Times New Roman" w:cs="Times New Roman"/>
+          <w:sz w:val="24"/>
+          <w:szCs w:val="24"/>
+        </w:rPr>
+        <w:t>2-</w:t>
+      </w:r>
+      <w:r>
+        <w:rPr>
+          <w:rFonts w:ascii="Times New Roman" w:hAnsi="Times New Roman" w:cs="Times New Roman"/>
+          <w:sz w:val="24"/>
+          <w:szCs w:val="24"/>
+        </w:rPr>
         <w:lastRenderedPageBreak/>
-        <w:t>Profiles of temperature and DO in Blue Ruin alcove show pronounced vertical stratification (Figure 1). Surface temperatures increased from 17.7℃ to 22.8℃ between early morning and late afternoon, and surface DO concentrations increased from 3.9mg•L</w:t>
-      </w:r>
-      <w:r>
-        <w:rPr>
-          <w:rFonts w:ascii="Times New Roman" w:hAnsi="Times New Roman" w:cs="Times New Roman"/>
-          <w:sz w:val="24"/>
-          <w:szCs w:val="24"/>
-          <w:vertAlign w:val="superscript"/>
-        </w:rPr>
-        <w:t>-1</w:t>
-      </w:r>
-      <w:r>
-        <w:rPr>
-          <w:rFonts w:ascii="Times New Roman" w:hAnsi="Times New Roman" w:cs="Times New Roman"/>
-          <w:sz w:val="24"/>
-          <w:szCs w:val="24"/>
-        </w:rPr>
-        <w:t xml:space="preserve"> to 9.1mg•L</w:t>
-      </w:r>
-      <w:r>
-        <w:rPr>
-          <w:rFonts w:ascii="Times New Roman" w:hAnsi="Times New Roman" w:cs="Times New Roman"/>
-          <w:sz w:val="24"/>
-          <w:szCs w:val="24"/>
-          <w:vertAlign w:val="superscript"/>
-        </w:rPr>
-        <w:t>-1</w:t>
-      </w:r>
-      <w:r>
-        <w:rPr>
-          <w:rFonts w:ascii="Times New Roman" w:hAnsi="Times New Roman" w:cs="Times New Roman"/>
-          <w:sz w:val="24"/>
-          <w:szCs w:val="24"/>
-        </w:rPr>
-        <w:t>, respectively. Conversely, hypolimnetic temperature and DO remained fairly consistent between the two measurement periods. Both Blue Ruin and Norwood cold-water alcoves display</w:t>
-      </w:r>
-      <w:r>
-        <w:rPr>
-          <w:rFonts w:ascii="Times New Roman" w:hAnsi="Times New Roman" w:cs="Times New Roman"/>
-          <w:sz w:val="24"/>
-          <w:szCs w:val="24"/>
-        </w:rPr>
-        <w:t>ed</w:t>
-      </w:r>
-      <w:r>
-        <w:rPr>
-          <w:rFonts w:ascii="Times New Roman" w:hAnsi="Times New Roman" w:cs="Times New Roman"/>
-          <w:sz w:val="24"/>
-          <w:szCs w:val="24"/>
-        </w:rPr>
-        <w:t xml:space="preserve"> distinct diel cycling of DO and temperature (Figure 2, Table 1, Supplemental Figure 2 &amp; 3). In both alcoves, a DO minima and maxima occurred during the early morning and early evening, respectively. However, the </w:t>
-      </w:r>
-      <w:r>
-        <w:rPr>
-          <w:rFonts w:ascii="Times New Roman" w:hAnsi="Times New Roman" w:cs="Times New Roman"/>
-          <w:sz w:val="24"/>
-          <w:szCs w:val="24"/>
-        </w:rPr>
-        <w:t>2-hour periods of high and low DO occurred at slightly shifted windows of time (5:00-7:00 &amp; 17:00-19:00 for Blue Ruin, 6:00-8:00 &amp; 18:00-20:00 for Norwood), likely due to differing alcove orientation and solar exposure.</w:t>
+        <w:t>hour periods of high and low DO occurred at slightly shifted windows of time (5:00-7:00 &amp; 17:00-19:00 for Blue Ruin, 6:00-8:00 &amp; 18:00-20:00 for Norwood), likely due to differing alcove orientation and solar exposure.</w:t>
       </w:r>
     </w:p>
     <w:p>
@@ -5486,6 +6221,7 @@
         <w:ind w:firstLine="720"/>
         <w:rPr>
           <w:rFonts w:ascii="Times New Roman" w:hAnsi="Times New Roman" w:cs="Times New Roman"/>
+          <w:b/>
           <w:sz w:val="24"/>
           <w:szCs w:val="24"/>
         </w:rPr>
@@ -5496,7 +6232,123 @@
           <w:sz w:val="24"/>
           <w:szCs w:val="24"/>
         </w:rPr>
-        <w:t xml:space="preserve">Results from linear models comparing the 2-hour windows of DO-minima and DO-maxima at Blue Ruin and Norwood alcoves all show a clear positive relationship (Figure 3, Table 2). Similarly, results from a linear mixed model comparing all six alcoves maintains this strong positive relationship. The severity of the slope, however, varies amongst alcoves. </w:t>
+        <w:t>Results from linear models comparing the 2-hour windows of DO-minima and DO-maxima at Blue Ruin and Norwood alcoves all show a clear positive relationship (Figure 3, Table 2). Similarly, results from a linear mixed model comparing all six alcoves maintains thi</w:t>
+      </w:r>
+      <w:r>
+        <w:rPr>
+          <w:rFonts w:ascii="Times New Roman" w:hAnsi="Times New Roman" w:cs="Times New Roman"/>
+          <w:sz w:val="24"/>
+          <w:szCs w:val="24"/>
+        </w:rPr>
+        <w:t>s strong positive relationship. While the slope severity and intercept values</w:t>
+      </w:r>
+      <w:r>
+        <w:rPr>
+          <w:rFonts w:ascii="Times New Roman" w:hAnsi="Times New Roman" w:cs="Times New Roman"/>
+          <w:sz w:val="24"/>
+          <w:szCs w:val="24"/>
+        </w:rPr>
+        <w:t xml:space="preserve"> var</w:t>
+      </w:r>
+      <w:r>
+        <w:rPr>
+          <w:rFonts w:ascii="Times New Roman" w:hAnsi="Times New Roman" w:cs="Times New Roman"/>
+          <w:sz w:val="24"/>
+          <w:szCs w:val="24"/>
+        </w:rPr>
+        <w:t>y</w:t>
+      </w:r>
+      <w:r>
+        <w:rPr>
+          <w:rFonts w:ascii="Times New Roman" w:hAnsi="Times New Roman" w:cs="Times New Roman"/>
+          <w:sz w:val="24"/>
+          <w:szCs w:val="24"/>
+        </w:rPr>
+        <w:t xml:space="preserve"> amongst </w:t>
+      </w:r>
+      <w:r>
+        <w:rPr>
+          <w:rFonts w:ascii="Times New Roman" w:hAnsi="Times New Roman" w:cs="Times New Roman"/>
+          <w:sz w:val="24"/>
+          <w:szCs w:val="24"/>
+        </w:rPr>
+        <w:t>cold-water alcoves</w:t>
+      </w:r>
+      <w:ins w:id="39" w:author="Barrett, Hannah" w:date="2023-11-20T12:40:00Z">
+        <w:r>
+          <w:rPr>
+            <w:rFonts w:ascii="Times New Roman" w:hAnsi="Times New Roman" w:cs="Times New Roman"/>
+            <w:sz w:val="24"/>
+            <w:szCs w:val="24"/>
+          </w:rPr>
+          <w:t>,</w:t>
+        </w:r>
+      </w:ins>
+      <w:r>
+        <w:rPr>
+          <w:rFonts w:ascii="Times New Roman" w:hAnsi="Times New Roman" w:cs="Times New Roman"/>
+          <w:sz w:val="24"/>
+          <w:szCs w:val="24"/>
+        </w:rPr>
+        <w:t xml:space="preserve"> these</w:t>
+      </w:r>
+      <w:del w:id="40" w:author="Barrett, Hannah" w:date="2023-11-20T12:40:00Z">
+        <w:r>
+          <w:rPr>
+            <w:rFonts w:ascii="Times New Roman" w:hAnsi="Times New Roman" w:cs="Times New Roman"/>
+            <w:sz w:val="24"/>
+            <w:szCs w:val="24"/>
+          </w:rPr>
+          <w:delText>,</w:delText>
+        </w:r>
+      </w:del>
+      <w:r>
+        <w:rPr>
+          <w:rFonts w:ascii="Times New Roman" w:hAnsi="Times New Roman" w:cs="Times New Roman"/>
+          <w:sz w:val="24"/>
+          <w:szCs w:val="24"/>
+        </w:rPr>
+        <w:t xml:space="preserve"> </w:t>
+      </w:r>
+      <w:r>
+        <w:rPr>
+          <w:rFonts w:ascii="Times New Roman" w:hAnsi="Times New Roman" w:cs="Times New Roman"/>
+          <w:sz w:val="24"/>
+          <w:szCs w:val="24"/>
+        </w:rPr>
+        <w:t xml:space="preserve">habitats consistently present a trade-off between temperature and DO. </w:t>
+      </w:r>
+      <w:r>
+        <w:rPr>
+          <w:rFonts w:ascii="Times New Roman" w:hAnsi="Times New Roman" w:cs="Times New Roman"/>
+          <w:sz w:val="24"/>
+          <w:szCs w:val="24"/>
+        </w:rPr>
+        <w:t>This trade-off is more pronounced in</w:t>
+      </w:r>
+      <w:r>
+        <w:rPr>
+          <w:rFonts w:ascii="Times New Roman" w:hAnsi="Times New Roman" w:cs="Times New Roman"/>
+          <w:sz w:val="24"/>
+          <w:szCs w:val="24"/>
+        </w:rPr>
+        <w:t xml:space="preserve"> the early morning (low DO window</w:t>
+      </w:r>
+      <w:r>
+        <w:rPr>
+          <w:rFonts w:ascii="Times New Roman" w:hAnsi="Times New Roman" w:cs="Times New Roman"/>
+          <w:sz w:val="24"/>
+          <w:szCs w:val="24"/>
+        </w:rPr>
+        <w:t>),</w:t>
+      </w:r>
+      <w:r>
+        <w:rPr>
+          <w:rFonts w:ascii="Times New Roman" w:hAnsi="Times New Roman" w:cs="Times New Roman"/>
+          <w:sz w:val="24"/>
+          <w:szCs w:val="24"/>
+        </w:rPr>
+        <w:t xml:space="preserve"> as there is a narrower range of preferred cool temperatures that are also adequately oxygenated.</w:t>
       </w:r>
     </w:p>
     <w:p>
@@ -5734,7 +6586,6 @@
           <w:sz w:val="24"/>
           <w:szCs w:val="24"/>
         </w:rPr>
-        <w:lastRenderedPageBreak/>
         <w:t>Fine scale diel vertical movements in captive fish</w:t>
       </w:r>
     </w:p>
@@ -5754,23 +6605,25 @@
           <w:sz w:val="24"/>
           <w:szCs w:val="24"/>
         </w:rPr>
-        <w:t xml:space="preserve">Fish clearly displayed </w:t>
-      </w:r>
-      <w:r>
-        <w:rPr>
-          <w:rFonts w:ascii="Times New Roman" w:hAnsi="Times New Roman" w:cs="Times New Roman"/>
-          <w:sz w:val="24"/>
-          <w:szCs w:val="24"/>
-        </w:rPr>
-        <w:t>fine scale</w:t>
-      </w:r>
-      <w:r>
-        <w:rPr>
-          <w:rFonts w:ascii="Times New Roman" w:hAnsi="Times New Roman" w:cs="Times New Roman"/>
-          <w:sz w:val="24"/>
-          <w:szCs w:val="24"/>
-        </w:rPr>
-        <w:t xml:space="preserve"> diel</w:t>
+        <w:t xml:space="preserve">Cutthroat trout monitored </w:t>
+      </w:r>
+      <w:r>
+        <w:rPr>
+          <w:rFonts w:ascii="Times New Roman" w:hAnsi="Times New Roman" w:cs="Times New Roman"/>
+          <w:i/>
+          <w:iCs/>
+          <w:sz w:val="24"/>
+          <w:szCs w:val="24"/>
+        </w:rPr>
+        <w:t>in situ</w:t>
+      </w:r>
+      <w:r>
+        <w:rPr>
+          <w:rFonts w:ascii="Times New Roman" w:hAnsi="Times New Roman" w:cs="Times New Roman"/>
+          <w:sz w:val="24"/>
+          <w:szCs w:val="24"/>
+        </w:rPr>
+        <w:t xml:space="preserve"> exhibited diel</w:t>
       </w:r>
       <w:r>
         <w:rPr>
@@ -5786,55 +6639,179 @@
           <w:sz w:val="24"/>
           <w:szCs w:val="24"/>
         </w:rPr>
-        <w:t>ovements</w:t>
-      </w:r>
-      <w:r>
-        <w:rPr>
-          <w:rFonts w:ascii="Times New Roman" w:hAnsi="Times New Roman" w:cs="Times New Roman"/>
-          <w:sz w:val="24"/>
-          <w:szCs w:val="24"/>
-        </w:rPr>
-        <w:t xml:space="preserve"> in order to escape the alternating stressors of hypoxia and high temperatures</w:t>
-      </w:r>
-      <w:r>
-        <w:rPr>
-          <w:rFonts w:ascii="Times New Roman" w:hAnsi="Times New Roman" w:cs="Times New Roman"/>
-          <w:sz w:val="24"/>
-          <w:szCs w:val="24"/>
-        </w:rPr>
-        <w:t xml:space="preserve"> (Figure 4b). Tagged fish exhibited individual and intra-individual level variation in movement patterns (Supplemental Figure 4), h</w:t>
-      </w:r>
-      <w:r>
-        <w:rPr>
-          <w:rFonts w:ascii="Times New Roman" w:hAnsi="Times New Roman" w:cs="Times New Roman"/>
-          <w:sz w:val="24"/>
-          <w:szCs w:val="24"/>
-        </w:rPr>
-        <w:t>owever even with this variation, a smoothed fit of fis</w:t>
-      </w:r>
-      <w:r>
-        <w:rPr>
-          <w:rFonts w:ascii="Times New Roman" w:hAnsi="Times New Roman" w:cs="Times New Roman"/>
-          <w:sz w:val="24"/>
-          <w:szCs w:val="24"/>
-        </w:rPr>
-        <w:t xml:space="preserve">h depth across time with all </w:t>
-      </w:r>
-      <w:r>
-        <w:rPr>
-          <w:rFonts w:ascii="Times New Roman" w:hAnsi="Times New Roman" w:cs="Times New Roman"/>
-          <w:sz w:val="24"/>
-          <w:szCs w:val="24"/>
-        </w:rPr>
-        <w:t xml:space="preserve">individuals </w:t>
-      </w:r>
-      <w:r>
-        <w:rPr>
-          <w:rFonts w:ascii="Times New Roman" w:hAnsi="Times New Roman" w:cs="Times New Roman"/>
-          <w:sz w:val="24"/>
-          <w:szCs w:val="24"/>
-        </w:rPr>
-        <w:t xml:space="preserve">yielded a distinct vertical movement pattern (Figure 4c). Fish shifted deeper in the water column at dawn (~6:00), and held at depth until early evening (~18:00). In total, we collected data from 13-fish in Blue Ruin alcove, and 8-fish in Norwood alcove; 9-fish escaped the net pens during the study, and two of the iButtons recovered from Blue Ruin were corrupted and only contained 3-days of useable data. </w:t>
+        <w:t>ovement</w:t>
+      </w:r>
+      <w:r>
+        <w:rPr>
+          <w:rFonts w:ascii="Times New Roman" w:hAnsi="Times New Roman" w:cs="Times New Roman"/>
+          <w:sz w:val="24"/>
+          <w:szCs w:val="24"/>
+        </w:rPr>
+        <w:t xml:space="preserve"> </w:t>
+      </w:r>
+      <w:r>
+        <w:rPr>
+          <w:rFonts w:ascii="Times New Roman" w:hAnsi="Times New Roman" w:cs="Times New Roman"/>
+          <w:sz w:val="24"/>
+          <w:szCs w:val="24"/>
+        </w:rPr>
+        <w:t>similar to that generated by the TDO</w:t>
+      </w:r>
+      <w:r>
+        <w:rPr>
+          <w:rFonts w:ascii="Times New Roman" w:hAnsi="Times New Roman" w:cs="Times New Roman"/>
+          <w:sz w:val="24"/>
+          <w:szCs w:val="24"/>
+          <w:vertAlign w:val="subscript"/>
+        </w:rPr>
+        <w:t xml:space="preserve">opt </w:t>
+      </w:r>
+      <w:r>
+        <w:rPr>
+          <w:rFonts w:ascii="Times New Roman" w:hAnsi="Times New Roman" w:cs="Times New Roman"/>
+          <w:sz w:val="24"/>
+          <w:szCs w:val="24"/>
+        </w:rPr>
+        <w:t>strategy (Figure 4b). These tagged fish exhibited individual and intra-</w:t>
+      </w:r>
+      <w:r>
+        <w:rPr>
+          <w:rFonts w:ascii="Times New Roman" w:hAnsi="Times New Roman" w:cs="Times New Roman"/>
+          <w:sz w:val="24"/>
+          <w:szCs w:val="24"/>
+        </w:rPr>
+        <w:lastRenderedPageBreak/>
+        <w:t xml:space="preserve">individual level variation in movement patterns (Supplemental Figure 4), but a </w:t>
+      </w:r>
+      <w:r>
+        <w:rPr>
+          <w:rFonts w:ascii="Times New Roman" w:hAnsi="Times New Roman" w:cs="Times New Roman"/>
+          <w:sz w:val="24"/>
+          <w:szCs w:val="24"/>
+        </w:rPr>
+        <w:t>smoothed fit of fis</w:t>
+      </w:r>
+      <w:r>
+        <w:rPr>
+          <w:rFonts w:ascii="Times New Roman" w:hAnsi="Times New Roman" w:cs="Times New Roman"/>
+          <w:sz w:val="24"/>
+          <w:szCs w:val="24"/>
+        </w:rPr>
+        <w:t xml:space="preserve">h depth versus time-of-day, pooled across all </w:t>
+      </w:r>
+      <w:r>
+        <w:rPr>
+          <w:rFonts w:ascii="Times New Roman" w:hAnsi="Times New Roman" w:cs="Times New Roman"/>
+          <w:sz w:val="24"/>
+          <w:szCs w:val="24"/>
+        </w:rPr>
+        <w:t>individuals</w:t>
+      </w:r>
+      <w:r>
+        <w:rPr>
+          <w:rFonts w:ascii="Times New Roman" w:hAnsi="Times New Roman" w:cs="Times New Roman"/>
+          <w:sz w:val="24"/>
+          <w:szCs w:val="24"/>
+        </w:rPr>
+        <w:t>,</w:t>
+      </w:r>
+      <w:r>
+        <w:rPr>
+          <w:rFonts w:ascii="Times New Roman" w:hAnsi="Times New Roman" w:cs="Times New Roman"/>
+          <w:sz w:val="24"/>
+          <w:szCs w:val="24"/>
+        </w:rPr>
+        <w:t xml:space="preserve"> </w:t>
+      </w:r>
+      <w:r>
+        <w:rPr>
+          <w:rFonts w:ascii="Times New Roman" w:hAnsi="Times New Roman" w:cs="Times New Roman"/>
+          <w:sz w:val="24"/>
+          <w:szCs w:val="24"/>
+        </w:rPr>
+        <w:t xml:space="preserve">yielded a distinct vertical movement pattern (Figure 4c). Fish shifted deeper in the water column at dawn (~6:00), and held at depth until early evening (~18:00). </w:t>
+      </w:r>
+      <w:r>
+        <w:rPr>
+          <w:rFonts w:ascii="Times New Roman" w:hAnsi="Times New Roman" w:cs="Times New Roman"/>
+          <w:sz w:val="24"/>
+          <w:szCs w:val="24"/>
+        </w:rPr>
+        <w:t>These vertical movements did not encompass the entire water column, and were constrained roughly to the hypo- and metalimnion</w:t>
+      </w:r>
+      <w:r>
+        <w:rPr>
+          <w:rFonts w:ascii="Times New Roman" w:hAnsi="Times New Roman" w:cs="Times New Roman"/>
+          <w:sz w:val="24"/>
+          <w:szCs w:val="24"/>
+        </w:rPr>
+        <w:t xml:space="preserve">. </w:t>
+      </w:r>
+      <w:r>
+        <w:rPr>
+          <w:rFonts w:ascii="Times New Roman" w:hAnsi="Times New Roman" w:cs="Times New Roman"/>
+          <w:sz w:val="24"/>
+          <w:szCs w:val="24"/>
+        </w:rPr>
+        <w:t xml:space="preserve">By avoiding the warmer epilimnion, tagged fish encountered </w:t>
+      </w:r>
+      <w:r>
+        <w:rPr>
+          <w:rFonts w:ascii="Times New Roman" w:hAnsi="Times New Roman" w:cs="Times New Roman"/>
+          <w:sz w:val="24"/>
+          <w:szCs w:val="24"/>
+        </w:rPr>
+        <w:t>average maximum daily temperature</w:t>
+      </w:r>
+      <w:r>
+        <w:rPr>
+          <w:rFonts w:ascii="Times New Roman" w:hAnsi="Times New Roman" w:cs="Times New Roman"/>
+          <w:sz w:val="24"/>
+          <w:szCs w:val="24"/>
+        </w:rPr>
+        <w:t>s</w:t>
+      </w:r>
+      <w:r>
+        <w:rPr>
+          <w:rFonts w:ascii="Times New Roman" w:hAnsi="Times New Roman" w:cs="Times New Roman"/>
+          <w:sz w:val="24"/>
+          <w:szCs w:val="24"/>
+        </w:rPr>
+        <w:t xml:space="preserve"> and average minimum daily DO intermediate to conditions selected by TDO</w:t>
+      </w:r>
+      <w:r>
+        <w:rPr>
+          <w:rFonts w:ascii="Times New Roman" w:hAnsi="Times New Roman" w:cs="Times New Roman"/>
+          <w:sz w:val="24"/>
+          <w:szCs w:val="24"/>
+          <w:vertAlign w:val="subscript"/>
+        </w:rPr>
+        <w:t xml:space="preserve">opt </w:t>
+      </w:r>
+      <w:r>
+        <w:rPr>
+          <w:rFonts w:ascii="Times New Roman" w:hAnsi="Times New Roman" w:cs="Times New Roman"/>
+          <w:sz w:val="24"/>
+          <w:szCs w:val="24"/>
+        </w:rPr>
+        <w:t>and T</w:t>
+      </w:r>
+      <w:r>
+        <w:rPr>
+          <w:rFonts w:ascii="Times New Roman" w:hAnsi="Times New Roman" w:cs="Times New Roman"/>
+          <w:sz w:val="24"/>
+          <w:szCs w:val="24"/>
+          <w:vertAlign w:val="subscript"/>
+        </w:rPr>
+        <w:t>min</w:t>
+      </w:r>
+      <w:r>
+        <w:rPr>
+          <w:rFonts w:ascii="Times New Roman" w:hAnsi="Times New Roman" w:cs="Times New Roman"/>
+          <w:sz w:val="24"/>
+          <w:szCs w:val="24"/>
+        </w:rPr>
+        <w:t xml:space="preserve"> simulated fish (Figure 5).  </w:t>
       </w:r>
     </w:p>
     <w:p>
@@ -5868,39 +6845,130 @@
           <w:sz w:val="24"/>
           <w:szCs w:val="24"/>
         </w:rPr>
-        <w:t xml:space="preserve">Our discrete-choice models supported shifting habitat selection between the windows of maximum and minimum DO. </w:t>
-      </w:r>
-      <w:r>
-        <w:rPr>
-          <w:rFonts w:ascii="Times New Roman" w:hAnsi="Times New Roman" w:cs="Times New Roman"/>
-          <w:sz w:val="24"/>
-          <w:szCs w:val="24"/>
-        </w:rPr>
-        <w:t>In Norwood alcove, t</w:t>
-      </w:r>
-      <w:r>
-        <w:rPr>
-          <w:rFonts w:ascii="Times New Roman" w:hAnsi="Times New Roman" w:cs="Times New Roman"/>
-          <w:sz w:val="24"/>
-          <w:szCs w:val="24"/>
-        </w:rPr>
-        <w:t xml:space="preserve">agged fish showed strong avoidance of cool temperatures during the DO-minima that shifted to a high probability of selecting cool temperatures during the DO-maxima (Figure 6, Table 3). </w:t>
-      </w:r>
-      <w:r>
-        <w:rPr>
-          <w:rFonts w:ascii="Times New Roman" w:hAnsi="Times New Roman" w:cs="Times New Roman"/>
-          <w:sz w:val="24"/>
-          <w:szCs w:val="24"/>
-        </w:rPr>
-        <w:t xml:space="preserve">In Blue Ruin alcove, there was no apparent selection preference during the window of minimum DO, however selection probability was heavily skewed towards cold temperature during the window of maximum DO. </w:t>
-      </w:r>
-      <w:r>
-        <w:rPr>
-          <w:rFonts w:ascii="Times New Roman" w:hAnsi="Times New Roman" w:cs="Times New Roman"/>
-          <w:sz w:val="24"/>
-          <w:szCs w:val="24"/>
-        </w:rPr>
-        <w:t>As cool temperatures were consistently reflective of the hypolimnion, these results also confirm a shifting selection probability between the bottom and surface layers of the water column, consistent with diel vertical migration. The significance of the covariates included in the four model sets varied between time window and alcove habitat. There was high correlation between the temperature and DO covariates (≥ 0.8), however this level of correlation was unavoidable as these two variables fluctuate in rough synchrony.</w:t>
+        <w:t xml:space="preserve">Our </w:t>
+      </w:r>
+      <w:r>
+        <w:rPr>
+          <w:rFonts w:ascii="Times New Roman" w:hAnsi="Times New Roman" w:cs="Times New Roman"/>
+          <w:sz w:val="24"/>
+          <w:szCs w:val="24"/>
+        </w:rPr>
+        <w:t xml:space="preserve">Cox proportional hazards regression models </w:t>
+      </w:r>
+      <w:r>
+        <w:rPr>
+          <w:rFonts w:ascii="Times New Roman" w:hAnsi="Times New Roman" w:cs="Times New Roman"/>
+          <w:sz w:val="24"/>
+          <w:szCs w:val="24"/>
+        </w:rPr>
+        <w:t xml:space="preserve">supported shifting habitat selection between the windows of maximum and minimum DO. </w:t>
+      </w:r>
+      <w:r>
+        <w:rPr>
+          <w:rFonts w:ascii="Times New Roman" w:hAnsi="Times New Roman" w:cs="Times New Roman"/>
+          <w:sz w:val="24"/>
+          <w:szCs w:val="24"/>
+        </w:rPr>
+        <w:t xml:space="preserve">In </w:t>
+      </w:r>
+      <w:r>
+        <w:rPr>
+          <w:rFonts w:ascii="Times New Roman" w:hAnsi="Times New Roman" w:cs="Times New Roman"/>
+          <w:sz w:val="24"/>
+          <w:szCs w:val="24"/>
+        </w:rPr>
+        <w:t>both cold-water</w:t>
+      </w:r>
+      <w:r>
+        <w:rPr>
+          <w:rFonts w:ascii="Times New Roman" w:hAnsi="Times New Roman" w:cs="Times New Roman"/>
+          <w:sz w:val="24"/>
+          <w:szCs w:val="24"/>
+        </w:rPr>
+        <w:t xml:space="preserve"> alcove</w:t>
+      </w:r>
+      <w:r>
+        <w:rPr>
+          <w:rFonts w:ascii="Times New Roman" w:hAnsi="Times New Roman" w:cs="Times New Roman"/>
+          <w:sz w:val="24"/>
+          <w:szCs w:val="24"/>
+        </w:rPr>
+        <w:t>s</w:t>
+      </w:r>
+      <w:r>
+        <w:rPr>
+          <w:rFonts w:ascii="Times New Roman" w:hAnsi="Times New Roman" w:cs="Times New Roman"/>
+          <w:sz w:val="24"/>
+          <w:szCs w:val="24"/>
+        </w:rPr>
+        <w:t>, t</w:t>
+      </w:r>
+      <w:r>
+        <w:rPr>
+          <w:rFonts w:ascii="Times New Roman" w:hAnsi="Times New Roman" w:cs="Times New Roman"/>
+          <w:sz w:val="24"/>
+          <w:szCs w:val="24"/>
+        </w:rPr>
+        <w:t>agged fish showed avoidance of cool temperatures during the DO-minima that shifted to a</w:t>
+      </w:r>
+      <w:r>
+        <w:rPr>
+          <w:rFonts w:ascii="Times New Roman" w:hAnsi="Times New Roman" w:cs="Times New Roman"/>
+          <w:sz w:val="24"/>
+          <w:szCs w:val="24"/>
+        </w:rPr>
+        <w:t>n increased</w:t>
+      </w:r>
+      <w:r>
+        <w:rPr>
+          <w:rFonts w:ascii="Times New Roman" w:hAnsi="Times New Roman" w:cs="Times New Roman"/>
+          <w:sz w:val="24"/>
+          <w:szCs w:val="24"/>
+        </w:rPr>
+        <w:t xml:space="preserve"> </w:t>
+      </w:r>
+      <w:r>
+        <w:rPr>
+          <w:rFonts w:ascii="Times New Roman" w:hAnsi="Times New Roman" w:cs="Times New Roman"/>
+          <w:sz w:val="24"/>
+          <w:szCs w:val="24"/>
+        </w:rPr>
+        <w:t>probability of selecting cool temperatures during the DO-maxima (Figure 6</w:t>
+      </w:r>
+      <w:r>
+        <w:rPr>
+          <w:rFonts w:ascii="Times New Roman" w:hAnsi="Times New Roman" w:cs="Times New Roman"/>
+          <w:sz w:val="24"/>
+          <w:szCs w:val="24"/>
+        </w:rPr>
+        <w:t>).</w:t>
+      </w:r>
+      <w:r>
+        <w:rPr>
+          <w:rFonts w:ascii="Times New Roman" w:hAnsi="Times New Roman" w:cs="Times New Roman"/>
+          <w:sz w:val="24"/>
+          <w:szCs w:val="24"/>
+        </w:rPr>
+        <w:t xml:space="preserve"> </w:t>
+      </w:r>
+      <w:r>
+        <w:rPr>
+          <w:rFonts w:ascii="Times New Roman" w:hAnsi="Times New Roman" w:cs="Times New Roman"/>
+          <w:sz w:val="24"/>
+          <w:szCs w:val="24"/>
+        </w:rPr>
+        <w:t xml:space="preserve">These results confirm that fish are using DVM to maximize refuge benefits by avoiding both daytime thermal stress and early morning low DO stress. </w:t>
+      </w:r>
+      <w:r>
+        <w:t xml:space="preserve"> </w:t>
+      </w:r>
+      <w:r>
+        <w:rPr>
+          <w:rFonts w:ascii="Times New Roman" w:hAnsi="Times New Roman" w:cs="Times New Roman"/>
+          <w:sz w:val="24"/>
+          <w:szCs w:val="24"/>
+        </w:rPr>
+        <w:t>There was high correlation between the temperature and DO covariates (≥ 0.8), however this level of correlation was unavoidable as these two variables fluctuate in rough synchrony.</w:t>
       </w:r>
     </w:p>
     <w:p>
@@ -5915,158 +6983,7 @@
         <w:rPr>
           <w:b/>
         </w:rPr>
-        <w:lastRenderedPageBreak/>
         <w:t>Discussion</w:t>
-      </w:r>
-    </w:p>
-    <w:p>
-      <w:pPr>
-        <w:pStyle w:val="Default"/>
-        <w:spacing w:line="480" w:lineRule="auto"/>
-        <w:ind w:firstLine="720"/>
-        <w:rPr>
-          <w:ins w:id="9" w:author="Barrett, Hannah" w:date="2023-10-13T15:19:00Z"/>
-        </w:rPr>
-      </w:pPr>
-      <w:r>
-        <w:t xml:space="preserve">Fish have been shown to continually track favorable temperatures in dynamic riverscapes where the locations of optimal temperatures shift over timescales of days, months, and years. However, little has been done to understand fish movement in response to fluctuation in both temperature and oxygen. </w:t>
-      </w:r>
-      <w:r>
-        <w:t xml:space="preserve">Here, we provide evidence that cold water fish in vertically stratified </w:t>
-      </w:r>
-      <w:r>
-        <w:t>floodplain thermal refuge</w:t>
-      </w:r>
-      <w:r>
-        <w:t xml:space="preserve"> habitats display fine scale diel vertical movements to track preferred temperature and DO.</w:t>
-      </w:r>
-      <w:r>
-        <w:t xml:space="preserve"> </w:t>
-      </w:r>
-      <w:r>
-        <w:t xml:space="preserve">As these are shallow lentic environments (e.g. 2-3m), a meaningful shift in depth was on the scale of 10s of centimeters. </w:t>
-      </w:r>
-      <w:r>
-        <w:t>The cold-water alcove habitats in this study all displayed pronounced</w:t>
-      </w:r>
-      <w:r>
-        <w:t xml:space="preserve"> vertical stratification in temperature and DO, which shifted cyclically over a diel timeframe. </w:t>
-      </w:r>
-      <w:r>
-        <w:t xml:space="preserve">While this variation occurred in rough synchrony, there was a mismatch in ideal conditions as it pertains to fish. Cooler temperatures found at night were concurrent with low oxygen conditions, and </w:t>
-      </w:r>
-      <w:r>
-        <w:t xml:space="preserve">high </w:t>
-      </w:r>
-      <w:r>
-        <w:t xml:space="preserve">oxygen concentrations were characterized by increased temperatures. </w:t>
-      </w:r>
-      <w:r>
-        <w:t>While patches of cooler water can provide respite from an otherwise stressfully warm environment, the functionality of refuges, i.e., their ability to support fish during periods of stress, may be negatively impacted by trade-offs between low temperature and adequate DO. Our results suggest that pronounced vertical stratification in oxygen from hypoxic hyporheic inputs, coupled with diel oxygen cycling and varied solar exposure, creates a vertically shifting oxygen and temperature profile in floodplain thermal refuges</w:t>
-      </w:r>
-      <w:r>
-        <w:t>, and such</w:t>
-      </w:r>
-      <w:r>
-        <w:t xml:space="preserve"> variation forces fish to perform fine-scale diel vertical movements to track a zone of more optimal conditions. </w:t>
-      </w:r>
-      <w:r>
-        <w:t xml:space="preserve">These constraints on habitat use </w:t>
-      </w:r>
-      <w:r>
-        <w:t xml:space="preserve">will likely </w:t>
-      </w:r>
-      <w:r>
-        <w:t>impact refuge capacity to support cold-water fish in a warmer future.</w:t>
-      </w:r>
-      <w:r>
-        <w:tab/>
-      </w:r>
-      <w:r>
-        <w:t xml:space="preserve">To determine fish vertical use of alcoves, we coupled the use of externally attached iButtons with high-resolution temperature-DO logger arrays to infer fine scale vertical movement within these habitats. Internal radio tags or iButtons estimate body temperature, which </w:t>
-      </w:r>
-      <w:r>
-        <w:lastRenderedPageBreak/>
-        <w:t>will reflect the temporal integration of habitat use (Pepino et al. 2015). For this study we used external tags so we could get point measurements in time with the fish’s thermal environment. Inferring fish depth and DO from temperature required that we know the vertical temperature-DO profile at the fish’s location, which meant it could not be free ranging in a heterogeneous alcove. The solution was to constrain fish to an area with a known profile using enclosures. This process allowed us to track fish temperature and DO selection at a timescale of minutes to hours during peak summer conditions.</w:t>
-      </w:r>
-      <w:r>
-        <w:t xml:space="preserve"> </w:t>
-      </w:r>
-      <w:r>
-        <w:t xml:space="preserve">We acknowledge that free swimming fish may be able to more effectively exploit both lateral and vertical heterogeneity in habitat conditions. However, we have found that the regions of these </w:t>
-      </w:r>
-      <w:r>
-        <w:t>habitats</w:t>
-      </w:r>
-      <w:r>
-        <w:t xml:space="preserve"> that </w:t>
-      </w:r>
-      <w:r>
-        <w:t xml:space="preserve">contain </w:t>
-      </w:r>
-      <w:r>
-        <w:t xml:space="preserve">the coldest water </w:t>
-      </w:r>
-      <w:r>
-        <w:t xml:space="preserve">also </w:t>
-      </w:r>
-      <w:r>
-        <w:t xml:space="preserve">consistently </w:t>
-      </w:r>
-      <w:r>
-        <w:t xml:space="preserve">comprise </w:t>
-      </w:r>
-      <w:r>
-        <w:t>the lowest dissolved oxygen.</w:t>
-      </w:r>
-      <w:r>
-        <w:t xml:space="preserve"> These </w:t>
-      </w:r>
-      <w:r>
-        <w:t xml:space="preserve">cool and low DO </w:t>
-      </w:r>
-      <w:r>
-        <w:t>regions also consistently contain dense aggregations of cold water fish.</w:t>
-      </w:r>
-      <w:r>
-        <w:t xml:space="preserve"> </w:t>
-      </w:r>
-      <w:commentRangeStart w:id="10"/>
-      <w:r>
-        <w:t xml:space="preserve">Therefore, we </w:t>
-      </w:r>
-      <w:r>
-        <w:t>anticipate that a fish which is trying to minimize energetic costs via thermoregulation will also concurrently interact with diminished dissolved oxygen</w:t>
-      </w:r>
-      <w:r>
-        <w:t>, whereas lateral movements would allow fish to avoid low dissolved oxygen, but would also remove fish from habitat regions with lower temperatures</w:t>
-      </w:r>
-      <w:r>
-        <w:t xml:space="preserve">.  </w:t>
-      </w:r>
-      <w:commentRangeEnd w:id="10"/>
-      <w:r>
-        <w:rPr>
-          <w:rStyle w:val="CommentReference"/>
-          <w:rFonts w:asciiTheme="minorHAnsi" w:hAnsiTheme="minorHAnsi" w:cstheme="minorBidi"/>
-          <w:color w:val="auto"/>
-        </w:rPr>
-        <w:commentReference w:id="10"/>
-      </w:r>
-      <w:r>
-        <w:t xml:space="preserve"> A simulation of potential behavioral responses to these </w:t>
-      </w:r>
-      <w:r>
-        <w:t xml:space="preserve">shifting </w:t>
-      </w:r>
-      <w:r>
-        <w:t>conditions also provided support for diel vertical movement patterns when a fish considered both temperature and dissolved oxygen</w:t>
-      </w:r>
-      <w:r>
-        <w:t>.</w:t>
-      </w:r>
-      <w:r>
-        <w:t xml:space="preserve"> </w:t>
       </w:r>
     </w:p>
     <w:p>
@@ -6076,30 +6993,101 @@
         <w:ind w:firstLine="720"/>
       </w:pPr>
       <w:r>
-        <w:t>Tagged fish</w:t>
+        <w:t>Fish have been shown to track favorable temperatures across space as habitat mosaics shift at timescales of days, months, and years. However, very little is known about how fish respond to spatiotemporal heterogeneity in temperature and oxygen</w:t>
+      </w:r>
+      <w:r>
+        <w:t xml:space="preserve">. </w:t>
+      </w:r>
+      <w:r>
+        <w:t>Here, we provide evidence that cold water fish in</w:t>
       </w:r>
       <w:r>
         <w:t xml:space="preserve"> </w:t>
       </w:r>
       <w:r>
-        <w:t>display</w:t>
-      </w:r>
-      <w:r>
-        <w:t>ed</w:t>
-      </w:r>
-      <w:r>
-        <w:t xml:space="preserve"> high individual</w:t>
-      </w:r>
-      <w:bookmarkStart w:id="11" w:name="_GoBack"/>
-      <w:bookmarkEnd w:id="11"/>
-      <w:r>
-        <w:t xml:space="preserve"> and intra-individual variation in movement patterns</w:t>
-      </w:r>
-      <w:r>
-        <w:t>. Individual lens of thermal tolerance via life history, energy reserves, etc. H</w:t>
-      </w:r>
-      <w:r>
-        <w:t>owever the central tendency was consistent with a vertically cycling movement pattern.</w:t>
+        <w:t xml:space="preserve">stratified </w:t>
+      </w:r>
+      <w:r>
+        <w:t>floodplain thermal refuge</w:t>
+      </w:r>
+      <w:r>
+        <w:t xml:space="preserve"> habitats display fine scale diel vertical movements to track preferred temperature and DO.</w:t>
+      </w:r>
+      <w:r>
+        <w:t xml:space="preserve"> The cold-water alcove habitats in this study all displayed pronounced</w:t>
+      </w:r>
+      <w:r>
+        <w:t xml:space="preserve"> vertical stratification in temperature and DO, which shifted cyclically </w:t>
+      </w:r>
+      <w:r>
+        <w:lastRenderedPageBreak/>
+        <w:t xml:space="preserve">over a diel timeframe. </w:t>
+      </w:r>
+      <w:r>
+        <w:t xml:space="preserve">While this variation occurred in rough synchrony, there was a mismatch in ideal conditions as it pertains to fish. Cooler temperatures found at night were concurrent with low oxygen conditions, and </w:t>
+      </w:r>
+      <w:r>
+        <w:t xml:space="preserve">high </w:t>
+      </w:r>
+      <w:r>
+        <w:t xml:space="preserve">oxygen concentrations were characterized by increased temperatures. </w:t>
+      </w:r>
+      <w:r>
+        <w:t xml:space="preserve">In these habitats, fish responded </w:t>
+      </w:r>
+      <w:r>
+        <w:t xml:space="preserve">behaviorally </w:t>
+      </w:r>
+      <w:r>
+        <w:t>to the trade-off between temperature and DO</w:t>
+      </w:r>
+      <w:r>
+        <w:t xml:space="preserve">, using </w:t>
+      </w:r>
+      <w:r>
+        <w:t>fine-scale diel vertical movements</w:t>
+      </w:r>
+      <w:r>
+        <w:t xml:space="preserve"> to track preferred temperature and adequate DO</w:t>
+      </w:r>
+      <w:r>
+        <w:t xml:space="preserve">. As these are shallow lentic environments (e.g. 2-3m), a meaningful shift in depth was on the scale of 10s of centimeters. </w:t>
+      </w:r>
+      <w:r>
+        <w:t xml:space="preserve">While patches of cooler water can provide respite from an otherwise stressfully warm environment, the functionality of refuges, i.e., their ability to support fish during periods of stress, may be negatively impacted by </w:t>
+      </w:r>
+      <w:r>
+        <w:t xml:space="preserve">these </w:t>
+      </w:r>
+      <w:r>
+        <w:t>trade-offs</w:t>
+      </w:r>
+      <w:r>
+        <w:t>.</w:t>
+      </w:r>
+      <w:r>
+        <w:t xml:space="preserve"> </w:t>
+      </w:r>
+      <w:r>
+        <w:t xml:space="preserve">These </w:t>
+      </w:r>
+      <w:r>
+        <w:t>constraints on</w:t>
+      </w:r>
+      <w:r>
+        <w:t xml:space="preserve"> habitat use </w:t>
+      </w:r>
+      <w:r>
+        <w:t xml:space="preserve">will likely </w:t>
+      </w:r>
+      <w:r>
+        <w:t xml:space="preserve">reduce </w:t>
+      </w:r>
+      <w:r>
+        <w:t>refuge capacity to support cold-water fish in a warmer future.</w:t>
+      </w:r>
+      <w:r>
+        <w:tab/>
       </w:r>
     </w:p>
     <w:p>
@@ -6108,138 +7096,1604 @@
         <w:spacing w:line="480" w:lineRule="auto"/>
         <w:ind w:firstLine="720"/>
       </w:pPr>
+      <w:r>
+        <w:t>To determine fish vertical use of alcoves, we coupled the use of externally attached iButtons with high-resolution temperature-DO logger arrays</w:t>
+      </w:r>
+      <w:r>
+        <w:t>, which allowed us</w:t>
+      </w:r>
+      <w:r>
+        <w:t xml:space="preserve"> infer fine scale vertical movement within these habitats. Internal radio tags or iButtons estimate body temperature, which will reflect the temporal integration of habitat use (Pepino et al. 2015). For this study we used external tags so we could get point measurements in time with the fish’s thermal environment. </w:t>
+      </w:r>
+      <w:r>
+        <w:t>Determining</w:t>
+      </w:r>
+      <w:r>
+        <w:t xml:space="preserve"> </w:t>
+      </w:r>
+      <w:r>
+        <w:t>fish depth and DO from temperature required that we know the vertical temperature-DO profile at the fish’s location, which meant it could not be free ranging in a heterogeneous alcove. The solution was to constrain fish to an area with a known profile using enclosures. This process allowed us to track fish temperature and DO selection at a timescale of minutes to hours during peak summer conditions.</w:t>
+      </w:r>
+      <w:r>
+        <w:t xml:space="preserve"> </w:t>
+      </w:r>
+      <w:r>
+        <w:t xml:space="preserve">We acknowledge that free swimming fish may be able to more effectively exploit both lateral and vertical heterogeneity in habitat conditions. However, we have found that the regions </w:t>
+      </w:r>
+      <w:r>
+        <w:t xml:space="preserve">within these </w:t>
+      </w:r>
+      <w:r>
+        <w:t>habitats</w:t>
+      </w:r>
+      <w:r>
+        <w:t xml:space="preserve"> that </w:t>
+      </w:r>
+      <w:r>
+        <w:t xml:space="preserve">contain </w:t>
+      </w:r>
+      <w:r>
+        <w:t>cool</w:t>
+      </w:r>
+      <w:r>
+        <w:t xml:space="preserve"> water </w:t>
+      </w:r>
+      <w:r>
+        <w:t xml:space="preserve">also </w:t>
+      </w:r>
+      <w:r>
+        <w:t xml:space="preserve">consistently </w:t>
+      </w:r>
+      <w:del w:id="41" w:author="Barrett, Hannah" w:date="2023-11-21T12:25:00Z">
+        <w:r>
+          <w:delText xml:space="preserve">comprise </w:delText>
+        </w:r>
+        <w:r>
+          <w:delText xml:space="preserve">the lowest </w:delText>
+        </w:r>
+        <w:r>
+          <w:delText>DO</w:delText>
+        </w:r>
+      </w:del>
+      <w:ins w:id="42" w:author="Barrett, Hannah" w:date="2023-11-21T12:25:00Z">
+        <w:r>
+          <w:t>have low DO</w:t>
+        </w:r>
+      </w:ins>
+      <w:r>
+        <w:t>, and t</w:t>
+      </w:r>
+      <w:r>
+        <w:t xml:space="preserve">hese </w:t>
+      </w:r>
+      <w:r>
+        <w:t xml:space="preserve">cool and low DO </w:t>
+      </w:r>
+      <w:r>
+        <w:lastRenderedPageBreak/>
+        <w:t xml:space="preserve">regions </w:t>
+      </w:r>
+      <w:r>
+        <w:t>frequently</w:t>
+      </w:r>
+      <w:r>
+        <w:t xml:space="preserve"> contain dense aggregations of cold water fish.</w:t>
+      </w:r>
+      <w:r>
+        <w:t xml:space="preserve"> </w:t>
+      </w:r>
+      <w:commentRangeStart w:id="43"/>
+      <w:r>
+        <w:t>Therefore</w:t>
+      </w:r>
+      <w:r>
+        <w:t>,</w:t>
+      </w:r>
+      <w:r>
+        <w:t xml:space="preserve"> a fish which is trying to minimize energetic costs via thermoregulation </w:t>
+      </w:r>
+      <w:r>
+        <w:t>should</w:t>
+      </w:r>
+      <w:r>
+        <w:t xml:space="preserve"> </w:t>
+      </w:r>
+      <w:r>
+        <w:t xml:space="preserve">also concurrently interact with diminished </w:t>
+      </w:r>
+      <w:r>
+        <w:t>DO. L</w:t>
+      </w:r>
+      <w:r>
+        <w:t xml:space="preserve">ateral movements </w:t>
+      </w:r>
+      <w:r>
+        <w:t xml:space="preserve">within a cold-water alcove </w:t>
+      </w:r>
+      <w:r>
+        <w:t>cold</w:t>
+      </w:r>
+      <w:r>
+        <w:t xml:space="preserve"> </w:t>
+      </w:r>
+      <w:r>
+        <w:t xml:space="preserve">allow fish to avoid low </w:t>
+      </w:r>
+      <w:r>
+        <w:t>DO</w:t>
+      </w:r>
+      <w:r>
+        <w:t xml:space="preserve">, but would also </w:t>
+      </w:r>
+      <w:r>
+        <w:t xml:space="preserve">should </w:t>
+      </w:r>
+      <w:r>
+        <w:t xml:space="preserve">remove fish from </w:t>
+      </w:r>
+      <w:r>
+        <w:t>areas that contain</w:t>
+      </w:r>
+      <w:r>
+        <w:t xml:space="preserve"> </w:t>
+      </w:r>
+      <w:r>
+        <w:t>cooler water</w:t>
+      </w:r>
+      <w:r>
+        <w:t xml:space="preserve">.  </w:t>
+      </w:r>
+      <w:commentRangeEnd w:id="43"/>
+      <w:r>
+        <w:rPr>
+          <w:rStyle w:val="CommentReference"/>
+          <w:rFonts w:asciiTheme="minorHAnsi" w:hAnsiTheme="minorHAnsi" w:cstheme="minorBidi"/>
+          <w:color w:val="auto"/>
+        </w:rPr>
+        <w:commentReference w:id="43"/>
+      </w:r>
+      <w:r>
+        <w:t xml:space="preserve"> </w:t>
+      </w:r>
     </w:p>
     <w:p>
       <w:pPr>
         <w:pStyle w:val="Default"/>
         <w:spacing w:line="480" w:lineRule="auto"/>
         <w:ind w:firstLine="720"/>
-        <w:rPr>
-          <w:ins w:id="12" w:author="Barrett, Hannah" w:date="2023-10-13T10:48:00Z"/>
-        </w:rPr>
-        <w:pPrChange w:id="13" w:author="Barrett, Hannah" w:date="2023-10-13T13:13:00Z">
-          <w:pPr>
-            <w:pStyle w:val="Default"/>
-            <w:spacing w:line="480" w:lineRule="auto"/>
-          </w:pPr>
-        </w:pPrChange>
       </w:pPr>
       <w:r>
-        <w:t xml:space="preserve">Fish ration size affects optimal temperature for growth and could influence habitat selection by fish (Mac 1985, Sogard &amp; Olla 1996). However, previous data collected in these alcoves (Barrett unpublished data) suggest that fish in alcoves barely feed and do not meet </w:t>
-      </w:r>
-      <w:r>
-        <w:lastRenderedPageBreak/>
-        <w:t>energetic demands, so captive fish (which likely had reduced access to food or may cease feeding due to captivity) likely did not have substantially lower energy intake compared to fish in the wild, and thus should have similar thermal habitat selection in the context of ration.</w:t>
+        <w:t xml:space="preserve">Our </w:t>
+      </w:r>
+      <w:r>
+        <w:t>simulation of</w:t>
       </w:r>
       <w:r>
         <w:t xml:space="preserve"> </w:t>
       </w:r>
       <w:r>
-        <w:t>We also limited our analysis to data collected 5-days post fish capture so fish str</w:t>
-      </w:r>
-      <w:r>
-        <w:t>ess and potential impact</w:t>
-      </w:r>
-      <w:r>
-        <w:t xml:space="preserve"> to activity was minimized </w:t>
-      </w:r>
-      <w:ins w:id="14" w:author="Barrett, Hannah" w:date="2023-10-13T10:59:00Z">
+        <w:t>behavioral responses to</w:t>
+      </w:r>
+      <w:r>
+        <w:t xml:space="preserve"> shifting </w:t>
+      </w:r>
+      <w:r>
+        <w:t xml:space="preserve">habitat </w:t>
+      </w:r>
+      <w:r>
+        <w:t xml:space="preserve">conditions </w:t>
+      </w:r>
+      <w:r>
+        <w:t>produced a</w:t>
+      </w:r>
+      <w:r>
+        <w:t xml:space="preserve"> </w:t>
+      </w:r>
+      <w:r>
+        <w:t>diel vertical movement</w:t>
+      </w:r>
+      <w:r>
+        <w:t xml:space="preserve"> pattern</w:t>
+      </w:r>
+      <w:r>
+        <w:t xml:space="preserve"> when both temperature and </w:t>
+      </w:r>
+      <w:r>
+        <w:t>DO</w:t>
+      </w:r>
+      <w:r>
+        <w:t xml:space="preserve"> were considered.</w:t>
+      </w:r>
+      <w:r>
+        <w:t xml:space="preserve"> </w:t>
+      </w:r>
+      <w:r>
+        <w:t xml:space="preserve">This </w:t>
+      </w:r>
+      <w:r>
+        <w:t>movement</w:t>
+      </w:r>
+      <w:r>
+        <w:t xml:space="preserve"> </w:t>
+      </w:r>
+      <w:r>
+        <w:t>was reflected in our tagged fish, but at a</w:t>
+      </w:r>
+      <w:r>
+        <w:t xml:space="preserve"> </w:t>
+      </w:r>
+      <w:r>
+        <w:t>lower</w:t>
+      </w:r>
+      <w:r>
+        <w:t xml:space="preserve"> </w:t>
+      </w:r>
+      <w:r>
+        <w:t xml:space="preserve">amplitude. </w:t>
+      </w:r>
+      <w:r>
+        <w:t xml:space="preserve">Tagged fish displayed high individual and intra-individual variation in </w:t>
+      </w:r>
+      <w:r>
+        <w:t>their vertical movements</w:t>
+      </w:r>
+      <w:r>
+        <w:t>, however the central tendency was consistent with a vertically cycling movement pattern</w:t>
+      </w:r>
+      <w:r>
+        <w:t xml:space="preserve"> constrained to ~</w:t>
+      </w:r>
+      <w:r>
+        <w:t>20</w:t>
+      </w:r>
+      <w:r>
+        <w:t>% of the water column</w:t>
+      </w:r>
+      <w:r>
+        <w:t xml:space="preserve"> within the metalimnion and upper hypolimnion</w:t>
+      </w:r>
+      <w:r>
+        <w:t xml:space="preserve"> (</w:t>
+      </w:r>
+      <w:r>
+        <w:t>Figure 4c)</w:t>
+      </w:r>
+      <w:r>
+        <w:t>.</w:t>
+      </w:r>
+      <w:r>
+        <w:t xml:space="preserve"> </w:t>
+      </w:r>
+      <w:r>
+        <w:t xml:space="preserve">This behavioral variation is likely a reflection of individual </w:t>
+      </w:r>
+      <w:r>
+        <w:t>thermal tolerance via life history</w:t>
+      </w:r>
+      <w:r>
+        <w:t xml:space="preserve"> (Anlauf-Dunn et al. 2022) or</w:t>
+      </w:r>
+      <w:r>
+        <w:t xml:space="preserve"> energy reserves</w:t>
+      </w:r>
+      <w:r>
+        <w:t xml:space="preserve"> (</w:t>
+      </w:r>
+      <w:ins w:id="44" w:author="Barrett, Hannah" w:date="2023-11-15T12:07:00Z">
         <w:r>
-          <w:t>(pub on recovery time cortisol levels post handling).</w:t>
+          <w:t>XX</w:t>
         </w:r>
       </w:ins>
+      <w:r>
+        <w:t xml:space="preserve">). </w:t>
+      </w:r>
+      <w:r>
+        <w:t>F</w:t>
+      </w:r>
+      <w:r>
+        <w:t>ish ration size affects optimal temperature for growth and could influence habitat selection by fish (Mac 1985, Sogard &amp; Olla 1996). However, previous data collected in these alcoves (Barrett unpublished data) suggest that fish in alcoves barely feed and do not meet energetic demands, so captive fish (which likely had reduced access to food or may cease feeding due to captivity) likely did not have substantially lower energy intake compared to fish in the wild, and thus should have similar thermal habitat selection in the context of ration.</w:t>
+      </w:r>
+      <w:r>
+        <w:t xml:space="preserve"> </w:t>
+      </w:r>
+      <w:r>
+        <w:t>We also limited our analysis to data collected 5-days post fish capture</w:t>
+      </w:r>
+      <w:r>
+        <w:t xml:space="preserve"> to ensure cortisol levels and swimming behavior had returned to normal </w:t>
+      </w:r>
+      <w:r>
+        <w:t>(</w:t>
+      </w:r>
+      <w:r>
+        <w:t xml:space="preserve">Jepsen et al. 2001). </w:t>
+      </w:r>
     </w:p>
     <w:p>
       <w:pPr>
         <w:pStyle w:val="Default"/>
         <w:spacing w:line="480" w:lineRule="auto"/>
         <w:ind w:firstLine="720"/>
-        <w:rPr>
-          <w:ins w:id="15" w:author="Barrett, Hannah" w:date="2023-10-13T13:18:00Z"/>
-        </w:rPr>
       </w:pPr>
       <w:r>
-        <w:t>By comparing the 2-hour windows of minimum and maximum DO across six cold-water alcoves, we were able to quantify the how the relationship between temperature and oxygen changes over time. We found a consistent positive relationship between DO and temperature across habitats</w:t>
-      </w:r>
-      <w:r>
-        <w:t xml:space="preserve">. </w:t>
-      </w:r>
-      <w:r>
-        <w:t>Across alcoves, th</w:t>
-      </w:r>
-      <w:r>
-        <w:t>is</w:t>
-      </w:r>
-      <w:r>
-        <w:t xml:space="preserve"> relationship </w:t>
-      </w:r>
-      <w:r>
-        <w:t xml:space="preserve">became </w:t>
-      </w:r>
-      <w:r>
-        <w:t>more severe (steeper slope) during the window of DO minima, however this was not consistent for Blue Ruin alcove. There was also variation in the minimum oxygen recorded across cold water refuge habitats. For example, all alcoves had hyporheic do as &lt;1mg/L at one or more locations during the oxygen minima, but during the oxygen maxima, minimum DO levels ranged from &lt;1mg/L to &gt;4 mg/L across sites. This can be a meaningful difference for fish, when preferred cooler temperatures may co-occur with either adequate or severely hypoxic conditions.</w:t>
-      </w:r>
-      <w:ins w:id="16" w:author="Barrett, Hannah" w:date="2023-10-13T10:59:00Z">
+        <w:t xml:space="preserve">By comparing the 2-hour windows of minimum and maximum DO across six cold-water alcoves, we were able to quantify the how the relationship between temperature and oxygen </w:t>
+      </w:r>
+      <w:r>
+        <w:t xml:space="preserve">changed </w:t>
+      </w:r>
+      <w:r>
+        <w:t>over time. We found a consistent positive relationship between DO and temperature</w:t>
+      </w:r>
+      <w:r>
+        <w:t xml:space="preserve"> across </w:t>
+      </w:r>
+      <w:r>
+        <w:t>these habitats</w:t>
+      </w:r>
+      <w:ins w:id="45" w:author="Barrett, Hannah" w:date="2023-11-21T11:38:00Z">
         <w:r>
-          <w:t xml:space="preserve"> The variation in the severity of hypoxia may also explain variation in </w:t>
+          <w:t>, and t</w:t>
         </w:r>
       </w:ins>
-      <w:ins w:id="17" w:author="Barrett, Hannah" w:date="2023-10-13T12:04:00Z">
+      <w:del w:id="46" w:author="Barrett, Hannah" w:date="2023-11-21T11:38:00Z">
         <w:r>
-          <w:t xml:space="preserve">selection probability </w:t>
+          <w:delText>.</w:delText>
+        </w:r>
+        <w:r>
+          <w:delText xml:space="preserve"> </w:delText>
+        </w:r>
+        <w:r>
+          <w:delText>T</w:delText>
+        </w:r>
+      </w:del>
+      <w:r>
+        <w:t>h</w:t>
+      </w:r>
+      <w:r>
+        <w:t>is</w:t>
+      </w:r>
+      <w:r>
+        <w:t xml:space="preserve"> relationship </w:t>
+      </w:r>
+      <w:r>
+        <w:t>was more</w:t>
+      </w:r>
+      <w:r>
+        <w:t xml:space="preserve"> severe (steeper slope) during the window </w:t>
+      </w:r>
+      <w:r>
+        <w:lastRenderedPageBreak/>
+        <w:t>of DO minima</w:t>
+      </w:r>
+      <w:ins w:id="47" w:author="Barrett, Hannah" w:date="2023-11-21T11:38:00Z">
+        <w:r>
+          <w:t xml:space="preserve"> (</w:t>
         </w:r>
       </w:ins>
-      <w:ins w:id="18" w:author="Barrett, Hannah" w:date="2023-10-13T12:05:00Z">
+      <w:del w:id="48" w:author="Barrett, Hannah" w:date="2023-11-21T11:38:00Z">
         <w:r>
-          <w:t>found in habitat selection function.</w:t>
+          <w:delText>,</w:delText>
+        </w:r>
+        <w:r>
+          <w:delText xml:space="preserve"> </w:delText>
+        </w:r>
+      </w:del>
+      <w:r>
+        <w:t xml:space="preserve">except for in Blue Ruin alcove where </w:t>
+      </w:r>
+      <w:r>
+        <w:t>hypolimnetic DO was not as severely reduced</w:t>
+      </w:r>
+      <w:ins w:id="49" w:author="Barrett, Hannah" w:date="2023-11-21T11:38:00Z">
+        <w:r>
+          <w:t xml:space="preserve">; Figure </w:t>
         </w:r>
       </w:ins>
-      <w:ins w:id="19" w:author="Barrett, Hannah" w:date="2023-10-13T12:08:00Z">
+      <w:ins w:id="50" w:author="Barrett, Hannah" w:date="2023-11-21T11:39:00Z">
+        <w:r>
+          <w:t>3)</w:t>
+        </w:r>
+      </w:ins>
+      <w:r>
+        <w:t xml:space="preserve">. </w:t>
+      </w:r>
+      <w:ins w:id="51" w:author="Barrett, Hannah" w:date="2023-11-21T11:42:00Z">
+        <w:r>
+          <w:t>During the</w:t>
+        </w:r>
+      </w:ins>
+      <w:ins w:id="52" w:author="Barrett, Hannah" w:date="2023-11-21T11:35:00Z">
+        <w:r>
+          <w:t xml:space="preserve"> early morning (low DO period)</w:t>
+        </w:r>
+      </w:ins>
+      <w:ins w:id="53" w:author="Barrett, Hannah" w:date="2023-11-21T11:42:00Z">
+        <w:r>
+          <w:t>, these habitats</w:t>
+        </w:r>
+      </w:ins>
+      <w:ins w:id="54" w:author="Barrett, Hannah" w:date="2023-11-21T11:35:00Z">
         <w:r>
           <w:t xml:space="preserve"> </w:t>
         </w:r>
       </w:ins>
-      <w:ins w:id="20" w:author="Barrett, Hannah" w:date="2023-10-13T13:18:00Z">
+      <w:ins w:id="55" w:author="Barrett, Hannah" w:date="2023-11-21T11:41:00Z">
         <w:r>
-          <w:t xml:space="preserve">Blue Ruin alcove </w:t>
+          <w:t>exhibited</w:t>
         </w:r>
       </w:ins>
-      <w:ins w:id="21" w:author="Barrett, Hannah" w:date="2023-10-13T15:18:00Z">
+      <w:ins w:id="56" w:author="Barrett, Hannah" w:date="2023-11-21T11:32:00Z">
         <w:r>
-          <w:t xml:space="preserve">is </w:t>
+          <w:t xml:space="preserve"> a narrower range of pref</w:t>
+        </w:r>
+        <w:r>
+          <w:t>erred cool temperatures that were</w:t>
+        </w:r>
+        <w:r>
+          <w:t xml:space="preserve"> also adequately oxygenated</w:t>
         </w:r>
       </w:ins>
-      <w:ins w:id="22" w:author="Barrett, Hannah" w:date="2023-10-13T13:18:00Z">
+      <w:ins w:id="57" w:author="Barrett, Hannah" w:date="2023-11-21T11:33:00Z">
         <w:r>
-          <w:t>less hypoxic during the window of low DO, so fish may have less selection pressure to</w:t>
-        </w:r>
-        <w:r>
-          <w:t xml:space="preserve">wards surface water with warmer and </w:t>
-        </w:r>
-        <w:r>
-          <w:t xml:space="preserve">higher </w:t>
+          <w:t xml:space="preserve">, creating a </w:t>
         </w:r>
       </w:ins>
-      <w:ins w:id="23" w:author="Barrett, Hannah" w:date="2023-10-13T13:19:00Z">
+      <w:ins w:id="58" w:author="Barrett, Hannah" w:date="2023-11-21T11:34:00Z">
         <w:r>
-          <w:t>DO conditions.</w:t>
+          <w:t>more pronounced trade-off</w:t>
         </w:r>
       </w:ins>
+      <w:ins w:id="59" w:author="Barrett, Hannah" w:date="2023-11-21T12:29:00Z">
+        <w:r>
+          <w:t xml:space="preserve"> for fish</w:t>
+        </w:r>
+      </w:ins>
+      <w:ins w:id="60" w:author="Barrett, Hannah" w:date="2023-11-21T11:32:00Z">
+        <w:r>
+          <w:t>.</w:t>
+        </w:r>
+      </w:ins>
+      <w:ins w:id="61" w:author="Barrett, Hannah" w:date="2023-11-21T11:36:00Z">
+        <w:r>
+          <w:t xml:space="preserve"> </w:t>
+        </w:r>
+      </w:ins>
+      <w:r>
+        <w:t>There was</w:t>
+      </w:r>
+      <w:r>
+        <w:t xml:space="preserve"> </w:t>
+      </w:r>
+      <w:ins w:id="62" w:author="Barrett, Hannah" w:date="2023-11-21T11:40:00Z">
+        <w:r>
+          <w:t xml:space="preserve">also </w:t>
+        </w:r>
+      </w:ins>
+      <w:r>
+        <w:t xml:space="preserve">variation in the minimum oxygen recorded across cold water refuge habitats. For example, all alcoves had hyporheic </w:t>
+      </w:r>
+      <w:r>
+        <w:t>DO</w:t>
+      </w:r>
+      <w:r>
+        <w:t xml:space="preserve"> &lt;1mg/L at one or more locations during the oxygen minima, but during the oxygen maxima, minimum DO levels ranged from &lt;1</w:t>
+      </w:r>
+      <w:r>
+        <w:t>mg•L</w:t>
+      </w:r>
+      <w:r>
+        <w:rPr>
+          <w:vertAlign w:val="superscript"/>
+        </w:rPr>
+        <w:t>-1</w:t>
+      </w:r>
+      <w:r>
+        <w:t xml:space="preserve"> </w:t>
+      </w:r>
+      <w:r>
+        <w:t>to &gt;4</w:t>
+      </w:r>
+      <w:r>
+        <w:t>mg•L</w:t>
+      </w:r>
+      <w:r>
+        <w:rPr>
+          <w:vertAlign w:val="superscript"/>
+        </w:rPr>
+        <w:t>-1</w:t>
+      </w:r>
+      <w:r>
+        <w:t xml:space="preserve"> </w:t>
+      </w:r>
+      <w:r>
+        <w:t>across sites. This can be a meaningful difference for fish, when preferred cooler temperatures may co-occur with either adequate or severely hypoxic conditions.</w:t>
+      </w:r>
+      <w:r>
+        <w:t xml:space="preserve"> </w:t>
+      </w:r>
     </w:p>
     <w:p>
       <w:pPr>
         <w:pStyle w:val="Default"/>
         <w:spacing w:line="480" w:lineRule="auto"/>
         <w:ind w:firstLine="720"/>
-        <w:rPr>
-          <w:ins w:id="24" w:author="Barrett, Hannah" w:date="2023-10-13T15:18:00Z"/>
-        </w:rPr>
       </w:pPr>
-      <w:ins w:id="25" w:author="Barrett, Hannah" w:date="2023-10-13T12:08:00Z">
+      <w:r>
+        <w:t xml:space="preserve">In both alcoves, </w:t>
+      </w:r>
+      <w:r>
+        <w:t xml:space="preserve">there was a </w:t>
+      </w:r>
+      <w:r>
+        <w:t xml:space="preserve">high probability of selecting </w:t>
+      </w:r>
+      <w:r>
+        <w:t xml:space="preserve">the </w:t>
+      </w:r>
+      <w:r>
+        <w:t xml:space="preserve">coolest temperatures (at </w:t>
+      </w:r>
+      <w:r>
+        <w:t xml:space="preserve">the </w:t>
+      </w:r>
+      <w:r>
+        <w:t>greatest depth</w:t>
+      </w:r>
+      <w:r>
+        <w:t>s</w:t>
+      </w:r>
+      <w:r>
+        <w:t xml:space="preserve">) when DO </w:t>
+      </w:r>
+      <w:r>
+        <w:t>was</w:t>
+      </w:r>
+      <w:r>
+        <w:t xml:space="preserve"> </w:t>
+      </w:r>
+      <w:r>
+        <w:t>high</w:t>
+      </w:r>
+      <w:r>
+        <w:t xml:space="preserve"> (Figure 6)</w:t>
+      </w:r>
+      <w:r>
+        <w:t>. During the early morning DO minima, the probability of selection switche</w:t>
+      </w:r>
+      <w:r>
+        <w:t>d</w:t>
+      </w:r>
+      <w:r>
+        <w:t xml:space="preserve"> to warm</w:t>
+      </w:r>
+      <w:r>
+        <w:t>er</w:t>
+      </w:r>
+      <w:r>
+        <w:t xml:space="preserve"> water (</w:t>
+      </w:r>
+      <w:r>
+        <w:t>towards</w:t>
+      </w:r>
+      <w:r>
+        <w:t xml:space="preserve"> the surface)</w:t>
+      </w:r>
+      <w:r>
+        <w:t xml:space="preserve"> where DO was also higher</w:t>
+      </w:r>
+      <w:r>
+        <w:t>.</w:t>
+      </w:r>
+      <w:r>
+        <w:t xml:space="preserve"> Site-specific variation</w:t>
+      </w:r>
+      <w:r>
+        <w:t xml:space="preserve"> in </w:t>
+      </w:r>
+      <w:r>
+        <w:t>temperature and DO</w:t>
+      </w:r>
+      <w:r>
+        <w:t xml:space="preserve"> may explain </w:t>
+      </w:r>
+      <w:r>
+        <w:t>the</w:t>
+      </w:r>
+      <w:r>
+        <w:t xml:space="preserve"> </w:t>
+      </w:r>
+      <w:r>
+        <w:t>v</w:t>
+      </w:r>
+      <w:r>
+        <w:t>aried strength (slope)</w:t>
+      </w:r>
+      <w:r>
+        <w:t xml:space="preserve"> </w:t>
+      </w:r>
+      <w:r>
+        <w:t xml:space="preserve">of </w:t>
+      </w:r>
+      <w:r>
+        <w:t>selection</w:t>
+      </w:r>
+      <w:r>
+        <w:t xml:space="preserve"> probability</w:t>
+      </w:r>
+      <w:r>
+        <w:t xml:space="preserve">. </w:t>
+      </w:r>
+      <w:r>
+        <w:t>For example,</w:t>
+      </w:r>
+      <w:r>
+        <w:t xml:space="preserve"> </w:t>
+      </w:r>
+      <w:r>
+        <w:t xml:space="preserve">the </w:t>
+      </w:r>
+      <w:r>
+        <w:t xml:space="preserve">diel </w:t>
+      </w:r>
+      <w:r>
+        <w:t>amplitude of h</w:t>
+      </w:r>
+      <w:r>
+        <w:t>ypolim</w:t>
+      </w:r>
+      <w:r>
+        <w:t>netic</w:t>
+      </w:r>
+      <w:r>
+        <w:t xml:space="preserve"> DO </w:t>
+      </w:r>
+      <w:r>
+        <w:t>was much greater</w:t>
+      </w:r>
+      <w:r>
+        <w:t xml:space="preserve"> in Norwood</w:t>
+      </w:r>
+      <w:r>
+        <w:t xml:space="preserve"> alcove</w:t>
+      </w:r>
+      <w:r>
+        <w:t>, while epilim</w:t>
+      </w:r>
+      <w:r>
+        <w:t>n</w:t>
+      </w:r>
+      <w:r>
+        <w:t xml:space="preserve">etic DO stayed relatively high across </w:t>
+      </w:r>
+      <w:r>
+        <w:t>that</w:t>
+      </w:r>
+      <w:r>
+        <w:t xml:space="preserve"> timeframe </w:t>
+      </w:r>
+      <w:r>
+        <w:t>(Table 1</w:t>
+      </w:r>
+      <w:r>
+        <w:t>, Supplemental Figure 2</w:t>
+      </w:r>
+      <w:r>
+        <w:t xml:space="preserve">). </w:t>
+      </w:r>
+      <w:r>
+        <w:t>However, epilimnetic temperatures in Norwood</w:t>
+      </w:r>
+      <w:r>
+        <w:t xml:space="preserve"> remained high even at night. These </w:t>
+      </w:r>
+      <w:r>
+        <w:t xml:space="preserve">surface </w:t>
+      </w:r>
+      <w:r>
+        <w:t xml:space="preserve">temperatures may have been </w:t>
+      </w:r>
+      <w:r>
+        <w:t>suboptimally</w:t>
+      </w:r>
+      <w:r>
+        <w:t xml:space="preserve"> warm to fish, thereby reducing the strength of selection towards </w:t>
+      </w:r>
+      <w:r>
+        <w:t xml:space="preserve">warmer </w:t>
+      </w:r>
+      <w:del w:id="63" w:author="Barrett, Hannah" w:date="2023-11-21T12:30:00Z">
         <w:r>
-          <w:t>DISCUSS HSF RESULTS</w:t>
+          <w:delText xml:space="preserve">epilemnetic </w:delText>
+        </w:r>
+      </w:del>
+      <w:ins w:id="64" w:author="Barrett, Hannah" w:date="2023-11-21T12:30:00Z">
+        <w:r>
+          <w:t>surface</w:t>
+        </w:r>
+        <w:r>
+          <w:t xml:space="preserve"> </w:t>
         </w:r>
       </w:ins>
+      <w:r>
+        <w:t>temperatures</w:t>
+      </w:r>
+      <w:r>
+        <w:t xml:space="preserve"> (</w:t>
+      </w:r>
+      <w:r>
+        <w:t>Figure 6b). I</w:t>
+      </w:r>
+      <w:r>
+        <w:t>n Blue Ruin</w:t>
+      </w:r>
+      <w:r>
+        <w:t>,</w:t>
+      </w:r>
+      <w:r>
+        <w:t xml:space="preserve"> </w:t>
+      </w:r>
+      <w:r>
+        <w:t xml:space="preserve">temperatures </w:t>
+      </w:r>
+      <w:r>
+        <w:t xml:space="preserve">in the epilimnion </w:t>
+      </w:r>
+      <w:r>
+        <w:t>were much lower at night</w:t>
+      </w:r>
+      <w:r>
+        <w:t xml:space="preserve"> </w:t>
+      </w:r>
+      <w:r>
+        <w:t>(</w:t>
+      </w:r>
+      <w:r>
+        <w:t xml:space="preserve">and DO remained adequate; </w:t>
+      </w:r>
+      <w:r>
+        <w:t>Table 1),</w:t>
+      </w:r>
+      <w:r>
+        <w:t xml:space="preserve"> which may explain the greater selection strength towards warmer </w:t>
+      </w:r>
+      <w:r>
+        <w:t>(and shallower) temperatures when compared to Norwood (Figure 6b, 6d)</w:t>
+      </w:r>
+      <w:r>
+        <w:t>.</w:t>
+      </w:r>
+      <w:r>
+        <w:t xml:space="preserve"> </w:t>
+      </w:r>
+    </w:p>
+    <w:p>
+      <w:pPr>
+        <w:pStyle w:val="Default"/>
+        <w:spacing w:line="480" w:lineRule="auto"/>
+        <w:ind w:firstLine="720"/>
+        <w:rPr>
+          <w:noProof/>
+        </w:rPr>
+      </w:pPr>
+      <w:r>
+        <w:rPr>
+          <w:noProof/>
+        </w:rPr>
+        <w:t>In these stratified refuge habitats, fish ap</w:t>
+      </w:r>
+      <w:r>
+        <w:rPr>
+          <w:noProof/>
+        </w:rPr>
+        <w:t>p</w:t>
+      </w:r>
+      <w:r>
+        <w:rPr>
+          <w:noProof/>
+        </w:rPr>
+        <w:t xml:space="preserve">ear to be </w:t>
+      </w:r>
+      <w:r>
+        <w:rPr>
+          <w:noProof/>
+        </w:rPr>
+        <w:t>s</w:t>
+      </w:r>
+      <w:r>
+        <w:rPr>
+          <w:noProof/>
+        </w:rPr>
+        <w:t xml:space="preserve">electing </w:t>
+      </w:r>
+      <w:r>
+        <w:rPr>
+          <w:noProof/>
+        </w:rPr>
+        <w:t xml:space="preserve">cool </w:t>
+      </w:r>
+      <w:r>
+        <w:rPr>
+          <w:noProof/>
+        </w:rPr>
+        <w:t>tempe</w:t>
+      </w:r>
+      <w:r>
+        <w:rPr>
+          <w:noProof/>
+        </w:rPr>
+        <w:t>rature</w:t>
+      </w:r>
+      <w:r>
+        <w:rPr>
+          <w:noProof/>
+        </w:rPr>
+        <w:t>s</w:t>
+      </w:r>
+      <w:r>
+        <w:rPr>
+          <w:noProof/>
+        </w:rPr>
+        <w:t xml:space="preserve"> at the expense of oxygen</w:t>
+      </w:r>
+      <w:r>
+        <w:rPr>
+          <w:noProof/>
+        </w:rPr>
+        <w:t xml:space="preserve">. </w:t>
+      </w:r>
+      <w:r>
+        <w:rPr>
+          <w:noProof/>
+        </w:rPr>
+        <w:t>Our tagged fish</w:t>
+      </w:r>
+      <w:r>
+        <w:rPr>
+          <w:noProof/>
+        </w:rPr>
+        <w:t xml:space="preserve"> did not</w:t>
+      </w:r>
+      <w:r>
+        <w:rPr>
+          <w:noProof/>
+        </w:rPr>
+        <w:t xml:space="preserve"> optimize habitat tracking as well as we</w:t>
+      </w:r>
+      <w:r>
+        <w:rPr>
+          <w:noProof/>
+        </w:rPr>
+        <w:t xml:space="preserve"> </w:t>
+      </w:r>
+      <w:r>
+        <w:rPr>
+          <w:noProof/>
+        </w:rPr>
+        <w:t xml:space="preserve">predicted (via </w:t>
+      </w:r>
+      <w:r>
+        <w:rPr>
+          <w:noProof/>
+        </w:rPr>
+        <w:lastRenderedPageBreak/>
+        <w:t xml:space="preserve">simulation), </w:t>
+      </w:r>
+      <w:r>
+        <w:rPr>
+          <w:noProof/>
+        </w:rPr>
+        <w:t xml:space="preserve">and instead </w:t>
+      </w:r>
+      <w:r>
+        <w:rPr>
+          <w:noProof/>
+        </w:rPr>
+        <w:t>select</w:t>
+      </w:r>
+      <w:r>
+        <w:rPr>
+          <w:noProof/>
+        </w:rPr>
+        <w:t>ed</w:t>
+      </w:r>
+      <w:r>
+        <w:rPr>
+          <w:noProof/>
+        </w:rPr>
+        <w:t xml:space="preserve"> for cooler temperatures </w:t>
+      </w:r>
+      <w:r>
+        <w:rPr>
+          <w:noProof/>
+        </w:rPr>
+        <w:t xml:space="preserve">which </w:t>
+      </w:r>
+      <w:r>
+        <w:rPr>
+          <w:noProof/>
+        </w:rPr>
+        <w:t>often contained low DO</w:t>
+      </w:r>
+      <w:r>
+        <w:rPr>
+          <w:noProof/>
+        </w:rPr>
+        <w:t xml:space="preserve">. </w:t>
+      </w:r>
+      <w:r>
+        <w:rPr>
+          <w:noProof/>
+        </w:rPr>
+        <w:t>A m</w:t>
+      </w:r>
+      <w:r>
+        <w:rPr>
+          <w:noProof/>
+        </w:rPr>
+        <w:t>ore accurate</w:t>
+      </w:r>
+      <w:ins w:id="65" w:author="Barrett, Hannah" w:date="2023-11-21T11:56:00Z">
+        <w:r>
+          <w:rPr>
+            <w:noProof/>
+          </w:rPr>
+          <w:t xml:space="preserve"> behavio</w:t>
+        </w:r>
+      </w:ins>
+      <w:ins w:id="66" w:author="Barrett, Hannah" w:date="2023-11-21T12:05:00Z">
+        <w:r>
+          <w:rPr>
+            <w:noProof/>
+          </w:rPr>
+          <w:t>r</w:t>
+        </w:r>
+      </w:ins>
+      <w:ins w:id="67" w:author="Barrett, Hannah" w:date="2023-11-21T11:56:00Z">
+        <w:r>
+          <w:rPr>
+            <w:noProof/>
+          </w:rPr>
+          <w:t>al</w:t>
+        </w:r>
+      </w:ins>
+      <w:r>
+        <w:rPr>
+          <w:noProof/>
+        </w:rPr>
+        <w:t xml:space="preserve"> simulation may not consider temperature and oxygen equally, </w:t>
+      </w:r>
+      <w:r>
+        <w:rPr>
+          <w:noProof/>
+        </w:rPr>
+        <w:t xml:space="preserve">as </w:t>
+      </w:r>
+      <w:r>
+        <w:rPr>
+          <w:noProof/>
+        </w:rPr>
+        <w:t>temperature</w:t>
+      </w:r>
+      <w:r>
+        <w:rPr>
+          <w:noProof/>
+        </w:rPr>
+        <w:t xml:space="preserve"> appears to be</w:t>
+      </w:r>
+      <w:r>
+        <w:rPr>
+          <w:noProof/>
+        </w:rPr>
+        <w:t xml:space="preserve"> a</w:t>
+      </w:r>
+      <w:r>
+        <w:rPr>
+          <w:noProof/>
+        </w:rPr>
+        <w:t xml:space="preserve"> more prominent </w:t>
+      </w:r>
+      <w:r>
+        <w:rPr>
+          <w:noProof/>
+        </w:rPr>
+        <w:t xml:space="preserve">driver </w:t>
+      </w:r>
+      <w:r>
+        <w:rPr>
+          <w:noProof/>
+        </w:rPr>
+        <w:t xml:space="preserve">of </w:t>
+      </w:r>
+      <w:r>
+        <w:rPr>
+          <w:noProof/>
+        </w:rPr>
+        <w:t>DVM</w:t>
+      </w:r>
+      <w:r>
+        <w:rPr>
+          <w:noProof/>
+        </w:rPr>
+        <w:t xml:space="preserve"> within these habitats</w:t>
+      </w:r>
+      <w:r>
+        <w:rPr>
+          <w:noProof/>
+        </w:rPr>
+        <w:t xml:space="preserve">. </w:t>
+      </w:r>
+      <w:r>
+        <w:rPr>
+          <w:noProof/>
+        </w:rPr>
+        <w:t xml:space="preserve">In </w:t>
+      </w:r>
+      <w:r>
+        <w:rPr>
+          <w:noProof/>
+        </w:rPr>
+        <w:t xml:space="preserve">these </w:t>
+      </w:r>
+      <w:r>
+        <w:rPr>
+          <w:noProof/>
+        </w:rPr>
+        <w:t>cold-water alcoves</w:t>
+      </w:r>
+      <w:r>
+        <w:rPr>
+          <w:noProof/>
+        </w:rPr>
+        <w:t>, w</w:t>
+      </w:r>
+      <w:r>
+        <w:rPr>
+          <w:noProof/>
+        </w:rPr>
+        <w:t xml:space="preserve">e often encounter fish with </w:t>
+      </w:r>
+      <w:r>
+        <w:rPr>
+          <w:noProof/>
+        </w:rPr>
+        <w:t xml:space="preserve">either </w:t>
+      </w:r>
+      <w:r>
+        <w:rPr>
+          <w:noProof/>
+        </w:rPr>
+        <w:t xml:space="preserve">empty </w:t>
+      </w:r>
+      <w:commentRangeStart w:id="68"/>
+      <w:r>
+        <w:rPr>
+          <w:noProof/>
+        </w:rPr>
+        <w:t xml:space="preserve">stomachs, </w:t>
+      </w:r>
+      <w:commentRangeEnd w:id="68"/>
+      <w:r>
+        <w:rPr>
+          <w:rStyle w:val="CommentReference"/>
+          <w:rFonts w:asciiTheme="minorHAnsi" w:hAnsiTheme="minorHAnsi" w:cstheme="minorBidi"/>
+          <w:color w:val="auto"/>
+        </w:rPr>
+        <w:commentReference w:id="68"/>
+      </w:r>
+      <w:r>
+        <w:rPr>
+          <w:noProof/>
+        </w:rPr>
+        <w:t xml:space="preserve">or </w:t>
+      </w:r>
+      <w:r>
+        <w:rPr>
+          <w:noProof/>
+        </w:rPr>
+        <w:t>small rations</w:t>
+      </w:r>
+      <w:r>
+        <w:rPr>
+          <w:noProof/>
+        </w:rPr>
+        <w:t xml:space="preserve"> of low quality prey items</w:t>
+      </w:r>
+      <w:r>
+        <w:rPr>
+          <w:noProof/>
+        </w:rPr>
+        <w:t xml:space="preserve"> </w:t>
+      </w:r>
+      <w:r>
+        <w:rPr>
+          <w:noProof/>
+        </w:rPr>
+        <w:t>(Barrett unpublished data</w:t>
+      </w:r>
+      <w:r>
+        <w:rPr>
+          <w:noProof/>
+        </w:rPr>
+        <w:t>). Here</w:t>
+      </w:r>
+      <w:r>
+        <w:rPr>
+          <w:noProof/>
+        </w:rPr>
+        <w:t>, a fish would likely starve before suffocating</w:t>
+      </w:r>
+      <w:r>
+        <w:rPr>
+          <w:noProof/>
+        </w:rPr>
+        <w:t>. Under these circumstances, it seems logical that</w:t>
+      </w:r>
+      <w:r>
+        <w:rPr>
+          <w:noProof/>
+        </w:rPr>
+        <w:t xml:space="preserve"> habitat selection </w:t>
+      </w:r>
+      <w:r>
+        <w:rPr>
+          <w:noProof/>
+        </w:rPr>
+        <w:t xml:space="preserve">should shift </w:t>
+      </w:r>
+      <w:r>
+        <w:rPr>
+          <w:noProof/>
+        </w:rPr>
+        <w:t xml:space="preserve">away from prioritizing growth and </w:t>
+      </w:r>
+      <w:r>
+        <w:rPr>
+          <w:noProof/>
+        </w:rPr>
+        <w:t>to</w:t>
+      </w:r>
+      <w:r>
+        <w:rPr>
+          <w:noProof/>
+        </w:rPr>
+        <w:t>wards</w:t>
+      </w:r>
+      <w:r>
+        <w:rPr>
+          <w:noProof/>
+        </w:rPr>
+        <w:t xml:space="preserve"> a</w:t>
+      </w:r>
+      <w:r>
+        <w:rPr>
+          <w:noProof/>
+        </w:rPr>
+        <w:t xml:space="preserve"> reduced metabolism</w:t>
+      </w:r>
+      <w:r>
+        <w:rPr>
+          <w:noProof/>
+        </w:rPr>
+        <w:t>.</w:t>
+      </w:r>
+      <w:r>
+        <w:rPr>
+          <w:noProof/>
+        </w:rPr>
+        <w:t xml:space="preserve"> </w:t>
+      </w:r>
+      <w:r>
+        <w:rPr>
+          <w:noProof/>
+        </w:rPr>
+        <w:t xml:space="preserve">Indeed, </w:t>
+      </w:r>
+      <w:r>
+        <w:rPr>
+          <w:noProof/>
+        </w:rPr>
+        <w:t>this response</w:t>
+      </w:r>
+      <w:r>
+        <w:rPr>
+          <w:noProof/>
+        </w:rPr>
+        <w:t xml:space="preserve"> confirms that the term </w:t>
+      </w:r>
+      <w:r>
+        <w:rPr>
+          <w:i/>
+          <w:noProof/>
+        </w:rPr>
+        <w:t>refuge</w:t>
+      </w:r>
+      <w:r>
+        <w:rPr>
+          <w:noProof/>
+        </w:rPr>
+        <w:t xml:space="preserve"> is fitting</w:t>
+      </w:r>
+      <w:r>
+        <w:rPr>
+          <w:noProof/>
+        </w:rPr>
+        <w:t>;</w:t>
+      </w:r>
+      <w:r>
+        <w:rPr>
+          <w:noProof/>
+        </w:rPr>
+        <w:t xml:space="preserve"> these are not ideal habitats</w:t>
+      </w:r>
+      <w:r>
+        <w:rPr>
+          <w:noProof/>
+        </w:rPr>
+        <w:t xml:space="preserve">, </w:t>
+      </w:r>
+      <w:ins w:id="69" w:author="Barrett, Hannah" w:date="2023-11-21T13:43:00Z">
+        <w:r>
+          <w:rPr>
+            <w:noProof/>
+          </w:rPr>
+          <w:t xml:space="preserve">and </w:t>
+        </w:r>
+      </w:ins>
+      <w:r>
+        <w:rPr>
+          <w:noProof/>
+        </w:rPr>
+        <w:t xml:space="preserve">prolonged </w:t>
+      </w:r>
+      <w:r>
+        <w:rPr>
+          <w:noProof/>
+        </w:rPr>
+        <w:t xml:space="preserve">seasonal </w:t>
+      </w:r>
+      <w:r>
+        <w:rPr>
+          <w:noProof/>
+        </w:rPr>
+        <w:t xml:space="preserve">use </w:t>
+      </w:r>
+      <w:r>
+        <w:rPr>
+          <w:noProof/>
+        </w:rPr>
+        <w:t>with</w:t>
+      </w:r>
+      <w:r>
+        <w:rPr>
+          <w:noProof/>
+        </w:rPr>
+        <w:t xml:space="preserve"> </w:t>
+      </w:r>
+      <w:r>
+        <w:rPr>
+          <w:noProof/>
+        </w:rPr>
+        <w:t xml:space="preserve">increased </w:t>
+      </w:r>
+      <w:r>
+        <w:rPr>
+          <w:noProof/>
+        </w:rPr>
+        <w:t xml:space="preserve">exposure to critically low DO </w:t>
+      </w:r>
+      <w:r>
+        <w:rPr>
+          <w:noProof/>
+        </w:rPr>
+        <w:t xml:space="preserve">may have negative impacts </w:t>
+      </w:r>
+      <w:r>
+        <w:rPr>
+          <w:noProof/>
+        </w:rPr>
+        <w:t>on</w:t>
+      </w:r>
+      <w:r>
+        <w:rPr>
+          <w:noProof/>
+        </w:rPr>
+        <w:t xml:space="preserve"> </w:t>
+      </w:r>
+      <w:r>
+        <w:rPr>
+          <w:noProof/>
+        </w:rPr>
+        <w:t>g</w:t>
+      </w:r>
+      <w:r>
+        <w:rPr>
+          <w:noProof/>
+        </w:rPr>
+        <w:t xml:space="preserve">rowth and </w:t>
+      </w:r>
+      <w:r>
+        <w:rPr>
+          <w:noProof/>
+        </w:rPr>
+        <w:t>survival.</w:t>
+      </w:r>
+    </w:p>
+    <w:p>
+      <w:pPr>
+        <w:pStyle w:val="Default"/>
+        <w:spacing w:line="480" w:lineRule="auto"/>
+        <w:ind w:firstLine="720"/>
+      </w:pPr>
+      <w:r>
+        <w:rPr>
+          <w:noProof/>
+        </w:rPr>
+        <w:t xml:space="preserve">As seasonal temperatures continue to surpass the </w:t>
+      </w:r>
+      <w:r>
+        <w:rPr>
+          <w:noProof/>
+        </w:rPr>
+        <w:t>phy</w:t>
+      </w:r>
+      <w:r>
+        <w:rPr>
+          <w:noProof/>
+        </w:rPr>
+        <w:t>siological</w:t>
+      </w:r>
+      <w:r>
+        <w:rPr>
+          <w:noProof/>
+        </w:rPr>
+        <w:t xml:space="preserve"> tolerance</w:t>
+      </w:r>
+      <w:r>
+        <w:rPr>
+          <w:noProof/>
+        </w:rPr>
+        <w:t xml:space="preserve"> ranges</w:t>
+      </w:r>
+      <w:r>
+        <w:rPr>
+          <w:noProof/>
+        </w:rPr>
+        <w:t xml:space="preserve"> </w:t>
+      </w:r>
+      <w:r>
+        <w:rPr>
+          <w:noProof/>
+        </w:rPr>
+        <w:t xml:space="preserve">of cold-water fishes, refuge use is likely to become a more promenant behavioral response (Barrett and Armstrong 2021). </w:t>
+      </w:r>
+      <w:r>
+        <w:rPr>
+          <w:noProof/>
+        </w:rPr>
+        <w:t xml:space="preserve">Previous studies have explored the vertical habitat compression that occurs in </w:t>
+      </w:r>
+      <w:r>
+        <w:rPr>
+          <w:noProof/>
+        </w:rPr>
+        <w:t>a subset of</w:t>
+      </w:r>
+      <w:r>
+        <w:rPr>
+          <w:noProof/>
+        </w:rPr>
+        <w:t xml:space="preserve"> these habitats (Gombert, Ebersole), and we have begun to understand how fish </w:t>
+      </w:r>
+      <w:r>
+        <w:rPr>
+          <w:noProof/>
+        </w:rPr>
+        <w:t>navigate such</w:t>
+      </w:r>
+      <w:r>
+        <w:rPr>
+          <w:noProof/>
+        </w:rPr>
+        <w:t xml:space="preserve"> conditions </w:t>
+      </w:r>
+      <w:r>
+        <w:rPr>
+          <w:noProof/>
+        </w:rPr>
+        <w:t>at discrete time scales</w:t>
+      </w:r>
+      <w:r>
+        <w:rPr>
+          <w:noProof/>
+        </w:rPr>
+        <w:t xml:space="preserve"> (Barrett et al. in press). However, e</w:t>
+      </w:r>
+      <w:r>
+        <w:rPr>
+          <w:noProof/>
+        </w:rPr>
+        <w:t>valuating the effectiveness of t</w:t>
+      </w:r>
+      <w:r>
+        <w:rPr>
+          <w:noProof/>
+        </w:rPr>
+        <w:t xml:space="preserve">hermal refuge </w:t>
+      </w:r>
+      <w:r>
+        <w:rPr>
+          <w:noProof/>
+        </w:rPr>
+        <w:t xml:space="preserve">habitats </w:t>
+      </w:r>
+      <w:r>
+        <w:rPr>
+          <w:noProof/>
+        </w:rPr>
+        <w:t xml:space="preserve">also </w:t>
+      </w:r>
+      <w:r>
+        <w:rPr>
+          <w:noProof/>
+        </w:rPr>
+        <w:t>requires that we identify any pote</w:t>
+      </w:r>
+      <w:r>
+        <w:rPr>
+          <w:noProof/>
+        </w:rPr>
+        <w:t xml:space="preserve">ntial trade-offs that may occur within them, both spatially and temporally. </w:t>
+      </w:r>
+      <w:r>
+        <w:t>Here, we used a novel continuous monitoring approach to determine how diel variability in habitat conditions can cause trade-offs that drive cyclical habitat use in a floodplain thermal refuge habitat.</w:t>
+      </w:r>
+      <w:r>
+        <w:t xml:space="preserve"> </w:t>
+      </w:r>
+      <w:r>
+        <w:rPr>
+          <w:noProof/>
+        </w:rPr>
+        <w:t>This study d</w:t>
+      </w:r>
+      <w:r>
+        <w:rPr>
+          <w:noProof/>
+        </w:rPr>
+        <w:t>irectly address</w:t>
+      </w:r>
+      <w:r>
+        <w:rPr>
+          <w:noProof/>
+        </w:rPr>
+        <w:t>es</w:t>
+      </w:r>
+      <w:r>
+        <w:rPr>
+          <w:noProof/>
+        </w:rPr>
+        <w:t xml:space="preserve"> key question</w:t>
+      </w:r>
+      <w:r>
+        <w:rPr>
+          <w:noProof/>
+        </w:rPr>
+        <w:t>s</w:t>
+      </w:r>
+      <w:r>
+        <w:rPr>
+          <w:noProof/>
+        </w:rPr>
+        <w:t xml:space="preserve"> </w:t>
+      </w:r>
+      <w:r>
+        <w:rPr>
+          <w:noProof/>
+        </w:rPr>
+        <w:t>about</w:t>
+      </w:r>
+      <w:r>
+        <w:rPr>
+          <w:noProof/>
+        </w:rPr>
+        <w:t xml:space="preserve"> </w:t>
+      </w:r>
+      <w:r>
+        <w:rPr>
+          <w:noProof/>
+        </w:rPr>
+        <w:t xml:space="preserve">the </w:t>
+      </w:r>
+      <w:r>
+        <w:rPr>
+          <w:noProof/>
+        </w:rPr>
+        <w:t xml:space="preserve">temporal </w:t>
+      </w:r>
+      <w:del w:id="70" w:author="Barrett, Hannah" w:date="2023-11-21T13:47:00Z">
+        <w:r>
+          <w:rPr>
+            <w:noProof/>
+          </w:rPr>
+          <w:delText xml:space="preserve">and chemical </w:delText>
+        </w:r>
+      </w:del>
+      <w:r>
+        <w:rPr>
+          <w:noProof/>
+        </w:rPr>
+        <w:t>dynamics</w:t>
+      </w:r>
+      <w:r>
+        <w:rPr>
+          <w:noProof/>
+        </w:rPr>
+        <w:t xml:space="preserve"> of</w:t>
+      </w:r>
+      <w:ins w:id="71" w:author="Barrett, Hannah" w:date="2023-11-21T13:47:00Z">
+        <w:r>
+          <w:rPr>
+            <w:noProof/>
+          </w:rPr>
+          <w:t xml:space="preserve"> </w:t>
+        </w:r>
+        <w:r>
+          <w:rPr>
+            <w:noProof/>
+          </w:rPr>
+          <w:t>vertical habitat compression</w:t>
+        </w:r>
+        <w:r>
+          <w:rPr>
+            <w:noProof/>
+          </w:rPr>
+          <w:t xml:space="preserve"> in</w:t>
+        </w:r>
+      </w:ins>
+      <w:r>
+        <w:rPr>
+          <w:noProof/>
+        </w:rPr>
+        <w:t xml:space="preserve"> thermal refuges, and helps to ellucidate how fish </w:t>
+      </w:r>
+      <w:del w:id="72" w:author="Barrett, Hannah" w:date="2023-11-21T13:48:00Z">
+        <w:r>
+          <w:rPr>
+            <w:noProof/>
+          </w:rPr>
+          <w:delText xml:space="preserve">navigate </w:delText>
+        </w:r>
+      </w:del>
+      <w:ins w:id="73" w:author="Barrett, Hannah" w:date="2023-11-21T13:48:00Z">
+        <w:r>
+          <w:rPr>
+            <w:noProof/>
+          </w:rPr>
+          <w:t xml:space="preserve">track favorable conditions within </w:t>
+        </w:r>
+        <w:bookmarkStart w:id="74" w:name="_GoBack"/>
+        <w:bookmarkEnd w:id="74"/>
+        <w:r>
+          <w:rPr>
+            <w:noProof/>
+          </w:rPr>
+          <w:t xml:space="preserve"> </w:t>
+        </w:r>
+      </w:ins>
+      <w:del w:id="75" w:author="Barrett, Hannah" w:date="2023-11-21T13:47:00Z">
+        <w:r>
+          <w:rPr>
+            <w:noProof/>
+          </w:rPr>
+          <w:delText>vertical habitat compression</w:delText>
+        </w:r>
+        <w:r>
+          <w:rPr>
+            <w:noProof/>
+          </w:rPr>
+          <w:delText xml:space="preserve">. </w:delText>
+        </w:r>
+      </w:del>
     </w:p>
     <w:p>
       <w:pPr>
@@ -6254,34 +8708,25 @@
         <w:spacing w:line="480" w:lineRule="auto"/>
         <w:ind w:firstLine="720"/>
       </w:pPr>
-      <w:r>
-        <w:t xml:space="preserve">Our previous research produced strong evidence of vertical habitat compression across several floodplain thermal refuge habitats, where a persistent thermocline and oxycline caused fish to hold in a narrow lens of the water column (Barrett et al. </w:t>
-      </w:r>
-      <w:r>
-        <w:rPr>
-          <w:i/>
-        </w:rPr>
-        <w:t>in review</w:t>
-      </w:r>
-      <w:r>
-        <w:t xml:space="preserve">). </w:t>
-      </w:r>
-      <w:r>
-        <w:t xml:space="preserve">However, studies are </w:t>
-      </w:r>
-      <w:r>
-        <w:lastRenderedPageBreak/>
-        <w:t xml:space="preserve">often performed during daylight hours, when oxygen is not a limiting factor. Here, we used </w:t>
-      </w:r>
-      <w:r>
-        <w:t xml:space="preserve">a novel </w:t>
-      </w:r>
-      <w:r>
-        <w:t>continuous monitoring</w:t>
-      </w:r>
-      <w:r>
-        <w:t xml:space="preserve"> approach to determine how diel variability in habitat conditions can cause trade-offs that drive cyclical habitat use in a floodplain thermal refuge habitat.  </w:t>
-      </w:r>
+    </w:p>
+    <w:p>
+      <w:pPr>
+        <w:pStyle w:val="Default"/>
+        <w:spacing w:line="480" w:lineRule="auto"/>
+        <w:rPr>
+          <w:ins w:id="76" w:author="Barrett, Hannah" w:date="2023-11-13T09:16:00Z"/>
+        </w:rPr>
+      </w:pPr>
+    </w:p>
+    <w:p>
+      <w:pPr>
+        <w:rPr>
+          <w:ins w:id="77" w:author="Barrett, Hannah" w:date="2023-11-13T09:28:00Z"/>
+          <w:rFonts w:ascii="Times New Roman" w:hAnsi="Times New Roman" w:cs="Times New Roman"/>
+          <w:noProof/>
+          <w:sz w:val="24"/>
+        </w:rPr>
+      </w:pPr>
     </w:p>
     <w:p>
       <w:pPr>
@@ -6301,7 +8746,7 @@
 
 <file path=word/comments.xml><?xml version="1.0" encoding="utf-8"?>
 <w:comments xmlns:wpc="http://schemas.microsoft.com/office/word/2010/wordprocessingCanvas" xmlns:cx="http://schemas.microsoft.com/office/drawing/2014/chartex" xmlns:cx1="http://schemas.microsoft.com/office/drawing/2015/9/8/chartex" xmlns:mc="http://schemas.openxmlformats.org/markup-compatibility/2006" xmlns:o="urn:schemas-microsoft-com:office:office" xmlns:r="http://schemas.openxmlformats.org/officeDocument/2006/relationships" xmlns:m="http://schemas.openxmlformats.org/officeDocument/2006/math" xmlns:v="urn:schemas-microsoft-com:vml" xmlns:wp14="http://schemas.microsoft.com/office/word/2010/wordprocessingDrawing" xmlns:wp="http://schemas.openxmlformats.org/drawingml/2006/wordprocessingDrawing" xmlns:w10="urn:schemas-microsoft-com:office:word" xmlns:w="http://schemas.openxmlformats.org/wordprocessingml/2006/main" xmlns:w14="http://schemas.microsoft.com/office/word/2010/wordml" xmlns:w15="http://schemas.microsoft.com/office/word/2012/wordml" xmlns:w16se="http://schemas.microsoft.com/office/word/2015/wordml/symex" xmlns:wpg="http://schemas.microsoft.com/office/word/2010/wordprocessingGroup" xmlns:wpi="http://schemas.microsoft.com/office/word/2010/wordprocessingInk" xmlns:wne="http://schemas.microsoft.com/office/word/2006/wordml" xmlns:wps="http://schemas.microsoft.com/office/word/2010/wordprocessingShape" mc:Ignorable="w14 w15 w16se wp14">
-  <w:comment w:id="0" w:author="Barrett, Hannah" w:date="2023-09-18T15:14:00Z" w:initials="BH">
+  <w:comment w:id="7" w:author="Barrett, Hannah" w:date="2023-09-18T15:14:00Z" w:initials="BH">
     <w:p>
       <w:pPr>
         <w:pStyle w:val="CommentText"/>
@@ -6338,7 +8783,7 @@
       </w:r>
     </w:p>
   </w:comment>
-  <w:comment w:id="1" w:author="Barrett, Hannah" w:date="2023-10-12T10:09:00Z" w:initials="BH">
+  <w:comment w:id="8" w:author="Barrett, Hannah" w:date="2023-09-11T13:43:00Z" w:initials="BH">
     <w:p>
       <w:pPr>
         <w:pStyle w:val="CommentText"/>
@@ -6350,14 +8795,80 @@
         <w:annotationRef/>
       </w:r>
       <w:r>
-        <w:t xml:space="preserve">Need to talk to Joel and Taal, can we actually state this from the model? </w:t>
-      </w:r>
-      <w:r>
-        <w:t>See hsf figures</w:t>
+        <w:rPr>
+          <w:rFonts w:ascii="Times New Roman" w:hAnsi="Times New Roman" w:cs="Times New Roman"/>
+          <w:sz w:val="24"/>
+          <w:szCs w:val="24"/>
+        </w:rPr>
+        <w:t xml:space="preserve">(the logger hangs in a vertical direction with its </w:t>
+      </w:r>
+      <w:r>
+        <w:rPr>
+          <w:rFonts w:ascii="Times New Roman" w:hAnsi="Times New Roman" w:cs="Times New Roman"/>
+          <w:sz w:val="24"/>
+          <w:szCs w:val="24"/>
+        </w:rPr>
+        <w:t>sensor</w:t>
+      </w:r>
+      <w:r>
+        <w:rPr>
+          <w:rFonts w:ascii="Times New Roman" w:hAnsi="Times New Roman" w:cs="Times New Roman"/>
+          <w:sz w:val="24"/>
+          <w:szCs w:val="24"/>
+        </w:rPr>
+        <w:t xml:space="preserve"> pointing downwards, </w:t>
+      </w:r>
+      <w:r>
+        <w:rPr>
+          <w:rFonts w:ascii="Times New Roman" w:hAnsi="Times New Roman" w:cs="Times New Roman"/>
+          <w:sz w:val="24"/>
+          <w:szCs w:val="24"/>
+        </w:rPr>
+        <w:t xml:space="preserve">and the logger is </w:t>
+      </w:r>
+      <w:r>
+        <w:rPr>
+          <w:rFonts w:ascii="Times New Roman" w:hAnsi="Times New Roman" w:cs="Times New Roman"/>
+          <w:sz w:val="24"/>
+          <w:szCs w:val="24"/>
+        </w:rPr>
+        <w:t>25</w:t>
+      </w:r>
+      <w:r>
+        <w:rPr>
+          <w:rFonts w:ascii="Times New Roman" w:hAnsi="Times New Roman" w:cs="Times New Roman"/>
+          <w:sz w:val="24"/>
+          <w:szCs w:val="24"/>
+        </w:rPr>
+        <w:t>-</w:t>
+      </w:r>
+      <w:r>
+        <w:rPr>
+          <w:rFonts w:ascii="Times New Roman" w:hAnsi="Times New Roman" w:cs="Times New Roman"/>
+          <w:sz w:val="24"/>
+          <w:szCs w:val="24"/>
+        </w:rPr>
+        <w:t>cm</w:t>
+      </w:r>
+      <w:r>
+        <w:rPr>
+          <w:rFonts w:ascii="Times New Roman" w:hAnsi="Times New Roman" w:cs="Times New Roman"/>
+          <w:sz w:val="24"/>
+          <w:szCs w:val="24"/>
+        </w:rPr>
+        <w:t xml:space="preserve"> in length</w:t>
+      </w:r>
+      <w:r>
+        <w:rPr>
+          <w:rFonts w:ascii="Times New Roman" w:hAnsi="Times New Roman" w:cs="Times New Roman"/>
+          <w:sz w:val="24"/>
+          <w:szCs w:val="24"/>
+        </w:rPr>
+        <w:t>)</w:t>
       </w:r>
     </w:p>
   </w:comment>
-  <w:comment w:id="2" w:author="Microsoft Office User" w:date="2023-09-13T10:20:00Z" w:initials="MOU">
+  <w:comment w:id="9" w:author="Microsoft Office User" w:date="2023-09-13T10:42:00Z" w:initials="MOU">
     <w:p>
       <w:pPr>
         <w:pStyle w:val="CommentText"/>
@@ -6369,11 +8880,11 @@
         <w:annotationRef/>
       </w:r>
       <w:r>
-        <w:t>Mention stats from Stan’s paper perhaps</w:t>
+        <w:t>I didn’t follow why you needed a slope and intercept – is this only for the T-DOopt? Or for the others too?</w:t>
       </w:r>
     </w:p>
   </w:comment>
-  <w:comment w:id="3" w:author="Barrett, Hannah" w:date="2023-09-18T15:24:00Z" w:initials="BH">
+  <w:comment w:id="10" w:author="Barrett, Hannah" w:date="2023-09-19T10:38:00Z" w:initials="BH">
     <w:p>
       <w:pPr>
         <w:pStyle w:val="CommentText"/>
@@ -6385,11 +8896,11 @@
         <w:annotationRef/>
       </w:r>
       <w:r>
-        <w:t>Cant find stats just % decrease of alcoves and side channels over time</w:t>
+        <w:t>Not sure how to phrase, but essentially we have to calculate the slope and intercept between the highest and lowest temp so we can get the index values for the temps between the highest/lowest values (so imagine x/y coordinates are 1, 12 and 0, 22 and we need to calculate the index values (between 0 and 1) for all recorded temp values between 12 and 22).</w:t>
       </w:r>
     </w:p>
   </w:comment>
-  <w:comment w:id="4" w:author="Barrett, Hannah" w:date="2023-09-11T13:43:00Z" w:initials="BH">
+  <w:comment w:id="35" w:author="Barrett, Hannah" w:date="2023-10-02T10:46:00Z" w:initials="BH">
     <w:p>
       <w:pPr>
         <w:pStyle w:val="CommentText"/>
@@ -6401,80 +8912,11 @@
         <w:annotationRef/>
       </w:r>
       <w:r>
-        <w:rPr>
-          <w:rFonts w:ascii="Times New Roman" w:hAnsi="Times New Roman" w:cs="Times New Roman"/>
-          <w:sz w:val="24"/>
-          <w:szCs w:val="24"/>
-        </w:rPr>
-        <w:t xml:space="preserve">(the logger hangs in a vertical direction with its </w:t>
-      </w:r>
-      <w:r>
-        <w:rPr>
-          <w:rFonts w:ascii="Times New Roman" w:hAnsi="Times New Roman" w:cs="Times New Roman"/>
-          <w:sz w:val="24"/>
-          <w:szCs w:val="24"/>
-        </w:rPr>
-        <w:t>sensor</w:t>
-      </w:r>
-      <w:r>
-        <w:rPr>
-          <w:rFonts w:ascii="Times New Roman" w:hAnsi="Times New Roman" w:cs="Times New Roman"/>
-          <w:sz w:val="24"/>
-          <w:szCs w:val="24"/>
-        </w:rPr>
-        <w:t xml:space="preserve"> pointing downwards, </w:t>
-      </w:r>
-      <w:r>
-        <w:rPr>
-          <w:rFonts w:ascii="Times New Roman" w:hAnsi="Times New Roman" w:cs="Times New Roman"/>
-          <w:sz w:val="24"/>
-          <w:szCs w:val="24"/>
-        </w:rPr>
-        <w:t xml:space="preserve">and the logger is </w:t>
-      </w:r>
-      <w:r>
-        <w:rPr>
-          <w:rFonts w:ascii="Times New Roman" w:hAnsi="Times New Roman" w:cs="Times New Roman"/>
-          <w:sz w:val="24"/>
-          <w:szCs w:val="24"/>
-        </w:rPr>
-        <w:t>25</w:t>
-      </w:r>
-      <w:r>
-        <w:rPr>
-          <w:rFonts w:ascii="Times New Roman" w:hAnsi="Times New Roman" w:cs="Times New Roman"/>
-          <w:sz w:val="24"/>
-          <w:szCs w:val="24"/>
-        </w:rPr>
-        <w:t>-</w:t>
-      </w:r>
-      <w:r>
-        <w:rPr>
-          <w:rFonts w:ascii="Times New Roman" w:hAnsi="Times New Roman" w:cs="Times New Roman"/>
-          <w:sz w:val="24"/>
-          <w:szCs w:val="24"/>
-        </w:rPr>
-        <w:t>cm</w:t>
-      </w:r>
-      <w:r>
-        <w:rPr>
-          <w:rFonts w:ascii="Times New Roman" w:hAnsi="Times New Roman" w:cs="Times New Roman"/>
-          <w:sz w:val="24"/>
-          <w:szCs w:val="24"/>
-        </w:rPr>
-        <w:t xml:space="preserve"> in length</w:t>
-      </w:r>
-      <w:r>
-        <w:rPr>
-          <w:rFonts w:ascii="Times New Roman" w:hAnsi="Times New Roman" w:cs="Times New Roman"/>
-          <w:sz w:val="24"/>
-          <w:szCs w:val="24"/>
-        </w:rPr>
-        <w:t>)</w:t>
+        <w:t>B3xi1xi2 interaction term?</w:t>
       </w:r>
     </w:p>
   </w:comment>
-  <w:comment w:id="5" w:author="Microsoft Office User" w:date="2023-09-13T10:42:00Z" w:initials="MOU">
+  <w:comment w:id="36" w:author="Barrett, Hannah" w:date="2023-11-19T12:37:00Z" w:initials="BH">
     <w:p>
       <w:pPr>
         <w:pStyle w:val="CommentText"/>
@@ -6486,11 +8928,11 @@
         <w:annotationRef/>
       </w:r>
       <w:r>
-        <w:t>I didn’t follow why you needed a slope and intercept – is this only for the T-DOopt? Or for the others too?</w:t>
+        <w:t>No longer interaction in GAM</w:t>
       </w:r>
     </w:p>
   </w:comment>
-  <w:comment w:id="6" w:author="Barrett, Hannah" w:date="2023-09-19T10:38:00Z" w:initials="BH">
+  <w:comment w:id="43" w:author="Barrett, Hannah" w:date="2023-10-13T10:42:00Z" w:initials="BH">
     <w:p>
       <w:pPr>
         <w:pStyle w:val="CommentText"/>
@@ -6502,11 +8944,11 @@
         <w:annotationRef/>
       </w:r>
       <w:r>
-        <w:t>Not sure how to phrase, but essentially we have to calculate the slope and intercept between the highest and lowest temp so we can get the index values for the temps between the highest/lowest values (so imagine x/y coordinates are 1, 12 and 0, 22 and we need to calculate the index values (between 0 and 1) for all recorded temp values between 12 and 22).</w:t>
+        <w:t>What am I trying to say here? That the net pen approach is valid because any area that contains cold water also contains low do, such that vertically shifting movements will remain a prevalent tactic… lateral movement would cause fish to exit both low DO and low temp environments</w:t>
       </w:r>
     </w:p>
   </w:comment>
-  <w:comment w:id="7" w:author="Barrett, Hannah" w:date="2023-10-02T10:46:00Z" w:initials="BH">
+  <w:comment w:id="68" w:author="Barrett, Hannah" w:date="2023-11-21T13:42:00Z" w:initials="BH">
     <w:p>
       <w:pPr>
         <w:pStyle w:val="CommentText"/>
@@ -6518,40 +8960,19 @@
         <w:annotationRef/>
       </w:r>
       <w:r>
-        <w:t>B3xi1xi2 interaction term?</w:t>
+        <w:rPr>
+          <w:rStyle w:val="CommentReference"/>
+        </w:rPr>
+        <w:annotationRef/>
+      </w:r>
+      <w:r>
+        <w:t>Postprandial metabolic response</w:t>
       </w:r>
     </w:p>
-  </w:comment>
-  <w:comment w:id="8" w:author="Barrett, Hannah" w:date="2023-10-12T14:06:00Z" w:initials="BH">
     <w:p>
       <w:pPr>
         <w:pStyle w:val="CommentText"/>
       </w:pPr>
-      <w:r>
-        <w:rPr>
-          <w:rStyle w:val="CommentReference"/>
-        </w:rPr>
-        <w:annotationRef/>
-      </w:r>
-      <w:r>
-        <w:t>4mg/L, a cutoff representing the EPA 24-hour minimum DO criteria for cold water fish (DO below this becomes stressful)</w:t>
-      </w:r>
-    </w:p>
-  </w:comment>
-  <w:comment w:id="10" w:author="Barrett, Hannah" w:date="2023-10-13T10:42:00Z" w:initials="BH">
-    <w:p>
-      <w:pPr>
-        <w:pStyle w:val="CommentText"/>
-      </w:pPr>
-      <w:r>
-        <w:rPr>
-          <w:rStyle w:val="CommentReference"/>
-        </w:rPr>
-        <w:annotationRef/>
-      </w:r>
-      <w:r>
-        <w:t>What am I trying to say here? That the net pen approach is valid because any area that contains cold water also contains low do, such that vertically shifting movements will remain a prevalent tactic… lateral movement would cause fish to exit both low DO and low temp environments</w:t>
-      </w:r>
     </w:p>
   </w:comment>
 </w:comments>
@@ -6560,15 +8981,13 @@
 <file path=word/commentsExtended.xml><?xml version="1.0" encoding="utf-8"?>
 <w15:commentsEx xmlns:wpc="http://schemas.microsoft.com/office/word/2010/wordprocessingCanvas" xmlns:cx="http://schemas.microsoft.com/office/drawing/2014/chartex" xmlns:cx1="http://schemas.microsoft.com/office/drawing/2015/9/8/chartex" xmlns:mc="http://schemas.openxmlformats.org/markup-compatibility/2006" xmlns:o="urn:schemas-microsoft-com:office:office" xmlns:r="http://schemas.openxmlformats.org/officeDocument/2006/relationships" xmlns:m="http://schemas.openxmlformats.org/officeDocument/2006/math" xmlns:v="urn:schemas-microsoft-com:vml" xmlns:wp14="http://schemas.microsoft.com/office/word/2010/wordprocessingDrawing" xmlns:wp="http://schemas.openxmlformats.org/drawingml/2006/wordprocessingDrawing" xmlns:w10="urn:schemas-microsoft-com:office:word" xmlns:w="http://schemas.openxmlformats.org/wordprocessingml/2006/main" xmlns:w14="http://schemas.microsoft.com/office/word/2010/wordml" xmlns:w15="http://schemas.microsoft.com/office/word/2012/wordml" xmlns:w16se="http://schemas.microsoft.com/office/word/2015/wordml/symex" xmlns:wpg="http://schemas.microsoft.com/office/word/2010/wordprocessingGroup" xmlns:wpi="http://schemas.microsoft.com/office/word/2010/wordprocessingInk" xmlns:wne="http://schemas.microsoft.com/office/word/2006/wordml" xmlns:wps="http://schemas.microsoft.com/office/word/2010/wordprocessingShape" mc:Ignorable="w14 w15 w16se wp14">
   <w15:commentEx w15:paraId="372B8ADE" w15:done="0"/>
-  <w15:commentEx w15:paraId="7898CFC4" w15:done="0"/>
-  <w15:commentEx w15:paraId="3FD0284C" w15:done="0"/>
-  <w15:commentEx w15:paraId="2FA6C5F9" w15:paraIdParent="3FD0284C" w15:done="0"/>
   <w15:commentEx w15:paraId="2C05BD8C" w15:done="1"/>
   <w15:commentEx w15:paraId="47902044" w15:done="0"/>
   <w15:commentEx w15:paraId="7F32AA3D" w15:paraIdParent="47902044" w15:done="0"/>
   <w15:commentEx w15:paraId="5584008A" w15:done="0"/>
-  <w15:commentEx w15:paraId="09C13A48" w15:done="0"/>
+  <w15:commentEx w15:paraId="566D88FB" w15:done="0"/>
   <w15:commentEx w15:paraId="2F95B1E2" w15:done="0"/>
+  <w15:commentEx w15:paraId="525A4841" w15:done="0"/>
 </w15:commentsEx>
 </file>
 
@@ -7122,7 +9541,6 @@
     <w:basedOn w:val="Normal"/>
     <w:link w:val="CommentTextChar"/>
     <w:uiPriority w:val="99"/>
-    <w:semiHidden/>
     <w:unhideWhenUsed/>
     <w:rsid w:val="00314DF4"/>
     <w:pPr>
@@ -7138,7 +9556,6 @@
     <w:basedOn w:val="DefaultParagraphFont"/>
     <w:link w:val="CommentText"/>
     <w:uiPriority w:val="99"/>
-    <w:semiHidden/>
     <w:rsid w:val="00314DF4"/>
     <w:rPr>
       <w:sz w:val="20"/>
@@ -7246,6 +9663,16 @@
     <w:link w:val="Footer"/>
     <w:uiPriority w:val="99"/>
     <w:rsid w:val="00B724DC"/>
+  </w:style>
+  <w:style w:type="character" w:styleId="PlaceholderText">
+    <w:name w:val="Placeholder Text"/>
+    <w:basedOn w:val="DefaultParagraphFont"/>
+    <w:uiPriority w:val="99"/>
+    <w:semiHidden/>
+    <w:rsid w:val="000501C4"/>
+    <w:rPr>
+      <w:color w:val="808080"/>
+    </w:rPr>
   </w:style>
 </w:styles>
 </file>
@@ -7509,4 +9936,16 @@
     </a:ext>
   </a:extLst>
 </a:theme>
+</file>
+
+<file path=customXml/item1.xml><?xml version="1.0" encoding="utf-8"?>
+<b:Sources xmlns:b="http://schemas.openxmlformats.org/officeDocument/2006/bibliography" xmlns="http://schemas.openxmlformats.org/officeDocument/2006/bibliography" SelectedStyle="\IEEE2006OfficeOnline.xsl" StyleName="IEEE" Version="2006"/>
+</file>
+
+<file path=customXml/itemProps1.xml><?xml version="1.0" encoding="utf-8"?>
+<ds:datastoreItem xmlns:ds="http://schemas.openxmlformats.org/officeDocument/2006/customXml" ds:itemID="{51ECB0F4-D438-4C9C-A246-EA315867513B}">
+  <ds:schemaRefs>
+    <ds:schemaRef ds:uri="http://schemas.openxmlformats.org/officeDocument/2006/bibliography"/>
+  </ds:schemaRefs>
+</ds:datastoreItem>
 </file>
--- a/manuscript/dvm.manuscript.08252023.HB.docx
+++ b/manuscript/dvm.manuscript.08252023.HB.docx
@@ -343,307 +343,2432 @@
         </w:rPr>
         <w:t xml:space="preserve">While research often quantifies behavioral avoidance of single stressors (e.g., </w:t>
       </w:r>
-      <w:ins w:id="0" w:author="Barrett, Hannah" w:date="2023-11-21T10:36:00Z">
+      <w:r>
+        <w:rPr>
+          <w:rFonts w:ascii="Times New Roman" w:hAnsi="Times New Roman" w:cs="Times New Roman"/>
+          <w:sz w:val="24"/>
+          <w:szCs w:val="24"/>
+        </w:rPr>
+        <w:t xml:space="preserve">predation; Stich et al. 1981, </w:t>
+      </w:r>
+      <w:r>
+        <w:rPr>
+          <w:rFonts w:ascii="Times New Roman" w:hAnsi="Times New Roman" w:cs="Times New Roman"/>
+          <w:sz w:val="24"/>
+          <w:szCs w:val="24"/>
+        </w:rPr>
+        <w:t xml:space="preserve">ultraviolet radiation; </w:t>
+      </w:r>
+      <w:r>
+        <w:rPr>
+          <w:rFonts w:ascii="Times New Roman" w:hAnsi="Times New Roman" w:cs="Times New Roman"/>
+          <w:sz w:val="24"/>
+          <w:szCs w:val="24"/>
+        </w:rPr>
+        <w:t>Rhode et al. 2001</w:t>
+      </w:r>
+      <w:r>
+        <w:rPr>
+          <w:rFonts w:ascii="Times New Roman" w:hAnsi="Times New Roman" w:cs="Times New Roman"/>
+          <w:sz w:val="24"/>
+          <w:szCs w:val="24"/>
+        </w:rPr>
+        <w:t>, suboptimal temperatures; Sims et al. 2006)</w:t>
+      </w:r>
+      <w:r>
+        <w:rPr>
+          <w:rFonts w:ascii="Times New Roman" w:hAnsi="Times New Roman" w:cs="Times New Roman"/>
+          <w:sz w:val="24"/>
+          <w:szCs w:val="24"/>
+        </w:rPr>
+        <w:t xml:space="preserve"> in nature fish are responding to multiple </w:t>
+      </w:r>
+      <w:r>
+        <w:rPr>
+          <w:rFonts w:ascii="Times New Roman" w:hAnsi="Times New Roman" w:cs="Times New Roman"/>
+          <w:sz w:val="24"/>
+          <w:szCs w:val="24"/>
+        </w:rPr>
+        <w:t xml:space="preserve">co-occurring </w:t>
+      </w:r>
+      <w:r>
+        <w:rPr>
+          <w:rFonts w:ascii="Times New Roman" w:hAnsi="Times New Roman" w:cs="Times New Roman"/>
+          <w:sz w:val="24"/>
+          <w:szCs w:val="24"/>
+        </w:rPr>
+        <w:t>variables.</w:t>
+      </w:r>
+      <w:r>
+        <w:rPr>
+          <w:rFonts w:ascii="Times New Roman" w:hAnsi="Times New Roman" w:cs="Times New Roman"/>
+          <w:sz w:val="24"/>
+          <w:szCs w:val="24"/>
+        </w:rPr>
+        <w:t xml:space="preserve"> </w:t>
+      </w:r>
+      <w:r>
+        <w:rPr>
+          <w:rFonts w:ascii="Times New Roman" w:hAnsi="Times New Roman" w:cs="Times New Roman"/>
+          <w:sz w:val="24"/>
+          <w:szCs w:val="24"/>
+        </w:rPr>
+        <w:t>Currently there is high interest in whether multiple stressors have synergistic physiological effects</w:t>
+      </w:r>
+      <w:r>
+        <w:rPr>
+          <w:rFonts w:ascii="Times New Roman" w:hAnsi="Times New Roman" w:cs="Times New Roman"/>
+          <w:sz w:val="24"/>
+          <w:szCs w:val="24"/>
+        </w:rPr>
+        <w:t>. Behavioral</w:t>
+      </w:r>
+      <w:r>
+        <w:rPr>
+          <w:rFonts w:ascii="Times New Roman" w:hAnsi="Times New Roman" w:cs="Times New Roman"/>
+          <w:sz w:val="24"/>
+          <w:szCs w:val="24"/>
+        </w:rPr>
+        <w:t xml:space="preserve"> research often focuses on potential trade-offs, where avoidance of one stressor introduces another. </w:t>
+      </w:r>
+      <w:r>
+        <w:rPr>
+          <w:rFonts w:ascii="Times New Roman" w:hAnsi="Times New Roman" w:cs="Times New Roman"/>
+          <w:sz w:val="24"/>
+          <w:szCs w:val="24"/>
+        </w:rPr>
+        <w:t xml:space="preserve">For example, predator-induced use of refuges </w:t>
+      </w:r>
+      <w:r>
+        <w:rPr>
+          <w:rFonts w:ascii="Times New Roman" w:hAnsi="Times New Roman" w:cs="Times New Roman"/>
+          <w:sz w:val="24"/>
+          <w:szCs w:val="24"/>
+        </w:rPr>
+        <w:t xml:space="preserve">in aquatic ecosystems </w:t>
+      </w:r>
+      <w:r>
+        <w:rPr>
+          <w:rFonts w:ascii="Times New Roman" w:hAnsi="Times New Roman" w:cs="Times New Roman"/>
+          <w:sz w:val="24"/>
+          <w:szCs w:val="24"/>
+        </w:rPr>
+        <w:t xml:space="preserve">may present a trade-off between the immediate threat of being consumed and the </w:t>
+      </w:r>
+      <w:r>
+        <w:rPr>
+          <w:rFonts w:ascii="Times New Roman" w:hAnsi="Times New Roman" w:cs="Times New Roman"/>
+          <w:sz w:val="24"/>
+          <w:szCs w:val="24"/>
+        </w:rPr>
+        <w:t xml:space="preserve">incidental </w:t>
+      </w:r>
+      <w:r>
+        <w:rPr>
+          <w:rFonts w:ascii="Times New Roman" w:hAnsi="Times New Roman" w:cs="Times New Roman"/>
+          <w:sz w:val="24"/>
+          <w:szCs w:val="24"/>
+        </w:rPr>
+        <w:t xml:space="preserve">effect of reduced growth </w:t>
+      </w:r>
+      <w:r>
+        <w:rPr>
+          <w:rFonts w:ascii="Times New Roman" w:hAnsi="Times New Roman" w:cs="Times New Roman"/>
+          <w:sz w:val="24"/>
+          <w:szCs w:val="24"/>
+        </w:rPr>
+        <w:t>due to</w:t>
+      </w:r>
+      <w:r>
+        <w:rPr>
+          <w:rFonts w:ascii="Times New Roman" w:hAnsi="Times New Roman" w:cs="Times New Roman"/>
+          <w:sz w:val="24"/>
+          <w:szCs w:val="24"/>
+        </w:rPr>
+        <w:t xml:space="preserve"> diminished</w:t>
+      </w:r>
+      <w:r>
+        <w:rPr>
+          <w:rFonts w:ascii="Times New Roman" w:hAnsi="Times New Roman" w:cs="Times New Roman"/>
+          <w:sz w:val="24"/>
+          <w:szCs w:val="24"/>
+        </w:rPr>
+        <w:t xml:space="preserve"> feeding opportunity and</w:t>
+      </w:r>
+      <w:r>
+        <w:rPr>
+          <w:rFonts w:ascii="Times New Roman" w:hAnsi="Times New Roman" w:cs="Times New Roman"/>
+          <w:sz w:val="24"/>
+          <w:szCs w:val="24"/>
+        </w:rPr>
+        <w:t xml:space="preserve"> within-refuge resource competition</w:t>
+      </w:r>
+      <w:r>
+        <w:rPr>
+          <w:rFonts w:ascii="Times New Roman" w:hAnsi="Times New Roman" w:cs="Times New Roman"/>
+          <w:sz w:val="24"/>
+          <w:szCs w:val="24"/>
+        </w:rPr>
+        <w:t xml:space="preserve"> (Houston et al. 1993, Krause et al. 1998, Orrick et al 2013)</w:t>
+      </w:r>
+      <w:r>
+        <w:rPr>
+          <w:rFonts w:ascii="Times New Roman" w:hAnsi="Times New Roman" w:cs="Times New Roman"/>
+          <w:sz w:val="24"/>
+          <w:szCs w:val="24"/>
+        </w:rPr>
+        <w:t xml:space="preserve">. </w:t>
+      </w:r>
+      <w:r>
+        <w:rPr>
+          <w:rFonts w:ascii="Times New Roman" w:hAnsi="Times New Roman" w:cs="Times New Roman"/>
+          <w:sz w:val="24"/>
+          <w:szCs w:val="24"/>
+        </w:rPr>
+        <w:t xml:space="preserve">Similarly, </w:t>
+      </w:r>
+      <w:r>
+        <w:rPr>
+          <w:rFonts w:ascii="Times New Roman" w:hAnsi="Times New Roman" w:cs="Times New Roman"/>
+          <w:sz w:val="24"/>
+          <w:szCs w:val="24"/>
+        </w:rPr>
+        <w:t>fish movement to</w:t>
+      </w:r>
+      <w:r>
+        <w:rPr>
+          <w:rFonts w:ascii="Times New Roman" w:hAnsi="Times New Roman" w:cs="Times New Roman"/>
+          <w:sz w:val="24"/>
+          <w:szCs w:val="24"/>
+        </w:rPr>
+        <w:t xml:space="preserve"> cold</w:t>
+      </w:r>
+      <w:r>
+        <w:rPr>
+          <w:rFonts w:ascii="Times New Roman" w:hAnsi="Times New Roman" w:cs="Times New Roman"/>
+          <w:sz w:val="24"/>
+          <w:szCs w:val="24"/>
+        </w:rPr>
+        <w:t>-</w:t>
+      </w:r>
+      <w:r>
+        <w:rPr>
+          <w:rFonts w:ascii="Times New Roman" w:hAnsi="Times New Roman" w:cs="Times New Roman"/>
+          <w:sz w:val="24"/>
+          <w:szCs w:val="24"/>
+        </w:rPr>
+        <w:t>water refuge</w:t>
+      </w:r>
+      <w:r>
+        <w:rPr>
+          <w:rFonts w:ascii="Times New Roman" w:hAnsi="Times New Roman" w:cs="Times New Roman"/>
+          <w:sz w:val="24"/>
+          <w:szCs w:val="24"/>
+        </w:rPr>
+        <w:t>s</w:t>
+      </w:r>
+      <w:r>
+        <w:rPr>
+          <w:rFonts w:ascii="Times New Roman" w:hAnsi="Times New Roman" w:cs="Times New Roman"/>
+          <w:sz w:val="24"/>
+          <w:szCs w:val="24"/>
+        </w:rPr>
+        <w:t xml:space="preserve"> may </w:t>
+      </w:r>
+      <w:r>
+        <w:rPr>
+          <w:rFonts w:ascii="Times New Roman" w:hAnsi="Times New Roman" w:cs="Times New Roman"/>
+          <w:sz w:val="24"/>
+          <w:szCs w:val="24"/>
+        </w:rPr>
+        <w:lastRenderedPageBreak/>
+        <w:t xml:space="preserve">present a conflict between </w:t>
+      </w:r>
+      <w:r>
+        <w:rPr>
+          <w:rFonts w:ascii="Times New Roman" w:hAnsi="Times New Roman" w:cs="Times New Roman"/>
+          <w:sz w:val="24"/>
+          <w:szCs w:val="24"/>
+        </w:rPr>
+        <w:t xml:space="preserve">access to </w:t>
+      </w:r>
+      <w:r>
+        <w:rPr>
+          <w:rFonts w:ascii="Times New Roman" w:hAnsi="Times New Roman" w:cs="Times New Roman"/>
+          <w:sz w:val="24"/>
+          <w:szCs w:val="24"/>
+        </w:rPr>
+        <w:t>food and metabolic conditions</w:t>
+      </w:r>
+      <w:r>
+        <w:rPr>
+          <w:rFonts w:ascii="Times New Roman" w:hAnsi="Times New Roman" w:cs="Times New Roman"/>
+          <w:sz w:val="24"/>
+          <w:szCs w:val="24"/>
+        </w:rPr>
+        <w:t xml:space="preserve"> (</w:t>
+      </w:r>
+      <w:r>
+        <w:rPr>
+          <w:rFonts w:ascii="Times New Roman" w:hAnsi="Times New Roman" w:cs="Times New Roman"/>
+          <w:sz w:val="24"/>
+          <w:szCs w:val="24"/>
+        </w:rPr>
+        <w:t>Moss 1985, Brewitt et al. 2016</w:t>
+      </w:r>
+      <w:r>
+        <w:rPr>
+          <w:rFonts w:ascii="Times New Roman" w:hAnsi="Times New Roman" w:cs="Times New Roman"/>
+          <w:sz w:val="24"/>
+          <w:szCs w:val="24"/>
+        </w:rPr>
+        <w:t>)</w:t>
+      </w:r>
+      <w:r>
+        <w:rPr>
+          <w:rFonts w:ascii="Times New Roman" w:hAnsi="Times New Roman" w:cs="Times New Roman"/>
+          <w:sz w:val="24"/>
+          <w:szCs w:val="24"/>
+        </w:rPr>
+        <w:t xml:space="preserve">. </w:t>
+      </w:r>
+    </w:p>
+    <w:p>
+      <w:pPr>
+        <w:spacing w:line="480" w:lineRule="auto"/>
+        <w:ind w:firstLine="720"/>
+        <w:rPr>
+          <w:rFonts w:ascii="Times New Roman" w:hAnsi="Times New Roman" w:cs="Times New Roman"/>
+          <w:sz w:val="24"/>
+          <w:szCs w:val="24"/>
+        </w:rPr>
+      </w:pPr>
+      <w:r>
+        <w:rPr>
+          <w:rFonts w:ascii="Times New Roman" w:hAnsi="Times New Roman" w:cs="Times New Roman"/>
+          <w:sz w:val="24"/>
+          <w:szCs w:val="24"/>
+        </w:rPr>
+        <w:t xml:space="preserve">In </w:t>
+      </w:r>
+      <w:r>
+        <w:rPr>
+          <w:rFonts w:ascii="Times New Roman" w:hAnsi="Times New Roman" w:cs="Times New Roman"/>
+          <w:sz w:val="24"/>
+          <w:szCs w:val="24"/>
+        </w:rPr>
+        <w:t>aquatic ecosystems</w:t>
+      </w:r>
+      <w:r>
+        <w:rPr>
+          <w:rFonts w:ascii="Times New Roman" w:hAnsi="Times New Roman" w:cs="Times New Roman"/>
+          <w:sz w:val="24"/>
+          <w:szCs w:val="24"/>
+        </w:rPr>
+        <w:t>, both temperature and dissolved oxygen (DO) are critically important</w:t>
+      </w:r>
+      <w:r>
+        <w:rPr>
+          <w:rFonts w:ascii="Times New Roman" w:hAnsi="Times New Roman" w:cs="Times New Roman"/>
+          <w:sz w:val="24"/>
+          <w:szCs w:val="24"/>
+        </w:rPr>
+        <w:t>,</w:t>
+      </w:r>
+      <w:r>
+        <w:rPr>
+          <w:rFonts w:ascii="Times New Roman" w:hAnsi="Times New Roman" w:cs="Times New Roman"/>
+          <w:sz w:val="24"/>
+          <w:szCs w:val="24"/>
+        </w:rPr>
+        <w:t xml:space="preserve"> because most </w:t>
+      </w:r>
+      <w:r>
+        <w:rPr>
+          <w:rFonts w:ascii="Times New Roman" w:hAnsi="Times New Roman" w:cs="Times New Roman"/>
+          <w:sz w:val="24"/>
+          <w:szCs w:val="24"/>
+        </w:rPr>
+        <w:t xml:space="preserve">aquatic </w:t>
+      </w:r>
+      <w:r>
+        <w:rPr>
+          <w:rFonts w:ascii="Times New Roman" w:hAnsi="Times New Roman" w:cs="Times New Roman"/>
+          <w:sz w:val="24"/>
+          <w:szCs w:val="24"/>
+        </w:rPr>
+        <w:t>organisms are poikilotherms, and because oxygen is much scarcer and harder to acquire in water than in air. Higher temperatures both reduce oxygen solubility in water and increase fish oxygen demands, so we should expect that as temperatures exceed physiological optimums</w:t>
+      </w:r>
+      <w:r>
+        <w:rPr>
+          <w:rFonts w:ascii="Times New Roman" w:hAnsi="Times New Roman" w:cs="Times New Roman"/>
+          <w:sz w:val="24"/>
+          <w:szCs w:val="24"/>
+        </w:rPr>
+        <w:t>,</w:t>
+      </w:r>
+      <w:r>
+        <w:rPr>
+          <w:rFonts w:ascii="Times New Roman" w:hAnsi="Times New Roman" w:cs="Times New Roman"/>
+          <w:sz w:val="24"/>
+          <w:szCs w:val="24"/>
+        </w:rPr>
+        <w:t xml:space="preserve"> avoidance behavior should be shaped by both temperature and DO</w:t>
+      </w:r>
+      <w:r>
+        <w:rPr>
+          <w:rFonts w:ascii="Times New Roman" w:hAnsi="Times New Roman" w:cs="Times New Roman"/>
+          <w:sz w:val="24"/>
+          <w:szCs w:val="24"/>
+        </w:rPr>
+        <w:t xml:space="preserve">. </w:t>
+      </w:r>
+      <w:r>
+        <w:rPr>
+          <w:rFonts w:ascii="Times New Roman" w:hAnsi="Times New Roman" w:cs="Times New Roman"/>
+          <w:sz w:val="24"/>
+          <w:szCs w:val="24"/>
+        </w:rPr>
+        <w:t>Pelagic and lentic habitats can present a pronounced thermocline and oxycline (</w:t>
+      </w:r>
+      <w:r>
+        <w:rPr>
+          <w:rFonts w:ascii="Times New Roman" w:hAnsi="Times New Roman" w:cs="Times New Roman"/>
+          <w:sz w:val="24"/>
+          <w:szCs w:val="24"/>
+        </w:rPr>
+        <w:t xml:space="preserve">also referred to </w:t>
+      </w:r>
+      <w:r>
+        <w:rPr>
+          <w:rFonts w:ascii="Times New Roman" w:hAnsi="Times New Roman" w:cs="Times New Roman"/>
+          <w:sz w:val="24"/>
+          <w:szCs w:val="24"/>
+        </w:rPr>
+        <w:t>as vertical fronts; Logan et al. 2023). In tropical marine environments, excessively cold and hypoxic waters create hypoxia based habitat constriction, causing fish to primarily hold at and above the thermocline (Brill et al. 1998, Logan et al. 2023). In temperate lotic and lentic environments, warm surface temperatures can exceed physiological optima, and hypoxic conditions at depth can limit fish vertical distribution, creating a vertically compressed habitat known as a temperature-oxygen squeeze (Coutant</w:t>
+      </w:r>
+      <w:r>
+        <w:rPr>
+          <w:rFonts w:ascii="Times New Roman" w:hAnsi="Times New Roman" w:cs="Times New Roman"/>
+          <w:sz w:val="24"/>
+          <w:szCs w:val="24"/>
+        </w:rPr>
+        <w:t xml:space="preserve"> 1985</w:t>
+      </w:r>
+      <w:r>
+        <w:rPr>
+          <w:rFonts w:ascii="Times New Roman" w:hAnsi="Times New Roman" w:cs="Times New Roman"/>
+          <w:sz w:val="24"/>
+          <w:szCs w:val="24"/>
+        </w:rPr>
+        <w:t xml:space="preserve">). This phenomena can also occur in fine scale patches of lentic habitat within a river floodplain. For example, thermally stratified cold-water alcoves often present a temperature-oxygen squeeze, effectively confining cold-adapted fish to &lt;20% of the water column (Barrett et al. </w:t>
+      </w:r>
+      <w:r>
+        <w:rPr>
+          <w:rFonts w:ascii="Times New Roman" w:hAnsi="Times New Roman" w:cs="Times New Roman"/>
+          <w:i/>
+          <w:sz w:val="24"/>
+          <w:szCs w:val="24"/>
+        </w:rPr>
+        <w:t>in review</w:t>
+      </w:r>
+      <w:r>
+        <w:rPr>
+          <w:rFonts w:ascii="Times New Roman" w:hAnsi="Times New Roman" w:cs="Times New Roman"/>
+          <w:sz w:val="24"/>
+          <w:szCs w:val="24"/>
+        </w:rPr>
+        <w:t xml:space="preserve">). </w:t>
+      </w:r>
+      <w:r>
+        <w:rPr>
+          <w:rFonts w:ascii="Times New Roman" w:hAnsi="Times New Roman" w:cs="Times New Roman"/>
+          <w:sz w:val="24"/>
+          <w:szCs w:val="24"/>
+        </w:rPr>
+        <w:t>H</w:t>
+      </w:r>
+      <w:r>
+        <w:rPr>
+          <w:rFonts w:ascii="Times New Roman" w:hAnsi="Times New Roman" w:cs="Times New Roman"/>
+          <w:sz w:val="24"/>
+          <w:szCs w:val="24"/>
+        </w:rPr>
+        <w:t xml:space="preserve">owever the vast majority of this work considers a temporally static trade-off, when in fact </w:t>
+      </w:r>
+      <w:r>
+        <w:rPr>
+          <w:rFonts w:ascii="Times New Roman" w:hAnsi="Times New Roman" w:cs="Times New Roman"/>
+          <w:sz w:val="24"/>
+          <w:szCs w:val="24"/>
+        </w:rPr>
+        <w:t>temperature</w:t>
+      </w:r>
+      <w:r>
+        <w:rPr>
+          <w:rFonts w:ascii="Times New Roman" w:hAnsi="Times New Roman" w:cs="Times New Roman"/>
+          <w:sz w:val="24"/>
+          <w:szCs w:val="24"/>
+        </w:rPr>
+        <w:t xml:space="preserve"> and DO can vary tremendously across </w:t>
+      </w:r>
+      <w:r>
+        <w:rPr>
+          <w:rFonts w:ascii="Times New Roman" w:hAnsi="Times New Roman" w:cs="Times New Roman"/>
+          <w:sz w:val="24"/>
+          <w:szCs w:val="24"/>
+        </w:rPr>
+        <w:t xml:space="preserve">a </w:t>
+      </w:r>
+      <w:r>
+        <w:rPr>
+          <w:rFonts w:ascii="Times New Roman" w:hAnsi="Times New Roman" w:cs="Times New Roman"/>
+          <w:sz w:val="24"/>
+          <w:szCs w:val="24"/>
+        </w:rPr>
+        <w:t>24-h</w:t>
+      </w:r>
+      <w:r>
+        <w:rPr>
+          <w:rFonts w:ascii="Times New Roman" w:hAnsi="Times New Roman" w:cs="Times New Roman"/>
+          <w:sz w:val="24"/>
+          <w:szCs w:val="24"/>
+        </w:rPr>
+        <w:t>our</w:t>
+      </w:r>
+      <w:r>
+        <w:rPr>
+          <w:rFonts w:ascii="Times New Roman" w:hAnsi="Times New Roman" w:cs="Times New Roman"/>
+          <w:sz w:val="24"/>
+          <w:szCs w:val="24"/>
+        </w:rPr>
+        <w:t xml:space="preserve"> cycle</w:t>
+      </w:r>
+      <w:r>
+        <w:rPr>
+          <w:rFonts w:ascii="Times New Roman" w:hAnsi="Times New Roman" w:cs="Times New Roman"/>
+          <w:sz w:val="24"/>
+          <w:szCs w:val="24"/>
+        </w:rPr>
+        <w:t>.</w:t>
+      </w:r>
+    </w:p>
+    <w:p>
+      <w:pPr>
+        <w:spacing w:line="480" w:lineRule="auto"/>
+        <w:ind w:firstLine="720"/>
+        <w:rPr>
+          <w:rFonts w:ascii="Times New Roman" w:hAnsi="Times New Roman" w:cs="Times New Roman"/>
+          <w:sz w:val="24"/>
+          <w:szCs w:val="24"/>
+        </w:rPr>
+      </w:pPr>
+      <w:r>
+        <w:rPr>
+          <w:rFonts w:ascii="Times New Roman" w:hAnsi="Times New Roman" w:cs="Times New Roman"/>
+          <w:sz w:val="24"/>
+          <w:szCs w:val="24"/>
+        </w:rPr>
+        <w:t>Diel variation in trade-offs can drive cyclical habitat use</w:t>
+      </w:r>
+      <w:r>
+        <w:rPr>
+          <w:rFonts w:ascii="Times New Roman" w:hAnsi="Times New Roman" w:cs="Times New Roman"/>
+          <w:sz w:val="24"/>
+          <w:szCs w:val="24"/>
+        </w:rPr>
+        <w:t xml:space="preserve"> where</w:t>
+      </w:r>
+      <w:r>
+        <w:rPr>
+          <w:rFonts w:ascii="Times New Roman" w:hAnsi="Times New Roman" w:cs="Times New Roman"/>
+          <w:sz w:val="24"/>
+          <w:szCs w:val="24"/>
+        </w:rPr>
+        <w:t xml:space="preserve"> animals move to track optimal conditions as they shift in space due to </w:t>
+      </w:r>
+      <w:r>
+        <w:rPr>
+          <w:rFonts w:ascii="Times New Roman" w:hAnsi="Times New Roman" w:cs="Times New Roman"/>
+          <w:sz w:val="24"/>
+          <w:szCs w:val="24"/>
+        </w:rPr>
+        <w:t xml:space="preserve">the </w:t>
+      </w:r>
+      <w:r>
+        <w:rPr>
+          <w:rFonts w:ascii="Times New Roman" w:hAnsi="Times New Roman" w:cs="Times New Roman"/>
+          <w:sz w:val="24"/>
+          <w:szCs w:val="24"/>
+        </w:rPr>
+        <w:t>direct or indirect effects of varying light levels.</w:t>
+      </w:r>
+      <w:r>
+        <w:rPr>
+          <w:rFonts w:ascii="Times New Roman" w:hAnsi="Times New Roman" w:cs="Times New Roman"/>
+          <w:sz w:val="24"/>
+          <w:szCs w:val="24"/>
+        </w:rPr>
+        <w:t xml:space="preserve"> Diel vertical migration (DVM) is among the most widespread movement behaviors in aquatic systems, occurring in all sizes of water bodies and across multiple trophic levels.  </w:t>
+      </w:r>
+      <w:r>
+        <w:rPr>
+          <w:rFonts w:ascii="Times New Roman" w:hAnsi="Times New Roman" w:cs="Times New Roman"/>
+          <w:sz w:val="24"/>
+          <w:szCs w:val="24"/>
+        </w:rPr>
+        <w:lastRenderedPageBreak/>
+        <w:t>Nocturnal ascent DVM is most commonly studied in zooplankton as anti-predat</w:t>
+      </w:r>
+      <w:r>
+        <w:rPr>
+          <w:rFonts w:ascii="Times New Roman" w:hAnsi="Times New Roman" w:cs="Times New Roman"/>
+          <w:sz w:val="24"/>
+          <w:szCs w:val="24"/>
+        </w:rPr>
+        <w:t>ion</w:t>
+      </w:r>
+      <w:r>
+        <w:rPr>
+          <w:rFonts w:ascii="Times New Roman" w:hAnsi="Times New Roman" w:cs="Times New Roman"/>
+          <w:sz w:val="24"/>
+          <w:szCs w:val="24"/>
+        </w:rPr>
+        <w:t xml:space="preserve"> behavior, presenting a</w:t>
+      </w:r>
+      <w:r>
+        <w:rPr>
+          <w:rFonts w:ascii="Times New Roman" w:hAnsi="Times New Roman" w:cs="Times New Roman"/>
+          <w:sz w:val="24"/>
+          <w:szCs w:val="24"/>
+        </w:rPr>
+        <w:t xml:space="preserve"> </w:t>
+      </w:r>
+      <w:r>
+        <w:rPr>
+          <w:rFonts w:ascii="Times New Roman" w:hAnsi="Times New Roman" w:cs="Times New Roman"/>
+          <w:sz w:val="24"/>
+          <w:szCs w:val="24"/>
+        </w:rPr>
+        <w:t>trade-off between the resource rich and high risk surface waters</w:t>
+      </w:r>
+      <w:r>
+        <w:rPr>
+          <w:rFonts w:ascii="Times New Roman" w:hAnsi="Times New Roman" w:cs="Times New Roman"/>
+          <w:sz w:val="24"/>
+          <w:szCs w:val="24"/>
+        </w:rPr>
+        <w:t>,</w:t>
+      </w:r>
+      <w:r>
+        <w:rPr>
+          <w:rFonts w:ascii="Times New Roman" w:hAnsi="Times New Roman" w:cs="Times New Roman"/>
+          <w:sz w:val="24"/>
+          <w:szCs w:val="24"/>
+        </w:rPr>
+        <w:t xml:space="preserve"> and the cooler and safer waters at depth where the potential for growth is severely reduced (Ohman 1990</w:t>
+      </w:r>
+      <w:r>
+        <w:rPr>
+          <w:rFonts w:ascii="Times New Roman" w:hAnsi="Times New Roman" w:cs="Times New Roman"/>
+          <w:sz w:val="24"/>
+          <w:szCs w:val="24"/>
+        </w:rPr>
+        <w:t xml:space="preserve">). </w:t>
+      </w:r>
+      <w:r>
+        <w:rPr>
+          <w:rFonts w:ascii="Times New Roman" w:hAnsi="Times New Roman" w:cs="Times New Roman"/>
+          <w:sz w:val="24"/>
+          <w:szCs w:val="24"/>
+        </w:rPr>
+        <w:t>For vertebrates, the three common</w:t>
+      </w:r>
+      <w:r>
+        <w:rPr>
+          <w:rFonts w:ascii="Times New Roman" w:hAnsi="Times New Roman" w:cs="Times New Roman"/>
+          <w:sz w:val="24"/>
+          <w:szCs w:val="24"/>
+        </w:rPr>
+        <w:t xml:space="preserve"> and often overlapping</w:t>
+      </w:r>
+      <w:r>
+        <w:rPr>
+          <w:rFonts w:ascii="Times New Roman" w:hAnsi="Times New Roman" w:cs="Times New Roman"/>
+          <w:sz w:val="24"/>
+          <w:szCs w:val="24"/>
+        </w:rPr>
+        <w:t xml:space="preserve"> hypothesis for DVM are </w:t>
+      </w:r>
+      <w:r>
+        <w:rPr>
+          <w:rFonts w:ascii="Times New Roman" w:hAnsi="Times New Roman" w:cs="Times New Roman"/>
+          <w:sz w:val="24"/>
+          <w:szCs w:val="24"/>
+        </w:rPr>
+        <w:t>maximizing bioenergetic</w:t>
+      </w:r>
+      <w:r>
+        <w:rPr>
+          <w:rFonts w:ascii="Times New Roman" w:hAnsi="Times New Roman" w:cs="Times New Roman"/>
+          <w:sz w:val="24"/>
+          <w:szCs w:val="24"/>
+        </w:rPr>
+        <w:t xml:space="preserve"> efficiency</w:t>
+      </w:r>
+      <w:r>
+        <w:rPr>
+          <w:rFonts w:ascii="Times New Roman" w:hAnsi="Times New Roman" w:cs="Times New Roman"/>
+          <w:sz w:val="24"/>
+          <w:szCs w:val="24"/>
+        </w:rPr>
+        <w:t>, crepuscular</w:t>
+      </w:r>
+      <w:r>
+        <w:rPr>
+          <w:rFonts w:ascii="Times New Roman" w:hAnsi="Times New Roman" w:cs="Times New Roman"/>
+          <w:sz w:val="24"/>
+          <w:szCs w:val="24"/>
+        </w:rPr>
+        <w:t xml:space="preserve"> </w:t>
+      </w:r>
+      <w:r>
+        <w:rPr>
+          <w:rFonts w:ascii="Times New Roman" w:hAnsi="Times New Roman" w:cs="Times New Roman"/>
+          <w:sz w:val="24"/>
+          <w:szCs w:val="24"/>
+        </w:rPr>
+        <w:t xml:space="preserve">exploitation of an antipredation window, and foraging opportunity (Clark and Levy 1988, Wurtsbaugh and Neverman 1988, Scheuerell and Schindler 2003). </w:t>
+      </w:r>
+      <w:r>
+        <w:rPr>
+          <w:rFonts w:ascii="Times New Roman" w:hAnsi="Times New Roman" w:cs="Times New Roman"/>
+          <w:sz w:val="24"/>
+          <w:szCs w:val="24"/>
+        </w:rPr>
+        <w:t xml:space="preserve">In example, trout in stratified reservoirs </w:t>
+      </w:r>
+      <w:r>
+        <w:rPr>
+          <w:rFonts w:ascii="Times New Roman" w:hAnsi="Times New Roman" w:cs="Times New Roman"/>
+          <w:sz w:val="24"/>
+          <w:szCs w:val="24"/>
+        </w:rPr>
+        <w:t xml:space="preserve">have been observed using </w:t>
+      </w:r>
+      <w:r>
+        <w:rPr>
+          <w:rFonts w:ascii="Times New Roman" w:hAnsi="Times New Roman" w:cs="Times New Roman"/>
+          <w:sz w:val="24"/>
+          <w:szCs w:val="24"/>
+        </w:rPr>
+        <w:t>DVM as a trade-off between optimizing temperature</w:t>
+      </w:r>
+      <w:r>
+        <w:rPr>
+          <w:rFonts w:ascii="Times New Roman" w:hAnsi="Times New Roman" w:cs="Times New Roman"/>
+          <w:sz w:val="24"/>
+          <w:szCs w:val="24"/>
+        </w:rPr>
+        <w:t>, forage opportunity,</w:t>
+      </w:r>
+      <w:r>
+        <w:rPr>
+          <w:rFonts w:ascii="Times New Roman" w:hAnsi="Times New Roman" w:cs="Times New Roman"/>
+          <w:sz w:val="24"/>
+          <w:szCs w:val="24"/>
+        </w:rPr>
+        <w:t xml:space="preserve"> and growth (Eckmann et al. 2016, Thomas et al. 2023). </w:t>
+      </w:r>
+      <w:r>
+        <w:rPr>
+          <w:rFonts w:ascii="Times New Roman" w:hAnsi="Times New Roman" w:cs="Times New Roman"/>
+          <w:sz w:val="24"/>
+          <w:szCs w:val="24"/>
+        </w:rPr>
+        <w:t>W</w:t>
+      </w:r>
+      <w:r>
+        <w:rPr>
+          <w:rFonts w:ascii="Times New Roman" w:hAnsi="Times New Roman" w:cs="Times New Roman"/>
+          <w:sz w:val="24"/>
+          <w:szCs w:val="24"/>
+        </w:rPr>
+        <w:t>hile DVM is a p</w:t>
+      </w:r>
+      <w:r>
+        <w:rPr>
+          <w:rFonts w:ascii="Times New Roman" w:hAnsi="Times New Roman" w:cs="Times New Roman"/>
+          <w:sz w:val="24"/>
+          <w:szCs w:val="24"/>
+        </w:rPr>
+        <w:t>ervasive</w:t>
+      </w:r>
+      <w:r>
+        <w:rPr>
+          <w:rFonts w:ascii="Times New Roman" w:hAnsi="Times New Roman" w:cs="Times New Roman"/>
+          <w:sz w:val="24"/>
+          <w:szCs w:val="24"/>
+        </w:rPr>
+        <w:t xml:space="preserve"> behavioral strategy </w:t>
+      </w:r>
+      <w:r>
+        <w:rPr>
+          <w:rFonts w:ascii="Times New Roman" w:hAnsi="Times New Roman" w:cs="Times New Roman"/>
+          <w:sz w:val="24"/>
+          <w:szCs w:val="24"/>
+        </w:rPr>
+        <w:t>that has been studied in response to diel variation in various trade-offs</w:t>
+      </w:r>
+      <w:r>
+        <w:rPr>
+          <w:rFonts w:ascii="Times New Roman" w:hAnsi="Times New Roman" w:cs="Times New Roman"/>
+          <w:sz w:val="24"/>
+          <w:szCs w:val="24"/>
+        </w:rPr>
+        <w:t xml:space="preserve">, there is </w:t>
+      </w:r>
+      <w:r>
+        <w:rPr>
+          <w:rFonts w:ascii="Times New Roman" w:hAnsi="Times New Roman" w:cs="Times New Roman"/>
+          <w:sz w:val="24"/>
+          <w:szCs w:val="24"/>
+        </w:rPr>
+        <w:t xml:space="preserve">virtually no knowledge of </w:t>
+      </w:r>
+      <w:r>
+        <w:rPr>
+          <w:rFonts w:ascii="Times New Roman" w:hAnsi="Times New Roman" w:cs="Times New Roman"/>
+          <w:sz w:val="24"/>
+          <w:szCs w:val="24"/>
+        </w:rPr>
+        <w:t>whether DVM or analogous</w:t>
+      </w:r>
+      <w:r>
+        <w:rPr>
+          <w:rFonts w:ascii="Times New Roman" w:hAnsi="Times New Roman" w:cs="Times New Roman"/>
+          <w:sz w:val="24"/>
+          <w:szCs w:val="24"/>
+        </w:rPr>
+        <w:t xml:space="preserve"> habitat cycling can alleviate the trade-off between temperature and DO</w:t>
+      </w:r>
+      <w:r>
+        <w:rPr>
+          <w:rFonts w:ascii="Times New Roman" w:hAnsi="Times New Roman" w:cs="Times New Roman"/>
+          <w:sz w:val="24"/>
+          <w:szCs w:val="24"/>
+        </w:rPr>
+        <w:t xml:space="preserve">, which is critically relevant to understanding </w:t>
+      </w:r>
+      <w:r>
+        <w:rPr>
+          <w:rFonts w:ascii="Times New Roman" w:hAnsi="Times New Roman" w:cs="Times New Roman"/>
+          <w:sz w:val="24"/>
+          <w:szCs w:val="24"/>
+        </w:rPr>
+        <w:t xml:space="preserve">the </w:t>
+      </w:r>
+      <w:r>
+        <w:rPr>
+          <w:rFonts w:ascii="Times New Roman" w:hAnsi="Times New Roman" w:cs="Times New Roman"/>
+          <w:sz w:val="24"/>
+          <w:szCs w:val="24"/>
+        </w:rPr>
+        <w:t>effects of climate change.</w:t>
+      </w:r>
+    </w:p>
+    <w:p>
+      <w:pPr>
+        <w:spacing w:line="480" w:lineRule="auto"/>
+        <w:ind w:firstLine="720"/>
+        <w:rPr>
+          <w:rFonts w:ascii="Times New Roman" w:hAnsi="Times New Roman" w:cs="Times New Roman"/>
+          <w:sz w:val="24"/>
+          <w:szCs w:val="24"/>
+        </w:rPr>
+      </w:pPr>
+      <w:r>
+        <w:rPr>
+          <w:rFonts w:ascii="Times New Roman" w:hAnsi="Times New Roman" w:cs="Times New Roman"/>
+          <w:sz w:val="24"/>
+          <w:szCs w:val="24"/>
+        </w:rPr>
+        <w:t>Cool floodplain habitats</w:t>
+      </w:r>
+      <w:r>
+        <w:rPr>
+          <w:rFonts w:ascii="Times New Roman" w:hAnsi="Times New Roman" w:cs="Times New Roman"/>
+          <w:sz w:val="24"/>
+          <w:szCs w:val="24"/>
+        </w:rPr>
+        <w:t xml:space="preserve"> (e.</w:t>
+      </w:r>
+      <w:r>
+        <w:rPr>
+          <w:rFonts w:ascii="Times New Roman" w:hAnsi="Times New Roman" w:cs="Times New Roman"/>
+          <w:sz w:val="24"/>
+          <w:szCs w:val="24"/>
+        </w:rPr>
+        <w:t xml:space="preserve">g. </w:t>
+      </w:r>
+      <w:r>
+        <w:rPr>
+          <w:rFonts w:ascii="Times New Roman" w:hAnsi="Times New Roman" w:cs="Times New Roman"/>
+          <w:sz w:val="24"/>
+          <w:szCs w:val="24"/>
+        </w:rPr>
+        <w:t xml:space="preserve">cold-water </w:t>
+      </w:r>
+      <w:r>
+        <w:rPr>
+          <w:rFonts w:ascii="Times New Roman" w:hAnsi="Times New Roman" w:cs="Times New Roman"/>
+          <w:sz w:val="24"/>
+          <w:szCs w:val="24"/>
+        </w:rPr>
+        <w:t xml:space="preserve">alcoves) used by cold-water fish are a model system to study </w:t>
+      </w:r>
+      <w:r>
+        <w:rPr>
+          <w:rFonts w:ascii="Times New Roman" w:hAnsi="Times New Roman" w:cs="Times New Roman"/>
+          <w:sz w:val="24"/>
+          <w:szCs w:val="24"/>
+        </w:rPr>
+        <w:t>the occurrence of DVM in response to a</w:t>
+      </w:r>
+      <w:r>
+        <w:rPr>
+          <w:rFonts w:ascii="Times New Roman" w:hAnsi="Times New Roman" w:cs="Times New Roman"/>
+          <w:sz w:val="24"/>
+          <w:szCs w:val="24"/>
+        </w:rPr>
+        <w:t xml:space="preserve"> temperature-DO trade-off. </w:t>
+      </w:r>
+      <w:r>
+        <w:rPr>
+          <w:rFonts w:ascii="Times New Roman" w:hAnsi="Times New Roman" w:cs="Times New Roman"/>
+          <w:sz w:val="24"/>
+          <w:szCs w:val="24"/>
+        </w:rPr>
+        <w:t>The combination of pronounced vertical stratification in oxygen from hypoxic hyporheic inputs</w:t>
+      </w:r>
+      <w:r>
+        <w:rPr>
+          <w:rFonts w:ascii="Times New Roman" w:hAnsi="Times New Roman" w:cs="Times New Roman"/>
+          <w:sz w:val="24"/>
+          <w:szCs w:val="24"/>
+        </w:rPr>
+        <w:t xml:space="preserve"> (</w:t>
+      </w:r>
+      <w:r>
+        <w:rPr>
+          <w:rFonts w:ascii="Times New Roman" w:hAnsi="Times New Roman" w:cs="Times New Roman"/>
+          <w:color w:val="000000"/>
+          <w:sz w:val="24"/>
+          <w:szCs w:val="24"/>
+        </w:rPr>
+        <w:t>Zarnetske et al. 2011, Gombert et al. 2022</w:t>
+      </w:r>
+      <w:r>
+        <w:rPr>
+          <w:rFonts w:ascii="Times New Roman" w:hAnsi="Times New Roman" w:cs="Times New Roman"/>
+          <w:sz w:val="24"/>
+          <w:szCs w:val="24"/>
+        </w:rPr>
+        <w:t>)</w:t>
+      </w:r>
+      <w:r>
+        <w:rPr>
+          <w:rFonts w:ascii="Times New Roman" w:hAnsi="Times New Roman" w:cs="Times New Roman"/>
+          <w:sz w:val="24"/>
+          <w:szCs w:val="24"/>
+        </w:rPr>
+        <w:t>, coupled with diel oxygen cycling</w:t>
+      </w:r>
+      <w:r>
+        <w:rPr>
+          <w:rFonts w:ascii="Times New Roman" w:hAnsi="Times New Roman" w:cs="Times New Roman"/>
+          <w:sz w:val="24"/>
+          <w:szCs w:val="24"/>
+        </w:rPr>
+        <w:t xml:space="preserve"> </w:t>
+      </w:r>
+      <w:r>
+        <w:rPr>
+          <w:rFonts w:ascii="Times New Roman" w:hAnsi="Times New Roman" w:cs="Times New Roman"/>
+          <w:sz w:val="24"/>
+          <w:szCs w:val="24"/>
+        </w:rPr>
+        <w:t>as the environment transitions from photosynthetic production to respiratory consumption</w:t>
+      </w:r>
+      <w:r>
+        <w:rPr>
+          <w:rFonts w:ascii="Times New Roman" w:hAnsi="Times New Roman" w:cs="Times New Roman"/>
+          <w:sz w:val="24"/>
+          <w:szCs w:val="24"/>
+        </w:rPr>
+        <w:t xml:space="preserve"> (</w:t>
+      </w:r>
+      <w:r>
+        <w:rPr>
+          <w:rFonts w:ascii="Times New Roman" w:hAnsi="Times New Roman" w:cs="Times New Roman"/>
+          <w:sz w:val="24"/>
+          <w:szCs w:val="24"/>
+        </w:rPr>
+        <w:t>Andersen et al. 2017</w:t>
+      </w:r>
+      <w:r>
+        <w:rPr>
+          <w:rFonts w:ascii="Times New Roman" w:hAnsi="Times New Roman" w:cs="Times New Roman"/>
+          <w:sz w:val="24"/>
+          <w:szCs w:val="24"/>
+        </w:rPr>
+        <w:t>)</w:t>
+      </w:r>
+      <w:r>
+        <w:rPr>
+          <w:rFonts w:ascii="Times New Roman" w:hAnsi="Times New Roman" w:cs="Times New Roman"/>
+          <w:sz w:val="24"/>
+          <w:szCs w:val="24"/>
+        </w:rPr>
+        <w:t>, has the potential to create a vertically shifting oxygen profile</w:t>
+      </w:r>
+      <w:r>
+        <w:rPr>
+          <w:rFonts w:ascii="Times New Roman" w:hAnsi="Times New Roman" w:cs="Times New Roman"/>
+          <w:sz w:val="24"/>
+          <w:szCs w:val="24"/>
+        </w:rPr>
+        <w:t>.</w:t>
+      </w:r>
+      <w:r>
+        <w:rPr>
+          <w:rFonts w:ascii="Times New Roman" w:hAnsi="Times New Roman" w:cs="Times New Roman"/>
+          <w:sz w:val="24"/>
+          <w:szCs w:val="24"/>
+        </w:rPr>
+        <w:t xml:space="preserve"> </w:t>
+      </w:r>
+      <w:r>
+        <w:rPr>
+          <w:rFonts w:ascii="Times New Roman" w:hAnsi="Times New Roman" w:cs="Times New Roman"/>
+          <w:sz w:val="24"/>
+          <w:szCs w:val="24"/>
+        </w:rPr>
+        <w:t>In turn, s</w:t>
+      </w:r>
+      <w:r>
+        <w:rPr>
+          <w:rFonts w:ascii="Times New Roman" w:hAnsi="Times New Roman" w:cs="Times New Roman"/>
+          <w:sz w:val="24"/>
+          <w:szCs w:val="24"/>
+        </w:rPr>
+        <w:t xml:space="preserve">urface water temperatures fluctuate on a diel cycle in time-lagged synchrony with </w:t>
+      </w:r>
+      <w:r>
+        <w:rPr>
+          <w:rFonts w:ascii="Times New Roman" w:hAnsi="Times New Roman" w:cs="Times New Roman"/>
+          <w:sz w:val="24"/>
+          <w:szCs w:val="24"/>
+        </w:rPr>
+        <w:t>DO</w:t>
+      </w:r>
+      <w:r>
+        <w:rPr>
+          <w:rFonts w:ascii="Times New Roman" w:hAnsi="Times New Roman" w:cs="Times New Roman"/>
+          <w:sz w:val="24"/>
+          <w:szCs w:val="24"/>
+        </w:rPr>
+        <w:t xml:space="preserve"> saturation (e.g. oxygen saturation is highest during midday, whereas surface water temperatures reach their maximum during early evening). </w:t>
+      </w:r>
+      <w:r>
+        <w:rPr>
+          <w:rFonts w:ascii="Times New Roman" w:hAnsi="Times New Roman" w:cs="Times New Roman"/>
+          <w:sz w:val="24"/>
+          <w:szCs w:val="24"/>
+        </w:rPr>
+        <w:t>Many cold-water alcoves on the Willamette River</w:t>
+      </w:r>
+      <w:r>
+        <w:rPr>
+          <w:rFonts w:ascii="Times New Roman" w:hAnsi="Times New Roman" w:cs="Times New Roman"/>
+          <w:sz w:val="24"/>
+          <w:szCs w:val="24"/>
+        </w:rPr>
+        <w:t xml:space="preserve"> of </w:t>
+      </w:r>
+      <w:r>
+        <w:rPr>
+          <w:rFonts w:ascii="Times New Roman" w:hAnsi="Times New Roman" w:cs="Times New Roman"/>
+          <w:sz w:val="24"/>
+          <w:szCs w:val="24"/>
+        </w:rPr>
+        <w:t xml:space="preserve">Western </w:t>
+      </w:r>
+      <w:r>
+        <w:rPr>
+          <w:rFonts w:ascii="Times New Roman" w:hAnsi="Times New Roman" w:cs="Times New Roman"/>
+          <w:sz w:val="24"/>
+          <w:szCs w:val="24"/>
+        </w:rPr>
+        <w:t>Oregon are heavily exploited by a cold-water fish, coastal cutthroat trout (</w:t>
+      </w:r>
+      <w:r>
+        <w:rPr>
+          <w:rFonts w:ascii="Times New Roman" w:hAnsi="Times New Roman" w:cs="Times New Roman"/>
+          <w:i/>
+          <w:sz w:val="24"/>
+          <w:szCs w:val="24"/>
+        </w:rPr>
+        <w:t>O</w:t>
+      </w:r>
+      <w:r>
+        <w:rPr>
+          <w:rFonts w:ascii="Times New Roman" w:hAnsi="Times New Roman" w:cs="Times New Roman"/>
+          <w:i/>
+          <w:sz w:val="24"/>
+          <w:szCs w:val="24"/>
+        </w:rPr>
+        <w:t>ncorhynchus</w:t>
+      </w:r>
+      <w:r>
+        <w:rPr>
+          <w:rFonts w:ascii="Times New Roman" w:hAnsi="Times New Roman" w:cs="Times New Roman"/>
+          <w:i/>
+          <w:sz w:val="24"/>
+          <w:szCs w:val="24"/>
+        </w:rPr>
+        <w:t xml:space="preserve"> clarkii clarkii</w:t>
+      </w:r>
+      <w:r>
+        <w:rPr>
+          <w:rFonts w:ascii="Times New Roman" w:hAnsi="Times New Roman" w:cs="Times New Roman"/>
+          <w:sz w:val="24"/>
+          <w:szCs w:val="24"/>
+        </w:rPr>
+        <w:t>)</w:t>
+      </w:r>
+      <w:r>
+        <w:rPr>
+          <w:rFonts w:ascii="Times New Roman" w:hAnsi="Times New Roman" w:cs="Times New Roman"/>
+          <w:sz w:val="24"/>
+          <w:szCs w:val="24"/>
+        </w:rPr>
+        <w:t>,</w:t>
+      </w:r>
+      <w:r>
+        <w:rPr>
+          <w:rFonts w:ascii="Times New Roman" w:hAnsi="Times New Roman" w:cs="Times New Roman"/>
+          <w:sz w:val="24"/>
+          <w:szCs w:val="24"/>
+        </w:rPr>
+        <w:t xml:space="preserve"> during </w:t>
+      </w:r>
+      <w:r>
+        <w:rPr>
+          <w:rFonts w:ascii="Times New Roman" w:hAnsi="Times New Roman" w:cs="Times New Roman"/>
+          <w:sz w:val="24"/>
+          <w:szCs w:val="24"/>
+        </w:rPr>
+        <w:t>seasonally warm</w:t>
+      </w:r>
+      <w:r>
+        <w:rPr>
+          <w:rFonts w:ascii="Times New Roman" w:hAnsi="Times New Roman" w:cs="Times New Roman"/>
+          <w:sz w:val="24"/>
+          <w:szCs w:val="24"/>
+        </w:rPr>
+        <w:t xml:space="preserve"> conditions. These c</w:t>
+      </w:r>
+      <w:r>
+        <w:rPr>
+          <w:rFonts w:ascii="Times New Roman" w:hAnsi="Times New Roman" w:cs="Times New Roman"/>
+          <w:sz w:val="24"/>
+          <w:szCs w:val="24"/>
+        </w:rPr>
+        <w:t>old-adapted fish are sensitive to hypoxic (&lt;2mg•L</w:t>
+      </w:r>
+      <w:r>
+        <w:rPr>
+          <w:rFonts w:ascii="Times New Roman" w:hAnsi="Times New Roman" w:cs="Times New Roman"/>
+          <w:sz w:val="24"/>
+          <w:szCs w:val="24"/>
+          <w:vertAlign w:val="superscript"/>
+        </w:rPr>
+        <w:t>-1</w:t>
+      </w:r>
+      <w:r>
+        <w:rPr>
+          <w:rFonts w:ascii="Times New Roman" w:hAnsi="Times New Roman" w:cs="Times New Roman"/>
+          <w:sz w:val="24"/>
+          <w:szCs w:val="24"/>
+        </w:rPr>
+        <w:t xml:space="preserve">) </w:t>
+      </w:r>
+      <w:r>
+        <w:rPr>
+          <w:rFonts w:ascii="Times New Roman" w:hAnsi="Times New Roman" w:cs="Times New Roman"/>
+          <w:sz w:val="24"/>
+          <w:szCs w:val="24"/>
+        </w:rPr>
+        <w:lastRenderedPageBreak/>
+        <w:t>and excessively warm (&gt;18℃) water, and these habitats</w:t>
+      </w:r>
+      <w:r>
+        <w:rPr>
+          <w:rFonts w:ascii="Times New Roman" w:hAnsi="Times New Roman" w:cs="Times New Roman"/>
+          <w:sz w:val="24"/>
+          <w:szCs w:val="24"/>
+        </w:rPr>
+        <w:t xml:space="preserve"> </w:t>
+      </w:r>
+      <w:r>
+        <w:rPr>
+          <w:rFonts w:ascii="Times New Roman" w:hAnsi="Times New Roman" w:cs="Times New Roman"/>
+          <w:sz w:val="24"/>
+          <w:szCs w:val="24"/>
+        </w:rPr>
+        <w:t>display high levels of diel and spatial variation</w:t>
+      </w:r>
+      <w:r>
+        <w:rPr>
+          <w:rFonts w:ascii="Times New Roman" w:hAnsi="Times New Roman" w:cs="Times New Roman"/>
+          <w:sz w:val="24"/>
+          <w:szCs w:val="24"/>
+        </w:rPr>
+        <w:t xml:space="preserve"> in </w:t>
+      </w:r>
+      <w:r>
+        <w:rPr>
+          <w:rFonts w:ascii="Times New Roman" w:hAnsi="Times New Roman" w:cs="Times New Roman"/>
+          <w:sz w:val="24"/>
+          <w:szCs w:val="24"/>
+        </w:rPr>
+        <w:t>both temperature and DO</w:t>
+      </w:r>
+      <w:r>
+        <w:rPr>
+          <w:rFonts w:ascii="Times New Roman" w:hAnsi="Times New Roman" w:cs="Times New Roman"/>
+          <w:sz w:val="24"/>
+          <w:szCs w:val="24"/>
+        </w:rPr>
+        <w:t xml:space="preserve">. </w:t>
+      </w:r>
+      <w:r>
+        <w:rPr>
+          <w:rFonts w:ascii="Times New Roman" w:hAnsi="Times New Roman" w:cs="Times New Roman"/>
+          <w:sz w:val="24"/>
+          <w:szCs w:val="24"/>
+        </w:rPr>
+        <w:t>Th</w:t>
+      </w:r>
+      <w:r>
+        <w:rPr>
+          <w:rFonts w:ascii="Times New Roman" w:hAnsi="Times New Roman" w:cs="Times New Roman"/>
+          <w:sz w:val="24"/>
+          <w:szCs w:val="24"/>
+        </w:rPr>
+        <w:t>e</w:t>
+      </w:r>
+      <w:r>
+        <w:rPr>
+          <w:rFonts w:ascii="Times New Roman" w:hAnsi="Times New Roman" w:cs="Times New Roman"/>
+          <w:sz w:val="24"/>
+          <w:szCs w:val="24"/>
+        </w:rPr>
+        <w:t xml:space="preserve"> fluctuating conditions </w:t>
+      </w:r>
+      <w:r>
+        <w:rPr>
+          <w:rFonts w:ascii="Times New Roman" w:hAnsi="Times New Roman" w:cs="Times New Roman"/>
+          <w:sz w:val="24"/>
+          <w:szCs w:val="24"/>
+        </w:rPr>
+        <w:t xml:space="preserve">found in these alcoves </w:t>
+      </w:r>
+      <w:r>
+        <w:rPr>
+          <w:rFonts w:ascii="Times New Roman" w:hAnsi="Times New Roman" w:cs="Times New Roman"/>
+          <w:sz w:val="24"/>
+          <w:szCs w:val="24"/>
+        </w:rPr>
+        <w:t xml:space="preserve">likely cause the zone of optimal habitat to shift over the 24-h cycle. While </w:t>
+      </w:r>
+      <w:r>
+        <w:rPr>
+          <w:rFonts w:ascii="Times New Roman" w:hAnsi="Times New Roman" w:cs="Times New Roman"/>
+          <w:sz w:val="24"/>
+          <w:szCs w:val="24"/>
+        </w:rPr>
+        <w:t>temperature and oxygen</w:t>
+      </w:r>
+      <w:r>
+        <w:rPr>
+          <w:rFonts w:ascii="Times New Roman" w:hAnsi="Times New Roman" w:cs="Times New Roman"/>
+          <w:sz w:val="24"/>
+          <w:szCs w:val="24"/>
+        </w:rPr>
+        <w:t xml:space="preserve"> fluctuate in rough synchrony (</w:t>
+      </w:r>
+      <w:r>
+        <w:rPr>
+          <w:rFonts w:ascii="Times New Roman" w:hAnsi="Times New Roman" w:cs="Times New Roman"/>
+          <w:sz w:val="24"/>
+          <w:szCs w:val="24"/>
+        </w:rPr>
+        <w:t xml:space="preserve">both </w:t>
+      </w:r>
+      <w:r>
+        <w:rPr>
+          <w:rFonts w:ascii="Times New Roman" w:hAnsi="Times New Roman" w:cs="Times New Roman"/>
+          <w:sz w:val="24"/>
+          <w:szCs w:val="24"/>
+        </w:rPr>
+        <w:t>increase during the day and decrease at night), ideal conditions fluctuate asynchronously when considered through the lens of a cold</w:t>
+      </w:r>
+      <w:r>
+        <w:rPr>
+          <w:rFonts w:ascii="Times New Roman" w:hAnsi="Times New Roman" w:cs="Times New Roman"/>
+          <w:sz w:val="24"/>
+          <w:szCs w:val="24"/>
+        </w:rPr>
+        <w:t>-</w:t>
+      </w:r>
+      <w:r>
+        <w:rPr>
+          <w:rFonts w:ascii="Times New Roman" w:hAnsi="Times New Roman" w:cs="Times New Roman"/>
+          <w:sz w:val="24"/>
+          <w:szCs w:val="24"/>
+        </w:rPr>
+        <w:t>water fish</w:t>
+      </w:r>
+      <w:r>
+        <w:rPr>
+          <w:rFonts w:ascii="Times New Roman" w:hAnsi="Times New Roman" w:cs="Times New Roman"/>
+          <w:sz w:val="24"/>
+          <w:szCs w:val="24"/>
+        </w:rPr>
+        <w:t>,</w:t>
+      </w:r>
+      <w:r>
+        <w:rPr>
+          <w:rFonts w:ascii="Times New Roman" w:hAnsi="Times New Roman" w:cs="Times New Roman"/>
+          <w:sz w:val="24"/>
+          <w:szCs w:val="24"/>
+        </w:rPr>
+        <w:t xml:space="preserve"> where cooler temperatures coupled with higher </w:t>
+      </w:r>
+      <w:r>
+        <w:rPr>
+          <w:rFonts w:ascii="Times New Roman" w:hAnsi="Times New Roman" w:cs="Times New Roman"/>
+          <w:sz w:val="24"/>
+          <w:szCs w:val="24"/>
+        </w:rPr>
+        <w:t>DO</w:t>
+      </w:r>
+      <w:r>
+        <w:rPr>
+          <w:rFonts w:ascii="Times New Roman" w:hAnsi="Times New Roman" w:cs="Times New Roman"/>
+          <w:sz w:val="24"/>
+          <w:szCs w:val="24"/>
+        </w:rPr>
+        <w:t xml:space="preserve"> are ideal.</w:t>
+      </w:r>
+    </w:p>
+    <w:p>
+      <w:pPr>
+        <w:spacing w:line="480" w:lineRule="auto"/>
+        <w:ind w:firstLine="720"/>
+      </w:pPr>
+      <w:r>
+        <w:rPr>
+          <w:rFonts w:ascii="Times New Roman" w:hAnsi="Times New Roman" w:cs="Times New Roman"/>
+          <w:sz w:val="24"/>
+          <w:szCs w:val="24"/>
+        </w:rPr>
+        <w:t xml:space="preserve">When determining the ecological significance of cold-water refuges we first need to understand the potential trade-offs that may occur within these habitats. </w:t>
+      </w:r>
+      <w:r>
+        <w:rPr>
+          <w:rFonts w:ascii="Times New Roman" w:hAnsi="Times New Roman" w:cs="Times New Roman"/>
+          <w:sz w:val="24"/>
+        </w:rPr>
+        <w:t>Here, we aim to determine how a</w:t>
+      </w:r>
+      <w:r>
+        <w:rPr>
+          <w:rFonts w:ascii="Times New Roman" w:hAnsi="Times New Roman" w:cs="Times New Roman"/>
+          <w:sz w:val="24"/>
+        </w:rPr>
+        <w:t xml:space="preserve"> cold-water fish balance</w:t>
+      </w:r>
+      <w:r>
+        <w:rPr>
+          <w:rFonts w:ascii="Times New Roman" w:hAnsi="Times New Roman" w:cs="Times New Roman"/>
+          <w:sz w:val="24"/>
+        </w:rPr>
+        <w:t>s</w:t>
+      </w:r>
+      <w:r>
+        <w:rPr>
+          <w:rFonts w:ascii="Times New Roman" w:hAnsi="Times New Roman" w:cs="Times New Roman"/>
+          <w:sz w:val="24"/>
+        </w:rPr>
+        <w:t xml:space="preserve"> oxygen demands and temperature preference within refuge habitats, and how these constraints </w:t>
+      </w:r>
+      <w:r>
+        <w:rPr>
+          <w:rFonts w:ascii="Times New Roman" w:hAnsi="Times New Roman" w:cs="Times New Roman"/>
+          <w:sz w:val="24"/>
+        </w:rPr>
+        <w:t xml:space="preserve">might </w:t>
+      </w:r>
+      <w:r>
+        <w:rPr>
+          <w:rFonts w:ascii="Times New Roman" w:hAnsi="Times New Roman" w:cs="Times New Roman"/>
+          <w:sz w:val="24"/>
+        </w:rPr>
+        <w:t>vary among refuges and over time</w:t>
+      </w:r>
+      <w:r>
+        <w:rPr>
+          <w:rFonts w:ascii="Times New Roman" w:hAnsi="Times New Roman" w:cs="Times New Roman"/>
+          <w:sz w:val="24"/>
+        </w:rPr>
+        <w:t>.</w:t>
+      </w:r>
+      <w:r>
+        <w:rPr>
+          <w:rFonts w:ascii="Times New Roman" w:hAnsi="Times New Roman" w:cs="Times New Roman"/>
+          <w:sz w:val="24"/>
+        </w:rPr>
+        <w:t xml:space="preserve"> The volume of habitat that is both suitably cool and oxygenated is likely a small portion of the alcove, and it likely expands, contracts, and shifts over time. In this study we aim to 1) determine whether temperature and oxygen shift over a diel timeframe, to 2) quantify diel variation in </w:t>
+      </w:r>
+      <w:r>
+        <w:rPr>
+          <w:rFonts w:ascii="Times New Roman" w:hAnsi="Times New Roman" w:cs="Times New Roman"/>
+          <w:sz w:val="24"/>
+        </w:rPr>
+        <w:t>DO</w:t>
+      </w:r>
+      <w:r>
+        <w:rPr>
+          <w:rFonts w:ascii="Times New Roman" w:hAnsi="Times New Roman" w:cs="Times New Roman"/>
+          <w:sz w:val="24"/>
+        </w:rPr>
+        <w:t xml:space="preserve"> and temperature across alcoves, and to 3) determine whether fish use fine-scale diel vertical movements to balance shifting trade-offs between </w:t>
+      </w:r>
+      <w:r>
+        <w:rPr>
+          <w:rFonts w:ascii="Times New Roman" w:hAnsi="Times New Roman" w:cs="Times New Roman"/>
+          <w:sz w:val="24"/>
+        </w:rPr>
+        <w:t>DO</w:t>
+      </w:r>
+      <w:r>
+        <w:rPr>
+          <w:rFonts w:ascii="Times New Roman" w:hAnsi="Times New Roman" w:cs="Times New Roman"/>
+          <w:sz w:val="24"/>
+        </w:rPr>
+        <w:t xml:space="preserve"> and temperature.</w:t>
+      </w:r>
+      <w:r>
+        <w:rPr>
+          <w:rFonts w:ascii="Times New Roman" w:hAnsi="Times New Roman" w:cs="Times New Roman"/>
+          <w:sz w:val="24"/>
+        </w:rPr>
+        <w:t xml:space="preserve"> </w:t>
+      </w:r>
+    </w:p>
+    <w:p>
+      <w:pPr>
+        <w:spacing w:line="480" w:lineRule="auto"/>
+        <w:rPr>
+          <w:rFonts w:ascii="Times New Roman" w:hAnsi="Times New Roman" w:cs="Times New Roman"/>
+          <w:b/>
+          <w:sz w:val="24"/>
+          <w:szCs w:val="24"/>
+        </w:rPr>
+      </w:pPr>
+      <w:r>
+        <w:rPr>
+          <w:rFonts w:ascii="Times New Roman" w:hAnsi="Times New Roman" w:cs="Times New Roman"/>
+          <w:b/>
+          <w:sz w:val="24"/>
+          <w:szCs w:val="24"/>
+        </w:rPr>
+        <w:t>Methods</w:t>
+      </w:r>
+    </w:p>
+    <w:p>
+      <w:pPr>
+        <w:spacing w:line="480" w:lineRule="auto"/>
+        <w:rPr>
+          <w:rFonts w:ascii="Times New Roman" w:hAnsi="Times New Roman" w:cs="Times New Roman"/>
+          <w:b/>
+          <w:i/>
+          <w:sz w:val="24"/>
+          <w:szCs w:val="24"/>
+        </w:rPr>
+      </w:pPr>
+      <w:r>
+        <w:rPr>
+          <w:rFonts w:ascii="Times New Roman" w:hAnsi="Times New Roman" w:cs="Times New Roman"/>
+          <w:b/>
+          <w:i/>
+          <w:sz w:val="24"/>
+          <w:szCs w:val="24"/>
+        </w:rPr>
+        <w:t>Overview</w:t>
+      </w:r>
+    </w:p>
+    <w:p>
+      <w:pPr>
+        <w:spacing w:line="480" w:lineRule="auto"/>
+        <w:ind w:firstLine="720"/>
+        <w:rPr>
+          <w:rFonts w:ascii="Times New Roman" w:hAnsi="Times New Roman" w:cs="Times New Roman"/>
+          <w:sz w:val="24"/>
+          <w:szCs w:val="24"/>
+        </w:rPr>
+      </w:pPr>
+      <w:r>
+        <w:rPr>
+          <w:rFonts w:ascii="Times New Roman" w:hAnsi="Times New Roman" w:cs="Times New Roman"/>
+          <w:sz w:val="24"/>
+          <w:szCs w:val="24"/>
+        </w:rPr>
+        <w:t xml:space="preserve">This study was comprised of four primary components. First, we collected continuous vertical profiles of temperature and DO to characterize how these conditions varied both spatially and temporally in select cold-water alcoves during summer. We then used a subset of our data to simulate how a fish might respond to temperature and oxygen variation given three alternate behavioral responses. Next, we collected empirical data on fine scale vertical movement </w:t>
+      </w:r>
+      <w:r>
+        <w:rPr>
+          <w:rFonts w:ascii="Times New Roman" w:hAnsi="Times New Roman" w:cs="Times New Roman"/>
+          <w:sz w:val="24"/>
+          <w:szCs w:val="24"/>
+        </w:rPr>
+        <w:lastRenderedPageBreak/>
+        <w:t xml:space="preserve">in </w:t>
+      </w:r>
+      <w:commentRangeStart w:id="0"/>
+      <w:r>
+        <w:rPr>
+          <w:rFonts w:ascii="Times New Roman" w:hAnsi="Times New Roman" w:cs="Times New Roman"/>
+          <w:sz w:val="24"/>
+          <w:szCs w:val="24"/>
+        </w:rPr>
+        <w:t xml:space="preserve">alcoves. </w:t>
+      </w:r>
+      <w:commentRangeEnd w:id="0"/>
+      <w:r>
+        <w:rPr>
+          <w:rStyle w:val="CommentReference"/>
+        </w:rPr>
+        <w:commentReference w:id="0"/>
+      </w:r>
+      <w:r>
+        <w:rPr>
+          <w:rFonts w:ascii="Times New Roman" w:hAnsi="Times New Roman" w:cs="Times New Roman"/>
+          <w:sz w:val="24"/>
+          <w:szCs w:val="24"/>
+        </w:rPr>
+        <w:t>Finally, we used</w:t>
+      </w:r>
+      <w:r>
+        <w:rPr>
+          <w:rFonts w:ascii="Times New Roman" w:hAnsi="Times New Roman" w:cs="Times New Roman"/>
+          <w:sz w:val="24"/>
+          <w:szCs w:val="24"/>
+        </w:rPr>
+        <w:t xml:space="preserve"> Cox proportional hazards modelling </w:t>
+      </w:r>
+      <w:r>
+        <w:rPr>
+          <w:rFonts w:ascii="Times New Roman" w:hAnsi="Times New Roman" w:cs="Times New Roman"/>
+          <w:sz w:val="24"/>
+          <w:szCs w:val="24"/>
+        </w:rPr>
+        <w:t xml:space="preserve">to quantify whether fish preference for temperature or oxygen shifts as these variables fluctuate over time. </w:t>
+      </w:r>
+    </w:p>
+    <w:p>
+      <w:pPr>
+        <w:spacing w:line="480" w:lineRule="auto"/>
+        <w:rPr>
+          <w:rFonts w:ascii="Times New Roman" w:hAnsi="Times New Roman" w:cs="Times New Roman"/>
+          <w:b/>
+          <w:i/>
+          <w:sz w:val="24"/>
+          <w:szCs w:val="24"/>
+        </w:rPr>
+      </w:pPr>
+      <w:r>
+        <w:rPr>
+          <w:rFonts w:ascii="Times New Roman" w:hAnsi="Times New Roman" w:cs="Times New Roman"/>
+          <w:b/>
+          <w:i/>
+          <w:sz w:val="24"/>
+          <w:szCs w:val="24"/>
+        </w:rPr>
+        <w:t>Study location</w:t>
+      </w:r>
+    </w:p>
+    <w:p>
+      <w:pPr>
+        <w:spacing w:line="480" w:lineRule="auto"/>
+        <w:ind w:firstLine="720"/>
+        <w:rPr>
+          <w:rFonts w:ascii="Times New Roman" w:hAnsi="Times New Roman" w:cs="Times New Roman"/>
+          <w:sz w:val="24"/>
+          <w:szCs w:val="24"/>
+        </w:rPr>
+      </w:pPr>
+      <w:r>
+        <w:rPr>
+          <w:rFonts w:ascii="Times New Roman" w:hAnsi="Times New Roman" w:cs="Times New Roman"/>
+          <w:sz w:val="24"/>
+          <w:szCs w:val="24"/>
+        </w:rPr>
+        <w:t xml:space="preserve">The Willamette River basin lies between the Cascade and Coastal Mountain ranges of Western Oregon. Historically the Upper Willamette River (between Eugene and Salem) was a laterally dynamic and meandering gravel bed river with side channels, islands, and gravel beds (Wallick et al. 2013, Flitcroft et al. 2023). These features can still be found, but have been severely reduced since Euro-American settlement (Baker et al. 2004, Gregory et al. 2019). This portion of the river also contains numerous alcoves, floodplain features with only a downstream connection to the mainstem river. A subset of these waterbodies function as cold-water refuges, providing water at least 2℃ cooler than the adjacent mainstem river. Often, these cold-water habitats are seasonally exploited by cold-water fishes. Our research has focused on two such alcoves, Norwood and Blue Ruin, which frequently contain dense aggregations of coastal cutthroat trout, a fluvial cold-water fish, during peak summer conditions. While we have primarily focused on these two cold-water alcoves, we have documented cutthroat trout in all of the cold-water alcoves we have studied thus far, and many likely contain high numbers of these fish during summer. </w:t>
+      </w:r>
+    </w:p>
+    <w:p>
+      <w:pPr>
+        <w:spacing w:line="480" w:lineRule="auto"/>
+        <w:rPr>
+          <w:rFonts w:ascii="Times New Roman" w:hAnsi="Times New Roman" w:cs="Times New Roman"/>
+          <w:b/>
+          <w:i/>
+          <w:sz w:val="24"/>
+          <w:szCs w:val="24"/>
+        </w:rPr>
+      </w:pPr>
+      <w:r>
+        <w:rPr>
+          <w:rFonts w:ascii="Times New Roman" w:hAnsi="Times New Roman" w:cs="Times New Roman"/>
+          <w:b/>
+          <w:i/>
+          <w:sz w:val="24"/>
+          <w:szCs w:val="24"/>
+        </w:rPr>
+        <w:t xml:space="preserve">Spatiotemporal patterning of temperature and oxygen </w:t>
+      </w:r>
+    </w:p>
+    <w:p>
+      <w:pPr>
+        <w:spacing w:line="480" w:lineRule="auto"/>
+        <w:ind w:firstLine="720"/>
+        <w:rPr>
+          <w:rFonts w:ascii="Times New Roman" w:hAnsi="Times New Roman" w:cs="Times New Roman"/>
+          <w:sz w:val="24"/>
+          <w:szCs w:val="24"/>
+        </w:rPr>
+      </w:pPr>
+      <w:r>
+        <w:rPr>
+          <w:rFonts w:ascii="Times New Roman" w:hAnsi="Times New Roman" w:cs="Times New Roman"/>
+          <w:sz w:val="24"/>
+          <w:szCs w:val="24"/>
+        </w:rPr>
+        <w:t xml:space="preserve">In 2020, we collected data on temperature and DO within six known cold-water alcoves on the Upper Willamette River to determine whether these habitats were vertically stratified, and to quantify whether these habitats displayed spatiotemporal variation in temperature and DO. During the summer, we instrumented each of these alcoves with two separate temperature-DO </w:t>
+      </w:r>
+      <w:r>
+        <w:rPr>
+          <w:rFonts w:ascii="Times New Roman" w:hAnsi="Times New Roman" w:cs="Times New Roman"/>
+          <w:sz w:val="24"/>
+          <w:szCs w:val="24"/>
+        </w:rPr>
+        <w:lastRenderedPageBreak/>
+        <w:t>arrays deployed laterally (</w:t>
+      </w:r>
+      <w:r>
+        <w:rPr>
+          <w:rFonts w:ascii="Times New Roman" w:hAnsi="Times New Roman" w:cs="Times New Roman"/>
+          <w:sz w:val="24"/>
+          <w:szCs w:val="24"/>
+        </w:rPr>
+        <w:t>i.e. along the length of the alcove)</w:t>
+      </w:r>
+      <w:r>
+        <w:rPr>
+          <w:rFonts w:ascii="Times New Roman" w:hAnsi="Times New Roman" w:cs="Times New Roman"/>
+          <w:sz w:val="24"/>
+          <w:szCs w:val="24"/>
+        </w:rPr>
+        <w:t xml:space="preserve"> near its mid-point and its terminus. Each array was comprised of three temperature-DO loggers (</w:t>
+      </w:r>
+      <w:r>
+        <w:rPr>
+          <w:rFonts w:ascii="Times New Roman" w:hAnsi="Times New Roman" w:cs="Times New Roman"/>
+          <w:sz w:val="24"/>
+          <w:szCs w:val="24"/>
+        </w:rPr>
+        <w:t>Onset HOBO® U26-001 Dissolved Oxygen Data Logger</w:t>
+      </w:r>
+      <w:r>
+        <w:rPr>
+          <w:rFonts w:ascii="Times New Roman" w:hAnsi="Times New Roman" w:cs="Times New Roman"/>
+          <w:sz w:val="24"/>
+          <w:szCs w:val="24"/>
+        </w:rPr>
+        <w:t>;</w:t>
+      </w:r>
+      <w:r>
+        <w:rPr>
+          <w:rFonts w:ascii="Times New Roman" w:hAnsi="Times New Roman" w:cs="Times New Roman"/>
+          <w:sz w:val="24"/>
+          <w:szCs w:val="24"/>
+        </w:rPr>
+        <w:t xml:space="preserve"> </w:t>
+      </w:r>
+      <w:r>
+        <w:rPr>
+          <w:rFonts w:ascii="Times New Roman" w:hAnsi="Times New Roman" w:cs="Times New Roman"/>
+          <w:sz w:val="24"/>
+          <w:szCs w:val="24"/>
+        </w:rPr>
+        <w:t>DO</w:t>
+      </w:r>
+      <w:r>
+        <w:rPr>
+          <w:rFonts w:ascii="Times New Roman" w:hAnsi="Times New Roman" w:cs="Times New Roman"/>
+          <w:sz w:val="24"/>
+          <w:szCs w:val="24"/>
+        </w:rPr>
+        <w:t xml:space="preserve"> accuracy to </w:t>
+      </w:r>
+      <w:r>
+        <w:rPr>
+          <w:rFonts w:ascii="Times New Roman" w:hAnsi="Times New Roman" w:cs="Times New Roman"/>
+          <w:sz w:val="24"/>
+          <w:szCs w:val="24"/>
+        </w:rPr>
+        <w:t xml:space="preserve">± </w:t>
+      </w:r>
+      <w:r>
+        <w:rPr>
+          <w:rFonts w:ascii="Times New Roman" w:hAnsi="Times New Roman" w:cs="Times New Roman"/>
+          <w:sz w:val="24"/>
+          <w:szCs w:val="24"/>
+        </w:rPr>
+        <w:t>0.2mg</w:t>
+      </w:r>
+      <w:r>
+        <w:rPr>
+          <w:rFonts w:ascii="Times New Roman" w:hAnsi="Times New Roman" w:cs="Times New Roman"/>
+          <w:sz w:val="24"/>
+          <w:szCs w:val="24"/>
+        </w:rPr>
+        <w:t>•</w:t>
+      </w:r>
+      <w:r>
+        <w:rPr>
+          <w:rFonts w:ascii="Times New Roman" w:hAnsi="Times New Roman" w:cs="Times New Roman"/>
+          <w:sz w:val="24"/>
+          <w:szCs w:val="24"/>
+        </w:rPr>
+        <w:t>L</w:t>
+      </w:r>
+      <w:r>
+        <w:rPr>
+          <w:rFonts w:ascii="Times New Roman" w:hAnsi="Times New Roman" w:cs="Times New Roman"/>
+          <w:sz w:val="24"/>
+          <w:szCs w:val="24"/>
+          <w:vertAlign w:val="superscript"/>
+        </w:rPr>
+        <w:t>-1</w:t>
+      </w:r>
+      <w:r>
+        <w:rPr>
+          <w:rFonts w:ascii="Times New Roman" w:hAnsi="Times New Roman" w:cs="Times New Roman"/>
+          <w:sz w:val="24"/>
+          <w:szCs w:val="24"/>
+        </w:rPr>
+        <w:t>, and</w:t>
+      </w:r>
+      <w:r>
+        <w:rPr>
+          <w:rFonts w:ascii="Times New Roman" w:hAnsi="Times New Roman" w:cs="Times New Roman"/>
+          <w:sz w:val="24"/>
+          <w:szCs w:val="24"/>
+        </w:rPr>
+        <w:t xml:space="preserve"> temperature to ± 0.2℃) set to record at 10-minute intervals at the surface, mid-, and bottom of the water column. Arrays were deployed in each alcove for a total of 3-4 days.  </w:t>
+      </w:r>
+    </w:p>
+    <w:p>
+      <w:pPr>
+        <w:spacing w:line="480" w:lineRule="auto"/>
+        <w:ind w:firstLine="720"/>
+        <w:rPr>
+          <w:rFonts w:ascii="Times New Roman" w:hAnsi="Times New Roman" w:cs="Times New Roman"/>
+          <w:sz w:val="24"/>
+          <w:szCs w:val="24"/>
+        </w:rPr>
+      </w:pPr>
+      <w:r>
+        <w:rPr>
+          <w:rFonts w:ascii="Times New Roman" w:hAnsi="Times New Roman" w:cs="Times New Roman"/>
+          <w:sz w:val="24"/>
+          <w:szCs w:val="24"/>
+        </w:rPr>
+        <w:t xml:space="preserve">In 2021, </w:t>
+      </w:r>
+      <w:r>
+        <w:rPr>
+          <w:rFonts w:ascii="Times New Roman" w:hAnsi="Times New Roman" w:cs="Times New Roman"/>
+          <w:sz w:val="24"/>
+          <w:szCs w:val="24"/>
+        </w:rPr>
+        <w:t xml:space="preserve">we continuously monitored </w:t>
+      </w:r>
+      <w:r>
+        <w:rPr>
+          <w:rFonts w:ascii="Times New Roman" w:hAnsi="Times New Roman" w:cs="Times New Roman"/>
+          <w:sz w:val="24"/>
+          <w:szCs w:val="24"/>
+        </w:rPr>
+        <w:t>two of these alcoves</w:t>
+      </w:r>
+      <w:r>
+        <w:rPr>
+          <w:rFonts w:ascii="Times New Roman" w:hAnsi="Times New Roman" w:cs="Times New Roman"/>
+          <w:sz w:val="24"/>
+          <w:szCs w:val="24"/>
+        </w:rPr>
+        <w:t xml:space="preserve">, </w:t>
+      </w:r>
+      <w:r>
+        <w:rPr>
+          <w:rFonts w:ascii="Times New Roman" w:hAnsi="Times New Roman" w:cs="Times New Roman"/>
+          <w:sz w:val="24"/>
+          <w:szCs w:val="24"/>
+        </w:rPr>
+        <w:t>Blue Ruin and Norwood</w:t>
+      </w:r>
+      <w:r>
+        <w:rPr>
+          <w:rFonts w:ascii="Times New Roman" w:hAnsi="Times New Roman" w:cs="Times New Roman"/>
+          <w:sz w:val="24"/>
+          <w:szCs w:val="24"/>
+        </w:rPr>
+        <w:t>,</w:t>
+      </w:r>
+      <w:r>
+        <w:rPr>
+          <w:rFonts w:ascii="Times New Roman" w:hAnsi="Times New Roman" w:cs="Times New Roman"/>
+          <w:sz w:val="24"/>
+          <w:szCs w:val="24"/>
+        </w:rPr>
+        <w:t xml:space="preserve"> for </w:t>
+      </w:r>
+      <w:r>
+        <w:rPr>
+          <w:rFonts w:ascii="Times New Roman" w:hAnsi="Times New Roman" w:cs="Times New Roman"/>
+          <w:sz w:val="24"/>
+          <w:szCs w:val="24"/>
+        </w:rPr>
+        <w:t>DO</w:t>
+      </w:r>
+      <w:r>
+        <w:rPr>
+          <w:rFonts w:ascii="Times New Roman" w:hAnsi="Times New Roman" w:cs="Times New Roman"/>
+          <w:sz w:val="24"/>
+          <w:szCs w:val="24"/>
+        </w:rPr>
+        <w:t xml:space="preserve"> and temperature over a ~3 week t</w:t>
+      </w:r>
+      <w:r>
+        <w:rPr>
+          <w:rFonts w:ascii="Times New Roman" w:hAnsi="Times New Roman" w:cs="Times New Roman"/>
+          <w:sz w:val="24"/>
+          <w:szCs w:val="24"/>
+        </w:rPr>
+        <w:t>ime period during peak summer. In Blue Ruin alcove, we deployed f</w:t>
+      </w:r>
+      <w:r>
+        <w:rPr>
+          <w:rFonts w:ascii="Times New Roman" w:hAnsi="Times New Roman" w:cs="Times New Roman"/>
+          <w:sz w:val="24"/>
+          <w:szCs w:val="24"/>
+        </w:rPr>
+        <w:t xml:space="preserve">ive </w:t>
+      </w:r>
+      <w:r>
+        <w:rPr>
+          <w:rFonts w:ascii="Times New Roman" w:hAnsi="Times New Roman" w:cs="Times New Roman"/>
+          <w:sz w:val="24"/>
+          <w:szCs w:val="24"/>
+        </w:rPr>
+        <w:t>logger arrays</w:t>
+      </w:r>
+      <w:r>
+        <w:rPr>
+          <w:rFonts w:ascii="Times New Roman" w:hAnsi="Times New Roman" w:cs="Times New Roman"/>
+          <w:sz w:val="24"/>
+          <w:szCs w:val="24"/>
+        </w:rPr>
+        <w:t xml:space="preserve"> </w:t>
+      </w:r>
+      <w:r>
+        <w:rPr>
+          <w:rFonts w:ascii="Times New Roman" w:hAnsi="Times New Roman" w:cs="Times New Roman"/>
+          <w:sz w:val="24"/>
+          <w:szCs w:val="24"/>
+        </w:rPr>
+        <w:t xml:space="preserve">laterally along the deepest portions of the alcove </w:t>
+      </w:r>
+      <w:r>
+        <w:rPr>
+          <w:rFonts w:ascii="Times New Roman" w:hAnsi="Times New Roman" w:cs="Times New Roman"/>
+          <w:sz w:val="24"/>
+          <w:szCs w:val="24"/>
+        </w:rPr>
+        <w:t>to characterize spatiotemporal heterogeneity in conditions</w:t>
+      </w:r>
+      <w:r>
+        <w:rPr>
+          <w:rFonts w:ascii="Times New Roman" w:hAnsi="Times New Roman" w:cs="Times New Roman"/>
+          <w:sz w:val="24"/>
+          <w:szCs w:val="24"/>
+        </w:rPr>
+        <w:t xml:space="preserve"> (Supplemental Figure 1). Due to limited supplies, these arrays were instrumented with fewer data loggers, however at a minimum the arrays contained at least two temperature-DO loggers set to record at the epilimnion and hypolimnion. One of the arrays in Blue Ruin (the site-4 array), as well as the array deployed in Norwood alcove, were associated with our fish enclosure study, which is described in greater detail below. These arrays were more heavily instrumented to obtain profile data at a finer resolution. Loggers on all arrays were all set to record at 5-minute intervals. We also recorded ve</w:t>
+      </w:r>
+      <w:r>
+        <w:rPr>
+          <w:rFonts w:ascii="Times New Roman" w:hAnsi="Times New Roman" w:cs="Times New Roman"/>
+          <w:sz w:val="24"/>
+          <w:szCs w:val="24"/>
+        </w:rPr>
+        <w:t xml:space="preserve">rtical profiles of </w:t>
+      </w:r>
+      <w:r>
+        <w:rPr>
+          <w:rFonts w:ascii="Times New Roman" w:hAnsi="Times New Roman" w:cs="Times New Roman"/>
+          <w:sz w:val="24"/>
+          <w:szCs w:val="24"/>
+        </w:rPr>
+        <w:t xml:space="preserve"> temperature and DO</w:t>
+      </w:r>
+      <w:r>
+        <w:rPr>
+          <w:rFonts w:ascii="Times New Roman" w:hAnsi="Times New Roman" w:cs="Times New Roman"/>
+          <w:sz w:val="24"/>
+          <w:szCs w:val="24"/>
+        </w:rPr>
+        <w:t xml:space="preserve"> </w:t>
+      </w:r>
+      <w:r>
+        <w:rPr>
+          <w:rFonts w:ascii="Times New Roman" w:hAnsi="Times New Roman" w:cs="Times New Roman"/>
+          <w:sz w:val="24"/>
+          <w:szCs w:val="24"/>
+        </w:rPr>
+        <w:t>at</w:t>
+      </w:r>
+      <w:r>
+        <w:rPr>
+          <w:rFonts w:ascii="Times New Roman" w:hAnsi="Times New Roman" w:cs="Times New Roman"/>
+          <w:sz w:val="24"/>
+          <w:szCs w:val="24"/>
+        </w:rPr>
+        <w:t xml:space="preserve"> Blue Ruin alcove in 2021 during the early morning and </w:t>
+      </w:r>
+      <w:r>
+        <w:rPr>
+          <w:rFonts w:ascii="Times New Roman" w:hAnsi="Times New Roman" w:cs="Times New Roman"/>
+          <w:sz w:val="24"/>
+          <w:szCs w:val="24"/>
+        </w:rPr>
+        <w:t>evening</w:t>
+      </w:r>
+      <w:r>
+        <w:rPr>
+          <w:rFonts w:ascii="Times New Roman" w:hAnsi="Times New Roman" w:cs="Times New Roman"/>
+          <w:sz w:val="24"/>
+          <w:szCs w:val="24"/>
+        </w:rPr>
+        <w:t xml:space="preserve"> to understand how these vertical gradients vary between low oxygen periods (early morning) and peak oxygen periods (</w:t>
+      </w:r>
+      <w:r>
+        <w:rPr>
+          <w:rFonts w:ascii="Times New Roman" w:hAnsi="Times New Roman" w:cs="Times New Roman"/>
+          <w:sz w:val="24"/>
+          <w:szCs w:val="24"/>
+        </w:rPr>
+        <w:t>early evening</w:t>
+      </w:r>
+      <w:r>
+        <w:rPr>
+          <w:rFonts w:ascii="Times New Roman" w:hAnsi="Times New Roman" w:cs="Times New Roman"/>
+          <w:sz w:val="24"/>
+          <w:szCs w:val="24"/>
+        </w:rPr>
+        <w:t>).</w:t>
+      </w:r>
+    </w:p>
+    <w:p>
+      <w:pPr>
+        <w:spacing w:line="480" w:lineRule="auto"/>
+        <w:rPr>
+          <w:rFonts w:ascii="Times New Roman" w:hAnsi="Times New Roman" w:cs="Times New Roman"/>
+          <w:b/>
+          <w:i/>
+          <w:sz w:val="24"/>
+          <w:szCs w:val="24"/>
+        </w:rPr>
+      </w:pPr>
+      <w:r>
+        <w:rPr>
+          <w:rFonts w:ascii="Times New Roman" w:hAnsi="Times New Roman" w:cs="Times New Roman"/>
+          <w:b/>
+          <w:i/>
+          <w:sz w:val="24"/>
+          <w:szCs w:val="24"/>
+        </w:rPr>
+        <w:t xml:space="preserve">Quantifying movement patterns </w:t>
+      </w:r>
+    </w:p>
+    <w:p>
+      <w:pPr>
+        <w:spacing w:line="480" w:lineRule="auto"/>
+        <w:ind w:firstLine="720"/>
+        <w:rPr>
+          <w:rFonts w:ascii="Times New Roman" w:hAnsi="Times New Roman" w:cs="Times New Roman"/>
+          <w:sz w:val="24"/>
+          <w:szCs w:val="24"/>
+        </w:rPr>
+      </w:pPr>
+      <w:r>
+        <w:rPr>
+          <w:rFonts w:ascii="Times New Roman" w:hAnsi="Times New Roman" w:cs="Times New Roman"/>
+          <w:sz w:val="24"/>
+          <w:szCs w:val="24"/>
+        </w:rPr>
+        <w:t xml:space="preserve">Currently, depth sensing tags lack adequate resolution to accurately determine fish depth selection in shallow environments. This led us to develop a study where we used externally mounted temperature recording iButtons, coupled with temporally continuous recordings of temperature and oxygen at known depths, in order to calculate fish depth over time. This allowed </w:t>
+      </w:r>
+      <w:r>
+        <w:rPr>
+          <w:rFonts w:ascii="Times New Roman" w:hAnsi="Times New Roman" w:cs="Times New Roman"/>
+          <w:sz w:val="24"/>
+          <w:szCs w:val="24"/>
+        </w:rPr>
+        <w:lastRenderedPageBreak/>
+        <w:t xml:space="preserve">us to determine whether fish were displaying fine scale diel vertical movements in response to fluctuating temperature and oxygen. </w:t>
+      </w:r>
+    </w:p>
+    <w:p>
+      <w:pPr>
+        <w:spacing w:line="480" w:lineRule="auto"/>
+        <w:ind w:firstLine="720"/>
+        <w:rPr>
+          <w:rFonts w:ascii="Times New Roman" w:hAnsi="Times New Roman" w:cs="Times New Roman"/>
+          <w:sz w:val="24"/>
+          <w:szCs w:val="24"/>
+        </w:rPr>
+      </w:pPr>
+      <w:r>
+        <w:rPr>
+          <w:rFonts w:ascii="Times New Roman" w:hAnsi="Times New Roman" w:cs="Times New Roman"/>
+          <w:sz w:val="24"/>
+          <w:szCs w:val="24"/>
+        </w:rPr>
+        <w:t>In the summer o</w:t>
+      </w:r>
+      <w:r>
+        <w:rPr>
+          <w:rFonts w:ascii="Times New Roman" w:hAnsi="Times New Roman" w:cs="Times New Roman"/>
+          <w:sz w:val="24"/>
+          <w:szCs w:val="24"/>
+        </w:rPr>
+        <w:t>f 2022, we externally tagged 31-</w:t>
+      </w:r>
+      <w:r>
+        <w:rPr>
+          <w:rFonts w:ascii="Times New Roman" w:hAnsi="Times New Roman" w:cs="Times New Roman"/>
+          <w:sz w:val="24"/>
+          <w:szCs w:val="24"/>
+        </w:rPr>
+        <w:t>cutthroat trout with waterproofed Thermocron high-resolution iButtons (DS1922L-F5#, temperature accuracy ±</w:t>
+      </w:r>
+      <w:r>
+        <w:rPr>
+          <w:rFonts w:ascii="Times New Roman" w:hAnsi="Times New Roman" w:cs="Times New Roman"/>
+          <w:sz w:val="24"/>
+          <w:szCs w:val="24"/>
+        </w:rPr>
+        <w:t xml:space="preserve"> </w:t>
+      </w:r>
+      <w:r>
+        <w:rPr>
+          <w:rFonts w:ascii="Times New Roman" w:hAnsi="Times New Roman" w:cs="Times New Roman"/>
+          <w:sz w:val="24"/>
+          <w:szCs w:val="24"/>
+        </w:rPr>
+        <w:t>0.5°C). iButtons were modified to reduce weight following methods outlined by Lovegrove (2009)</w:t>
+      </w:r>
+      <w:r>
+        <w:rPr>
+          <w:rFonts w:ascii="Times New Roman" w:hAnsi="Times New Roman" w:cs="Times New Roman"/>
+          <w:sz w:val="24"/>
+          <w:szCs w:val="24"/>
+        </w:rPr>
+        <w:t xml:space="preserve"> and </w:t>
+      </w:r>
+      <w:r>
+        <w:rPr>
+          <w:rFonts w:ascii="Times New Roman" w:hAnsi="Times New Roman" w:cs="Times New Roman"/>
+          <w:sz w:val="24"/>
+          <w:szCs w:val="24"/>
+        </w:rPr>
+        <w:t>were set to record temperature at 12-minute intervals to maximize data resolution while also ensuring adequate battery life and data storage capacity. Each modified iButton was mounted to a dark green 2.5cm Peterson disc using marine grade epoxy (JB MarineWeld™ syringe two part adhesive). The Peterson discs had two small gauge holes drilled 3mm apart and 3mm in from t</w:t>
+      </w:r>
+      <w:r>
+        <w:rPr>
+          <w:rFonts w:ascii="Times New Roman" w:hAnsi="Times New Roman" w:cs="Times New Roman"/>
+          <w:sz w:val="24"/>
+          <w:szCs w:val="24"/>
+        </w:rPr>
+        <w:t>he disk’s outer margin</w:t>
+      </w:r>
+      <w:r>
+        <w:rPr>
+          <w:rFonts w:ascii="Times New Roman" w:hAnsi="Times New Roman" w:cs="Times New Roman"/>
+          <w:sz w:val="24"/>
+          <w:szCs w:val="24"/>
+        </w:rPr>
+        <w:t>, which were used to suture the mounted iButton to each fish through the</w:t>
+      </w:r>
+      <w:r>
+        <w:rPr>
+          <w:rFonts w:ascii="Times New Roman" w:hAnsi="Times New Roman" w:cs="Times New Roman"/>
+          <w:sz w:val="24"/>
+          <w:szCs w:val="24"/>
+        </w:rPr>
+        <w:t>ir anterior dorsal musculature</w:t>
+      </w:r>
+      <w:r>
+        <w:rPr>
+          <w:rFonts w:ascii="Times New Roman" w:hAnsi="Times New Roman" w:cs="Times New Roman"/>
+          <w:sz w:val="24"/>
+          <w:szCs w:val="24"/>
+        </w:rPr>
+        <w:t>. Tag weights spanned from 3.4g to 5.3g (4.1g ± 0.4, mean ± SD) and did not exceed 3.8% of fish body mass</w:t>
+      </w:r>
+      <w:r>
+        <w:rPr>
+          <w:rFonts w:ascii="Times New Roman" w:hAnsi="Times New Roman" w:cs="Times New Roman"/>
+          <w:sz w:val="24"/>
+          <w:szCs w:val="24"/>
+        </w:rPr>
+        <w:t xml:space="preserve"> (recent work shows that a 2% tag-burden is arbitrary and overly conservative; Brownscombe et al. 2019)</w:t>
+      </w:r>
+      <w:r>
+        <w:rPr>
+          <w:rFonts w:ascii="Times New Roman" w:hAnsi="Times New Roman" w:cs="Times New Roman"/>
+          <w:sz w:val="24"/>
+          <w:szCs w:val="24"/>
+        </w:rPr>
+        <w:t>.</w:t>
+      </w:r>
+    </w:p>
+    <w:p>
+      <w:pPr>
+        <w:spacing w:line="480" w:lineRule="auto"/>
+        <w:ind w:firstLine="720"/>
+        <w:rPr>
+          <w:rFonts w:ascii="Times New Roman" w:hAnsi="Times New Roman" w:cs="Times New Roman"/>
+          <w:sz w:val="24"/>
+          <w:szCs w:val="24"/>
+        </w:rPr>
+      </w:pPr>
+      <w:r>
+        <w:rPr>
+          <w:rFonts w:ascii="Times New Roman" w:hAnsi="Times New Roman" w:cs="Times New Roman"/>
+          <w:sz w:val="24"/>
+          <w:szCs w:val="24"/>
+        </w:rPr>
+        <w:t xml:space="preserve">We deployed </w:t>
+      </w:r>
+      <w:r>
+        <w:rPr>
+          <w:rFonts w:ascii="Times New Roman" w:hAnsi="Times New Roman" w:cs="Times New Roman"/>
+          <w:sz w:val="24"/>
+          <w:szCs w:val="24"/>
+        </w:rPr>
+        <w:t>three temporary net pens</w:t>
+      </w:r>
+      <w:r>
+        <w:rPr>
+          <w:rFonts w:ascii="Times New Roman" w:hAnsi="Times New Roman" w:cs="Times New Roman"/>
+          <w:sz w:val="24"/>
+          <w:szCs w:val="24"/>
+        </w:rPr>
+        <w:t>, two in</w:t>
+      </w:r>
+      <w:r>
+        <w:rPr>
+          <w:rFonts w:ascii="Times New Roman" w:hAnsi="Times New Roman" w:cs="Times New Roman"/>
+          <w:sz w:val="24"/>
+          <w:szCs w:val="24"/>
+        </w:rPr>
+        <w:t xml:space="preserve"> </w:t>
+      </w:r>
+      <w:r>
+        <w:rPr>
+          <w:rFonts w:ascii="Times New Roman" w:hAnsi="Times New Roman" w:cs="Times New Roman"/>
+          <w:sz w:val="24"/>
+          <w:szCs w:val="24"/>
+        </w:rPr>
+        <w:t xml:space="preserve">Blue Ruin </w:t>
+      </w:r>
+      <w:r>
+        <w:rPr>
+          <w:rFonts w:ascii="Times New Roman" w:hAnsi="Times New Roman" w:cs="Times New Roman"/>
+          <w:sz w:val="24"/>
+          <w:szCs w:val="24"/>
+        </w:rPr>
+        <w:t xml:space="preserve">alcove </w:t>
+      </w:r>
+      <w:r>
+        <w:rPr>
+          <w:rFonts w:ascii="Times New Roman" w:hAnsi="Times New Roman" w:cs="Times New Roman"/>
+          <w:sz w:val="24"/>
+          <w:szCs w:val="24"/>
+        </w:rPr>
+        <w:t xml:space="preserve">and one in </w:t>
+      </w:r>
+      <w:r>
+        <w:rPr>
+          <w:rFonts w:ascii="Times New Roman" w:hAnsi="Times New Roman" w:cs="Times New Roman"/>
+          <w:sz w:val="24"/>
+          <w:szCs w:val="24"/>
+        </w:rPr>
+        <w:t>Norwood alcove</w:t>
+      </w:r>
+      <w:r>
+        <w:rPr>
+          <w:rFonts w:ascii="Times New Roman" w:hAnsi="Times New Roman" w:cs="Times New Roman"/>
+          <w:sz w:val="24"/>
+          <w:szCs w:val="24"/>
+        </w:rPr>
+        <w:t xml:space="preserve">. This was only feasible in shallower parts of </w:t>
+      </w:r>
+      <w:r>
+        <w:rPr>
+          <w:rFonts w:ascii="Times New Roman" w:hAnsi="Times New Roman" w:cs="Times New Roman"/>
+          <w:sz w:val="24"/>
+          <w:szCs w:val="24"/>
+        </w:rPr>
+        <w:t>each</w:t>
+      </w:r>
+      <w:r>
+        <w:rPr>
+          <w:rFonts w:ascii="Times New Roman" w:hAnsi="Times New Roman" w:cs="Times New Roman"/>
+          <w:sz w:val="24"/>
+          <w:szCs w:val="24"/>
+        </w:rPr>
+        <w:t xml:space="preserve"> alcove (~1.8-2.5m) where we had previously visually observed fish throughout the day and at dawn during the oxygen minimum</w:t>
+      </w:r>
+      <w:r>
+        <w:rPr>
+          <w:rFonts w:ascii="Times New Roman" w:hAnsi="Times New Roman" w:cs="Times New Roman"/>
+          <w:sz w:val="24"/>
+          <w:szCs w:val="24"/>
+        </w:rPr>
+        <w:t>.</w:t>
+      </w:r>
+      <w:r>
+        <w:rPr>
+          <w:rFonts w:ascii="Times New Roman" w:hAnsi="Times New Roman" w:cs="Times New Roman"/>
+          <w:sz w:val="24"/>
+          <w:szCs w:val="24"/>
+        </w:rPr>
+        <w:t xml:space="preserve"> Net pens were comprised of </w:t>
+      </w:r>
+      <w:r>
+        <w:rPr>
+          <w:rFonts w:ascii="Times New Roman" w:hAnsi="Times New Roman" w:cs="Times New Roman"/>
+          <w:sz w:val="24"/>
+          <w:szCs w:val="24"/>
+        </w:rPr>
+        <w:t>plastic mesh (1.27cm x 1.27cm</w:t>
+      </w:r>
+      <w:r>
+        <w:rPr>
+          <w:rFonts w:ascii="Times New Roman" w:hAnsi="Times New Roman" w:cs="Times New Roman"/>
+          <w:sz w:val="24"/>
+          <w:szCs w:val="24"/>
+        </w:rPr>
+        <w:t>) formed into a 1.68m diameter cylinder that extended the full length of the water column. The bottom of the pen was weighted to the benthos and sewn closed with a panel of mesh. The surface of the pen extended ~0.45m above the water’s surface and was also capped with mesh. Floats were attached around the upper margins of the pen. This design allowed for a semi-rigid and secured cylindrical pen that extended the full depth of the water column.</w:t>
+      </w:r>
+    </w:p>
+    <w:p>
+      <w:pPr>
+        <w:spacing w:line="480" w:lineRule="auto"/>
+        <w:ind w:firstLine="720"/>
+        <w:rPr>
+          <w:rFonts w:ascii="Times New Roman" w:hAnsi="Times New Roman" w:cs="Times New Roman"/>
+          <w:sz w:val="24"/>
+          <w:szCs w:val="24"/>
+        </w:rPr>
+      </w:pPr>
+      <w:r>
+        <w:rPr>
+          <w:rFonts w:ascii="Times New Roman" w:hAnsi="Times New Roman" w:cs="Times New Roman"/>
+          <w:sz w:val="24"/>
+          <w:szCs w:val="24"/>
+        </w:rPr>
+        <w:lastRenderedPageBreak/>
+        <w:t>We tagged a total of 11-</w:t>
+      </w:r>
+      <w:r>
+        <w:rPr>
+          <w:rFonts w:ascii="Times New Roman" w:hAnsi="Times New Roman" w:cs="Times New Roman"/>
+          <w:sz w:val="24"/>
+          <w:szCs w:val="24"/>
+        </w:rPr>
+        <w:t>fish in Norwood alcove, and 20 in Blue Ruin. Cutthroat were captured via electrofishing on July 22 and 23, 2021. Anesthetization, handling, and recovery procedures followed Leidke et al. (2012). Tags were attached through the anterior dorsal musculature of each fish approximately 5mm ventral and 5mm posterior of the first fin ray using a PDS® Plus 4-0 violet-dyed suture with a ½ circle 26</w:t>
+      </w:r>
+      <w:r>
+        <w:rPr>
+          <w:rFonts w:ascii="Times New Roman" w:hAnsi="Times New Roman" w:cs="Times New Roman"/>
+          <w:sz w:val="24"/>
+          <w:szCs w:val="24"/>
+        </w:rPr>
+        <w:t>-</w:t>
+      </w:r>
+      <w:r>
+        <w:rPr>
+          <w:rFonts w:ascii="Times New Roman" w:hAnsi="Times New Roman" w:cs="Times New Roman"/>
+          <w:sz w:val="24"/>
+          <w:szCs w:val="24"/>
+        </w:rPr>
+        <w:t>mm needle. After fish were recovered fully they were transferred to net pens</w:t>
+      </w:r>
+      <w:r>
+        <w:rPr>
+          <w:rFonts w:ascii="Times New Roman" w:hAnsi="Times New Roman" w:cs="Times New Roman"/>
+          <w:sz w:val="24"/>
+          <w:szCs w:val="24"/>
+        </w:rPr>
+        <w:t xml:space="preserve"> </w:t>
+      </w:r>
+      <w:r>
+        <w:rPr>
+          <w:rFonts w:ascii="Times New Roman" w:hAnsi="Times New Roman" w:cs="Times New Roman"/>
+          <w:sz w:val="24"/>
+          <w:szCs w:val="24"/>
+        </w:rPr>
+        <w:t>(fish in Blue Ruin were evenly distributed between t</w:t>
+      </w:r>
+      <w:r>
+        <w:rPr>
+          <w:rFonts w:ascii="Times New Roman" w:hAnsi="Times New Roman" w:cs="Times New Roman"/>
+          <w:sz w:val="24"/>
+          <w:szCs w:val="24"/>
+        </w:rPr>
+        <w:t>he t</w:t>
+      </w:r>
+      <w:r>
+        <w:rPr>
+          <w:rFonts w:ascii="Times New Roman" w:hAnsi="Times New Roman" w:cs="Times New Roman"/>
+          <w:sz w:val="24"/>
+          <w:szCs w:val="24"/>
+        </w:rPr>
+        <w:t>wo pens). Stocking den</w:t>
+      </w:r>
+      <w:r>
+        <w:rPr>
+          <w:rFonts w:ascii="Times New Roman" w:hAnsi="Times New Roman" w:cs="Times New Roman"/>
+          <w:sz w:val="24"/>
+          <w:szCs w:val="24"/>
+        </w:rPr>
+        <w:t>sities ranged from 0.8 – 0.87kg/m</w:t>
+      </w:r>
+      <w:r>
+        <w:rPr>
+          <w:rFonts w:ascii="Times New Roman" w:hAnsi="Times New Roman" w:cs="Times New Roman"/>
+          <w:sz w:val="24"/>
+          <w:szCs w:val="24"/>
+          <w:vertAlign w:val="superscript"/>
+        </w:rPr>
+        <w:t>3</w:t>
+      </w:r>
+      <w:r>
+        <w:rPr>
+          <w:rFonts w:ascii="Times New Roman" w:hAnsi="Times New Roman" w:cs="Times New Roman"/>
+          <w:sz w:val="24"/>
+          <w:szCs w:val="24"/>
+        </w:rPr>
+        <w:t xml:space="preserve"> to reduce fish stress and maintain welfare – research on stocking densities in caged Atlantic salmon (</w:t>
+      </w:r>
+      <w:r>
+        <w:rPr>
+          <w:rFonts w:ascii="Times New Roman" w:hAnsi="Times New Roman" w:cs="Times New Roman"/>
+          <w:i/>
+          <w:sz w:val="24"/>
+          <w:szCs w:val="24"/>
+        </w:rPr>
+        <w:t>Salmo salar</w:t>
+      </w:r>
+      <w:r>
+        <w:rPr>
+          <w:rFonts w:ascii="Times New Roman" w:hAnsi="Times New Roman" w:cs="Times New Roman"/>
+          <w:sz w:val="24"/>
+          <w:szCs w:val="24"/>
+        </w:rPr>
+        <w:t>) found that fish welfare (determined by blood glucose, cortisol, and body condition) began to d</w:t>
+      </w:r>
+      <w:r>
+        <w:rPr>
+          <w:rFonts w:ascii="Times New Roman" w:hAnsi="Times New Roman" w:cs="Times New Roman"/>
+          <w:sz w:val="24"/>
+          <w:szCs w:val="24"/>
+        </w:rPr>
+        <w:t>ecrease at densities above 22kg•m</w:t>
+      </w:r>
+      <w:r>
+        <w:rPr>
+          <w:rFonts w:ascii="Times New Roman" w:hAnsi="Times New Roman" w:cs="Times New Roman"/>
+          <w:sz w:val="24"/>
+          <w:szCs w:val="24"/>
+          <w:vertAlign w:val="superscript"/>
+        </w:rPr>
+        <w:t>-3</w:t>
+      </w:r>
+      <w:r>
+        <w:rPr>
+          <w:rFonts w:ascii="Times New Roman" w:hAnsi="Times New Roman" w:cs="Times New Roman"/>
+          <w:sz w:val="24"/>
+          <w:szCs w:val="24"/>
+          <w:vertAlign w:val="superscript"/>
+        </w:rPr>
+        <w:t xml:space="preserve"> </w:t>
+      </w:r>
+      <w:r>
+        <w:rPr>
+          <w:rFonts w:ascii="Times New Roman" w:hAnsi="Times New Roman" w:cs="Times New Roman"/>
+          <w:sz w:val="24"/>
+          <w:szCs w:val="24"/>
+        </w:rPr>
+        <w:t>(Turnbull et al. 2005).</w:t>
+      </w:r>
+      <w:r>
+        <w:rPr>
+          <w:rFonts w:ascii="Times New Roman" w:hAnsi="Times New Roman" w:cs="Times New Roman"/>
+          <w:sz w:val="24"/>
+          <w:szCs w:val="24"/>
+        </w:rPr>
+        <w:t xml:space="preserve">  In total, we collected data from 13-fish in Blue Ruin alcove, and 8-fish in Norwood alcove; 9-fish escaped the net pens during the study, and two of the iButtons recovered from Blue Ruin were corrupted</w:t>
+      </w:r>
+      <w:del w:id="1" w:author="Barrett, Hannah" w:date="2023-11-27T10:21:00Z">
         <w:r>
           <w:rPr>
             <w:rFonts w:ascii="Times New Roman" w:hAnsi="Times New Roman" w:cs="Times New Roman"/>
             <w:sz w:val="24"/>
             <w:szCs w:val="24"/>
           </w:rPr>
-          <w:t xml:space="preserve">predation; Stich et al. 1981, </w:t>
-        </w:r>
-      </w:ins>
-      <w:r>
-        <w:rPr>
-          <w:rFonts w:ascii="Times New Roman" w:hAnsi="Times New Roman" w:cs="Times New Roman"/>
-          <w:sz w:val="24"/>
-          <w:szCs w:val="24"/>
-        </w:rPr>
-        <w:t xml:space="preserve">ultraviolet radiation; </w:t>
-      </w:r>
-      <w:r>
-        <w:rPr>
-          <w:rFonts w:ascii="Times New Roman" w:hAnsi="Times New Roman" w:cs="Times New Roman"/>
-          <w:sz w:val="24"/>
-          <w:szCs w:val="24"/>
-        </w:rPr>
-        <w:t>Rhode</w:t>
-      </w:r>
-      <w:del w:id="1" w:author="Barrett, Hannah" w:date="2023-11-21T10:35:00Z">
-        <w:r>
-          <w:rPr>
-            <w:rFonts w:ascii="Times New Roman" w:hAnsi="Times New Roman" w:cs="Times New Roman"/>
-            <w:sz w:val="24"/>
-            <w:szCs w:val="24"/>
-          </w:rPr>
-          <w:delText>s</w:delText>
+          <w:delText xml:space="preserve"> and only contained 3-days of useable data</w:delText>
         </w:r>
       </w:del>
-      <w:r>
-        <w:rPr>
-          <w:rFonts w:ascii="Times New Roman" w:hAnsi="Times New Roman" w:cs="Times New Roman"/>
-          <w:sz w:val="24"/>
-          <w:szCs w:val="24"/>
-        </w:rPr>
-        <w:t xml:space="preserve"> et al. 2001</w:t>
-      </w:r>
-      <w:r>
-        <w:rPr>
-          <w:rFonts w:ascii="Times New Roman" w:hAnsi="Times New Roman" w:cs="Times New Roman"/>
-          <w:sz w:val="24"/>
-          <w:szCs w:val="24"/>
-        </w:rPr>
-        <w:t>, suboptimal temperatures; Sims et al. 2006)</w:t>
-      </w:r>
-      <w:r>
-        <w:rPr>
-          <w:rFonts w:ascii="Times New Roman" w:hAnsi="Times New Roman" w:cs="Times New Roman"/>
-          <w:sz w:val="24"/>
-          <w:szCs w:val="24"/>
-        </w:rPr>
-        <w:t xml:space="preserve"> in nature fish are responding to multiple </w:t>
-      </w:r>
-      <w:r>
-        <w:rPr>
-          <w:rFonts w:ascii="Times New Roman" w:hAnsi="Times New Roman" w:cs="Times New Roman"/>
-          <w:sz w:val="24"/>
-          <w:szCs w:val="24"/>
-        </w:rPr>
-        <w:t xml:space="preserve">co-occurring </w:t>
-      </w:r>
-      <w:r>
-        <w:rPr>
-          <w:rFonts w:ascii="Times New Roman" w:hAnsi="Times New Roman" w:cs="Times New Roman"/>
-          <w:sz w:val="24"/>
-          <w:szCs w:val="24"/>
-        </w:rPr>
-        <w:t>variables.</w:t>
-      </w:r>
-      <w:r>
-        <w:rPr>
-          <w:rFonts w:ascii="Times New Roman" w:hAnsi="Times New Roman" w:cs="Times New Roman"/>
-          <w:sz w:val="24"/>
-          <w:szCs w:val="24"/>
-        </w:rPr>
-        <w:t xml:space="preserve"> </w:t>
-      </w:r>
-      <w:r>
-        <w:rPr>
-          <w:rFonts w:ascii="Times New Roman" w:hAnsi="Times New Roman" w:cs="Times New Roman"/>
-          <w:sz w:val="24"/>
-          <w:szCs w:val="24"/>
-        </w:rPr>
-        <w:t>Currently there is high interest in whether multiple stressors have synergistic physiological effects</w:t>
-      </w:r>
-      <w:r>
-        <w:rPr>
-          <w:rFonts w:ascii="Times New Roman" w:hAnsi="Times New Roman" w:cs="Times New Roman"/>
-          <w:sz w:val="24"/>
-          <w:szCs w:val="24"/>
-        </w:rPr>
-        <w:t>. Behavioral</w:t>
-      </w:r>
-      <w:r>
-        <w:rPr>
-          <w:rFonts w:ascii="Times New Roman" w:hAnsi="Times New Roman" w:cs="Times New Roman"/>
-          <w:sz w:val="24"/>
-          <w:szCs w:val="24"/>
-        </w:rPr>
-        <w:t xml:space="preserve"> research often focuses on potential trade-offs, where avoidance of one stressor introduces another. </w:t>
-      </w:r>
-      <w:r>
-        <w:rPr>
-          <w:rFonts w:ascii="Times New Roman" w:hAnsi="Times New Roman" w:cs="Times New Roman"/>
-          <w:sz w:val="24"/>
-          <w:szCs w:val="24"/>
-        </w:rPr>
-        <w:t xml:space="preserve">For example, predator-induced use of refuges </w:t>
-      </w:r>
-      <w:r>
-        <w:rPr>
-          <w:rFonts w:ascii="Times New Roman" w:hAnsi="Times New Roman" w:cs="Times New Roman"/>
-          <w:sz w:val="24"/>
-          <w:szCs w:val="24"/>
-        </w:rPr>
-        <w:t xml:space="preserve">in aquatic ecosystems </w:t>
-      </w:r>
-      <w:r>
-        <w:rPr>
-          <w:rFonts w:ascii="Times New Roman" w:hAnsi="Times New Roman" w:cs="Times New Roman"/>
-          <w:sz w:val="24"/>
-          <w:szCs w:val="24"/>
-        </w:rPr>
-        <w:t xml:space="preserve">may present a trade-off between the immediate threat of being consumed and the </w:t>
-      </w:r>
-      <w:r>
-        <w:rPr>
-          <w:rFonts w:ascii="Times New Roman" w:hAnsi="Times New Roman" w:cs="Times New Roman"/>
-          <w:sz w:val="24"/>
-          <w:szCs w:val="24"/>
-        </w:rPr>
-        <w:t xml:space="preserve">incidental </w:t>
-      </w:r>
-      <w:r>
-        <w:rPr>
-          <w:rFonts w:ascii="Times New Roman" w:hAnsi="Times New Roman" w:cs="Times New Roman"/>
-          <w:sz w:val="24"/>
-          <w:szCs w:val="24"/>
-        </w:rPr>
-        <w:t xml:space="preserve">effect of reduced growth </w:t>
-      </w:r>
-      <w:r>
-        <w:rPr>
-          <w:rFonts w:ascii="Times New Roman" w:hAnsi="Times New Roman" w:cs="Times New Roman"/>
-          <w:sz w:val="24"/>
-          <w:szCs w:val="24"/>
-        </w:rPr>
-        <w:t>due to</w:t>
-      </w:r>
-      <w:r>
-        <w:rPr>
-          <w:rFonts w:ascii="Times New Roman" w:hAnsi="Times New Roman" w:cs="Times New Roman"/>
-          <w:sz w:val="24"/>
-          <w:szCs w:val="24"/>
-        </w:rPr>
-        <w:t xml:space="preserve"> diminished</w:t>
-      </w:r>
-      <w:r>
-        <w:rPr>
-          <w:rFonts w:ascii="Times New Roman" w:hAnsi="Times New Roman" w:cs="Times New Roman"/>
-          <w:sz w:val="24"/>
-          <w:szCs w:val="24"/>
-        </w:rPr>
-        <w:t xml:space="preserve"> feeding opportunity and</w:t>
-      </w:r>
-      <w:r>
-        <w:rPr>
-          <w:rFonts w:ascii="Times New Roman" w:hAnsi="Times New Roman" w:cs="Times New Roman"/>
-          <w:sz w:val="24"/>
-          <w:szCs w:val="24"/>
-        </w:rPr>
-        <w:t xml:space="preserve"> within-refuge resource competition</w:t>
-      </w:r>
-      <w:r>
-        <w:rPr>
-          <w:rFonts w:ascii="Times New Roman" w:hAnsi="Times New Roman" w:cs="Times New Roman"/>
-          <w:sz w:val="24"/>
-          <w:szCs w:val="24"/>
-        </w:rPr>
-        <w:t xml:space="preserve"> (Houston et al. 1993, Krause et al. 1998, Orrick et al 2013)</w:t>
-      </w:r>
-      <w:r>
-        <w:rPr>
-          <w:rFonts w:ascii="Times New Roman" w:hAnsi="Times New Roman" w:cs="Times New Roman"/>
-          <w:sz w:val="24"/>
-          <w:szCs w:val="24"/>
-        </w:rPr>
-        <w:t xml:space="preserve">. </w:t>
-      </w:r>
-      <w:r>
-        <w:rPr>
-          <w:rFonts w:ascii="Times New Roman" w:hAnsi="Times New Roman" w:cs="Times New Roman"/>
-          <w:sz w:val="24"/>
-          <w:szCs w:val="24"/>
-        </w:rPr>
-        <w:t xml:space="preserve">Similarly, </w:t>
-      </w:r>
-      <w:r>
-        <w:rPr>
-          <w:rFonts w:ascii="Times New Roman" w:hAnsi="Times New Roman" w:cs="Times New Roman"/>
-          <w:sz w:val="24"/>
-          <w:szCs w:val="24"/>
-        </w:rPr>
-        <w:t>fish movement to</w:t>
-      </w:r>
-      <w:r>
-        <w:rPr>
-          <w:rFonts w:ascii="Times New Roman" w:hAnsi="Times New Roman" w:cs="Times New Roman"/>
-          <w:sz w:val="24"/>
-          <w:szCs w:val="24"/>
-        </w:rPr>
-        <w:t xml:space="preserve"> cold</w:t>
-      </w:r>
-      <w:r>
-        <w:rPr>
-          <w:rFonts w:ascii="Times New Roman" w:hAnsi="Times New Roman" w:cs="Times New Roman"/>
-          <w:sz w:val="24"/>
-          <w:szCs w:val="24"/>
-        </w:rPr>
-        <w:t>-</w:t>
-      </w:r>
-      <w:r>
-        <w:rPr>
-          <w:rFonts w:ascii="Times New Roman" w:hAnsi="Times New Roman" w:cs="Times New Roman"/>
-          <w:sz w:val="24"/>
-          <w:szCs w:val="24"/>
-        </w:rPr>
-        <w:t>water refuge</w:t>
-      </w:r>
-      <w:r>
-        <w:rPr>
-          <w:rFonts w:ascii="Times New Roman" w:hAnsi="Times New Roman" w:cs="Times New Roman"/>
-          <w:sz w:val="24"/>
-          <w:szCs w:val="24"/>
-        </w:rPr>
-        <w:t>s</w:t>
-      </w:r>
-      <w:r>
-        <w:rPr>
-          <w:rFonts w:ascii="Times New Roman" w:hAnsi="Times New Roman" w:cs="Times New Roman"/>
-          <w:sz w:val="24"/>
-          <w:szCs w:val="24"/>
-        </w:rPr>
-        <w:t xml:space="preserve"> may </w:t>
-      </w:r>
-      <w:r>
-        <w:rPr>
-          <w:rFonts w:ascii="Times New Roman" w:hAnsi="Times New Roman" w:cs="Times New Roman"/>
-          <w:sz w:val="24"/>
-          <w:szCs w:val="24"/>
-        </w:rPr>
-        <w:lastRenderedPageBreak/>
-        <w:t xml:space="preserve">present a conflict between </w:t>
-      </w:r>
-      <w:r>
-        <w:rPr>
-          <w:rFonts w:ascii="Times New Roman" w:hAnsi="Times New Roman" w:cs="Times New Roman"/>
-          <w:sz w:val="24"/>
-          <w:szCs w:val="24"/>
-        </w:rPr>
-        <w:t xml:space="preserve">access to </w:t>
-      </w:r>
-      <w:r>
-        <w:rPr>
-          <w:rFonts w:ascii="Times New Roman" w:hAnsi="Times New Roman" w:cs="Times New Roman"/>
-          <w:sz w:val="24"/>
-          <w:szCs w:val="24"/>
-        </w:rPr>
-        <w:t>food and metabolic conditions</w:t>
-      </w:r>
-      <w:r>
-        <w:rPr>
-          <w:rFonts w:ascii="Times New Roman" w:hAnsi="Times New Roman" w:cs="Times New Roman"/>
-          <w:sz w:val="24"/>
-          <w:szCs w:val="24"/>
-        </w:rPr>
-        <w:t xml:space="preserve"> (</w:t>
-      </w:r>
-      <w:r>
-        <w:rPr>
-          <w:rFonts w:ascii="Times New Roman" w:hAnsi="Times New Roman" w:cs="Times New Roman"/>
-          <w:sz w:val="24"/>
-          <w:szCs w:val="24"/>
-        </w:rPr>
-        <w:t>Moss 1985, Brewitt et al. 2016</w:t>
-      </w:r>
-      <w:r>
-        <w:rPr>
-          <w:rFonts w:ascii="Times New Roman" w:hAnsi="Times New Roman" w:cs="Times New Roman"/>
-          <w:sz w:val="24"/>
-          <w:szCs w:val="24"/>
-        </w:rPr>
-        <w:t>)</w:t>
-      </w:r>
       <w:r>
         <w:rPr>
           <w:rFonts w:ascii="Times New Roman" w:hAnsi="Times New Roman" w:cs="Times New Roman"/>
@@ -669,23 +2794,95 @@
           <w:sz w:val="24"/>
           <w:szCs w:val="24"/>
         </w:rPr>
-        <w:t xml:space="preserve">In </w:t>
-      </w:r>
-      <w:r>
-        <w:rPr>
-          <w:rFonts w:ascii="Times New Roman" w:hAnsi="Times New Roman" w:cs="Times New Roman"/>
-          <w:sz w:val="24"/>
-          <w:szCs w:val="24"/>
-        </w:rPr>
-        <w:t>aquatic ecosystems</w:t>
-      </w:r>
-      <w:r>
-        <w:rPr>
-          <w:rFonts w:ascii="Times New Roman" w:hAnsi="Times New Roman" w:cs="Times New Roman"/>
-          <w:sz w:val="24"/>
-          <w:szCs w:val="24"/>
-        </w:rPr>
-        <w:t>, both temperature and dissolved oxygen (DO) are critically important</w:t>
+        <w:t xml:space="preserve">To characterize temporal shifts in the vertical distribution of temperature and </w:t>
+      </w:r>
+      <w:r>
+        <w:rPr>
+          <w:rFonts w:ascii="Times New Roman" w:hAnsi="Times New Roman" w:cs="Times New Roman"/>
+          <w:sz w:val="24"/>
+          <w:szCs w:val="24"/>
+        </w:rPr>
+        <w:t>DO</w:t>
+      </w:r>
+      <w:r>
+        <w:rPr>
+          <w:rFonts w:ascii="Times New Roman" w:hAnsi="Times New Roman" w:cs="Times New Roman"/>
+          <w:sz w:val="24"/>
+          <w:szCs w:val="24"/>
+        </w:rPr>
+        <w:t xml:space="preserve">, we deployed a vertical array of </w:t>
+      </w:r>
+      <w:r>
+        <w:rPr>
+          <w:rFonts w:ascii="Times New Roman" w:hAnsi="Times New Roman" w:cs="Times New Roman"/>
+          <w:sz w:val="24"/>
+          <w:szCs w:val="24"/>
+        </w:rPr>
+        <w:t>DO</w:t>
+      </w:r>
+      <w:r>
+        <w:rPr>
+          <w:rFonts w:ascii="Times New Roman" w:hAnsi="Times New Roman" w:cs="Times New Roman"/>
+          <w:sz w:val="24"/>
+          <w:szCs w:val="24"/>
+        </w:rPr>
+        <w:t xml:space="preserve"> and temperature </w:t>
+      </w:r>
+      <w:r>
+        <w:rPr>
+          <w:rFonts w:ascii="Times New Roman" w:hAnsi="Times New Roman" w:cs="Times New Roman"/>
+          <w:sz w:val="24"/>
+          <w:szCs w:val="24"/>
+        </w:rPr>
+        <w:t>loggers</w:t>
+      </w:r>
+      <w:r>
+        <w:rPr>
+          <w:rFonts w:ascii="Times New Roman" w:hAnsi="Times New Roman" w:cs="Times New Roman"/>
+          <w:sz w:val="24"/>
+          <w:szCs w:val="24"/>
+        </w:rPr>
+        <w:t xml:space="preserve"> </w:t>
+      </w:r>
+      <w:r>
+        <w:rPr>
+          <w:rFonts w:ascii="Times New Roman" w:hAnsi="Times New Roman" w:cs="Times New Roman"/>
+          <w:sz w:val="24"/>
+          <w:szCs w:val="24"/>
+        </w:rPr>
+        <w:t>outside of the net pen, within 1-meter. A temperature-DO</w:t>
+      </w:r>
+      <w:r>
+        <w:rPr>
+          <w:rFonts w:ascii="Times New Roman" w:hAnsi="Times New Roman" w:cs="Times New Roman"/>
+          <w:sz w:val="24"/>
+          <w:szCs w:val="24"/>
+        </w:rPr>
+        <w:t xml:space="preserve"> profile was first taken using a handheld YSI </w:t>
+      </w:r>
+      <w:r>
+        <w:rPr>
+          <w:rFonts w:ascii="Times New Roman" w:hAnsi="Times New Roman" w:cs="Times New Roman"/>
+          <w:sz w:val="24"/>
+          <w:szCs w:val="24"/>
+        </w:rPr>
+        <w:t>(P</w:t>
+      </w:r>
+      <w:r>
+        <w:rPr>
+          <w:rFonts w:ascii="Times New Roman" w:hAnsi="Times New Roman" w:cs="Times New Roman"/>
+          <w:sz w:val="24"/>
+          <w:szCs w:val="24"/>
+        </w:rPr>
+        <w:t>ro</w:t>
+      </w:r>
+      <w:r>
+        <w:rPr>
+          <w:rFonts w:ascii="Times New Roman" w:hAnsi="Times New Roman" w:cs="Times New Roman"/>
+          <w:sz w:val="24"/>
+          <w:szCs w:val="24"/>
+        </w:rPr>
+        <w:t>Solo Digital handheld sonde</w:t>
       </w:r>
       <w:r>
         <w:rPr>
@@ -701,333 +2898,6 @@
           <w:sz w:val="24"/>
           <w:szCs w:val="24"/>
         </w:rPr>
-        <w:t xml:space="preserve"> because most </w:t>
-      </w:r>
-      <w:r>
-        <w:rPr>
-          <w:rFonts w:ascii="Times New Roman" w:hAnsi="Times New Roman" w:cs="Times New Roman"/>
-          <w:sz w:val="24"/>
-          <w:szCs w:val="24"/>
-        </w:rPr>
-        <w:t xml:space="preserve">aquatic </w:t>
-      </w:r>
-      <w:r>
-        <w:rPr>
-          <w:rFonts w:ascii="Times New Roman" w:hAnsi="Times New Roman" w:cs="Times New Roman"/>
-          <w:sz w:val="24"/>
-          <w:szCs w:val="24"/>
-        </w:rPr>
-        <w:t>organisms are poikilotherms, and because oxygen is much scarcer and harder to acquire in water than in air. Higher temperatures both reduce oxygen solubility in water and increase fish oxygen demands, so we should expect that as temperatures exceed physiological optimums</w:t>
-      </w:r>
-      <w:r>
-        <w:rPr>
-          <w:rFonts w:ascii="Times New Roman" w:hAnsi="Times New Roman" w:cs="Times New Roman"/>
-          <w:sz w:val="24"/>
-          <w:szCs w:val="24"/>
-        </w:rPr>
-        <w:t>,</w:t>
-      </w:r>
-      <w:r>
-        <w:rPr>
-          <w:rFonts w:ascii="Times New Roman" w:hAnsi="Times New Roman" w:cs="Times New Roman"/>
-          <w:sz w:val="24"/>
-          <w:szCs w:val="24"/>
-        </w:rPr>
-        <w:t xml:space="preserve"> avoidance behavior should be shaped by both temperature and DO</w:t>
-      </w:r>
-      <w:r>
-        <w:rPr>
-          <w:rFonts w:ascii="Times New Roman" w:hAnsi="Times New Roman" w:cs="Times New Roman"/>
-          <w:sz w:val="24"/>
-          <w:szCs w:val="24"/>
-        </w:rPr>
-        <w:t xml:space="preserve">. </w:t>
-      </w:r>
-      <w:r>
-        <w:rPr>
-          <w:rFonts w:ascii="Times New Roman" w:hAnsi="Times New Roman" w:cs="Times New Roman"/>
-          <w:sz w:val="24"/>
-          <w:szCs w:val="24"/>
-        </w:rPr>
-        <w:t>Pelagic and lentic habitats can present a pronounced thermocline and oxycline (</w:t>
-      </w:r>
-      <w:ins w:id="2" w:author="Barrett, Hannah" w:date="2023-11-21T10:38:00Z">
-        <w:r>
-          <w:rPr>
-            <w:rFonts w:ascii="Times New Roman" w:hAnsi="Times New Roman" w:cs="Times New Roman"/>
-            <w:sz w:val="24"/>
-            <w:szCs w:val="24"/>
-          </w:rPr>
-          <w:t xml:space="preserve">also </w:t>
-        </w:r>
-      </w:ins>
-      <w:del w:id="3" w:author="Barrett, Hannah" w:date="2023-11-21T10:39:00Z">
-        <w:r>
-          <w:rPr>
-            <w:rFonts w:ascii="Times New Roman" w:hAnsi="Times New Roman" w:cs="Times New Roman"/>
-            <w:sz w:val="24"/>
-            <w:szCs w:val="24"/>
-          </w:rPr>
-          <w:delText xml:space="preserve">known </w:delText>
-        </w:r>
-      </w:del>
-      <w:ins w:id="4" w:author="Barrett, Hannah" w:date="2023-11-21T10:39:00Z">
-        <w:r>
-          <w:rPr>
-            <w:rFonts w:ascii="Times New Roman" w:hAnsi="Times New Roman" w:cs="Times New Roman"/>
-            <w:sz w:val="24"/>
-            <w:szCs w:val="24"/>
-          </w:rPr>
-          <w:t>referred to</w:t>
-        </w:r>
-        <w:r>
-          <w:rPr>
-            <w:rFonts w:ascii="Times New Roman" w:hAnsi="Times New Roman" w:cs="Times New Roman"/>
-            <w:sz w:val="24"/>
-            <w:szCs w:val="24"/>
-          </w:rPr>
-          <w:t xml:space="preserve"> </w:t>
-        </w:r>
-      </w:ins>
-      <w:r>
-        <w:rPr>
-          <w:rFonts w:ascii="Times New Roman" w:hAnsi="Times New Roman" w:cs="Times New Roman"/>
-          <w:sz w:val="24"/>
-          <w:szCs w:val="24"/>
-        </w:rPr>
-        <w:t>as vertical fronts</w:t>
-      </w:r>
-      <w:del w:id="5" w:author="Barrett, Hannah" w:date="2023-11-21T10:39:00Z">
-        <w:r>
-          <w:rPr>
-            <w:rFonts w:ascii="Times New Roman" w:hAnsi="Times New Roman" w:cs="Times New Roman"/>
-            <w:sz w:val="24"/>
-            <w:szCs w:val="24"/>
-          </w:rPr>
-          <w:delText xml:space="preserve"> in pelagic research</w:delText>
-        </w:r>
-      </w:del>
-      <w:r>
-        <w:rPr>
-          <w:rFonts w:ascii="Times New Roman" w:hAnsi="Times New Roman" w:cs="Times New Roman"/>
-          <w:sz w:val="24"/>
-          <w:szCs w:val="24"/>
-        </w:rPr>
-        <w:t>; Logan et al. 2023). In</w:t>
-      </w:r>
-      <w:del w:id="6" w:author="Barrett, Hannah" w:date="2023-11-21T10:39:00Z">
-        <w:r>
-          <w:rPr>
-            <w:rFonts w:ascii="Times New Roman" w:hAnsi="Times New Roman" w:cs="Times New Roman"/>
-            <w:sz w:val="24"/>
-            <w:szCs w:val="24"/>
-          </w:rPr>
-          <w:delText xml:space="preserve"> a</w:delText>
-        </w:r>
-      </w:del>
-      <w:r>
-        <w:rPr>
-          <w:rFonts w:ascii="Times New Roman" w:hAnsi="Times New Roman" w:cs="Times New Roman"/>
-          <w:sz w:val="24"/>
-          <w:szCs w:val="24"/>
-        </w:rPr>
-        <w:t xml:space="preserve"> tropical marine environments, excessively cold and hypoxic waters create hypoxia based habitat constriction, causing fish to primarily hold at and above the thermocline (Brill et al. 1998, Logan et al. 2023). In temperate lotic and lentic environments, warm surface temperatures can exceed physiological optima, and hypoxic conditions at depth can limit fish vertical distribution, creating a vertically compressed habitat known as a temperature-oxygen squeeze (Coutant</w:t>
-      </w:r>
-      <w:r>
-        <w:rPr>
-          <w:rFonts w:ascii="Times New Roman" w:hAnsi="Times New Roman" w:cs="Times New Roman"/>
-          <w:sz w:val="24"/>
-          <w:szCs w:val="24"/>
-        </w:rPr>
-        <w:t xml:space="preserve"> 1985</w:t>
-      </w:r>
-      <w:r>
-        <w:rPr>
-          <w:rFonts w:ascii="Times New Roman" w:hAnsi="Times New Roman" w:cs="Times New Roman"/>
-          <w:sz w:val="24"/>
-          <w:szCs w:val="24"/>
-        </w:rPr>
-        <w:t xml:space="preserve">). This phenomena can also occur in fine scale patches of lentic habitat within a river floodplain. For example, thermally stratified cold-water alcoves often present a temperature-oxygen squeeze, effectively confining cold-adapted fish to &lt;20% of the water column (Barrett et al. </w:t>
-      </w:r>
-      <w:r>
-        <w:rPr>
-          <w:rFonts w:ascii="Times New Roman" w:hAnsi="Times New Roman" w:cs="Times New Roman"/>
-          <w:i/>
-          <w:sz w:val="24"/>
-          <w:szCs w:val="24"/>
-        </w:rPr>
-        <w:t>in review</w:t>
-      </w:r>
-      <w:r>
-        <w:rPr>
-          <w:rFonts w:ascii="Times New Roman" w:hAnsi="Times New Roman" w:cs="Times New Roman"/>
-          <w:sz w:val="24"/>
-          <w:szCs w:val="24"/>
-        </w:rPr>
-        <w:t xml:space="preserve">). </w:t>
-      </w:r>
-      <w:r>
-        <w:rPr>
-          <w:rFonts w:ascii="Times New Roman" w:hAnsi="Times New Roman" w:cs="Times New Roman"/>
-          <w:sz w:val="24"/>
-          <w:szCs w:val="24"/>
-        </w:rPr>
-        <w:t>H</w:t>
-      </w:r>
-      <w:r>
-        <w:rPr>
-          <w:rFonts w:ascii="Times New Roman" w:hAnsi="Times New Roman" w:cs="Times New Roman"/>
-          <w:sz w:val="24"/>
-          <w:szCs w:val="24"/>
-        </w:rPr>
-        <w:t xml:space="preserve">owever the vast majority of this work considers a temporally static trade-off, when in fact </w:t>
-      </w:r>
-      <w:r>
-        <w:rPr>
-          <w:rFonts w:ascii="Times New Roman" w:hAnsi="Times New Roman" w:cs="Times New Roman"/>
-          <w:sz w:val="24"/>
-          <w:szCs w:val="24"/>
-        </w:rPr>
-        <w:t>temperature</w:t>
-      </w:r>
-      <w:r>
-        <w:rPr>
-          <w:rFonts w:ascii="Times New Roman" w:hAnsi="Times New Roman" w:cs="Times New Roman"/>
-          <w:sz w:val="24"/>
-          <w:szCs w:val="24"/>
-        </w:rPr>
-        <w:t xml:space="preserve"> and DO can vary tremendously across </w:t>
-      </w:r>
-      <w:r>
-        <w:rPr>
-          <w:rFonts w:ascii="Times New Roman" w:hAnsi="Times New Roman" w:cs="Times New Roman"/>
-          <w:sz w:val="24"/>
-          <w:szCs w:val="24"/>
-        </w:rPr>
-        <w:t xml:space="preserve">a </w:t>
-      </w:r>
-      <w:r>
-        <w:rPr>
-          <w:rFonts w:ascii="Times New Roman" w:hAnsi="Times New Roman" w:cs="Times New Roman"/>
-          <w:sz w:val="24"/>
-          <w:szCs w:val="24"/>
-        </w:rPr>
-        <w:t>24-h</w:t>
-      </w:r>
-      <w:r>
-        <w:rPr>
-          <w:rFonts w:ascii="Times New Roman" w:hAnsi="Times New Roman" w:cs="Times New Roman"/>
-          <w:sz w:val="24"/>
-          <w:szCs w:val="24"/>
-        </w:rPr>
-        <w:t>our</w:t>
-      </w:r>
-      <w:r>
-        <w:rPr>
-          <w:rFonts w:ascii="Times New Roman" w:hAnsi="Times New Roman" w:cs="Times New Roman"/>
-          <w:sz w:val="24"/>
-          <w:szCs w:val="24"/>
-        </w:rPr>
-        <w:t xml:space="preserve"> cycle</w:t>
-      </w:r>
-      <w:r>
-        <w:rPr>
-          <w:rFonts w:ascii="Times New Roman" w:hAnsi="Times New Roman" w:cs="Times New Roman"/>
-          <w:sz w:val="24"/>
-          <w:szCs w:val="24"/>
-        </w:rPr>
-        <w:t>.</w:t>
-      </w:r>
-    </w:p>
-    <w:p>
-      <w:pPr>
-        <w:spacing w:line="480" w:lineRule="auto"/>
-        <w:ind w:firstLine="720"/>
-        <w:rPr>
-          <w:rFonts w:ascii="Times New Roman" w:hAnsi="Times New Roman" w:cs="Times New Roman"/>
-          <w:sz w:val="24"/>
-          <w:szCs w:val="24"/>
-        </w:rPr>
-      </w:pPr>
-      <w:r>
-        <w:rPr>
-          <w:rFonts w:ascii="Times New Roman" w:hAnsi="Times New Roman" w:cs="Times New Roman"/>
-          <w:sz w:val="24"/>
-          <w:szCs w:val="24"/>
-        </w:rPr>
-        <w:t>Diel variation in trade-offs can drive cyclical habitat use</w:t>
-      </w:r>
-      <w:r>
-        <w:rPr>
-          <w:rFonts w:ascii="Times New Roman" w:hAnsi="Times New Roman" w:cs="Times New Roman"/>
-          <w:sz w:val="24"/>
-          <w:szCs w:val="24"/>
-        </w:rPr>
-        <w:t xml:space="preserve"> where</w:t>
-      </w:r>
-      <w:r>
-        <w:rPr>
-          <w:rFonts w:ascii="Times New Roman" w:hAnsi="Times New Roman" w:cs="Times New Roman"/>
-          <w:sz w:val="24"/>
-          <w:szCs w:val="24"/>
-        </w:rPr>
-        <w:t xml:space="preserve"> animals move to track optimal conditions as they shift in space due to </w:t>
-      </w:r>
-      <w:r>
-        <w:rPr>
-          <w:rFonts w:ascii="Times New Roman" w:hAnsi="Times New Roman" w:cs="Times New Roman"/>
-          <w:sz w:val="24"/>
-          <w:szCs w:val="24"/>
-        </w:rPr>
-        <w:t xml:space="preserve">the </w:t>
-      </w:r>
-      <w:r>
-        <w:rPr>
-          <w:rFonts w:ascii="Times New Roman" w:hAnsi="Times New Roman" w:cs="Times New Roman"/>
-          <w:sz w:val="24"/>
-          <w:szCs w:val="24"/>
-        </w:rPr>
-        <w:t>direct or indirect effects of varying light levels.</w:t>
-      </w:r>
-      <w:r>
-        <w:rPr>
-          <w:rFonts w:ascii="Times New Roman" w:hAnsi="Times New Roman" w:cs="Times New Roman"/>
-          <w:sz w:val="24"/>
-          <w:szCs w:val="24"/>
-        </w:rPr>
-        <w:t xml:space="preserve"> Diel vertical migration (DVM) is among the most widespread movement behaviors in aquatic systems, occurring in all sizes of water bodies and across multiple trophic levels.  </w:t>
-      </w:r>
-      <w:r>
-        <w:rPr>
-          <w:rFonts w:ascii="Times New Roman" w:hAnsi="Times New Roman" w:cs="Times New Roman"/>
-          <w:sz w:val="24"/>
-          <w:szCs w:val="24"/>
-        </w:rPr>
-        <w:lastRenderedPageBreak/>
-        <w:t>Nocturnal ascent DVM is most commonly studied in zooplankton as anti-predat</w:t>
-      </w:r>
-      <w:r>
-        <w:rPr>
-          <w:rFonts w:ascii="Times New Roman" w:hAnsi="Times New Roman" w:cs="Times New Roman"/>
-          <w:sz w:val="24"/>
-          <w:szCs w:val="24"/>
-        </w:rPr>
-        <w:t>ion</w:t>
-      </w:r>
-      <w:r>
-        <w:rPr>
-          <w:rFonts w:ascii="Times New Roman" w:hAnsi="Times New Roman" w:cs="Times New Roman"/>
-          <w:sz w:val="24"/>
-          <w:szCs w:val="24"/>
-        </w:rPr>
-        <w:t xml:space="preserve"> behavior, presenting a</w:t>
-      </w:r>
-      <w:r>
-        <w:rPr>
-          <w:rFonts w:ascii="Times New Roman" w:hAnsi="Times New Roman" w:cs="Times New Roman"/>
-          <w:sz w:val="24"/>
-          <w:szCs w:val="24"/>
-        </w:rPr>
         <w:t xml:space="preserve"> </w:t>
       </w:r>
       <w:r>
@@ -1036,79 +2906,7 @@
           <w:sz w:val="24"/>
           <w:szCs w:val="24"/>
         </w:rPr>
-        <w:t>trade-off between the resource rich and high risk surface waters</w:t>
-      </w:r>
-      <w:r>
-        <w:rPr>
-          <w:rFonts w:ascii="Times New Roman" w:hAnsi="Times New Roman" w:cs="Times New Roman"/>
-          <w:sz w:val="24"/>
-          <w:szCs w:val="24"/>
-        </w:rPr>
-        <w:t>,</w:t>
-      </w:r>
-      <w:r>
-        <w:rPr>
-          <w:rFonts w:ascii="Times New Roman" w:hAnsi="Times New Roman" w:cs="Times New Roman"/>
-          <w:sz w:val="24"/>
-          <w:szCs w:val="24"/>
-        </w:rPr>
-        <w:t xml:space="preserve"> and the cooler and safer waters at depth where the potential for growth is severely reduced (Ohman 1990</w:t>
-      </w:r>
-      <w:r>
-        <w:rPr>
-          <w:rFonts w:ascii="Times New Roman" w:hAnsi="Times New Roman" w:cs="Times New Roman"/>
-          <w:sz w:val="24"/>
-          <w:szCs w:val="24"/>
-        </w:rPr>
-        <w:t xml:space="preserve">). </w:t>
-      </w:r>
-      <w:r>
-        <w:rPr>
-          <w:rFonts w:ascii="Times New Roman" w:hAnsi="Times New Roman" w:cs="Times New Roman"/>
-          <w:sz w:val="24"/>
-          <w:szCs w:val="24"/>
-        </w:rPr>
-        <w:t>For vertebrates, the three common</w:t>
-      </w:r>
-      <w:r>
-        <w:rPr>
-          <w:rFonts w:ascii="Times New Roman" w:hAnsi="Times New Roman" w:cs="Times New Roman"/>
-          <w:sz w:val="24"/>
-          <w:szCs w:val="24"/>
-        </w:rPr>
-        <w:t xml:space="preserve"> and often overlapping</w:t>
-      </w:r>
-      <w:r>
-        <w:rPr>
-          <w:rFonts w:ascii="Times New Roman" w:hAnsi="Times New Roman" w:cs="Times New Roman"/>
-          <w:sz w:val="24"/>
-          <w:szCs w:val="24"/>
-        </w:rPr>
-        <w:t xml:space="preserve"> hypothesis for DVM are </w:t>
-      </w:r>
-      <w:r>
-        <w:rPr>
-          <w:rFonts w:ascii="Times New Roman" w:hAnsi="Times New Roman" w:cs="Times New Roman"/>
-          <w:sz w:val="24"/>
-          <w:szCs w:val="24"/>
-        </w:rPr>
-        <w:t>maximizing bioenergetic</w:t>
-      </w:r>
-      <w:r>
-        <w:rPr>
-          <w:rFonts w:ascii="Times New Roman" w:hAnsi="Times New Roman" w:cs="Times New Roman"/>
-          <w:sz w:val="24"/>
-          <w:szCs w:val="24"/>
-        </w:rPr>
-        <w:t xml:space="preserve"> efficiency</w:t>
-      </w:r>
-      <w:r>
-        <w:rPr>
-          <w:rFonts w:ascii="Times New Roman" w:hAnsi="Times New Roman" w:cs="Times New Roman"/>
-          <w:sz w:val="24"/>
-          <w:szCs w:val="24"/>
-        </w:rPr>
-        <w:t>, crepuscular</w:t>
+        <w:t>Yellow Springs, OH, USA; calibrated daily)</w:t>
       </w:r>
       <w:r>
         <w:rPr>
@@ -1124,251 +2922,15 @@
           <w:sz w:val="24"/>
           <w:szCs w:val="24"/>
         </w:rPr>
-        <w:t xml:space="preserve">exploitation of an antipredation window, and foraging opportunity (Clark and Levy 1988, Wurtsbaugh and Neverman 1988, Scheuerell and Schindler 2003). </w:t>
-      </w:r>
-      <w:r>
-        <w:rPr>
-          <w:rFonts w:ascii="Times New Roman" w:hAnsi="Times New Roman" w:cs="Times New Roman"/>
-          <w:sz w:val="24"/>
-          <w:szCs w:val="24"/>
-        </w:rPr>
-        <w:t xml:space="preserve">In example, trout in stratified reservoirs </w:t>
-      </w:r>
-      <w:r>
-        <w:rPr>
-          <w:rFonts w:ascii="Times New Roman" w:hAnsi="Times New Roman" w:cs="Times New Roman"/>
-          <w:sz w:val="24"/>
-          <w:szCs w:val="24"/>
-        </w:rPr>
-        <w:t xml:space="preserve">have been observed using </w:t>
-      </w:r>
-      <w:r>
-        <w:rPr>
-          <w:rFonts w:ascii="Times New Roman" w:hAnsi="Times New Roman" w:cs="Times New Roman"/>
-          <w:sz w:val="24"/>
-          <w:szCs w:val="24"/>
-        </w:rPr>
-        <w:t>DVM as a trade-off between optimizing temperature</w:t>
-      </w:r>
-      <w:r>
-        <w:rPr>
-          <w:rFonts w:ascii="Times New Roman" w:hAnsi="Times New Roman" w:cs="Times New Roman"/>
-          <w:sz w:val="24"/>
-          <w:szCs w:val="24"/>
-        </w:rPr>
-        <w:t>, forage opportunity,</w:t>
-      </w:r>
-      <w:r>
-        <w:rPr>
-          <w:rFonts w:ascii="Times New Roman" w:hAnsi="Times New Roman" w:cs="Times New Roman"/>
-          <w:sz w:val="24"/>
-          <w:szCs w:val="24"/>
-        </w:rPr>
-        <w:t xml:space="preserve"> and growth (Eckmann et al. 2016, Thomas et al. 2023). </w:t>
-      </w:r>
-      <w:r>
-        <w:rPr>
-          <w:rFonts w:ascii="Times New Roman" w:hAnsi="Times New Roman" w:cs="Times New Roman"/>
-          <w:sz w:val="24"/>
-          <w:szCs w:val="24"/>
-        </w:rPr>
-        <w:t>W</w:t>
-      </w:r>
-      <w:r>
-        <w:rPr>
-          <w:rFonts w:ascii="Times New Roman" w:hAnsi="Times New Roman" w:cs="Times New Roman"/>
-          <w:sz w:val="24"/>
-          <w:szCs w:val="24"/>
-        </w:rPr>
-        <w:t>hile DVM is a p</w:t>
-      </w:r>
-      <w:r>
-        <w:rPr>
-          <w:rFonts w:ascii="Times New Roman" w:hAnsi="Times New Roman" w:cs="Times New Roman"/>
-          <w:sz w:val="24"/>
-          <w:szCs w:val="24"/>
-        </w:rPr>
-        <w:t>ervasive</w:t>
-      </w:r>
-      <w:r>
-        <w:rPr>
-          <w:rFonts w:ascii="Times New Roman" w:hAnsi="Times New Roman" w:cs="Times New Roman"/>
-          <w:sz w:val="24"/>
-          <w:szCs w:val="24"/>
-        </w:rPr>
-        <w:t xml:space="preserve"> behavioral strategy </w:t>
-      </w:r>
-      <w:r>
-        <w:rPr>
-          <w:rFonts w:ascii="Times New Roman" w:hAnsi="Times New Roman" w:cs="Times New Roman"/>
-          <w:sz w:val="24"/>
-          <w:szCs w:val="24"/>
-        </w:rPr>
-        <w:t>that has been studied in response to diel variation in various trade-offs</w:t>
-      </w:r>
-      <w:r>
-        <w:rPr>
-          <w:rFonts w:ascii="Times New Roman" w:hAnsi="Times New Roman" w:cs="Times New Roman"/>
-          <w:sz w:val="24"/>
-          <w:szCs w:val="24"/>
-        </w:rPr>
-        <w:t xml:space="preserve">, there is </w:t>
-      </w:r>
-      <w:r>
-        <w:rPr>
-          <w:rFonts w:ascii="Times New Roman" w:hAnsi="Times New Roman" w:cs="Times New Roman"/>
-          <w:sz w:val="24"/>
-          <w:szCs w:val="24"/>
-        </w:rPr>
-        <w:t xml:space="preserve">virtually no knowledge of </w:t>
-      </w:r>
-      <w:r>
-        <w:rPr>
-          <w:rFonts w:ascii="Times New Roman" w:hAnsi="Times New Roman" w:cs="Times New Roman"/>
-          <w:sz w:val="24"/>
-          <w:szCs w:val="24"/>
-        </w:rPr>
-        <w:t>whether DVM or analogous</w:t>
-      </w:r>
-      <w:r>
-        <w:rPr>
-          <w:rFonts w:ascii="Times New Roman" w:hAnsi="Times New Roman" w:cs="Times New Roman"/>
-          <w:sz w:val="24"/>
-          <w:szCs w:val="24"/>
-        </w:rPr>
-        <w:t xml:space="preserve"> habitat cycling can alleviate the trade-off between temperature and DO</w:t>
-      </w:r>
-      <w:r>
-        <w:rPr>
-          <w:rFonts w:ascii="Times New Roman" w:hAnsi="Times New Roman" w:cs="Times New Roman"/>
-          <w:sz w:val="24"/>
-          <w:szCs w:val="24"/>
-        </w:rPr>
-        <w:t xml:space="preserve">, which is critically relevant to understanding </w:t>
-      </w:r>
-      <w:r>
-        <w:rPr>
-          <w:rFonts w:ascii="Times New Roman" w:hAnsi="Times New Roman" w:cs="Times New Roman"/>
-          <w:sz w:val="24"/>
-          <w:szCs w:val="24"/>
-        </w:rPr>
-        <w:t xml:space="preserve">the </w:t>
-      </w:r>
-      <w:r>
-        <w:rPr>
-          <w:rFonts w:ascii="Times New Roman" w:hAnsi="Times New Roman" w:cs="Times New Roman"/>
-          <w:sz w:val="24"/>
-          <w:szCs w:val="24"/>
-        </w:rPr>
-        <w:t>effects of climate change.</w:t>
-      </w:r>
-    </w:p>
-    <w:p>
-      <w:pPr>
-        <w:spacing w:line="480" w:lineRule="auto"/>
-        <w:ind w:firstLine="720"/>
-        <w:rPr>
-          <w:rFonts w:ascii="Times New Roman" w:hAnsi="Times New Roman" w:cs="Times New Roman"/>
-          <w:sz w:val="24"/>
-          <w:szCs w:val="24"/>
-        </w:rPr>
-      </w:pPr>
-      <w:r>
-        <w:rPr>
-          <w:rFonts w:ascii="Times New Roman" w:hAnsi="Times New Roman" w:cs="Times New Roman"/>
-          <w:sz w:val="24"/>
-          <w:szCs w:val="24"/>
-        </w:rPr>
-        <w:t>Cool floodplain habitats</w:t>
-      </w:r>
-      <w:r>
-        <w:rPr>
-          <w:rFonts w:ascii="Times New Roman" w:hAnsi="Times New Roman" w:cs="Times New Roman"/>
-          <w:sz w:val="24"/>
-          <w:szCs w:val="24"/>
-        </w:rPr>
-        <w:t xml:space="preserve"> (e.</w:t>
-      </w:r>
-      <w:r>
-        <w:rPr>
-          <w:rFonts w:ascii="Times New Roman" w:hAnsi="Times New Roman" w:cs="Times New Roman"/>
-          <w:sz w:val="24"/>
-          <w:szCs w:val="24"/>
-        </w:rPr>
-        <w:t xml:space="preserve">g. </w:t>
-      </w:r>
-      <w:r>
-        <w:rPr>
-          <w:rFonts w:ascii="Times New Roman" w:hAnsi="Times New Roman" w:cs="Times New Roman"/>
-          <w:sz w:val="24"/>
-          <w:szCs w:val="24"/>
-        </w:rPr>
-        <w:t xml:space="preserve">cold-water </w:t>
-      </w:r>
-      <w:r>
-        <w:rPr>
-          <w:rFonts w:ascii="Times New Roman" w:hAnsi="Times New Roman" w:cs="Times New Roman"/>
-          <w:sz w:val="24"/>
-          <w:szCs w:val="24"/>
-        </w:rPr>
-        <w:t xml:space="preserve">alcoves) used by cold-water fish are a model system to study </w:t>
-      </w:r>
-      <w:r>
-        <w:rPr>
-          <w:rFonts w:ascii="Times New Roman" w:hAnsi="Times New Roman" w:cs="Times New Roman"/>
-          <w:sz w:val="24"/>
-          <w:szCs w:val="24"/>
-        </w:rPr>
-        <w:t>the occurrence of DVM in response to a</w:t>
-      </w:r>
-      <w:r>
-        <w:rPr>
-          <w:rFonts w:ascii="Times New Roman" w:hAnsi="Times New Roman" w:cs="Times New Roman"/>
-          <w:sz w:val="24"/>
-          <w:szCs w:val="24"/>
-        </w:rPr>
-        <w:t xml:space="preserve"> temperature-DO trade-off. </w:t>
-      </w:r>
-      <w:r>
-        <w:rPr>
-          <w:rFonts w:ascii="Times New Roman" w:hAnsi="Times New Roman" w:cs="Times New Roman"/>
-          <w:sz w:val="24"/>
-          <w:szCs w:val="24"/>
-        </w:rPr>
-        <w:t>The combination of pronounced vertical stratification in oxygen from hypoxic hyporheic inputs</w:t>
-      </w:r>
-      <w:r>
-        <w:rPr>
-          <w:rFonts w:ascii="Times New Roman" w:hAnsi="Times New Roman" w:cs="Times New Roman"/>
-          <w:sz w:val="24"/>
-          <w:szCs w:val="24"/>
-        </w:rPr>
-        <w:t xml:space="preserve"> (</w:t>
-      </w:r>
-      <w:r>
-        <w:rPr>
-          <w:rFonts w:ascii="Times New Roman" w:hAnsi="Times New Roman" w:cs="Times New Roman"/>
-          <w:color w:val="000000"/>
-          <w:sz w:val="24"/>
-          <w:szCs w:val="24"/>
-        </w:rPr>
-        <w:t>Zarnetske et al. 2011, Gombert et al. 2022</w:t>
-      </w:r>
-      <w:r>
-        <w:rPr>
-          <w:rFonts w:ascii="Times New Roman" w:hAnsi="Times New Roman" w:cs="Times New Roman"/>
-          <w:sz w:val="24"/>
-          <w:szCs w:val="24"/>
-        </w:rPr>
-        <w:t>)</w:t>
-      </w:r>
-      <w:r>
-        <w:rPr>
-          <w:rFonts w:ascii="Times New Roman" w:hAnsi="Times New Roman" w:cs="Times New Roman"/>
-          <w:sz w:val="24"/>
-          <w:szCs w:val="24"/>
-        </w:rPr>
-        <w:t>, coupled with diel oxygen cycling</w:t>
+        <w:t xml:space="preserve">to determine depth of </w:t>
+      </w:r>
+      <w:r>
+        <w:rPr>
+          <w:rFonts w:ascii="Times New Roman" w:hAnsi="Times New Roman" w:cs="Times New Roman"/>
+          <w:sz w:val="24"/>
+          <w:szCs w:val="24"/>
+        </w:rPr>
+        <w:t>the thermocline at 12:00 noon.</w:t>
       </w:r>
       <w:r>
         <w:rPr>
@@ -1384,194 +2946,47 @@
           <w:sz w:val="24"/>
           <w:szCs w:val="24"/>
         </w:rPr>
-        <w:t>as the environment transitions from photosynthetic production to respiratory consumption</w:t>
-      </w:r>
-      <w:r>
-        <w:rPr>
-          <w:rFonts w:ascii="Times New Roman" w:hAnsi="Times New Roman" w:cs="Times New Roman"/>
-          <w:sz w:val="24"/>
-          <w:szCs w:val="24"/>
-        </w:rPr>
-        <w:t xml:space="preserve"> (</w:t>
-      </w:r>
-      <w:r>
-        <w:rPr>
-          <w:rFonts w:ascii="Times New Roman" w:hAnsi="Times New Roman" w:cs="Times New Roman"/>
-          <w:sz w:val="24"/>
-          <w:szCs w:val="24"/>
-        </w:rPr>
-        <w:t>Andersen et al. 2017</w:t>
-      </w:r>
-      <w:r>
-        <w:rPr>
-          <w:rFonts w:ascii="Times New Roman" w:hAnsi="Times New Roman" w:cs="Times New Roman"/>
-          <w:sz w:val="24"/>
-          <w:szCs w:val="24"/>
-        </w:rPr>
-        <w:t>)</w:t>
-      </w:r>
-      <w:r>
-        <w:rPr>
-          <w:rFonts w:ascii="Times New Roman" w:hAnsi="Times New Roman" w:cs="Times New Roman"/>
-          <w:sz w:val="24"/>
-          <w:szCs w:val="24"/>
-        </w:rPr>
-        <w:t>, has the potential to create a vertically shifting oxygen profile</w:t>
-      </w:r>
-      <w:r>
-        <w:rPr>
-          <w:rFonts w:ascii="Times New Roman" w:hAnsi="Times New Roman" w:cs="Times New Roman"/>
-          <w:sz w:val="24"/>
-          <w:szCs w:val="24"/>
-        </w:rPr>
-        <w:t>.</w:t>
-      </w:r>
-      <w:r>
-        <w:rPr>
-          <w:rFonts w:ascii="Times New Roman" w:hAnsi="Times New Roman" w:cs="Times New Roman"/>
-          <w:sz w:val="24"/>
-          <w:szCs w:val="24"/>
-        </w:rPr>
-        <w:t xml:space="preserve"> </w:t>
-      </w:r>
-      <w:r>
-        <w:rPr>
-          <w:rFonts w:ascii="Times New Roman" w:hAnsi="Times New Roman" w:cs="Times New Roman"/>
-          <w:sz w:val="24"/>
-          <w:szCs w:val="24"/>
-        </w:rPr>
-        <w:t>In turn, s</w:t>
-      </w:r>
-      <w:r>
-        <w:rPr>
-          <w:rFonts w:ascii="Times New Roman" w:hAnsi="Times New Roman" w:cs="Times New Roman"/>
-          <w:sz w:val="24"/>
-          <w:szCs w:val="24"/>
-        </w:rPr>
-        <w:t xml:space="preserve">urface water temperatures fluctuate on a diel cycle in time-lagged synchrony with </w:t>
-      </w:r>
-      <w:r>
-        <w:rPr>
-          <w:rFonts w:ascii="Times New Roman" w:hAnsi="Times New Roman" w:cs="Times New Roman"/>
-          <w:sz w:val="24"/>
-          <w:szCs w:val="24"/>
-        </w:rPr>
-        <w:t>DO</w:t>
-      </w:r>
-      <w:r>
-        <w:rPr>
-          <w:rFonts w:ascii="Times New Roman" w:hAnsi="Times New Roman" w:cs="Times New Roman"/>
-          <w:sz w:val="24"/>
-          <w:szCs w:val="24"/>
-        </w:rPr>
-        <w:t xml:space="preserve"> saturation (e.g. oxygen saturation is highest during midday, whereas surface water temperatures reach their maximum during early evening). </w:t>
-      </w:r>
-      <w:r>
-        <w:rPr>
-          <w:rFonts w:ascii="Times New Roman" w:hAnsi="Times New Roman" w:cs="Times New Roman"/>
-          <w:sz w:val="24"/>
-          <w:szCs w:val="24"/>
-        </w:rPr>
-        <w:t>Many cold-water alcoves on the Willamette River</w:t>
-      </w:r>
-      <w:r>
-        <w:rPr>
-          <w:rFonts w:ascii="Times New Roman" w:hAnsi="Times New Roman" w:cs="Times New Roman"/>
-          <w:sz w:val="24"/>
-          <w:szCs w:val="24"/>
-        </w:rPr>
-        <w:t xml:space="preserve"> of </w:t>
-      </w:r>
-      <w:r>
-        <w:rPr>
-          <w:rFonts w:ascii="Times New Roman" w:hAnsi="Times New Roman" w:cs="Times New Roman"/>
-          <w:sz w:val="24"/>
-          <w:szCs w:val="24"/>
-        </w:rPr>
-        <w:t xml:space="preserve">Western </w:t>
-      </w:r>
-      <w:r>
-        <w:rPr>
-          <w:rFonts w:ascii="Times New Roman" w:hAnsi="Times New Roman" w:cs="Times New Roman"/>
-          <w:sz w:val="24"/>
-          <w:szCs w:val="24"/>
-        </w:rPr>
-        <w:t>Oregon are heavily exploited by a cold-water fish, coastal cutthroat trout (</w:t>
-      </w:r>
-      <w:r>
-        <w:rPr>
-          <w:rFonts w:ascii="Times New Roman" w:hAnsi="Times New Roman" w:cs="Times New Roman"/>
-          <w:i/>
-          <w:sz w:val="24"/>
-          <w:szCs w:val="24"/>
-        </w:rPr>
-        <w:t>O</w:t>
-      </w:r>
-      <w:r>
-        <w:rPr>
-          <w:rFonts w:ascii="Times New Roman" w:hAnsi="Times New Roman" w:cs="Times New Roman"/>
-          <w:i/>
-          <w:sz w:val="24"/>
-          <w:szCs w:val="24"/>
-        </w:rPr>
-        <w:t>ncorhynchus</w:t>
-      </w:r>
-      <w:r>
-        <w:rPr>
-          <w:rFonts w:ascii="Times New Roman" w:hAnsi="Times New Roman" w:cs="Times New Roman"/>
-          <w:i/>
-          <w:sz w:val="24"/>
-          <w:szCs w:val="24"/>
-        </w:rPr>
-        <w:t xml:space="preserve"> clarkii clarkii</w:t>
-      </w:r>
-      <w:r>
-        <w:rPr>
-          <w:rFonts w:ascii="Times New Roman" w:hAnsi="Times New Roman" w:cs="Times New Roman"/>
-          <w:sz w:val="24"/>
-          <w:szCs w:val="24"/>
-        </w:rPr>
-        <w:t>)</w:t>
-      </w:r>
-      <w:r>
-        <w:rPr>
-          <w:rFonts w:ascii="Times New Roman" w:hAnsi="Times New Roman" w:cs="Times New Roman"/>
-          <w:sz w:val="24"/>
-          <w:szCs w:val="24"/>
-        </w:rPr>
-        <w:t>,</w:t>
-      </w:r>
-      <w:r>
-        <w:rPr>
-          <w:rFonts w:ascii="Times New Roman" w:hAnsi="Times New Roman" w:cs="Times New Roman"/>
-          <w:sz w:val="24"/>
-          <w:szCs w:val="24"/>
-        </w:rPr>
-        <w:t xml:space="preserve"> during </w:t>
-      </w:r>
-      <w:r>
-        <w:rPr>
-          <w:rFonts w:ascii="Times New Roman" w:hAnsi="Times New Roman" w:cs="Times New Roman"/>
-          <w:sz w:val="24"/>
-          <w:szCs w:val="24"/>
-        </w:rPr>
-        <w:t>seasonally warm</w:t>
-      </w:r>
-      <w:r>
-        <w:rPr>
-          <w:rFonts w:ascii="Times New Roman" w:hAnsi="Times New Roman" w:cs="Times New Roman"/>
-          <w:sz w:val="24"/>
-          <w:szCs w:val="24"/>
-        </w:rPr>
-        <w:t xml:space="preserve"> conditions. These c</w:t>
-      </w:r>
-      <w:r>
-        <w:rPr>
-          <w:rFonts w:ascii="Times New Roman" w:hAnsi="Times New Roman" w:cs="Times New Roman"/>
-          <w:sz w:val="24"/>
-          <w:szCs w:val="24"/>
-        </w:rPr>
-        <w:t>old-adapted fish are sensitive to hypoxic (&lt;2mg•L</w:t>
+        <w:t xml:space="preserve">Temperature-DO loggers </w:t>
+      </w:r>
+      <w:r>
+        <w:rPr>
+          <w:rFonts w:ascii="Times New Roman" w:hAnsi="Times New Roman" w:cs="Times New Roman"/>
+          <w:sz w:val="24"/>
+          <w:szCs w:val="24"/>
+        </w:rPr>
+        <w:t xml:space="preserve">(MiniDOT® Logger, dissolved oxygen accuracy to </w:t>
+      </w:r>
+      <w:r>
+        <w:rPr>
+          <w:rFonts w:ascii="Times New Roman" w:hAnsi="Times New Roman" w:cs="Times New Roman"/>
+          <w:sz w:val="24"/>
+          <w:szCs w:val="24"/>
+        </w:rPr>
+        <w:t xml:space="preserve">± </w:t>
+      </w:r>
+      <w:r>
+        <w:rPr>
+          <w:rFonts w:ascii="Times New Roman" w:hAnsi="Times New Roman" w:cs="Times New Roman"/>
+          <w:sz w:val="24"/>
+          <w:szCs w:val="24"/>
+        </w:rPr>
+        <w:t>0.1mg</w:t>
+      </w:r>
+      <w:r>
+        <w:rPr>
+          <w:rFonts w:ascii="Times New Roman" w:hAnsi="Times New Roman" w:cs="Times New Roman"/>
+          <w:sz w:val="24"/>
+          <w:szCs w:val="24"/>
+        </w:rPr>
+        <w:t>•</w:t>
+      </w:r>
+      <w:r>
+        <w:rPr>
+          <w:rFonts w:ascii="Times New Roman" w:hAnsi="Times New Roman" w:cs="Times New Roman"/>
+          <w:sz w:val="24"/>
+          <w:szCs w:val="24"/>
+        </w:rPr>
+        <w:t>L</w:t>
       </w:r>
       <w:r>
         <w:rPr>
@@ -1580,6 +2995,71 @@
           <w:szCs w:val="24"/>
           <w:vertAlign w:val="superscript"/>
         </w:rPr>
+        <w:t xml:space="preserve">-1 </w:t>
+      </w:r>
+      <w:r>
+        <w:rPr>
+          <w:rFonts w:ascii="Times New Roman" w:hAnsi="Times New Roman" w:cs="Times New Roman"/>
+          <w:sz w:val="24"/>
+          <w:szCs w:val="24"/>
+        </w:rPr>
+        <w:t xml:space="preserve">and temperature to </w:t>
+      </w:r>
+      <w:r>
+        <w:rPr>
+          <w:rFonts w:ascii="Times New Roman" w:hAnsi="Times New Roman" w:cs="Times New Roman"/>
+          <w:sz w:val="24"/>
+          <w:szCs w:val="24"/>
+        </w:rPr>
+        <w:t>±</w:t>
+      </w:r>
+      <w:r>
+        <w:rPr>
+          <w:rFonts w:ascii="Times New Roman" w:hAnsi="Times New Roman" w:cs="Times New Roman"/>
+          <w:sz w:val="24"/>
+          <w:szCs w:val="24"/>
+        </w:rPr>
+        <w:t xml:space="preserve"> 0.1℃, or Onset HOBO® U26-001 Dissolved Oxygen Data Logger dissolved oxygen accuracy to </w:t>
+      </w:r>
+      <w:r>
+        <w:rPr>
+          <w:rFonts w:ascii="Times New Roman" w:hAnsi="Times New Roman" w:cs="Times New Roman"/>
+          <w:sz w:val="24"/>
+          <w:szCs w:val="24"/>
+        </w:rPr>
+        <w:t xml:space="preserve">± </w:t>
+      </w:r>
+      <w:r>
+        <w:rPr>
+          <w:rFonts w:ascii="Times New Roman" w:hAnsi="Times New Roman" w:cs="Times New Roman"/>
+          <w:sz w:val="24"/>
+          <w:szCs w:val="24"/>
+        </w:rPr>
+        <w:t>0.2mg</w:t>
+      </w:r>
+      <w:r>
+        <w:rPr>
+          <w:rFonts w:ascii="Times New Roman" w:hAnsi="Times New Roman" w:cs="Times New Roman"/>
+          <w:sz w:val="24"/>
+          <w:szCs w:val="24"/>
+        </w:rPr>
+        <w:t>•</w:t>
+      </w:r>
+      <w:r>
+        <w:rPr>
+          <w:rFonts w:ascii="Times New Roman" w:hAnsi="Times New Roman" w:cs="Times New Roman"/>
+          <w:sz w:val="24"/>
+          <w:szCs w:val="24"/>
+        </w:rPr>
+        <w:t>L</w:t>
+      </w:r>
+      <w:r>
+        <w:rPr>
+          <w:rFonts w:ascii="Times New Roman" w:hAnsi="Times New Roman" w:cs="Times New Roman"/>
+          <w:sz w:val="24"/>
+          <w:szCs w:val="24"/>
+          <w:vertAlign w:val="superscript"/>
+        </w:rPr>
         <w:t>-1</w:t>
       </w:r>
       <w:r>
@@ -1588,128 +3068,23 @@
           <w:sz w:val="24"/>
           <w:szCs w:val="24"/>
         </w:rPr>
-        <w:t xml:space="preserve">) </w:t>
-      </w:r>
-      <w:r>
-        <w:rPr>
-          <w:rFonts w:ascii="Times New Roman" w:hAnsi="Times New Roman" w:cs="Times New Roman"/>
-          <w:sz w:val="24"/>
-          <w:szCs w:val="24"/>
-        </w:rPr>
-        <w:lastRenderedPageBreak/>
-        <w:t>and excessively warm (&gt;18℃) water, and these habitats</w:t>
-      </w:r>
-      <w:r>
-        <w:rPr>
-          <w:rFonts w:ascii="Times New Roman" w:hAnsi="Times New Roman" w:cs="Times New Roman"/>
-          <w:sz w:val="24"/>
-          <w:szCs w:val="24"/>
-        </w:rPr>
-        <w:t xml:space="preserve"> </w:t>
-      </w:r>
-      <w:r>
-        <w:rPr>
-          <w:rFonts w:ascii="Times New Roman" w:hAnsi="Times New Roman" w:cs="Times New Roman"/>
-          <w:sz w:val="24"/>
-          <w:szCs w:val="24"/>
-        </w:rPr>
-        <w:t>display high levels of diel and spatial variation</w:t>
-      </w:r>
-      <w:r>
-        <w:rPr>
-          <w:rFonts w:ascii="Times New Roman" w:hAnsi="Times New Roman" w:cs="Times New Roman"/>
-          <w:sz w:val="24"/>
-          <w:szCs w:val="24"/>
-        </w:rPr>
-        <w:t xml:space="preserve"> in </w:t>
-      </w:r>
-      <w:r>
-        <w:rPr>
-          <w:rFonts w:ascii="Times New Roman" w:hAnsi="Times New Roman" w:cs="Times New Roman"/>
-          <w:sz w:val="24"/>
-          <w:szCs w:val="24"/>
-        </w:rPr>
-        <w:t>both temperature and DO</w:t>
-      </w:r>
-      <w:r>
-        <w:rPr>
-          <w:rFonts w:ascii="Times New Roman" w:hAnsi="Times New Roman" w:cs="Times New Roman"/>
-          <w:sz w:val="24"/>
-          <w:szCs w:val="24"/>
-        </w:rPr>
-        <w:t xml:space="preserve">. </w:t>
-      </w:r>
-      <w:r>
-        <w:rPr>
-          <w:rFonts w:ascii="Times New Roman" w:hAnsi="Times New Roman" w:cs="Times New Roman"/>
-          <w:sz w:val="24"/>
-          <w:szCs w:val="24"/>
-        </w:rPr>
-        <w:t>Th</w:t>
-      </w:r>
-      <w:r>
-        <w:rPr>
-          <w:rFonts w:ascii="Times New Roman" w:hAnsi="Times New Roman" w:cs="Times New Roman"/>
-          <w:sz w:val="24"/>
-          <w:szCs w:val="24"/>
-        </w:rPr>
-        <w:t>e</w:t>
-      </w:r>
-      <w:r>
-        <w:rPr>
-          <w:rFonts w:ascii="Times New Roman" w:hAnsi="Times New Roman" w:cs="Times New Roman"/>
-          <w:sz w:val="24"/>
-          <w:szCs w:val="24"/>
-        </w:rPr>
-        <w:t xml:space="preserve"> fluctuating conditions </w:t>
-      </w:r>
-      <w:r>
-        <w:rPr>
-          <w:rFonts w:ascii="Times New Roman" w:hAnsi="Times New Roman" w:cs="Times New Roman"/>
-          <w:sz w:val="24"/>
-          <w:szCs w:val="24"/>
-        </w:rPr>
-        <w:t xml:space="preserve">found in these alcoves </w:t>
-      </w:r>
-      <w:r>
-        <w:rPr>
-          <w:rFonts w:ascii="Times New Roman" w:hAnsi="Times New Roman" w:cs="Times New Roman"/>
-          <w:sz w:val="24"/>
-          <w:szCs w:val="24"/>
-        </w:rPr>
-        <w:t xml:space="preserve">likely cause the zone of optimal habitat to shift over the 24-h cycle. While </w:t>
-      </w:r>
-      <w:r>
-        <w:rPr>
-          <w:rFonts w:ascii="Times New Roman" w:hAnsi="Times New Roman" w:cs="Times New Roman"/>
-          <w:sz w:val="24"/>
-          <w:szCs w:val="24"/>
-        </w:rPr>
-        <w:t>temperature and oxygen</w:t>
-      </w:r>
-      <w:r>
-        <w:rPr>
-          <w:rFonts w:ascii="Times New Roman" w:hAnsi="Times New Roman" w:cs="Times New Roman"/>
-          <w:sz w:val="24"/>
-          <w:szCs w:val="24"/>
-        </w:rPr>
-        <w:t xml:space="preserve"> fluctuate in rough synchrony (</w:t>
-      </w:r>
-      <w:r>
-        <w:rPr>
-          <w:rFonts w:ascii="Times New Roman" w:hAnsi="Times New Roman" w:cs="Times New Roman"/>
-          <w:sz w:val="24"/>
-          <w:szCs w:val="24"/>
-        </w:rPr>
-        <w:t xml:space="preserve">both </w:t>
-      </w:r>
-      <w:r>
-        <w:rPr>
-          <w:rFonts w:ascii="Times New Roman" w:hAnsi="Times New Roman" w:cs="Times New Roman"/>
-          <w:sz w:val="24"/>
-          <w:szCs w:val="24"/>
-        </w:rPr>
-        <w:t>increase during the day and decrease at night), ideal conditions fluctuate asynchronously when considered through the lens of a cold</w:t>
+        <w:t>, and</w:t>
+      </w:r>
+      <w:r>
+        <w:rPr>
+          <w:rFonts w:ascii="Times New Roman" w:hAnsi="Times New Roman" w:cs="Times New Roman"/>
+          <w:sz w:val="24"/>
+          <w:szCs w:val="24"/>
+        </w:rPr>
+        <w:t xml:space="preserve"> temperature to ± 0.2℃</w:t>
+      </w:r>
+      <w:r>
+        <w:rPr>
+          <w:rFonts w:ascii="Times New Roman" w:hAnsi="Times New Roman" w:cs="Times New Roman"/>
+          <w:sz w:val="24"/>
+          <w:szCs w:val="24"/>
+        </w:rPr>
+        <w:t>) were set to read at 25</w:t>
       </w:r>
       <w:r>
         <w:rPr>
@@ -1725,1466 +3100,23 @@
           <w:sz w:val="24"/>
           <w:szCs w:val="24"/>
         </w:rPr>
-        <w:t>water fish</w:t>
-      </w:r>
-      <w:r>
-        <w:rPr>
-          <w:rFonts w:ascii="Times New Roman" w:hAnsi="Times New Roman" w:cs="Times New Roman"/>
-          <w:sz w:val="24"/>
-          <w:szCs w:val="24"/>
-        </w:rPr>
-        <w:t>,</w:t>
-      </w:r>
-      <w:r>
-        <w:rPr>
-          <w:rFonts w:ascii="Times New Roman" w:hAnsi="Times New Roman" w:cs="Times New Roman"/>
-          <w:sz w:val="24"/>
-          <w:szCs w:val="24"/>
-        </w:rPr>
-        <w:t xml:space="preserve"> where cooler temperatures coupled with higher </w:t>
-      </w:r>
-      <w:r>
-        <w:rPr>
-          <w:rFonts w:ascii="Times New Roman" w:hAnsi="Times New Roman" w:cs="Times New Roman"/>
-          <w:sz w:val="24"/>
-          <w:szCs w:val="24"/>
-        </w:rPr>
-        <w:t>DO</w:t>
-      </w:r>
-      <w:r>
-        <w:rPr>
-          <w:rFonts w:ascii="Times New Roman" w:hAnsi="Times New Roman" w:cs="Times New Roman"/>
-          <w:sz w:val="24"/>
-          <w:szCs w:val="24"/>
-        </w:rPr>
-        <w:t xml:space="preserve"> are ideal.</w:t>
-      </w:r>
-    </w:p>
-    <w:p>
-      <w:pPr>
-        <w:spacing w:line="480" w:lineRule="auto"/>
-        <w:ind w:firstLine="720"/>
-      </w:pPr>
-      <w:r>
-        <w:rPr>
-          <w:rFonts w:ascii="Times New Roman" w:hAnsi="Times New Roman" w:cs="Times New Roman"/>
-          <w:sz w:val="24"/>
-          <w:szCs w:val="24"/>
-        </w:rPr>
-        <w:t xml:space="preserve">When determining the ecological significance of cold-water refuges we first need to understand the potential trade-offs that may occur within these habitats. </w:t>
-      </w:r>
-      <w:r>
-        <w:rPr>
-          <w:rFonts w:ascii="Times New Roman" w:hAnsi="Times New Roman" w:cs="Times New Roman"/>
-          <w:sz w:val="24"/>
-        </w:rPr>
-        <w:t>Here, we aim to determine how a</w:t>
-      </w:r>
-      <w:r>
-        <w:rPr>
-          <w:rFonts w:ascii="Times New Roman" w:hAnsi="Times New Roman" w:cs="Times New Roman"/>
-          <w:sz w:val="24"/>
-        </w:rPr>
-        <w:t xml:space="preserve"> cold-water fish balance</w:t>
-      </w:r>
-      <w:r>
-        <w:rPr>
-          <w:rFonts w:ascii="Times New Roman" w:hAnsi="Times New Roman" w:cs="Times New Roman"/>
-          <w:sz w:val="24"/>
-        </w:rPr>
-        <w:t>s</w:t>
-      </w:r>
-      <w:r>
-        <w:rPr>
-          <w:rFonts w:ascii="Times New Roman" w:hAnsi="Times New Roman" w:cs="Times New Roman"/>
-          <w:sz w:val="24"/>
-        </w:rPr>
-        <w:t xml:space="preserve"> oxygen demands and temperature preference within refuge habitats, and how these constraints </w:t>
-      </w:r>
-      <w:r>
-        <w:rPr>
-          <w:rFonts w:ascii="Times New Roman" w:hAnsi="Times New Roman" w:cs="Times New Roman"/>
-          <w:sz w:val="24"/>
-        </w:rPr>
-        <w:t xml:space="preserve">might </w:t>
-      </w:r>
-      <w:r>
-        <w:rPr>
-          <w:rFonts w:ascii="Times New Roman" w:hAnsi="Times New Roman" w:cs="Times New Roman"/>
-          <w:sz w:val="24"/>
-        </w:rPr>
-        <w:t>vary among refuges and over time</w:t>
-      </w:r>
-      <w:r>
-        <w:rPr>
-          <w:rFonts w:ascii="Times New Roman" w:hAnsi="Times New Roman" w:cs="Times New Roman"/>
-          <w:sz w:val="24"/>
-        </w:rPr>
-        <w:t>.</w:t>
-      </w:r>
-      <w:r>
-        <w:rPr>
-          <w:rFonts w:ascii="Times New Roman" w:hAnsi="Times New Roman" w:cs="Times New Roman"/>
-          <w:sz w:val="24"/>
-        </w:rPr>
-        <w:t xml:space="preserve"> The volume of habitat that is both suitably cool and oxygenated is likely a small portion of the alcove, and it likely expands, contracts, and shifts over time. In this study we aim to 1) determine whether temperature and oxygen shift over a diel timeframe, to 2) quantify diel variation in </w:t>
-      </w:r>
-      <w:r>
-        <w:rPr>
-          <w:rFonts w:ascii="Times New Roman" w:hAnsi="Times New Roman" w:cs="Times New Roman"/>
-          <w:sz w:val="24"/>
-        </w:rPr>
-        <w:t>DO</w:t>
-      </w:r>
-      <w:r>
-        <w:rPr>
-          <w:rFonts w:ascii="Times New Roman" w:hAnsi="Times New Roman" w:cs="Times New Roman"/>
-          <w:sz w:val="24"/>
-        </w:rPr>
-        <w:t xml:space="preserve"> and temperature across alcoves, and to 3) determine whether fish use fine-scale diel vertical movements to balance shifting trade-offs between </w:t>
-      </w:r>
-      <w:r>
-        <w:rPr>
-          <w:rFonts w:ascii="Times New Roman" w:hAnsi="Times New Roman" w:cs="Times New Roman"/>
-          <w:sz w:val="24"/>
-        </w:rPr>
-        <w:t>DO</w:t>
-      </w:r>
-      <w:r>
-        <w:rPr>
-          <w:rFonts w:ascii="Times New Roman" w:hAnsi="Times New Roman" w:cs="Times New Roman"/>
-          <w:sz w:val="24"/>
-        </w:rPr>
-        <w:t xml:space="preserve"> and temperature.</w:t>
-      </w:r>
-      <w:r>
-        <w:rPr>
-          <w:rFonts w:ascii="Times New Roman" w:hAnsi="Times New Roman" w:cs="Times New Roman"/>
-          <w:sz w:val="24"/>
-        </w:rPr>
-        <w:t xml:space="preserve"> </w:t>
-      </w:r>
-    </w:p>
-    <w:p>
-      <w:pPr>
-        <w:spacing w:line="480" w:lineRule="auto"/>
-        <w:rPr>
-          <w:rFonts w:ascii="Times New Roman" w:hAnsi="Times New Roman" w:cs="Times New Roman"/>
-          <w:b/>
-          <w:sz w:val="24"/>
-          <w:szCs w:val="24"/>
-        </w:rPr>
-      </w:pPr>
-      <w:r>
-        <w:rPr>
-          <w:rFonts w:ascii="Times New Roman" w:hAnsi="Times New Roman" w:cs="Times New Roman"/>
-          <w:b/>
-          <w:sz w:val="24"/>
-          <w:szCs w:val="24"/>
-        </w:rPr>
-        <w:t>Methods</w:t>
-      </w:r>
-    </w:p>
-    <w:p>
-      <w:pPr>
-        <w:spacing w:line="480" w:lineRule="auto"/>
-        <w:rPr>
-          <w:rFonts w:ascii="Times New Roman" w:hAnsi="Times New Roman" w:cs="Times New Roman"/>
-          <w:b/>
-          <w:i/>
-          <w:sz w:val="24"/>
-          <w:szCs w:val="24"/>
-        </w:rPr>
-      </w:pPr>
-      <w:r>
-        <w:rPr>
-          <w:rFonts w:ascii="Times New Roman" w:hAnsi="Times New Roman" w:cs="Times New Roman"/>
-          <w:b/>
-          <w:i/>
-          <w:sz w:val="24"/>
-          <w:szCs w:val="24"/>
-        </w:rPr>
-        <w:t>Overview</w:t>
-      </w:r>
-    </w:p>
-    <w:p>
-      <w:pPr>
-        <w:spacing w:line="480" w:lineRule="auto"/>
-        <w:ind w:firstLine="720"/>
-        <w:rPr>
-          <w:rFonts w:ascii="Times New Roman" w:hAnsi="Times New Roman" w:cs="Times New Roman"/>
-          <w:sz w:val="24"/>
-          <w:szCs w:val="24"/>
-        </w:rPr>
-      </w:pPr>
-      <w:r>
-        <w:rPr>
-          <w:rFonts w:ascii="Times New Roman" w:hAnsi="Times New Roman" w:cs="Times New Roman"/>
-          <w:sz w:val="24"/>
-          <w:szCs w:val="24"/>
-        </w:rPr>
-        <w:t xml:space="preserve">This study was comprised of four primary components. First, we collected continuous vertical profiles of temperature and DO to characterize how these conditions varied both spatially and temporally in select cold-water alcoves during summer. We then used a subset of our data to simulate how a fish might respond to temperature and oxygen variation given three alternate behavioral responses. Next, we collected empirical data on fine scale vertical movement </w:t>
-      </w:r>
-      <w:r>
-        <w:rPr>
-          <w:rFonts w:ascii="Times New Roman" w:hAnsi="Times New Roman" w:cs="Times New Roman"/>
-          <w:sz w:val="24"/>
-          <w:szCs w:val="24"/>
-        </w:rPr>
-        <w:lastRenderedPageBreak/>
-        <w:t xml:space="preserve">in </w:t>
-      </w:r>
-      <w:commentRangeStart w:id="7"/>
-      <w:r>
-        <w:rPr>
-          <w:rFonts w:ascii="Times New Roman" w:hAnsi="Times New Roman" w:cs="Times New Roman"/>
-          <w:sz w:val="24"/>
-          <w:szCs w:val="24"/>
-        </w:rPr>
-        <w:t xml:space="preserve">alcoves. </w:t>
-      </w:r>
-      <w:commentRangeEnd w:id="7"/>
+        <w:t xml:space="preserve">cm below the </w:t>
+      </w:r>
+      <w:commentRangeStart w:id="2"/>
+      <w:r>
+        <w:rPr>
+          <w:rFonts w:ascii="Times New Roman" w:hAnsi="Times New Roman" w:cs="Times New Roman"/>
+          <w:sz w:val="24"/>
+          <w:szCs w:val="24"/>
+        </w:rPr>
+        <w:t>surface</w:t>
+      </w:r>
+      <w:commentRangeEnd w:id="2"/>
       <w:r>
         <w:rPr>
           <w:rStyle w:val="CommentReference"/>
         </w:rPr>
-        <w:commentReference w:id="7"/>
-      </w:r>
-      <w:r>
-        <w:rPr>
-          <w:rFonts w:ascii="Times New Roman" w:hAnsi="Times New Roman" w:cs="Times New Roman"/>
-          <w:sz w:val="24"/>
-          <w:szCs w:val="24"/>
-        </w:rPr>
-        <w:t>Finally, we used</w:t>
-      </w:r>
-      <w:r>
-        <w:rPr>
-          <w:rFonts w:ascii="Times New Roman" w:hAnsi="Times New Roman" w:cs="Times New Roman"/>
-          <w:sz w:val="24"/>
-          <w:szCs w:val="24"/>
-        </w:rPr>
-        <w:t xml:space="preserve"> Cox proportional hazards modelling </w:t>
-      </w:r>
-      <w:r>
-        <w:rPr>
-          <w:rFonts w:ascii="Times New Roman" w:hAnsi="Times New Roman" w:cs="Times New Roman"/>
-          <w:sz w:val="24"/>
-          <w:szCs w:val="24"/>
-        </w:rPr>
-        <w:t xml:space="preserve">to quantify whether fish preference for temperature or oxygen shifts as these variables fluctuate over time. </w:t>
-      </w:r>
-    </w:p>
-    <w:p>
-      <w:pPr>
-        <w:spacing w:line="480" w:lineRule="auto"/>
-        <w:rPr>
-          <w:rFonts w:ascii="Times New Roman" w:hAnsi="Times New Roman" w:cs="Times New Roman"/>
-          <w:b/>
-          <w:i/>
-          <w:sz w:val="24"/>
-          <w:szCs w:val="24"/>
-        </w:rPr>
-      </w:pPr>
-      <w:r>
-        <w:rPr>
-          <w:rFonts w:ascii="Times New Roman" w:hAnsi="Times New Roman" w:cs="Times New Roman"/>
-          <w:b/>
-          <w:i/>
-          <w:sz w:val="24"/>
-          <w:szCs w:val="24"/>
-        </w:rPr>
-        <w:t>Study location</w:t>
-      </w:r>
-    </w:p>
-    <w:p>
-      <w:pPr>
-        <w:spacing w:line="480" w:lineRule="auto"/>
-        <w:ind w:firstLine="720"/>
-        <w:rPr>
-          <w:rFonts w:ascii="Times New Roman" w:hAnsi="Times New Roman" w:cs="Times New Roman"/>
-          <w:sz w:val="24"/>
-          <w:szCs w:val="24"/>
-        </w:rPr>
-      </w:pPr>
-      <w:r>
-        <w:rPr>
-          <w:rFonts w:ascii="Times New Roman" w:hAnsi="Times New Roman" w:cs="Times New Roman"/>
-          <w:sz w:val="24"/>
-          <w:szCs w:val="24"/>
-        </w:rPr>
-        <w:t xml:space="preserve">The Willamette River basin lies between the Cascade and Coastal Mountain ranges of Western Oregon. Historically the Upper Willamette River (between Eugene and Salem) was a laterally dynamic and meandering gravel bed river with side channels, islands, and gravel beds (Wallick et al. 2013, Flitcroft et al. 2023). These features can still be found, but have been severely reduced since Euro-American settlement (Baker et al. 2004, Gregory et al. 2019). This portion of the river also contains numerous alcoves, floodplain features with only a downstream connection to the mainstem river. A subset of these waterbodies function as cold-water refuges, providing water at least 2℃ cooler than the adjacent mainstem river. Often, these cold-water habitats are seasonally exploited by cold-water fishes. Our research has focused on two such alcoves, Norwood and Blue Ruin, which frequently contain dense aggregations of coastal cutthroat trout, a fluvial cold-water fish, during peak summer conditions. While we have primarily focused on these two cold-water alcoves, we have documented cutthroat trout in all of the cold-water alcoves we have studied thus far, and many likely contain high numbers of these fish during summer. </w:t>
-      </w:r>
-    </w:p>
-    <w:p>
-      <w:pPr>
-        <w:spacing w:line="480" w:lineRule="auto"/>
-        <w:rPr>
-          <w:rFonts w:ascii="Times New Roman" w:hAnsi="Times New Roman" w:cs="Times New Roman"/>
-          <w:b/>
-          <w:i/>
-          <w:sz w:val="24"/>
-          <w:szCs w:val="24"/>
-        </w:rPr>
-      </w:pPr>
-      <w:r>
-        <w:rPr>
-          <w:rFonts w:ascii="Times New Roman" w:hAnsi="Times New Roman" w:cs="Times New Roman"/>
-          <w:b/>
-          <w:i/>
-          <w:sz w:val="24"/>
-          <w:szCs w:val="24"/>
-        </w:rPr>
-        <w:t xml:space="preserve">Spatiotemporal patterning of temperature and oxygen </w:t>
-      </w:r>
-    </w:p>
-    <w:p>
-      <w:pPr>
-        <w:spacing w:line="480" w:lineRule="auto"/>
-        <w:ind w:firstLine="720"/>
-        <w:rPr>
-          <w:rFonts w:ascii="Times New Roman" w:hAnsi="Times New Roman" w:cs="Times New Roman"/>
-          <w:sz w:val="24"/>
-          <w:szCs w:val="24"/>
-        </w:rPr>
-      </w:pPr>
-      <w:r>
-        <w:rPr>
-          <w:rFonts w:ascii="Times New Roman" w:hAnsi="Times New Roman" w:cs="Times New Roman"/>
-          <w:sz w:val="24"/>
-          <w:szCs w:val="24"/>
-        </w:rPr>
-        <w:t xml:space="preserve">In 2020, we collected data on temperature and DO within six known cold-water alcoves on the Upper Willamette River to determine whether these habitats were vertically stratified, and to quantify whether these habitats displayed spatiotemporal variation in temperature and DO. During the summer, we instrumented each of these alcoves with two separate temperature-DO </w:t>
-      </w:r>
-      <w:r>
-        <w:rPr>
-          <w:rFonts w:ascii="Times New Roman" w:hAnsi="Times New Roman" w:cs="Times New Roman"/>
-          <w:sz w:val="24"/>
-          <w:szCs w:val="24"/>
-        </w:rPr>
-        <w:lastRenderedPageBreak/>
-        <w:t>arrays deployed laterally (</w:t>
-      </w:r>
-      <w:r>
-        <w:rPr>
-          <w:rFonts w:ascii="Times New Roman" w:hAnsi="Times New Roman" w:cs="Times New Roman"/>
-          <w:sz w:val="24"/>
-          <w:szCs w:val="24"/>
-        </w:rPr>
-        <w:t>i.e. along the length of the alcove)</w:t>
-      </w:r>
-      <w:r>
-        <w:rPr>
-          <w:rFonts w:ascii="Times New Roman" w:hAnsi="Times New Roman" w:cs="Times New Roman"/>
-          <w:sz w:val="24"/>
-          <w:szCs w:val="24"/>
-        </w:rPr>
-        <w:t xml:space="preserve"> near its mid-point and its terminus. Each array was comprised of three temperature-DO loggers (</w:t>
-      </w:r>
-      <w:r>
-        <w:rPr>
-          <w:rFonts w:ascii="Times New Roman" w:hAnsi="Times New Roman" w:cs="Times New Roman"/>
-          <w:sz w:val="24"/>
-          <w:szCs w:val="24"/>
-        </w:rPr>
-        <w:t>Onset HOBO® U26-001 Dissolved Oxygen Data Logger</w:t>
-      </w:r>
-      <w:r>
-        <w:rPr>
-          <w:rFonts w:ascii="Times New Roman" w:hAnsi="Times New Roman" w:cs="Times New Roman"/>
-          <w:sz w:val="24"/>
-          <w:szCs w:val="24"/>
-        </w:rPr>
-        <w:t>;</w:t>
-      </w:r>
-      <w:r>
-        <w:rPr>
-          <w:rFonts w:ascii="Times New Roman" w:hAnsi="Times New Roman" w:cs="Times New Roman"/>
-          <w:sz w:val="24"/>
-          <w:szCs w:val="24"/>
-        </w:rPr>
-        <w:t xml:space="preserve"> </w:t>
-      </w:r>
-      <w:r>
-        <w:rPr>
-          <w:rFonts w:ascii="Times New Roman" w:hAnsi="Times New Roman" w:cs="Times New Roman"/>
-          <w:sz w:val="24"/>
-          <w:szCs w:val="24"/>
-        </w:rPr>
-        <w:t>DO</w:t>
-      </w:r>
-      <w:r>
-        <w:rPr>
-          <w:rFonts w:ascii="Times New Roman" w:hAnsi="Times New Roman" w:cs="Times New Roman"/>
-          <w:sz w:val="24"/>
-          <w:szCs w:val="24"/>
-        </w:rPr>
-        <w:t xml:space="preserve"> accuracy to </w:t>
-      </w:r>
-      <w:r>
-        <w:rPr>
-          <w:rFonts w:ascii="Times New Roman" w:hAnsi="Times New Roman" w:cs="Times New Roman"/>
-          <w:sz w:val="24"/>
-          <w:szCs w:val="24"/>
-        </w:rPr>
-        <w:t xml:space="preserve">± </w:t>
-      </w:r>
-      <w:r>
-        <w:rPr>
-          <w:rFonts w:ascii="Times New Roman" w:hAnsi="Times New Roman" w:cs="Times New Roman"/>
-          <w:sz w:val="24"/>
-          <w:szCs w:val="24"/>
-        </w:rPr>
-        <w:t>0.2mg</w:t>
-      </w:r>
-      <w:r>
-        <w:rPr>
-          <w:rFonts w:ascii="Times New Roman" w:hAnsi="Times New Roman" w:cs="Times New Roman"/>
-          <w:sz w:val="24"/>
-          <w:szCs w:val="24"/>
-        </w:rPr>
-        <w:t>•</w:t>
-      </w:r>
-      <w:r>
-        <w:rPr>
-          <w:rFonts w:ascii="Times New Roman" w:hAnsi="Times New Roman" w:cs="Times New Roman"/>
-          <w:sz w:val="24"/>
-          <w:szCs w:val="24"/>
-        </w:rPr>
-        <w:t>L</w:t>
-      </w:r>
-      <w:r>
-        <w:rPr>
-          <w:rFonts w:ascii="Times New Roman" w:hAnsi="Times New Roman" w:cs="Times New Roman"/>
-          <w:sz w:val="24"/>
-          <w:szCs w:val="24"/>
-          <w:vertAlign w:val="superscript"/>
-        </w:rPr>
-        <w:t>-1</w:t>
-      </w:r>
-      <w:r>
-        <w:rPr>
-          <w:rFonts w:ascii="Times New Roman" w:hAnsi="Times New Roman" w:cs="Times New Roman"/>
-          <w:sz w:val="24"/>
-          <w:szCs w:val="24"/>
-        </w:rPr>
-        <w:t>, and</w:t>
-      </w:r>
-      <w:r>
-        <w:rPr>
-          <w:rFonts w:ascii="Times New Roman" w:hAnsi="Times New Roman" w:cs="Times New Roman"/>
-          <w:sz w:val="24"/>
-          <w:szCs w:val="24"/>
-        </w:rPr>
-        <w:t xml:space="preserve"> temperature to ± 0.2℃) set to record at 10-minute intervals at the surface, mid-, and bottom of the water column. Arrays were deployed in each alcove for a total of 3-4 days.  </w:t>
-      </w:r>
-    </w:p>
-    <w:p>
-      <w:pPr>
-        <w:spacing w:line="480" w:lineRule="auto"/>
-        <w:ind w:firstLine="720"/>
-        <w:rPr>
-          <w:rFonts w:ascii="Times New Roman" w:hAnsi="Times New Roman" w:cs="Times New Roman"/>
-          <w:sz w:val="24"/>
-          <w:szCs w:val="24"/>
-        </w:rPr>
-      </w:pPr>
-      <w:r>
-        <w:rPr>
-          <w:rFonts w:ascii="Times New Roman" w:hAnsi="Times New Roman" w:cs="Times New Roman"/>
-          <w:sz w:val="24"/>
-          <w:szCs w:val="24"/>
-        </w:rPr>
-        <w:t xml:space="preserve">In 2021, </w:t>
-      </w:r>
-      <w:r>
-        <w:rPr>
-          <w:rFonts w:ascii="Times New Roman" w:hAnsi="Times New Roman" w:cs="Times New Roman"/>
-          <w:sz w:val="24"/>
-          <w:szCs w:val="24"/>
-        </w:rPr>
-        <w:t xml:space="preserve">we continuously monitored </w:t>
-      </w:r>
-      <w:r>
-        <w:rPr>
-          <w:rFonts w:ascii="Times New Roman" w:hAnsi="Times New Roman" w:cs="Times New Roman"/>
-          <w:sz w:val="24"/>
-          <w:szCs w:val="24"/>
-        </w:rPr>
-        <w:t>two of these alcoves</w:t>
-      </w:r>
-      <w:r>
-        <w:rPr>
-          <w:rFonts w:ascii="Times New Roman" w:hAnsi="Times New Roman" w:cs="Times New Roman"/>
-          <w:sz w:val="24"/>
-          <w:szCs w:val="24"/>
-        </w:rPr>
-        <w:t xml:space="preserve">, </w:t>
-      </w:r>
-      <w:r>
-        <w:rPr>
-          <w:rFonts w:ascii="Times New Roman" w:hAnsi="Times New Roman" w:cs="Times New Roman"/>
-          <w:sz w:val="24"/>
-          <w:szCs w:val="24"/>
-        </w:rPr>
-        <w:t>Blue Ruin and Norwood</w:t>
-      </w:r>
-      <w:r>
-        <w:rPr>
-          <w:rFonts w:ascii="Times New Roman" w:hAnsi="Times New Roman" w:cs="Times New Roman"/>
-          <w:sz w:val="24"/>
-          <w:szCs w:val="24"/>
-        </w:rPr>
-        <w:t>,</w:t>
-      </w:r>
-      <w:r>
-        <w:rPr>
-          <w:rFonts w:ascii="Times New Roman" w:hAnsi="Times New Roman" w:cs="Times New Roman"/>
-          <w:sz w:val="24"/>
-          <w:szCs w:val="24"/>
-        </w:rPr>
-        <w:t xml:space="preserve"> for </w:t>
-      </w:r>
-      <w:r>
-        <w:rPr>
-          <w:rFonts w:ascii="Times New Roman" w:hAnsi="Times New Roman" w:cs="Times New Roman"/>
-          <w:sz w:val="24"/>
-          <w:szCs w:val="24"/>
-        </w:rPr>
-        <w:t>DO</w:t>
-      </w:r>
-      <w:r>
-        <w:rPr>
-          <w:rFonts w:ascii="Times New Roman" w:hAnsi="Times New Roman" w:cs="Times New Roman"/>
-          <w:sz w:val="24"/>
-          <w:szCs w:val="24"/>
-        </w:rPr>
-        <w:t xml:space="preserve"> and temperature over a ~3 week t</w:t>
-      </w:r>
-      <w:r>
-        <w:rPr>
-          <w:rFonts w:ascii="Times New Roman" w:hAnsi="Times New Roman" w:cs="Times New Roman"/>
-          <w:sz w:val="24"/>
-          <w:szCs w:val="24"/>
-        </w:rPr>
-        <w:t>ime period during peak summer. In Blue Ruin alcove, we deployed f</w:t>
-      </w:r>
-      <w:r>
-        <w:rPr>
-          <w:rFonts w:ascii="Times New Roman" w:hAnsi="Times New Roman" w:cs="Times New Roman"/>
-          <w:sz w:val="24"/>
-          <w:szCs w:val="24"/>
-        </w:rPr>
-        <w:t xml:space="preserve">ive </w:t>
-      </w:r>
-      <w:r>
-        <w:rPr>
-          <w:rFonts w:ascii="Times New Roman" w:hAnsi="Times New Roman" w:cs="Times New Roman"/>
-          <w:sz w:val="24"/>
-          <w:szCs w:val="24"/>
-        </w:rPr>
-        <w:t>logger arrays</w:t>
-      </w:r>
-      <w:r>
-        <w:rPr>
-          <w:rFonts w:ascii="Times New Roman" w:hAnsi="Times New Roman" w:cs="Times New Roman"/>
-          <w:sz w:val="24"/>
-          <w:szCs w:val="24"/>
-        </w:rPr>
-        <w:t xml:space="preserve"> </w:t>
-      </w:r>
-      <w:r>
-        <w:rPr>
-          <w:rFonts w:ascii="Times New Roman" w:hAnsi="Times New Roman" w:cs="Times New Roman"/>
-          <w:sz w:val="24"/>
-          <w:szCs w:val="24"/>
-        </w:rPr>
-        <w:t xml:space="preserve">laterally along the deepest portions of the alcove </w:t>
-      </w:r>
-      <w:r>
-        <w:rPr>
-          <w:rFonts w:ascii="Times New Roman" w:hAnsi="Times New Roman" w:cs="Times New Roman"/>
-          <w:sz w:val="24"/>
-          <w:szCs w:val="24"/>
-        </w:rPr>
-        <w:t>to characterize spatiotemporal heterogeneity in conditions</w:t>
-      </w:r>
-      <w:r>
-        <w:rPr>
-          <w:rFonts w:ascii="Times New Roman" w:hAnsi="Times New Roman" w:cs="Times New Roman"/>
-          <w:sz w:val="24"/>
-          <w:szCs w:val="24"/>
-        </w:rPr>
-        <w:t xml:space="preserve"> (Supplemental Figure 1). Due to limited supplies, these arrays were instrumented with fewer data loggers, however at a minimum the arrays contained at least two temperature-DO loggers set to record at the epilimnion and hypolimnion. One of the arrays in Blue Ruin (the site-4 array), as well as the array deployed in Norwood alcove, were associated with our fish enclosure study, which is described in greater detail below. These arrays were more heavily instrumented to obtain profile data at a finer resolution. Loggers on all arrays were all set to record at 5-minute intervals. We also recorded ve</w:t>
-      </w:r>
-      <w:r>
-        <w:rPr>
-          <w:rFonts w:ascii="Times New Roman" w:hAnsi="Times New Roman" w:cs="Times New Roman"/>
-          <w:sz w:val="24"/>
-          <w:szCs w:val="24"/>
-        </w:rPr>
-        <w:t xml:space="preserve">rtical profiles of </w:t>
-      </w:r>
-      <w:r>
-        <w:rPr>
-          <w:rFonts w:ascii="Times New Roman" w:hAnsi="Times New Roman" w:cs="Times New Roman"/>
-          <w:sz w:val="24"/>
-          <w:szCs w:val="24"/>
-        </w:rPr>
-        <w:t xml:space="preserve"> temperature and DO</w:t>
-      </w:r>
-      <w:r>
-        <w:rPr>
-          <w:rFonts w:ascii="Times New Roman" w:hAnsi="Times New Roman" w:cs="Times New Roman"/>
-          <w:sz w:val="24"/>
-          <w:szCs w:val="24"/>
-        </w:rPr>
-        <w:t xml:space="preserve"> </w:t>
-      </w:r>
-      <w:r>
-        <w:rPr>
-          <w:rFonts w:ascii="Times New Roman" w:hAnsi="Times New Roman" w:cs="Times New Roman"/>
-          <w:sz w:val="24"/>
-          <w:szCs w:val="24"/>
-        </w:rPr>
-        <w:t>at</w:t>
-      </w:r>
-      <w:r>
-        <w:rPr>
-          <w:rFonts w:ascii="Times New Roman" w:hAnsi="Times New Roman" w:cs="Times New Roman"/>
-          <w:sz w:val="24"/>
-          <w:szCs w:val="24"/>
-        </w:rPr>
-        <w:t xml:space="preserve"> Blue Ruin alcove in 2021 during the early morning and </w:t>
-      </w:r>
-      <w:r>
-        <w:rPr>
-          <w:rFonts w:ascii="Times New Roman" w:hAnsi="Times New Roman" w:cs="Times New Roman"/>
-          <w:sz w:val="24"/>
-          <w:szCs w:val="24"/>
-        </w:rPr>
-        <w:t>evening</w:t>
-      </w:r>
-      <w:r>
-        <w:rPr>
-          <w:rFonts w:ascii="Times New Roman" w:hAnsi="Times New Roman" w:cs="Times New Roman"/>
-          <w:sz w:val="24"/>
-          <w:szCs w:val="24"/>
-        </w:rPr>
-        <w:t xml:space="preserve"> to understand how these vertical gradients vary between low oxygen periods (early morning) and peak oxygen periods (</w:t>
-      </w:r>
-      <w:r>
-        <w:rPr>
-          <w:rFonts w:ascii="Times New Roman" w:hAnsi="Times New Roman" w:cs="Times New Roman"/>
-          <w:sz w:val="24"/>
-          <w:szCs w:val="24"/>
-        </w:rPr>
-        <w:t>early evening</w:t>
-      </w:r>
-      <w:r>
-        <w:rPr>
-          <w:rFonts w:ascii="Times New Roman" w:hAnsi="Times New Roman" w:cs="Times New Roman"/>
-          <w:sz w:val="24"/>
-          <w:szCs w:val="24"/>
-        </w:rPr>
-        <w:t>).</w:t>
-      </w:r>
-    </w:p>
-    <w:p>
-      <w:pPr>
-        <w:spacing w:line="480" w:lineRule="auto"/>
-        <w:rPr>
-          <w:rFonts w:ascii="Times New Roman" w:hAnsi="Times New Roman" w:cs="Times New Roman"/>
-          <w:b/>
-          <w:i/>
-          <w:sz w:val="24"/>
-          <w:szCs w:val="24"/>
-        </w:rPr>
-      </w:pPr>
-      <w:r>
-        <w:rPr>
-          <w:rFonts w:ascii="Times New Roman" w:hAnsi="Times New Roman" w:cs="Times New Roman"/>
-          <w:b/>
-          <w:i/>
-          <w:sz w:val="24"/>
-          <w:szCs w:val="24"/>
-        </w:rPr>
-        <w:t xml:space="preserve">Quantifying movement patterns </w:t>
-      </w:r>
-    </w:p>
-    <w:p>
-      <w:pPr>
-        <w:spacing w:line="480" w:lineRule="auto"/>
-        <w:ind w:firstLine="720"/>
-        <w:rPr>
-          <w:rFonts w:ascii="Times New Roman" w:hAnsi="Times New Roman" w:cs="Times New Roman"/>
-          <w:sz w:val="24"/>
-          <w:szCs w:val="24"/>
-        </w:rPr>
-      </w:pPr>
-      <w:r>
-        <w:rPr>
-          <w:rFonts w:ascii="Times New Roman" w:hAnsi="Times New Roman" w:cs="Times New Roman"/>
-          <w:sz w:val="24"/>
-          <w:szCs w:val="24"/>
-        </w:rPr>
-        <w:t xml:space="preserve">Currently, depth sensing tags lack adequate resolution to accurately determine fish depth selection in shallow environments. This led us to develop a study where we used externally mounted temperature recording iButtons, coupled with temporally continuous recordings of temperature and oxygen at known depths, in order to calculate fish depth over time. This allowed </w:t>
-      </w:r>
-      <w:r>
-        <w:rPr>
-          <w:rFonts w:ascii="Times New Roman" w:hAnsi="Times New Roman" w:cs="Times New Roman"/>
-          <w:sz w:val="24"/>
-          <w:szCs w:val="24"/>
-        </w:rPr>
-        <w:lastRenderedPageBreak/>
-        <w:t xml:space="preserve">us to determine whether fish were displaying fine scale diel vertical movements in response to fluctuating temperature and oxygen. </w:t>
-      </w:r>
-    </w:p>
-    <w:p>
-      <w:pPr>
-        <w:spacing w:line="480" w:lineRule="auto"/>
-        <w:ind w:firstLine="720"/>
-        <w:rPr>
-          <w:rFonts w:ascii="Times New Roman" w:hAnsi="Times New Roman" w:cs="Times New Roman"/>
-          <w:sz w:val="24"/>
-          <w:szCs w:val="24"/>
-        </w:rPr>
-      </w:pPr>
-      <w:r>
-        <w:rPr>
-          <w:rFonts w:ascii="Times New Roman" w:hAnsi="Times New Roman" w:cs="Times New Roman"/>
-          <w:sz w:val="24"/>
-          <w:szCs w:val="24"/>
-        </w:rPr>
-        <w:t>In the summer o</w:t>
-      </w:r>
-      <w:r>
-        <w:rPr>
-          <w:rFonts w:ascii="Times New Roman" w:hAnsi="Times New Roman" w:cs="Times New Roman"/>
-          <w:sz w:val="24"/>
-          <w:szCs w:val="24"/>
-        </w:rPr>
-        <w:t>f 2022, we externally tagged 31-</w:t>
-      </w:r>
-      <w:r>
-        <w:rPr>
-          <w:rFonts w:ascii="Times New Roman" w:hAnsi="Times New Roman" w:cs="Times New Roman"/>
-          <w:sz w:val="24"/>
-          <w:szCs w:val="24"/>
-        </w:rPr>
-        <w:t>cutthroat trout with waterproofed Thermocron high-resolution iButtons (DS1922L-F5#, temperature accuracy ±</w:t>
-      </w:r>
-      <w:r>
-        <w:rPr>
-          <w:rFonts w:ascii="Times New Roman" w:hAnsi="Times New Roman" w:cs="Times New Roman"/>
-          <w:sz w:val="24"/>
-          <w:szCs w:val="24"/>
-        </w:rPr>
-        <w:t xml:space="preserve"> </w:t>
-      </w:r>
-      <w:r>
-        <w:rPr>
-          <w:rFonts w:ascii="Times New Roman" w:hAnsi="Times New Roman" w:cs="Times New Roman"/>
-          <w:sz w:val="24"/>
-          <w:szCs w:val="24"/>
-        </w:rPr>
-        <w:t>0.5°C). iButtons were modified to reduce weight following methods outlined by Lovegrove (2009)</w:t>
-      </w:r>
-      <w:r>
-        <w:rPr>
-          <w:rFonts w:ascii="Times New Roman" w:hAnsi="Times New Roman" w:cs="Times New Roman"/>
-          <w:sz w:val="24"/>
-          <w:szCs w:val="24"/>
-        </w:rPr>
-        <w:t xml:space="preserve"> and </w:t>
-      </w:r>
-      <w:r>
-        <w:rPr>
-          <w:rFonts w:ascii="Times New Roman" w:hAnsi="Times New Roman" w:cs="Times New Roman"/>
-          <w:sz w:val="24"/>
-          <w:szCs w:val="24"/>
-        </w:rPr>
-        <w:t>were set to record temperature at 12-minute intervals to maximize data resolution while also ensuring adequate battery life and data storage capacity. Each modified iButton was mounted to a dark green 2.5cm Peterson disc using marine grade epoxy (JB MarineWeld™ syringe two part adhesive). The Peterson discs had two small gauge holes drilled 3mm apart and 3mm in from t</w:t>
-      </w:r>
-      <w:r>
-        <w:rPr>
-          <w:rFonts w:ascii="Times New Roman" w:hAnsi="Times New Roman" w:cs="Times New Roman"/>
-          <w:sz w:val="24"/>
-          <w:szCs w:val="24"/>
-        </w:rPr>
-        <w:t>he disk’s outer margin</w:t>
-      </w:r>
-      <w:r>
-        <w:rPr>
-          <w:rFonts w:ascii="Times New Roman" w:hAnsi="Times New Roman" w:cs="Times New Roman"/>
-          <w:sz w:val="24"/>
-          <w:szCs w:val="24"/>
-        </w:rPr>
-        <w:t>, which were used to suture the mounted iButton to each fish through the</w:t>
-      </w:r>
-      <w:r>
-        <w:rPr>
-          <w:rFonts w:ascii="Times New Roman" w:hAnsi="Times New Roman" w:cs="Times New Roman"/>
-          <w:sz w:val="24"/>
-          <w:szCs w:val="24"/>
-        </w:rPr>
-        <w:t>ir anterior dorsal musculature</w:t>
-      </w:r>
-      <w:r>
-        <w:rPr>
-          <w:rFonts w:ascii="Times New Roman" w:hAnsi="Times New Roman" w:cs="Times New Roman"/>
-          <w:sz w:val="24"/>
-          <w:szCs w:val="24"/>
-        </w:rPr>
-        <w:t>. Tag weights spanned from 3.4g to 5.3g (4.1g ± 0.4, mean ± SD) and did not exceed 3.8% of fish body mass</w:t>
-      </w:r>
-      <w:r>
-        <w:rPr>
-          <w:rFonts w:ascii="Times New Roman" w:hAnsi="Times New Roman" w:cs="Times New Roman"/>
-          <w:sz w:val="24"/>
-          <w:szCs w:val="24"/>
-        </w:rPr>
-        <w:t xml:space="preserve"> (recent work shows that a 2% tag-burden is arbitrary and overly conservative; Brownscombe et al. 2019)</w:t>
-      </w:r>
-      <w:r>
-        <w:rPr>
-          <w:rFonts w:ascii="Times New Roman" w:hAnsi="Times New Roman" w:cs="Times New Roman"/>
-          <w:sz w:val="24"/>
-          <w:szCs w:val="24"/>
-        </w:rPr>
-        <w:t>.</w:t>
-      </w:r>
-    </w:p>
-    <w:p>
-      <w:pPr>
-        <w:spacing w:line="480" w:lineRule="auto"/>
-        <w:ind w:firstLine="720"/>
-        <w:rPr>
-          <w:rFonts w:ascii="Times New Roman" w:hAnsi="Times New Roman" w:cs="Times New Roman"/>
-          <w:sz w:val="24"/>
-          <w:szCs w:val="24"/>
-        </w:rPr>
-      </w:pPr>
-      <w:r>
-        <w:rPr>
-          <w:rFonts w:ascii="Times New Roman" w:hAnsi="Times New Roman" w:cs="Times New Roman"/>
-          <w:sz w:val="24"/>
-          <w:szCs w:val="24"/>
-        </w:rPr>
-        <w:t xml:space="preserve">We deployed </w:t>
-      </w:r>
-      <w:r>
-        <w:rPr>
-          <w:rFonts w:ascii="Times New Roman" w:hAnsi="Times New Roman" w:cs="Times New Roman"/>
-          <w:sz w:val="24"/>
-          <w:szCs w:val="24"/>
-        </w:rPr>
-        <w:t>three temporary net pens</w:t>
-      </w:r>
-      <w:r>
-        <w:rPr>
-          <w:rFonts w:ascii="Times New Roman" w:hAnsi="Times New Roman" w:cs="Times New Roman"/>
-          <w:sz w:val="24"/>
-          <w:szCs w:val="24"/>
-        </w:rPr>
-        <w:t>, two in</w:t>
-      </w:r>
-      <w:r>
-        <w:rPr>
-          <w:rFonts w:ascii="Times New Roman" w:hAnsi="Times New Roman" w:cs="Times New Roman"/>
-          <w:sz w:val="24"/>
-          <w:szCs w:val="24"/>
-        </w:rPr>
-        <w:t xml:space="preserve"> </w:t>
-      </w:r>
-      <w:r>
-        <w:rPr>
-          <w:rFonts w:ascii="Times New Roman" w:hAnsi="Times New Roman" w:cs="Times New Roman"/>
-          <w:sz w:val="24"/>
-          <w:szCs w:val="24"/>
-        </w:rPr>
-        <w:t xml:space="preserve">Blue Ruin </w:t>
-      </w:r>
-      <w:r>
-        <w:rPr>
-          <w:rFonts w:ascii="Times New Roman" w:hAnsi="Times New Roman" w:cs="Times New Roman"/>
-          <w:sz w:val="24"/>
-          <w:szCs w:val="24"/>
-        </w:rPr>
-        <w:t xml:space="preserve">alcove </w:t>
-      </w:r>
-      <w:r>
-        <w:rPr>
-          <w:rFonts w:ascii="Times New Roman" w:hAnsi="Times New Roman" w:cs="Times New Roman"/>
-          <w:sz w:val="24"/>
-          <w:szCs w:val="24"/>
-        </w:rPr>
-        <w:t xml:space="preserve">and one in </w:t>
-      </w:r>
-      <w:r>
-        <w:rPr>
-          <w:rFonts w:ascii="Times New Roman" w:hAnsi="Times New Roman" w:cs="Times New Roman"/>
-          <w:sz w:val="24"/>
-          <w:szCs w:val="24"/>
-        </w:rPr>
-        <w:t>Norwood alcove</w:t>
-      </w:r>
-      <w:r>
-        <w:rPr>
-          <w:rFonts w:ascii="Times New Roman" w:hAnsi="Times New Roman" w:cs="Times New Roman"/>
-          <w:sz w:val="24"/>
-          <w:szCs w:val="24"/>
-        </w:rPr>
-        <w:t xml:space="preserve">. This was only feasible in shallower parts of </w:t>
-      </w:r>
-      <w:r>
-        <w:rPr>
-          <w:rFonts w:ascii="Times New Roman" w:hAnsi="Times New Roman" w:cs="Times New Roman"/>
-          <w:sz w:val="24"/>
-          <w:szCs w:val="24"/>
-        </w:rPr>
-        <w:t>each</w:t>
-      </w:r>
-      <w:r>
-        <w:rPr>
-          <w:rFonts w:ascii="Times New Roman" w:hAnsi="Times New Roman" w:cs="Times New Roman"/>
-          <w:sz w:val="24"/>
-          <w:szCs w:val="24"/>
-        </w:rPr>
-        <w:t xml:space="preserve"> alcove (~1.8-2.5m) where we had previously visually observed fish throughout the day and at dawn during the oxygen minimum</w:t>
-      </w:r>
-      <w:r>
-        <w:rPr>
-          <w:rFonts w:ascii="Times New Roman" w:hAnsi="Times New Roman" w:cs="Times New Roman"/>
-          <w:sz w:val="24"/>
-          <w:szCs w:val="24"/>
-        </w:rPr>
-        <w:t>.</w:t>
-      </w:r>
-      <w:r>
-        <w:rPr>
-          <w:rFonts w:ascii="Times New Roman" w:hAnsi="Times New Roman" w:cs="Times New Roman"/>
-          <w:sz w:val="24"/>
-          <w:szCs w:val="24"/>
-        </w:rPr>
-        <w:t xml:space="preserve"> Net pens were comprised of </w:t>
-      </w:r>
-      <w:r>
-        <w:rPr>
-          <w:rFonts w:ascii="Times New Roman" w:hAnsi="Times New Roman" w:cs="Times New Roman"/>
-          <w:sz w:val="24"/>
-          <w:szCs w:val="24"/>
-        </w:rPr>
-        <w:t>plastic mesh (1.27cm x 1.27cm</w:t>
-      </w:r>
-      <w:r>
-        <w:rPr>
-          <w:rFonts w:ascii="Times New Roman" w:hAnsi="Times New Roman" w:cs="Times New Roman"/>
-          <w:sz w:val="24"/>
-          <w:szCs w:val="24"/>
-        </w:rPr>
-        <w:t>) formed into a 1.68m diameter cylinder that extended the full length of the water column. The bottom of the pen was weighted to the benthos and sewn closed with a panel of mesh. The surface of the pen extended ~0.45m above the water’s surface and was also capped with mesh. Floats were attached around the upper margins of the pen. This design allowed for a semi-rigid and secured cylindrical pen that extended the full depth of the water column.</w:t>
-      </w:r>
-    </w:p>
-    <w:p>
-      <w:pPr>
-        <w:spacing w:line="480" w:lineRule="auto"/>
-        <w:ind w:firstLine="720"/>
-        <w:rPr>
-          <w:rFonts w:ascii="Times New Roman" w:hAnsi="Times New Roman" w:cs="Times New Roman"/>
-          <w:sz w:val="24"/>
-          <w:szCs w:val="24"/>
-        </w:rPr>
-      </w:pPr>
-      <w:r>
-        <w:rPr>
-          <w:rFonts w:ascii="Times New Roman" w:hAnsi="Times New Roman" w:cs="Times New Roman"/>
-          <w:sz w:val="24"/>
-          <w:szCs w:val="24"/>
-        </w:rPr>
-        <w:lastRenderedPageBreak/>
-        <w:t>We tagged a total of 11-</w:t>
-      </w:r>
-      <w:r>
-        <w:rPr>
-          <w:rFonts w:ascii="Times New Roman" w:hAnsi="Times New Roman" w:cs="Times New Roman"/>
-          <w:sz w:val="24"/>
-          <w:szCs w:val="24"/>
-        </w:rPr>
-        <w:t>fish in Norwood alcove, and 20 in Blue Ruin. Cutthroat were captured via electrofishing on July 22 and 23, 2021. Anesthetization, handling, and recovery procedures followed Leidke et al. (2012). Tags were attached through the anterior dorsal musculature of each fish approximately 5mm ventral and 5mm posterior of the first fin ray using a PDS® Plus 4-0 violet-dyed suture with a ½ circle 26</w:t>
-      </w:r>
-      <w:r>
-        <w:rPr>
-          <w:rFonts w:ascii="Times New Roman" w:hAnsi="Times New Roman" w:cs="Times New Roman"/>
-          <w:sz w:val="24"/>
-          <w:szCs w:val="24"/>
-        </w:rPr>
-        <w:t>-</w:t>
-      </w:r>
-      <w:r>
-        <w:rPr>
-          <w:rFonts w:ascii="Times New Roman" w:hAnsi="Times New Roman" w:cs="Times New Roman"/>
-          <w:sz w:val="24"/>
-          <w:szCs w:val="24"/>
-        </w:rPr>
-        <w:t>mm needle. After fish were recovered fully they were transferred to net pens</w:t>
-      </w:r>
-      <w:r>
-        <w:rPr>
-          <w:rFonts w:ascii="Times New Roman" w:hAnsi="Times New Roman" w:cs="Times New Roman"/>
-          <w:sz w:val="24"/>
-          <w:szCs w:val="24"/>
-        </w:rPr>
-        <w:t xml:space="preserve"> </w:t>
-      </w:r>
-      <w:r>
-        <w:rPr>
-          <w:rFonts w:ascii="Times New Roman" w:hAnsi="Times New Roman" w:cs="Times New Roman"/>
-          <w:sz w:val="24"/>
-          <w:szCs w:val="24"/>
-        </w:rPr>
-        <w:t>(fish in Blue Ruin were evenly distributed between t</w:t>
-      </w:r>
-      <w:r>
-        <w:rPr>
-          <w:rFonts w:ascii="Times New Roman" w:hAnsi="Times New Roman" w:cs="Times New Roman"/>
-          <w:sz w:val="24"/>
-          <w:szCs w:val="24"/>
-        </w:rPr>
-        <w:t>he t</w:t>
-      </w:r>
-      <w:r>
-        <w:rPr>
-          <w:rFonts w:ascii="Times New Roman" w:hAnsi="Times New Roman" w:cs="Times New Roman"/>
-          <w:sz w:val="24"/>
-          <w:szCs w:val="24"/>
-        </w:rPr>
-        <w:t>wo pens). Stocking den</w:t>
-      </w:r>
-      <w:r>
-        <w:rPr>
-          <w:rFonts w:ascii="Times New Roman" w:hAnsi="Times New Roman" w:cs="Times New Roman"/>
-          <w:sz w:val="24"/>
-          <w:szCs w:val="24"/>
-        </w:rPr>
-        <w:t>sities ranged from 0.8 – 0.87kg/m</w:t>
-      </w:r>
-      <w:r>
-        <w:rPr>
-          <w:rFonts w:ascii="Times New Roman" w:hAnsi="Times New Roman" w:cs="Times New Roman"/>
-          <w:sz w:val="24"/>
-          <w:szCs w:val="24"/>
-          <w:vertAlign w:val="superscript"/>
-        </w:rPr>
-        <w:t>3</w:t>
-      </w:r>
-      <w:r>
-        <w:rPr>
-          <w:rFonts w:ascii="Times New Roman" w:hAnsi="Times New Roman" w:cs="Times New Roman"/>
-          <w:sz w:val="24"/>
-          <w:szCs w:val="24"/>
-        </w:rPr>
-        <w:t xml:space="preserve"> to reduce fish stress and maintain welfare – research on stocking densities in caged Atlantic salmon (</w:t>
-      </w:r>
-      <w:r>
-        <w:rPr>
-          <w:rFonts w:ascii="Times New Roman" w:hAnsi="Times New Roman" w:cs="Times New Roman"/>
-          <w:i/>
-          <w:sz w:val="24"/>
-          <w:szCs w:val="24"/>
-        </w:rPr>
-        <w:t>Salmo salar</w:t>
-      </w:r>
-      <w:r>
-        <w:rPr>
-          <w:rFonts w:ascii="Times New Roman" w:hAnsi="Times New Roman" w:cs="Times New Roman"/>
-          <w:sz w:val="24"/>
-          <w:szCs w:val="24"/>
-        </w:rPr>
-        <w:t>) found that fish welfare (determined by blood glucose, cortisol, and body condition) began to d</w:t>
-      </w:r>
-      <w:r>
-        <w:rPr>
-          <w:rFonts w:ascii="Times New Roman" w:hAnsi="Times New Roman" w:cs="Times New Roman"/>
-          <w:sz w:val="24"/>
-          <w:szCs w:val="24"/>
-        </w:rPr>
-        <w:t>ecrease at densities above 22kg•m</w:t>
-      </w:r>
-      <w:r>
-        <w:rPr>
-          <w:rFonts w:ascii="Times New Roman" w:hAnsi="Times New Roman" w:cs="Times New Roman"/>
-          <w:sz w:val="24"/>
-          <w:szCs w:val="24"/>
-          <w:vertAlign w:val="superscript"/>
-        </w:rPr>
-        <w:t>-3</w:t>
-      </w:r>
-      <w:r>
-        <w:rPr>
-          <w:rFonts w:ascii="Times New Roman" w:hAnsi="Times New Roman" w:cs="Times New Roman"/>
-          <w:sz w:val="24"/>
-          <w:szCs w:val="24"/>
-          <w:vertAlign w:val="superscript"/>
-        </w:rPr>
-        <w:t xml:space="preserve"> </w:t>
-      </w:r>
-      <w:r>
-        <w:rPr>
-          <w:rFonts w:ascii="Times New Roman" w:hAnsi="Times New Roman" w:cs="Times New Roman"/>
-          <w:sz w:val="24"/>
-          <w:szCs w:val="24"/>
-        </w:rPr>
-        <w:t>(Turnbull et al. 2005).</w:t>
-      </w:r>
-      <w:r>
-        <w:rPr>
-          <w:rFonts w:ascii="Times New Roman" w:hAnsi="Times New Roman" w:cs="Times New Roman"/>
-          <w:sz w:val="24"/>
-          <w:szCs w:val="24"/>
-        </w:rPr>
-        <w:t xml:space="preserve">  In total, we collected data from 13-fish in Blue Ruin alcove, and 8-fish in Norwood alcove; 9-fish escaped the net pens during the study, and two of the iButtons recovered from Blue Ruin were corrupted and only contained 3-days of useable data. </w:t>
-      </w:r>
-    </w:p>
-    <w:p>
-      <w:pPr>
-        <w:spacing w:line="480" w:lineRule="auto"/>
-        <w:ind w:firstLine="720"/>
-        <w:rPr>
-          <w:rFonts w:ascii="Times New Roman" w:hAnsi="Times New Roman" w:cs="Times New Roman"/>
-          <w:sz w:val="24"/>
-          <w:szCs w:val="24"/>
-        </w:rPr>
-      </w:pPr>
-      <w:r>
-        <w:rPr>
-          <w:rFonts w:ascii="Times New Roman" w:hAnsi="Times New Roman" w:cs="Times New Roman"/>
-          <w:sz w:val="24"/>
-          <w:szCs w:val="24"/>
-        </w:rPr>
-        <w:t xml:space="preserve">To characterize temporal shifts in the vertical distribution of temperature and </w:t>
-      </w:r>
-      <w:r>
-        <w:rPr>
-          <w:rFonts w:ascii="Times New Roman" w:hAnsi="Times New Roman" w:cs="Times New Roman"/>
-          <w:sz w:val="24"/>
-          <w:szCs w:val="24"/>
-        </w:rPr>
-        <w:t>DO</w:t>
-      </w:r>
-      <w:r>
-        <w:rPr>
-          <w:rFonts w:ascii="Times New Roman" w:hAnsi="Times New Roman" w:cs="Times New Roman"/>
-          <w:sz w:val="24"/>
-          <w:szCs w:val="24"/>
-        </w:rPr>
-        <w:t xml:space="preserve">, we deployed a vertical array of </w:t>
-      </w:r>
-      <w:r>
-        <w:rPr>
-          <w:rFonts w:ascii="Times New Roman" w:hAnsi="Times New Roman" w:cs="Times New Roman"/>
-          <w:sz w:val="24"/>
-          <w:szCs w:val="24"/>
-        </w:rPr>
-        <w:t>DO</w:t>
-      </w:r>
-      <w:r>
-        <w:rPr>
-          <w:rFonts w:ascii="Times New Roman" w:hAnsi="Times New Roman" w:cs="Times New Roman"/>
-          <w:sz w:val="24"/>
-          <w:szCs w:val="24"/>
-        </w:rPr>
-        <w:t xml:space="preserve"> and temperature </w:t>
-      </w:r>
-      <w:r>
-        <w:rPr>
-          <w:rFonts w:ascii="Times New Roman" w:hAnsi="Times New Roman" w:cs="Times New Roman"/>
-          <w:sz w:val="24"/>
-          <w:szCs w:val="24"/>
-        </w:rPr>
-        <w:t>loggers</w:t>
-      </w:r>
-      <w:r>
-        <w:rPr>
-          <w:rFonts w:ascii="Times New Roman" w:hAnsi="Times New Roman" w:cs="Times New Roman"/>
-          <w:sz w:val="24"/>
-          <w:szCs w:val="24"/>
-        </w:rPr>
-        <w:t xml:space="preserve"> </w:t>
-      </w:r>
-      <w:r>
-        <w:rPr>
-          <w:rFonts w:ascii="Times New Roman" w:hAnsi="Times New Roman" w:cs="Times New Roman"/>
-          <w:sz w:val="24"/>
-          <w:szCs w:val="24"/>
-        </w:rPr>
-        <w:t>outside of the net pen, within 1-meter. A temperature-DO</w:t>
-      </w:r>
-      <w:r>
-        <w:rPr>
-          <w:rFonts w:ascii="Times New Roman" w:hAnsi="Times New Roman" w:cs="Times New Roman"/>
-          <w:sz w:val="24"/>
-          <w:szCs w:val="24"/>
-        </w:rPr>
-        <w:t xml:space="preserve"> profile was first taken using a handheld YSI </w:t>
-      </w:r>
-      <w:r>
-        <w:rPr>
-          <w:rFonts w:ascii="Times New Roman" w:hAnsi="Times New Roman" w:cs="Times New Roman"/>
-          <w:sz w:val="24"/>
-          <w:szCs w:val="24"/>
-        </w:rPr>
-        <w:t>(P</w:t>
-      </w:r>
-      <w:r>
-        <w:rPr>
-          <w:rFonts w:ascii="Times New Roman" w:hAnsi="Times New Roman" w:cs="Times New Roman"/>
-          <w:sz w:val="24"/>
-          <w:szCs w:val="24"/>
-        </w:rPr>
-        <w:t>ro</w:t>
-      </w:r>
-      <w:r>
-        <w:rPr>
-          <w:rFonts w:ascii="Times New Roman" w:hAnsi="Times New Roman" w:cs="Times New Roman"/>
-          <w:sz w:val="24"/>
-          <w:szCs w:val="24"/>
-        </w:rPr>
-        <w:t>Solo Digital handheld sonde</w:t>
-      </w:r>
-      <w:r>
-        <w:rPr>
-          <w:rFonts w:ascii="Times New Roman" w:hAnsi="Times New Roman" w:cs="Times New Roman"/>
-          <w:sz w:val="24"/>
-          <w:szCs w:val="24"/>
-        </w:rPr>
-        <w:t>,</w:t>
-      </w:r>
-      <w:r>
-        <w:rPr>
-          <w:rFonts w:ascii="Times New Roman" w:hAnsi="Times New Roman" w:cs="Times New Roman"/>
-          <w:sz w:val="24"/>
-          <w:szCs w:val="24"/>
-        </w:rPr>
-        <w:t xml:space="preserve"> </w:t>
-      </w:r>
-      <w:r>
-        <w:rPr>
-          <w:rFonts w:ascii="Times New Roman" w:hAnsi="Times New Roman" w:cs="Times New Roman"/>
-          <w:sz w:val="24"/>
-          <w:szCs w:val="24"/>
-        </w:rPr>
-        <w:t>Yellow Springs, OH, USA; calibrated daily)</w:t>
-      </w:r>
-      <w:r>
-        <w:rPr>
-          <w:rFonts w:ascii="Times New Roman" w:hAnsi="Times New Roman" w:cs="Times New Roman"/>
-          <w:sz w:val="24"/>
-          <w:szCs w:val="24"/>
-        </w:rPr>
-        <w:t xml:space="preserve"> </w:t>
-      </w:r>
-      <w:r>
-        <w:rPr>
-          <w:rFonts w:ascii="Times New Roman" w:hAnsi="Times New Roman" w:cs="Times New Roman"/>
-          <w:sz w:val="24"/>
-          <w:szCs w:val="24"/>
-        </w:rPr>
-        <w:t xml:space="preserve">to determine depth of </w:t>
-      </w:r>
-      <w:r>
-        <w:rPr>
-          <w:rFonts w:ascii="Times New Roman" w:hAnsi="Times New Roman" w:cs="Times New Roman"/>
-          <w:sz w:val="24"/>
-          <w:szCs w:val="24"/>
-        </w:rPr>
-        <w:t>the thermocline at 12:00 noon.</w:t>
-      </w:r>
-      <w:r>
-        <w:rPr>
-          <w:rFonts w:ascii="Times New Roman" w:hAnsi="Times New Roman" w:cs="Times New Roman"/>
-          <w:sz w:val="24"/>
-          <w:szCs w:val="24"/>
-        </w:rPr>
-        <w:t xml:space="preserve"> </w:t>
-      </w:r>
-      <w:r>
-        <w:rPr>
-          <w:rFonts w:ascii="Times New Roman" w:hAnsi="Times New Roman" w:cs="Times New Roman"/>
-          <w:sz w:val="24"/>
-          <w:szCs w:val="24"/>
-        </w:rPr>
-        <w:t xml:space="preserve">Temperature-DO loggers </w:t>
-      </w:r>
-      <w:r>
-        <w:rPr>
-          <w:rFonts w:ascii="Times New Roman" w:hAnsi="Times New Roman" w:cs="Times New Roman"/>
-          <w:sz w:val="24"/>
-          <w:szCs w:val="24"/>
-        </w:rPr>
-        <w:t xml:space="preserve">(MiniDOT® Logger, dissolved oxygen accuracy to </w:t>
-      </w:r>
-      <w:r>
-        <w:rPr>
-          <w:rFonts w:ascii="Times New Roman" w:hAnsi="Times New Roman" w:cs="Times New Roman"/>
-          <w:sz w:val="24"/>
-          <w:szCs w:val="24"/>
-        </w:rPr>
-        <w:t xml:space="preserve">± </w:t>
-      </w:r>
-      <w:r>
-        <w:rPr>
-          <w:rFonts w:ascii="Times New Roman" w:hAnsi="Times New Roman" w:cs="Times New Roman"/>
-          <w:sz w:val="24"/>
-          <w:szCs w:val="24"/>
-        </w:rPr>
-        <w:t>0.1mg</w:t>
-      </w:r>
-      <w:r>
-        <w:rPr>
-          <w:rFonts w:ascii="Times New Roman" w:hAnsi="Times New Roman" w:cs="Times New Roman"/>
-          <w:sz w:val="24"/>
-          <w:szCs w:val="24"/>
-        </w:rPr>
-        <w:t>•</w:t>
-      </w:r>
-      <w:r>
-        <w:rPr>
-          <w:rFonts w:ascii="Times New Roman" w:hAnsi="Times New Roman" w:cs="Times New Roman"/>
-          <w:sz w:val="24"/>
-          <w:szCs w:val="24"/>
-        </w:rPr>
-        <w:t>L</w:t>
-      </w:r>
-      <w:r>
-        <w:rPr>
-          <w:rFonts w:ascii="Times New Roman" w:hAnsi="Times New Roman" w:cs="Times New Roman"/>
-          <w:sz w:val="24"/>
-          <w:szCs w:val="24"/>
-          <w:vertAlign w:val="superscript"/>
-        </w:rPr>
-        <w:t xml:space="preserve">-1 </w:t>
-      </w:r>
-      <w:r>
-        <w:rPr>
-          <w:rFonts w:ascii="Times New Roman" w:hAnsi="Times New Roman" w:cs="Times New Roman"/>
-          <w:sz w:val="24"/>
-          <w:szCs w:val="24"/>
-        </w:rPr>
-        <w:t xml:space="preserve">and temperature to </w:t>
-      </w:r>
-      <w:r>
-        <w:rPr>
-          <w:rFonts w:ascii="Times New Roman" w:hAnsi="Times New Roman" w:cs="Times New Roman"/>
-          <w:sz w:val="24"/>
-          <w:szCs w:val="24"/>
-        </w:rPr>
-        <w:t>±</w:t>
-      </w:r>
-      <w:r>
-        <w:rPr>
-          <w:rFonts w:ascii="Times New Roman" w:hAnsi="Times New Roman" w:cs="Times New Roman"/>
-          <w:sz w:val="24"/>
-          <w:szCs w:val="24"/>
-        </w:rPr>
-        <w:t xml:space="preserve"> 0.1℃, or Onset HOBO® U26-001 Dissolved Oxygen Data Logger dissolved oxygen accuracy to </w:t>
-      </w:r>
-      <w:r>
-        <w:rPr>
-          <w:rFonts w:ascii="Times New Roman" w:hAnsi="Times New Roman" w:cs="Times New Roman"/>
-          <w:sz w:val="24"/>
-          <w:szCs w:val="24"/>
-        </w:rPr>
-        <w:t xml:space="preserve">± </w:t>
-      </w:r>
-      <w:r>
-        <w:rPr>
-          <w:rFonts w:ascii="Times New Roman" w:hAnsi="Times New Roman" w:cs="Times New Roman"/>
-          <w:sz w:val="24"/>
-          <w:szCs w:val="24"/>
-        </w:rPr>
-        <w:t>0.2mg</w:t>
-      </w:r>
-      <w:r>
-        <w:rPr>
-          <w:rFonts w:ascii="Times New Roman" w:hAnsi="Times New Roman" w:cs="Times New Roman"/>
-          <w:sz w:val="24"/>
-          <w:szCs w:val="24"/>
-        </w:rPr>
-        <w:t>•</w:t>
-      </w:r>
-      <w:r>
-        <w:rPr>
-          <w:rFonts w:ascii="Times New Roman" w:hAnsi="Times New Roman" w:cs="Times New Roman"/>
-          <w:sz w:val="24"/>
-          <w:szCs w:val="24"/>
-        </w:rPr>
-        <w:t>L</w:t>
-      </w:r>
-      <w:r>
-        <w:rPr>
-          <w:rFonts w:ascii="Times New Roman" w:hAnsi="Times New Roman" w:cs="Times New Roman"/>
-          <w:sz w:val="24"/>
-          <w:szCs w:val="24"/>
-          <w:vertAlign w:val="superscript"/>
-        </w:rPr>
-        <w:t>-1</w:t>
-      </w:r>
-      <w:r>
-        <w:rPr>
-          <w:rFonts w:ascii="Times New Roman" w:hAnsi="Times New Roman" w:cs="Times New Roman"/>
-          <w:sz w:val="24"/>
-          <w:szCs w:val="24"/>
-        </w:rPr>
-        <w:t>, and</w:t>
-      </w:r>
-      <w:r>
-        <w:rPr>
-          <w:rFonts w:ascii="Times New Roman" w:hAnsi="Times New Roman" w:cs="Times New Roman"/>
-          <w:sz w:val="24"/>
-          <w:szCs w:val="24"/>
-        </w:rPr>
-        <w:t xml:space="preserve"> temperature to ± 0.2℃</w:t>
-      </w:r>
-      <w:r>
-        <w:rPr>
-          <w:rFonts w:ascii="Times New Roman" w:hAnsi="Times New Roman" w:cs="Times New Roman"/>
-          <w:sz w:val="24"/>
-          <w:szCs w:val="24"/>
-        </w:rPr>
-        <w:t>) were set to read at 25</w:t>
-      </w:r>
-      <w:r>
-        <w:rPr>
-          <w:rFonts w:ascii="Times New Roman" w:hAnsi="Times New Roman" w:cs="Times New Roman"/>
-          <w:sz w:val="24"/>
-          <w:szCs w:val="24"/>
-        </w:rPr>
-        <w:t>-</w:t>
-      </w:r>
-      <w:r>
-        <w:rPr>
-          <w:rFonts w:ascii="Times New Roman" w:hAnsi="Times New Roman" w:cs="Times New Roman"/>
-          <w:sz w:val="24"/>
-          <w:szCs w:val="24"/>
-        </w:rPr>
-        <w:t xml:space="preserve">cm below the </w:t>
-      </w:r>
-      <w:commentRangeStart w:id="8"/>
-      <w:r>
-        <w:rPr>
-          <w:rFonts w:ascii="Times New Roman" w:hAnsi="Times New Roman" w:cs="Times New Roman"/>
-          <w:sz w:val="24"/>
-          <w:szCs w:val="24"/>
-        </w:rPr>
-        <w:t>surface</w:t>
-      </w:r>
-      <w:commentRangeEnd w:id="8"/>
-      <w:r>
-        <w:rPr>
-          <w:rStyle w:val="CommentReference"/>
-        </w:rPr>
-        <w:commentReference w:id="8"/>
+        <w:commentReference w:id="2"/>
       </w:r>
       <w:r>
         <w:rPr>
@@ -3968,8 +3900,8 @@
         </w:rPr>
         <w:t>First, the highest and lowest DO concentrations recorded over the 24-hour period were ranked as most optimal (1) and least optimal (0), respectively. The lowest and highest recorded temperatures were similarly ranked (with the lowest temperature as most optimal</w:t>
       </w:r>
-      <w:commentRangeStart w:id="9"/>
-      <w:commentRangeStart w:id="10"/>
+      <w:commentRangeStart w:id="3"/>
+      <w:commentRangeStart w:id="4"/>
       <w:r>
         <w:rPr>
           <w:rFonts w:ascii="Times New Roman" w:hAnsi="Times New Roman" w:cs="Times New Roman"/>
@@ -3978,19 +3910,19 @@
         </w:rPr>
         <w:t xml:space="preserve">). We then used linear regression to calculate the slope and intercept values between these two indices in order to determine the index values for the full range of temperature and oxygen values recorded over this </w:t>
       </w:r>
-      <w:commentRangeEnd w:id="9"/>
+      <w:commentRangeEnd w:id="3"/>
       <w:r>
         <w:rPr>
           <w:rStyle w:val="CommentReference"/>
         </w:rPr>
-        <w:commentReference w:id="9"/>
-      </w:r>
-      <w:commentRangeEnd w:id="10"/>
+        <w:commentReference w:id="3"/>
+      </w:r>
+      <w:commentRangeEnd w:id="4"/>
       <w:r>
         <w:rPr>
           <w:rStyle w:val="CommentReference"/>
         </w:rPr>
-        <w:commentReference w:id="10"/>
+        <w:commentReference w:id="4"/>
       </w:r>
       <w:r>
         <w:rPr>
@@ -4190,7 +4122,7 @@
       <w:pPr>
         <w:spacing w:line="480" w:lineRule="auto"/>
         <w:rPr>
-          <w:ins w:id="11" w:author="Barrett, Hannah" w:date="2023-11-13T13:44:00Z"/>
+          <w:ins w:id="5" w:author="Barrett, Hannah" w:date="2023-11-13T13:44:00Z"/>
           <w:rFonts w:ascii="Times New Roman" w:hAnsi="Times New Roman" w:cs="Times New Roman"/>
           <w:sz w:val="24"/>
           <w:szCs w:val="24"/>
@@ -4222,39 +4154,15 @@
           <w:szCs w:val="24"/>
         </w:rPr>
         <w:lastRenderedPageBreak/>
-        <w:t xml:space="preserve">Next, we ran this simulation across the 7-day </w:t>
-      </w:r>
-      <w:r>
-        <w:rPr>
-          <w:rFonts w:ascii="Times New Roman" w:hAnsi="Times New Roman" w:cs="Times New Roman"/>
-          <w:sz w:val="24"/>
-          <w:szCs w:val="24"/>
-        </w:rPr>
-        <w:t xml:space="preserve">captive fish </w:t>
-      </w:r>
-      <w:r>
-        <w:rPr>
-          <w:rFonts w:ascii="Times New Roman" w:hAnsi="Times New Roman" w:cs="Times New Roman"/>
-          <w:sz w:val="24"/>
-          <w:szCs w:val="24"/>
-        </w:rPr>
-        <w:t xml:space="preserve">study window </w:t>
-      </w:r>
-      <w:r>
-        <w:rPr>
-          <w:rFonts w:ascii="Times New Roman" w:hAnsi="Times New Roman" w:cs="Times New Roman"/>
-          <w:sz w:val="24"/>
-          <w:szCs w:val="24"/>
-        </w:rPr>
-        <w:t>for</w:t>
-      </w:r>
-      <w:r>
-        <w:rPr>
-          <w:rFonts w:ascii="Times New Roman" w:hAnsi="Times New Roman" w:cs="Times New Roman"/>
-          <w:sz w:val="24"/>
-          <w:szCs w:val="24"/>
-        </w:rPr>
-        <w:t xml:space="preserve"> both alcove habitats. We once again interpolated between logger depths to create a more fine-resolution prediction of temperature and DO across the full depth of the water column. Two of the temperature-DO loggers at the Blue Ruin site-4 net pen array (loggers at 1.55m and 0.5m depth) became fouled with algae during the study and frequently recorded excessively high and low DO concentrations (despite weekly cleaning of the sensors). The site-5 logger array (closest to the terminus of the alcove; Supplemental Figure 1), however, was within 10m of the site-4 net pen array and comparison of logger data between these two sites, as well as profile data from both locations, showed that recordings of temperature and oxygen were quite comparable throughout the vertical profile (depth and time-matched DO measurements were within ≤ 0.3</w:t>
+        <w:t>Next, we ran this simulation across the 7-day study window</w:t>
+      </w:r>
+      <w:r>
+        <w:rPr>
+          <w:rFonts w:ascii="Times New Roman" w:hAnsi="Times New Roman" w:cs="Times New Roman"/>
+          <w:sz w:val="24"/>
+          <w:szCs w:val="24"/>
+        </w:rPr>
+        <w:t xml:space="preserve"> for our captive fish. Here we performed two separate analyses using the net pen array</w:t>
       </w:r>
       <w:r>
         <w:rPr>
@@ -4270,6 +4178,30 @@
           <w:sz w:val="24"/>
           <w:szCs w:val="24"/>
         </w:rPr>
+        <w:t xml:space="preserve">data from both cold water alcoves. </w:t>
+      </w:r>
+      <w:r>
+        <w:rPr>
+          <w:rFonts w:ascii="Times New Roman" w:hAnsi="Times New Roman" w:cs="Times New Roman"/>
+          <w:sz w:val="24"/>
+          <w:szCs w:val="24"/>
+        </w:rPr>
+        <w:t>We once again interpolated between logger depths to create a more fine-resolution prediction of temperature and DO across the full depth of the water column. Two of the temperature-DO loggers at the Blue Ruin site-4 net pen array (loggers at 1.55m and 0.5m depth) became fouled with algae during the study and frequently recorded excessively high and low DO concentrations (despite weekly cleaning of the sensors). The site-5 logger array (closest to the terminus of the alcove; Supplemental Figure 1), however, was within 10m of the site-4 net pen array and comparison of logger data between these two sites, as well as profile data from both locations, showed that recordings of temperature and oxygen were quite comparable throughout the vertical profile (depth and time-matched DO measurements were within ≤ 0.3</w:t>
+      </w:r>
+      <w:r>
+        <w:rPr>
+          <w:rFonts w:ascii="Times New Roman" w:hAnsi="Times New Roman" w:cs="Times New Roman"/>
+          <w:sz w:val="24"/>
+          <w:szCs w:val="24"/>
+        </w:rPr>
+        <w:t xml:space="preserve"> </w:t>
+      </w:r>
+      <w:r>
+        <w:rPr>
+          <w:rFonts w:ascii="Times New Roman" w:hAnsi="Times New Roman" w:cs="Times New Roman"/>
+          <w:sz w:val="24"/>
+          <w:szCs w:val="24"/>
+        </w:rPr>
         <w:t>mg•L</w:t>
       </w:r>
       <w:r>
@@ -4287,7 +4219,23 @@
           <w:sz w:val="24"/>
           <w:szCs w:val="24"/>
         </w:rPr>
-        <w:t xml:space="preserve">). We opted to remove the DO recordings from the two fouled loggers at the site-4 net pen array and to incorporate the DO data from the site-5 array recorded by the loggers at the closest aligning depths (loggers at 1.35 and 0.4m depth respectively). This new dataset was used for the depth selection simulation, to quantify fish DO selection from our enclosure study, and for the habitat selection function, described in further detail below. These data were used to determine the maximum daily temperature and minimum daily DO encountered by simulated fish under </w:t>
+        <w:t xml:space="preserve">). We opted to remove the DO recordings from the two fouled loggers at the site-4 net pen array and to incorporate the DO data from the site-5 array recorded by the loggers at the closest aligning depths (loggers at 1.35 and 0.4m depth respectively). This new dataset was used for the depth selection simulation, to quantify fish DO selection from our enclosure study, and for the habitat selection function, described in further detail below. </w:t>
+      </w:r>
+      <w:r>
+        <w:rPr>
+          <w:rFonts w:ascii="Times New Roman" w:hAnsi="Times New Roman" w:cs="Times New Roman"/>
+          <w:sz w:val="24"/>
+          <w:szCs w:val="24"/>
+        </w:rPr>
+        <w:t>We also used these data</w:t>
+      </w:r>
+      <w:r>
+        <w:rPr>
+          <w:rFonts w:ascii="Times New Roman" w:hAnsi="Times New Roman" w:cs="Times New Roman"/>
+          <w:sz w:val="24"/>
+          <w:szCs w:val="24"/>
+        </w:rPr>
+        <w:t xml:space="preserve"> to determine the maximum daily temperature and minimum daily DO encountered by simulated fish under </w:t>
       </w:r>
       <w:r>
         <w:rPr>
@@ -4390,46 +4338,24 @@
           <w:sz w:val="24"/>
           <w:szCs w:val="24"/>
         </w:rPr>
-        <w:t xml:space="preserve">the temperatures recorded at the net pen associated logger arrays. </w:t>
-      </w:r>
-      <w:ins w:id="12" w:author="Barrett, Hannah" w:date="2023-11-19T12:59:00Z">
-        <w:r>
-          <w:rPr>
-            <w:rFonts w:ascii="Times New Roman" w:hAnsi="Times New Roman" w:cs="Times New Roman"/>
-            <w:sz w:val="24"/>
-            <w:szCs w:val="24"/>
-          </w:rPr>
-          <w:t>A</w:t>
-        </w:r>
-      </w:ins>
-      <w:del w:id="13" w:author="Barrett, Hannah" w:date="2023-11-19T12:59:00Z">
-        <w:r>
-          <w:rPr>
-            <w:rFonts w:ascii="Times New Roman" w:hAnsi="Times New Roman" w:cs="Times New Roman"/>
-            <w:sz w:val="24"/>
-            <w:szCs w:val="24"/>
-          </w:rPr>
-          <w:delText>Here, a</w:delText>
-        </w:r>
-      </w:del>
-      <w:r>
-        <w:rPr>
-          <w:rFonts w:ascii="Times New Roman" w:hAnsi="Times New Roman" w:cs="Times New Roman"/>
-          <w:sz w:val="24"/>
-          <w:szCs w:val="24"/>
-        </w:rPr>
-        <w:t xml:space="preserve">gain </w:t>
-      </w:r>
-      <w:ins w:id="14" w:author="Barrett, Hannah" w:date="2023-11-19T12:59:00Z">
-        <w:r>
-          <w:rPr>
-            <w:rFonts w:ascii="Times New Roman" w:hAnsi="Times New Roman" w:cs="Times New Roman"/>
-            <w:sz w:val="24"/>
-            <w:szCs w:val="24"/>
-          </w:rPr>
-          <w:t xml:space="preserve">we </w:t>
-        </w:r>
-      </w:ins>
+        <w:t xml:space="preserve">the temperatures recorded at the net pen associated logger arrays. Here, </w:t>
+      </w:r>
+      <w:r>
+        <w:rPr>
+          <w:rFonts w:ascii="Times New Roman" w:hAnsi="Times New Roman" w:cs="Times New Roman"/>
+          <w:sz w:val="24"/>
+          <w:szCs w:val="24"/>
+        </w:rPr>
+        <w:t>we again</w:t>
+      </w:r>
+      <w:r>
+        <w:rPr>
+          <w:rFonts w:ascii="Times New Roman" w:hAnsi="Times New Roman" w:cs="Times New Roman"/>
+          <w:sz w:val="24"/>
+          <w:szCs w:val="24"/>
+        </w:rPr>
+        <w:t xml:space="preserve"> </w:t>
+      </w:r>
       <w:r>
         <w:rPr>
           <w:rFonts w:ascii="Times New Roman" w:hAnsi="Times New Roman" w:cs="Times New Roman"/>
@@ -4476,7 +4402,16 @@
           <w:sz w:val="24"/>
           <w:szCs w:val="24"/>
         </w:rPr>
-        <w:t xml:space="preserve"> temperatures to the closest bounding</w:t>
+        <w:t xml:space="preserve"> temperatures to the closest </w:t>
+      </w:r>
+      <w:r>
+        <w:rPr>
+          <w:rFonts w:ascii="Times New Roman" w:hAnsi="Times New Roman" w:cs="Times New Roman"/>
+          <w:sz w:val="24"/>
+          <w:szCs w:val="24"/>
+        </w:rPr>
+        <w:lastRenderedPageBreak/>
+        <w:t>bounding</w:t>
       </w:r>
       <w:r>
         <w:rPr>
@@ -4500,16 +4435,7 @@
           <w:sz w:val="24"/>
           <w:szCs w:val="24"/>
         </w:rPr>
-        <w:t xml:space="preserve"> and used linear interpolation to gain resolution </w:t>
-      </w:r>
-      <w:r>
-        <w:rPr>
-          <w:rFonts w:ascii="Times New Roman" w:hAnsi="Times New Roman" w:cs="Times New Roman"/>
-          <w:sz w:val="24"/>
-          <w:szCs w:val="24"/>
-        </w:rPr>
-        <w:lastRenderedPageBreak/>
-        <w:t xml:space="preserve">in our fish-depth estimates (Barrett et al. </w:t>
+        <w:t xml:space="preserve"> and used linear interpolation to gain resolution in our fish-depth estimates (Barrett et al. </w:t>
       </w:r>
       <w:r>
         <w:rPr>
@@ -4925,130 +4851,6 @@
                       <w:szCs w:val="24"/>
                     </w:rPr>
                     <m:t>i2</m:t>
-                  </m:r>
-                </m:sub>
-              </m:sSub>
-              <m:r>
-                <w:del w:id="15" w:author="Barrett, Hannah" w:date="2023-11-19T12:39:00Z">
-                  <w:rPr>
-                    <w:rFonts w:ascii="Cambria Math" w:hAnsi="Cambria Math" w:cs="Times New Roman"/>
-                    <w:sz w:val="24"/>
-                    <w:szCs w:val="24"/>
-                  </w:rPr>
-                  <m:t>+</m:t>
-                </w:del>
-              </m:r>
-              <m:sSub>
-                <m:sSubPr>
-                  <m:ctrlPr>
-                    <w:del w:id="16" w:author="Barrett, Hannah" w:date="2023-11-19T12:39:00Z">
-                      <w:rPr>
-                        <w:rFonts w:ascii="Cambria Math" w:hAnsi="Cambria Math" w:cs="Times New Roman"/>
-                        <w:i/>
-                        <w:sz w:val="24"/>
-                        <w:szCs w:val="24"/>
-                      </w:rPr>
-                    </w:del>
-                  </m:ctrlPr>
-                </m:sSubPr>
-                <m:e>
-                  <m:r>
-                    <w:del w:id="17" w:author="Barrett, Hannah" w:date="2023-11-19T12:39:00Z">
-                      <w:rPr>
-                        <w:rFonts w:ascii="Cambria Math" w:hAnsi="Cambria Math" w:cs="Times New Roman"/>
-                        <w:sz w:val="24"/>
-                        <w:szCs w:val="24"/>
-                      </w:rPr>
-                      <m:t>β</m:t>
-                    </w:del>
-                  </m:r>
-                </m:e>
-                <m:sub>
-                  <m:r>
-                    <w:del w:id="18" w:author="Barrett, Hannah" w:date="2023-11-19T12:39:00Z">
-                      <w:rPr>
-                        <w:rFonts w:ascii="Cambria Math" w:hAnsi="Cambria Math" w:cs="Times New Roman"/>
-                        <w:sz w:val="24"/>
-                        <w:szCs w:val="24"/>
-                      </w:rPr>
-                      <m:t>3</m:t>
-                    </w:del>
-                  </m:r>
-                </m:sub>
-              </m:sSub>
-              <m:sSub>
-                <m:sSubPr>
-                  <m:ctrlPr>
-                    <w:del w:id="19" w:author="Barrett, Hannah" w:date="2023-11-19T12:39:00Z">
-                      <w:rPr>
-                        <w:rFonts w:ascii="Cambria Math" w:hAnsi="Cambria Math" w:cs="Times New Roman"/>
-                        <w:i/>
-                        <w:sz w:val="24"/>
-                        <w:szCs w:val="24"/>
-                      </w:rPr>
-                    </w:del>
-                  </m:ctrlPr>
-                </m:sSubPr>
-                <m:e>
-                  <m:r>
-                    <w:del w:id="20" w:author="Barrett, Hannah" w:date="2023-11-19T12:39:00Z">
-                      <w:rPr>
-                        <w:rFonts w:ascii="Cambria Math" w:hAnsi="Cambria Math" w:cs="Times New Roman"/>
-                        <w:sz w:val="24"/>
-                        <w:szCs w:val="24"/>
-                      </w:rPr>
-                      <m:t>x</m:t>
-                    </w:del>
-                  </m:r>
-                </m:e>
-                <m:sub>
-                  <m:r>
-                    <w:del w:id="21" w:author="Barrett, Hannah" w:date="2023-11-19T12:39:00Z">
-                      <w:rPr>
-                        <w:rFonts w:ascii="Cambria Math" w:hAnsi="Cambria Math" w:cs="Times New Roman"/>
-                        <w:sz w:val="24"/>
-                        <w:szCs w:val="24"/>
-                      </w:rPr>
-                      <m:t>i1</m:t>
-                    </w:del>
-                  </m:r>
-                </m:sub>
-              </m:sSub>
-              <m:sSub>
-                <m:sSubPr>
-                  <m:ctrlPr>
-                    <w:del w:id="22" w:author="Barrett, Hannah" w:date="2023-11-19T12:39:00Z">
-                      <w:rPr>
-                        <w:rFonts w:ascii="Cambria Math" w:hAnsi="Cambria Math" w:cs="Times New Roman"/>
-                        <w:i/>
-                        <w:sz w:val="24"/>
-                        <w:szCs w:val="24"/>
-                      </w:rPr>
-                    </w:del>
-                  </m:ctrlPr>
-                </m:sSubPr>
-                <m:e>
-                  <m:r>
-                    <w:del w:id="23" w:author="Barrett, Hannah" w:date="2023-11-19T12:39:00Z">
-                      <w:rPr>
-                        <w:rFonts w:ascii="Cambria Math" w:hAnsi="Cambria Math" w:cs="Times New Roman"/>
-                        <w:sz w:val="24"/>
-                        <w:szCs w:val="24"/>
-                      </w:rPr>
-                      <m:t>x</m:t>
-                    </w:del>
-                  </m:r>
-                </m:e>
-                <m:sub>
-                  <m:r>
-                    <w:del w:id="24" w:author="Barrett, Hannah" w:date="2023-11-19T12:39:00Z">
-                      <w:rPr>
-                        <w:rFonts w:ascii="Cambria Math" w:hAnsi="Cambria Math" w:cs="Times New Roman"/>
-                        <w:sz w:val="24"/>
-                        <w:szCs w:val="24"/>
-                      </w:rPr>
-                      <m:t>i2</m:t>
-                    </w:del>
                   </m:r>
                 </m:sub>
               </m:sSub>
@@ -5256,130 +5058,6 @@
                     </m:sub>
                   </m:sSub>
                   <m:r>
-                    <w:del w:id="25" w:author="Barrett, Hannah" w:date="2023-11-19T12:39:00Z">
-                      <w:rPr>
-                        <w:rFonts w:ascii="Cambria Math" w:hAnsi="Cambria Math" w:cs="Times New Roman"/>
-                        <w:sz w:val="24"/>
-                        <w:szCs w:val="24"/>
-                      </w:rPr>
-                      <m:t>+</m:t>
-                    </w:del>
-                  </m:r>
-                  <m:sSub>
-                    <m:sSubPr>
-                      <m:ctrlPr>
-                        <w:del w:id="26" w:author="Barrett, Hannah" w:date="2023-11-19T12:39:00Z">
-                          <w:rPr>
-                            <w:rFonts w:ascii="Cambria Math" w:hAnsi="Cambria Math" w:cs="Times New Roman"/>
-                            <w:i/>
-                            <w:sz w:val="24"/>
-                            <w:szCs w:val="24"/>
-                          </w:rPr>
-                        </w:del>
-                      </m:ctrlPr>
-                    </m:sSubPr>
-                    <m:e>
-                      <m:r>
-                        <w:del w:id="27" w:author="Barrett, Hannah" w:date="2023-11-19T12:39:00Z">
-                          <w:rPr>
-                            <w:rFonts w:ascii="Cambria Math" w:hAnsi="Cambria Math" w:cs="Times New Roman"/>
-                            <w:sz w:val="24"/>
-                            <w:szCs w:val="24"/>
-                          </w:rPr>
-                          <m:t>β</m:t>
-                        </w:del>
-                      </m:r>
-                    </m:e>
-                    <m:sub>
-                      <m:r>
-                        <w:del w:id="28" w:author="Barrett, Hannah" w:date="2023-11-19T12:39:00Z">
-                          <w:rPr>
-                            <w:rFonts w:ascii="Cambria Math" w:hAnsi="Cambria Math" w:cs="Times New Roman"/>
-                            <w:sz w:val="24"/>
-                            <w:szCs w:val="24"/>
-                          </w:rPr>
-                          <m:t>3</m:t>
-                        </w:del>
-                      </m:r>
-                    </m:sub>
-                  </m:sSub>
-                  <m:sSub>
-                    <m:sSubPr>
-                      <m:ctrlPr>
-                        <w:del w:id="29" w:author="Barrett, Hannah" w:date="2023-11-19T12:39:00Z">
-                          <w:rPr>
-                            <w:rFonts w:ascii="Cambria Math" w:hAnsi="Cambria Math" w:cs="Times New Roman"/>
-                            <w:i/>
-                            <w:sz w:val="24"/>
-                            <w:szCs w:val="24"/>
-                          </w:rPr>
-                        </w:del>
-                      </m:ctrlPr>
-                    </m:sSubPr>
-                    <m:e>
-                      <m:r>
-                        <w:del w:id="30" w:author="Barrett, Hannah" w:date="2023-11-19T12:39:00Z">
-                          <w:rPr>
-                            <w:rFonts w:ascii="Cambria Math" w:hAnsi="Cambria Math" w:cs="Times New Roman"/>
-                            <w:sz w:val="24"/>
-                            <w:szCs w:val="24"/>
-                          </w:rPr>
-                          <m:t>x</m:t>
-                        </w:del>
-                      </m:r>
-                    </m:e>
-                    <m:sub>
-                      <m:r>
-                        <w:del w:id="31" w:author="Barrett, Hannah" w:date="2023-11-19T12:39:00Z">
-                          <w:rPr>
-                            <w:rFonts w:ascii="Cambria Math" w:hAnsi="Cambria Math" w:cs="Times New Roman"/>
-                            <w:sz w:val="24"/>
-                            <w:szCs w:val="24"/>
-                          </w:rPr>
-                          <m:t>i1</m:t>
-                        </w:del>
-                      </m:r>
-                    </m:sub>
-                  </m:sSub>
-                  <m:sSub>
-                    <m:sSubPr>
-                      <m:ctrlPr>
-                        <w:del w:id="32" w:author="Barrett, Hannah" w:date="2023-11-19T12:39:00Z">
-                          <w:rPr>
-                            <w:rFonts w:ascii="Cambria Math" w:hAnsi="Cambria Math" w:cs="Times New Roman"/>
-                            <w:i/>
-                            <w:sz w:val="24"/>
-                            <w:szCs w:val="24"/>
-                          </w:rPr>
-                        </w:del>
-                      </m:ctrlPr>
-                    </m:sSubPr>
-                    <m:e>
-                      <m:r>
-                        <w:del w:id="33" w:author="Barrett, Hannah" w:date="2023-11-19T12:39:00Z">
-                          <w:rPr>
-                            <w:rFonts w:ascii="Cambria Math" w:hAnsi="Cambria Math" w:cs="Times New Roman"/>
-                            <w:sz w:val="24"/>
-                            <w:szCs w:val="24"/>
-                          </w:rPr>
-                          <m:t>x</m:t>
-                        </w:del>
-                      </m:r>
-                    </m:e>
-                    <m:sub>
-                      <m:r>
-                        <w:del w:id="34" w:author="Barrett, Hannah" w:date="2023-11-19T12:39:00Z">
-                          <w:rPr>
-                            <w:rFonts w:ascii="Cambria Math" w:hAnsi="Cambria Math" w:cs="Times New Roman"/>
-                            <w:sz w:val="24"/>
-                            <w:szCs w:val="24"/>
-                          </w:rPr>
-                          <m:t>i2</m:t>
-                        </w:del>
-                      </m:r>
-                    </m:sub>
-                  </m:sSub>
-                  <m:r>
                     <w:rPr>
                       <w:rFonts w:ascii="Cambria Math" w:hAnsi="Cambria Math" w:cs="Times New Roman"/>
                       <w:sz w:val="24"/>
@@ -5398,7 +5076,7 @@
             <w:rPr>
               <w:rStyle w:val="CommentReference"/>
             </w:rPr>
-            <w:commentReference w:id="35"/>
+            <w:commentReference w:id="6"/>
           </m:r>
           <m:r>
             <m:rPr>
@@ -5608,24 +5286,6 @@
         </w:rPr>
         <w:t xml:space="preserve">). </w:t>
       </w:r>
-      <w:commentRangeStart w:id="36"/>
-      <w:del w:id="37" w:author="Barrett, Hannah" w:date="2023-11-19T12:39:00Z">
-        <w:r>
-          <w:rPr>
-            <w:rFonts w:ascii="Times New Roman" w:hAnsi="Times New Roman" w:cs="Times New Roman"/>
-            <w:sz w:val="24"/>
-            <w:szCs w:val="24"/>
-          </w:rPr>
-          <w:delText xml:space="preserve">All models included an interaction between the temperature and DO covariates. </w:delText>
-        </w:r>
-        <w:commentRangeEnd w:id="36"/>
-        <w:r>
-          <w:rPr>
-            <w:rStyle w:val="CommentReference"/>
-          </w:rPr>
-          <w:commentReference w:id="36"/>
-        </w:r>
-      </w:del>
       <w:r>
         <w:rPr>
           <w:rFonts w:ascii="Times New Roman" w:hAnsi="Times New Roman" w:cs="Times New Roman"/>
@@ -5640,7 +5300,16 @@
           <w:sz w:val="24"/>
           <w:szCs w:val="24"/>
         </w:rPr>
-        <w:t>Models were fit using the mgcv package (</w:t>
+        <w:t xml:space="preserve">Models were fit </w:t>
+      </w:r>
+      <w:r>
+        <w:rPr>
+          <w:rFonts w:ascii="Times New Roman" w:hAnsi="Times New Roman" w:cs="Times New Roman"/>
+          <w:sz w:val="24"/>
+          <w:szCs w:val="24"/>
+        </w:rPr>
+        <w:lastRenderedPageBreak/>
+        <w:t>using the mgcv package (</w:t>
       </w:r>
       <w:r>
         <w:rPr>
@@ -5662,7 +5331,6 @@
           <w:sz w:val="24"/>
           <w:szCs w:val="24"/>
         </w:rPr>
-        <w:lastRenderedPageBreak/>
         <w:t xml:space="preserve">We then created prediction data frames where temperature was allowed to vary across the full range of values recorded, while DO was held constant at </w:t>
       </w:r>
       <w:r>
@@ -5780,7 +5448,7 @@
         </w:rPr>
         <w:t>pan of temperature-DO combinations</w:t>
       </w:r>
-      <w:ins w:id="38" w:author="Barrett, Hannah" w:date="2023-11-19T13:04:00Z">
+      <w:ins w:id="7" w:author="Barrett, Hannah" w:date="2023-11-19T13:04:00Z">
         <w:r>
           <w:rPr>
             <w:rFonts w:ascii="Times New Roman" w:hAnsi="Times New Roman" w:cs="Times New Roman"/>
@@ -5996,7 +5664,76 @@
           <w:sz w:val="24"/>
           <w:szCs w:val="24"/>
         </w:rPr>
-        <w:t xml:space="preserve">in the epilimnion, and as low as 13.3 and 4.9 in the hypolimnion. </w:t>
+        <w:t>in the epilimnion, and as low as 13.3</w:t>
+      </w:r>
+      <w:ins w:id="8" w:author="Barrett, Hannah" w:date="2023-11-27T10:39:00Z">
+        <w:r>
+          <w:rPr>
+            <w:rFonts w:ascii="Times New Roman" w:hAnsi="Times New Roman" w:cs="Times New Roman"/>
+            <w:sz w:val="24"/>
+            <w:szCs w:val="24"/>
+          </w:rPr>
+          <w:t>℃</w:t>
+        </w:r>
+      </w:ins>
+      <w:r>
+        <w:rPr>
+          <w:rFonts w:ascii="Times New Roman" w:hAnsi="Times New Roman" w:cs="Times New Roman"/>
+          <w:sz w:val="24"/>
+          <w:szCs w:val="24"/>
+        </w:rPr>
+        <w:t xml:space="preserve"> and 4.9</w:t>
+      </w:r>
+      <w:ins w:id="9" w:author="Barrett, Hannah" w:date="2023-11-27T10:39:00Z">
+        <w:r>
+          <w:rPr>
+            <w:rFonts w:ascii="Times New Roman" w:hAnsi="Times New Roman" w:cs="Times New Roman"/>
+            <w:sz w:val="24"/>
+            <w:szCs w:val="24"/>
+          </w:rPr>
+          <w:t xml:space="preserve"> </w:t>
+        </w:r>
+        <w:r>
+          <w:rPr>
+            <w:rFonts w:ascii="Times New Roman" w:hAnsi="Times New Roman" w:cs="Times New Roman"/>
+            <w:sz w:val="24"/>
+            <w:szCs w:val="24"/>
+          </w:rPr>
+          <w:t>mg</w:t>
+        </w:r>
+        <w:r>
+          <w:rPr>
+            <w:rFonts w:ascii="Times New Roman" w:hAnsi="Times New Roman" w:cs="Times New Roman"/>
+            <w:sz w:val="24"/>
+            <w:szCs w:val="24"/>
+          </w:rPr>
+          <w:t>•</w:t>
+        </w:r>
+        <w:r>
+          <w:rPr>
+            <w:rFonts w:ascii="Times New Roman" w:hAnsi="Times New Roman" w:cs="Times New Roman"/>
+            <w:sz w:val="24"/>
+            <w:szCs w:val="24"/>
+          </w:rPr>
+          <w:t>L</w:t>
+        </w:r>
+        <w:r>
+          <w:rPr>
+            <w:rFonts w:ascii="Times New Roman" w:hAnsi="Times New Roman" w:cs="Times New Roman"/>
+            <w:sz w:val="24"/>
+            <w:szCs w:val="24"/>
+            <w:vertAlign w:val="superscript"/>
+          </w:rPr>
+          <w:t xml:space="preserve">-1 </w:t>
+        </w:r>
+      </w:ins>
+      <w:r>
+        <w:rPr>
+          <w:rFonts w:ascii="Times New Roman" w:hAnsi="Times New Roman" w:cs="Times New Roman"/>
+          <w:sz w:val="24"/>
+          <w:szCs w:val="24"/>
+        </w:rPr>
+        <w:t xml:space="preserve"> in the hypolimnion. </w:t>
       </w:r>
       <w:r>
         <w:rPr>
@@ -6195,6 +5932,7 @@
           <w:sz w:val="24"/>
           <w:szCs w:val="24"/>
         </w:rPr>
+        <w:lastRenderedPageBreak/>
         <w:t xml:space="preserve">Both Blue Ruin and Norwood cold-water alcoves displayed distinct diel cycling of DO and temperature (Figure 2, Table 1, Supplemental Figure 2 &amp; 3). In both alcoves, a DO minima and maxima occurred during the early morning and early evening, respectively. However, the </w:t>
       </w:r>
       <w:r>
@@ -6203,16 +5941,7 @@
           <w:sz w:val="24"/>
           <w:szCs w:val="24"/>
         </w:rPr>
-        <w:t>2-</w:t>
-      </w:r>
-      <w:r>
-        <w:rPr>
-          <w:rFonts w:ascii="Times New Roman" w:hAnsi="Times New Roman" w:cs="Times New Roman"/>
-          <w:sz w:val="24"/>
-          <w:szCs w:val="24"/>
-        </w:rPr>
-        <w:lastRenderedPageBreak/>
-        <w:t>hour periods of high and low DO occurred at slightly shifted windows of time (5:00-7:00 &amp; 17:00-19:00 for Blue Ruin, 6:00-8:00 &amp; 18:00-20:00 for Norwood), likely due to differing alcove orientation and solar exposure.</w:t>
+        <w:t>2-hour periods of high and low DO occurred at slightly shifted windows of time (5:00-7:00 &amp; 17:00-19:00 for Blue Ruin, 6:00-8:00 &amp; 18:00-20:00 for Norwood), likely due to differing alcove orientation and solar exposure.</w:t>
       </w:r>
     </w:p>
     <w:p>
@@ -6274,7 +6003,7 @@
         </w:rPr>
         <w:t>cold-water alcoves</w:t>
       </w:r>
-      <w:ins w:id="39" w:author="Barrett, Hannah" w:date="2023-11-20T12:40:00Z">
+      <w:ins w:id="10" w:author="Barrett, Hannah" w:date="2023-11-20T12:40:00Z">
         <w:r>
           <w:rPr>
             <w:rFonts w:ascii="Times New Roman" w:hAnsi="Times New Roman" w:cs="Times New Roman"/>
@@ -6292,7 +6021,7 @@
         </w:rPr>
         <w:t xml:space="preserve"> these</w:t>
       </w:r>
-      <w:del w:id="40" w:author="Barrett, Hannah" w:date="2023-11-20T12:40:00Z">
+      <w:del w:id="11" w:author="Barrett, Hannah" w:date="2023-11-20T12:40:00Z">
         <w:r>
           <w:rPr>
             <w:rFonts w:ascii="Times New Roman" w:hAnsi="Times New Roman" w:cs="Times New Roman"/>
@@ -6586,6 +6315,7 @@
           <w:sz w:val="24"/>
           <w:szCs w:val="24"/>
         </w:rPr>
+        <w:lastRenderedPageBreak/>
         <w:t>Fine scale diel vertical movements in captive fish</w:t>
       </w:r>
     </w:p>
@@ -6672,16 +6402,7 @@
           <w:sz w:val="24"/>
           <w:szCs w:val="24"/>
         </w:rPr>
-        <w:t>strategy (Figure 4b). These tagged fish exhibited individual and intra-</w:t>
-      </w:r>
-      <w:r>
-        <w:rPr>
-          <w:rFonts w:ascii="Times New Roman" w:hAnsi="Times New Roman" w:cs="Times New Roman"/>
-          <w:sz w:val="24"/>
-          <w:szCs w:val="24"/>
-        </w:rPr>
-        <w:lastRenderedPageBreak/>
-        <w:t xml:space="preserve">individual level variation in movement patterns (Supplemental Figure 4), but a </w:t>
+        <w:t xml:space="preserve">strategy (Figure 4b). These tagged fish exhibited individual and intra-individual level variation in movement patterns (Supplemental Figure 4), but a </w:t>
       </w:r>
       <w:r>
         <w:rPr>
@@ -6993,7 +6714,11 @@
         <w:ind w:firstLine="720"/>
       </w:pPr>
       <w:r>
-        <w:t>Fish have been shown to track favorable temperatures across space as habitat mosaics shift at timescales of days, months, and years. However, very little is known about how fish respond to spatiotemporal heterogeneity in temperature and oxygen</w:t>
+        <w:t xml:space="preserve">Fish have been shown to track favorable temperatures across space as habitat mosaics shift at timescales of days, months, and years. However, very little is known about how fish </w:t>
+      </w:r>
+      <w:r>
+        <w:lastRenderedPageBreak/>
+        <w:t>respond to spatiotemporal heterogeneity in temperature and oxygen</w:t>
       </w:r>
       <w:r>
         <w:t xml:space="preserve">. </w:t>
@@ -7017,11 +6742,7 @@
         <w:t xml:space="preserve"> The cold-water alcove habitats in this study all displayed pronounced</w:t>
       </w:r>
       <w:r>
-        <w:t xml:space="preserve"> vertical stratification in temperature and DO, which shifted cyclically </w:t>
-      </w:r>
-      <w:r>
-        <w:lastRenderedPageBreak/>
-        <w:t xml:space="preserve">over a diel timeframe. </w:t>
+        <w:t xml:space="preserve"> vertical stratification in temperature and DO, which shifted cyclically over a diel timeframe. </w:t>
       </w:r>
       <w:r>
         <w:t xml:space="preserve">While this variation occurred in rough synchrony, there was a mismatch in ideal conditions as it pertains to fish. Cooler temperatures found at night were concurrent with low oxygen conditions, and </w:t>
@@ -7106,151 +6827,126 @@
         <w:t xml:space="preserve"> infer fine scale vertical movement within these habitats. Internal radio tags or iButtons estimate body temperature, which will reflect the temporal integration of habitat use (Pepino et al. 2015). For this study we used external tags so we could get point measurements in time with the fish’s thermal environment. </w:t>
       </w:r>
       <w:r>
-        <w:t>Determining</w:t>
+        <w:t xml:space="preserve">Determining </w:t>
+      </w:r>
+      <w:r>
+        <w:t xml:space="preserve">fish depth and DO from temperature required that we know the vertical temperature-DO profile at the fish’s location, which meant it could not be free ranging in a heterogeneous alcove. The solution was to constrain fish to an area with a known profile using enclosures. This process allowed us to track fish temperature and DO selection at a </w:t>
+      </w:r>
+      <w:r>
+        <w:lastRenderedPageBreak/>
+        <w:t>timescale of minutes to hours during peak summer conditions.</w:t>
       </w:r>
       <w:r>
         <w:t xml:space="preserve"> </w:t>
       </w:r>
       <w:r>
-        <w:t>fish depth and DO from temperature required that we know the vertical temperature-DO profile at the fish’s location, which meant it could not be free ranging in a heterogeneous alcove. The solution was to constrain fish to an area with a known profile using enclosures. This process allowed us to track fish temperature and DO selection at a timescale of minutes to hours during peak summer conditions.</w:t>
+        <w:t xml:space="preserve">We acknowledge that free swimming fish may be able to more effectively exploit both lateral and vertical heterogeneity in habitat conditions. However, we have found that the regions </w:t>
+      </w:r>
+      <w:r>
+        <w:t xml:space="preserve">within these </w:t>
+      </w:r>
+      <w:r>
+        <w:t>habitats</w:t>
+      </w:r>
+      <w:r>
+        <w:t xml:space="preserve"> that </w:t>
+      </w:r>
+      <w:r>
+        <w:t xml:space="preserve">contain </w:t>
+      </w:r>
+      <w:r>
+        <w:t>cool</w:t>
+      </w:r>
+      <w:r>
+        <w:t xml:space="preserve"> water </w:t>
+      </w:r>
+      <w:r>
+        <w:t xml:space="preserve">also </w:t>
+      </w:r>
+      <w:r>
+        <w:t xml:space="preserve">consistently </w:t>
+      </w:r>
+      <w:r>
+        <w:t>have low DO</w:t>
+      </w:r>
+      <w:r>
+        <w:t>, and t</w:t>
+      </w:r>
+      <w:r>
+        <w:t xml:space="preserve">hese </w:t>
+      </w:r>
+      <w:r>
+        <w:t xml:space="preserve">cool and low DO </w:t>
+      </w:r>
+      <w:r>
+        <w:t xml:space="preserve">regions </w:t>
+      </w:r>
+      <w:r>
+        <w:t>frequently</w:t>
+      </w:r>
+      <w:r>
+        <w:t xml:space="preserve"> contain dense aggregations of cold water fish.</w:t>
       </w:r>
       <w:r>
         <w:t xml:space="preserve"> </w:t>
       </w:r>
-      <w:r>
-        <w:t xml:space="preserve">We acknowledge that free swimming fish may be able to more effectively exploit both lateral and vertical heterogeneity in habitat conditions. However, we have found that the regions </w:t>
-      </w:r>
-      <w:r>
-        <w:t xml:space="preserve">within these </w:t>
-      </w:r>
-      <w:r>
-        <w:t>habitats</w:t>
-      </w:r>
-      <w:r>
-        <w:t xml:space="preserve"> that </w:t>
-      </w:r>
-      <w:r>
-        <w:t xml:space="preserve">contain </w:t>
-      </w:r>
-      <w:r>
-        <w:t>cool</w:t>
-      </w:r>
-      <w:r>
-        <w:t xml:space="preserve"> water </w:t>
-      </w:r>
-      <w:r>
-        <w:t xml:space="preserve">also </w:t>
-      </w:r>
-      <w:r>
-        <w:t xml:space="preserve">consistently </w:t>
-      </w:r>
-      <w:del w:id="41" w:author="Barrett, Hannah" w:date="2023-11-21T12:25:00Z">
-        <w:r>
-          <w:delText xml:space="preserve">comprise </w:delText>
-        </w:r>
-        <w:r>
-          <w:delText xml:space="preserve">the lowest </w:delText>
-        </w:r>
-        <w:r>
-          <w:delText>DO</w:delText>
-        </w:r>
-      </w:del>
-      <w:ins w:id="42" w:author="Barrett, Hannah" w:date="2023-11-21T12:25:00Z">
-        <w:r>
-          <w:t>have low DO</w:t>
-        </w:r>
-      </w:ins>
-      <w:r>
-        <w:t>, and t</w:t>
-      </w:r>
-      <w:r>
-        <w:t xml:space="preserve">hese </w:t>
-      </w:r>
-      <w:r>
-        <w:t xml:space="preserve">cool and low DO </w:t>
-      </w:r>
-      <w:r>
-        <w:lastRenderedPageBreak/>
-        <w:t xml:space="preserve">regions </w:t>
-      </w:r>
-      <w:r>
-        <w:t>frequently</w:t>
-      </w:r>
-      <w:r>
-        <w:t xml:space="preserve"> contain dense aggregations of cold water fish.</w:t>
+      <w:commentRangeStart w:id="12"/>
+      <w:r>
+        <w:t>Therefore</w:t>
+      </w:r>
+      <w:r>
+        <w:t>,</w:t>
+      </w:r>
+      <w:r>
+        <w:t xml:space="preserve"> a fish which is trying to minimize energetic costs via thermoregulation </w:t>
+      </w:r>
+      <w:r>
+        <w:t xml:space="preserve">should </w:t>
+      </w:r>
+      <w:r>
+        <w:t xml:space="preserve">also concurrently interact with diminished </w:t>
+      </w:r>
+      <w:r>
+        <w:t>DO. L</w:t>
+      </w:r>
+      <w:r>
+        <w:t xml:space="preserve">ateral movements </w:t>
+      </w:r>
+      <w:r>
+        <w:t xml:space="preserve">within a cold-water alcove </w:t>
+      </w:r>
+      <w:r>
+        <w:t xml:space="preserve">cold </w:t>
+      </w:r>
+      <w:r>
+        <w:t xml:space="preserve">allow fish to avoid low </w:t>
+      </w:r>
+      <w:r>
+        <w:t>DO</w:t>
+      </w:r>
+      <w:r>
+        <w:t xml:space="preserve">, but would also remove fish from </w:t>
+      </w:r>
+      <w:r>
+        <w:t>areas that contain</w:t>
       </w:r>
       <w:r>
         <w:t xml:space="preserve"> </w:t>
       </w:r>
-      <w:commentRangeStart w:id="43"/>
-      <w:r>
-        <w:t>Therefore</w:t>
-      </w:r>
-      <w:r>
-        <w:t>,</w:t>
-      </w:r>
-      <w:r>
-        <w:t xml:space="preserve"> a fish which is trying to minimize energetic costs via thermoregulation </w:t>
-      </w:r>
-      <w:r>
-        <w:t>should</w:t>
-      </w:r>
-      <w:r>
-        <w:t xml:space="preserve"> </w:t>
-      </w:r>
-      <w:r>
-        <w:t xml:space="preserve">also concurrently interact with diminished </w:t>
-      </w:r>
-      <w:r>
-        <w:t>DO. L</w:t>
-      </w:r>
-      <w:r>
-        <w:t xml:space="preserve">ateral movements </w:t>
-      </w:r>
-      <w:r>
-        <w:t xml:space="preserve">within a cold-water alcove </w:t>
-      </w:r>
-      <w:r>
-        <w:t>cold</w:t>
-      </w:r>
-      <w:r>
-        <w:t xml:space="preserve"> </w:t>
-      </w:r>
-      <w:r>
-        <w:t xml:space="preserve">allow fish to avoid low </w:t>
-      </w:r>
-      <w:r>
-        <w:t>DO</w:t>
-      </w:r>
-      <w:r>
-        <w:t xml:space="preserve">, but would also </w:t>
-      </w:r>
-      <w:r>
-        <w:t xml:space="preserve">should </w:t>
-      </w:r>
-      <w:r>
-        <w:t xml:space="preserve">remove fish from </w:t>
-      </w:r>
-      <w:r>
-        <w:t>areas that contain</w:t>
-      </w:r>
-      <w:r>
-        <w:t xml:space="preserve"> </w:t>
-      </w:r>
       <w:r>
         <w:t>cooler water</w:t>
       </w:r>
       <w:r>
         <w:t xml:space="preserve">.  </w:t>
       </w:r>
-      <w:commentRangeEnd w:id="43"/>
+      <w:commentRangeEnd w:id="12"/>
       <w:r>
         <w:rPr>
           <w:rStyle w:val="CommentReference"/>
           <w:rFonts w:asciiTheme="minorHAnsi" w:hAnsiTheme="minorHAnsi" w:cstheme="minorBidi"/>
           <w:color w:val="auto"/>
         </w:rPr>
-        <w:commentReference w:id="43"/>
+        <w:commentReference w:id="12"/>
       </w:r>
       <w:r>
         <w:t xml:space="preserve"> </w:t>
@@ -7284,73 +6980,79 @@
         <w:t xml:space="preserve">conditions </w:t>
       </w:r>
       <w:r>
-        <w:t>produced a</w:t>
+        <w:t xml:space="preserve">produced a </w:t>
+      </w:r>
+      <w:r>
+        <w:t>diel vertical movement</w:t>
+      </w:r>
+      <w:r>
+        <w:t xml:space="preserve"> pattern</w:t>
+      </w:r>
+      <w:r>
+        <w:t xml:space="preserve"> when both temperature and </w:t>
+      </w:r>
+      <w:r>
+        <w:t>DO</w:t>
+      </w:r>
+      <w:r>
+        <w:t xml:space="preserve"> were considered.</w:t>
       </w:r>
       <w:r>
         <w:t xml:space="preserve"> </w:t>
       </w:r>
       <w:r>
-        <w:t>diel vertical movement</w:t>
-      </w:r>
-      <w:r>
-        <w:t xml:space="preserve"> pattern</w:t>
-      </w:r>
-      <w:r>
-        <w:t xml:space="preserve"> when both temperature and </w:t>
-      </w:r>
-      <w:r>
-        <w:t>DO</w:t>
-      </w:r>
-      <w:r>
-        <w:t xml:space="preserve"> were considered.</w:t>
+        <w:t xml:space="preserve">This </w:t>
+      </w:r>
+      <w:r>
+        <w:t>movement</w:t>
       </w:r>
       <w:r>
         <w:t xml:space="preserve"> </w:t>
       </w:r>
       <w:r>
-        <w:t xml:space="preserve">This </w:t>
-      </w:r>
-      <w:r>
-        <w:t>movement</w:t>
+        <w:t>was reflected in our tagged fish, but at a</w:t>
       </w:r>
       <w:r>
         <w:t xml:space="preserve"> </w:t>
       </w:r>
       <w:r>
-        <w:t>was reflected in our tagged fish, but at a</w:t>
+        <w:t xml:space="preserve">lower </w:t>
+      </w:r>
+      <w:r>
+        <w:t xml:space="preserve">amplitude. </w:t>
+      </w:r>
+      <w:r>
+        <w:t xml:space="preserve">Tagged fish displayed high individual and intra-individual variation in </w:t>
+      </w:r>
+      <w:r>
+        <w:t>their vertical movements</w:t>
+      </w:r>
+      <w:r>
+        <w:t>, however the central tendency was consistent with a vertically cycling movement pattern</w:t>
+      </w:r>
+      <w:r>
+        <w:t xml:space="preserve"> constrained to ~</w:t>
+      </w:r>
+      <w:r>
+        <w:t>20</w:t>
+      </w:r>
+      <w:r>
+        <w:t>% of the water column</w:t>
+      </w:r>
+      <w:r>
+        <w:t>, ranging</w:t>
       </w:r>
       <w:r>
         <w:t xml:space="preserve"> </w:t>
       </w:r>
       <w:r>
-        <w:t>lower</w:t>
+        <w:t>between</w:t>
       </w:r>
       <w:r>
         <w:t xml:space="preserve"> </w:t>
       </w:r>
       <w:r>
-        <w:t xml:space="preserve">amplitude. </w:t>
-      </w:r>
-      <w:r>
-        <w:t xml:space="preserve">Tagged fish displayed high individual and intra-individual variation in </w:t>
-      </w:r>
-      <w:r>
-        <w:t>their vertical movements</w:t>
-      </w:r>
-      <w:r>
-        <w:t>, however the central tendency was consistent with a vertically cycling movement pattern</w:t>
-      </w:r>
-      <w:r>
-        <w:t xml:space="preserve"> constrained to ~</w:t>
-      </w:r>
-      <w:r>
-        <w:t>20</w:t>
-      </w:r>
-      <w:r>
-        <w:t>% of the water column</w:t>
-      </w:r>
-      <w:r>
-        <w:t xml:space="preserve"> within the metalimnion and upper hypolimnion</w:t>
+        <w:t>the metalimnion and upper hypolimnion</w:t>
       </w:r>
       <w:r>
         <w:t xml:space="preserve"> (</w:t>
@@ -7379,11 +7081,9 @@
       <w:r>
         <w:t xml:space="preserve"> (</w:t>
       </w:r>
-      <w:ins w:id="44" w:author="Barrett, Hannah" w:date="2023-11-15T12:07:00Z">
-        <w:r>
-          <w:t>XX</w:t>
-        </w:r>
-      </w:ins>
+      <w:r>
+        <w:t>Moran et al. 2021</w:t>
+      </w:r>
       <w:r>
         <w:t xml:space="preserve">). </w:t>
       </w:r>
@@ -7391,7 +7091,16 @@
         <w:t>F</w:t>
       </w:r>
       <w:r>
-        <w:t>ish ration size affects optimal temperature for growth and could influence habitat selection by fish (Mac 1985, Sogard &amp; Olla 1996). However, previous data collected in these alcoves (Barrett unpublished data) suggest that fish in alcoves barely feed and do not meet energetic demands, so captive fish (which likely had reduced access to food or may cease feeding due to captivity) likely did not have substantially lower energy intake compared to fish in the wild, and thus should have similar thermal habitat selection in the context of ration.</w:t>
+        <w:t>ish ration size affects optimal temperature for growth and could influence habitat selection by fish (Mac 1985, Sogard &amp; Olla 1996). However, previous data collected in these alcoves suggest that fish in alcoves barely feed and do not meet energetic demands</w:t>
+      </w:r>
+      <w:r>
+        <w:t xml:space="preserve"> </w:t>
+      </w:r>
+      <w:r>
+        <w:t>(Barrett unpublished data)</w:t>
+      </w:r>
+      <w:r>
+        <w:t>, so captive fish (which likely had reduced access to food or may cease feeding due to captivity) likely did not have substantially lower energy intake compared to fish in the wild, and thus should have similar thermal habitat selection in the context of ration.</w:t>
       </w:r>
       <w:r>
         <w:t xml:space="preserve"> </w:t>
@@ -7416,6 +7125,7 @@
         <w:ind w:firstLine="720"/>
       </w:pPr>
       <w:r>
+        <w:lastRenderedPageBreak/>
         <w:t xml:space="preserve">By comparing the 2-hour windows of minimum and maximum DO across six cold-water alcoves, we were able to quantify the how the relationship between temperature and oxygen </w:t>
       </w:r>
       <w:r>
@@ -7428,24 +7138,8 @@
         <w:t xml:space="preserve"> across </w:t>
       </w:r>
       <w:r>
-        <w:t>these habitats</w:t>
-      </w:r>
-      <w:ins w:id="45" w:author="Barrett, Hannah" w:date="2023-11-21T11:38:00Z">
-        <w:r>
-          <w:t>, and t</w:t>
-        </w:r>
-      </w:ins>
-      <w:del w:id="46" w:author="Barrett, Hannah" w:date="2023-11-21T11:38:00Z">
-        <w:r>
-          <w:delText>.</w:delText>
-        </w:r>
-        <w:r>
-          <w:delText xml:space="preserve"> </w:delText>
-        </w:r>
-        <w:r>
-          <w:delText>T</w:delText>
-        </w:r>
-      </w:del>
+        <w:t>these habitats, and t</w:t>
+      </w:r>
       <w:r>
         <w:t>h</w:t>
       </w:r>
@@ -7459,116 +7153,53 @@
         <w:t>was more</w:t>
       </w:r>
       <w:r>
-        <w:t xml:space="preserve"> severe (steeper slope) during the window </w:t>
-      </w:r>
-      <w:r>
-        <w:lastRenderedPageBreak/>
-        <w:t>of DO minima</w:t>
-      </w:r>
-      <w:ins w:id="47" w:author="Barrett, Hannah" w:date="2023-11-21T11:38:00Z">
-        <w:r>
-          <w:t xml:space="preserve"> (</w:t>
-        </w:r>
-      </w:ins>
-      <w:del w:id="48" w:author="Barrett, Hannah" w:date="2023-11-21T11:38:00Z">
-        <w:r>
-          <w:delText>,</w:delText>
-        </w:r>
-        <w:r>
-          <w:delText xml:space="preserve"> </w:delText>
-        </w:r>
-      </w:del>
+        <w:t xml:space="preserve"> severe (steeper slope) during the window of DO minima</w:t>
+      </w:r>
+      <w:r>
+        <w:t xml:space="preserve"> (</w:t>
+      </w:r>
       <w:r>
         <w:t xml:space="preserve">except for in Blue Ruin alcove where </w:t>
       </w:r>
       <w:r>
         <w:t>hypolimnetic DO was not as severely reduced</w:t>
       </w:r>
-      <w:ins w:id="49" w:author="Barrett, Hannah" w:date="2023-11-21T11:38:00Z">
-        <w:r>
-          <w:t xml:space="preserve">; Figure </w:t>
-        </w:r>
-      </w:ins>
-      <w:ins w:id="50" w:author="Barrett, Hannah" w:date="2023-11-21T11:39:00Z">
-        <w:r>
-          <w:t>3)</w:t>
-        </w:r>
-      </w:ins>
+      <w:r>
+        <w:t>; Figure 3)</w:t>
+      </w:r>
       <w:r>
         <w:t xml:space="preserve">. </w:t>
       </w:r>
-      <w:ins w:id="51" w:author="Barrett, Hannah" w:date="2023-11-21T11:42:00Z">
-        <w:r>
-          <w:t>During the</w:t>
-        </w:r>
-      </w:ins>
-      <w:ins w:id="52" w:author="Barrett, Hannah" w:date="2023-11-21T11:35:00Z">
-        <w:r>
-          <w:t xml:space="preserve"> early morning (low DO period)</w:t>
-        </w:r>
-      </w:ins>
-      <w:ins w:id="53" w:author="Barrett, Hannah" w:date="2023-11-21T11:42:00Z">
-        <w:r>
-          <w:t>, these habitats</w:t>
-        </w:r>
-      </w:ins>
-      <w:ins w:id="54" w:author="Barrett, Hannah" w:date="2023-11-21T11:35:00Z">
-        <w:r>
-          <w:t xml:space="preserve"> </w:t>
-        </w:r>
-      </w:ins>
-      <w:ins w:id="55" w:author="Barrett, Hannah" w:date="2023-11-21T11:41:00Z">
-        <w:r>
-          <w:t>exhibited</w:t>
-        </w:r>
-      </w:ins>
-      <w:ins w:id="56" w:author="Barrett, Hannah" w:date="2023-11-21T11:32:00Z">
-        <w:r>
-          <w:t xml:space="preserve"> a narrower range of pref</w:t>
-        </w:r>
-        <w:r>
-          <w:t>erred cool temperatures that were</w:t>
-        </w:r>
-        <w:r>
-          <w:t xml:space="preserve"> also adequately oxygenated</w:t>
-        </w:r>
-      </w:ins>
-      <w:ins w:id="57" w:author="Barrett, Hannah" w:date="2023-11-21T11:33:00Z">
-        <w:r>
-          <w:t xml:space="preserve">, creating a </w:t>
-        </w:r>
-      </w:ins>
-      <w:ins w:id="58" w:author="Barrett, Hannah" w:date="2023-11-21T11:34:00Z">
-        <w:r>
-          <w:t>more pronounced trade-off</w:t>
-        </w:r>
-      </w:ins>
-      <w:ins w:id="59" w:author="Barrett, Hannah" w:date="2023-11-21T12:29:00Z">
-        <w:r>
-          <w:t xml:space="preserve"> for fish</w:t>
-        </w:r>
-      </w:ins>
-      <w:ins w:id="60" w:author="Barrett, Hannah" w:date="2023-11-21T11:32:00Z">
-        <w:r>
-          <w:t>.</w:t>
-        </w:r>
-      </w:ins>
-      <w:ins w:id="61" w:author="Barrett, Hannah" w:date="2023-11-21T11:36:00Z">
-        <w:r>
-          <w:t xml:space="preserve"> </w:t>
-        </w:r>
-      </w:ins>
+      <w:r>
+        <w:t>During the early morning (low DO period), these habitats exhibited</w:t>
+      </w:r>
+      <w:r>
+        <w:t xml:space="preserve"> a narrower range of pref</w:t>
+      </w:r>
+      <w:r>
+        <w:t>erred cool temperatures that were</w:t>
+      </w:r>
+      <w:r>
+        <w:t xml:space="preserve"> also adequately oxygenated, creating a more pronounced trade-off</w:t>
+      </w:r>
+      <w:r>
+        <w:t xml:space="preserve"> for fish</w:t>
+      </w:r>
+      <w:r>
+        <w:t>.</w:t>
+      </w:r>
+      <w:r>
+        <w:t xml:space="preserve"> </w:t>
+      </w:r>
       <w:r>
         <w:t>There was</w:t>
       </w:r>
       <w:r>
         <w:t xml:space="preserve"> </w:t>
       </w:r>
-      <w:ins w:id="62" w:author="Barrett, Hannah" w:date="2023-11-21T11:40:00Z">
-        <w:r>
-          <w:t xml:space="preserve">also </w:t>
-        </w:r>
-      </w:ins>
+      <w:r>
+        <w:t xml:space="preserve">also </w:t>
+      </w:r>
       <w:r>
         <w:t xml:space="preserve">variation in the minimum oxygen recorded across cold water refuge habitats. For example, all alcoves had hyporheic </w:t>
       </w:r>
@@ -7576,7 +7207,28 @@
         <w:t>DO</w:t>
       </w:r>
       <w:r>
-        <w:t xml:space="preserve"> &lt;1mg/L at one or more locations during the oxygen minima, but during the oxygen maxima, minimum DO levels ranged from &lt;1</w:t>
+        <w:t xml:space="preserve"> &lt;1</w:t>
+      </w:r>
+      <w:r>
+        <w:t xml:space="preserve"> </w:t>
+      </w:r>
+      <w:r>
+        <w:t>mg</w:t>
+      </w:r>
+      <w:r>
+        <w:t>•</w:t>
+      </w:r>
+      <w:r>
+        <w:t>L</w:t>
+      </w:r>
+      <w:r>
+        <w:rPr>
+          <w:vertAlign w:val="superscript"/>
+        </w:rPr>
+        <w:t>-1</w:t>
+      </w:r>
+      <w:r>
+        <w:t>at one or more locations during the oxygen minima, but during the oxygen maxima, minimum DO levels ranged from &lt;1</w:t>
       </w:r>
       <w:r>
         <w:t>mg•L</w:t>
@@ -7801,19 +7453,9 @@
       <w:r>
         <w:t xml:space="preserve">warmer </w:t>
       </w:r>
-      <w:del w:id="63" w:author="Barrett, Hannah" w:date="2023-11-21T12:30:00Z">
-        <w:r>
-          <w:delText xml:space="preserve">epilemnetic </w:delText>
-        </w:r>
-      </w:del>
-      <w:ins w:id="64" w:author="Barrett, Hannah" w:date="2023-11-21T12:30:00Z">
-        <w:r>
-          <w:t>surface</w:t>
-        </w:r>
-        <w:r>
-          <w:t xml:space="preserve"> </w:t>
-        </w:r>
-      </w:ins>
+      <w:r>
+        <w:t xml:space="preserve">surface </w:t>
+      </w:r>
       <w:r>
         <w:t>temperatures</w:t>
       </w:r>
@@ -7854,7 +7496,11 @@
         <w:t>Table 1),</w:t>
       </w:r>
       <w:r>
-        <w:t xml:space="preserve"> which may explain the greater selection strength towards warmer </w:t>
+        <w:t xml:space="preserve"> </w:t>
+      </w:r>
+      <w:r>
+        <w:lastRenderedPageBreak/>
+        <w:t xml:space="preserve">which may explain the greater selection strength towards warmer </w:t>
       </w:r>
       <w:r>
         <w:t>(and shallower) temperatures when compared to Norwood (Figure 6b, 6d)</w:t>
@@ -7975,7 +7621,6 @@
         <w:rPr>
           <w:noProof/>
         </w:rPr>
-        <w:lastRenderedPageBreak/>
         <w:t xml:space="preserve">simulation), </w:t>
       </w:r>
       <w:r>
@@ -8032,35 +7677,29 @@
         </w:rPr>
         <w:t>ore accurate</w:t>
       </w:r>
-      <w:ins w:id="65" w:author="Barrett, Hannah" w:date="2023-11-21T11:56:00Z">
-        <w:r>
-          <w:rPr>
-            <w:noProof/>
-          </w:rPr>
-          <w:t xml:space="preserve"> behavio</w:t>
-        </w:r>
-      </w:ins>
-      <w:ins w:id="66" w:author="Barrett, Hannah" w:date="2023-11-21T12:05:00Z">
-        <w:r>
-          <w:rPr>
-            <w:noProof/>
-          </w:rPr>
-          <w:t>r</w:t>
-        </w:r>
-      </w:ins>
-      <w:ins w:id="67" w:author="Barrett, Hannah" w:date="2023-11-21T11:56:00Z">
-        <w:r>
-          <w:rPr>
-            <w:noProof/>
-          </w:rPr>
-          <w:t>al</w:t>
-        </w:r>
-      </w:ins>
-      <w:r>
-        <w:rPr>
-          <w:noProof/>
-        </w:rPr>
-        <w:t xml:space="preserve"> simulation may not consider temperature and oxygen equally, </w:t>
+      <w:r>
+        <w:rPr>
+          <w:noProof/>
+        </w:rPr>
+        <w:t xml:space="preserve"> behavioral</w:t>
+      </w:r>
+      <w:r>
+        <w:rPr>
+          <w:noProof/>
+        </w:rPr>
+        <w:t xml:space="preserve"> simulation may not consider</w:t>
+      </w:r>
+      <w:r>
+        <w:rPr>
+          <w:noProof/>
+        </w:rPr>
+        <w:t xml:space="preserve"> the trade-off between</w:t>
+      </w:r>
+      <w:r>
+        <w:rPr>
+          <w:noProof/>
+        </w:rPr>
+        <w:t xml:space="preserve"> temperature and oxygen equally, </w:t>
       </w:r>
       <w:r>
         <w:rPr>
@@ -8162,29 +7801,7 @@
         <w:rPr>
           <w:noProof/>
         </w:rPr>
-        <w:t xml:space="preserve">empty </w:t>
-      </w:r>
-      <w:commentRangeStart w:id="68"/>
-      <w:r>
-        <w:rPr>
-          <w:noProof/>
-        </w:rPr>
-        <w:t xml:space="preserve">stomachs, </w:t>
-      </w:r>
-      <w:commentRangeEnd w:id="68"/>
-      <w:r>
-        <w:rPr>
-          <w:rStyle w:val="CommentReference"/>
-          <w:rFonts w:asciiTheme="minorHAnsi" w:hAnsiTheme="minorHAnsi" w:cstheme="minorBidi"/>
-          <w:color w:val="auto"/>
-        </w:rPr>
-        <w:commentReference w:id="68"/>
-      </w:r>
-      <w:r>
-        <w:rPr>
-          <w:noProof/>
-        </w:rPr>
-        <w:t xml:space="preserve">or </w:t>
+        <w:t xml:space="preserve">empty stomachs, or </w:t>
       </w:r>
       <w:r>
         <w:rPr>
@@ -8232,13 +7849,7 @@
         <w:rPr>
           <w:noProof/>
         </w:rPr>
-        <w:t xml:space="preserve"> habitat selection </w:t>
-      </w:r>
-      <w:r>
-        <w:rPr>
-          <w:noProof/>
-        </w:rPr>
-        <w:t xml:space="preserve">should shift </w:t>
+        <w:t xml:space="preserve"> habitat selection should shift </w:t>
       </w:r>
       <w:r>
         <w:rPr>
@@ -8262,13 +7873,13 @@
         <w:rPr>
           <w:noProof/>
         </w:rPr>
-        <w:t xml:space="preserve"> a</w:t>
-      </w:r>
-      <w:r>
-        <w:rPr>
-          <w:noProof/>
-        </w:rPr>
-        <w:t xml:space="preserve"> reduced metabolism</w:t>
+        <w:t xml:space="preserve"> a reduced metabolism</w:t>
+      </w:r>
+      <w:r>
+        <w:rPr>
+          <w:noProof/>
+        </w:rPr>
+        <w:t xml:space="preserve"> (especially since these fish should only infrequently exhibit a postprandial metabolic response)</w:t>
       </w:r>
       <w:r>
         <w:rPr>
@@ -8280,25 +7891,25 @@
         <w:rPr>
           <w:noProof/>
         </w:rPr>
+        <w:t xml:space="preserve"> Indeed, this </w:t>
+      </w:r>
+      <w:r>
+        <w:rPr>
+          <w:noProof/>
+        </w:rPr>
+        <w:t>behavioral trade-off</w:t>
+      </w:r>
+      <w:r>
+        <w:rPr>
+          <w:noProof/>
+        </w:rPr>
         <w:t xml:space="preserve"> </w:t>
       </w:r>
       <w:r>
         <w:rPr>
           <w:noProof/>
         </w:rPr>
-        <w:t xml:space="preserve">Indeed, </w:t>
-      </w:r>
-      <w:r>
-        <w:rPr>
-          <w:noProof/>
-        </w:rPr>
-        <w:t>this response</w:t>
-      </w:r>
-      <w:r>
-        <w:rPr>
-          <w:noProof/>
-        </w:rPr>
-        <w:t xml:space="preserve"> confirms that the term </w:t>
+        <w:t xml:space="preserve">confirms that the term </w:t>
       </w:r>
       <w:r>
         <w:rPr>
@@ -8331,14 +7942,12 @@
         </w:rPr>
         <w:t xml:space="preserve">, </w:t>
       </w:r>
-      <w:ins w:id="69" w:author="Barrett, Hannah" w:date="2023-11-21T13:43:00Z">
-        <w:r>
-          <w:rPr>
-            <w:noProof/>
-          </w:rPr>
-          <w:t xml:space="preserve">and </w:t>
-        </w:r>
-      </w:ins>
+      <w:r>
+        <w:rPr>
+          <w:noProof/>
+        </w:rPr>
+        <w:t xml:space="preserve">and </w:t>
+      </w:r>
       <w:r>
         <w:rPr>
           <w:noProof/>
@@ -8349,25 +7958,13 @@
         <w:rPr>
           <w:noProof/>
         </w:rPr>
-        <w:t xml:space="preserve">seasonal </w:t>
-      </w:r>
-      <w:r>
-        <w:rPr>
-          <w:noProof/>
-        </w:rPr>
-        <w:t xml:space="preserve">use </w:t>
-      </w:r>
-      <w:r>
-        <w:rPr>
-          <w:noProof/>
-        </w:rPr>
-        <w:t>with</w:t>
-      </w:r>
-      <w:r>
-        <w:rPr>
-          <w:noProof/>
-        </w:rPr>
-        <w:t xml:space="preserve"> </w:t>
+        <w:t xml:space="preserve">seasonal use </w:t>
+      </w:r>
+      <w:r>
+        <w:rPr>
+          <w:noProof/>
+        </w:rPr>
+        <w:t xml:space="preserve">with </w:t>
       </w:r>
       <w:r>
         <w:rPr>
@@ -8391,25 +7988,13 @@
         <w:rPr>
           <w:noProof/>
         </w:rPr>
-        <w:t>on</w:t>
-      </w:r>
-      <w:r>
-        <w:rPr>
-          <w:noProof/>
-        </w:rPr>
-        <w:t xml:space="preserve"> </w:t>
-      </w:r>
-      <w:r>
-        <w:rPr>
-          <w:noProof/>
-        </w:rPr>
-        <w:t>g</w:t>
-      </w:r>
-      <w:r>
-        <w:rPr>
-          <w:noProof/>
-        </w:rPr>
-        <w:t xml:space="preserve">rowth and </w:t>
+        <w:t xml:space="preserve">on </w:t>
+      </w:r>
+      <w:r>
+        <w:rPr>
+          <w:noProof/>
+        </w:rPr>
+        <w:t xml:space="preserve">growth and </w:t>
       </w:r>
       <w:r>
         <w:rPr>
@@ -8423,36 +8008,33 @@
         <w:pStyle w:val="Default"/>
         <w:spacing w:line="480" w:lineRule="auto"/>
         <w:ind w:firstLine="720"/>
+        <w:rPr>
+          <w:noProof/>
+        </w:rPr>
       </w:pPr>
       <w:r>
         <w:rPr>
           <w:noProof/>
         </w:rPr>
-        <w:t xml:space="preserve">As seasonal temperatures continue to surpass the </w:t>
-      </w:r>
-      <w:r>
-        <w:rPr>
-          <w:noProof/>
-        </w:rPr>
-        <w:t>phy</w:t>
-      </w:r>
-      <w:r>
-        <w:rPr>
-          <w:noProof/>
-        </w:rPr>
-        <w:t>siological</w:t>
-      </w:r>
-      <w:r>
-        <w:rPr>
-          <w:noProof/>
-        </w:rPr>
-        <w:t xml:space="preserve"> tolerance</w:t>
-      </w:r>
-      <w:r>
-        <w:rPr>
-          <w:noProof/>
-        </w:rPr>
-        <w:t xml:space="preserve"> ranges</w:t>
+        <w:t xml:space="preserve">As seasonal temperatures continue to surpass the physiological tolerance ranges of cold-water fishes, refuge use is likely to become a more promenant behavioral response (Barrett and Armstrong 2021). </w:t>
+      </w:r>
+      <w:r>
+        <w:rPr>
+          <w:noProof/>
+        </w:rPr>
+        <w:t xml:space="preserve">Previous studies have explored the vertical habitat compression that occurs in </w:t>
+      </w:r>
+      <w:r>
+        <w:rPr>
+          <w:noProof/>
+        </w:rPr>
+        <w:t>a subset of</w:t>
+      </w:r>
+      <w:r>
+        <w:rPr>
+          <w:noProof/>
+        </w:rPr>
+        <w:t xml:space="preserve"> these habitats (Ebersole</w:t>
       </w:r>
       <w:r>
         <w:rPr>
@@ -8464,25 +8046,25 @@
         <w:rPr>
           <w:noProof/>
         </w:rPr>
-        <w:t xml:space="preserve">of cold-water fishes, refuge use is likely to become a more promenant behavioral response (Barrett and Armstrong 2021). </w:t>
-      </w:r>
-      <w:r>
-        <w:rPr>
-          <w:noProof/>
-        </w:rPr>
-        <w:t xml:space="preserve">Previous studies have explored the vertical habitat compression that occurs in </w:t>
-      </w:r>
-      <w:r>
-        <w:rPr>
-          <w:noProof/>
-        </w:rPr>
-        <w:t>a subset of</w:t>
-      </w:r>
-      <w:r>
-        <w:rPr>
-          <w:noProof/>
-        </w:rPr>
-        <w:t xml:space="preserve"> these habitats (Gombert, Ebersole), and we have begun to understand how fish </w:t>
+        <w:t>et al. 2003</w:t>
+      </w:r>
+      <w:r>
+        <w:rPr>
+          <w:noProof/>
+        </w:rPr>
+        <w:t xml:space="preserve">, </w:t>
+      </w:r>
+      <w:r>
+        <w:rPr>
+          <w:noProof/>
+        </w:rPr>
+        <w:t>Gombert et al. 2022</w:t>
+      </w:r>
+      <w:r>
+        <w:rPr>
+          <w:noProof/>
+        </w:rPr>
+        <w:t xml:space="preserve">), and we have begun to understand how fish </w:t>
       </w:r>
       <w:r>
         <w:rPr>
@@ -8506,13 +8088,20 @@
         <w:rPr>
           <w:noProof/>
         </w:rPr>
-        <w:t xml:space="preserve"> (Barrett et al. in press). However, e</w:t>
-      </w:r>
-      <w:r>
-        <w:rPr>
-          <w:noProof/>
-        </w:rPr>
-        <w:t>valuating the effectiveness of t</w:t>
+        <w:t xml:space="preserve"> (Barrett et al. </w:t>
+      </w:r>
+      <w:r>
+        <w:rPr>
+          <w:i/>
+          <w:noProof/>
+        </w:rPr>
+        <w:t>in press</w:t>
+      </w:r>
+      <w:r>
+        <w:rPr>
+          <w:noProof/>
+        </w:rPr>
+        <w:t>). However, evaluating the effectiveness of t</w:t>
       </w:r>
       <w:r>
         <w:rPr>
@@ -8536,31 +8125,35 @@
         <w:rPr>
           <w:noProof/>
         </w:rPr>
-        <w:t>requires that we identify any pote</w:t>
-      </w:r>
-      <w:r>
-        <w:rPr>
-          <w:noProof/>
-        </w:rPr>
-        <w:t xml:space="preserve">ntial trade-offs that may occur within them, both spatially and temporally. </w:t>
-      </w:r>
-      <w:r>
-        <w:t>Here, we used a novel continuous monitoring approach to determine how diel variability in habitat conditions can cause trade-offs that drive cyclical habitat use in a floodplain thermal refuge habitat.</w:t>
-      </w:r>
-      <w:r>
+        <w:t xml:space="preserve">requires that we identify any potential trade-offs that may occur within them, both spatially and temporally. </w:t>
+      </w:r>
+      <w:r>
+        <w:t>Here, we used a novel continuous monitoring approach to determine how diel variability in habitat conditions can cause trade-offs that drive cyclical habitat use in a floodplain thermal refuge habitat</w:t>
+      </w:r>
+      <w:r>
+        <w:t>s</w:t>
+      </w:r>
+      <w:r>
+        <w:t xml:space="preserve">. </w:t>
+      </w:r>
+      <w:r>
+        <w:rPr>
+          <w:noProof/>
+        </w:rPr>
+        <w:t>Our</w:t>
+      </w:r>
+      <w:r>
+        <w:rPr>
+          <w:noProof/>
+        </w:rPr>
         <w:t xml:space="preserve"> </w:t>
       </w:r>
       <w:r>
         <w:rPr>
           <w:noProof/>
         </w:rPr>
-        <w:t>This study d</w:t>
-      </w:r>
-      <w:r>
-        <w:rPr>
-          <w:noProof/>
-        </w:rPr>
-        <w:t>irectly address</w:t>
+        <w:lastRenderedPageBreak/>
+        <w:t>study directly address</w:t>
       </w:r>
       <w:r>
         <w:rPr>
@@ -8596,135 +8189,40 @@
         <w:rPr>
           <w:noProof/>
         </w:rPr>
-        <w:t xml:space="preserve"> </w:t>
-      </w:r>
-      <w:r>
-        <w:rPr>
-          <w:noProof/>
-        </w:rPr>
-        <w:t xml:space="preserve">the </w:t>
-      </w:r>
-      <w:r>
-        <w:rPr>
-          <w:noProof/>
-        </w:rPr>
-        <w:t xml:space="preserve">temporal </w:t>
-      </w:r>
-      <w:del w:id="70" w:author="Barrett, Hannah" w:date="2023-11-21T13:47:00Z">
-        <w:r>
-          <w:rPr>
-            <w:noProof/>
-          </w:rPr>
-          <w:delText xml:space="preserve">and chemical </w:delText>
-        </w:r>
-      </w:del>
-      <w:r>
-        <w:rPr>
-          <w:noProof/>
-        </w:rPr>
-        <w:t>dynamics</w:t>
-      </w:r>
-      <w:r>
-        <w:rPr>
-          <w:noProof/>
-        </w:rPr>
-        <w:t xml:space="preserve"> of</w:t>
-      </w:r>
-      <w:ins w:id="71" w:author="Barrett, Hannah" w:date="2023-11-21T13:47:00Z">
-        <w:r>
-          <w:rPr>
-            <w:noProof/>
-          </w:rPr>
-          <w:t xml:space="preserve"> </w:t>
-        </w:r>
-        <w:r>
-          <w:rPr>
-            <w:noProof/>
-          </w:rPr>
-          <w:t>vertical habitat compression</w:t>
-        </w:r>
-        <w:r>
-          <w:rPr>
-            <w:noProof/>
-          </w:rPr>
-          <w:t xml:space="preserve"> in</w:t>
-        </w:r>
-      </w:ins>
-      <w:r>
-        <w:rPr>
-          <w:noProof/>
-        </w:rPr>
-        <w:t xml:space="preserve"> thermal refuges, and helps to ellucidate how fish </w:t>
-      </w:r>
-      <w:del w:id="72" w:author="Barrett, Hannah" w:date="2023-11-21T13:48:00Z">
-        <w:r>
-          <w:rPr>
-            <w:noProof/>
-          </w:rPr>
-          <w:delText xml:space="preserve">navigate </w:delText>
-        </w:r>
-      </w:del>
-      <w:ins w:id="73" w:author="Barrett, Hannah" w:date="2023-11-21T13:48:00Z">
-        <w:r>
-          <w:rPr>
-            <w:noProof/>
-          </w:rPr>
-          <w:t xml:space="preserve">track favorable conditions within </w:t>
-        </w:r>
-        <w:bookmarkStart w:id="74" w:name="_GoBack"/>
-        <w:bookmarkEnd w:id="74"/>
-        <w:r>
-          <w:rPr>
-            <w:noProof/>
-          </w:rPr>
-          <w:t xml:space="preserve"> </w:t>
-        </w:r>
-      </w:ins>
-      <w:del w:id="75" w:author="Barrett, Hannah" w:date="2023-11-21T13:47:00Z">
-        <w:r>
-          <w:rPr>
-            <w:noProof/>
-          </w:rPr>
-          <w:delText>vertical habitat compression</w:delText>
-        </w:r>
-        <w:r>
-          <w:rPr>
-            <w:noProof/>
-          </w:rPr>
-          <w:delText xml:space="preserve">. </w:delText>
-        </w:r>
-      </w:del>
+        <w:t xml:space="preserve"> the temporal dynamics of</w:t>
+      </w:r>
+      <w:r>
+        <w:rPr>
+          <w:noProof/>
+        </w:rPr>
+        <w:t xml:space="preserve"> vertical habitat compression in</w:t>
+      </w:r>
+      <w:r>
+        <w:rPr>
+          <w:noProof/>
+        </w:rPr>
+        <w:t xml:space="preserve"> thermal refuges, and </w:t>
+      </w:r>
+      <w:r>
+        <w:rPr>
+          <w:noProof/>
+        </w:rPr>
+        <w:t>emphasizes the importance of considering</w:t>
+      </w:r>
+      <w:r>
+        <w:rPr>
+          <w:noProof/>
+        </w:rPr>
+        <w:t xml:space="preserve"> how fine-scale diel fluctuation may impact the viability of thermal refuges in the face of climate change.  </w:t>
+      </w:r>
     </w:p>
     <w:p>
       <w:pPr>
         <w:pStyle w:val="Default"/>
         <w:spacing w:line="480" w:lineRule="auto"/>
         <w:ind w:firstLine="720"/>
-      </w:pPr>
-    </w:p>
-    <w:p>
-      <w:pPr>
-        <w:pStyle w:val="Default"/>
-        <w:spacing w:line="480" w:lineRule="auto"/>
-        <w:ind w:firstLine="720"/>
-      </w:pPr>
-    </w:p>
-    <w:p>
-      <w:pPr>
-        <w:pStyle w:val="Default"/>
-        <w:spacing w:line="480" w:lineRule="auto"/>
-        <w:rPr>
-          <w:ins w:id="76" w:author="Barrett, Hannah" w:date="2023-11-13T09:16:00Z"/>
-        </w:rPr>
-      </w:pPr>
-    </w:p>
-    <w:p>
-      <w:pPr>
-        <w:rPr>
-          <w:ins w:id="77" w:author="Barrett, Hannah" w:date="2023-11-13T09:28:00Z"/>
-          <w:rFonts w:ascii="Times New Roman" w:hAnsi="Times New Roman" w:cs="Times New Roman"/>
-          <w:noProof/>
-          <w:sz w:val="24"/>
+        <w:rPr>
+          <w:noProof/>
         </w:rPr>
       </w:pPr>
     </w:p>
@@ -8733,6 +8231,8 @@
         <w:pStyle w:val="Default"/>
         <w:spacing w:line="480" w:lineRule="auto"/>
       </w:pPr>
+      <w:bookmarkStart w:id="13" w:name="_GoBack"/>
+      <w:bookmarkEnd w:id="13"/>
     </w:p>
     <w:sectPr>
       <w:pgSz w:w="12240" w:h="15840"/>
@@ -8746,7 +8246,7 @@
 
 <file path=word/comments.xml><?xml version="1.0" encoding="utf-8"?>
 <w:comments xmlns:wpc="http://schemas.microsoft.com/office/word/2010/wordprocessingCanvas" xmlns:cx="http://schemas.microsoft.com/office/drawing/2014/chartex" xmlns:cx1="http://schemas.microsoft.com/office/drawing/2015/9/8/chartex" xmlns:mc="http://schemas.openxmlformats.org/markup-compatibility/2006" xmlns:o="urn:schemas-microsoft-com:office:office" xmlns:r="http://schemas.openxmlformats.org/officeDocument/2006/relationships" xmlns:m="http://schemas.openxmlformats.org/officeDocument/2006/math" xmlns:v="urn:schemas-microsoft-com:vml" xmlns:wp14="http://schemas.microsoft.com/office/word/2010/wordprocessingDrawing" xmlns:wp="http://schemas.openxmlformats.org/drawingml/2006/wordprocessingDrawing" xmlns:w10="urn:schemas-microsoft-com:office:word" xmlns:w="http://schemas.openxmlformats.org/wordprocessingml/2006/main" xmlns:w14="http://schemas.microsoft.com/office/word/2010/wordml" xmlns:w15="http://schemas.microsoft.com/office/word/2012/wordml" xmlns:w16se="http://schemas.microsoft.com/office/word/2015/wordml/symex" xmlns:wpg="http://schemas.microsoft.com/office/word/2010/wordprocessingGroup" xmlns:wpi="http://schemas.microsoft.com/office/word/2010/wordprocessingInk" xmlns:wne="http://schemas.microsoft.com/office/word/2006/wordml" xmlns:wps="http://schemas.microsoft.com/office/word/2010/wordprocessingShape" mc:Ignorable="w14 w15 w16se wp14">
-  <w:comment w:id="7" w:author="Barrett, Hannah" w:date="2023-09-18T15:14:00Z" w:initials="BH">
+  <w:comment w:id="0" w:author="Barrett, Hannah" w:date="2023-09-18T15:14:00Z" w:initials="BH">
     <w:p>
       <w:pPr>
         <w:pStyle w:val="CommentText"/>
@@ -8783,7 +8283,7 @@
       </w:r>
     </w:p>
   </w:comment>
-  <w:comment w:id="8" w:author="Barrett, Hannah" w:date="2023-09-11T13:43:00Z" w:initials="BH">
+  <w:comment w:id="2" w:author="Barrett, Hannah" w:date="2023-09-11T13:43:00Z" w:initials="BH">
     <w:p>
       <w:pPr>
         <w:pStyle w:val="CommentText"/>
@@ -8868,7 +8368,7 @@
       </w:r>
     </w:p>
   </w:comment>
-  <w:comment w:id="9" w:author="Microsoft Office User" w:date="2023-09-13T10:42:00Z" w:initials="MOU">
+  <w:comment w:id="3" w:author="Microsoft Office User" w:date="2023-09-13T10:42:00Z" w:initials="MOU">
     <w:p>
       <w:pPr>
         <w:pStyle w:val="CommentText"/>
@@ -8884,7 +8384,7 @@
       </w:r>
     </w:p>
   </w:comment>
-  <w:comment w:id="10" w:author="Barrett, Hannah" w:date="2023-09-19T10:38:00Z" w:initials="BH">
+  <w:comment w:id="4" w:author="Barrett, Hannah" w:date="2023-09-19T10:38:00Z" w:initials="BH">
     <w:p>
       <w:pPr>
         <w:pStyle w:val="CommentText"/>
@@ -8900,7 +8400,7 @@
       </w:r>
     </w:p>
   </w:comment>
-  <w:comment w:id="35" w:author="Barrett, Hannah" w:date="2023-10-02T10:46:00Z" w:initials="BH">
+  <w:comment w:id="6" w:author="Barrett, Hannah" w:date="2023-10-02T10:46:00Z" w:initials="BH">
     <w:p>
       <w:pPr>
         <w:pStyle w:val="CommentText"/>
@@ -8912,11 +8412,11 @@
         <w:annotationRef/>
       </w:r>
       <w:r>
-        <w:t>B3xi1xi2 interaction term?</w:t>
+        <w:t>Removed interaction term</w:t>
       </w:r>
     </w:p>
   </w:comment>
-  <w:comment w:id="36" w:author="Barrett, Hannah" w:date="2023-11-19T12:37:00Z" w:initials="BH">
+  <w:comment w:id="12" w:author="Barrett, Hannah" w:date="2023-10-13T10:42:00Z" w:initials="BH">
     <w:p>
       <w:pPr>
         <w:pStyle w:val="CommentText"/>
@@ -8928,51 +8428,8 @@
         <w:annotationRef/>
       </w:r>
       <w:r>
-        <w:t>No longer interaction in GAM</w:t>
-      </w:r>
-    </w:p>
-  </w:comment>
-  <w:comment w:id="43" w:author="Barrett, Hannah" w:date="2023-10-13T10:42:00Z" w:initials="BH">
-    <w:p>
-      <w:pPr>
-        <w:pStyle w:val="CommentText"/>
-      </w:pPr>
-      <w:r>
-        <w:rPr>
-          <w:rStyle w:val="CommentReference"/>
-        </w:rPr>
-        <w:annotationRef/>
-      </w:r>
-      <w:r>
         <w:t>What am I trying to say here? That the net pen approach is valid because any area that contains cold water also contains low do, such that vertically shifting movements will remain a prevalent tactic… lateral movement would cause fish to exit both low DO and low temp environments</w:t>
       </w:r>
-    </w:p>
-  </w:comment>
-  <w:comment w:id="68" w:author="Barrett, Hannah" w:date="2023-11-21T13:42:00Z" w:initials="BH">
-    <w:p>
-      <w:pPr>
-        <w:pStyle w:val="CommentText"/>
-      </w:pPr>
-      <w:r>
-        <w:rPr>
-          <w:rStyle w:val="CommentReference"/>
-        </w:rPr>
-        <w:annotationRef/>
-      </w:r>
-      <w:r>
-        <w:rPr>
-          <w:rStyle w:val="CommentReference"/>
-        </w:rPr>
-        <w:annotationRef/>
-      </w:r>
-      <w:r>
-        <w:t>Postprandial metabolic response</w:t>
-      </w:r>
-    </w:p>
-    <w:p>
-      <w:pPr>
-        <w:pStyle w:val="CommentText"/>
-      </w:pPr>
     </w:p>
   </w:comment>
 </w:comments>
@@ -8985,9 +8442,7 @@
   <w15:commentEx w15:paraId="47902044" w15:done="0"/>
   <w15:commentEx w15:paraId="7F32AA3D" w15:paraIdParent="47902044" w15:done="0"/>
   <w15:commentEx w15:paraId="5584008A" w15:done="0"/>
-  <w15:commentEx w15:paraId="566D88FB" w15:done="0"/>
   <w15:commentEx w15:paraId="2F95B1E2" w15:done="0"/>
-  <w15:commentEx w15:paraId="525A4841" w15:done="0"/>
 </w15:commentsEx>
 </file>
 
@@ -9943,7 +9398,7 @@
 </file>
 
 <file path=customXml/itemProps1.xml><?xml version="1.0" encoding="utf-8"?>
-<ds:datastoreItem xmlns:ds="http://schemas.openxmlformats.org/officeDocument/2006/customXml" ds:itemID="{51ECB0F4-D438-4C9C-A246-EA315867513B}">
+<ds:datastoreItem xmlns:ds="http://schemas.openxmlformats.org/officeDocument/2006/customXml" ds:itemID="{B0850A60-7716-4D8D-A822-154F95C64B62}">
   <ds:schemaRefs>
     <ds:schemaRef ds:uri="http://schemas.openxmlformats.org/officeDocument/2006/bibliography"/>
   </ds:schemaRefs>
